--- a/Documents/LHO - M7 - DT.docx
+++ b/Documents/LHO - M7 - DT.docx
@@ -160,32 +160,6 @@
               <w:szCs w:val="52"/>
             </w:rPr>
             <w:t xml:space="preserve">Lecteur RFID</w:t>
-          </w:r>
-          <w:r>
-            <w:rPr>
-              <w:b/>
-              <w:bCs/>
-              <w:sz w:val="52"/>
-              <w:szCs w:val="52"/>
-              <w:highlight w:val="none"/>
-            </w:rPr>
-          </w:r>
-          <w:r>
-            <w:rPr>
-              <w:b/>
-              <w:bCs/>
-              <w:sz w:val="52"/>
-              <w:szCs w:val="52"/>
-              <w:highlight w:val="none"/>
-            </w:rPr>
-          </w:r>
-          <w:r>
-            <w:rPr>
-              <w:b/>
-              <w:bCs/>
-              <w:sz w:val="52"/>
-              <w:szCs w:val="52"/>
-            </w:rPr>
           </w:r>
           <w:r>
             <w:rPr>
@@ -516,7 +490,6 @@
             </w:rPr>
             <w:t xml:space="preserve">Enseignants </w:t>
           </w:r>
-          <w:r/>
           <w:r>
             <w:rPr>
               <w:sz w:val="32"/>
@@ -585,7 +558,12 @@
               <w:szCs w:val="32"/>
             </w:rPr>
           </w:r>
-          <w:r/>
+          <w:r>
+            <w:rPr>
+              <w:sz w:val="32"/>
+              <w:szCs w:val="32"/>
+            </w:rPr>
+          </w:r>
         </w:p>
         <w:p>
           <w:pPr>
@@ -931,7 +909,7 @@
       <w:sdtContent>
         <w:p>
           <w:pPr>
-            <w:pStyle w:val="1807"/>
+            <w:pStyle w:val="1230"/>
             <w:pBdr/>
             <w:spacing/>
             <w:ind/>
@@ -962,7 +940,7 @@
         </w:p>
         <w:p>
           <w:pPr>
-            <w:pStyle w:val="1810"/>
+            <w:pStyle w:val="1233"/>
             <w:pBdr/>
             <w:tabs>
               <w:tab w:val="right" w:leader="dot" w:pos="9061"/>
@@ -981,21 +959,21 @@
             <w:fldChar w:fldCharType="separate"/>
           </w:r>
           <w:r/>
-          <w:hyperlink w:tooltip="#_Toc7" w:anchor="_Toc7" w:history="1">
+          <w:hyperlink w:tooltip="#_Toc1" w:anchor="_Toc1" w:history="1">
             <w:r>
               <w:rPr>
-                <w:rStyle w:val="1811"/>
+                <w:rStyle w:val="1234"/>
               </w:rPr>
             </w:r>
             <w:r>
               <w:rPr>
-                <w:rStyle w:val="1811"/>
+                <w:rStyle w:val="1234"/>
               </w:rPr>
               <w:t xml:space="preserve">1. Introduction</w:t>
             </w:r>
             <w:r>
               <w:rPr>
-                <w:rStyle w:val="1811"/>
+                <w:rStyle w:val="1234"/>
               </w:rPr>
             </w:r>
             <w:r>
@@ -1003,7 +981,7 @@
             </w:r>
             <w:r>
               <w:fldChar w:fldCharType="begin"/>
-              <w:instrText xml:space="preserve">PAGEREF _Toc7 \h</w:instrText>
+              <w:instrText xml:space="preserve">PAGEREF _Toc1 \h</w:instrText>
               <w:fldChar w:fldCharType="separate"/>
               <w:t xml:space="preserve">3</w:t>
               <w:fldChar w:fldCharType="end"/>
@@ -1013,7 +991,7 @@
         </w:p>
         <w:p>
           <w:pPr>
-            <w:pStyle w:val="1813"/>
+            <w:pStyle w:val="1236"/>
             <w:pBdr/>
             <w:tabs>
               <w:tab w:val="right" w:leader="dot" w:pos="9061"/>
@@ -1022,28 +1000,28 @@
             <w:ind/>
             <w:rPr/>
           </w:pPr>
-          <w:hyperlink w:tooltip="#_Toc8" w:anchor="_Toc8" w:history="1">
+          <w:hyperlink w:tooltip="#_Toc2" w:anchor="_Toc2" w:history="1">
             <w:r>
               <w:rPr>
-                <w:rStyle w:val="1811"/>
+                <w:rStyle w:val="1234"/>
               </w:rPr>
             </w:r>
             <w:r>
               <w:rPr>
-                <w:rStyle w:val="1811"/>
+                <w:rStyle w:val="1234"/>
                 <w:lang w:val="fr-CH"/>
               </w:rPr>
               <w:t xml:space="preserve">1.1 </w:t>
             </w:r>
             <w:r>
               <w:rPr>
-                <w:rStyle w:val="1811"/>
+                <w:rStyle w:val="1234"/>
               </w:rPr>
               <w:t xml:space="preserve">Personnes impliquées</w:t>
             </w:r>
             <w:r>
               <w:rPr>
-                <w:rStyle w:val="1811"/>
+                <w:rStyle w:val="1234"/>
               </w:rPr>
             </w:r>
             <w:r>
@@ -1051,7 +1029,7 @@
             </w:r>
             <w:r>
               <w:fldChar w:fldCharType="begin"/>
-              <w:instrText xml:space="preserve">PAGEREF _Toc8 \h</w:instrText>
+              <w:instrText xml:space="preserve">PAGEREF _Toc2 \h</w:instrText>
               <w:fldChar w:fldCharType="separate"/>
               <w:t xml:space="preserve">3</w:t>
               <w:fldChar w:fldCharType="end"/>
@@ -1061,7 +1039,7 @@
         </w:p>
         <w:p>
           <w:pPr>
-            <w:pStyle w:val="1813"/>
+            <w:pStyle w:val="1236"/>
             <w:pBdr/>
             <w:tabs>
               <w:tab w:val="right" w:leader="dot" w:pos="9061"/>
@@ -1070,28 +1048,28 @@
             <w:ind/>
             <w:rPr/>
           </w:pPr>
-          <w:hyperlink w:tooltip="#_Toc9" w:anchor="_Toc9" w:history="1">
+          <w:hyperlink w:tooltip="#_Toc3" w:anchor="_Toc3" w:history="1">
             <w:r>
               <w:rPr>
-                <w:rStyle w:val="1811"/>
+                <w:rStyle w:val="1234"/>
               </w:rPr>
             </w:r>
             <w:r>
               <w:rPr>
-                <w:rStyle w:val="1811"/>
+                <w:rStyle w:val="1234"/>
                 <w:lang w:val="fr-CH"/>
               </w:rPr>
               <w:t xml:space="preserve">1.2 </w:t>
             </w:r>
             <w:r>
               <w:rPr>
-                <w:rStyle w:val="1811"/>
+                <w:rStyle w:val="1234"/>
               </w:rPr>
               <w:t xml:space="preserve">Directives générales</w:t>
             </w:r>
             <w:r>
               <w:rPr>
-                <w:rStyle w:val="1811"/>
+                <w:rStyle w:val="1234"/>
               </w:rPr>
             </w:r>
             <w:r>
@@ -1099,7 +1077,7 @@
             </w:r>
             <w:r>
               <w:fldChar w:fldCharType="begin"/>
-              <w:instrText xml:space="preserve">PAGEREF _Toc9 \h</w:instrText>
+              <w:instrText xml:space="preserve">PAGEREF _Toc3 \h</w:instrText>
               <w:fldChar w:fldCharType="separate"/>
               <w:t xml:space="preserve">3</w:t>
               <w:fldChar w:fldCharType="end"/>
@@ -1109,7 +1087,7 @@
         </w:p>
         <w:p>
           <w:pPr>
-            <w:pStyle w:val="1825"/>
+            <w:pStyle w:val="1248"/>
             <w:pBdr/>
             <w:tabs>
               <w:tab w:val="right" w:leader="dot" w:pos="9061"/>
@@ -1118,22 +1096,22 @@
             <w:ind/>
             <w:rPr/>
           </w:pPr>
-          <w:hyperlink w:tooltip="#_Toc10" w:anchor="_Toc10" w:history="1">
+          <w:hyperlink w:tooltip="#_Toc4" w:anchor="_Toc4" w:history="1">
             <w:r>
               <w:rPr>
-                <w:rStyle w:val="1811"/>
+                <w:rStyle w:val="1234"/>
               </w:rPr>
             </w:r>
             <w:r>
               <w:rPr>
-                <w:rStyle w:val="1811"/>
+                <w:rStyle w:val="1234"/>
                 <w:lang w:val="fr-CH"/>
               </w:rPr>
               <w:t xml:space="preserve">1.2.1 Délais</w:t>
             </w:r>
             <w:r>
               <w:rPr>
-                <w:rStyle w:val="1811"/>
+                <w:rStyle w:val="1234"/>
               </w:rPr>
             </w:r>
             <w:r>
@@ -1141,7 +1119,7 @@
             </w:r>
             <w:r>
               <w:fldChar w:fldCharType="begin"/>
-              <w:instrText xml:space="preserve">PAGEREF _Toc10 \h</w:instrText>
+              <w:instrText xml:space="preserve">PAGEREF _Toc4 \h</w:instrText>
               <w:fldChar w:fldCharType="separate"/>
               <w:t xml:space="preserve">3</w:t>
               <w:fldChar w:fldCharType="end"/>
@@ -1151,7 +1129,7 @@
         </w:p>
         <w:p>
           <w:pPr>
-            <w:pStyle w:val="1825"/>
+            <w:pStyle w:val="1248"/>
             <w:pBdr/>
             <w:tabs>
               <w:tab w:val="right" w:leader="dot" w:pos="9061"/>
@@ -1160,22 +1138,22 @@
             <w:ind/>
             <w:rPr/>
           </w:pPr>
-          <w:hyperlink w:tooltip="#_Toc11" w:anchor="_Toc11" w:history="1">
+          <w:hyperlink w:tooltip="#_Toc5" w:anchor="_Toc5" w:history="1">
             <w:r>
               <w:rPr>
-                <w:rStyle w:val="1811"/>
+                <w:rStyle w:val="1234"/>
               </w:rPr>
             </w:r>
             <w:r>
               <w:rPr>
-                <w:rStyle w:val="1811"/>
+                <w:rStyle w:val="1234"/>
                 <w:lang w:val="fr-CH"/>
               </w:rPr>
               <w:t xml:space="preserve">1.2.2 Livrables</w:t>
             </w:r>
             <w:r>
               <w:rPr>
-                <w:rStyle w:val="1811"/>
+                <w:rStyle w:val="1234"/>
                 <w:lang w:val="fr-CH"/>
               </w:rPr>
             </w:r>
@@ -1184,7 +1162,7 @@
             </w:r>
             <w:r>
               <w:fldChar w:fldCharType="begin"/>
-              <w:instrText xml:space="preserve">PAGEREF _Toc11 \h</w:instrText>
+              <w:instrText xml:space="preserve">PAGEREF _Toc5 \h</w:instrText>
               <w:fldChar w:fldCharType="separate"/>
               <w:t xml:space="preserve">3</w:t>
               <w:fldChar w:fldCharType="end"/>
@@ -1198,7 +1176,356 @@
         </w:p>
         <w:p>
           <w:pPr>
-            <w:pStyle w:val="1810"/>
+            <w:pStyle w:val="1233"/>
+            <w:pBdr/>
+            <w:tabs>
+              <w:tab w:val="right" w:leader="dot" w:pos="9061"/>
+            </w:tabs>
+            <w:spacing/>
+            <w:ind/>
+            <w:rPr/>
+          </w:pPr>
+          <w:hyperlink w:tooltip="#_Toc6" w:anchor="_Toc6" w:history="1">
+            <w:r>
+              <w:rPr>
+                <w:rStyle w:val="1234"/>
+              </w:rPr>
+            </w:r>
+            <w:r>
+              <w:rPr>
+                <w:rStyle w:val="1234"/>
+                <w:lang w:val="fr-CH"/>
+              </w:rPr>
+              <w:t xml:space="preserve">2</w:t>
+            </w:r>
+            <w:r>
+              <w:rPr>
+                <w:rStyle w:val="1234"/>
+                <w:lang w:val="fr-CH"/>
+              </w:rPr>
+              <w:t xml:space="preserve">.</w:t>
+            </w:r>
+            <w:r>
+              <w:rPr>
+                <w:rStyle w:val="1234"/>
+                <w:rFonts w:asciiTheme="minorHAnsi" w:hAnsiTheme="minorHAnsi" w:eastAsiaTheme="minorHAnsi" w:cstheme="minorBidi"/>
+              </w:rPr>
+              <w:t xml:space="preserve"> </w:t>
+            </w:r>
+            <w:r>
+              <w:rPr>
+                <w:rStyle w:val="1234"/>
+              </w:rPr>
+              <w:t xml:space="preserve">Spécifications du système</w:t>
+            </w:r>
+            <w:r>
+              <w:rPr>
+                <w:rStyle w:val="1234"/>
+              </w:rPr>
+            </w:r>
+            <w:r>
+              <w:tab/>
+            </w:r>
+            <w:r>
+              <w:fldChar w:fldCharType="begin"/>
+              <w:instrText xml:space="preserve">PAGEREF _Toc6 \h</w:instrText>
+              <w:fldChar w:fldCharType="separate"/>
+              <w:t xml:space="preserve">4</w:t>
+              <w:fldChar w:fldCharType="end"/>
+            </w:r>
+          </w:hyperlink>
+          <w:r/>
+        </w:p>
+        <w:p>
+          <w:pPr>
+            <w:pStyle w:val="1236"/>
+            <w:pBdr/>
+            <w:tabs>
+              <w:tab w:val="right" w:leader="dot" w:pos="9061"/>
+            </w:tabs>
+            <w:spacing/>
+            <w:ind/>
+            <w:rPr/>
+          </w:pPr>
+          <w:hyperlink w:tooltip="#_Toc7" w:anchor="_Toc7" w:history="1">
+            <w:r>
+              <w:rPr>
+                <w:rStyle w:val="1234"/>
+              </w:rPr>
+            </w:r>
+            <w:r>
+              <w:rPr>
+                <w:rStyle w:val="1234"/>
+              </w:rPr>
+              <w:t xml:space="preserve">2.1 </w:t>
+            </w:r>
+            <w:r>
+              <w:rPr>
+                <w:rStyle w:val="1234"/>
+                <w:lang w:val="fr-CH"/>
+              </w:rPr>
+              <w:t xml:space="preserve">C</w:t>
+            </w:r>
+            <w:r>
+              <w:rPr>
+                <w:rStyle w:val="1234"/>
+              </w:rPr>
+              <w:t xml:space="preserve">ible</w:t>
+            </w:r>
+            <w:r>
+              <w:rPr>
+                <w:rStyle w:val="1234"/>
+              </w:rPr>
+            </w:r>
+            <w:r>
+              <w:tab/>
+            </w:r>
+            <w:r>
+              <w:fldChar w:fldCharType="begin"/>
+              <w:instrText xml:space="preserve">PAGEREF _Toc7 \h</w:instrText>
+              <w:fldChar w:fldCharType="separate"/>
+              <w:t xml:space="preserve">4</w:t>
+              <w:fldChar w:fldCharType="end"/>
+            </w:r>
+          </w:hyperlink>
+          <w:r/>
+        </w:p>
+        <w:p>
+          <w:pPr>
+            <w:pStyle w:val="1236"/>
+            <w:pBdr/>
+            <w:tabs>
+              <w:tab w:val="right" w:leader="dot" w:pos="9061"/>
+            </w:tabs>
+            <w:spacing/>
+            <w:ind/>
+            <w:rPr/>
+          </w:pPr>
+          <w:hyperlink w:tooltip="#_Toc8" w:anchor="_Toc8" w:history="1">
+            <w:r>
+              <w:rPr>
+                <w:rStyle w:val="1234"/>
+              </w:rPr>
+            </w:r>
+            <w:r>
+              <w:rPr>
+                <w:rStyle w:val="1234"/>
+                <w:lang w:val="fr-CH"/>
+              </w:rPr>
+              <w:t xml:space="preserve">2.</w:t>
+            </w:r>
+            <w:r>
+              <w:rPr>
+                <w:rStyle w:val="1234"/>
+                <w:lang w:val="fr-CH"/>
+              </w:rPr>
+              <w:t xml:space="preserve">2</w:t>
+            </w:r>
+            <w:r>
+              <w:rPr>
+                <w:rStyle w:val="1234"/>
+                <w:lang w:val="fr-CH"/>
+              </w:rPr>
+              <w:t xml:space="preserve"> </w:t>
+            </w:r>
+            <w:r>
+              <w:rPr>
+                <w:rStyle w:val="1234"/>
+              </w:rPr>
+              <w:t xml:space="preserve">Exigences fonctionnel</w:t>
+            </w:r>
+            <w:r>
+              <w:rPr>
+                <w:rStyle w:val="1234"/>
+                <w:lang w:val="fr-CH"/>
+              </w:rPr>
+              <w:t xml:space="preserve">le</w:t>
+            </w:r>
+            <w:r>
+              <w:rPr>
+                <w:rStyle w:val="1234"/>
+              </w:rPr>
+              <w:t xml:space="preserve">s</w:t>
+            </w:r>
+            <w:r>
+              <w:rPr>
+                <w:rStyle w:val="1234"/>
+              </w:rPr>
+              <w:t xml:space="preserve"> </w:t>
+            </w:r>
+            <w:r>
+              <w:rPr>
+                <w:rStyle w:val="1234"/>
+              </w:rPr>
+            </w:r>
+            <w:r>
+              <w:tab/>
+            </w:r>
+            <w:r>
+              <w:fldChar w:fldCharType="begin"/>
+              <w:instrText xml:space="preserve">PAGEREF _Toc8 \h</w:instrText>
+              <w:fldChar w:fldCharType="separate"/>
+              <w:t xml:space="preserve">4</w:t>
+              <w:fldChar w:fldCharType="end"/>
+            </w:r>
+          </w:hyperlink>
+          <w:r/>
+        </w:p>
+        <w:p>
+          <w:pPr>
+            <w:pStyle w:val="1233"/>
+            <w:pBdr/>
+            <w:tabs>
+              <w:tab w:val="right" w:leader="dot" w:pos="9061"/>
+            </w:tabs>
+            <w:spacing/>
+            <w:ind/>
+            <w:rPr/>
+          </w:pPr>
+          <w:hyperlink w:tooltip="#_Toc9" w:anchor="_Toc9" w:history="1">
+            <w:r>
+              <w:rPr>
+                <w:rStyle w:val="1234"/>
+              </w:rPr>
+            </w:r>
+            <w:r>
+              <w:rPr>
+                <w:rStyle w:val="1234"/>
+                <w:lang w:val="fr-CH"/>
+              </w:rPr>
+              <w:t xml:space="preserve">3. </w:t>
+            </w:r>
+            <w:r>
+              <w:rPr>
+                <w:rStyle w:val="1234"/>
+              </w:rPr>
+              <w:t xml:space="preserve">Conception Matérielle</w:t>
+            </w:r>
+            <w:r>
+              <w:rPr>
+                <w:rStyle w:val="1234"/>
+                <w:lang w:val="fr-CH"/>
+              </w:rPr>
+              <w:t xml:space="preserve"> </w:t>
+            </w:r>
+            <w:r>
+              <w:rPr>
+                <w:rStyle w:val="1234"/>
+              </w:rPr>
+            </w:r>
+            <w:r>
+              <w:tab/>
+            </w:r>
+            <w:r>
+              <w:fldChar w:fldCharType="begin"/>
+              <w:instrText xml:space="preserve">PAGEREF _Toc9 \h</w:instrText>
+              <w:fldChar w:fldCharType="separate"/>
+              <w:t xml:space="preserve">5</w:t>
+              <w:fldChar w:fldCharType="end"/>
+            </w:r>
+          </w:hyperlink>
+          <w:r/>
+        </w:p>
+        <w:p>
+          <w:pPr>
+            <w:pStyle w:val="1236"/>
+            <w:pBdr/>
+            <w:tabs>
+              <w:tab w:val="right" w:leader="dot" w:pos="9061"/>
+            </w:tabs>
+            <w:spacing/>
+            <w:ind/>
+            <w:rPr/>
+          </w:pPr>
+          <w:hyperlink w:tooltip="#_Toc10" w:anchor="_Toc10" w:history="1">
+            <w:r>
+              <w:rPr>
+                <w:rStyle w:val="1234"/>
+              </w:rPr>
+            </w:r>
+            <w:r>
+              <w:rPr>
+                <w:rStyle w:val="1234"/>
+                <w:highlight w:val="none"/>
+                <w:lang w:val="fr-CH"/>
+              </w:rPr>
+              <w:t xml:space="preserve">3.1 </w:t>
+            </w:r>
+            <w:r>
+              <w:rPr>
+                <w:rStyle w:val="1234"/>
+              </w:rPr>
+              <w:t xml:space="preserve">Vue d'ensemble de l'architecture</w:t>
+            </w:r>
+            <w:r>
+              <w:rPr>
+                <w:rStyle w:val="1234"/>
+              </w:rPr>
+            </w:r>
+            <w:r>
+              <w:tab/>
+            </w:r>
+            <w:r>
+              <w:fldChar w:fldCharType="begin"/>
+              <w:instrText xml:space="preserve">PAGEREF _Toc10 \h</w:instrText>
+              <w:fldChar w:fldCharType="separate"/>
+              <w:t xml:space="preserve">5</w:t>
+              <w:fldChar w:fldCharType="end"/>
+            </w:r>
+          </w:hyperlink>
+          <w:r/>
+        </w:p>
+        <w:p>
+          <w:pPr>
+            <w:pStyle w:val="1236"/>
+            <w:pBdr/>
+            <w:tabs>
+              <w:tab w:val="right" w:leader="dot" w:pos="9061"/>
+            </w:tabs>
+            <w:spacing/>
+            <w:ind/>
+            <w:rPr/>
+          </w:pPr>
+          <w:hyperlink w:tooltip="#_Toc11" w:anchor="_Toc11" w:history="1">
+            <w:r>
+              <w:rPr>
+                <w:rStyle w:val="1234"/>
+              </w:rPr>
+            </w:r>
+            <w:r>
+              <w:rPr>
+                <w:rStyle w:val="1234"/>
+                <w:lang w:val="fr-CH"/>
+              </w:rPr>
+              <w:t xml:space="preserve">3.2 </w:t>
+            </w:r>
+            <w:r>
+              <w:rPr>
+                <w:rStyle w:val="1234"/>
+              </w:rPr>
+              <w:t xml:space="preserve">Module de lecture RFID : </w:t>
+            </w:r>
+            <w:r>
+              <w:rPr>
+                <w:rStyle w:val="1234"/>
+              </w:rPr>
+            </w:r>
+            <w:r>
+              <w:tab/>
+            </w:r>
+            <w:r>
+              <w:fldChar w:fldCharType="begin"/>
+              <w:instrText xml:space="preserve">PAGEREF _Toc11 \h</w:instrText>
+              <w:fldChar w:fldCharType="separate"/>
+              <w:t xml:space="preserve">5</w:t>
+              <w:fldChar w:fldCharType="end"/>
+            </w:r>
+          </w:hyperlink>
+          <w:r/>
+        </w:p>
+        <w:p>
+          <w:pPr>
+            <w:pStyle w:val="1236"/>
             <w:pBdr/>
             <w:tabs>
               <w:tab w:val="right" w:leader="dot" w:pos="9061"/>
@@ -1210,39 +1537,44 @@
           <w:hyperlink w:tooltip="#_Toc12" w:anchor="_Toc12" w:history="1">
             <w:r>
               <w:rPr>
-                <w:rStyle w:val="1811"/>
+                <w:rStyle w:val="1234"/>
               </w:rPr>
             </w:r>
             <w:r>
               <w:rPr>
-                <w:rStyle w:val="1811"/>
+                <w:rStyle w:val="1234"/>
+                <w:highlight w:val="none"/>
                 <w:lang w:val="fr-CH"/>
               </w:rPr>
-              <w:t xml:space="preserve">2</w:t>
+              <w:t xml:space="preserve">3.3 </w:t>
             </w:r>
             <w:r>
               <w:rPr>
-                <w:rStyle w:val="1811"/>
+                <w:rStyle w:val="1234"/>
+                <w:highlight w:val="none"/>
                 <w:lang w:val="fr-CH"/>
               </w:rPr>
-              <w:t xml:space="preserve">.</w:t>
+              <w:t xml:space="preserve">Interface Automate (PLC) : </w:t>
             </w:r>
             <w:r>
               <w:rPr>
-                <w:rStyle w:val="1811"/>
-                <w:rFonts w:asciiTheme="minorHAnsi" w:hAnsiTheme="minorHAnsi" w:eastAsiaTheme="minorHAnsi" w:cstheme="minorBidi"/>
+                <w:rStyle w:val="1234"/>
+                <w:highlight w:val="none"/>
+                <w:lang w:val="fr-CH"/>
               </w:rPr>
-              <w:t xml:space="preserve"> </w:t>
+              <w:t xml:space="preserve">RS-485</w:t>
             </w:r>
             <w:r>
               <w:rPr>
-                <w:rStyle w:val="1811"/>
+                <w:rStyle w:val="1234"/>
+                <w:highlight w:val="none"/>
+                <w:lang w:val="fr-CH"/>
               </w:rPr>
-              <w:t xml:space="preserve">Spécifications du système</w:t>
+              <w:t xml:space="preserve"> et MAX3485</w:t>
             </w:r>
             <w:r>
               <w:rPr>
-                <w:rStyle w:val="1811"/>
+                <w:rStyle w:val="1234"/>
               </w:rPr>
             </w:r>
             <w:r>
@@ -1252,7 +1584,7 @@
               <w:fldChar w:fldCharType="begin"/>
               <w:instrText xml:space="preserve">PAGEREF _Toc12 \h</w:instrText>
               <w:fldChar w:fldCharType="separate"/>
-              <w:t xml:space="preserve">4</w:t>
+              <w:t xml:space="preserve">5</w:t>
               <w:fldChar w:fldCharType="end"/>
             </w:r>
           </w:hyperlink>
@@ -1260,7 +1592,7 @@
         </w:p>
         <w:p>
           <w:pPr>
-            <w:pStyle w:val="1813"/>
+            <w:pStyle w:val="1236"/>
             <w:pBdr/>
             <w:tabs>
               <w:tab w:val="right" w:leader="dot" w:pos="9061"/>
@@ -1272,18 +1604,40 @@
           <w:hyperlink w:tooltip="#_Toc13" w:anchor="_Toc13" w:history="1">
             <w:r>
               <w:rPr>
-                <w:rStyle w:val="1811"/>
+                <w:rStyle w:val="1234"/>
               </w:rPr>
             </w:r>
             <w:r>
               <w:rPr>
-                <w:rStyle w:val="1811"/>
+                <w:rStyle w:val="1234"/>
+                <w:highlight w:val="none"/>
+                <w:lang w:val="fr-CH"/>
               </w:rPr>
-              <w:t xml:space="preserve">2.1 Public cible</w:t>
+              <w:t xml:space="preserve">3.4 </w:t>
             </w:r>
             <w:r>
               <w:rPr>
-                <w:rStyle w:val="1811"/>
+                <w:rStyle w:val="1234"/>
+              </w:rPr>
+              <w:t xml:space="preserve">Gestion de l'alimentation :</w:t>
+            </w:r>
+            <w:r>
+              <w:rPr>
+                <w:rStyle w:val="1234"/>
+                <w:lang w:val="fr-CH"/>
+              </w:rPr>
+              <w:t xml:space="preserve"> </w:t>
+            </w:r>
+            <w:r>
+              <w:rPr>
+                <w:rStyle w:val="1234"/>
+                <w:lang w:val="fr-CH"/>
+              </w:rPr>
+              <w:t xml:space="preserve">(24-&gt;5VDC)</w:t>
+            </w:r>
+            <w:r>
+              <w:rPr>
+                <w:rStyle w:val="1234"/>
               </w:rPr>
             </w:r>
             <w:r>
@@ -1293,7 +1647,7 @@
               <w:fldChar w:fldCharType="begin"/>
               <w:instrText xml:space="preserve">PAGEREF _Toc13 \h</w:instrText>
               <w:fldChar w:fldCharType="separate"/>
-              <w:t xml:space="preserve">4</w:t>
+              <w:t xml:space="preserve">6</w:t>
               <w:fldChar w:fldCharType="end"/>
             </w:r>
           </w:hyperlink>
@@ -1301,7 +1655,7 @@
         </w:p>
         <w:p>
           <w:pPr>
-            <w:pStyle w:val="1813"/>
+            <w:pStyle w:val="1236"/>
             <w:pBdr/>
             <w:tabs>
               <w:tab w:val="right" w:leader="dot" w:pos="9061"/>
@@ -1313,58 +1667,26 @@
           <w:hyperlink w:tooltip="#_Toc14" w:anchor="_Toc14" w:history="1">
             <w:r>
               <w:rPr>
-                <w:rStyle w:val="1811"/>
+                <w:rStyle w:val="1234"/>
               </w:rPr>
             </w:r>
             <w:r>
               <w:rPr>
-                <w:rStyle w:val="1811"/>
+                <w:rStyle w:val="1234"/>
+                <w:highlight w:val="none"/>
                 <w:lang w:val="fr-CH"/>
               </w:rPr>
-              <w:t xml:space="preserve">2.</w:t>
+              <w:t xml:space="preserve">3.5 </w:t>
             </w:r>
             <w:r>
               <w:rPr>
-                <w:rStyle w:val="1811"/>
-                <w:lang w:val="fr-CH"/>
+                <w:rStyle w:val="1234"/>
               </w:rPr>
-              <w:t xml:space="preserve">2</w:t>
+              <w:t xml:space="preserve">Interfaces de contrôle local et de diagnostic</w:t>
             </w:r>
             <w:r>
               <w:rPr>
-                <w:rStyle w:val="1811"/>
-                <w:lang w:val="fr-CH"/>
-              </w:rPr>
-              <w:t xml:space="preserve"> </w:t>
-            </w:r>
-            <w:r>
-              <w:rPr>
-                <w:rStyle w:val="1811"/>
-              </w:rPr>
-              <w:t xml:space="preserve">Exigences fonctionnel</w:t>
-            </w:r>
-            <w:r>
-              <w:rPr>
-                <w:rStyle w:val="1811"/>
-                <w:lang w:val="fr-CH"/>
-              </w:rPr>
-              <w:t xml:space="preserve">le</w:t>
-            </w:r>
-            <w:r>
-              <w:rPr>
-                <w:rStyle w:val="1811"/>
-              </w:rPr>
-              <w:t xml:space="preserve">s</w:t>
-            </w:r>
-            <w:r>
-              <w:rPr>
-                <w:rStyle w:val="1811"/>
-              </w:rPr>
-              <w:t xml:space="preserve"> </w:t>
-            </w:r>
-            <w:r>
-              <w:rPr>
-                <w:rStyle w:val="1811"/>
+                <w:rStyle w:val="1234"/>
               </w:rPr>
             </w:r>
             <w:r>
@@ -1374,7 +1696,7 @@
               <w:fldChar w:fldCharType="begin"/>
               <w:instrText xml:space="preserve">PAGEREF _Toc14 \h</w:instrText>
               <w:fldChar w:fldCharType="separate"/>
-              <w:t xml:space="preserve">4</w:t>
+              <w:t xml:space="preserve">6</w:t>
               <w:fldChar w:fldCharType="end"/>
             </w:r>
           </w:hyperlink>
@@ -1382,7 +1704,7 @@
         </w:p>
         <w:p>
           <w:pPr>
-            <w:pStyle w:val="1813"/>
+            <w:pStyle w:val="1236"/>
             <w:pBdr/>
             <w:tabs>
               <w:tab w:val="right" w:leader="dot" w:pos="9061"/>
@@ -1394,48 +1716,20 @@
           <w:hyperlink w:tooltip="#_Toc15" w:anchor="_Toc15" w:history="1">
             <w:r>
               <w:rPr>
-                <w:rStyle w:val="1811"/>
+                <w:rStyle w:val="1234"/>
               </w:rPr>
             </w:r>
             <w:r>
               <w:rPr>
-                <w:rStyle w:val="1811"/>
+                <w:rStyle w:val="1234"/>
+                <w:lang w:val="fr-CH"/>
               </w:rPr>
-              <w:t xml:space="preserve">2.</w:t>
+              <w:t xml:space="preserve">3.6 Branchement / Liaison</w:t>
             </w:r>
             <w:r>
               <w:rPr>
-                <w:rStyle w:val="1811"/>
-              </w:rPr>
-              <w:t xml:space="preserve">3</w:t>
-            </w:r>
-            <w:r>
-              <w:rPr>
-                <w:rStyle w:val="1811"/>
-              </w:rPr>
-              <w:t xml:space="preserve"> </w:t>
-            </w:r>
-            <w:r>
-              <w:rPr>
-                <w:rStyle w:val="1811"/>
-              </w:rPr>
-              <w:t xml:space="preserve">Exigences </w:t>
-            </w:r>
-            <w:r>
-              <w:rPr>
-                <w:rStyle w:val="1811"/>
-              </w:rPr>
-              <w:t xml:space="preserve">Non-</w:t>
-            </w:r>
-            <w:r>
-              <w:rPr>
-                <w:rStyle w:val="1811"/>
-              </w:rPr>
-              <w:t xml:space="preserve">Fonctionnelles</w:t>
-            </w:r>
-            <w:r>
-              <w:rPr>
-                <w:rStyle w:val="1811"/>
+                <w:rStyle w:val="1234"/>
+                <w:highlight w:val="none"/>
               </w:rPr>
             </w:r>
             <w:r>
@@ -1445,15 +1739,19 @@
               <w:fldChar w:fldCharType="begin"/>
               <w:instrText xml:space="preserve">PAGEREF _Toc15 \h</w:instrText>
               <w:fldChar w:fldCharType="separate"/>
-              <w:t xml:space="preserve">5</w:t>
+              <w:t xml:space="preserve">6</w:t>
               <w:fldChar w:fldCharType="end"/>
             </w:r>
           </w:hyperlink>
-          <w:r/>
+          <w:r>
+            <w:rPr>
+              <w:lang w:val="fr-CH"/>
+            </w:rPr>
+          </w:r>
         </w:p>
         <w:p>
           <w:pPr>
-            <w:pStyle w:val="1825"/>
+            <w:pStyle w:val="1236"/>
             <w:pBdr/>
             <w:tabs>
               <w:tab w:val="right" w:leader="dot" w:pos="9061"/>
@@ -1465,20 +1763,26 @@
           <w:hyperlink w:tooltip="#_Toc16" w:anchor="_Toc16" w:history="1">
             <w:r>
               <w:rPr>
-                <w:rStyle w:val="1811"/>
+                <w:rStyle w:val="1234"/>
               </w:rPr>
             </w:r>
             <w:r>
               <w:rPr>
-                <w:rStyle w:val="1811"/>
+                <w:rStyle w:val="1234"/>
                 <w:highlight w:val="none"/>
-                <w:lang w:val="fr-CH" w:bidi="fr-CH"/>
+                <w:lang w:val="fr-CH"/>
               </w:rPr>
-              <w:t xml:space="preserve">2.4.1 Choix technologique</w:t>
+              <w:t xml:space="preserve">3.6 </w:t>
             </w:r>
             <w:r>
               <w:rPr>
-                <w:rStyle w:val="1811"/>
+                <w:rStyle w:val="1234"/>
+              </w:rPr>
+              <w:t xml:space="preserve">Unité de traitement centrale : Le choix de l'ESP32</w:t>
+            </w:r>
+            <w:r>
+              <w:rPr>
+                <w:rStyle w:val="1234"/>
               </w:rPr>
             </w:r>
             <w:r>
@@ -1488,7 +1792,7 @@
               <w:fldChar w:fldCharType="begin"/>
               <w:instrText xml:space="preserve">PAGEREF _Toc16 \h</w:instrText>
               <w:fldChar w:fldCharType="separate"/>
-              <w:t xml:space="preserve">5</w:t>
+              <w:t xml:space="preserve">7</w:t>
               <w:fldChar w:fldCharType="end"/>
             </w:r>
           </w:hyperlink>
@@ -1534,20 +1838,19 @@
     </w:p>
     <w:p>
       <w:pPr>
-        <w:pStyle w:val="1613"/>
+        <w:pStyle w:val="1036"/>
         <w:pBdr/>
         <w:spacing/>
         <w:ind/>
         <w:rPr/>
       </w:pPr>
       <w:r/>
-      <w:bookmarkStart w:id="22" w:name="_Toc7"/>
-      <w:r/>
+      <w:bookmarkStart w:id="1" w:name="_Toc1"/>
       <w:r>
         <w:t xml:space="preserve">1. Introduction</w:t>
       </w:r>
       <w:r/>
-      <w:bookmarkEnd w:id="22"/>
+      <w:bookmarkEnd w:id="1"/>
       <w:r/>
       <w:r/>
     </w:p>
@@ -1571,6 +1874,11 @@
           <w:lang w:val="fr-CH" w:bidi="fr-CH"/>
         </w:rPr>
         <w:t xml:space="preserve">Ce module d’apprentissage a pour objectif de couvrir l’ensemble du cycle de développement d'un système embarqué de lecture et d'écriture de tags RFID , depuis l’analyse des besoins jusqu’aux phases de fabrication, de test et de validation du prototype.</w:t>
+      </w:r>
+      <w:r>
+        <w:rPr>
+          <w:lang w:val="fr-CH" w:bidi="fr-CH"/>
+        </w:rPr>
       </w:r>
       <w:r>
         <w:rPr>
@@ -1608,6 +1916,7 @@
       </w:r>
       <w:r>
         <w:rPr>
+          <w:highlight w:val="none"/>
           <w:lang w:val="fr-CH" w:bidi="fr-CH"/>
         </w:rPr>
       </w:r>
@@ -1623,12 +1932,6 @@
           <w:lang w:val="fr-CH" w:bidi="fr-CH"/>
         </w:rPr>
       </w:pPr>
-      <w:r>
-        <w:rPr>
-          <w:highlight w:val="none"/>
-          <w:lang w:val="fr-CH" w:bidi="fr-CH"/>
-        </w:rPr>
-      </w:r>
       <w:r>
         <w:rPr>
           <w:highlight w:val="none"/>
@@ -1640,37 +1943,31 @@
       </w:r>
       <w:r>
         <w:rPr>
-          <w:highlight w:val="none"/>
           <w:lang w:val="fr-CH" w:bidi="fr-CH"/>
         </w:rPr>
       </w:r>
-      <w:r>
-        <w:rPr>
-          <w:lang w:val="fr-CH" w:bidi="fr-CH"/>
-        </w:rPr>
-      </w:r>
-    </w:p>
-    <w:p>
-      <w:pPr>
-        <w:pStyle w:val="1814"/>
-        <w:numPr>
-          <w:ilvl w:val="0"/>
-          <w:numId w:val="116"/>
-        </w:numPr>
-        <w:pBdr/>
-        <w:spacing/>
-        <w:ind/>
-        <w:jc w:val="both"/>
-        <w:rPr>
-          <w:lang w:val="fr-CH" w:bidi="fr-CH"/>
-        </w:rPr>
-      </w:pPr>
       <w:r>
         <w:rPr>
           <w:highlight w:val="none"/>
           <w:lang w:val="fr-CH" w:bidi="fr-CH"/>
         </w:rPr>
       </w:r>
+    </w:p>
+    <w:p>
+      <w:pPr>
+        <w:pStyle w:val="1237"/>
+        <w:numPr>
+          <w:ilvl w:val="0"/>
+          <w:numId w:val="116"/>
+        </w:numPr>
+        <w:pBdr/>
+        <w:spacing/>
+        <w:ind/>
+        <w:jc w:val="both"/>
+        <w:rPr>
+          <w:lang w:val="fr-CH" w:bidi="fr-CH"/>
+        </w:rPr>
+      </w:pPr>
       <w:r>
         <w:rPr>
           <w:highlight w:val="none"/>
@@ -1686,12 +1983,6 @@
       </w:r>
       <w:r>
         <w:rPr>
-          <w:highlight w:val="none"/>
-          <w:lang w:val="fr-CH" w:bidi="fr-CH"/>
-        </w:rPr>
-      </w:r>
-      <w:r>
-        <w:rPr>
           <w:lang w:val="fr-CH" w:bidi="fr-CH"/>
         </w:rPr>
         <w:tab/>
@@ -1702,10 +1993,15 @@
           <w:lang w:val="fr-CH" w:bidi="fr-CH"/>
         </w:rPr>
       </w:r>
+      <w:r>
+        <w:rPr>
+          <w:lang w:val="fr-CH" w:bidi="fr-CH"/>
+        </w:rPr>
+      </w:r>
     </w:p>
     <w:p>
       <w:pPr>
-        <w:pStyle w:val="1814"/>
+        <w:pStyle w:val="1237"/>
         <w:numPr>
           <w:ilvl w:val="0"/>
           <w:numId w:val="116"/>
@@ -1731,10 +2027,11 @@
           <w:lang w:val="fr-CH" w:bidi="fr-CH"/>
         </w:rPr>
       </w:r>
+      <w:r/>
     </w:p>
     <w:p>
       <w:pPr>
-        <w:pStyle w:val="1814"/>
+        <w:pStyle w:val="1237"/>
         <w:numPr>
           <w:ilvl w:val="0"/>
           <w:numId w:val="116"/>
@@ -1759,10 +2056,11 @@
           <w:lang w:val="fr-CH" w:bidi="fr-CH"/>
         </w:rPr>
       </w:r>
+      <w:r/>
     </w:p>
     <w:p>
       <w:pPr>
-        <w:pStyle w:val="1814"/>
+        <w:pStyle w:val="1237"/>
         <w:numPr>
           <w:ilvl w:val="0"/>
           <w:numId w:val="116"/>
@@ -1787,42 +2085,18 @@
           <w:lang w:val="fr-CH" w:bidi="fr-CH"/>
         </w:rPr>
       </w:r>
-      <w:r>
-        <w:rPr>
-          <w:highlight w:val="none"/>
-          <w:lang w:val="fr-CH" w:bidi="fr-CH"/>
-        </w:rPr>
-      </w:r>
-      <w:r>
-        <w:rPr>
-          <w:highlight w:val="none"/>
-          <w:lang w:val="fr-CH" w:bidi="fr-CH"/>
-        </w:rPr>
-      </w:r>
-      <w:r>
-        <w:rPr>
-          <w:highlight w:val="none"/>
-          <w:lang w:val="fr-CH" w:bidi="fr-CH"/>
-        </w:rPr>
-      </w:r>
-      <w:r>
-        <w:rPr>
-          <w:highlight w:val="none"/>
-          <w:lang w:val="fr-CH" w:bidi="fr-CH"/>
-        </w:rPr>
-      </w:r>
+      <w:r/>
     </w:p>
     <w:p>
       <w:pPr>
-        <w:pStyle w:val="1614"/>
+        <w:pStyle w:val="1037"/>
         <w:pBdr/>
         <w:spacing/>
         <w:ind/>
         <w:rPr/>
       </w:pPr>
       <w:r/>
-      <w:bookmarkStart w:id="23" w:name="_Toc8"/>
-      <w:r/>
+      <w:bookmarkStart w:id="2" w:name="_Toc2"/>
       <w:r>
         <w:rPr>
           <w:lang w:val="fr-CH"/>
@@ -1833,7 +2107,7 @@
         <w:t xml:space="preserve">Personnes impliquées</w:t>
       </w:r>
       <w:r/>
-      <w:bookmarkEnd w:id="23"/>
+      <w:bookmarkEnd w:id="2"/>
       <w:r/>
       <w:r/>
     </w:p>
@@ -1851,7 +2125,7 @@
     </w:p>
     <w:p>
       <w:pPr>
-        <w:pStyle w:val="1814"/>
+        <w:pStyle w:val="1237"/>
         <w:numPr>
           <w:ilvl w:val="0"/>
           <w:numId w:val="102"/>
@@ -1889,7 +2163,7 @@
     </w:p>
     <w:p>
       <w:pPr>
-        <w:pStyle w:val="1814"/>
+        <w:pStyle w:val="1237"/>
         <w:numPr>
           <w:ilvl w:val="0"/>
           <w:numId w:val="103"/>
@@ -1912,7 +2186,7 @@
     </w:p>
     <w:p>
       <w:pPr>
-        <w:pStyle w:val="1814"/>
+        <w:pStyle w:val="1237"/>
         <w:numPr>
           <w:ilvl w:val="0"/>
           <w:numId w:val="103"/>
@@ -1935,16 +2209,11 @@
           <w:lang w:val="fr-CH"/>
         </w:rPr>
       </w:r>
-      <w:r>
-        <w:rPr>
-          <w:highlight w:val="none"/>
-          <w:lang w:val="fr-CH"/>
-        </w:rPr>
-      </w:r>
+      <w:r/>
     </w:p>
     <w:p>
       <w:pPr>
-        <w:pStyle w:val="1814"/>
+        <w:pStyle w:val="1237"/>
         <w:numPr>
           <w:ilvl w:val="0"/>
           <w:numId w:val="103"/>
@@ -1956,12 +2225,6 @@
       </w:pPr>
       <w:r>
         <w:t xml:space="preserve">Montavon Dominique : suivi technique du projet</w:t>
-      </w:r>
-      <w:r/>
-      <w:r>
-        <w:rPr>
-          <w:highlight w:val="none"/>
-        </w:rPr>
       </w:r>
       <w:r>
         <w:rPr>
@@ -1975,27 +2238,18 @@
           <w:highlight w:val="none"/>
         </w:rPr>
       </w:r>
-      <w:r>
-        <w:rPr>
-          <w:highlight w:val="none"/>
-        </w:rPr>
-      </w:r>
-      <w:r/>
-      <w:r/>
-      <w:r/>
       <w:r/>
     </w:p>
     <w:p>
       <w:pPr>
-        <w:pStyle w:val="1614"/>
+        <w:pStyle w:val="1037"/>
         <w:pBdr/>
         <w:spacing/>
         <w:ind/>
         <w:rPr/>
       </w:pPr>
       <w:r/>
-      <w:bookmarkStart w:id="24" w:name="_Toc9"/>
-      <w:r/>
+      <w:bookmarkStart w:id="3" w:name="_Toc3"/>
       <w:r>
         <w:rPr>
           <w:lang w:val="fr-CH"/>
@@ -2006,21 +2260,20 @@
         <w:t xml:space="preserve">Directives générales</w:t>
       </w:r>
       <w:r/>
-      <w:bookmarkEnd w:id="24"/>
+      <w:bookmarkEnd w:id="3"/>
       <w:r/>
       <w:r/>
     </w:p>
     <w:p>
       <w:pPr>
-        <w:pStyle w:val="1615"/>
+        <w:pStyle w:val="1038"/>
         <w:pBdr/>
         <w:spacing/>
         <w:ind/>
         <w:rPr/>
       </w:pPr>
       <w:r/>
-      <w:bookmarkStart w:id="25" w:name="_Toc10"/>
-      <w:r/>
+      <w:bookmarkStart w:id="4" w:name="_Toc4"/>
       <w:r>
         <w:rPr>
           <w:lang w:val="fr-CH"/>
@@ -2028,13 +2281,13 @@
         <w:t xml:space="preserve">1.2.1 Délais</w:t>
       </w:r>
       <w:r/>
-      <w:bookmarkEnd w:id="25"/>
+      <w:bookmarkEnd w:id="4"/>
       <w:r/>
       <w:r/>
     </w:p>
     <w:tbl>
       <w:tblPr>
-        <w:tblStyle w:val="1821"/>
+        <w:tblStyle w:val="1244"/>
         <w:tblW w:w="0" w:type="auto"/>
         <w:tblBorders/>
         <w:tblLook w:val="04A0" w:firstRow="1" w:lastRow="0" w:firstColumn="1" w:lastColumn="0" w:noHBand="0" w:noVBand="1"/>
@@ -2074,6 +2327,11 @@
                 <w:lang w:val="fr-CH" w:bidi="fr-CH"/>
               </w:rPr>
             </w:r>
+            <w:r>
+              <w:rPr>
+                <w:lang w:val="fr-CH" w:bidi="fr-CH"/>
+              </w:rPr>
+            </w:r>
           </w:p>
         </w:tc>
         <w:tc>
@@ -2099,6 +2357,11 @@
                 <w:lang w:val="fr-CH" w:bidi="fr-CH"/>
               </w:rPr>
               <w:t xml:space="preserve">12 Juin 2026</w:t>
+            </w:r>
+            <w:r>
+              <w:rPr>
+                <w:lang w:val="fr-CH" w:bidi="fr-CH"/>
+              </w:rPr>
             </w:r>
             <w:r>
               <w:rPr>
@@ -2292,7 +2555,7 @@
     </w:p>
     <w:p>
       <w:pPr>
-        <w:pStyle w:val="1615"/>
+        <w:pStyle w:val="1038"/>
         <w:pBdr/>
         <w:spacing/>
         <w:ind/>
@@ -2301,15 +2564,19 @@
         </w:rPr>
       </w:pPr>
       <w:r/>
-      <w:bookmarkStart w:id="26" w:name="_Toc11"/>
+      <w:bookmarkStart w:id="5" w:name="_Toc5"/>
       <w:r>
         <w:rPr>
           <w:lang w:val="fr-CH"/>
         </w:rPr>
         <w:t xml:space="preserve">1.2.2 Livrables</w:t>
       </w:r>
-      <w:r/>
-      <w:bookmarkEnd w:id="26"/>
+      <w:r>
+        <w:rPr>
+          <w:lang w:val="fr-CH"/>
+        </w:rPr>
+      </w:r>
+      <w:bookmarkEnd w:id="5"/>
       <w:r/>
       <w:r>
         <w:rPr>
@@ -2319,7 +2586,7 @@
     </w:p>
     <w:p>
       <w:pPr>
-        <w:pStyle w:val="1814"/>
+        <w:pStyle w:val="1237"/>
         <w:numPr>
           <w:ilvl w:val="0"/>
           <w:numId w:val="104"/>
@@ -2349,10 +2616,11 @@
           <w:lang w:val="fr-CH"/>
         </w:rPr>
       </w:r>
+      <w:r/>
     </w:p>
     <w:p>
       <w:pPr>
-        <w:pStyle w:val="1814"/>
+        <w:pStyle w:val="1237"/>
         <w:numPr>
           <w:ilvl w:val="0"/>
           <w:numId w:val="104"/>
@@ -2376,7 +2644,7 @@
     </w:p>
     <w:p>
       <w:pPr>
-        <w:pStyle w:val="1814"/>
+        <w:pStyle w:val="1237"/>
         <w:numPr>
           <w:ilvl w:val="0"/>
           <w:numId w:val="104"/>
@@ -2397,7 +2665,7 @@
     </w:p>
     <w:p>
       <w:pPr>
-        <w:pStyle w:val="1814"/>
+        <w:pStyle w:val="1237"/>
         <w:numPr>
           <w:ilvl w:val="0"/>
           <w:numId w:val="104"/>
@@ -2418,7 +2686,7 @@
     </w:p>
     <w:p>
       <w:pPr>
-        <w:pStyle w:val="1814"/>
+        <w:pStyle w:val="1237"/>
         <w:numPr>
           <w:ilvl w:val="0"/>
           <w:numId w:val="104"/>
@@ -2434,19 +2702,6 @@
           <w:lang w:val="fr-CH"/>
         </w:rPr>
         <w:t xml:space="preserve">Journal de travail</w:t>
-      </w:r>
-      <w:r/>
-      <w:r>
-        <w:rPr>
-          <w:highlight w:val="none"/>
-          <w:lang w:val="fr-CH"/>
-        </w:rPr>
-      </w:r>
-      <w:r>
-        <w:rPr>
-          <w:highlight w:val="none"/>
-          <w:lang w:val="fr-CH"/>
-        </w:rPr>
       </w:r>
       <w:r>
         <w:rPr>
@@ -2458,7 +2713,7 @@
     </w:p>
     <w:p>
       <w:pPr>
-        <w:pStyle w:val="1814"/>
+        <w:pStyle w:val="1237"/>
         <w:numPr>
           <w:ilvl w:val="0"/>
           <w:numId w:val="104"/>
@@ -2482,19 +2737,19 @@
           <w:lang w:val="fr-CH"/>
         </w:rPr>
       </w:r>
+      <w:r/>
     </w:p>
     <w:p>
       <w:pPr>
-        <w:pStyle w:val="1613"/>
+        <w:pStyle w:val="1036"/>
         <w:pBdr/>
         <w:spacing/>
         <w:ind/>
         <w:rPr/>
       </w:pPr>
       <w:r/>
-      <w:bookmarkStart w:id="27" w:name="_Toc12"/>
+      <w:bookmarkStart w:id="6" w:name="_Toc6"/>
       <w:r/>
-      <w:bookmarkStart w:id="21" w:name="_Toc6"/>
       <w:r>
         <w:rPr>
           <w:lang w:val="fr-CH"/>
@@ -2520,7 +2775,7 @@
         <w:t xml:space="preserve">Spécifications du système</w:t>
       </w:r>
       <w:r/>
-      <w:bookmarkEnd w:id="27"/>
+      <w:bookmarkEnd w:id="6"/>
       <w:r/>
       <w:r/>
     </w:p>
@@ -2545,7 +2800,11 @@
         </w:rPr>
         <w:t xml:space="preserve">Le projet consiste à développer un appareil embarqué permettant à l’installation de :</w:t>
       </w:r>
-      <w:r/>
+      <w:r>
+        <w:rPr>
+          <w:lang w:val="fr-CH"/>
+        </w:rPr>
+      </w:r>
     </w:p>
     <w:p>
       <w:pPr>
@@ -2563,7 +2822,11 @@
         </w:rPr>
         <w:t xml:space="preserve">Assurer l'interface physique et logique entre des tags RFID et un automate industriel (PLC).</w:t>
       </w:r>
-      <w:r/>
+      <w:r>
+        <w:rPr>
+          <w:lang w:val="fr-CH"/>
+        </w:rPr>
+      </w:r>
     </w:p>
     <w:p>
       <w:pPr>
@@ -2587,7 +2850,11 @@
         </w:rPr>
         <w:t xml:space="preserve">réel.Gérer le stockage de données de production et d'articles dans une mémoire restreinte de 106 octets.</w:t>
       </w:r>
-      <w:r/>
+      <w:r>
+        <w:rPr>
+          <w:lang w:val="fr-CH"/>
+        </w:rPr>
+      </w:r>
     </w:p>
     <w:p>
       <w:pPr>
@@ -2611,7 +2878,7 @@
     </w:p>
     <w:p>
       <w:pPr>
-        <w:pStyle w:val="1614"/>
+        <w:pStyle w:val="1037"/>
         <w:pBdr/>
         <w:spacing/>
         <w:ind/>
@@ -2619,12 +2886,21 @@
         <w:rPr/>
       </w:pPr>
       <w:r/>
-      <w:bookmarkStart w:id="28" w:name="_Toc13"/>
+      <w:bookmarkStart w:id="7" w:name="_Toc7"/>
       <w:r>
-        <w:t xml:space="preserve">2.1 Public cible</w:t>
+        <w:t xml:space="preserve">2.1 </w:t>
+      </w:r>
+      <w:r>
+        <w:rPr>
+          <w:lang w:val="fr-CH"/>
+        </w:rPr>
+        <w:t xml:space="preserve">C</w:t>
+      </w:r>
+      <w:r>
+        <w:t xml:space="preserve">ible</w:t>
       </w:r>
       <w:r/>
-      <w:bookmarkEnd w:id="28"/>
+      <w:bookmarkEnd w:id="7"/>
       <w:r/>
       <w:r/>
     </w:p>
@@ -2654,10 +2930,15 @@
           <w:lang w:val="fr-CH"/>
         </w:rPr>
       </w:r>
+      <w:r>
+        <w:rPr>
+          <w:lang w:val="fr-CH"/>
+        </w:rPr>
+      </w:r>
     </w:p>
     <w:p>
       <w:pPr>
-        <w:pStyle w:val="1814"/>
+        <w:pStyle w:val="1237"/>
         <w:numPr>
           <w:ilvl w:val="0"/>
           <w:numId w:val="118"/>
@@ -2676,7 +2957,6 @@
         </w:rPr>
         <w:t xml:space="preserve">Besoin de modularité : </w:t>
       </w:r>
-      <w:r/>
       <w:r>
         <w:rPr>
           <w:lang w:val="fr-CH"/>
@@ -2695,10 +2975,15 @@
           <w:lang w:val="fr-CH"/>
         </w:rPr>
       </w:r>
+      <w:r>
+        <w:rPr>
+          <w:lang w:val="fr-CH"/>
+        </w:rPr>
+      </w:r>
     </w:p>
     <w:p>
       <w:pPr>
-        <w:pStyle w:val="1814"/>
+        <w:pStyle w:val="1237"/>
         <w:numPr>
           <w:ilvl w:val="0"/>
           <w:numId w:val="118"/>
@@ -2717,8 +3002,6 @@
         </w:rPr>
         <w:t xml:space="preserve">Interopérabilité : </w:t>
       </w:r>
-      <w:r/>
-      <w:r/>
       <w:r>
         <w:rPr>
           <w:lang w:val="fr-CH"/>
@@ -2740,10 +3023,15 @@
           <w:lang w:val="fr-CH"/>
         </w:rPr>
       </w:r>
+      <w:r>
+        <w:rPr>
+          <w:lang w:val="fr-CH"/>
+        </w:rPr>
+      </w:r>
     </w:p>
     <w:p>
       <w:pPr>
-        <w:pStyle w:val="1814"/>
+        <w:pStyle w:val="1237"/>
         <w:numPr>
           <w:ilvl w:val="0"/>
           <w:numId w:val="118"/>
@@ -2763,21 +3051,17 @@
         <w:br/>
       </w:r>
       <w:r/>
-      <w:r/>
-      <w:r/>
-      <w:r/>
-      <w:r/>
     </w:p>
     <w:p>
       <w:pPr>
-        <w:pStyle w:val="1614"/>
+        <w:pStyle w:val="1037"/>
         <w:pBdr/>
         <w:spacing/>
         <w:ind/>
         <w:rPr/>
       </w:pPr>
       <w:r/>
-      <w:bookmarkStart w:id="29" w:name="_Toc14"/>
+      <w:bookmarkStart w:id="8" w:name="_Toc8"/>
       <w:r>
         <w:rPr>
           <w:lang w:val="fr-CH"/>
@@ -2812,7 +3096,7 @@
         <w:t xml:space="preserve"> </w:t>
       </w:r>
       <w:r/>
-      <w:bookmarkEnd w:id="29"/>
+      <w:bookmarkEnd w:id="8"/>
       <w:r/>
       <w:r/>
     </w:p>
@@ -2830,7 +3114,7 @@
     </w:p>
     <w:tbl>
       <w:tblPr>
-        <w:tblStyle w:val="1823"/>
+        <w:tblStyle w:val="1246"/>
         <w:tblW w:w="0" w:type="auto"/>
         <w:tblBorders/>
         <w:tblLayout w:type="fixed"/>
@@ -2857,7 +3141,7 @@
           <w:p>
             <w:pPr>
               <w:pBdr/>
-              <w:spacing w:after="0" w:before="0" w:line="240"/>
+              <w:spacing w:after="0" w:before="0" w:line="240" w:lineRule="auto"/>
               <w:ind/>
               <w:rPr>
                 <w:rFonts w:ascii="Calibri" w:hAnsi="Calibri" w:cs="Calibri"/>
@@ -2889,6 +3173,16 @@
                 <w:szCs w:val="22"/>
               </w:rPr>
             </w:r>
+            <w:r>
+              <w:rPr>
+                <w:rFonts w:ascii="Calibri" w:hAnsi="Calibri" w:cs="Calibri"/>
+                <w:b/>
+                <w:bCs/>
+                <w:color w:val="ffffff" w:themeColor="background1"/>
+                <w:sz w:val="22"/>
+                <w:szCs w:val="22"/>
+              </w:rPr>
+            </w:r>
           </w:p>
         </w:tc>
         <w:tc>
@@ -2902,7 +3196,7 @@
           <w:p>
             <w:pPr>
               <w:pBdr/>
-              <w:spacing w:after="0" w:before="0" w:line="240"/>
+              <w:spacing w:after="0" w:before="0" w:line="240" w:lineRule="auto"/>
               <w:ind/>
               <w:rPr>
                 <w:rFonts w:ascii="Calibri" w:hAnsi="Calibri" w:cs="Calibri"/>
@@ -2934,6 +3228,16 @@
                 <w:szCs w:val="22"/>
               </w:rPr>
             </w:r>
+            <w:r>
+              <w:rPr>
+                <w:rFonts w:ascii="Calibri" w:hAnsi="Calibri" w:cs="Calibri"/>
+                <w:b/>
+                <w:bCs/>
+                <w:color w:val="ffffff" w:themeColor="background1"/>
+                <w:sz w:val="22"/>
+                <w:szCs w:val="22"/>
+              </w:rPr>
+            </w:r>
           </w:p>
         </w:tc>
         <w:tc>
@@ -2947,7 +3251,7 @@
           <w:p>
             <w:pPr>
               <w:pBdr/>
-              <w:spacing w:after="0" w:before="0" w:line="240"/>
+              <w:spacing w:after="0" w:before="0" w:line="240" w:lineRule="auto"/>
               <w:ind/>
               <w:rPr>
                 <w:rFonts w:ascii="Calibri" w:hAnsi="Calibri" w:cs="Calibri"/>
@@ -2979,6 +3283,16 @@
                 <w:szCs w:val="22"/>
               </w:rPr>
             </w:r>
+            <w:r>
+              <w:rPr>
+                <w:rFonts w:ascii="Calibri" w:hAnsi="Calibri" w:cs="Calibri"/>
+                <w:b/>
+                <w:bCs/>
+                <w:color w:val="ffffff" w:themeColor="background1"/>
+                <w:sz w:val="22"/>
+                <w:szCs w:val="22"/>
+              </w:rPr>
+            </w:r>
           </w:p>
         </w:tc>
         <w:tc>
@@ -2992,7 +3306,7 @@
           <w:p>
             <w:pPr>
               <w:pBdr/>
-              <w:spacing w:after="0" w:before="0" w:line="240"/>
+              <w:spacing w:after="0" w:before="0" w:line="240" w:lineRule="auto"/>
               <w:ind/>
               <w:rPr>
                 <w:rFonts w:ascii="Calibri" w:hAnsi="Calibri" w:cs="Calibri"/>
@@ -3024,6 +3338,16 @@
                 <w:szCs w:val="22"/>
               </w:rPr>
             </w:r>
+            <w:r>
+              <w:rPr>
+                <w:rFonts w:ascii="Calibri" w:hAnsi="Calibri" w:cs="Calibri"/>
+                <w:b/>
+                <w:bCs/>
+                <w:color w:val="ffffff" w:themeColor="background1"/>
+                <w:sz w:val="22"/>
+                <w:szCs w:val="22"/>
+              </w:rPr>
+            </w:r>
           </w:p>
         </w:tc>
       </w:tr>
@@ -3042,7 +3366,7 @@
           <w:p>
             <w:pPr>
               <w:pBdr/>
-              <w:spacing w:after="0" w:before="0" w:line="240"/>
+              <w:spacing w:after="0" w:before="0" w:line="240" w:lineRule="auto"/>
               <w:ind/>
               <w:rPr>
                 <w:rFonts w:ascii="Calibri" w:hAnsi="Calibri" w:cs="Calibri"/>
@@ -3069,6 +3393,14 @@
                 <w:szCs w:val="22"/>
               </w:rPr>
             </w:r>
+            <w:r>
+              <w:rPr>
+                <w:rFonts w:ascii="Calibri" w:hAnsi="Calibri" w:cs="Calibri"/>
+                <w:color w:val="ffffff" w:themeColor="background1"/>
+                <w:sz w:val="22"/>
+                <w:szCs w:val="22"/>
+              </w:rPr>
+            </w:r>
           </w:p>
         </w:tc>
         <w:tc>
@@ -3082,7 +3414,7 @@
           <w:p>
             <w:pPr>
               <w:pBdr/>
-              <w:spacing w:after="0" w:before="0" w:line="240"/>
+              <w:spacing w:after="0" w:before="0" w:line="240" w:lineRule="auto"/>
               <w:ind/>
               <w:rPr>
                 <w:rFonts w:ascii="Calibri" w:hAnsi="Calibri" w:cs="Calibri"/>
@@ -3106,6 +3438,15 @@
             <w:r>
               <w:rPr>
                 <w:rFonts w:ascii="Calibri" w:hAnsi="Calibri" w:eastAsia="Calibri" w:cs="Calibri"/>
+                <w:b w:val="0"/>
+                <w:bCs w:val="0"/>
+                <w:sz w:val="22"/>
+                <w:szCs w:val="22"/>
+              </w:rPr>
+            </w:r>
+            <w:r>
+              <w:rPr>
+                <w:rFonts w:ascii="Calibri" w:hAnsi="Calibri" w:cs="Calibri"/>
                 <w:b w:val="0"/>
                 <w:bCs w:val="0"/>
                 <w:sz w:val="22"/>
@@ -3154,6 +3495,13 @@
                 <w:szCs w:val="22"/>
               </w:rPr>
             </w:r>
+            <w:r>
+              <w:rPr>
+                <w:rFonts w:ascii="Calibri" w:hAnsi="Calibri" w:cs="Calibri"/>
+                <w:sz w:val="22"/>
+                <w:szCs w:val="22"/>
+              </w:rPr>
+            </w:r>
           </w:p>
         </w:tc>
         <w:tc>
@@ -3167,7 +3515,7 @@
           <w:p>
             <w:pPr>
               <w:pBdr/>
-              <w:spacing w:after="0" w:before="0" w:line="240"/>
+              <w:spacing w:after="0" w:before="0" w:line="240" w:lineRule="auto"/>
               <w:ind/>
               <w:jc w:val="center"/>
               <w:rPr>
@@ -3192,6 +3540,13 @@
                 <w:szCs w:val="22"/>
               </w:rPr>
             </w:r>
+            <w:r>
+              <w:rPr>
+                <w:rFonts w:ascii="Calibri" w:hAnsi="Calibri" w:cs="Calibri"/>
+                <w:sz w:val="22"/>
+                <w:szCs w:val="22"/>
+              </w:rPr>
+            </w:r>
           </w:p>
         </w:tc>
       </w:tr>
@@ -3210,7 +3565,7 @@
           <w:p>
             <w:pPr>
               <w:pBdr/>
-              <w:spacing w:after="0" w:before="0" w:line="240"/>
+              <w:spacing w:after="0" w:before="0" w:line="240" w:lineRule="auto"/>
               <w:ind/>
               <w:rPr>
                 <w:rFonts w:ascii="Calibri" w:hAnsi="Calibri" w:cs="Calibri"/>
@@ -3237,6 +3592,14 @@
                 <w:szCs w:val="22"/>
               </w:rPr>
             </w:r>
+            <w:r>
+              <w:rPr>
+                <w:rFonts w:ascii="Calibri" w:hAnsi="Calibri" w:cs="Calibri"/>
+                <w:color w:val="ffffff" w:themeColor="background1"/>
+                <w:sz w:val="22"/>
+                <w:szCs w:val="22"/>
+              </w:rPr>
+            </w:r>
           </w:p>
         </w:tc>
         <w:tc>
@@ -3250,7 +3613,7 @@
           <w:p>
             <w:pPr>
               <w:pBdr/>
-              <w:spacing w:after="0" w:before="0" w:line="240"/>
+              <w:spacing w:after="0" w:before="0" w:line="240" w:lineRule="auto"/>
               <w:ind/>
               <w:rPr>
                 <w:rFonts w:ascii="Calibri" w:hAnsi="Calibri" w:cs="Calibri"/>
@@ -3303,6 +3666,15 @@
                 <w:szCs w:val="22"/>
               </w:rPr>
             </w:r>
+            <w:r>
+              <w:rPr>
+                <w:rFonts w:ascii="Calibri" w:hAnsi="Calibri" w:cs="Calibri"/>
+                <w:b w:val="0"/>
+                <w:bCs w:val="0"/>
+                <w:sz w:val="22"/>
+                <w:szCs w:val="22"/>
+              </w:rPr>
+            </w:r>
           </w:p>
         </w:tc>
         <w:tc>
@@ -3345,6 +3717,13 @@
                 <w:szCs w:val="22"/>
               </w:rPr>
             </w:r>
+            <w:r>
+              <w:rPr>
+                <w:rFonts w:ascii="Calibri" w:hAnsi="Calibri" w:cs="Calibri"/>
+                <w:sz w:val="22"/>
+                <w:szCs w:val="22"/>
+              </w:rPr>
+            </w:r>
           </w:p>
         </w:tc>
         <w:tc>
@@ -3358,7 +3737,7 @@
           <w:p>
             <w:pPr>
               <w:pBdr/>
-              <w:spacing w:after="0" w:before="0" w:line="240"/>
+              <w:spacing w:after="0" w:before="0" w:line="240" w:lineRule="auto"/>
               <w:ind/>
               <w:jc w:val="center"/>
               <w:rPr>
@@ -3383,6 +3762,13 @@
                 <w:szCs w:val="22"/>
               </w:rPr>
             </w:r>
+            <w:r>
+              <w:rPr>
+                <w:rFonts w:ascii="Calibri" w:hAnsi="Calibri" w:cs="Calibri"/>
+                <w:sz w:val="22"/>
+                <w:szCs w:val="22"/>
+              </w:rPr>
+            </w:r>
           </w:p>
         </w:tc>
       </w:tr>
@@ -3401,7 +3787,7 @@
           <w:p>
             <w:pPr>
               <w:pBdr/>
-              <w:spacing w:after="0" w:before="0" w:line="240"/>
+              <w:spacing w:after="0" w:before="0" w:line="240" w:lineRule="auto"/>
               <w:ind/>
               <w:rPr>
                 <w:rFonts w:ascii="Calibri" w:hAnsi="Calibri" w:cs="Calibri"/>
@@ -3428,6 +3814,14 @@
                 <w:szCs w:val="22"/>
               </w:rPr>
             </w:r>
+            <w:r>
+              <w:rPr>
+                <w:rFonts w:ascii="Calibri" w:hAnsi="Calibri" w:cs="Calibri"/>
+                <w:color w:val="ffffff" w:themeColor="background1"/>
+                <w:sz w:val="22"/>
+                <w:szCs w:val="22"/>
+              </w:rPr>
+            </w:r>
           </w:p>
         </w:tc>
         <w:tc>
@@ -3441,7 +3835,7 @@
           <w:p>
             <w:pPr>
               <w:pBdr/>
-              <w:spacing w:after="0" w:before="0" w:line="240"/>
+              <w:spacing w:after="0" w:before="0" w:line="240" w:lineRule="auto"/>
               <w:ind/>
               <w:rPr>
                 <w:rFonts w:ascii="Calibri" w:hAnsi="Calibri" w:cs="Calibri"/>
@@ -3494,6 +3888,15 @@
                 <w:szCs w:val="22"/>
               </w:rPr>
             </w:r>
+            <w:r>
+              <w:rPr>
+                <w:rFonts w:ascii="Calibri" w:hAnsi="Calibri" w:cs="Calibri"/>
+                <w:b w:val="0"/>
+                <w:bCs w:val="0"/>
+                <w:sz w:val="22"/>
+                <w:szCs w:val="22"/>
+              </w:rPr>
+            </w:r>
           </w:p>
         </w:tc>
         <w:tc>
@@ -3536,6 +3939,13 @@
                 <w:szCs w:val="22"/>
               </w:rPr>
             </w:r>
+            <w:r>
+              <w:rPr>
+                <w:rFonts w:ascii="Calibri" w:hAnsi="Calibri" w:cs="Calibri"/>
+                <w:sz w:val="22"/>
+                <w:szCs w:val="22"/>
+              </w:rPr>
+            </w:r>
           </w:p>
         </w:tc>
         <w:tc>
@@ -3549,7 +3959,7 @@
           <w:p>
             <w:pPr>
               <w:pBdr/>
-              <w:spacing w:after="0" w:before="0" w:line="240"/>
+              <w:spacing w:after="0" w:before="0" w:line="240" w:lineRule="auto"/>
               <w:ind/>
               <w:jc w:val="center"/>
               <w:rPr>
@@ -3574,6 +3984,13 @@
                 <w:szCs w:val="22"/>
               </w:rPr>
             </w:r>
+            <w:r>
+              <w:rPr>
+                <w:rFonts w:ascii="Calibri" w:hAnsi="Calibri" w:cs="Calibri"/>
+                <w:sz w:val="22"/>
+                <w:szCs w:val="22"/>
+              </w:rPr>
+            </w:r>
           </w:p>
         </w:tc>
       </w:tr>
@@ -3592,7 +4009,7 @@
           <w:p>
             <w:pPr>
               <w:pBdr/>
-              <w:spacing w:after="0" w:before="0" w:line="240"/>
+              <w:spacing w:after="0" w:before="0" w:line="240" w:lineRule="auto"/>
               <w:ind/>
               <w:rPr>
                 <w:rFonts w:ascii="Calibri" w:hAnsi="Calibri" w:cs="Calibri"/>
@@ -3619,6 +4036,14 @@
                 <w:szCs w:val="22"/>
               </w:rPr>
             </w:r>
+            <w:r>
+              <w:rPr>
+                <w:rFonts w:ascii="Calibri" w:hAnsi="Calibri" w:cs="Calibri"/>
+                <w:color w:val="ffffff" w:themeColor="background1"/>
+                <w:sz w:val="22"/>
+                <w:szCs w:val="22"/>
+              </w:rPr>
+            </w:r>
           </w:p>
         </w:tc>
         <w:tc>
@@ -3632,7 +4057,7 @@
           <w:p>
             <w:pPr>
               <w:pBdr/>
-              <w:spacing w:after="0" w:before="0" w:line="240"/>
+              <w:spacing w:after="0" w:before="0" w:line="240" w:lineRule="auto"/>
               <w:ind/>
               <w:rPr>
                 <w:rFonts w:ascii="Calibri" w:hAnsi="Calibri" w:cs="Calibri"/>
@@ -3656,6 +4081,15 @@
             <w:r>
               <w:rPr>
                 <w:rFonts w:ascii="Calibri" w:hAnsi="Calibri" w:eastAsia="Calibri" w:cs="Calibri"/>
+                <w:b w:val="0"/>
+                <w:bCs w:val="0"/>
+                <w:sz w:val="22"/>
+                <w:szCs w:val="22"/>
+              </w:rPr>
+            </w:r>
+            <w:r>
+              <w:rPr>
+                <w:rFonts w:ascii="Calibri" w:hAnsi="Calibri" w:cs="Calibri"/>
                 <w:b w:val="0"/>
                 <w:bCs w:val="0"/>
                 <w:sz w:val="22"/>
@@ -3704,6 +4138,13 @@
                 <w:szCs w:val="22"/>
               </w:rPr>
             </w:r>
+            <w:r>
+              <w:rPr>
+                <w:rFonts w:ascii="Calibri" w:hAnsi="Calibri" w:cs="Calibri"/>
+                <w:sz w:val="22"/>
+                <w:szCs w:val="22"/>
+              </w:rPr>
+            </w:r>
           </w:p>
         </w:tc>
         <w:tc>
@@ -3717,7 +4158,7 @@
           <w:p>
             <w:pPr>
               <w:pBdr/>
-              <w:spacing w:after="0" w:before="0" w:line="240"/>
+              <w:spacing w:after="0" w:before="0" w:line="240" w:lineRule="auto"/>
               <w:ind/>
               <w:jc w:val="center"/>
               <w:rPr>
@@ -3742,6 +4183,13 @@
                 <w:szCs w:val="22"/>
               </w:rPr>
             </w:r>
+            <w:r>
+              <w:rPr>
+                <w:rFonts w:ascii="Calibri" w:hAnsi="Calibri" w:cs="Calibri"/>
+                <w:sz w:val="22"/>
+                <w:szCs w:val="22"/>
+              </w:rPr>
+            </w:r>
           </w:p>
         </w:tc>
       </w:tr>
@@ -3760,7 +4208,7 @@
           <w:p>
             <w:pPr>
               <w:pBdr/>
-              <w:spacing w:after="0" w:before="0" w:line="240"/>
+              <w:spacing w:after="0" w:before="0" w:line="240" w:lineRule="auto"/>
               <w:ind/>
               <w:rPr>
                 <w:rFonts w:ascii="Calibri" w:hAnsi="Calibri" w:cs="Calibri"/>
@@ -3787,6 +4235,14 @@
                 <w:szCs w:val="22"/>
               </w:rPr>
             </w:r>
+            <w:r>
+              <w:rPr>
+                <w:rFonts w:ascii="Calibri" w:hAnsi="Calibri" w:cs="Calibri"/>
+                <w:color w:val="ffffff" w:themeColor="background1"/>
+                <w:sz w:val="22"/>
+                <w:szCs w:val="22"/>
+              </w:rPr>
+            </w:r>
           </w:p>
         </w:tc>
         <w:tc>
@@ -3800,7 +4256,7 @@
           <w:p>
             <w:pPr>
               <w:pBdr/>
-              <w:spacing w:after="0" w:before="0" w:line="240"/>
+              <w:spacing w:after="0" w:before="0" w:line="240" w:lineRule="auto"/>
               <w:ind/>
               <w:rPr>
                 <w:rFonts w:ascii="Calibri" w:hAnsi="Calibri" w:cs="Calibri"/>
@@ -3824,6 +4280,15 @@
             <w:r>
               <w:rPr>
                 <w:rFonts w:ascii="Calibri" w:hAnsi="Calibri" w:eastAsia="Calibri" w:cs="Calibri"/>
+                <w:b w:val="0"/>
+                <w:bCs w:val="0"/>
+                <w:sz w:val="22"/>
+                <w:szCs w:val="22"/>
+              </w:rPr>
+            </w:r>
+            <w:r>
+              <w:rPr>
+                <w:rFonts w:ascii="Calibri" w:hAnsi="Calibri" w:cs="Calibri"/>
                 <w:b w:val="0"/>
                 <w:bCs w:val="0"/>
                 <w:sz w:val="22"/>
@@ -3872,6 +4337,13 @@
                 <w:szCs w:val="22"/>
               </w:rPr>
             </w:r>
+            <w:r>
+              <w:rPr>
+                <w:rFonts w:ascii="Calibri" w:hAnsi="Calibri" w:cs="Calibri"/>
+                <w:sz w:val="22"/>
+                <w:szCs w:val="22"/>
+              </w:rPr>
+            </w:r>
           </w:p>
         </w:tc>
         <w:tc>
@@ -3885,7 +4357,7 @@
           <w:p>
             <w:pPr>
               <w:pBdr/>
-              <w:spacing w:after="0" w:before="0" w:line="240"/>
+              <w:spacing w:after="0" w:before="0" w:line="240" w:lineRule="auto"/>
               <w:ind/>
               <w:jc w:val="center"/>
               <w:rPr>
@@ -3910,6 +4382,13 @@
                 <w:szCs w:val="22"/>
               </w:rPr>
             </w:r>
+            <w:r>
+              <w:rPr>
+                <w:rFonts w:ascii="Calibri" w:hAnsi="Calibri" w:cs="Calibri"/>
+                <w:sz w:val="22"/>
+                <w:szCs w:val="22"/>
+              </w:rPr>
+            </w:r>
           </w:p>
         </w:tc>
       </w:tr>
@@ -3928,7 +4407,7 @@
           <w:p>
             <w:pPr>
               <w:pBdr/>
-              <w:spacing w:after="0" w:before="0" w:line="240"/>
+              <w:spacing w:after="0" w:before="0" w:line="240" w:lineRule="auto"/>
               <w:ind/>
               <w:rPr>
                 <w:rFonts w:ascii="Calibri" w:hAnsi="Calibri" w:cs="Calibri"/>
@@ -3955,6 +4434,14 @@
                 <w:szCs w:val="22"/>
               </w:rPr>
             </w:r>
+            <w:r>
+              <w:rPr>
+                <w:rFonts w:ascii="Calibri" w:hAnsi="Calibri" w:cs="Calibri"/>
+                <w:color w:val="ffffff" w:themeColor="background1"/>
+                <w:sz w:val="22"/>
+                <w:szCs w:val="22"/>
+              </w:rPr>
+            </w:r>
           </w:p>
         </w:tc>
         <w:tc>
@@ -3968,7 +4455,7 @@
           <w:p>
             <w:pPr>
               <w:pBdr/>
-              <w:spacing w:after="0" w:before="0" w:line="240"/>
+              <w:spacing w:after="0" w:before="0" w:line="240" w:lineRule="auto"/>
               <w:ind/>
               <w:rPr>
                 <w:rFonts w:ascii="Calibri" w:hAnsi="Calibri" w:cs="Calibri"/>
@@ -3992,6 +4479,15 @@
             <w:r>
               <w:rPr>
                 <w:rFonts w:ascii="Calibri" w:hAnsi="Calibri" w:eastAsia="Calibri" w:cs="Calibri"/>
+                <w:b w:val="0"/>
+                <w:bCs w:val="0"/>
+                <w:sz w:val="22"/>
+                <w:szCs w:val="22"/>
+              </w:rPr>
+            </w:r>
+            <w:r>
+              <w:rPr>
+                <w:rFonts w:ascii="Calibri" w:hAnsi="Calibri" w:cs="Calibri"/>
                 <w:b w:val="0"/>
                 <w:bCs w:val="0"/>
                 <w:sz w:val="22"/>
@@ -4040,6 +4536,13 @@
                 <w:szCs w:val="22"/>
               </w:rPr>
             </w:r>
+            <w:r>
+              <w:rPr>
+                <w:rFonts w:ascii="Calibri" w:hAnsi="Calibri" w:cs="Calibri"/>
+                <w:sz w:val="22"/>
+                <w:szCs w:val="22"/>
+              </w:rPr>
+            </w:r>
           </w:p>
         </w:tc>
         <w:tc>
@@ -4053,7 +4556,7 @@
           <w:p>
             <w:pPr>
               <w:pBdr/>
-              <w:spacing w:after="0" w:before="0" w:line="240"/>
+              <w:spacing w:after="0" w:before="0" w:line="240" w:lineRule="auto"/>
               <w:ind/>
               <w:jc w:val="center"/>
               <w:rPr>
@@ -4078,6 +4581,13 @@
                 <w:szCs w:val="22"/>
               </w:rPr>
             </w:r>
+            <w:r>
+              <w:rPr>
+                <w:rFonts w:ascii="Calibri" w:hAnsi="Calibri" w:cs="Calibri"/>
+                <w:sz w:val="22"/>
+                <w:szCs w:val="22"/>
+              </w:rPr>
+            </w:r>
           </w:p>
         </w:tc>
       </w:tr>
@@ -4097,7 +4607,7 @@
           <w:p>
             <w:pPr>
               <w:pBdr/>
-              <w:spacing w:after="0" w:before="0" w:line="240"/>
+              <w:spacing w:after="0" w:before="0" w:line="240" w:lineRule="auto"/>
               <w:ind/>
               <w:rPr>
                 <w:rFonts w:ascii="Calibri" w:hAnsi="Calibri" w:eastAsia="Calibri" w:cs="Calibri"/>
@@ -4127,6 +4637,15 @@
                 <w:szCs w:val="22"/>
               </w:rPr>
             </w:r>
+            <w:r>
+              <w:rPr>
+                <w:rFonts w:ascii="Calibri" w:hAnsi="Calibri" w:eastAsia="Calibri" w:cs="Calibri"/>
+                <w:b/>
+                <w:color w:val="ffffff" w:themeColor="background1"/>
+                <w:sz w:val="22"/>
+                <w:szCs w:val="22"/>
+              </w:rPr>
+            </w:r>
           </w:p>
         </w:tc>
         <w:tc>
@@ -4141,7 +4660,7 @@
           <w:p>
             <w:pPr>
               <w:pBdr/>
-              <w:spacing w:after="0" w:before="0" w:line="240"/>
+              <w:spacing w:after="0" w:before="0" w:line="240" w:lineRule="auto"/>
               <w:ind/>
               <w:rPr>
                 <w:rFonts w:ascii="Calibri" w:hAnsi="Calibri" w:eastAsia="Calibri" w:cs="Calibri"/>
@@ -4163,6 +4682,16 @@
                 <w:lang w:val="fr-CH"/>
               </w:rPr>
               <w:t xml:space="preserve">Intégration</w:t>
+            </w:r>
+            <w:r>
+              <w:rPr>
+                <w:rFonts w:ascii="Calibri" w:hAnsi="Calibri" w:eastAsia="Calibri" w:cs="Calibri"/>
+                <w:b w:val="0"/>
+                <w:bCs w:val="0"/>
+                <w:color w:val="1f1f1f"/>
+                <w:sz w:val="22"/>
+                <w:szCs w:val="22"/>
+              </w:rPr>
             </w:r>
             <w:r>
               <w:rPr>
@@ -4230,6 +4759,14 @@
                 <w:szCs w:val="22"/>
               </w:rPr>
             </w:r>
+            <w:r>
+              <w:rPr>
+                <w:rFonts w:ascii="Calibri" w:hAnsi="Calibri" w:eastAsia="Calibri" w:cs="Calibri"/>
+                <w:color w:val="1f1f1f"/>
+                <w:sz w:val="22"/>
+                <w:szCs w:val="22"/>
+              </w:rPr>
+            </w:r>
           </w:p>
         </w:tc>
         <w:tc>
@@ -4244,7 +4781,7 @@
           <w:p>
             <w:pPr>
               <w:pBdr/>
-              <w:spacing w:after="0" w:before="0" w:line="240"/>
+              <w:spacing w:after="0" w:before="0" w:line="240" w:lineRule="auto"/>
               <w:ind/>
               <w:jc w:val="center"/>
               <w:rPr>
@@ -4272,19 +4809,2142 @@
                 <w:szCs w:val="22"/>
               </w:rPr>
             </w:r>
+            <w:r>
+              <w:rPr>
+                <w:rFonts w:ascii="Calibri" w:hAnsi="Calibri" w:eastAsia="Calibri" w:cs="Calibri"/>
+                <w:color w:val="1f1f1f"/>
+                <w:sz w:val="22"/>
+                <w:szCs w:val="22"/>
+              </w:rPr>
+            </w:r>
           </w:p>
         </w:tc>
       </w:tr>
     </w:tbl>
     <w:p>
       <w:pPr>
+        <w:pStyle w:val="1036"/>
         <w:pBdr/>
         <w:spacing/>
         <w:ind/>
         <w:rPr/>
       </w:pPr>
+      <w:r/>
+      <w:bookmarkStart w:id="9" w:name="_Toc9"/>
+      <w:r>
+        <w:rPr>
+          <w:lang w:val="fr-CH"/>
+        </w:rPr>
+        <w:t xml:space="preserve">3. </w:t>
+      </w:r>
+      <w:r>
+        <w:t xml:space="preserve">Conception Matérielle</w:t>
+      </w:r>
+      <w:r>
+        <w:rPr>
+          <w:lang w:val="fr-CH"/>
+        </w:rPr>
+        <w:t xml:space="preserve"> </w:t>
+      </w:r>
+      <w:bookmarkEnd w:id="9"/>
       <w:r/>
       <w:r/>
+    </w:p>
+    <w:p>
+      <w:pPr>
+        <w:pBdr/>
+        <w:spacing/>
+        <w:ind/>
+        <w:jc w:val="both"/>
+        <w:rPr>
+          <w:highlight w:val="none"/>
+          <w:lang w:val="fr-CH"/>
+        </w:rPr>
+      </w:pPr>
+      <w:r>
+        <w:rPr>
+          <w:lang w:val="fr-CH"/>
+        </w:rPr>
+      </w:r>
+      <w:r>
+        <w:t xml:space="preserve">La conception matérielle fait partie du premier sprint. Elle sert à concevoir un prototype le plus rapidement possible.</w:t>
+      </w:r>
+      <w:r>
+        <w:rPr>
+          <w:lang w:val="fr-CH"/>
+        </w:rPr>
+      </w:r>
+      <w:r>
+        <w:rPr>
+          <w:highlight w:val="none"/>
+          <w:lang w:val="fr-CH"/>
+        </w:rPr>
+      </w:r>
+    </w:p>
+    <w:p>
+      <w:pPr>
+        <w:pBdr/>
+        <w:spacing/>
+        <w:ind/>
+        <w:rPr>
+          <w:highlight w:val="none"/>
+          <w:lang w:val="fr-CH"/>
+        </w:rPr>
+      </w:pPr>
+      <w:r>
+        <w:rPr>
+          <w:highlight w:val="none"/>
+          <w:lang w:val="fr-CH" w:bidi="fr-CH"/>
+        </w:rPr>
+      </w:r>
+      <w:r>
+        <w:rPr>
+          <w:highlight w:val="none"/>
+          <w:lang w:val="fr-CH" w:bidi="fr-CH"/>
+        </w:rPr>
+      </w:r>
+      <w:r>
+        <w:rPr>
+          <w:highlight w:val="none"/>
+          <w:lang w:val="fr-CH"/>
+        </w:rPr>
+      </w:r>
+    </w:p>
+    <w:p>
+      <w:pPr>
+        <w:pStyle w:val="1037"/>
+        <w:pBdr/>
+        <w:spacing/>
+        <w:ind/>
+        <w:rPr/>
+      </w:pPr>
+      <w:r/>
+      <w:bookmarkStart w:id="10" w:name="_Toc10"/>
+      <w:r>
+        <w:rPr>
+          <w:highlight w:val="none"/>
+          <w:lang w:val="fr-CH"/>
+        </w:rPr>
+        <w:t xml:space="preserve">3.1 </w:t>
+      </w:r>
+      <w:r>
+        <w:t xml:space="preserve">Vue d'ensemble de l'architecture</w:t>
+      </w:r>
+      <w:r>
+        <w:rPr>
+          <w:highlight w:val="none"/>
+          <w:lang w:val="fr-CH"/>
+        </w:rPr>
+      </w:r>
+      <w:bookmarkEnd w:id="10"/>
+      <w:r/>
+      <w:r/>
+    </w:p>
+    <w:p>
+      <w:pPr>
+        <w:pBdr/>
+        <w:spacing/>
+        <w:ind/>
+        <w:jc w:val="both"/>
+        <w:rPr>
+          <w:highlight w:val="none"/>
+          <w:lang w:val="fr-CH"/>
+        </w:rPr>
+      </w:pPr>
+      <w:r>
+        <w:rPr>
+          <w:highlight w:val="none"/>
+          <w:lang w:val="fr-CH"/>
+        </w:rPr>
+      </w:r>
+      <w:r>
+        <w:rPr>
+          <w:highlight w:val="none"/>
+          <w:lang w:val="fr-CH"/>
+        </w:rPr>
+        <w:t xml:space="preserve">L'architecture matérielle proposée a été pensée pour répondre aux contraintes de compacité, de coût et de double communication (Automate et Base de données). </w:t>
+      </w:r>
+      <w:r>
+        <w:rPr>
+          <w:highlight w:val="none"/>
+          <w:lang w:val="fr-CH"/>
+        </w:rPr>
+      </w:r>
+    </w:p>
+    <w:p>
+      <w:pPr>
+        <w:pBdr/>
+        <w:spacing/>
+        <w:ind/>
+        <w:jc w:val="both"/>
+        <w:rPr>
+          <w:highlight w:val="none"/>
+          <w:lang w:val="fr-CH"/>
+        </w:rPr>
+      </w:pPr>
+      <w:r>
+        <w:rPr>
+          <w:highlight w:val="none"/>
+          <w:lang w:val="fr-CH"/>
+        </w:rPr>
+      </w:r>
+      <w:r>
+        <w:rPr>
+          <w:highlight w:val="none"/>
+          <w:lang w:val="fr-CH"/>
+        </w:rPr>
+        <mc:AlternateContent>
+          <mc:Choice Requires="wpg">
+            <w:drawing>
+              <wp:anchor xmlns:wp="http://schemas.openxmlformats.org/drawingml/2006/wordprocessingDrawing" xmlns:wp14="http://schemas.microsoft.com/office/word/2010/wordprocessingDrawing" distT="0" distB="0" distL="115200" distR="115200" simplePos="0" relativeHeight="251681792" behindDoc="0" locked="0" layoutInCell="1" allowOverlap="1">
+                <wp:simplePos x="0" y="0"/>
+                <wp:positionH relativeFrom="column">
+                  <wp:posOffset>676278</wp:posOffset>
+                </wp:positionH>
+                <wp:positionV relativeFrom="paragraph">
+                  <wp:posOffset>588818</wp:posOffset>
+                </wp:positionV>
+                <wp:extent cx="4368254" cy="1865011"/>
+                <wp:effectExtent l="0" t="0" r="0" b="0"/>
+                <wp:wrapTopAndBottom/>
+                <wp:docPr id="4" name=""/>
+                <wp:cNvGraphicFramePr>
+                  <a:graphicFrameLocks xmlns:a="http://schemas.openxmlformats.org/drawingml/2006/main" noChangeAspect="1"/>
+                </wp:cNvGraphicFramePr>
+                <a:graphic xmlns:a="http://schemas.openxmlformats.org/drawingml/2006/main">
+                  <a:graphicData uri="http://schemas.openxmlformats.org/drawingml/2006/picture">
+                    <pic:pic xmlns:pic="http://schemas.openxmlformats.org/drawingml/2006/picture">
+                      <pic:nvPicPr>
+                        <pic:cNvPr id="1316413847" name=""/>
+                        <pic:cNvPicPr>
+                          <a:picLocks noChangeAspect="1"/>
+                        </pic:cNvPicPr>
+                        <pic:nvPr/>
+                      </pic:nvPicPr>
+                      <pic:blipFill rotWithShape="1">
+                        <a:blip r:embed="rId13"/>
+                        <a:stretch/>
+                      </pic:blipFill>
+                      <pic:spPr bwMode="auto">
+                        <a:xfrm flipH="0" flipV="0">
+                          <a:off x="0" y="0"/>
+                          <a:ext cx="4368253" cy="1865010"/>
+                        </a:xfrm>
+                        <a:prstGeom prst="rect">
+                          <a:avLst/>
+                        </a:prstGeom>
+                      </pic:spPr>
+                    </pic:pic>
+                  </a:graphicData>
+                </a:graphic>
+              </wp:anchor>
+            </w:drawing>
+          </mc:Choice>
+          <mc:Fallback>
+            <w:pict>
+              <v:shapetype id="_x0000_t75" coordsize="21600,21600" o:spt="75" o:preferrelative="t" path="m@4@5l@4@11@9@11@9@5xe" filled="f" stroked="f">
+                <v:stroke joinstyle="miter"/>
+                <v:formulas>
+                  <v:f eqn="if lineDrawn pixelLineWidth 0"/>
+                  <v:f eqn="sum @0 1 0"/>
+                  <v:f eqn="sum 0 0 @1"/>
+                  <v:f eqn="prod @2 1 2"/>
+                  <v:f eqn="prod @3 21600 pixelWidth"/>
+                  <v:f eqn="prod @3 21600 pixelHeight"/>
+                  <v:f eqn="sum @0 0 1"/>
+                  <v:f eqn="prod @6 1 2"/>
+                  <v:f eqn="prod @7 21600 pixelWidth"/>
+                  <v:f eqn="sum @8 21600 0"/>
+                  <v:f eqn="prod @7 21600 pixelHeight"/>
+                  <v:f eqn="sum @10 21600 0"/>
+                </v:formulas>
+                <v:path o:extrusionok="f" gradientshapeok="t" o:connecttype="rect"/>
+                <o:lock v:ext="edit" aspectratio="t"/>
+              </v:shapetype>
+              <v:shape id="_x0000_i3" o:spid="_x0000_s3" type="#_x0000_t75" style="position:absolute;z-index:251681792;o:allowoverlap:true;o:allowincell:true;mso-position-horizontal-relative:text;margin-left:53.25pt;mso-position-horizontal:absolute;mso-position-vertical-relative:text;margin-top:46.36pt;mso-position-vertical:absolute;width:343.96pt;height:146.85pt;mso-wrap-distance-left:9.07pt;mso-wrap-distance-top:0.00pt;mso-wrap-distance-right:9.07pt;mso-wrap-distance-bottom:0.00pt;z-index:1;" stroked="false">
+                <w10:wrap type="topAndBottom"/>
+                <v:imagedata r:id="rId13" o:title=""/>
+                <o:lock v:ext="edit" rotation="t"/>
+              </v:shape>
+            </w:pict>
+          </mc:Fallback>
+        </mc:AlternateContent>
+      </w:r>
+      <w:r>
+        <w:rPr>
+          <w:highlight w:val="none"/>
+          <w:lang w:val="fr-CH"/>
+        </w:rPr>
+        <w:t xml:space="preserve">Le système s'articule autour d'un microcontrôleur central faisant le pont entre le monde industriel</w:t>
+      </w:r>
+      <w:r>
+        <w:rPr>
+          <w:highlight w:val="none"/>
+          <w:lang w:val="fr-CH"/>
+        </w:rPr>
+        <w:t xml:space="preserve"> (borniers 24V et RS-485) et les périphériques de lecture matérielle et de communication sans fil (RFID et Wi-Fi).</w:t>
+      </w:r>
+      <w:r/>
+      <w:r/>
+    </w:p>
+    <w:p>
+      <w:pPr>
+        <w:pBdr/>
+        <w:spacing/>
+        <w:ind/>
+        <w:rPr/>
+      </w:pPr>
+      <w:r/>
+      <w:r/>
+      <w:r/>
+      <w:r/>
+      <w:r/>
+    </w:p>
+    <w:p>
+      <w:pPr>
+        <w:pStyle w:val="1037"/>
+        <w:pBdr/>
+        <w:spacing/>
+        <w:ind/>
+        <w:rPr/>
+      </w:pPr>
+      <w:r/>
+      <w:bookmarkStart w:id="11" w:name="_Toc11"/>
+      <w:r>
+        <w:rPr>
+          <w:lang w:val="fr-CH"/>
+        </w:rPr>
+      </w:r>
+      <w:r>
+        <mc:AlternateContent>
+          <mc:Choice Requires="wpg">
+            <w:drawing>
+              <wp:anchor xmlns:wp="http://schemas.openxmlformats.org/drawingml/2006/wordprocessingDrawing" xmlns:wp14="http://schemas.microsoft.com/office/word/2010/wordprocessingDrawing" distT="0" distB="0" distL="115200" distR="115200" simplePos="0" relativeHeight="251665408" behindDoc="0" locked="0" layoutInCell="1" allowOverlap="1">
+                <wp:simplePos x="0" y="0"/>
+                <wp:positionH relativeFrom="column">
+                  <wp:posOffset>4586577</wp:posOffset>
+                </wp:positionH>
+                <wp:positionV relativeFrom="paragraph">
+                  <wp:posOffset>-136408</wp:posOffset>
+                </wp:positionV>
+                <wp:extent cx="915908" cy="1431106"/>
+                <wp:effectExtent l="0" t="0" r="0" b="0"/>
+                <wp:wrapSquare wrapText="bothSides"/>
+                <wp:docPr id="5" name=""/>
+                <wp:cNvGraphicFramePr>
+                  <a:graphicFrameLocks xmlns:a="http://schemas.openxmlformats.org/drawingml/2006/main" noChangeAspect="1"/>
+                </wp:cNvGraphicFramePr>
+                <a:graphic xmlns:a="http://schemas.openxmlformats.org/drawingml/2006/main">
+                  <a:graphicData uri="http://schemas.openxmlformats.org/drawingml/2006/picture">
+                    <pic:pic xmlns:pic="http://schemas.openxmlformats.org/drawingml/2006/picture">
+                      <pic:nvPicPr>
+                        <pic:cNvPr id="886594767" name=""/>
+                        <pic:cNvPicPr>
+                          <a:picLocks noChangeAspect="1"/>
+                        </pic:cNvPicPr>
+                        <pic:nvPr/>
+                      </pic:nvPicPr>
+                      <pic:blipFill rotWithShape="1">
+                        <a:blip r:embed="rId14"/>
+                        <a:srcRect l="18296" t="0" r="17703" b="0"/>
+                        <a:stretch/>
+                      </pic:blipFill>
+                      <pic:spPr bwMode="auto">
+                        <a:xfrm rot="16199999" flipH="0" flipV="0">
+                          <a:off x="0" y="0"/>
+                          <a:ext cx="915908" cy="1431106"/>
+                        </a:xfrm>
+                        <a:prstGeom prst="rect">
+                          <a:avLst/>
+                        </a:prstGeom>
+                      </pic:spPr>
+                    </pic:pic>
+                  </a:graphicData>
+                </a:graphic>
+              </wp:anchor>
+            </w:drawing>
+          </mc:Choice>
+          <mc:Fallback>
+            <w:pict>
+              <v:shapetype id="_x0000_t75" coordsize="21600,21600" o:spt="75" o:preferrelative="t" path="m@4@5l@4@11@9@11@9@5xe" filled="f" stroked="f">
+                <v:stroke joinstyle="miter"/>
+                <v:formulas>
+                  <v:f eqn="if lineDrawn pixelLineWidth 0"/>
+                  <v:f eqn="sum @0 1 0"/>
+                  <v:f eqn="sum 0 0 @1"/>
+                  <v:f eqn="prod @2 1 2"/>
+                  <v:f eqn="prod @3 21600 pixelWidth"/>
+                  <v:f eqn="prod @3 21600 pixelHeight"/>
+                  <v:f eqn="sum @0 0 1"/>
+                  <v:f eqn="prod @6 1 2"/>
+                  <v:f eqn="prod @7 21600 pixelWidth"/>
+                  <v:f eqn="sum @8 21600 0"/>
+                  <v:f eqn="prod @7 21600 pixelHeight"/>
+                  <v:f eqn="sum @10 21600 0"/>
+                </v:formulas>
+                <v:path o:extrusionok="f" gradientshapeok="t" o:connecttype="rect"/>
+                <o:lock v:ext="edit" aspectratio="t"/>
+              </v:shapetype>
+              <v:shape id="_x0000_i4" o:spid="_x0000_s4" type="#_x0000_t75" style="position:absolute;z-index:251665408;o:allowoverlap:true;o:allowincell:true;mso-position-horizontal-relative:text;margin-left:361.15pt;mso-position-horizontal:absolute;mso-position-vertical-relative:text;margin-top:-10.74pt;mso-position-vertical:absolute;width:72.12pt;height:112.69pt;mso-wrap-distance-left:9.07pt;mso-wrap-distance-top:0.00pt;mso-wrap-distance-right:9.07pt;mso-wrap-distance-bottom:0.00pt;rotation:269;z-index:1;" stroked="false">
+                <w10:wrap type="square"/>
+                <v:imagedata r:id="rId14" o:title="" croptop="0f" cropleft="11990f" cropbottom="0f" cropright="11602f"/>
+                <o:lock v:ext="edit" rotation="t"/>
+              </v:shape>
+            </w:pict>
+          </mc:Fallback>
+        </mc:AlternateContent>
+      </w:r>
+      <w:r>
+        <w:rPr>
+          <w:lang w:val="fr-CH"/>
+        </w:rPr>
+        <w:t xml:space="preserve">3.2 </w:t>
+      </w:r>
+      <w:r>
+        <w:t xml:space="preserve">Module de lecture RFID : </w:t>
+      </w:r>
+      <w:r/>
+      <w:bookmarkEnd w:id="11"/>
+      <w:r/>
+      <w:r/>
+    </w:p>
+    <w:p>
+      <w:pPr>
+        <w:pBdr/>
+        <w:spacing/>
+        <w:ind/>
+        <w:jc w:val="both"/>
+        <w:rPr>
+          <w:highlight w:val="none"/>
+          <w:lang w:val="fr-CH"/>
+        </w:rPr>
+      </w:pPr>
+      <w:r>
+        <w:rPr>
+          <w:lang w:val="fr-CH"/>
+        </w:rPr>
+      </w:r>
+      <w:r>
+        <w:rPr>
+          <w:lang w:val="fr-CH"/>
+        </w:rPr>
+        <w:t xml:space="preserve">Le choix de ce module n'a pas été libre, il a été imposé par le cahier des charges. Il s'agit d'un lecteur RFID fonctionnant avec une tension logique de 3.3V et qui communique avec le microcontrôleur via le bus SPI.</w:t>
+      </w:r>
+      <w:r>
+        <w:rPr>
+          <w:lang w:val="fr-CH"/>
+        </w:rPr>
+      </w:r>
+      <w:r/>
+    </w:p>
+    <w:p>
+      <w:pPr>
+        <w:pBdr/>
+        <w:spacing/>
+        <w:ind/>
+        <w:rPr/>
+      </w:pPr>
+      <w:r>
+        <w:rPr>
+          <w:highlight w:val="none"/>
+          <w:lang w:val="fr-CH"/>
+        </w:rPr>
+      </w:r>
+      <w:r>
+        <w:rPr>
+          <w:highlight w:val="none"/>
+          <w:lang w:val="fr-CH"/>
+        </w:rPr>
+      </w:r>
+      <w:r>
+        <w:rPr>
+          <w:highlight w:val="none"/>
+          <w:lang w:val="fr-CH"/>
+        </w:rPr>
+      </w:r>
+    </w:p>
+    <w:p>
+      <w:pPr>
+        <w:pStyle w:val="1037"/>
+        <w:pBdr/>
+        <w:spacing/>
+        <w:ind/>
+        <w:rPr/>
+      </w:pPr>
+      <w:r/>
+      <w:bookmarkStart w:id="12" w:name="_Toc12"/>
+      <w:r>
+        <w:rPr>
+          <w:highlight w:val="none"/>
+          <w:lang w:val="fr-CH"/>
+        </w:rPr>
+        <w:t xml:space="preserve">3.3 </w:t>
+      </w:r>
+      <w:r>
+        <w:rPr>
+          <w:highlight w:val="none"/>
+          <w:lang w:val="fr-CH"/>
+        </w:rPr>
+        <w:t xml:space="preserve">Interface Automate (PLC) : </w:t>
+      </w:r>
+      <w:r>
+        <w:rPr>
+          <w:highlight w:val="none"/>
+          <w:lang w:val="fr-CH"/>
+        </w:rPr>
+        <w:t xml:space="preserve">RS-485</w:t>
+      </w:r>
+      <w:r>
+        <w:rPr>
+          <w:highlight w:val="none"/>
+          <w:lang w:val="fr-CH"/>
+        </w:rPr>
+        <w:t xml:space="preserve"> et MAX3485</w:t>
+      </w:r>
+      <w:r>
+        <w:rPr>
+          <w:highlight w:val="none"/>
+          <w:lang w:val="fr-CH"/>
+        </w:rPr>
+      </w:r>
+      <w:bookmarkEnd w:id="12"/>
+      <w:r/>
+      <w:r/>
+    </w:p>
+    <w:p>
+      <w:pPr>
+        <w:pBdr/>
+        <w:spacing/>
+        <w:ind/>
+        <w:jc w:val="both"/>
+        <w:rPr>
+          <w:highlight w:val="none"/>
+          <w:lang w:val="fr-CH"/>
+        </w:rPr>
+      </w:pPr>
+      <w:r>
+        <w:rPr>
+          <w:highlight w:val="none"/>
+          <w:lang w:val="fr-CH"/>
+        </w:rPr>
+      </w:r>
+      <w:r/>
+      <w:r>
+        <w:rPr>
+          <w:highlight w:val="none"/>
+          <w:lang w:val="fr-CH"/>
+        </w:rPr>
+      </w:r>
+      <w:r>
+        <w:rPr>
+          <w:highlight w:val="none"/>
+          <w:lang w:val="fr-CH"/>
+        </w:rPr>
+      </w:r>
+      <w:r>
+        <w:rPr>
+          <w:highlight w:val="none"/>
+          <w:lang w:val="fr-CH"/>
+        </w:rPr>
+        <w:t xml:space="preserve">Pour garantir la compatibilité universelle du prototype avec différents contrôleurs industriels (Wago, Beckhoff, etc.), l'interface de communication physique devait être robuste.  </w:t>
+      </w:r>
+      <w:r/>
+    </w:p>
+    <w:p>
+      <w:pPr>
+        <w:pStyle w:val="1237"/>
+        <w:numPr>
+          <w:ilvl w:val="0"/>
+          <w:numId w:val="120"/>
+        </w:numPr>
+        <w:pBdr/>
+        <w:spacing/>
+        <w:ind/>
+        <w:jc w:val="both"/>
+        <w:rPr>
+          <w:highlight w:val="none"/>
+          <w:lang w:val="fr-CH"/>
+        </w:rPr>
+      </w:pPr>
+      <w:r>
+        <w:rPr>
+          <w:highlight w:val="none"/>
+          <w:lang w:val="fr-CH"/>
+        </w:rPr>
+      </w:r>
+      <w:r>
+        <mc:AlternateContent>
+          <mc:Choice Requires="wpg">
+            <w:drawing>
+              <wp:anchor xmlns:wp="http://schemas.openxmlformats.org/drawingml/2006/wordprocessingDrawing" xmlns:wp14="http://schemas.microsoft.com/office/word/2010/wordprocessingDrawing" distT="0" distB="0" distL="115200" distR="115200" simplePos="0" relativeHeight="251674624" behindDoc="0" locked="0" layoutInCell="1" allowOverlap="1">
+                <wp:simplePos x="0" y="0"/>
+                <wp:positionH relativeFrom="column">
+                  <wp:posOffset>5310585</wp:posOffset>
+                </wp:positionH>
+                <wp:positionV relativeFrom="paragraph">
+                  <wp:posOffset>322779</wp:posOffset>
+                </wp:positionV>
+                <wp:extent cx="732455" cy="166543"/>
+                <wp:effectExtent l="0" t="0" r="0" b="0"/>
+                <wp:wrapSquare wrapText="bothSides"/>
+                <wp:docPr id="6" name=""/>
+                <wp:cNvGraphicFramePr>
+                  <a:graphicFrameLocks xmlns:a="http://schemas.openxmlformats.org/drawingml/2006/main" noChangeAspect="1"/>
+                </wp:cNvGraphicFramePr>
+                <a:graphic xmlns:a="http://schemas.openxmlformats.org/drawingml/2006/main">
+                  <a:graphicData uri="http://schemas.openxmlformats.org/drawingml/2006/picture">
+                    <pic:pic xmlns:pic="http://schemas.openxmlformats.org/drawingml/2006/picture">
+                      <pic:nvPicPr>
+                        <pic:cNvPr id="1514906516" name=""/>
+                        <pic:cNvPicPr>
+                          <a:picLocks noChangeAspect="1"/>
+                        </pic:cNvPicPr>
+                        <pic:nvPr/>
+                      </pic:nvPicPr>
+                      <pic:blipFill rotWithShape="1">
+                        <a:blip r:embed="rId15"/>
+                        <a:srcRect l="0" t="30464" r="0" b="20073"/>
+                        <a:stretch/>
+                      </pic:blipFill>
+                      <pic:spPr bwMode="auto">
+                        <a:xfrm rot="5400000" flipH="0" flipV="1">
+                          <a:off x="0" y="0"/>
+                          <a:ext cx="732454" cy="166543"/>
+                        </a:xfrm>
+                        <a:prstGeom prst="rect">
+                          <a:avLst/>
+                        </a:prstGeom>
+                      </pic:spPr>
+                    </pic:pic>
+                  </a:graphicData>
+                </a:graphic>
+              </wp:anchor>
+            </w:drawing>
+          </mc:Choice>
+          <mc:Fallback>
+            <w:pict>
+              <v:shapetype id="_x0000_t75" coordsize="21600,21600" o:spt="75" o:preferrelative="t" path="m@4@5l@4@11@9@11@9@5xe" filled="f" stroked="f">
+                <v:stroke joinstyle="miter"/>
+                <v:formulas>
+                  <v:f eqn="if lineDrawn pixelLineWidth 0"/>
+                  <v:f eqn="sum @0 1 0"/>
+                  <v:f eqn="sum 0 0 @1"/>
+                  <v:f eqn="prod @2 1 2"/>
+                  <v:f eqn="prod @3 21600 pixelWidth"/>
+                  <v:f eqn="prod @3 21600 pixelHeight"/>
+                  <v:f eqn="sum @0 0 1"/>
+                  <v:f eqn="prod @6 1 2"/>
+                  <v:f eqn="prod @7 21600 pixelWidth"/>
+                  <v:f eqn="sum @8 21600 0"/>
+                  <v:f eqn="prod @7 21600 pixelHeight"/>
+                  <v:f eqn="sum @10 21600 0"/>
+                </v:formulas>
+                <v:path o:extrusionok="f" gradientshapeok="t" o:connecttype="rect"/>
+                <o:lock v:ext="edit" aspectratio="t"/>
+              </v:shapetype>
+              <v:shape id="_x0000_i5" o:spid="_x0000_s5" type="#_x0000_t75" style="position:absolute;z-index:251674624;o:allowoverlap:true;o:allowincell:true;mso-position-horizontal-relative:text;margin-left:418.16pt;mso-position-horizontal:absolute;mso-position-vertical-relative:text;margin-top:25.42pt;mso-position-vertical:absolute;width:57.67pt;height:13.11pt;mso-wrap-distance-left:9.07pt;mso-wrap-distance-top:0.00pt;mso-wrap-distance-right:9.07pt;mso-wrap-distance-bottom:0.00pt;rotation:90;flip:y;z-index:1;" stroked="false">
+                <w10:wrap type="square"/>
+                <v:imagedata r:id="rId15" o:title="" croptop="19965f" cropleft="0f" cropbottom="13155f" cropright="0f"/>
+                <o:lock v:ext="edit" rotation="t"/>
+              </v:shape>
+            </w:pict>
+          </mc:Fallback>
+        </mc:AlternateContent>
+      </w:r>
+      <w:r>
+        <w:rPr>
+          <w:highlight w:val="none"/>
+          <w:lang w:val="fr-CH"/>
+        </w:rPr>
+        <w:t xml:space="preserve">Bus de terrain RS-485 :</w:t>
+        <w:tab/>
+        <w:t xml:space="preserve"> </w:t>
+        <w:br/>
+        <w:t xml:space="preserve">Le standard industriel RS-485 a été choisi pour le câ</w:t>
+      </w:r>
+      <w:r>
+        <w:rPr>
+          <w:highlight w:val="none"/>
+          <w:lang w:val="fr-CH"/>
+        </w:rPr>
+        <w:t xml:space="preserve">blage vers l'automate. Ses signaux différentiels offrent une forte résistance aux interférences électromagnétiques fréquentes dans les milieux de production.</w:t>
+        <w:tab/>
+        <w:br/>
+      </w:r>
+      <w:r/>
+    </w:p>
+    <w:p>
+      <w:pPr>
+        <w:pStyle w:val="1237"/>
+        <w:numPr>
+          <w:ilvl w:val="0"/>
+          <w:numId w:val="120"/>
+        </w:numPr>
+        <w:pBdr/>
+        <w:spacing/>
+        <w:ind/>
+        <w:jc w:val="both"/>
+        <w:rPr/>
+      </w:pPr>
+      <w:r>
+        <w:rPr>
+          <w:highlight w:val="none"/>
+          <w:lang w:val="fr-CH"/>
+        </w:rPr>
+        <w:t xml:space="preserve">Convertisseur </w:t>
+      </w:r>
+      <w:r>
+        <w:rPr>
+          <w:highlight w:val="none"/>
+          <w:lang w:val="fr-CH"/>
+        </w:rPr>
+        <mc:AlternateContent>
+          <mc:Choice Requires="wpg">
+            <w:drawing>
+              <wp:anchor xmlns:wp="http://schemas.openxmlformats.org/drawingml/2006/wordprocessingDrawing" xmlns:wp14="http://schemas.microsoft.com/office/word/2010/wordprocessingDrawing" distT="0" distB="0" distL="115200" distR="115200" simplePos="0" relativeHeight="251679744" behindDoc="0" locked="0" layoutInCell="1" allowOverlap="1">
+                <wp:simplePos x="0" y="0"/>
+                <wp:positionH relativeFrom="column">
+                  <wp:posOffset>4693285</wp:posOffset>
+                </wp:positionH>
+                <wp:positionV relativeFrom="paragraph">
+                  <wp:posOffset>104870</wp:posOffset>
+                </wp:positionV>
+                <wp:extent cx="1066800" cy="1000314"/>
+                <wp:effectExtent l="0" t="0" r="0" b="0"/>
+                <wp:wrapSquare wrapText="bothSides"/>
+                <wp:docPr id="7" name=""/>
+                <wp:cNvGraphicFramePr>
+                  <a:graphicFrameLocks xmlns:a="http://schemas.openxmlformats.org/drawingml/2006/main" noChangeAspect="1"/>
+                </wp:cNvGraphicFramePr>
+                <a:graphic xmlns:a="http://schemas.openxmlformats.org/drawingml/2006/main">
+                  <a:graphicData uri="http://schemas.openxmlformats.org/drawingml/2006/picture">
+                    <pic:pic xmlns:pic="http://schemas.openxmlformats.org/drawingml/2006/picture">
+                      <pic:nvPicPr>
+                        <pic:cNvPr id="980733344" name=""/>
+                        <pic:cNvPicPr>
+                          <a:picLocks noChangeAspect="1"/>
+                        </pic:cNvPicPr>
+                        <pic:nvPr/>
+                      </pic:nvPicPr>
+                      <pic:blipFill rotWithShape="1">
+                        <a:blip r:embed="rId16"/>
+                        <a:srcRect l="20455" t="22437" r="21171" b="22827"/>
+                        <a:stretch/>
+                      </pic:blipFill>
+                      <pic:spPr bwMode="auto">
+                        <a:xfrm flipH="0" flipV="0">
+                          <a:off x="0" y="0"/>
+                          <a:ext cx="1066799" cy="1000313"/>
+                        </a:xfrm>
+                        <a:prstGeom prst="rect">
+                          <a:avLst/>
+                        </a:prstGeom>
+                      </pic:spPr>
+                    </pic:pic>
+                  </a:graphicData>
+                </a:graphic>
+              </wp:anchor>
+            </w:drawing>
+          </mc:Choice>
+          <mc:Fallback>
+            <w:pict>
+              <v:shapetype id="_x0000_t75" coordsize="21600,21600" o:spt="75" o:preferrelative="t" path="m@4@5l@4@11@9@11@9@5xe" filled="f" stroked="f">
+                <v:stroke joinstyle="miter"/>
+                <v:formulas>
+                  <v:f eqn="if lineDrawn pixelLineWidth 0"/>
+                  <v:f eqn="sum @0 1 0"/>
+                  <v:f eqn="sum 0 0 @1"/>
+                  <v:f eqn="prod @2 1 2"/>
+                  <v:f eqn="prod @3 21600 pixelWidth"/>
+                  <v:f eqn="prod @3 21600 pixelHeight"/>
+                  <v:f eqn="sum @0 0 1"/>
+                  <v:f eqn="prod @6 1 2"/>
+                  <v:f eqn="prod @7 21600 pixelWidth"/>
+                  <v:f eqn="sum @8 21600 0"/>
+                  <v:f eqn="prod @7 21600 pixelHeight"/>
+                  <v:f eqn="sum @10 21600 0"/>
+                </v:formulas>
+                <v:path o:extrusionok="f" gradientshapeok="t" o:connecttype="rect"/>
+                <o:lock v:ext="edit" aspectratio="t"/>
+              </v:shapetype>
+              <v:shape id="_x0000_i6" o:spid="_x0000_s6" type="#_x0000_t75" style="position:absolute;z-index:251679744;o:allowoverlap:true;o:allowincell:true;mso-position-horizontal-relative:text;margin-left:369.55pt;mso-position-horizontal:absolute;mso-position-vertical-relative:text;margin-top:8.26pt;mso-position-vertical:absolute;width:84.00pt;height:78.76pt;mso-wrap-distance-left:9.07pt;mso-wrap-distance-top:0.00pt;mso-wrap-distance-right:9.07pt;mso-wrap-distance-bottom:0.00pt;z-index:1;" stroked="false">
+                <w10:wrap type="square"/>
+                <v:imagedata r:id="rId16" o:title="" croptop="14704f" cropleft="13405f" cropbottom="14960f" cropright="13875f"/>
+                <o:lock v:ext="edit" rotation="t"/>
+              </v:shape>
+            </w:pict>
+          </mc:Fallback>
+        </mc:AlternateContent>
+      </w:r>
+      <w:r>
+        <w:rPr>
+          <w:highlight w:val="none"/>
+          <w:lang w:val="fr-CH"/>
+        </w:rPr>
+        <w:t xml:space="preserve">:</w:t>
+        <w:tab/>
+        <w:t xml:space="preserve"> </w:t>
+        <w:br/>
+        <w:t xml:space="preserve">L'ESP32 utilisant des signaux TTL/CMOS sur son port UART, une puce de conver</w:t>
+      </w:r>
+      <w:r>
+        <w:rPr>
+          <w:highlight w:val="none"/>
+          <w:lang w:val="fr-CH"/>
+        </w:rPr>
+        <w:t xml:space="preserve">sion MAX3485 est intégrée. Elle sert de pont pour traduire les signaux logiques de l'ESP32 en signaux différentiels exploitables par l'automate via le bornier de raccordement. L'avantage du MAX3485 est qu'il est alimenté directement en 3.3V, simplifiant ain</w:t>
+      </w:r>
+      <w:r>
+        <w:rPr>
+          <w:highlight w:val="none"/>
+          <w:lang w:val="fr-CH"/>
+        </w:rPr>
+        <w:t xml:space="preserve">si le routage.</w:t>
+      </w:r>
+      <w:r/>
+      <w:r/>
+      <w:r>
+        <w:rPr>
+          <w:highlight w:val="none"/>
+        </w:rPr>
+      </w:r>
+      <w:r>
+        <w:rPr>
+          <w:highlight w:val="none"/>
+        </w:rPr>
+      </w:r>
+      <w:r>
+        <w:rPr>
+          <w:highlight w:val="none"/>
+        </w:rPr>
+      </w:r>
+      <w:r/>
+    </w:p>
+    <w:p>
+      <w:pPr>
+        <w:pStyle w:val="1037"/>
+        <w:pBdr/>
+        <w:spacing/>
+        <w:ind/>
+        <w:rPr/>
+      </w:pPr>
+      <w:r/>
+      <w:bookmarkStart w:id="13" w:name="_Toc13"/>
+      <w:r>
+        <w:rPr>
+          <w:highlight w:val="none"/>
+          <w:lang w:val="fr-CH"/>
+        </w:rPr>
+      </w:r>
+      <w:r>
+        <w:rPr>
+          <w:highlight w:val="none"/>
+          <w:lang w:val="fr-CH"/>
+        </w:rPr>
+        <w:t xml:space="preserve">3.4 </w:t>
+      </w:r>
+      <w:r>
+        <w:t xml:space="preserve">Gestion de l'alimentation :</w:t>
+      </w:r>
+      <w:r>
+        <w:rPr>
+          <w:lang w:val="fr-CH"/>
+        </w:rPr>
+        <w:t xml:space="preserve"> </w:t>
+      </w:r>
+      <w:r>
+        <w:rPr>
+          <w:lang w:val="fr-CH"/>
+        </w:rPr>
+        <w:t xml:space="preserve">(24-&gt;5VDC)</w:t>
+      </w:r>
+      <w:bookmarkEnd w:id="13"/>
+      <w:r/>
+      <w:r/>
+    </w:p>
+    <w:p>
+      <w:pPr>
+        <w:pBdr/>
+        <w:spacing/>
+        <w:ind/>
+        <w:jc w:val="both"/>
+        <w:rPr>
+          <w:highlight w:val="none"/>
+          <w:lang w:val="fr-CH"/>
+        </w:rPr>
+      </w:pPr>
+      <w:r>
+        <w:rPr>
+          <w:lang w:val="fr-CH"/>
+        </w:rPr>
+      </w:r>
+      <w:r>
+        <mc:AlternateContent>
+          <mc:Choice Requires="wpg">
+            <w:drawing>
+              <wp:anchor xmlns:wp="http://schemas.openxmlformats.org/drawingml/2006/wordprocessingDrawing" xmlns:wp14="http://schemas.microsoft.com/office/word/2010/wordprocessingDrawing" distT="0" distB="0" distL="115200" distR="115200" simplePos="0" relativeHeight="251670528" behindDoc="0" locked="0" layoutInCell="1" allowOverlap="1">
+                <wp:simplePos x="0" y="0"/>
+                <wp:positionH relativeFrom="column">
+                  <wp:posOffset>4868917</wp:posOffset>
+                </wp:positionH>
+                <wp:positionV relativeFrom="paragraph">
+                  <wp:posOffset>8232</wp:posOffset>
+                </wp:positionV>
+                <wp:extent cx="891168" cy="891168"/>
+                <wp:effectExtent l="0" t="0" r="0" b="0"/>
+                <wp:wrapSquare wrapText="bothSides"/>
+                <wp:docPr id="8" name=""/>
+                <wp:cNvGraphicFramePr>
+                  <a:graphicFrameLocks xmlns:a="http://schemas.openxmlformats.org/drawingml/2006/main" noChangeAspect="1"/>
+                </wp:cNvGraphicFramePr>
+                <a:graphic xmlns:a="http://schemas.openxmlformats.org/drawingml/2006/main">
+                  <a:graphicData uri="http://schemas.openxmlformats.org/drawingml/2006/picture">
+                    <pic:pic xmlns:pic="http://schemas.openxmlformats.org/drawingml/2006/picture">
+                      <pic:nvPicPr>
+                        <pic:cNvPr id="912838723" name=""/>
+                        <pic:cNvPicPr>
+                          <a:picLocks noChangeAspect="1"/>
+                        </pic:cNvPicPr>
+                        <pic:nvPr/>
+                      </pic:nvPicPr>
+                      <pic:blipFill rotWithShape="1">
+                        <a:blip r:embed="rId17"/>
+                        <a:stretch/>
+                      </pic:blipFill>
+                      <pic:spPr bwMode="auto">
+                        <a:xfrm flipH="0" flipV="0">
+                          <a:off x="0" y="0"/>
+                          <a:ext cx="891167" cy="891167"/>
+                        </a:xfrm>
+                        <a:prstGeom prst="rect">
+                          <a:avLst/>
+                        </a:prstGeom>
+                      </pic:spPr>
+                    </pic:pic>
+                  </a:graphicData>
+                </a:graphic>
+              </wp:anchor>
+            </w:drawing>
+          </mc:Choice>
+          <mc:Fallback>
+            <w:pict>
+              <v:shapetype id="_x0000_t75" coordsize="21600,21600" o:spt="75" o:preferrelative="t" path="m@4@5l@4@11@9@11@9@5xe" filled="f" stroked="f">
+                <v:stroke joinstyle="miter"/>
+                <v:formulas>
+                  <v:f eqn="if lineDrawn pixelLineWidth 0"/>
+                  <v:f eqn="sum @0 1 0"/>
+                  <v:f eqn="sum 0 0 @1"/>
+                  <v:f eqn="prod @2 1 2"/>
+                  <v:f eqn="prod @3 21600 pixelWidth"/>
+                  <v:f eqn="prod @3 21600 pixelHeight"/>
+                  <v:f eqn="sum @0 0 1"/>
+                  <v:f eqn="prod @6 1 2"/>
+                  <v:f eqn="prod @7 21600 pixelWidth"/>
+                  <v:f eqn="sum @8 21600 0"/>
+                  <v:f eqn="prod @7 21600 pixelHeight"/>
+                  <v:f eqn="sum @10 21600 0"/>
+                </v:formulas>
+                <v:path o:extrusionok="f" gradientshapeok="t" o:connecttype="rect"/>
+                <o:lock v:ext="edit" aspectratio="t"/>
+              </v:shapetype>
+              <v:shape id="_x0000_i7" o:spid="_x0000_s7" type="#_x0000_t75" style="position:absolute;z-index:251670528;o:allowoverlap:true;o:allowincell:true;mso-position-horizontal-relative:text;margin-left:383.38pt;mso-position-horizontal:absolute;mso-position-vertical-relative:text;margin-top:0.65pt;mso-position-vertical:absolute;width:70.17pt;height:70.17pt;mso-wrap-distance-left:9.07pt;mso-wrap-distance-top:0.00pt;mso-wrap-distance-right:9.07pt;mso-wrap-distance-bottom:0.00pt;z-index:1;" stroked="false">
+                <w10:wrap type="square"/>
+                <v:imagedata r:id="rId17" o:title=""/>
+                <o:lock v:ext="edit" rotation="t"/>
+              </v:shape>
+            </w:pict>
+          </mc:Fallback>
+        </mc:AlternateContent>
+      </w:r>
+      <w:r>
+        <w:rPr>
+          <w:lang w:val="fr-CH"/>
+        </w:rPr>
+      </w:r>
+      <w:r>
+        <w:rPr>
+          <w:highlight w:val="none"/>
+          <w:lang w:val="fr-CH"/>
+        </w:rPr>
+      </w:r>
+      <w:r>
+        <w:rPr>
+          <w:highlight w:val="none"/>
+          <w:lang w:val="fr-CH"/>
+        </w:rPr>
+        <w:t xml:space="preserve">Le système devant s'intégrer directement dans les cellules industrielles, l'alimentation primaire fournie en entrée est le standard 24V DC. Pour abaisser et réguler cette tension, le choix s'est porté sur le convertisseur DC-DC TR10S05.</w:t>
+      </w:r>
+      <w:r/>
+      <w:r>
+        <w:rPr>
+          <w:highlight w:val="none"/>
+          <w:lang w:val="fr-CH"/>
+        </w:rPr>
+      </w:r>
+      <w:r>
+        <w:rPr>
+          <w:highlight w:val="none"/>
+          <w:lang w:val="fr-CH"/>
+        </w:rPr>
+      </w:r>
+      <w:r>
+        <w:rPr>
+          <w:highlight w:val="none"/>
+          <w:lang w:val="fr-CH"/>
+        </w:rPr>
+      </w:r>
+    </w:p>
+    <w:p>
+      <w:pPr>
+        <w:pBdr/>
+        <w:spacing/>
+        <w:ind/>
+        <w:jc w:val="both"/>
+        <w:rPr>
+          <w:highlight w:val="none"/>
+          <w:lang w:val="fr-CH" w:bidi="fr-CH"/>
+        </w:rPr>
+      </w:pPr>
+      <w:r>
+        <w:rPr>
+          <w:highlight w:val="none"/>
+          <w:lang w:val="fr-CH" w:bidi="fr-CH"/>
+        </w:rPr>
+      </w:r>
+      <w:r>
+        <w:rPr>
+          <w:highlight w:val="none"/>
+          <w:lang w:val="fr-CH" w:bidi="fr-CH"/>
+        </w:rPr>
+      </w:r>
+      <w:r>
+        <w:rPr>
+          <w:highlight w:val="none"/>
+          <w:lang w:val="fr-CH" w:bidi="fr-CH"/>
+        </w:rPr>
+        <w:t xml:space="preserve">Il s'agit d'un régulateur à découpage (Switching Regulator) au format SIP à 3 broches, capable d'accepter une large plage de tension en entrée (de 8V à 28V) pour fournir une tension de sortie stable de 5.0V.</w:t>
+      </w:r>
+      <w:r>
+        <w:rPr>
+          <w:highlight w:val="none"/>
+          <w:lang w:val="fr-CH" w:bidi="fr-CH"/>
+        </w:rPr>
+      </w:r>
+      <w:r>
+        <w:rPr>
+          <w:highlight w:val="none"/>
+          <w:lang w:val="fr-CH"/>
+        </w:rPr>
+      </w:r>
+    </w:p>
+    <w:p>
+      <w:pPr>
+        <w:pBdr/>
+        <w:spacing/>
+        <w:ind/>
+        <w:jc w:val="both"/>
+        <w:rPr>
+          <w:highlight w:val="none"/>
+          <w:lang w:val="fr-CH" w:bidi="fr-CH"/>
+        </w:rPr>
+      </w:pPr>
+      <w:r>
+        <w:rPr>
+          <w:highlight w:val="none"/>
+          <w:lang w:val="fr-CH" w:bidi="fr-CH"/>
+        </w:rPr>
+      </w:r>
+      <w:r>
+        <w:rPr>
+          <w:highlight w:val="none"/>
+          <w:lang w:val="fr-CH" w:bidi="fr-CH"/>
+        </w:rPr>
+      </w:r>
+      <w:r>
+        <w:rPr>
+          <w:highlight w:val="none"/>
+          <w:lang w:val="fr-CH" w:bidi="fr-CH"/>
+        </w:rPr>
+        <w:t xml:space="preserve">Il peut délivrer un courant allant jusqu'à 1000 mA, avec une excellente efficacité énergétique pouvant atteindre 93%.</w:t>
+      </w:r>
+      <w:r>
+        <w:rPr>
+          <w:highlight w:val="none"/>
+          <w:lang w:val="fr-CH" w:bidi="fr-CH"/>
+        </w:rPr>
+      </w:r>
+      <w:r>
+        <w:rPr>
+          <w:highlight w:val="none"/>
+          <w:lang w:val="fr-CH"/>
+        </w:rPr>
+      </w:r>
+    </w:p>
+    <w:p>
+      <w:pPr>
+        <w:pBdr/>
+        <w:spacing/>
+        <w:ind/>
+        <w:rPr>
+          <w:highlight w:val="none"/>
+          <w:lang w:val="fr-CH"/>
+        </w:rPr>
+      </w:pPr>
+      <w:r>
+        <w:rPr>
+          <w:highlight w:val="none"/>
+          <w:lang w:val="fr-CH" w:bidi="fr-CH"/>
+        </w:rPr>
+      </w:r>
+      <w:r>
+        <w:rPr>
+          <w:highlight w:val="none"/>
+          <w:lang w:val="fr-CH" w:bidi="fr-CH"/>
+        </w:rPr>
+      </w:r>
+      <w:r>
+        <w:rPr>
+          <w:highlight w:val="none"/>
+          <w:lang w:val="fr-CH" w:bidi="fr-CH"/>
+        </w:rPr>
+        <w:t xml:space="preserve">Cette haute efficacité minimise considérablement la dissipation thermique, ce qui est idéal pour un boîtier fermé imprimé en 3D, tout en garantissant un encombrement minimal sur le PCB.</w:t>
+      </w:r>
+      <w:r>
+        <w:rPr>
+          <w:highlight w:val="none"/>
+          <w:lang w:val="fr-CH" w:bidi="fr-CH"/>
+        </w:rPr>
+      </w:r>
+      <w:r>
+        <w:rPr>
+          <w:highlight w:val="none"/>
+          <w:lang w:val="fr-CH" w:bidi="fr-CH"/>
+        </w:rPr>
+      </w:r>
+    </w:p>
+    <w:p>
+      <w:pPr>
+        <w:pBdr/>
+        <w:spacing/>
+        <w:ind/>
+        <w:rPr/>
+      </w:pPr>
+      <w:r/>
+      <w:r/>
+      <w:r/>
+    </w:p>
+    <w:p>
+      <w:pPr>
+        <w:pStyle w:val="1037"/>
+        <w:pBdr/>
+        <w:spacing/>
+        <w:ind/>
+        <w:rPr/>
+      </w:pPr>
+      <w:r/>
+      <w:bookmarkStart w:id="14" w:name="_Toc14"/>
+      <w:r>
+        <w:rPr>
+          <w:highlight w:val="none"/>
+          <w:lang w:val="fr-CH"/>
+        </w:rPr>
+        <w:t xml:space="preserve">3.5 </w:t>
+      </w:r>
+      <w:r>
+        <w:t xml:space="preserve">Interfaces de contrôle local et de diagnostic</w:t>
+      </w:r>
+      <w:r>
+        <w:rPr>
+          <w:highlight w:val="none"/>
+          <w:lang w:val="fr-CH"/>
+        </w:rPr>
+      </w:r>
+      <w:bookmarkEnd w:id="14"/>
+      <w:r/>
+      <w:r/>
+    </w:p>
+    <w:p>
+      <w:pPr>
+        <w:pBdr/>
+        <w:spacing/>
+        <w:ind/>
+        <w:jc w:val="both"/>
+        <w:rPr/>
+      </w:pPr>
+      <w:r>
+        <w:rPr>
+          <w:highlight w:val="none"/>
+          <w:lang w:val="fr-CH"/>
+        </w:rPr>
+      </w:r>
+      <w:r/>
+      <w:r>
+        <w:rPr>
+          <w:highlight w:val="none"/>
+          <w:lang w:val="fr-CH"/>
+        </w:rPr>
+        <w:t xml:space="preserve">Afin de répondre aux exigences d'intégration logicielle et matérielle du cahier des charges (exigences REQ-F-005 et REQ-F-006), des interfaces physiques dédiées aux opérateurs ont été ajoutées :  </w:t>
+      </w:r>
+      <w:r>
+        <w:rPr>
+          <w:highlight w:val="none"/>
+          <w:lang w:val="fr-CH"/>
+        </w:rPr>
+      </w:r>
+      <w:r>
+        <w:rPr>
+          <w:highlight w:val="none"/>
+          <w:lang w:val="fr-CH"/>
+        </w:rPr>
+      </w:r>
+      <w:r>
+        <w:rPr>
+          <w:highlight w:val="none"/>
+          <w:lang w:val="fr-CH"/>
+        </w:rPr>
+      </w:r>
+      <w:r>
+        <w:rPr>
+          <w:highlight w:val="none"/>
+          <w:lang w:val="fr-CH"/>
+        </w:rPr>
+      </w:r>
+    </w:p>
+    <w:p>
+      <w:pPr>
+        <w:pStyle w:val="1237"/>
+        <w:numPr>
+          <w:ilvl w:val="0"/>
+          <w:numId w:val="121"/>
+        </w:numPr>
+        <w:pBdr/>
+        <w:spacing/>
+        <w:ind/>
+        <w:jc w:val="both"/>
+        <w:rPr/>
+      </w:pPr>
+      <w:r>
+        <w:rPr>
+          <w:highlight w:val="none"/>
+          <w:lang w:val="fr-CH"/>
+        </w:rPr>
+      </w:r>
+      <w:r>
+        <mc:AlternateContent>
+          <mc:Choice Requires="wpg">
+            <w:drawing>
+              <wp:anchor xmlns:wp="http://schemas.openxmlformats.org/drawingml/2006/wordprocessingDrawing" xmlns:wp14="http://schemas.microsoft.com/office/word/2010/wordprocessingDrawing" distT="0" distB="0" distL="115200" distR="115200" simplePos="0" relativeHeight="251684864" behindDoc="0" locked="0" layoutInCell="1" allowOverlap="1">
+                <wp:simplePos x="0" y="0"/>
+                <wp:positionH relativeFrom="column">
+                  <wp:posOffset>4833977</wp:posOffset>
+                </wp:positionH>
+                <wp:positionV relativeFrom="paragraph">
+                  <wp:posOffset>150351</wp:posOffset>
+                </wp:positionV>
+                <wp:extent cx="706459" cy="809217"/>
+                <wp:effectExtent l="0" t="0" r="0" b="0"/>
+                <wp:wrapSquare wrapText="bothSides"/>
+                <wp:docPr id="9" name=""/>
+                <wp:cNvGraphicFramePr>
+                  <a:graphicFrameLocks xmlns:a="http://schemas.openxmlformats.org/drawingml/2006/main" noChangeAspect="1"/>
+                </wp:cNvGraphicFramePr>
+                <a:graphic xmlns:a="http://schemas.openxmlformats.org/drawingml/2006/main">
+                  <a:graphicData uri="http://schemas.openxmlformats.org/drawingml/2006/picture">
+                    <pic:pic xmlns:pic="http://schemas.openxmlformats.org/drawingml/2006/picture">
+                      <pic:nvPicPr>
+                        <pic:cNvPr id="1606521101" name=""/>
+                        <pic:cNvPicPr>
+                          <a:picLocks noChangeAspect="1"/>
+                        </pic:cNvPicPr>
+                        <pic:nvPr/>
+                      </pic:nvPicPr>
+                      <pic:blipFill rotWithShape="1">
+                        <a:blip r:embed="rId18"/>
+                        <a:stretch/>
+                      </pic:blipFill>
+                      <pic:spPr bwMode="auto">
+                        <a:xfrm flipH="0" flipV="0">
+                          <a:off x="0" y="0"/>
+                          <a:ext cx="706459" cy="809217"/>
+                        </a:xfrm>
+                        <a:prstGeom prst="rect">
+                          <a:avLst/>
+                        </a:prstGeom>
+                      </pic:spPr>
+                    </pic:pic>
+                  </a:graphicData>
+                </a:graphic>
+              </wp:anchor>
+            </w:drawing>
+          </mc:Choice>
+          <mc:Fallback>
+            <w:pict>
+              <v:shapetype id="_x0000_t75" coordsize="21600,21600" o:spt="75" o:preferrelative="t" path="m@4@5l@4@11@9@11@9@5xe" filled="f" stroked="f">
+                <v:stroke joinstyle="miter"/>
+                <v:formulas>
+                  <v:f eqn="if lineDrawn pixelLineWidth 0"/>
+                  <v:f eqn="sum @0 1 0"/>
+                  <v:f eqn="sum 0 0 @1"/>
+                  <v:f eqn="prod @2 1 2"/>
+                  <v:f eqn="prod @3 21600 pixelWidth"/>
+                  <v:f eqn="prod @3 21600 pixelHeight"/>
+                  <v:f eqn="sum @0 0 1"/>
+                  <v:f eqn="prod @6 1 2"/>
+                  <v:f eqn="prod @7 21600 pixelWidth"/>
+                  <v:f eqn="sum @8 21600 0"/>
+                  <v:f eqn="prod @7 21600 pixelHeight"/>
+                  <v:f eqn="sum @10 21600 0"/>
+                </v:formulas>
+                <v:path o:extrusionok="f" gradientshapeok="t" o:connecttype="rect"/>
+                <o:lock v:ext="edit" aspectratio="t"/>
+              </v:shapetype>
+              <v:shape id="_x0000_i8" o:spid="_x0000_s8" type="#_x0000_t75" style="position:absolute;z-index:251684864;o:allowoverlap:true;o:allowincell:true;mso-position-horizontal-relative:text;margin-left:380.63pt;mso-position-horizontal:absolute;mso-position-vertical-relative:text;margin-top:11.84pt;mso-position-vertical:absolute;width:55.63pt;height:63.72pt;mso-wrap-distance-left:9.07pt;mso-wrap-distance-top:0.00pt;mso-wrap-distance-right:9.07pt;mso-wrap-distance-bottom:0.00pt;z-index:1;" stroked="false">
+                <w10:wrap type="square"/>
+                <v:imagedata r:id="rId18" o:title=""/>
+                <o:lock v:ext="edit" rotation="t"/>
+              </v:shape>
+            </w:pict>
+          </mc:Fallback>
+        </mc:AlternateContent>
+      </w:r>
+      <w:r>
+        <w:rPr>
+          <w:highlight w:val="none"/>
+          <w:lang w:val="fr-CH"/>
+        </w:rPr>
+        <w:t xml:space="preserve">Switch ON/OFF COMM : </w:t>
+        <w:tab/>
+        <w:br/>
+        <w:t xml:space="preserve">Un interrupteur matériel relié à une broche d'entrée de l'ESP32. Il permet à l'opérateur d'activer ou de désactiver ponctuellement la c</w:t>
+      </w:r>
+      <w:r/>
+      <w:r>
+        <w:rPr>
+          <w:highlight w:val="none"/>
+          <w:lang w:val="fr-CH"/>
+        </w:rPr>
+      </w:r>
+      <w:r/>
+      <w:r>
+        <w:rPr>
+          <w:highlight w:val="none"/>
+          <w:lang w:val="fr-CH"/>
+        </w:rPr>
+        <w:t xml:space="preserve">ommun</w:t>
+      </w:r>
+      <w:r/>
+      <w:r>
+        <w:rPr>
+          <w:highlight w:val="none"/>
+          <w:lang w:val="fr-CH"/>
+        </w:rPr>
+        <w:t xml:space="preserve">ication série avec l'automate, sans avoir à couper l'alimentation générale du lecteur ni à inter</w:t>
+      </w:r>
+      <w:r>
+        <w:rPr>
+          <w:highlight w:val="none"/>
+          <w:lang w:val="fr-CH"/>
+        </w:rPr>
+        <w:t xml:space="preserve">rompre les mises à jour Wi-Fi vers Node-RED. </w:t>
+        <w:tab/>
+        <w:t xml:space="preserve"> </w:t>
+      </w:r>
+      <w:r>
+        <w:rPr>
+          <w:highlight w:val="none"/>
+          <w:lang w:val="fr-CH"/>
+        </w:rPr>
+      </w:r>
+      <w:r>
+        <w:rPr>
+          <w:highlight w:val="none"/>
+          <w:lang w:val="fr-CH"/>
+        </w:rPr>
+      </w:r>
+      <w:r>
+        <w:rPr>
+          <w:highlight w:val="none"/>
+          <w:lang w:val="fr-CH"/>
+        </w:rPr>
+      </w:r>
+      <w:r>
+        <w:rPr>
+          <w:highlight w:val="none"/>
+          <w:lang w:val="fr-CH"/>
+        </w:rPr>
+        <w:br/>
+      </w:r>
+      <w:r>
+        <w:rPr>
+          <w:highlight w:val="none"/>
+          <w:lang w:val="fr-CH"/>
+        </w:rPr>
+      </w:r>
+    </w:p>
+    <w:p>
+      <w:pPr>
+        <w:pStyle w:val="1237"/>
+        <w:numPr>
+          <w:ilvl w:val="0"/>
+          <w:numId w:val="121"/>
+        </w:numPr>
+        <w:pBdr/>
+        <w:spacing/>
+        <w:ind/>
+        <w:jc w:val="both"/>
+        <w:rPr/>
+      </w:pPr>
+      <w:r>
+        <w:rPr>
+          <w:highlight w:val="none"/>
+          <w:lang w:val="fr-CH"/>
+        </w:rPr>
+        <w:t xml:space="preserve">Affichage d'état (LED) : </w:t>
+        <w:tab/>
+        <w:br/>
+        <w:t xml:space="preserve">Un affichage par LED permet de remonter visuellement le diagnostic local (état d'attente, badge lu avec succès, badge illisible, ou badge défectu</w:t>
+      </w:r>
+      <w:r>
+        <w:rPr>
+          <w:highlight w:val="none"/>
+          <w:lang w:val="fr-CH"/>
+        </w:rPr>
+        <mc:AlternateContent>
+          <mc:Choice Requires="wpg">
+            <w:drawing>
+              <wp:anchor xmlns:wp="http://schemas.openxmlformats.org/drawingml/2006/wordprocessingDrawing" xmlns:wp14="http://schemas.microsoft.com/office/word/2010/wordprocessingDrawing" distT="0" distB="0" distL="115200" distR="115200" simplePos="0" relativeHeight="251688960" behindDoc="0" locked="0" layoutInCell="1" allowOverlap="1">
+                <wp:simplePos x="0" y="0"/>
+                <wp:positionH relativeFrom="column">
+                  <wp:posOffset>4732893</wp:posOffset>
+                </wp:positionH>
+                <wp:positionV relativeFrom="paragraph">
+                  <wp:posOffset>211583</wp:posOffset>
+                </wp:positionV>
+                <wp:extent cx="807543" cy="658059"/>
+                <wp:effectExtent l="0" t="0" r="0" b="0"/>
+                <wp:wrapSquare wrapText="bothSides"/>
+                <wp:docPr id="10" name=""/>
+                <wp:cNvGraphicFramePr>
+                  <a:graphicFrameLocks xmlns:a="http://schemas.openxmlformats.org/drawingml/2006/main" noChangeAspect="1"/>
+                </wp:cNvGraphicFramePr>
+                <a:graphic xmlns:a="http://schemas.openxmlformats.org/drawingml/2006/main">
+                  <a:graphicData uri="http://schemas.openxmlformats.org/drawingml/2006/picture">
+                    <pic:pic xmlns:pic="http://schemas.openxmlformats.org/drawingml/2006/picture">
+                      <pic:nvPicPr>
+                        <pic:cNvPr id="324501417" name=""/>
+                        <pic:cNvPicPr>
+                          <a:picLocks noChangeAspect="1"/>
+                        </pic:cNvPicPr>
+                        <pic:nvPr/>
+                      </pic:nvPicPr>
+                      <pic:blipFill rotWithShape="1">
+                        <a:blip r:embed="rId19"/>
+                        <a:srcRect l="9522" t="17372" r="11112" b="17953"/>
+                        <a:stretch/>
+                      </pic:blipFill>
+                      <pic:spPr bwMode="auto">
+                        <a:xfrm flipH="0" flipV="0">
+                          <a:off x="0" y="0"/>
+                          <a:ext cx="807542" cy="658058"/>
+                        </a:xfrm>
+                        <a:prstGeom prst="rect">
+                          <a:avLst/>
+                        </a:prstGeom>
+                      </pic:spPr>
+                    </pic:pic>
+                  </a:graphicData>
+                </a:graphic>
+              </wp:anchor>
+            </w:drawing>
+          </mc:Choice>
+          <mc:Fallback>
+            <w:pict>
+              <v:shapetype id="_x0000_t75" coordsize="21600,21600" o:spt="75" o:preferrelative="t" path="m@4@5l@4@11@9@11@9@5xe" filled="f" stroked="f">
+                <v:stroke joinstyle="miter"/>
+                <v:formulas>
+                  <v:f eqn="if lineDrawn pixelLineWidth 0"/>
+                  <v:f eqn="sum @0 1 0"/>
+                  <v:f eqn="sum 0 0 @1"/>
+                  <v:f eqn="prod @2 1 2"/>
+                  <v:f eqn="prod @3 21600 pixelWidth"/>
+                  <v:f eqn="prod @3 21600 pixelHeight"/>
+                  <v:f eqn="sum @0 0 1"/>
+                  <v:f eqn="prod @6 1 2"/>
+                  <v:f eqn="prod @7 21600 pixelWidth"/>
+                  <v:f eqn="sum @8 21600 0"/>
+                  <v:f eqn="prod @7 21600 pixelHeight"/>
+                  <v:f eqn="sum @10 21600 0"/>
+                </v:formulas>
+                <v:path o:extrusionok="f" gradientshapeok="t" o:connecttype="rect"/>
+                <o:lock v:ext="edit" aspectratio="t"/>
+              </v:shapetype>
+              <v:shape id="_x0000_i9" o:spid="_x0000_s9" type="#_x0000_t75" style="position:absolute;z-index:251688960;o:allowoverlap:true;o:allowincell:true;mso-position-horizontal-relative:text;margin-left:372.67pt;mso-position-horizontal:absolute;mso-position-vertical-relative:text;margin-top:16.66pt;mso-position-vertical:absolute;width:63.59pt;height:51.82pt;mso-wrap-distance-left:9.07pt;mso-wrap-distance-top:0.00pt;mso-wrap-distance-right:9.07pt;mso-wrap-distance-bottom:0.00pt;z-index:1;" stroked="false">
+                <w10:wrap type="square"/>
+                <v:imagedata r:id="rId19" o:title="" croptop="11385f" cropleft="6240f" cropbottom="11766f" cropright="7282f"/>
+                <o:lock v:ext="edit" rotation="t"/>
+              </v:shape>
+            </w:pict>
+          </mc:Fallback>
+        </mc:AlternateContent>
+      </w:r>
+      <w:r>
+        <w:rPr>
+          <w:highlight w:val="none"/>
+          <w:lang w:val="fr-CH"/>
+        </w:rPr>
+        <w:t xml:space="preserve">eux). Cette information immédiate facilite les tests et la maintenance sur site.</w:t>
+      </w:r>
+      <w:r>
+        <w:rPr>
+          <w:highlight w:val="none"/>
+          <w:lang w:val="fr-CH"/>
+        </w:rPr>
+      </w:r>
+      <w:r>
+        <w:rPr>
+          <w:highlight w:val="none"/>
+          <w:lang w:val="fr-CH"/>
+        </w:rPr>
+      </w:r>
+      <w:r>
+        <w:rPr>
+          <w:highlight w:val="none"/>
+          <w:lang w:val="fr-CH"/>
+        </w:rPr>
+        <w:tab/>
+      </w:r>
+      <w:r/>
+    </w:p>
+    <w:p>
+      <w:pPr>
+        <w:pBdr/>
+        <w:shd w:val="nil" w:color="000000"/>
+        <w:spacing/>
+        <w:ind/>
+        <w:rPr/>
+      </w:pPr>
+      <w:r>
+        <w:rPr>
+          <w:highlight w:val="none"/>
+        </w:rPr>
+      </w:r>
+      <w:r>
+        <w:rPr>
+          <w:highlight w:val="none"/>
+        </w:rPr>
+      </w:r>
+      <w:r>
+        <w:rPr>
+          <w:highlight w:val="none"/>
+        </w:rPr>
+      </w:r>
+    </w:p>
+    <w:p>
+      <w:pPr>
+        <w:pStyle w:val="1037"/>
+        <w:pBdr/>
+        <w:spacing/>
+        <w:ind/>
+        <w:rPr>
+          <w:lang w:val="fr-CH"/>
+        </w:rPr>
+      </w:pPr>
+      <w:r/>
+      <w:bookmarkStart w:id="15" w:name="_Toc15"/>
+      <w:r>
+        <w:rPr>
+          <w:lang w:val="fr-CH"/>
+        </w:rPr>
+      </w:r>
+      <w:r>
+        <mc:AlternateContent>
+          <mc:Choice Requires="wpg">
+            <w:drawing>
+              <wp:anchor xmlns:wp="http://schemas.openxmlformats.org/drawingml/2006/wordprocessingDrawing" xmlns:wp14="http://schemas.microsoft.com/office/word/2010/wordprocessingDrawing" distT="0" distB="0" distL="115200" distR="115200" simplePos="0" relativeHeight="251691008" behindDoc="0" locked="0" layoutInCell="1" allowOverlap="1">
+                <wp:simplePos x="0" y="0"/>
+                <wp:positionH relativeFrom="column">
+                  <wp:posOffset>4784101</wp:posOffset>
+                </wp:positionH>
+                <wp:positionV relativeFrom="paragraph">
+                  <wp:posOffset>212125</wp:posOffset>
+                </wp:positionV>
+                <wp:extent cx="975983" cy="796356"/>
+                <wp:effectExtent l="0" t="0" r="0" b="0"/>
+                <wp:wrapSquare wrapText="bothSides"/>
+                <wp:docPr id="11" name=""/>
+                <wp:cNvGraphicFramePr>
+                  <a:graphicFrameLocks xmlns:a="http://schemas.openxmlformats.org/drawingml/2006/main" noChangeAspect="1"/>
+                </wp:cNvGraphicFramePr>
+                <a:graphic xmlns:a="http://schemas.openxmlformats.org/drawingml/2006/main">
+                  <a:graphicData uri="http://schemas.openxmlformats.org/drawingml/2006/picture">
+                    <pic:pic xmlns:pic="http://schemas.openxmlformats.org/drawingml/2006/picture">
+                      <pic:nvPicPr>
+                        <pic:cNvPr id="295050995" name=""/>
+                        <pic:cNvPicPr>
+                          <a:picLocks noChangeAspect="1"/>
+                        </pic:cNvPicPr>
+                        <pic:nvPr/>
+                      </pic:nvPicPr>
+                      <pic:blipFill rotWithShape="1">
+                        <a:blip r:embed="rId20"/>
+                        <a:srcRect l="0" t="9322" r="0" b="9082"/>
+                        <a:stretch/>
+                      </pic:blipFill>
+                      <pic:spPr bwMode="auto">
+                        <a:xfrm flipH="0" flipV="0">
+                          <a:off x="0" y="0"/>
+                          <a:ext cx="975983" cy="796355"/>
+                        </a:xfrm>
+                        <a:prstGeom prst="rect">
+                          <a:avLst/>
+                        </a:prstGeom>
+                      </pic:spPr>
+                    </pic:pic>
+                  </a:graphicData>
+                </a:graphic>
+              </wp:anchor>
+            </w:drawing>
+          </mc:Choice>
+          <mc:Fallback>
+            <w:pict>
+              <v:shapetype id="_x0000_t75" coordsize="21600,21600" o:spt="75" o:preferrelative="t" path="m@4@5l@4@11@9@11@9@5xe" filled="f" stroked="f">
+                <v:stroke joinstyle="miter"/>
+                <v:formulas>
+                  <v:f eqn="if lineDrawn pixelLineWidth 0"/>
+                  <v:f eqn="sum @0 1 0"/>
+                  <v:f eqn="sum 0 0 @1"/>
+                  <v:f eqn="prod @2 1 2"/>
+                  <v:f eqn="prod @3 21600 pixelWidth"/>
+                  <v:f eqn="prod @3 21600 pixelHeight"/>
+                  <v:f eqn="sum @0 0 1"/>
+                  <v:f eqn="prod @6 1 2"/>
+                  <v:f eqn="prod @7 21600 pixelWidth"/>
+                  <v:f eqn="sum @8 21600 0"/>
+                  <v:f eqn="prod @7 21600 pixelHeight"/>
+                  <v:f eqn="sum @10 21600 0"/>
+                </v:formulas>
+                <v:path o:extrusionok="f" gradientshapeok="t" o:connecttype="rect"/>
+                <o:lock v:ext="edit" aspectratio="t"/>
+              </v:shapetype>
+              <v:shape id="_x0000_i10" o:spid="_x0000_s10" type="#_x0000_t75" style="position:absolute;z-index:251691008;o:allowoverlap:true;o:allowincell:true;mso-position-horizontal-relative:text;margin-left:376.70pt;mso-position-horizontal:absolute;mso-position-vertical-relative:text;margin-top:16.70pt;mso-position-vertical:absolute;width:76.85pt;height:62.71pt;mso-wrap-distance-left:9.07pt;mso-wrap-distance-top:0.00pt;mso-wrap-distance-right:9.07pt;mso-wrap-distance-bottom:0.00pt;z-index:1;" stroked="false">
+                <w10:wrap type="square"/>
+                <v:imagedata r:id="rId20" o:title="" croptop="6109f" cropleft="0f" cropbottom="5952f" cropright="0f"/>
+                <o:lock v:ext="edit" rotation="t"/>
+              </v:shape>
+            </w:pict>
+          </mc:Fallback>
+        </mc:AlternateContent>
+      </w:r>
+      <w:r>
+        <w:rPr>
+          <w:lang w:val="fr-CH"/>
+        </w:rPr>
+        <w:t xml:space="preserve">3.6 Branchement / Liaison</w:t>
+      </w:r>
+      <w:bookmarkEnd w:id="15"/>
+      <w:r/>
+      <w:r>
+        <w:rPr>
+          <w:highlight w:val="none"/>
+        </w:rPr>
+      </w:r>
+    </w:p>
+    <w:p>
+      <w:pPr>
+        <w:pBdr/>
+        <w:spacing/>
+        <w:ind/>
+        <w:jc w:val="both"/>
+        <w:rPr>
+          <w:highlight w:val="none"/>
+        </w:rPr>
+      </w:pPr>
+      <w:r>
+        <w:rPr>
+          <w:lang w:val="fr-CH"/>
+        </w:rPr>
+      </w:r>
+      <w:r>
+        <w:t xml:space="preserve">Afin de garantir une intégration rapide et une utilisation aisée sur les lignes de production, les liaisons physiques entre la carte électronique et l'extérieur du boîtier sont réalisées au moyen de borniers (terminal blocks)</w:t>
+      </w:r>
+      <w:r>
+        <w:rPr>
+          <w:lang w:val="fr-CH"/>
+        </w:rPr>
+        <w:t xml:space="preserve">.</w:t>
+      </w:r>
+      <w:r>
+        <w:rPr>
+          <w:highlight w:val="none"/>
+        </w:rPr>
+      </w:r>
+      <w:r>
+        <w:rPr>
+          <w:lang w:val="fr-CH"/>
+        </w:rPr>
+      </w:r>
+    </w:p>
+    <w:p>
+      <w:pPr>
+        <w:pBdr/>
+        <w:spacing/>
+        <w:ind/>
+        <w:jc w:val="both"/>
+        <w:rPr/>
+      </w:pPr>
+      <w:r>
+        <w:rPr>
+          <w:highlight w:val="none"/>
+          <w:lang w:val="fr-CH" w:bidi="fr-CH"/>
+        </w:rPr>
+      </w:r>
+      <w:r>
+        <w:t xml:space="preserve">Ce choix de conception est particulièrement adapté aux contraintes du milieu industriel pour les raisons suivantes :</w:t>
+      </w:r>
+      <w:r>
+        <w:rPr>
+          <w:highlight w:val="none"/>
+          <w:lang w:val="fr-CH" w:bidi="fr-CH"/>
+        </w:rPr>
+      </w:r>
+      <w:r/>
+      <w:r>
+        <w:rPr>
+          <w:lang w:val="fr-CH"/>
+        </w:rPr>
+      </w:r>
+    </w:p>
+    <w:p>
+      <w:pPr>
+        <w:pStyle w:val="1237"/>
+        <w:numPr>
+          <w:ilvl w:val="0"/>
+          <w:numId w:val="124"/>
+        </w:numPr>
+        <w:pBdr/>
+        <w:spacing/>
+        <w:ind/>
+        <w:jc w:val="both"/>
+        <w:rPr>
+          <w:lang w:val="fr-CH"/>
+        </w:rPr>
+      </w:pPr>
+      <w:r>
+        <w:t xml:space="preserve">Facilité et rapidité d'installation : </w:t>
+        <w:tab/>
+        <w:br/>
+        <w:t xml:space="preserve">Le raccordement de l'appareil s'effectue à l'aide d'un simple tournevis, sans nécessiter de fiches spécifiques, d'outils de sertissage complexes ou de soudures sur site.</w:t>
+      </w:r>
+      <w:r>
+        <w:rPr>
+          <w:highlight w:val="none"/>
+          <w:lang w:val="fr-CH"/>
+        </w:rPr>
+        <w:tab/>
+        <w:br/>
+      </w:r>
+      <w:r>
+        <w:rPr>
+          <w:lang w:val="fr-CH"/>
+        </w:rPr>
+      </w:r>
+    </w:p>
+    <w:p>
+      <w:pPr>
+        <w:pStyle w:val="1237"/>
+        <w:numPr>
+          <w:ilvl w:val="0"/>
+          <w:numId w:val="124"/>
+        </w:numPr>
+        <w:pBdr/>
+        <w:spacing/>
+        <w:ind/>
+        <w:jc w:val="both"/>
+        <w:rPr>
+          <w:lang w:val="fr-CH"/>
+        </w:rPr>
+      </w:pPr>
+      <w:r>
+        <w:rPr>
+          <w:highlight w:val="none"/>
+          <w:lang w:val="fr-CH" w:bidi="fr-CH"/>
+        </w:rPr>
+      </w:r>
+      <w:r>
+        <w:t xml:space="preserve">Maintenance simplifiée (Plug &amp; Play) : </w:t>
+        <w:tab/>
+        <w:br/>
+        <w:t xml:space="preserve">En cas de défaillance matérielle, l'opérateur peut dévisser ou débrocher les borniers pour retirer le lecteur défectueux et brancher un nouveau prototype en quelques secondes</w:t>
+      </w:r>
+      <w:r>
+        <w:rPr>
+          <w:highlight w:val="none"/>
+          <w:lang w:val="fr-CH" w:bidi="fr-CH"/>
+        </w:rPr>
+      </w:r>
+      <w:r>
+        <w:rPr>
+          <w:highlight w:val="none"/>
+          <w:lang w:val="fr-CH" w:bidi="fr-CH"/>
+        </w:rPr>
+        <w:t xml:space="preserve">.</w:t>
+      </w:r>
+      <w:r>
+        <w:rPr>
+          <w:highlight w:val="none"/>
+          <w:lang w:val="fr-CH"/>
+        </w:rPr>
+      </w:r>
+      <w:r>
+        <w:rPr>
+          <w:lang w:val="fr-CH"/>
+        </w:rPr>
+      </w:r>
+      <w:r>
+        <w:br w:type="page" w:clear="all"/>
+      </w:r>
+      <w:r/>
+      <w:r/>
+      <w:r>
+        <w:rPr>
+          <w:lang w:val="fr-CH"/>
+        </w:rPr>
+      </w:r>
+    </w:p>
+    <w:p>
+      <w:pPr>
+        <w:pStyle w:val="1037"/>
+        <w:pBdr/>
+        <w:spacing/>
+        <w:ind/>
+        <w:rPr/>
+      </w:pPr>
+      <w:r/>
+      <w:bookmarkStart w:id="16" w:name="_Toc16"/>
+      <w:r>
+        <w:rPr>
+          <w:highlight w:val="none"/>
+          <w:lang w:val="fr-CH"/>
+        </w:rPr>
+        <w:t xml:space="preserve">3.6 </w:t>
+      </w:r>
+      <w:r>
+        <w:t xml:space="preserve">Unité de traitement centrale : Le choix de l'ESP32</w:t>
+      </w:r>
+      <w:r/>
+      <w:bookmarkEnd w:id="16"/>
+      <w:r/>
+      <w:r/>
+    </w:p>
+    <w:p>
+      <w:pPr>
+        <w:pBdr/>
+        <w:spacing/>
+        <w:ind/>
+        <w:rPr>
+          <w:highlight w:val="none"/>
+          <w:lang w:val="fr-CH"/>
+        </w:rPr>
+      </w:pPr>
+      <w:r>
+        <w:rPr>
+          <w:highlight w:val="none"/>
+          <w:lang w:val="fr-CH"/>
+        </w:rPr>
+        <w:t xml:space="preserve">Pour le rôle de traitement central, le choix s'est porté sur le microcontrôleur ESP32. Ce composant a été sélectionné pour plusieurs raisons stratégiques :</w:t>
+      </w:r>
+      <w:r>
+        <w:rPr>
+          <w:highlight w:val="none"/>
+          <w:lang w:val="fr-CH"/>
+        </w:rPr>
+      </w:r>
+      <w:r>
+        <w:rPr>
+          <w:highlight w:val="none"/>
+          <w:lang w:val="fr-CH"/>
+        </w:rPr>
+      </w:r>
+    </w:p>
+    <w:p>
+      <w:pPr>
+        <w:pStyle w:val="1237"/>
+        <w:numPr>
+          <w:ilvl w:val="0"/>
+          <w:numId w:val="122"/>
+        </w:numPr>
+        <w:pBdr/>
+        <w:spacing/>
+        <w:ind/>
+        <w:rPr>
+          <w:highlight w:val="none"/>
+          <w:lang w:val="fr-CH"/>
+        </w:rPr>
+      </w:pPr>
+      <w:r>
+        <w:rPr>
+          <w:highlight w:val="none"/>
+          <w:lang w:val="fr-CH"/>
+        </w:rPr>
+        <w:t xml:space="preserve">Conn</w:t>
+      </w:r>
+      <w:r>
+        <w:rPr>
+          <w:highlight w:val="none"/>
+          <w:lang w:val="fr-CH"/>
+        </w:rPr>
+        <w:t xml:space="preserve">ectivité Wi-Fi native : </w:t>
+        <w:br/>
+        <w:t xml:space="preserve">Le cahier des charges exige l'envoi de requêtes API HTTP vers le serveur Node-RED pour mettre à jour la base de données de manière autonome. Les ESP32 gère nativement le Wi-Fi, ce qui évite l'ajout d'un module réseau externe et per</w:t>
+      </w:r>
+      <w:r>
+        <w:rPr>
+          <w:highlight w:val="none"/>
+          <w:lang w:val="fr-CH"/>
+        </w:rPr>
+        <w:t xml:space="preserve">met un gain de place sur le PCB.  </w:t>
+      </w:r>
+      <w:r>
+        <w:rPr>
+          <w:highlight w:val="none"/>
+          <w:lang w:val="fr-CH"/>
+        </w:rPr>
+        <w:br/>
+      </w:r>
+      <w:r>
+        <w:rPr>
+          <w:highlight w:val="none"/>
+          <w:lang w:val="fr-CH"/>
+        </w:rPr>
+      </w:r>
+      <w:r>
+        <w:rPr>
+          <w:highlight w:val="none"/>
+          <w:lang w:val="fr-CH"/>
+        </w:rPr>
+      </w:r>
+    </w:p>
+    <w:p>
+      <w:pPr>
+        <w:pStyle w:val="1237"/>
+        <w:numPr>
+          <w:ilvl w:val="0"/>
+          <w:numId w:val="122"/>
+        </w:numPr>
+        <w:pBdr/>
+        <w:spacing/>
+        <w:ind/>
+        <w:rPr>
+          <w:highlight w:val="none"/>
+          <w:lang w:val="fr-CH"/>
+        </w:rPr>
+      </w:pPr>
+      <w:r>
+        <w:rPr>
+          <w:highlight w:val="none"/>
+          <w:lang w:val="fr-CH"/>
+        </w:rPr>
+        <w:t xml:space="preserve">Gestion multi-bus : </w:t>
+        <w:br/>
+        <w:t xml:space="preserve">L'ESP32 dispose des bus matériels nécessaires pour gérer simultanément le module RFID (via son bus SPI) et la communication avec l'automate (via son bus UART).</w:t>
+      </w:r>
+      <w:r>
+        <w:rPr>
+          <w:highlight w:val="none"/>
+          <w:lang w:val="fr-CH"/>
+        </w:rPr>
+        <w:br/>
+      </w:r>
+      <w:r>
+        <w:rPr>
+          <w:highlight w:val="none"/>
+          <w:lang w:val="fr-CH"/>
+        </w:rPr>
+      </w:r>
+      <w:r>
+        <w:rPr>
+          <w:highlight w:val="none"/>
+          <w:lang w:val="fr-CH"/>
+        </w:rPr>
+      </w:r>
+    </w:p>
+    <w:p>
+      <w:pPr>
+        <w:pStyle w:val="1237"/>
+        <w:numPr>
+          <w:ilvl w:val="0"/>
+          <w:numId w:val="122"/>
+        </w:numPr>
+        <w:pBdr/>
+        <w:spacing/>
+        <w:ind/>
+        <w:rPr>
+          <w:highlight w:val="none"/>
+          <w:lang w:val="fr-CH"/>
+        </w:rPr>
+      </w:pPr>
+      <w:r>
+        <w:rPr>
+          <w:highlight w:val="none"/>
+          <w:lang w:val="fr-CH"/>
+        </w:rPr>
+        <w:t xml:space="preserve">Tension logique (3.3V) : </w:t>
+        <w:br/>
+        <w:t xml:space="preserve">Il s'interface facilement et sans logique de conversion.</w:t>
+        <w:br/>
+        <w:t xml:space="preserve">supplémentaire avec les autres périphériques de la carte qui opèrent également à 3.3V.</w:t>
+      </w:r>
+      <w:r>
+        <w:rPr>
+          <w:highlight w:val="none"/>
+          <w:lang w:val="fr-CH"/>
+        </w:rPr>
+        <w:br/>
+      </w:r>
+      <w:r>
+        <w:rPr>
+          <w:highlight w:val="none"/>
+          <w:lang w:val="fr-CH"/>
+        </w:rPr>
+      </w:r>
+      <w:r>
+        <w:rPr>
+          <w:highlight w:val="none"/>
+          <w:lang w:val="fr-CH"/>
+        </w:rPr>
+      </w:r>
+    </w:p>
+    <w:p>
+      <w:pPr>
+        <w:pStyle w:val="1237"/>
+        <w:numPr>
+          <w:ilvl w:val="0"/>
+          <w:numId w:val="122"/>
+        </w:numPr>
+        <w:pBdr/>
+        <w:spacing/>
+        <w:ind/>
+        <w:rPr/>
+      </w:pPr>
+      <w:r>
+        <w:rPr>
+          <w:highlight w:val="none"/>
+          <w:lang w:val="fr-CH"/>
+        </w:rPr>
+        <w:t xml:space="preserve">Maturité : </w:t>
+        <w:br/>
+      </w:r>
+      <w:r>
+        <w:rPr>
+          <w:highlight w:val="none"/>
+          <w:lang w:val="fr-CH"/>
+        </w:rPr>
+        <w:t xml:space="preserve">ESP32 est une plateforme extrêmement mature et standardisée. Elle dispose d'une vaste communauté, d'une excellente documentation et de nombreuses bibliothèques éprouvées. Cela permet de réduire les risques lors du développement logiciel et d'accélérer la </w:t>
+      </w:r>
+      <w:r>
+        <w:rPr>
+          <w:highlight w:val="none"/>
+          <w:lang w:val="fr-CH"/>
+        </w:rPr>
+        <w:t xml:space="preserve">réalisation du prototype.</w:t>
+      </w:r>
+      <w:r>
+        <w:rPr>
+          <w:highlight w:val="none"/>
+          <w:lang w:val="fr-CH"/>
+        </w:rPr>
+        <w:br/>
+      </w:r>
+      <w:r/>
+      <w:r/>
+    </w:p>
+    <w:p>
+      <w:pPr>
+        <w:pStyle w:val="1237"/>
+        <w:numPr>
+          <w:ilvl w:val="0"/>
+          <w:numId w:val="122"/>
+        </w:numPr>
+        <w:pBdr/>
+        <w:spacing/>
+        <w:ind/>
+        <w:rPr/>
+      </w:pPr>
+      <w:r>
+        <w:rPr>
+          <w:highlight w:val="none"/>
+          <w:lang w:val="fr-CH"/>
+        </w:rPr>
+        <w:t xml:space="preserve">Antenne externe : </w:t>
+        <w:br/>
+      </w:r>
+      <w:r>
+        <w:rPr>
+          <w:highlight w:val="none"/>
+          <w:lang w:val="fr-CH"/>
+        </w:rPr>
+        <w:t xml:space="preserve">Les ESP32 équipée d'un connecteur pour une antenne externe est un avantage décisif. Cela permet d'installer une antenne plus puissante afin de garantir une portée optimale et de stabiliser la fiabilité du signal Wi-Fi </w:t>
+      </w:r>
+      <w:r>
+        <w:rPr>
+          <w:highlight w:val="none"/>
+          <w:lang w:val="fr-CH"/>
+        </w:rPr>
+        <w:t xml:space="preserve">dans un environnement industriel.</w:t>
+      </w:r>
+      <w:r/>
+      <w:r/>
+    </w:p>
+    <w:p>
+      <w:pPr>
+        <w:pBdr/>
+        <w:spacing/>
+        <w:ind/>
+        <w:rPr/>
+      </w:pPr>
+      <w:r>
+        <w:rPr>
+          <w:highlight w:val="none"/>
+          <w:lang w:val="fr-CH"/>
+        </w:rPr>
+        <w:t xml:space="preserve">A FAIRE : TROUVER LE BON ESP.</w:t>
+      </w:r>
+      <w:r>
+        <w:rPr>
+          <w:highlight w:val="none"/>
+        </w:rPr>
+      </w:r>
+      <w:r>
+        <w:rPr>
+          <w:highlight w:val="none"/>
+        </w:rPr>
+      </w:r>
+    </w:p>
+    <w:p>
+      <w:pPr>
+        <w:pBdr/>
+        <w:spacing/>
+        <w:ind/>
+        <w:rPr/>
+      </w:pPr>
+      <w:r>
+        <w:rPr>
+          <w:highlight w:val="none"/>
+          <w:lang w:val="fr-CH"/>
+        </w:rPr>
+      </w:r>
+      <w:r>
+        <w:rPr>
+          <w:highlight w:val="none"/>
+          <w:lang w:val="fr-CH"/>
+        </w:rPr>
+      </w:r>
+      <w:r>
+        <w:rPr>
+          <w:highlight w:val="none"/>
+          <w:lang w:val="fr-CH"/>
+        </w:rPr>
+      </w:r>
     </w:p>
     <w:sectPr>
       <w:headerReference w:type="first" r:id="rId9"/>
@@ -4372,7 +7032,7 @@
         <w:sdtContent>
           <w:p>
             <w:pPr>
-              <w:pStyle w:val="1804"/>
+              <w:pStyle w:val="1227"/>
               <w:pBdr>
                 <w:bottom w:val="single" w:color="000000" w:sz="6" w:space="0"/>
               </w:pBdr>
@@ -4386,7 +7046,7 @@
           </w:p>
           <w:p>
             <w:pPr>
-              <w:pStyle w:val="1804"/>
+              <w:pStyle w:val="1227"/>
               <w:pBdr/>
               <w:spacing/>
               <w:ind/>
@@ -4591,7 +7251,7 @@
                 <w:szCs w:val="22"/>
                 <w:lang w:val="fr-CH"/>
               </w:rPr>
-              <w:t xml:space="preserve">27.04.26</w:t>
+              <w:t xml:space="preserve">01.05.26</w:t>
             </w:r>
             <w:r>
               <w:rPr>
@@ -4627,7 +7287,7 @@
   </w:sdt>
   <w:p>
     <w:pPr>
-      <w:pStyle w:val="1804"/>
+      <w:pStyle w:val="1227"/>
       <w:pBdr/>
       <w:spacing/>
       <w:ind/>
@@ -4688,7 +7348,7 @@
 <w:hdr xmlns:wpc="http://schemas.microsoft.com/office/word/2010/wordprocessingCanvas" xmlns:mc="http://schemas.openxmlformats.org/markup-compatibility/2006" xmlns:o="urn:schemas-microsoft-com:office:office" xmlns:r="http://schemas.openxmlformats.org/officeDocument/2006/relationships" xmlns:m="http://schemas.openxmlformats.org/officeDocument/2006/math" xmlns:v="urn:schemas-microsoft-com:vml" xmlns:wp14="http://schemas.microsoft.com/office/word/2010/wordprocessingDrawing" xmlns:wp="http://schemas.openxmlformats.org/drawingml/2006/wordprocessingDrawing" xmlns:w10="urn:schemas-microsoft-com:office:word" xmlns:w="http://schemas.openxmlformats.org/wordprocessingml/2006/main" xmlns:w14="http://schemas.microsoft.com/office/word/2010/wordml" xmlns:w15="http://schemas.microsoft.com/office/word/2012/wordml" xmlns:wpg="http://schemas.microsoft.com/office/word/2010/wordprocessingGroup" xmlns:wpi="http://schemas.microsoft.com/office/word/2010/wordprocessingInk" xmlns:wne="http://schemas.microsoft.com/office/word/2006/wordml" xmlns:a="http://schemas.openxmlformats.org/drawingml/2006/main" xmlns:wps="http://schemas.microsoft.com/office/word/2010/wordprocessingShape" mc:Ignorable="w14 w15 wp14">
   <w:p>
     <w:pPr>
-      <w:pStyle w:val="1802"/>
+      <w:pStyle w:val="1225"/>
       <w:pBdr>
         <w:bottom w:val="single" w:color="000000" w:sz="6" w:space="0"/>
       </w:pBdr>
@@ -4811,7 +7471,7 @@
   </w:p>
   <w:p>
     <w:pPr>
-      <w:pStyle w:val="1802"/>
+      <w:pStyle w:val="1225"/>
       <w:pBdr/>
       <w:spacing/>
       <w:ind/>
@@ -20599,6 +23259,888 @@
         <w:pBdr/>
         <w:spacing/>
         <w:ind w:hanging="360" w:left="6480"/>
+      </w:pPr>
+      <w:rPr>
+        <w:rFonts w:hint="default" w:ascii="Wingdings" w:hAnsi="Wingdings" w:eastAsia="Wingdings" w:cs="Wingdings"/>
+      </w:rPr>
+      <w:start w:val="1"/>
+      <w:suff w:val="tab"/>
+    </w:lvl>
+  </w:abstractNum>
+  <w:abstractNum w:abstractNumId="110">
+    <w:nsid w:val="052E9281"/>
+    <w:lvl w:ilvl="0">
+      <w:isLgl w:val="false"/>
+      <w:lvlJc w:val="left"/>
+      <w:lvlText w:val="·"/>
+      <w:numFmt w:val="bullet"/>
+      <w:pPr>
+        <w:pBdr/>
+        <w:spacing/>
+        <w:ind w:hanging="360" w:left="720"/>
+      </w:pPr>
+      <w:rPr>
+        <w:rFonts w:hint="default" w:ascii="Symbol" w:hAnsi="Symbol" w:eastAsia="Symbol" w:cs="Symbol"/>
+      </w:rPr>
+      <w:start w:val="1"/>
+      <w:suff w:val="tab"/>
+    </w:lvl>
+    <w:lvl w:ilvl="1">
+      <w:isLgl w:val="false"/>
+      <w:lvlJc w:val="left"/>
+      <w:lvlText w:val="o"/>
+      <w:numFmt w:val="bullet"/>
+      <w:pPr>
+        <w:pBdr/>
+        <w:spacing/>
+        <w:ind w:hanging="360" w:left="1440"/>
+      </w:pPr>
+      <w:rPr>
+        <w:rFonts w:hint="default" w:ascii="Courier New" w:hAnsi="Courier New" w:eastAsia="Courier New" w:cs="Courier New"/>
+      </w:rPr>
+      <w:start w:val="1"/>
+      <w:suff w:val="tab"/>
+    </w:lvl>
+    <w:lvl w:ilvl="2">
+      <w:isLgl w:val="false"/>
+      <w:lvlJc w:val="left"/>
+      <w:lvlText w:val="§"/>
+      <w:numFmt w:val="bullet"/>
+      <w:pPr>
+        <w:pBdr/>
+        <w:spacing/>
+        <w:ind w:hanging="360" w:left="2160"/>
+      </w:pPr>
+      <w:rPr>
+        <w:rFonts w:hint="default" w:ascii="Wingdings" w:hAnsi="Wingdings" w:eastAsia="Wingdings" w:cs="Wingdings"/>
+      </w:rPr>
+      <w:start w:val="1"/>
+      <w:suff w:val="tab"/>
+    </w:lvl>
+    <w:lvl w:ilvl="3">
+      <w:isLgl w:val="false"/>
+      <w:lvlJc w:val="left"/>
+      <w:lvlText w:val="·"/>
+      <w:numFmt w:val="bullet"/>
+      <w:pPr>
+        <w:pBdr/>
+        <w:spacing/>
+        <w:ind w:hanging="360" w:left="2880"/>
+      </w:pPr>
+      <w:rPr>
+        <w:rFonts w:hint="default" w:ascii="Symbol" w:hAnsi="Symbol" w:eastAsia="Symbol" w:cs="Symbol"/>
+      </w:rPr>
+      <w:start w:val="1"/>
+      <w:suff w:val="tab"/>
+    </w:lvl>
+    <w:lvl w:ilvl="4">
+      <w:isLgl w:val="false"/>
+      <w:lvlJc w:val="left"/>
+      <w:lvlText w:val="o"/>
+      <w:numFmt w:val="bullet"/>
+      <w:pPr>
+        <w:pBdr/>
+        <w:spacing/>
+        <w:ind w:hanging="360" w:left="3600"/>
+      </w:pPr>
+      <w:rPr>
+        <w:rFonts w:hint="default" w:ascii="Courier New" w:hAnsi="Courier New" w:eastAsia="Courier New" w:cs="Courier New"/>
+      </w:rPr>
+      <w:start w:val="1"/>
+      <w:suff w:val="tab"/>
+    </w:lvl>
+    <w:lvl w:ilvl="5">
+      <w:isLgl w:val="false"/>
+      <w:lvlJc w:val="left"/>
+      <w:lvlText w:val="§"/>
+      <w:numFmt w:val="bullet"/>
+      <w:pPr>
+        <w:pBdr/>
+        <w:spacing/>
+        <w:ind w:hanging="360" w:left="4320"/>
+      </w:pPr>
+      <w:rPr>
+        <w:rFonts w:hint="default" w:ascii="Wingdings" w:hAnsi="Wingdings" w:eastAsia="Wingdings" w:cs="Wingdings"/>
+      </w:rPr>
+      <w:start w:val="1"/>
+      <w:suff w:val="tab"/>
+    </w:lvl>
+    <w:lvl w:ilvl="6">
+      <w:isLgl w:val="false"/>
+      <w:lvlJc w:val="left"/>
+      <w:lvlText w:val="·"/>
+      <w:numFmt w:val="bullet"/>
+      <w:pPr>
+        <w:pBdr/>
+        <w:spacing/>
+        <w:ind w:hanging="360" w:left="5040"/>
+      </w:pPr>
+      <w:rPr>
+        <w:rFonts w:hint="default" w:ascii="Symbol" w:hAnsi="Symbol" w:eastAsia="Symbol" w:cs="Symbol"/>
+      </w:rPr>
+      <w:start w:val="1"/>
+      <w:suff w:val="tab"/>
+    </w:lvl>
+    <w:lvl w:ilvl="7">
+      <w:isLgl w:val="false"/>
+      <w:lvlJc w:val="left"/>
+      <w:lvlText w:val="o"/>
+      <w:numFmt w:val="bullet"/>
+      <w:pPr>
+        <w:pBdr/>
+        <w:spacing/>
+        <w:ind w:hanging="360" w:left="5760"/>
+      </w:pPr>
+      <w:rPr>
+        <w:rFonts w:hint="default" w:ascii="Courier New" w:hAnsi="Courier New" w:eastAsia="Courier New" w:cs="Courier New"/>
+      </w:rPr>
+      <w:start w:val="1"/>
+      <w:suff w:val="tab"/>
+    </w:lvl>
+    <w:lvl w:ilvl="8">
+      <w:isLgl w:val="false"/>
+      <w:lvlJc w:val="left"/>
+      <w:lvlText w:val="§"/>
+      <w:numFmt w:val="bullet"/>
+      <w:pPr>
+        <w:pBdr/>
+        <w:spacing/>
+        <w:ind w:hanging="360" w:left="6480"/>
+      </w:pPr>
+      <w:rPr>
+        <w:rFonts w:hint="default" w:ascii="Wingdings" w:hAnsi="Wingdings" w:eastAsia="Wingdings" w:cs="Wingdings"/>
+      </w:rPr>
+      <w:start w:val="1"/>
+      <w:suff w:val="tab"/>
+    </w:lvl>
+  </w:abstractNum>
+  <w:abstractNum w:abstractNumId="111">
+    <w:nsid w:val="4D699CD4"/>
+    <w:lvl w:ilvl="0">
+      <w:isLgl w:val="false"/>
+      <w:lvlJc w:val="left"/>
+      <w:lvlText w:val="·"/>
+      <w:numFmt w:val="bullet"/>
+      <w:pPr>
+        <w:pBdr/>
+        <w:spacing/>
+        <w:ind w:hanging="360" w:left="720"/>
+      </w:pPr>
+      <w:rPr>
+        <w:rFonts w:hint="default" w:ascii="Symbol" w:hAnsi="Symbol" w:eastAsia="Symbol" w:cs="Symbol"/>
+      </w:rPr>
+      <w:start w:val="1"/>
+      <w:suff w:val="tab"/>
+    </w:lvl>
+    <w:lvl w:ilvl="1">
+      <w:isLgl w:val="false"/>
+      <w:lvlJc w:val="left"/>
+      <w:lvlText w:val="o"/>
+      <w:numFmt w:val="bullet"/>
+      <w:pPr>
+        <w:pBdr/>
+        <w:spacing/>
+        <w:ind w:hanging="360" w:left="1440"/>
+      </w:pPr>
+      <w:rPr>
+        <w:rFonts w:hint="default" w:ascii="Courier New" w:hAnsi="Courier New" w:eastAsia="Courier New" w:cs="Courier New"/>
+      </w:rPr>
+      <w:start w:val="1"/>
+      <w:suff w:val="tab"/>
+    </w:lvl>
+    <w:lvl w:ilvl="2">
+      <w:isLgl w:val="false"/>
+      <w:lvlJc w:val="left"/>
+      <w:lvlText w:val="§"/>
+      <w:numFmt w:val="bullet"/>
+      <w:pPr>
+        <w:pBdr/>
+        <w:spacing/>
+        <w:ind w:hanging="360" w:left="2160"/>
+      </w:pPr>
+      <w:rPr>
+        <w:rFonts w:hint="default" w:ascii="Wingdings" w:hAnsi="Wingdings" w:eastAsia="Wingdings" w:cs="Wingdings"/>
+      </w:rPr>
+      <w:start w:val="1"/>
+      <w:suff w:val="tab"/>
+    </w:lvl>
+    <w:lvl w:ilvl="3">
+      <w:isLgl w:val="false"/>
+      <w:lvlJc w:val="left"/>
+      <w:lvlText w:val="·"/>
+      <w:numFmt w:val="bullet"/>
+      <w:pPr>
+        <w:pBdr/>
+        <w:spacing/>
+        <w:ind w:hanging="360" w:left="2880"/>
+      </w:pPr>
+      <w:rPr>
+        <w:rFonts w:hint="default" w:ascii="Symbol" w:hAnsi="Symbol" w:eastAsia="Symbol" w:cs="Symbol"/>
+      </w:rPr>
+      <w:start w:val="1"/>
+      <w:suff w:val="tab"/>
+    </w:lvl>
+    <w:lvl w:ilvl="4">
+      <w:isLgl w:val="false"/>
+      <w:lvlJc w:val="left"/>
+      <w:lvlText w:val="o"/>
+      <w:numFmt w:val="bullet"/>
+      <w:pPr>
+        <w:pBdr/>
+        <w:spacing/>
+        <w:ind w:hanging="360" w:left="3600"/>
+      </w:pPr>
+      <w:rPr>
+        <w:rFonts w:hint="default" w:ascii="Courier New" w:hAnsi="Courier New" w:eastAsia="Courier New" w:cs="Courier New"/>
+      </w:rPr>
+      <w:start w:val="1"/>
+      <w:suff w:val="tab"/>
+    </w:lvl>
+    <w:lvl w:ilvl="5">
+      <w:isLgl w:val="false"/>
+      <w:lvlJc w:val="left"/>
+      <w:lvlText w:val="§"/>
+      <w:numFmt w:val="bullet"/>
+      <w:pPr>
+        <w:pBdr/>
+        <w:spacing/>
+        <w:ind w:hanging="360" w:left="4320"/>
+      </w:pPr>
+      <w:rPr>
+        <w:rFonts w:hint="default" w:ascii="Wingdings" w:hAnsi="Wingdings" w:eastAsia="Wingdings" w:cs="Wingdings"/>
+      </w:rPr>
+      <w:start w:val="1"/>
+      <w:suff w:val="tab"/>
+    </w:lvl>
+    <w:lvl w:ilvl="6">
+      <w:isLgl w:val="false"/>
+      <w:lvlJc w:val="left"/>
+      <w:lvlText w:val="·"/>
+      <w:numFmt w:val="bullet"/>
+      <w:pPr>
+        <w:pBdr/>
+        <w:spacing/>
+        <w:ind w:hanging="360" w:left="5040"/>
+      </w:pPr>
+      <w:rPr>
+        <w:rFonts w:hint="default" w:ascii="Symbol" w:hAnsi="Symbol" w:eastAsia="Symbol" w:cs="Symbol"/>
+      </w:rPr>
+      <w:start w:val="1"/>
+      <w:suff w:val="tab"/>
+    </w:lvl>
+    <w:lvl w:ilvl="7">
+      <w:isLgl w:val="false"/>
+      <w:lvlJc w:val="left"/>
+      <w:lvlText w:val="o"/>
+      <w:numFmt w:val="bullet"/>
+      <w:pPr>
+        <w:pBdr/>
+        <w:spacing/>
+        <w:ind w:hanging="360" w:left="5760"/>
+      </w:pPr>
+      <w:rPr>
+        <w:rFonts w:hint="default" w:ascii="Courier New" w:hAnsi="Courier New" w:eastAsia="Courier New" w:cs="Courier New"/>
+      </w:rPr>
+      <w:start w:val="1"/>
+      <w:suff w:val="tab"/>
+    </w:lvl>
+    <w:lvl w:ilvl="8">
+      <w:isLgl w:val="false"/>
+      <w:lvlJc w:val="left"/>
+      <w:lvlText w:val="§"/>
+      <w:numFmt w:val="bullet"/>
+      <w:pPr>
+        <w:pBdr/>
+        <w:spacing/>
+        <w:ind w:hanging="360" w:left="6480"/>
+      </w:pPr>
+      <w:rPr>
+        <w:rFonts w:hint="default" w:ascii="Wingdings" w:hAnsi="Wingdings" w:eastAsia="Wingdings" w:cs="Wingdings"/>
+      </w:rPr>
+      <w:start w:val="1"/>
+      <w:suff w:val="tab"/>
+    </w:lvl>
+  </w:abstractNum>
+  <w:abstractNum w:abstractNumId="112">
+    <w:nsid w:val="6038478A"/>
+    <w:lvl w:ilvl="0">
+      <w:isLgl w:val="false"/>
+      <w:lvlJc w:val="left"/>
+      <w:lvlText w:val="·"/>
+      <w:numFmt w:val="bullet"/>
+      <w:pPr>
+        <w:pBdr/>
+        <w:spacing/>
+        <w:ind w:hanging="360" w:left="720"/>
+      </w:pPr>
+      <w:rPr>
+        <w:rFonts w:hint="default" w:ascii="Symbol" w:hAnsi="Symbol" w:eastAsia="Symbol" w:cs="Symbol"/>
+      </w:rPr>
+      <w:start w:val="1"/>
+      <w:suff w:val="tab"/>
+    </w:lvl>
+    <w:lvl w:ilvl="1">
+      <w:isLgl w:val="false"/>
+      <w:lvlJc w:val="left"/>
+      <w:lvlText w:val="o"/>
+      <w:numFmt w:val="bullet"/>
+      <w:pPr>
+        <w:pBdr/>
+        <w:spacing/>
+        <w:ind w:hanging="360" w:left="1440"/>
+      </w:pPr>
+      <w:rPr>
+        <w:rFonts w:hint="default" w:ascii="Courier New" w:hAnsi="Courier New" w:eastAsia="Courier New" w:cs="Courier New"/>
+      </w:rPr>
+      <w:start w:val="1"/>
+      <w:suff w:val="tab"/>
+    </w:lvl>
+    <w:lvl w:ilvl="2">
+      <w:isLgl w:val="false"/>
+      <w:lvlJc w:val="left"/>
+      <w:lvlText w:val="§"/>
+      <w:numFmt w:val="bullet"/>
+      <w:pPr>
+        <w:pBdr/>
+        <w:spacing/>
+        <w:ind w:hanging="360" w:left="2160"/>
+      </w:pPr>
+      <w:rPr>
+        <w:rFonts w:hint="default" w:ascii="Wingdings" w:hAnsi="Wingdings" w:eastAsia="Wingdings" w:cs="Wingdings"/>
+      </w:rPr>
+      <w:start w:val="1"/>
+      <w:suff w:val="tab"/>
+    </w:lvl>
+    <w:lvl w:ilvl="3">
+      <w:isLgl w:val="false"/>
+      <w:lvlJc w:val="left"/>
+      <w:lvlText w:val="·"/>
+      <w:numFmt w:val="bullet"/>
+      <w:pPr>
+        <w:pBdr/>
+        <w:spacing/>
+        <w:ind w:hanging="360" w:left="2880"/>
+      </w:pPr>
+      <w:rPr>
+        <w:rFonts w:hint="default" w:ascii="Symbol" w:hAnsi="Symbol" w:eastAsia="Symbol" w:cs="Symbol"/>
+      </w:rPr>
+      <w:start w:val="1"/>
+      <w:suff w:val="tab"/>
+    </w:lvl>
+    <w:lvl w:ilvl="4">
+      <w:isLgl w:val="false"/>
+      <w:lvlJc w:val="left"/>
+      <w:lvlText w:val="o"/>
+      <w:numFmt w:val="bullet"/>
+      <w:pPr>
+        <w:pBdr/>
+        <w:spacing/>
+        <w:ind w:hanging="360" w:left="3600"/>
+      </w:pPr>
+      <w:rPr>
+        <w:rFonts w:hint="default" w:ascii="Courier New" w:hAnsi="Courier New" w:eastAsia="Courier New" w:cs="Courier New"/>
+      </w:rPr>
+      <w:start w:val="1"/>
+      <w:suff w:val="tab"/>
+    </w:lvl>
+    <w:lvl w:ilvl="5">
+      <w:isLgl w:val="false"/>
+      <w:lvlJc w:val="left"/>
+      <w:lvlText w:val="§"/>
+      <w:numFmt w:val="bullet"/>
+      <w:pPr>
+        <w:pBdr/>
+        <w:spacing/>
+        <w:ind w:hanging="360" w:left="4320"/>
+      </w:pPr>
+      <w:rPr>
+        <w:rFonts w:hint="default" w:ascii="Wingdings" w:hAnsi="Wingdings" w:eastAsia="Wingdings" w:cs="Wingdings"/>
+      </w:rPr>
+      <w:start w:val="1"/>
+      <w:suff w:val="tab"/>
+    </w:lvl>
+    <w:lvl w:ilvl="6">
+      <w:isLgl w:val="false"/>
+      <w:lvlJc w:val="left"/>
+      <w:lvlText w:val="·"/>
+      <w:numFmt w:val="bullet"/>
+      <w:pPr>
+        <w:pBdr/>
+        <w:spacing/>
+        <w:ind w:hanging="360" w:left="5040"/>
+      </w:pPr>
+      <w:rPr>
+        <w:rFonts w:hint="default" w:ascii="Symbol" w:hAnsi="Symbol" w:eastAsia="Symbol" w:cs="Symbol"/>
+      </w:rPr>
+      <w:start w:val="1"/>
+      <w:suff w:val="tab"/>
+    </w:lvl>
+    <w:lvl w:ilvl="7">
+      <w:isLgl w:val="false"/>
+      <w:lvlJc w:val="left"/>
+      <w:lvlText w:val="o"/>
+      <w:numFmt w:val="bullet"/>
+      <w:pPr>
+        <w:pBdr/>
+        <w:spacing/>
+        <w:ind w:hanging="360" w:left="5760"/>
+      </w:pPr>
+      <w:rPr>
+        <w:rFonts w:hint="default" w:ascii="Courier New" w:hAnsi="Courier New" w:eastAsia="Courier New" w:cs="Courier New"/>
+      </w:rPr>
+      <w:start w:val="1"/>
+      <w:suff w:val="tab"/>
+    </w:lvl>
+    <w:lvl w:ilvl="8">
+      <w:isLgl w:val="false"/>
+      <w:lvlJc w:val="left"/>
+      <w:lvlText w:val="§"/>
+      <w:numFmt w:val="bullet"/>
+      <w:pPr>
+        <w:pBdr/>
+        <w:spacing/>
+        <w:ind w:hanging="360" w:left="6480"/>
+      </w:pPr>
+      <w:rPr>
+        <w:rFonts w:hint="default" w:ascii="Wingdings" w:hAnsi="Wingdings" w:eastAsia="Wingdings" w:cs="Wingdings"/>
+      </w:rPr>
+      <w:start w:val="1"/>
+      <w:suff w:val="tab"/>
+    </w:lvl>
+  </w:abstractNum>
+  <w:abstractNum w:abstractNumId="113">
+    <w:nsid w:val="052E9281"/>
+    <w:lvl w:ilvl="0">
+      <w:isLgl w:val="false"/>
+      <w:lvlJc w:val="left"/>
+      <w:lvlText w:val="·"/>
+      <w:numFmt w:val="bullet"/>
+      <w:pPr>
+        <w:pBdr/>
+        <w:spacing/>
+        <w:ind w:hanging="360" w:left="720"/>
+      </w:pPr>
+      <w:rPr>
+        <w:rFonts w:hint="default" w:ascii="Symbol" w:hAnsi="Symbol" w:eastAsia="Symbol" w:cs="Symbol"/>
+      </w:rPr>
+      <w:start w:val="1"/>
+      <w:suff w:val="tab"/>
+    </w:lvl>
+    <w:lvl w:ilvl="1">
+      <w:isLgl w:val="false"/>
+      <w:lvlJc w:val="left"/>
+      <w:lvlText w:val="o"/>
+      <w:numFmt w:val="bullet"/>
+      <w:pPr>
+        <w:pBdr/>
+        <w:spacing/>
+        <w:ind w:hanging="360" w:left="1440"/>
+      </w:pPr>
+      <w:rPr>
+        <w:rFonts w:hint="default" w:ascii="Courier New" w:hAnsi="Courier New" w:eastAsia="Courier New" w:cs="Courier New"/>
+      </w:rPr>
+      <w:start w:val="1"/>
+      <w:suff w:val="tab"/>
+    </w:lvl>
+    <w:lvl w:ilvl="2">
+      <w:isLgl w:val="false"/>
+      <w:lvlJc w:val="left"/>
+      <w:lvlText w:val="§"/>
+      <w:numFmt w:val="bullet"/>
+      <w:pPr>
+        <w:pBdr/>
+        <w:spacing/>
+        <w:ind w:hanging="360" w:left="2160"/>
+      </w:pPr>
+      <w:rPr>
+        <w:rFonts w:hint="default" w:ascii="Wingdings" w:hAnsi="Wingdings" w:eastAsia="Wingdings" w:cs="Wingdings"/>
+      </w:rPr>
+      <w:start w:val="1"/>
+      <w:suff w:val="tab"/>
+    </w:lvl>
+    <w:lvl w:ilvl="3">
+      <w:isLgl w:val="false"/>
+      <w:lvlJc w:val="left"/>
+      <w:lvlText w:val="·"/>
+      <w:numFmt w:val="bullet"/>
+      <w:pPr>
+        <w:pBdr/>
+        <w:spacing/>
+        <w:ind w:hanging="360" w:left="2880"/>
+      </w:pPr>
+      <w:rPr>
+        <w:rFonts w:hint="default" w:ascii="Symbol" w:hAnsi="Symbol" w:eastAsia="Symbol" w:cs="Symbol"/>
+      </w:rPr>
+      <w:start w:val="1"/>
+      <w:suff w:val="tab"/>
+    </w:lvl>
+    <w:lvl w:ilvl="4">
+      <w:isLgl w:val="false"/>
+      <w:lvlJc w:val="left"/>
+      <w:lvlText w:val="o"/>
+      <w:numFmt w:val="bullet"/>
+      <w:pPr>
+        <w:pBdr/>
+        <w:spacing/>
+        <w:ind w:hanging="360" w:left="3600"/>
+      </w:pPr>
+      <w:rPr>
+        <w:rFonts w:hint="default" w:ascii="Courier New" w:hAnsi="Courier New" w:eastAsia="Courier New" w:cs="Courier New"/>
+      </w:rPr>
+      <w:start w:val="1"/>
+      <w:suff w:val="tab"/>
+    </w:lvl>
+    <w:lvl w:ilvl="5">
+      <w:isLgl w:val="false"/>
+      <w:lvlJc w:val="left"/>
+      <w:lvlText w:val="§"/>
+      <w:numFmt w:val="bullet"/>
+      <w:pPr>
+        <w:pBdr/>
+        <w:spacing/>
+        <w:ind w:hanging="360" w:left="4320"/>
+      </w:pPr>
+      <w:rPr>
+        <w:rFonts w:hint="default" w:ascii="Wingdings" w:hAnsi="Wingdings" w:eastAsia="Wingdings" w:cs="Wingdings"/>
+      </w:rPr>
+      <w:start w:val="1"/>
+      <w:suff w:val="tab"/>
+    </w:lvl>
+    <w:lvl w:ilvl="6">
+      <w:isLgl w:val="false"/>
+      <w:lvlJc w:val="left"/>
+      <w:lvlText w:val="·"/>
+      <w:numFmt w:val="bullet"/>
+      <w:pPr>
+        <w:pBdr/>
+        <w:spacing/>
+        <w:ind w:hanging="360" w:left="5040"/>
+      </w:pPr>
+      <w:rPr>
+        <w:rFonts w:hint="default" w:ascii="Symbol" w:hAnsi="Symbol" w:eastAsia="Symbol" w:cs="Symbol"/>
+      </w:rPr>
+      <w:start w:val="1"/>
+      <w:suff w:val="tab"/>
+    </w:lvl>
+    <w:lvl w:ilvl="7">
+      <w:isLgl w:val="false"/>
+      <w:lvlJc w:val="left"/>
+      <w:lvlText w:val="o"/>
+      <w:numFmt w:val="bullet"/>
+      <w:pPr>
+        <w:pBdr/>
+        <w:spacing/>
+        <w:ind w:hanging="360" w:left="5760"/>
+      </w:pPr>
+      <w:rPr>
+        <w:rFonts w:hint="default" w:ascii="Courier New" w:hAnsi="Courier New" w:eastAsia="Courier New" w:cs="Courier New"/>
+      </w:rPr>
+      <w:start w:val="1"/>
+      <w:suff w:val="tab"/>
+    </w:lvl>
+    <w:lvl w:ilvl="8">
+      <w:isLgl w:val="false"/>
+      <w:lvlJc w:val="left"/>
+      <w:lvlText w:val="§"/>
+      <w:numFmt w:val="bullet"/>
+      <w:pPr>
+        <w:pBdr/>
+        <w:spacing/>
+        <w:ind w:hanging="360" w:left="6480"/>
+      </w:pPr>
+      <w:rPr>
+        <w:rFonts w:hint="default" w:ascii="Wingdings" w:hAnsi="Wingdings" w:eastAsia="Wingdings" w:cs="Wingdings"/>
+      </w:rPr>
+      <w:start w:val="1"/>
+      <w:suff w:val="tab"/>
+    </w:lvl>
+  </w:abstractNum>
+  <w:abstractNum w:abstractNumId="114">
+    <w:nsid w:val="4D699CD4"/>
+    <w:lvl w:ilvl="0">
+      <w:isLgl w:val="false"/>
+      <w:lvlJc w:val="left"/>
+      <w:lvlText w:val="·"/>
+      <w:numFmt w:val="bullet"/>
+      <w:pPr>
+        <w:pBdr/>
+        <w:spacing/>
+        <w:ind w:hanging="360" w:left="720"/>
+      </w:pPr>
+      <w:rPr>
+        <w:rFonts w:hint="default" w:ascii="Symbol" w:hAnsi="Symbol" w:eastAsia="Symbol" w:cs="Symbol"/>
+      </w:rPr>
+      <w:start w:val="1"/>
+      <w:suff w:val="tab"/>
+    </w:lvl>
+    <w:lvl w:ilvl="1">
+      <w:isLgl w:val="false"/>
+      <w:lvlJc w:val="left"/>
+      <w:lvlText w:val="o"/>
+      <w:numFmt w:val="bullet"/>
+      <w:pPr>
+        <w:pBdr/>
+        <w:spacing/>
+        <w:ind w:hanging="360" w:left="1440"/>
+      </w:pPr>
+      <w:rPr>
+        <w:rFonts w:hint="default" w:ascii="Courier New" w:hAnsi="Courier New" w:eastAsia="Courier New" w:cs="Courier New"/>
+      </w:rPr>
+      <w:start w:val="1"/>
+      <w:suff w:val="tab"/>
+    </w:lvl>
+    <w:lvl w:ilvl="2">
+      <w:isLgl w:val="false"/>
+      <w:lvlJc w:val="left"/>
+      <w:lvlText w:val="§"/>
+      <w:numFmt w:val="bullet"/>
+      <w:pPr>
+        <w:pBdr/>
+        <w:spacing/>
+        <w:ind w:hanging="360" w:left="2160"/>
+      </w:pPr>
+      <w:rPr>
+        <w:rFonts w:hint="default" w:ascii="Wingdings" w:hAnsi="Wingdings" w:eastAsia="Wingdings" w:cs="Wingdings"/>
+      </w:rPr>
+      <w:start w:val="1"/>
+      <w:suff w:val="tab"/>
+    </w:lvl>
+    <w:lvl w:ilvl="3">
+      <w:isLgl w:val="false"/>
+      <w:lvlJc w:val="left"/>
+      <w:lvlText w:val="·"/>
+      <w:numFmt w:val="bullet"/>
+      <w:pPr>
+        <w:pBdr/>
+        <w:spacing/>
+        <w:ind w:hanging="360" w:left="2880"/>
+      </w:pPr>
+      <w:rPr>
+        <w:rFonts w:hint="default" w:ascii="Symbol" w:hAnsi="Symbol" w:eastAsia="Symbol" w:cs="Symbol"/>
+      </w:rPr>
+      <w:start w:val="1"/>
+      <w:suff w:val="tab"/>
+    </w:lvl>
+    <w:lvl w:ilvl="4">
+      <w:isLgl w:val="false"/>
+      <w:lvlJc w:val="left"/>
+      <w:lvlText w:val="o"/>
+      <w:numFmt w:val="bullet"/>
+      <w:pPr>
+        <w:pBdr/>
+        <w:spacing/>
+        <w:ind w:hanging="360" w:left="3600"/>
+      </w:pPr>
+      <w:rPr>
+        <w:rFonts w:hint="default" w:ascii="Courier New" w:hAnsi="Courier New" w:eastAsia="Courier New" w:cs="Courier New"/>
+      </w:rPr>
+      <w:start w:val="1"/>
+      <w:suff w:val="tab"/>
+    </w:lvl>
+    <w:lvl w:ilvl="5">
+      <w:isLgl w:val="false"/>
+      <w:lvlJc w:val="left"/>
+      <w:lvlText w:val="§"/>
+      <w:numFmt w:val="bullet"/>
+      <w:pPr>
+        <w:pBdr/>
+        <w:spacing/>
+        <w:ind w:hanging="360" w:left="4320"/>
+      </w:pPr>
+      <w:rPr>
+        <w:rFonts w:hint="default" w:ascii="Wingdings" w:hAnsi="Wingdings" w:eastAsia="Wingdings" w:cs="Wingdings"/>
+      </w:rPr>
+      <w:start w:val="1"/>
+      <w:suff w:val="tab"/>
+    </w:lvl>
+    <w:lvl w:ilvl="6">
+      <w:isLgl w:val="false"/>
+      <w:lvlJc w:val="left"/>
+      <w:lvlText w:val="·"/>
+      <w:numFmt w:val="bullet"/>
+      <w:pPr>
+        <w:pBdr/>
+        <w:spacing/>
+        <w:ind w:hanging="360" w:left="5040"/>
+      </w:pPr>
+      <w:rPr>
+        <w:rFonts w:hint="default" w:ascii="Symbol" w:hAnsi="Symbol" w:eastAsia="Symbol" w:cs="Symbol"/>
+      </w:rPr>
+      <w:start w:val="1"/>
+      <w:suff w:val="tab"/>
+    </w:lvl>
+    <w:lvl w:ilvl="7">
+      <w:isLgl w:val="false"/>
+      <w:lvlJc w:val="left"/>
+      <w:lvlText w:val="o"/>
+      <w:numFmt w:val="bullet"/>
+      <w:pPr>
+        <w:pBdr/>
+        <w:spacing/>
+        <w:ind w:hanging="360" w:left="5760"/>
+      </w:pPr>
+      <w:rPr>
+        <w:rFonts w:hint="default" w:ascii="Courier New" w:hAnsi="Courier New" w:eastAsia="Courier New" w:cs="Courier New"/>
+      </w:rPr>
+      <w:start w:val="1"/>
+      <w:suff w:val="tab"/>
+    </w:lvl>
+    <w:lvl w:ilvl="8">
+      <w:isLgl w:val="false"/>
+      <w:lvlJc w:val="left"/>
+      <w:lvlText w:val="§"/>
+      <w:numFmt w:val="bullet"/>
+      <w:pPr>
+        <w:pBdr/>
+        <w:spacing/>
+        <w:ind w:hanging="360" w:left="6480"/>
+      </w:pPr>
+      <w:rPr>
+        <w:rFonts w:hint="default" w:ascii="Wingdings" w:hAnsi="Wingdings" w:eastAsia="Wingdings" w:cs="Wingdings"/>
+      </w:rPr>
+      <w:start w:val="1"/>
+      <w:suff w:val="tab"/>
+    </w:lvl>
+  </w:abstractNum>
+  <w:abstractNum w:abstractNumId="115">
+    <w:nsid w:val="47803044"/>
+    <w:lvl w:ilvl="0">
+      <w:isLgl w:val="false"/>
+      <w:lvlJc w:val="left"/>
+      <w:lvlText w:val="·"/>
+      <w:numFmt w:val="bullet"/>
+      <w:pPr>
+        <w:pBdr/>
+        <w:spacing/>
+        <w:ind w:hanging="360" w:left="709"/>
+      </w:pPr>
+      <w:rPr>
+        <w:rFonts w:hint="default" w:ascii="Symbol" w:hAnsi="Symbol" w:eastAsia="Symbol" w:cs="Symbol"/>
+      </w:rPr>
+      <w:start w:val="1"/>
+      <w:suff w:val="tab"/>
+    </w:lvl>
+    <w:lvl w:ilvl="1">
+      <w:isLgl w:val="false"/>
+      <w:lvlJc w:val="left"/>
+      <w:lvlText w:val="o"/>
+      <w:numFmt w:val="bullet"/>
+      <w:pPr>
+        <w:pBdr/>
+        <w:spacing/>
+        <w:ind w:hanging="360" w:left="1429"/>
+      </w:pPr>
+      <w:rPr>
+        <w:rFonts w:hint="default" w:ascii="Courier New" w:hAnsi="Courier New" w:eastAsia="Courier New" w:cs="Courier New"/>
+      </w:rPr>
+      <w:start w:val="1"/>
+      <w:suff w:val="tab"/>
+    </w:lvl>
+    <w:lvl w:ilvl="2">
+      <w:isLgl w:val="false"/>
+      <w:lvlJc w:val="left"/>
+      <w:lvlText w:val="§"/>
+      <w:numFmt w:val="bullet"/>
+      <w:pPr>
+        <w:pBdr/>
+        <w:spacing/>
+        <w:ind w:hanging="360" w:left="2149"/>
+      </w:pPr>
+      <w:rPr>
+        <w:rFonts w:hint="default" w:ascii="Wingdings" w:hAnsi="Wingdings" w:eastAsia="Wingdings" w:cs="Wingdings"/>
+      </w:rPr>
+      <w:start w:val="1"/>
+      <w:suff w:val="tab"/>
+    </w:lvl>
+    <w:lvl w:ilvl="3">
+      <w:isLgl w:val="false"/>
+      <w:lvlJc w:val="left"/>
+      <w:lvlText w:val="·"/>
+      <w:numFmt w:val="bullet"/>
+      <w:pPr>
+        <w:pBdr/>
+        <w:spacing/>
+        <w:ind w:hanging="360" w:left="2869"/>
+      </w:pPr>
+      <w:rPr>
+        <w:rFonts w:hint="default" w:ascii="Symbol" w:hAnsi="Symbol" w:eastAsia="Symbol" w:cs="Symbol"/>
+      </w:rPr>
+      <w:start w:val="1"/>
+      <w:suff w:val="tab"/>
+    </w:lvl>
+    <w:lvl w:ilvl="4">
+      <w:isLgl w:val="false"/>
+      <w:lvlJc w:val="left"/>
+      <w:lvlText w:val="o"/>
+      <w:numFmt w:val="bullet"/>
+      <w:pPr>
+        <w:pBdr/>
+        <w:spacing/>
+        <w:ind w:hanging="360" w:left="3589"/>
+      </w:pPr>
+      <w:rPr>
+        <w:rFonts w:hint="default" w:ascii="Courier New" w:hAnsi="Courier New" w:eastAsia="Courier New" w:cs="Courier New"/>
+      </w:rPr>
+      <w:start w:val="1"/>
+      <w:suff w:val="tab"/>
+    </w:lvl>
+    <w:lvl w:ilvl="5">
+      <w:isLgl w:val="false"/>
+      <w:lvlJc w:val="left"/>
+      <w:lvlText w:val="§"/>
+      <w:numFmt w:val="bullet"/>
+      <w:pPr>
+        <w:pBdr/>
+        <w:spacing/>
+        <w:ind w:hanging="360" w:left="4309"/>
+      </w:pPr>
+      <w:rPr>
+        <w:rFonts w:hint="default" w:ascii="Wingdings" w:hAnsi="Wingdings" w:eastAsia="Wingdings" w:cs="Wingdings"/>
+      </w:rPr>
+      <w:start w:val="1"/>
+      <w:suff w:val="tab"/>
+    </w:lvl>
+    <w:lvl w:ilvl="6">
+      <w:isLgl w:val="false"/>
+      <w:lvlJc w:val="left"/>
+      <w:lvlText w:val="·"/>
+      <w:numFmt w:val="bullet"/>
+      <w:pPr>
+        <w:pBdr/>
+        <w:spacing/>
+        <w:ind w:hanging="360" w:left="5029"/>
+      </w:pPr>
+      <w:rPr>
+        <w:rFonts w:hint="default" w:ascii="Symbol" w:hAnsi="Symbol" w:eastAsia="Symbol" w:cs="Symbol"/>
+      </w:rPr>
+      <w:start w:val="1"/>
+      <w:suff w:val="tab"/>
+    </w:lvl>
+    <w:lvl w:ilvl="7">
+      <w:isLgl w:val="false"/>
+      <w:lvlJc w:val="left"/>
+      <w:lvlText w:val="o"/>
+      <w:numFmt w:val="bullet"/>
+      <w:pPr>
+        <w:pBdr/>
+        <w:spacing/>
+        <w:ind w:hanging="360" w:left="5749"/>
+      </w:pPr>
+      <w:rPr>
+        <w:rFonts w:hint="default" w:ascii="Courier New" w:hAnsi="Courier New" w:eastAsia="Courier New" w:cs="Courier New"/>
+      </w:rPr>
+      <w:start w:val="1"/>
+      <w:suff w:val="tab"/>
+    </w:lvl>
+    <w:lvl w:ilvl="8">
+      <w:isLgl w:val="false"/>
+      <w:lvlJc w:val="left"/>
+      <w:lvlText w:val="§"/>
+      <w:numFmt w:val="bullet"/>
+      <w:pPr>
+        <w:pBdr/>
+        <w:spacing/>
+        <w:ind w:hanging="360" w:left="6469"/>
       </w:pPr>
       <w:rPr>
         <w:rFonts w:hint="default" w:ascii="Wingdings" w:hAnsi="Wingdings" w:eastAsia="Wingdings" w:cs="Wingdings"/>
@@ -20961,6 +24503,24 @@
   <w:num w:numId="118">
     <w:abstractNumId w:val="109"/>
   </w:num>
+  <w:num w:numId="119">
+    <w:abstractNumId w:val="110"/>
+  </w:num>
+  <w:num w:numId="120">
+    <w:abstractNumId w:val="111"/>
+  </w:num>
+  <w:num w:numId="121">
+    <w:abstractNumId w:val="112"/>
+  </w:num>
+  <w:num w:numId="122">
+    <w:abstractNumId w:val="113"/>
+  </w:num>
+  <w:num w:numId="123">
+    <w:abstractNumId w:val="114"/>
+  </w:num>
+  <w:num w:numId="124">
+    <w:abstractNumId w:val="115"/>
+  </w:num>
 </w:numbering>
 </file>
 
@@ -21122,7 +24682,7 @@
     <w:lsdException w:name="Bibliography" w:uiPriority="37"/>
     <w:lsdException w:name="TOC Heading" w:uiPriority="39" w:qFormat="1"/>
   </w:latentStyles>
-  <w:style w:type="paragraph" w:styleId="1612" w:default="1">
+  <w:style w:type="paragraph" w:styleId="1035" w:default="1">
     <w:name w:val="Normal"/>
     <w:qFormat/>
     <w:pPr>
@@ -21134,11 +24694,11 @@
       <w:lang w:val="fr-FR"/>
     </w:rPr>
   </w:style>
-  <w:style w:type="paragraph" w:styleId="1613">
+  <w:style w:type="paragraph" w:styleId="1036">
     <w:name w:val="Heading 1"/>
-    <w:basedOn w:val="1612"/>
-    <w:next w:val="1612"/>
-    <w:link w:val="1806"/>
+    <w:basedOn w:val="1035"/>
+    <w:next w:val="1035"/>
+    <w:link w:val="1229"/>
     <w:uiPriority w:val="9"/>
     <w:qFormat/>
     <w:pPr>
@@ -21156,11 +24716,11 @@
       <w:szCs w:val="32"/>
     </w:rPr>
   </w:style>
-  <w:style w:type="paragraph" w:styleId="1614">
+  <w:style w:type="paragraph" w:styleId="1037">
     <w:name w:val="Heading 2"/>
-    <w:basedOn w:val="1612"/>
-    <w:next w:val="1612"/>
-    <w:link w:val="1812"/>
+    <w:basedOn w:val="1035"/>
+    <w:next w:val="1035"/>
+    <w:link w:val="1235"/>
     <w:uiPriority w:val="9"/>
     <w:unhideWhenUsed/>
     <w:qFormat/>
@@ -21179,11 +24739,11 @@
       <w:szCs w:val="26"/>
     </w:rPr>
   </w:style>
-  <w:style w:type="paragraph" w:styleId="1615">
+  <w:style w:type="paragraph" w:styleId="1038">
     <w:name w:val="Heading 3"/>
-    <w:basedOn w:val="1612"/>
-    <w:next w:val="1612"/>
-    <w:link w:val="1824"/>
+    <w:basedOn w:val="1035"/>
+    <w:next w:val="1035"/>
+    <w:link w:val="1247"/>
     <w:uiPriority w:val="9"/>
     <w:unhideWhenUsed/>
     <w:qFormat/>
@@ -21202,11 +24762,11 @@
       <w:szCs w:val="24"/>
     </w:rPr>
   </w:style>
-  <w:style w:type="paragraph" w:styleId="1616">
+  <w:style w:type="paragraph" w:styleId="1039">
     <w:name w:val="Heading 4"/>
-    <w:basedOn w:val="1612"/>
-    <w:next w:val="1612"/>
-    <w:link w:val="1765"/>
+    <w:basedOn w:val="1035"/>
+    <w:next w:val="1035"/>
+    <w:link w:val="1188"/>
     <w:uiPriority w:val="9"/>
     <w:unhideWhenUsed/>
     <w:qFormat/>
@@ -21225,11 +24785,11 @@
       <w:color w:val="2f5496" w:themeColor="accent1" w:themeShade="BF"/>
     </w:rPr>
   </w:style>
-  <w:style w:type="paragraph" w:styleId="1617">
+  <w:style w:type="paragraph" w:styleId="1040">
     <w:name w:val="Heading 5"/>
-    <w:basedOn w:val="1612"/>
-    <w:next w:val="1612"/>
-    <w:link w:val="1766"/>
+    <w:basedOn w:val="1035"/>
+    <w:next w:val="1035"/>
+    <w:link w:val="1189"/>
     <w:uiPriority w:val="9"/>
     <w:unhideWhenUsed/>
     <w:qFormat/>
@@ -21246,11 +24806,11 @@
       <w:color w:val="2f5496" w:themeColor="accent1" w:themeShade="BF"/>
     </w:rPr>
   </w:style>
-  <w:style w:type="paragraph" w:styleId="1618">
+  <w:style w:type="paragraph" w:styleId="1041">
     <w:name w:val="Heading 6"/>
-    <w:basedOn w:val="1612"/>
-    <w:next w:val="1612"/>
-    <w:link w:val="1767"/>
+    <w:basedOn w:val="1035"/>
+    <w:next w:val="1035"/>
+    <w:link w:val="1190"/>
     <w:uiPriority w:val="9"/>
     <w:unhideWhenUsed/>
     <w:qFormat/>
@@ -21269,11 +24829,11 @@
       <w:color w:val="595959" w:themeColor="text1" w:themeTint="A6"/>
     </w:rPr>
   </w:style>
-  <w:style w:type="paragraph" w:styleId="1619">
+  <w:style w:type="paragraph" w:styleId="1042">
     <w:name w:val="Heading 7"/>
-    <w:basedOn w:val="1612"/>
-    <w:next w:val="1612"/>
-    <w:link w:val="1768"/>
+    <w:basedOn w:val="1035"/>
+    <w:next w:val="1035"/>
+    <w:link w:val="1191"/>
     <w:uiPriority w:val="9"/>
     <w:unhideWhenUsed/>
     <w:qFormat/>
@@ -21290,11 +24850,11 @@
       <w:color w:val="595959" w:themeColor="text1" w:themeTint="A6"/>
     </w:rPr>
   </w:style>
-  <w:style w:type="paragraph" w:styleId="1620">
+  <w:style w:type="paragraph" w:styleId="1043">
     <w:name w:val="Heading 8"/>
-    <w:basedOn w:val="1612"/>
-    <w:next w:val="1612"/>
-    <w:link w:val="1769"/>
+    <w:basedOn w:val="1035"/>
+    <w:next w:val="1035"/>
+    <w:link w:val="1192"/>
     <w:uiPriority w:val="9"/>
     <w:unhideWhenUsed/>
     <w:qFormat/>
@@ -21313,11 +24873,11 @@
       <w:color w:val="272727" w:themeColor="text1" w:themeTint="D8"/>
     </w:rPr>
   </w:style>
-  <w:style w:type="paragraph" w:styleId="1621">
+  <w:style w:type="paragraph" w:styleId="1044">
     <w:name w:val="Heading 9"/>
-    <w:basedOn w:val="1612"/>
-    <w:next w:val="1612"/>
-    <w:link w:val="1770"/>
+    <w:basedOn w:val="1035"/>
+    <w:next w:val="1035"/>
+    <w:link w:val="1193"/>
     <w:uiPriority w:val="9"/>
     <w:unhideWhenUsed/>
     <w:qFormat/>
@@ -21336,7 +24896,7 @@
       <w:color w:val="272727" w:themeColor="text1" w:themeTint="D8"/>
     </w:rPr>
   </w:style>
-  <w:style w:type="character" w:styleId="1622" w:default="1">
+  <w:style w:type="character" w:styleId="1045" w:default="1">
     <w:name w:val="Default Paragraph Font"/>
     <w:uiPriority w:val="1"/>
     <w:semiHidden/>
@@ -21347,7 +24907,7 @@
       <w:ind/>
     </w:pPr>
   </w:style>
-  <w:style w:type="table" w:styleId="1623" w:default="1">
+  <w:style w:type="table" w:styleId="1046" w:default="1">
     <w:name w:val="Normal Table"/>
     <w:uiPriority w:val="99"/>
     <w:semiHidden/>
@@ -21540,7 +25100,7 @@
       </w:tcPr>
     </w:tblStylePr>
   </w:style>
-  <w:style w:type="numbering" w:styleId="1624" w:default="1">
+  <w:style w:type="numbering" w:styleId="1047" w:default="1">
     <w:name w:val="No List"/>
     <w:uiPriority w:val="99"/>
     <w:semiHidden/>
@@ -21551,9 +25111,9 @@
       <w:ind/>
     </w:pPr>
   </w:style>
-  <w:style w:type="character" w:styleId="1625">
+  <w:style w:type="character" w:styleId="1048">
     <w:name w:val="Placeholder Text"/>
-    <w:basedOn w:val="1622"/>
+    <w:basedOn w:val="1045"/>
     <w:uiPriority w:val="99"/>
     <w:semiHidden/>
     <w:pPr>
@@ -21565,9 +25125,9 @@
       <w:color w:val="666666"/>
     </w:rPr>
   </w:style>
-  <w:style w:type="character" w:styleId="1626" w:customStyle="1">
+  <w:style w:type="character" w:styleId="1049" w:customStyle="1">
     <w:name w:val="Heading 4 Char"/>
-    <w:basedOn w:val="1622"/>
+    <w:basedOn w:val="1045"/>
     <w:uiPriority w:val="9"/>
     <w:pPr>
       <w:pBdr/>
@@ -21581,9 +25141,9 @@
       <w:color w:val="2f5496" w:themeColor="accent1" w:themeShade="BF"/>
     </w:rPr>
   </w:style>
-  <w:style w:type="character" w:styleId="1627" w:customStyle="1">
+  <w:style w:type="character" w:styleId="1050" w:customStyle="1">
     <w:name w:val="Heading 5 Char"/>
-    <w:basedOn w:val="1622"/>
+    <w:basedOn w:val="1045"/>
     <w:uiPriority w:val="9"/>
     <w:pPr>
       <w:pBdr/>
@@ -21595,9 +25155,9 @@
       <w:color w:val="2f5496" w:themeColor="accent1" w:themeShade="BF"/>
     </w:rPr>
   </w:style>
-  <w:style w:type="character" w:styleId="1628" w:customStyle="1">
+  <w:style w:type="character" w:styleId="1051" w:customStyle="1">
     <w:name w:val="Heading 6 Char"/>
-    <w:basedOn w:val="1622"/>
+    <w:basedOn w:val="1045"/>
     <w:uiPriority w:val="9"/>
     <w:pPr>
       <w:pBdr/>
@@ -21611,9 +25171,9 @@
       <w:color w:val="595959" w:themeColor="text1" w:themeTint="A6"/>
     </w:rPr>
   </w:style>
-  <w:style w:type="character" w:styleId="1629" w:customStyle="1">
+  <w:style w:type="character" w:styleId="1052" w:customStyle="1">
     <w:name w:val="Heading 7 Char"/>
-    <w:basedOn w:val="1622"/>
+    <w:basedOn w:val="1045"/>
     <w:uiPriority w:val="9"/>
     <w:pPr>
       <w:pBdr/>
@@ -21625,9 +25185,9 @@
       <w:color w:val="595959" w:themeColor="text1" w:themeTint="A6"/>
     </w:rPr>
   </w:style>
-  <w:style w:type="character" w:styleId="1630" w:customStyle="1">
+  <w:style w:type="character" w:styleId="1053" w:customStyle="1">
     <w:name w:val="Heading 8 Char"/>
-    <w:basedOn w:val="1622"/>
+    <w:basedOn w:val="1045"/>
     <w:uiPriority w:val="9"/>
     <w:pPr>
       <w:pBdr/>
@@ -21641,9 +25201,9 @@
       <w:color w:val="272727" w:themeColor="text1" w:themeTint="D8"/>
     </w:rPr>
   </w:style>
-  <w:style w:type="character" w:styleId="1631" w:customStyle="1">
+  <w:style w:type="character" w:styleId="1054" w:customStyle="1">
     <w:name w:val="Heading 9 Char"/>
-    <w:basedOn w:val="1622"/>
+    <w:basedOn w:val="1045"/>
     <w:uiPriority w:val="9"/>
     <w:pPr>
       <w:pBdr/>
@@ -21657,9 +25217,9 @@
       <w:color w:val="272727" w:themeColor="text1" w:themeTint="D8"/>
     </w:rPr>
   </w:style>
-  <w:style w:type="character" w:styleId="1632" w:customStyle="1">
+  <w:style w:type="character" w:styleId="1055" w:customStyle="1">
     <w:name w:val="Title Char"/>
-    <w:basedOn w:val="1622"/>
+    <w:basedOn w:val="1045"/>
     <w:uiPriority w:val="10"/>
     <w:pPr>
       <w:pBdr/>
@@ -21673,9 +25233,9 @@
       <w:szCs w:val="56"/>
     </w:rPr>
   </w:style>
-  <w:style w:type="character" w:styleId="1633" w:customStyle="1">
+  <w:style w:type="character" w:styleId="1056" w:customStyle="1">
     <w:name w:val="Subtitle Char"/>
-    <w:basedOn w:val="1622"/>
+    <w:basedOn w:val="1045"/>
     <w:uiPriority w:val="11"/>
     <w:pPr>
       <w:pBdr/>
@@ -21689,9 +25249,9 @@
       <w:szCs w:val="28"/>
     </w:rPr>
   </w:style>
-  <w:style w:type="character" w:styleId="1634" w:customStyle="1">
+  <w:style w:type="character" w:styleId="1057" w:customStyle="1">
     <w:name w:val="Quote Char"/>
-    <w:basedOn w:val="1622"/>
+    <w:basedOn w:val="1045"/>
     <w:uiPriority w:val="29"/>
     <w:pPr>
       <w:pBdr/>
@@ -21704,9 +25264,9 @@
       <w:color w:val="404040" w:themeColor="text1" w:themeTint="BF"/>
     </w:rPr>
   </w:style>
-  <w:style w:type="character" w:styleId="1635" w:customStyle="1">
+  <w:style w:type="character" w:styleId="1058" w:customStyle="1">
     <w:name w:val="Intense Quote Char"/>
-    <w:basedOn w:val="1622"/>
+    <w:basedOn w:val="1045"/>
     <w:uiPriority w:val="30"/>
     <w:pPr>
       <w:pBdr/>
@@ -21719,9 +25279,9 @@
       <w:color w:val="2f5496" w:themeColor="accent1" w:themeShade="BF"/>
     </w:rPr>
   </w:style>
-  <w:style w:type="character" w:styleId="1636" w:customStyle="1">
+  <w:style w:type="character" w:styleId="1059" w:customStyle="1">
     <w:name w:val="Footnote Text Char"/>
-    <w:basedOn w:val="1622"/>
+    <w:basedOn w:val="1045"/>
     <w:uiPriority w:val="99"/>
     <w:semiHidden/>
     <w:pPr>
@@ -21734,9 +25294,9 @@
       <w:szCs w:val="20"/>
     </w:rPr>
   </w:style>
-  <w:style w:type="character" w:styleId="1637" w:customStyle="1">
+  <w:style w:type="character" w:styleId="1060" w:customStyle="1">
     <w:name w:val="Endnote Text Char"/>
-    <w:basedOn w:val="1622"/>
+    <w:basedOn w:val="1045"/>
     <w:uiPriority w:val="99"/>
     <w:semiHidden/>
     <w:pPr>
@@ -21749,9 +25309,9 @@
       <w:szCs w:val="20"/>
     </w:rPr>
   </w:style>
-  <w:style w:type="table" w:styleId="1638" w:customStyle="1">
+  <w:style w:type="table" w:styleId="1061" w:customStyle="1">
     <w:name w:val="Table Grid Light"/>
-    <w:basedOn w:val="1623"/>
+    <w:basedOn w:val="1046"/>
     <w:uiPriority w:val="59"/>
     <w:pPr>
       <w:pBdr/>
@@ -21941,9 +25501,9 @@
       </w:tcPr>
     </w:tblStylePr>
   </w:style>
-  <w:style w:type="table" w:styleId="1639">
+  <w:style w:type="table" w:styleId="1062">
     <w:name w:val="Plain Table 1"/>
-    <w:basedOn w:val="1623"/>
+    <w:basedOn w:val="1046"/>
     <w:uiPriority w:val="59"/>
     <w:pPr>
       <w:pBdr/>
@@ -22159,9 +25719,9 @@
       </w:tcPr>
     </w:tblStylePr>
   </w:style>
-  <w:style w:type="table" w:styleId="1640">
+  <w:style w:type="table" w:styleId="1063">
     <w:name w:val="Plain Table 2"/>
-    <w:basedOn w:val="1623"/>
+    <w:basedOn w:val="1046"/>
     <w:uiPriority w:val="59"/>
     <w:pPr>
       <w:pBdr/>
@@ -22385,9 +25945,9 @@
       </w:tcPr>
     </w:tblStylePr>
   </w:style>
-  <w:style w:type="table" w:styleId="1641">
+  <w:style w:type="table" w:styleId="1064">
     <w:name w:val="Plain Table 3"/>
-    <w:basedOn w:val="1623"/>
+    <w:basedOn w:val="1046"/>
     <w:uiPriority w:val="99"/>
     <w:pPr>
       <w:pBdr/>
@@ -22614,9 +26174,9 @@
       </w:tcPr>
     </w:tblStylePr>
   </w:style>
-  <w:style w:type="table" w:styleId="1642">
+  <w:style w:type="table" w:styleId="1065">
     <w:name w:val="Plain Table 4"/>
-    <w:basedOn w:val="1623"/>
+    <w:basedOn w:val="1046"/>
     <w:uiPriority w:val="99"/>
     <w:pPr>
       <w:pBdr/>
@@ -22829,9 +26389,9 @@
       </w:tcPr>
     </w:tblStylePr>
   </w:style>
-  <w:style w:type="table" w:styleId="1643">
+  <w:style w:type="table" w:styleId="1066">
     <w:name w:val="Plain Table 5"/>
-    <w:basedOn w:val="1623"/>
+    <w:basedOn w:val="1046"/>
     <w:uiPriority w:val="99"/>
     <w:pPr>
       <w:pBdr/>
@@ -23061,9 +26621,9 @@
       </w:tcPr>
     </w:tblStylePr>
   </w:style>
-  <w:style w:type="table" w:styleId="1644">
+  <w:style w:type="table" w:styleId="1067">
     <w:name w:val="Grid Table 1 Light"/>
-    <w:basedOn w:val="1623"/>
+    <w:basedOn w:val="1046"/>
     <w:uiPriority w:val="99"/>
     <w:pPr>
       <w:pBdr/>
@@ -23283,9 +26843,9 @@
       </w:tcPr>
     </w:tblStylePr>
   </w:style>
-  <w:style w:type="table" w:styleId="1645" w:customStyle="1">
+  <w:style w:type="table" w:styleId="1068" w:customStyle="1">
     <w:name w:val="Grid Table 1 Light - Accent 1"/>
-    <w:basedOn w:val="1623"/>
+    <w:basedOn w:val="1046"/>
     <w:uiPriority w:val="99"/>
     <w:pPr>
       <w:pBdr/>
@@ -23505,9 +27065,9 @@
       </w:tcPr>
     </w:tblStylePr>
   </w:style>
-  <w:style w:type="table" w:styleId="1646" w:customStyle="1">
+  <w:style w:type="table" w:styleId="1069" w:customStyle="1">
     <w:name w:val="Grid Table 1 Light - Accent 2"/>
-    <w:basedOn w:val="1623"/>
+    <w:basedOn w:val="1046"/>
     <w:uiPriority w:val="99"/>
     <w:pPr>
       <w:pBdr/>
@@ -23727,9 +27287,9 @@
       </w:tcPr>
     </w:tblStylePr>
   </w:style>
-  <w:style w:type="table" w:styleId="1647" w:customStyle="1">
+  <w:style w:type="table" w:styleId="1070" w:customStyle="1">
     <w:name w:val="Grid Table 1 Light - Accent 3"/>
-    <w:basedOn w:val="1623"/>
+    <w:basedOn w:val="1046"/>
     <w:uiPriority w:val="99"/>
     <w:pPr>
       <w:pBdr/>
@@ -23949,9 +27509,9 @@
       </w:tcPr>
     </w:tblStylePr>
   </w:style>
-  <w:style w:type="table" w:styleId="1648" w:customStyle="1">
+  <w:style w:type="table" w:styleId="1071" w:customStyle="1">
     <w:name w:val="Grid Table 1 Light - Accent 4"/>
-    <w:basedOn w:val="1623"/>
+    <w:basedOn w:val="1046"/>
     <w:uiPriority w:val="99"/>
     <w:pPr>
       <w:pBdr/>
@@ -24171,9 +27731,9 @@
       </w:tcPr>
     </w:tblStylePr>
   </w:style>
-  <w:style w:type="table" w:styleId="1649" w:customStyle="1">
+  <w:style w:type="table" w:styleId="1072" w:customStyle="1">
     <w:name w:val="Grid Table 1 Light - Accent 5"/>
-    <w:basedOn w:val="1623"/>
+    <w:basedOn w:val="1046"/>
     <w:uiPriority w:val="99"/>
     <w:pPr>
       <w:pBdr/>
@@ -24393,9 +27953,9 @@
       </w:tcPr>
     </w:tblStylePr>
   </w:style>
-  <w:style w:type="table" w:styleId="1650" w:customStyle="1">
+  <w:style w:type="table" w:styleId="1073" w:customStyle="1">
     <w:name w:val="Grid Table 1 Light - Accent 6"/>
-    <w:basedOn w:val="1623"/>
+    <w:basedOn w:val="1046"/>
     <w:uiPriority w:val="99"/>
     <w:pPr>
       <w:pBdr/>
@@ -24615,9 +28175,9 @@
       </w:tcPr>
     </w:tblStylePr>
   </w:style>
-  <w:style w:type="table" w:styleId="1651">
+  <w:style w:type="table" w:styleId="1074">
     <w:name w:val="Grid Table 2"/>
-    <w:basedOn w:val="1623"/>
+    <w:basedOn w:val="1046"/>
     <w:uiPriority w:val="99"/>
     <w:pPr>
       <w:pBdr/>
@@ -24846,9 +28406,9 @@
       </w:tcPr>
     </w:tblStylePr>
   </w:style>
-  <w:style w:type="table" w:styleId="1652" w:customStyle="1">
+  <w:style w:type="table" w:styleId="1075" w:customStyle="1">
     <w:name w:val="Grid Table 2 - Accent 1"/>
-    <w:basedOn w:val="1623"/>
+    <w:basedOn w:val="1046"/>
     <w:uiPriority w:val="99"/>
     <w:pPr>
       <w:pBdr/>
@@ -25077,9 +28637,9 @@
       </w:tcPr>
     </w:tblStylePr>
   </w:style>
-  <w:style w:type="table" w:styleId="1653" w:customStyle="1">
+  <w:style w:type="table" w:styleId="1076" w:customStyle="1">
     <w:name w:val="Grid Table 2 - Accent 2"/>
-    <w:basedOn w:val="1623"/>
+    <w:basedOn w:val="1046"/>
     <w:uiPriority w:val="99"/>
     <w:pPr>
       <w:pBdr/>
@@ -25308,9 +28868,9 @@
       </w:tcPr>
     </w:tblStylePr>
   </w:style>
-  <w:style w:type="table" w:styleId="1654" w:customStyle="1">
+  <w:style w:type="table" w:styleId="1077" w:customStyle="1">
     <w:name w:val="Grid Table 2 - Accent 3"/>
-    <w:basedOn w:val="1623"/>
+    <w:basedOn w:val="1046"/>
     <w:uiPriority w:val="99"/>
     <w:pPr>
       <w:pBdr/>
@@ -25539,9 +29099,9 @@
       </w:tcPr>
     </w:tblStylePr>
   </w:style>
-  <w:style w:type="table" w:styleId="1655" w:customStyle="1">
+  <w:style w:type="table" w:styleId="1078" w:customStyle="1">
     <w:name w:val="Grid Table 2 - Accent 4"/>
-    <w:basedOn w:val="1623"/>
+    <w:basedOn w:val="1046"/>
     <w:uiPriority w:val="99"/>
     <w:pPr>
       <w:pBdr/>
@@ -25770,9 +29330,9 @@
       </w:tcPr>
     </w:tblStylePr>
   </w:style>
-  <w:style w:type="table" w:styleId="1656" w:customStyle="1">
+  <w:style w:type="table" w:styleId="1079" w:customStyle="1">
     <w:name w:val="Grid Table 2 - Accent 5"/>
-    <w:basedOn w:val="1623"/>
+    <w:basedOn w:val="1046"/>
     <w:uiPriority w:val="99"/>
     <w:pPr>
       <w:pBdr/>
@@ -26001,9 +29561,9 @@
       </w:tcPr>
     </w:tblStylePr>
   </w:style>
-  <w:style w:type="table" w:styleId="1657" w:customStyle="1">
+  <w:style w:type="table" w:styleId="1080" w:customStyle="1">
     <w:name w:val="Grid Table 2 - Accent 6"/>
-    <w:basedOn w:val="1623"/>
+    <w:basedOn w:val="1046"/>
     <w:uiPriority w:val="99"/>
     <w:pPr>
       <w:pBdr/>
@@ -26232,9 +29792,9 @@
       </w:tcPr>
     </w:tblStylePr>
   </w:style>
-  <w:style w:type="table" w:styleId="1658">
+  <w:style w:type="table" w:styleId="1081">
     <w:name w:val="Grid Table 3"/>
-    <w:basedOn w:val="1623"/>
+    <w:basedOn w:val="1046"/>
     <w:uiPriority w:val="99"/>
     <w:pPr>
       <w:pBdr/>
@@ -26476,9 +30036,9 @@
       </w:tcPr>
     </w:tblStylePr>
   </w:style>
-  <w:style w:type="table" w:styleId="1659" w:customStyle="1">
+  <w:style w:type="table" w:styleId="1082" w:customStyle="1">
     <w:name w:val="Grid Table 3 - Accent 1"/>
-    <w:basedOn w:val="1623"/>
+    <w:basedOn w:val="1046"/>
     <w:uiPriority w:val="99"/>
     <w:pPr>
       <w:pBdr/>
@@ -26720,9 +30280,9 @@
       </w:tcPr>
     </w:tblStylePr>
   </w:style>
-  <w:style w:type="table" w:styleId="1660" w:customStyle="1">
+  <w:style w:type="table" w:styleId="1083" w:customStyle="1">
     <w:name w:val="Grid Table 3 - Accent 2"/>
-    <w:basedOn w:val="1623"/>
+    <w:basedOn w:val="1046"/>
     <w:uiPriority w:val="99"/>
     <w:pPr>
       <w:pBdr/>
@@ -26964,9 +30524,9 @@
       </w:tcPr>
     </w:tblStylePr>
   </w:style>
-  <w:style w:type="table" w:styleId="1661" w:customStyle="1">
+  <w:style w:type="table" w:styleId="1084" w:customStyle="1">
     <w:name w:val="Grid Table 3 - Accent 3"/>
-    <w:basedOn w:val="1623"/>
+    <w:basedOn w:val="1046"/>
     <w:uiPriority w:val="99"/>
     <w:pPr>
       <w:pBdr/>
@@ -27208,9 +30768,9 @@
       </w:tcPr>
     </w:tblStylePr>
   </w:style>
-  <w:style w:type="table" w:styleId="1662" w:customStyle="1">
+  <w:style w:type="table" w:styleId="1085" w:customStyle="1">
     <w:name w:val="Grid Table 3 - Accent 4"/>
-    <w:basedOn w:val="1623"/>
+    <w:basedOn w:val="1046"/>
     <w:uiPriority w:val="99"/>
     <w:pPr>
       <w:pBdr/>
@@ -27452,9 +31012,9 @@
       </w:tcPr>
     </w:tblStylePr>
   </w:style>
-  <w:style w:type="table" w:styleId="1663" w:customStyle="1">
+  <w:style w:type="table" w:styleId="1086" w:customStyle="1">
     <w:name w:val="Grid Table 3 - Accent 5"/>
-    <w:basedOn w:val="1623"/>
+    <w:basedOn w:val="1046"/>
     <w:uiPriority w:val="99"/>
     <w:pPr>
       <w:pBdr/>
@@ -27696,9 +31256,9 @@
       </w:tcPr>
     </w:tblStylePr>
   </w:style>
-  <w:style w:type="table" w:styleId="1664" w:customStyle="1">
+  <w:style w:type="table" w:styleId="1087" w:customStyle="1">
     <w:name w:val="Grid Table 3 - Accent 6"/>
-    <w:basedOn w:val="1623"/>
+    <w:basedOn w:val="1046"/>
     <w:uiPriority w:val="99"/>
     <w:pPr>
       <w:pBdr/>
@@ -27940,9 +31500,9 @@
       </w:tcPr>
     </w:tblStylePr>
   </w:style>
-  <w:style w:type="table" w:styleId="1665" w:customStyle="1">
+  <w:style w:type="table" w:styleId="1088" w:customStyle="1">
     <w:name w:val="Grid Table 4 - Accent 1"/>
-    <w:basedOn w:val="1623"/>
+    <w:basedOn w:val="1046"/>
     <w:uiPriority w:val="59"/>
     <w:pPr>
       <w:pBdr/>
@@ -28172,9 +31732,9 @@
       </w:tcPr>
     </w:tblStylePr>
   </w:style>
-  <w:style w:type="table" w:styleId="1666" w:customStyle="1">
+  <w:style w:type="table" w:styleId="1089" w:customStyle="1">
     <w:name w:val="Grid Table 4 - Accent 2"/>
-    <w:basedOn w:val="1623"/>
+    <w:basedOn w:val="1046"/>
     <w:uiPriority w:val="59"/>
     <w:pPr>
       <w:pBdr/>
@@ -28404,9 +31964,9 @@
       </w:tcPr>
     </w:tblStylePr>
   </w:style>
-  <w:style w:type="table" w:styleId="1667" w:customStyle="1">
+  <w:style w:type="table" w:styleId="1090" w:customStyle="1">
     <w:name w:val="Grid Table 4 - Accent 3"/>
-    <w:basedOn w:val="1623"/>
+    <w:basedOn w:val="1046"/>
     <w:uiPriority w:val="59"/>
     <w:pPr>
       <w:pBdr/>
@@ -28636,9 +32196,9 @@
       </w:tcPr>
     </w:tblStylePr>
   </w:style>
-  <w:style w:type="table" w:styleId="1668" w:customStyle="1">
+  <w:style w:type="table" w:styleId="1091" w:customStyle="1">
     <w:name w:val="Grid Table 4 - Accent 4"/>
-    <w:basedOn w:val="1623"/>
+    <w:basedOn w:val="1046"/>
     <w:uiPriority w:val="59"/>
     <w:pPr>
       <w:pBdr/>
@@ -28868,9 +32428,9 @@
       </w:tcPr>
     </w:tblStylePr>
   </w:style>
-  <w:style w:type="table" w:styleId="1669" w:customStyle="1">
+  <w:style w:type="table" w:styleId="1092" w:customStyle="1">
     <w:name w:val="Grid Table 4 - Accent 5"/>
-    <w:basedOn w:val="1623"/>
+    <w:basedOn w:val="1046"/>
     <w:uiPriority w:val="59"/>
     <w:pPr>
       <w:pBdr/>
@@ -29100,9 +32660,9 @@
       </w:tcPr>
     </w:tblStylePr>
   </w:style>
-  <w:style w:type="table" w:styleId="1670" w:customStyle="1">
+  <w:style w:type="table" w:styleId="1093" w:customStyle="1">
     <w:name w:val="Grid Table 4 - Accent 6"/>
-    <w:basedOn w:val="1623"/>
+    <w:basedOn w:val="1046"/>
     <w:uiPriority w:val="59"/>
     <w:pPr>
       <w:pBdr/>
@@ -29332,9 +32892,9 @@
       </w:tcPr>
     </w:tblStylePr>
   </w:style>
-  <w:style w:type="table" w:styleId="1671">
+  <w:style w:type="table" w:styleId="1094">
     <w:name w:val="Grid Table 5 Dark"/>
-    <w:basedOn w:val="1623"/>
+    <w:basedOn w:val="1046"/>
     <w:uiPriority w:val="99"/>
     <w:pPr>
       <w:pBdr/>
@@ -29559,9 +33119,9 @@
       </w:tcPr>
     </w:tblStylePr>
   </w:style>
-  <w:style w:type="table" w:styleId="1672" w:customStyle="1">
+  <w:style w:type="table" w:styleId="1095" w:customStyle="1">
     <w:name w:val="Grid Table 5 Dark- Accent 1"/>
-    <w:basedOn w:val="1623"/>
+    <w:basedOn w:val="1046"/>
     <w:uiPriority w:val="99"/>
     <w:pPr>
       <w:pBdr/>
@@ -29786,9 +33346,9 @@
       </w:tcPr>
     </w:tblStylePr>
   </w:style>
-  <w:style w:type="table" w:styleId="1673" w:customStyle="1">
+  <w:style w:type="table" w:styleId="1096" w:customStyle="1">
     <w:name w:val="Grid Table 5 Dark - Accent 2"/>
-    <w:basedOn w:val="1623"/>
+    <w:basedOn w:val="1046"/>
     <w:uiPriority w:val="99"/>
     <w:pPr>
       <w:pBdr/>
@@ -30013,9 +33573,9 @@
       </w:tcPr>
     </w:tblStylePr>
   </w:style>
-  <w:style w:type="table" w:styleId="1674" w:customStyle="1">
+  <w:style w:type="table" w:styleId="1097" w:customStyle="1">
     <w:name w:val="Grid Table 5 Dark - Accent 3"/>
-    <w:basedOn w:val="1623"/>
+    <w:basedOn w:val="1046"/>
     <w:uiPriority w:val="99"/>
     <w:pPr>
       <w:pBdr/>
@@ -30240,9 +33800,9 @@
       </w:tcPr>
     </w:tblStylePr>
   </w:style>
-  <w:style w:type="table" w:styleId="1675" w:customStyle="1">
+  <w:style w:type="table" w:styleId="1098" w:customStyle="1">
     <w:name w:val="Grid Table 5 Dark- Accent 4"/>
-    <w:basedOn w:val="1623"/>
+    <w:basedOn w:val="1046"/>
     <w:uiPriority w:val="99"/>
     <w:pPr>
       <w:pBdr/>
@@ -30467,9 +34027,9 @@
       </w:tcPr>
     </w:tblStylePr>
   </w:style>
-  <w:style w:type="table" w:styleId="1676" w:customStyle="1">
+  <w:style w:type="table" w:styleId="1099" w:customStyle="1">
     <w:name w:val="Grid Table 5 Dark - Accent 5"/>
-    <w:basedOn w:val="1623"/>
+    <w:basedOn w:val="1046"/>
     <w:uiPriority w:val="99"/>
     <w:pPr>
       <w:pBdr/>
@@ -30694,9 +34254,9 @@
       </w:tcPr>
     </w:tblStylePr>
   </w:style>
-  <w:style w:type="table" w:styleId="1677" w:customStyle="1">
+  <w:style w:type="table" w:styleId="1100" w:customStyle="1">
     <w:name w:val="Grid Table 5 Dark - Accent 6"/>
-    <w:basedOn w:val="1623"/>
+    <w:basedOn w:val="1046"/>
     <w:uiPriority w:val="99"/>
     <w:pPr>
       <w:pBdr/>
@@ -30921,9 +34481,9 @@
       </w:tcPr>
     </w:tblStylePr>
   </w:style>
-  <w:style w:type="table" w:styleId="1678">
+  <w:style w:type="table" w:styleId="1101">
     <w:name w:val="Grid Table 6 Colorful"/>
-    <w:basedOn w:val="1623"/>
+    <w:basedOn w:val="1046"/>
     <w:uiPriority w:val="99"/>
     <w:pPr>
       <w:pBdr/>
@@ -31145,9 +34705,9 @@
       </w:tcPr>
     </w:tblStylePr>
   </w:style>
-  <w:style w:type="table" w:styleId="1679" w:customStyle="1">
+  <w:style w:type="table" w:styleId="1102" w:customStyle="1">
     <w:name w:val="Grid Table 6 Colorful - Accent 1"/>
-    <w:basedOn w:val="1623"/>
+    <w:basedOn w:val="1046"/>
     <w:uiPriority w:val="99"/>
     <w:pPr>
       <w:pBdr/>
@@ -31369,9 +34929,9 @@
       </w:tcPr>
     </w:tblStylePr>
   </w:style>
-  <w:style w:type="table" w:styleId="1680" w:customStyle="1">
+  <w:style w:type="table" w:styleId="1103" w:customStyle="1">
     <w:name w:val="Grid Table 6 Colorful - Accent 2"/>
-    <w:basedOn w:val="1623"/>
+    <w:basedOn w:val="1046"/>
     <w:uiPriority w:val="99"/>
     <w:pPr>
       <w:pBdr/>
@@ -31593,9 +35153,9 @@
       </w:tcPr>
     </w:tblStylePr>
   </w:style>
-  <w:style w:type="table" w:styleId="1681" w:customStyle="1">
+  <w:style w:type="table" w:styleId="1104" w:customStyle="1">
     <w:name w:val="Grid Table 6 Colorful - Accent 3"/>
-    <w:basedOn w:val="1623"/>
+    <w:basedOn w:val="1046"/>
     <w:uiPriority w:val="99"/>
     <w:pPr>
       <w:pBdr/>
@@ -31817,9 +35377,9 @@
       </w:tcPr>
     </w:tblStylePr>
   </w:style>
-  <w:style w:type="table" w:styleId="1682" w:customStyle="1">
+  <w:style w:type="table" w:styleId="1105" w:customStyle="1">
     <w:name w:val="Grid Table 6 Colorful - Accent 4"/>
-    <w:basedOn w:val="1623"/>
+    <w:basedOn w:val="1046"/>
     <w:uiPriority w:val="99"/>
     <w:pPr>
       <w:pBdr/>
@@ -32041,9 +35601,9 @@
       </w:tcPr>
     </w:tblStylePr>
   </w:style>
-  <w:style w:type="table" w:styleId="1683" w:customStyle="1">
+  <w:style w:type="table" w:styleId="1106" w:customStyle="1">
     <w:name w:val="Grid Table 6 Colorful - Accent 5"/>
-    <w:basedOn w:val="1623"/>
+    <w:basedOn w:val="1046"/>
     <w:uiPriority w:val="99"/>
     <w:pPr>
       <w:pBdr/>
@@ -32265,9 +35825,9 @@
       </w:tcPr>
     </w:tblStylePr>
   </w:style>
-  <w:style w:type="table" w:styleId="1684" w:customStyle="1">
+  <w:style w:type="table" w:styleId="1107" w:customStyle="1">
     <w:name w:val="Grid Table 6 Colorful - Accent 6"/>
-    <w:basedOn w:val="1623"/>
+    <w:basedOn w:val="1046"/>
     <w:uiPriority w:val="99"/>
     <w:pPr>
       <w:pBdr/>
@@ -32489,9 +36049,9 @@
       </w:tcPr>
     </w:tblStylePr>
   </w:style>
-  <w:style w:type="table" w:styleId="1685">
+  <w:style w:type="table" w:styleId="1108">
     <w:name w:val="Grid Table 7 Colorful"/>
-    <w:basedOn w:val="1623"/>
+    <w:basedOn w:val="1046"/>
     <w:uiPriority w:val="99"/>
     <w:pPr>
       <w:pBdr/>
@@ -32742,9 +36302,9 @@
       </w:tcPr>
     </w:tblStylePr>
   </w:style>
-  <w:style w:type="table" w:styleId="1686" w:customStyle="1">
+  <w:style w:type="table" w:styleId="1109" w:customStyle="1">
     <w:name w:val="Grid Table 7 Colorful - Accent 1"/>
-    <w:basedOn w:val="1623"/>
+    <w:basedOn w:val="1046"/>
     <w:uiPriority w:val="99"/>
     <w:pPr>
       <w:pBdr/>
@@ -32995,9 +36555,9 @@
       </w:tcPr>
     </w:tblStylePr>
   </w:style>
-  <w:style w:type="table" w:styleId="1687" w:customStyle="1">
+  <w:style w:type="table" w:styleId="1110" w:customStyle="1">
     <w:name w:val="Grid Table 7 Colorful - Accent 2"/>
-    <w:basedOn w:val="1623"/>
+    <w:basedOn w:val="1046"/>
     <w:uiPriority w:val="99"/>
     <w:pPr>
       <w:pBdr/>
@@ -33248,9 +36808,9 @@
       </w:tcPr>
     </w:tblStylePr>
   </w:style>
-  <w:style w:type="table" w:styleId="1688" w:customStyle="1">
+  <w:style w:type="table" w:styleId="1111" w:customStyle="1">
     <w:name w:val="Grid Table 7 Colorful - Accent 3"/>
-    <w:basedOn w:val="1623"/>
+    <w:basedOn w:val="1046"/>
     <w:uiPriority w:val="99"/>
     <w:pPr>
       <w:pBdr/>
@@ -33501,9 +37061,9 @@
       </w:tcPr>
     </w:tblStylePr>
   </w:style>
-  <w:style w:type="table" w:styleId="1689" w:customStyle="1">
+  <w:style w:type="table" w:styleId="1112" w:customStyle="1">
     <w:name w:val="Grid Table 7 Colorful - Accent 4"/>
-    <w:basedOn w:val="1623"/>
+    <w:basedOn w:val="1046"/>
     <w:uiPriority w:val="99"/>
     <w:pPr>
       <w:pBdr/>
@@ -33754,9 +37314,9 @@
       </w:tcPr>
     </w:tblStylePr>
   </w:style>
-  <w:style w:type="table" w:styleId="1690" w:customStyle="1">
+  <w:style w:type="table" w:styleId="1113" w:customStyle="1">
     <w:name w:val="Grid Table 7 Colorful - Accent 5"/>
-    <w:basedOn w:val="1623"/>
+    <w:basedOn w:val="1046"/>
     <w:uiPriority w:val="99"/>
     <w:pPr>
       <w:pBdr/>
@@ -34007,9 +37567,9 @@
       </w:tcPr>
     </w:tblStylePr>
   </w:style>
-  <w:style w:type="table" w:styleId="1691" w:customStyle="1">
+  <w:style w:type="table" w:styleId="1114" w:customStyle="1">
     <w:name w:val="Grid Table 7 Colorful - Accent 6"/>
-    <w:basedOn w:val="1623"/>
+    <w:basedOn w:val="1046"/>
     <w:uiPriority w:val="99"/>
     <w:pPr>
       <w:pBdr/>
@@ -34260,9 +37820,9 @@
       </w:tcPr>
     </w:tblStylePr>
   </w:style>
-  <w:style w:type="table" w:styleId="1692">
+  <w:style w:type="table" w:styleId="1115">
     <w:name w:val="List Table 1 Light"/>
-    <w:basedOn w:val="1623"/>
+    <w:basedOn w:val="1046"/>
     <w:uiPriority w:val="99"/>
     <w:pPr>
       <w:pBdr/>
@@ -34475,9 +38035,9 @@
       </w:tcPr>
     </w:tblStylePr>
   </w:style>
-  <w:style w:type="table" w:styleId="1693" w:customStyle="1">
+  <w:style w:type="table" w:styleId="1116" w:customStyle="1">
     <w:name w:val="List Table 1 Light - Accent 1"/>
-    <w:basedOn w:val="1623"/>
+    <w:basedOn w:val="1046"/>
     <w:uiPriority w:val="99"/>
     <w:pPr>
       <w:pBdr/>
@@ -34690,9 +38250,9 @@
       </w:tcPr>
     </w:tblStylePr>
   </w:style>
-  <w:style w:type="table" w:styleId="1694" w:customStyle="1">
+  <w:style w:type="table" w:styleId="1117" w:customStyle="1">
     <w:name w:val="List Table 1 Light - Accent 2"/>
-    <w:basedOn w:val="1623"/>
+    <w:basedOn w:val="1046"/>
     <w:uiPriority w:val="99"/>
     <w:pPr>
       <w:pBdr/>
@@ -34905,9 +38465,9 @@
       </w:tcPr>
     </w:tblStylePr>
   </w:style>
-  <w:style w:type="table" w:styleId="1695" w:customStyle="1">
+  <w:style w:type="table" w:styleId="1118" w:customStyle="1">
     <w:name w:val="List Table 1 Light - Accent 3"/>
-    <w:basedOn w:val="1623"/>
+    <w:basedOn w:val="1046"/>
     <w:uiPriority w:val="99"/>
     <w:pPr>
       <w:pBdr/>
@@ -35120,9 +38680,9 @@
       </w:tcPr>
     </w:tblStylePr>
   </w:style>
-  <w:style w:type="table" w:styleId="1696" w:customStyle="1">
+  <w:style w:type="table" w:styleId="1119" w:customStyle="1">
     <w:name w:val="List Table 1 Light - Accent 4"/>
-    <w:basedOn w:val="1623"/>
+    <w:basedOn w:val="1046"/>
     <w:uiPriority w:val="99"/>
     <w:pPr>
       <w:pBdr/>
@@ -35335,9 +38895,9 @@
       </w:tcPr>
     </w:tblStylePr>
   </w:style>
-  <w:style w:type="table" w:styleId="1697" w:customStyle="1">
+  <w:style w:type="table" w:styleId="1120" w:customStyle="1">
     <w:name w:val="List Table 1 Light - Accent 5"/>
-    <w:basedOn w:val="1623"/>
+    <w:basedOn w:val="1046"/>
     <w:uiPriority w:val="99"/>
     <w:pPr>
       <w:pBdr/>
@@ -35550,9 +39110,9 @@
       </w:tcPr>
     </w:tblStylePr>
   </w:style>
-  <w:style w:type="table" w:styleId="1698" w:customStyle="1">
+  <w:style w:type="table" w:styleId="1121" w:customStyle="1">
     <w:name w:val="List Table 1 Light - Accent 6"/>
-    <w:basedOn w:val="1623"/>
+    <w:basedOn w:val="1046"/>
     <w:uiPriority w:val="99"/>
     <w:pPr>
       <w:pBdr/>
@@ -35765,9 +39325,9 @@
       </w:tcPr>
     </w:tblStylePr>
   </w:style>
-  <w:style w:type="table" w:styleId="1699">
+  <w:style w:type="table" w:styleId="1122">
     <w:name w:val="List Table 2"/>
-    <w:basedOn w:val="1623"/>
+    <w:basedOn w:val="1046"/>
     <w:uiPriority w:val="99"/>
     <w:pPr>
       <w:pBdr/>
@@ -36002,9 +39562,9 @@
       </w:tcPr>
     </w:tblStylePr>
   </w:style>
-  <w:style w:type="table" w:styleId="1700" w:customStyle="1">
+  <w:style w:type="table" w:styleId="1123" w:customStyle="1">
     <w:name w:val="List Table 2 - Accent 1"/>
-    <w:basedOn w:val="1623"/>
+    <w:basedOn w:val="1046"/>
     <w:uiPriority w:val="99"/>
     <w:pPr>
       <w:pBdr/>
@@ -36239,9 +39799,9 @@
       </w:tcPr>
     </w:tblStylePr>
   </w:style>
-  <w:style w:type="table" w:styleId="1701" w:customStyle="1">
+  <w:style w:type="table" w:styleId="1124" w:customStyle="1">
     <w:name w:val="List Table 2 - Accent 2"/>
-    <w:basedOn w:val="1623"/>
+    <w:basedOn w:val="1046"/>
     <w:uiPriority w:val="99"/>
     <w:pPr>
       <w:pBdr/>
@@ -36476,9 +40036,9 @@
       </w:tcPr>
     </w:tblStylePr>
   </w:style>
-  <w:style w:type="table" w:styleId="1702" w:customStyle="1">
+  <w:style w:type="table" w:styleId="1125" w:customStyle="1">
     <w:name w:val="List Table 2 - Accent 3"/>
-    <w:basedOn w:val="1623"/>
+    <w:basedOn w:val="1046"/>
     <w:uiPriority w:val="99"/>
     <w:pPr>
       <w:pBdr/>
@@ -36713,9 +40273,9 @@
       </w:tcPr>
     </w:tblStylePr>
   </w:style>
-  <w:style w:type="table" w:styleId="1703" w:customStyle="1">
+  <w:style w:type="table" w:styleId="1126" w:customStyle="1">
     <w:name w:val="List Table 2 - Accent 4"/>
-    <w:basedOn w:val="1623"/>
+    <w:basedOn w:val="1046"/>
     <w:uiPriority w:val="99"/>
     <w:pPr>
       <w:pBdr/>
@@ -36950,9 +40510,9 @@
       </w:tcPr>
     </w:tblStylePr>
   </w:style>
-  <w:style w:type="table" w:styleId="1704" w:customStyle="1">
+  <w:style w:type="table" w:styleId="1127" w:customStyle="1">
     <w:name w:val="List Table 2 - Accent 5"/>
-    <w:basedOn w:val="1623"/>
+    <w:basedOn w:val="1046"/>
     <w:uiPriority w:val="99"/>
     <w:pPr>
       <w:pBdr/>
@@ -37187,9 +40747,9 @@
       </w:tcPr>
     </w:tblStylePr>
   </w:style>
-  <w:style w:type="table" w:styleId="1705" w:customStyle="1">
+  <w:style w:type="table" w:styleId="1128" w:customStyle="1">
     <w:name w:val="List Table 2 - Accent 6"/>
-    <w:basedOn w:val="1623"/>
+    <w:basedOn w:val="1046"/>
     <w:uiPriority w:val="99"/>
     <w:pPr>
       <w:pBdr/>
@@ -37424,9 +40984,9 @@
       </w:tcPr>
     </w:tblStylePr>
   </w:style>
-  <w:style w:type="table" w:styleId="1706">
+  <w:style w:type="table" w:styleId="1129">
     <w:name w:val="List Table 3"/>
-    <w:basedOn w:val="1623"/>
+    <w:basedOn w:val="1046"/>
     <w:uiPriority w:val="99"/>
     <w:pPr>
       <w:pBdr/>
@@ -37651,9 +41211,9 @@
       </w:tcPr>
     </w:tblStylePr>
   </w:style>
-  <w:style w:type="table" w:styleId="1707" w:customStyle="1">
+  <w:style w:type="table" w:styleId="1130" w:customStyle="1">
     <w:name w:val="List Table 3 - Accent 1"/>
-    <w:basedOn w:val="1623"/>
+    <w:basedOn w:val="1046"/>
     <w:uiPriority w:val="99"/>
     <w:pPr>
       <w:pBdr/>
@@ -37878,9 +41438,9 @@
       </w:tcPr>
     </w:tblStylePr>
   </w:style>
-  <w:style w:type="table" w:styleId="1708" w:customStyle="1">
+  <w:style w:type="table" w:styleId="1131" w:customStyle="1">
     <w:name w:val="List Table 3 - Accent 2"/>
-    <w:basedOn w:val="1623"/>
+    <w:basedOn w:val="1046"/>
     <w:uiPriority w:val="99"/>
     <w:pPr>
       <w:pBdr/>
@@ -38105,9 +41665,9 @@
       </w:tcPr>
     </w:tblStylePr>
   </w:style>
-  <w:style w:type="table" w:styleId="1709" w:customStyle="1">
+  <w:style w:type="table" w:styleId="1132" w:customStyle="1">
     <w:name w:val="List Table 3 - Accent 3"/>
-    <w:basedOn w:val="1623"/>
+    <w:basedOn w:val="1046"/>
     <w:uiPriority w:val="99"/>
     <w:pPr>
       <w:pBdr/>
@@ -38332,9 +41892,9 @@
       </w:tcPr>
     </w:tblStylePr>
   </w:style>
-  <w:style w:type="table" w:styleId="1710" w:customStyle="1">
+  <w:style w:type="table" w:styleId="1133" w:customStyle="1">
     <w:name w:val="List Table 3 - Accent 4"/>
-    <w:basedOn w:val="1623"/>
+    <w:basedOn w:val="1046"/>
     <w:uiPriority w:val="99"/>
     <w:pPr>
       <w:pBdr/>
@@ -38559,9 +42119,9 @@
       </w:tcPr>
     </w:tblStylePr>
   </w:style>
-  <w:style w:type="table" w:styleId="1711" w:customStyle="1">
+  <w:style w:type="table" w:styleId="1134" w:customStyle="1">
     <w:name w:val="List Table 3 - Accent 5"/>
-    <w:basedOn w:val="1623"/>
+    <w:basedOn w:val="1046"/>
     <w:uiPriority w:val="99"/>
     <w:pPr>
       <w:pBdr/>
@@ -38786,9 +42346,9 @@
       </w:tcPr>
     </w:tblStylePr>
   </w:style>
-  <w:style w:type="table" w:styleId="1712" w:customStyle="1">
+  <w:style w:type="table" w:styleId="1135" w:customStyle="1">
     <w:name w:val="List Table 3 - Accent 6"/>
-    <w:basedOn w:val="1623"/>
+    <w:basedOn w:val="1046"/>
     <w:uiPriority w:val="99"/>
     <w:pPr>
       <w:pBdr/>
@@ -39013,9 +42573,9 @@
       </w:tcPr>
     </w:tblStylePr>
   </w:style>
-  <w:style w:type="table" w:styleId="1713">
+  <w:style w:type="table" w:styleId="1136">
     <w:name w:val="List Table 4"/>
-    <w:basedOn w:val="1623"/>
+    <w:basedOn w:val="1046"/>
     <w:uiPriority w:val="99"/>
     <w:pPr>
       <w:pBdr/>
@@ -39237,9 +42797,9 @@
       </w:tcPr>
     </w:tblStylePr>
   </w:style>
-  <w:style w:type="table" w:styleId="1714" w:customStyle="1">
+  <w:style w:type="table" w:styleId="1137" w:customStyle="1">
     <w:name w:val="List Table 4 - Accent 1"/>
-    <w:basedOn w:val="1623"/>
+    <w:basedOn w:val="1046"/>
     <w:uiPriority w:val="99"/>
     <w:pPr>
       <w:pBdr/>
@@ -39461,9 +43021,9 @@
       </w:tcPr>
     </w:tblStylePr>
   </w:style>
-  <w:style w:type="table" w:styleId="1715" w:customStyle="1">
+  <w:style w:type="table" w:styleId="1138" w:customStyle="1">
     <w:name w:val="List Table 4 - Accent 2"/>
-    <w:basedOn w:val="1623"/>
+    <w:basedOn w:val="1046"/>
     <w:uiPriority w:val="99"/>
     <w:pPr>
       <w:pBdr/>
@@ -39685,9 +43245,9 @@
       </w:tcPr>
     </w:tblStylePr>
   </w:style>
-  <w:style w:type="table" w:styleId="1716" w:customStyle="1">
+  <w:style w:type="table" w:styleId="1139" w:customStyle="1">
     <w:name w:val="List Table 4 - Accent 3"/>
-    <w:basedOn w:val="1623"/>
+    <w:basedOn w:val="1046"/>
     <w:uiPriority w:val="99"/>
     <w:pPr>
       <w:pBdr/>
@@ -39909,9 +43469,9 @@
       </w:tcPr>
     </w:tblStylePr>
   </w:style>
-  <w:style w:type="table" w:styleId="1717" w:customStyle="1">
+  <w:style w:type="table" w:styleId="1140" w:customStyle="1">
     <w:name w:val="List Table 4 - Accent 4"/>
-    <w:basedOn w:val="1623"/>
+    <w:basedOn w:val="1046"/>
     <w:uiPriority w:val="99"/>
     <w:pPr>
       <w:pBdr/>
@@ -40133,9 +43693,9 @@
       </w:tcPr>
     </w:tblStylePr>
   </w:style>
-  <w:style w:type="table" w:styleId="1718" w:customStyle="1">
+  <w:style w:type="table" w:styleId="1141" w:customStyle="1">
     <w:name w:val="List Table 4 - Accent 5"/>
-    <w:basedOn w:val="1623"/>
+    <w:basedOn w:val="1046"/>
     <w:uiPriority w:val="99"/>
     <w:pPr>
       <w:pBdr/>
@@ -40357,9 +43917,9 @@
       </w:tcPr>
     </w:tblStylePr>
   </w:style>
-  <w:style w:type="table" w:styleId="1719" w:customStyle="1">
+  <w:style w:type="table" w:styleId="1142" w:customStyle="1">
     <w:name w:val="List Table 4 - Accent 6"/>
-    <w:basedOn w:val="1623"/>
+    <w:basedOn w:val="1046"/>
     <w:uiPriority w:val="99"/>
     <w:pPr>
       <w:pBdr/>
@@ -40581,9 +44141,9 @@
       </w:tcPr>
     </w:tblStylePr>
   </w:style>
-  <w:style w:type="table" w:styleId="1720">
+  <w:style w:type="table" w:styleId="1143">
     <w:name w:val="List Table 5 Dark"/>
-    <w:basedOn w:val="1623"/>
+    <w:basedOn w:val="1046"/>
     <w:uiPriority w:val="99"/>
     <w:pPr>
       <w:pBdr/>
@@ -40817,9 +44377,9 @@
       </w:tcPr>
     </w:tblStylePr>
   </w:style>
-  <w:style w:type="table" w:styleId="1721" w:customStyle="1">
+  <w:style w:type="table" w:styleId="1144" w:customStyle="1">
     <w:name w:val="List Table 5 Dark - Accent 1"/>
-    <w:basedOn w:val="1623"/>
+    <w:basedOn w:val="1046"/>
     <w:uiPriority w:val="99"/>
     <w:pPr>
       <w:pBdr/>
@@ -41053,9 +44613,9 @@
       </w:tcPr>
     </w:tblStylePr>
   </w:style>
-  <w:style w:type="table" w:styleId="1722" w:customStyle="1">
+  <w:style w:type="table" w:styleId="1145" w:customStyle="1">
     <w:name w:val="List Table 5 Dark - Accent 2"/>
-    <w:basedOn w:val="1623"/>
+    <w:basedOn w:val="1046"/>
     <w:uiPriority w:val="99"/>
     <w:pPr>
       <w:pBdr/>
@@ -41289,9 +44849,9 @@
       </w:tcPr>
     </w:tblStylePr>
   </w:style>
-  <w:style w:type="table" w:styleId="1723" w:customStyle="1">
+  <w:style w:type="table" w:styleId="1146" w:customStyle="1">
     <w:name w:val="List Table 5 Dark - Accent 3"/>
-    <w:basedOn w:val="1623"/>
+    <w:basedOn w:val="1046"/>
     <w:uiPriority w:val="99"/>
     <w:pPr>
       <w:pBdr/>
@@ -41525,9 +45085,9 @@
       </w:tcPr>
     </w:tblStylePr>
   </w:style>
-  <w:style w:type="table" w:styleId="1724" w:customStyle="1">
+  <w:style w:type="table" w:styleId="1147" w:customStyle="1">
     <w:name w:val="List Table 5 Dark - Accent 4"/>
-    <w:basedOn w:val="1623"/>
+    <w:basedOn w:val="1046"/>
     <w:uiPriority w:val="99"/>
     <w:pPr>
       <w:pBdr/>
@@ -41761,9 +45321,9 @@
       </w:tcPr>
     </w:tblStylePr>
   </w:style>
-  <w:style w:type="table" w:styleId="1725" w:customStyle="1">
+  <w:style w:type="table" w:styleId="1148" w:customStyle="1">
     <w:name w:val="List Table 5 Dark - Accent 5"/>
-    <w:basedOn w:val="1623"/>
+    <w:basedOn w:val="1046"/>
     <w:uiPriority w:val="99"/>
     <w:pPr>
       <w:pBdr/>
@@ -41997,9 +45557,9 @@
       </w:tcPr>
     </w:tblStylePr>
   </w:style>
-  <w:style w:type="table" w:styleId="1726" w:customStyle="1">
+  <w:style w:type="table" w:styleId="1149" w:customStyle="1">
     <w:name w:val="List Table 5 Dark - Accent 6"/>
-    <w:basedOn w:val="1623"/>
+    <w:basedOn w:val="1046"/>
     <w:uiPriority w:val="99"/>
     <w:pPr>
       <w:pBdr/>
@@ -42233,9 +45793,9 @@
       </w:tcPr>
     </w:tblStylePr>
   </w:style>
-  <w:style w:type="table" w:styleId="1727">
+  <w:style w:type="table" w:styleId="1150">
     <w:name w:val="List Table 6 Colorful"/>
-    <w:basedOn w:val="1623"/>
+    <w:basedOn w:val="1046"/>
     <w:uiPriority w:val="99"/>
     <w:pPr>
       <w:pBdr/>
@@ -42455,9 +46015,9 @@
       </w:tcPr>
     </w:tblStylePr>
   </w:style>
-  <w:style w:type="table" w:styleId="1728" w:customStyle="1">
+  <w:style w:type="table" w:styleId="1151" w:customStyle="1">
     <w:name w:val="List Table 6 Colorful - Accent 1"/>
-    <w:basedOn w:val="1623"/>
+    <w:basedOn w:val="1046"/>
     <w:uiPriority w:val="99"/>
     <w:pPr>
       <w:pBdr/>
@@ -42677,9 +46237,9 @@
       </w:tcPr>
     </w:tblStylePr>
   </w:style>
-  <w:style w:type="table" w:styleId="1729" w:customStyle="1">
+  <w:style w:type="table" w:styleId="1152" w:customStyle="1">
     <w:name w:val="List Table 6 Colorful - Accent 2"/>
-    <w:basedOn w:val="1623"/>
+    <w:basedOn w:val="1046"/>
     <w:uiPriority w:val="99"/>
     <w:pPr>
       <w:pBdr/>
@@ -42899,9 +46459,9 @@
       </w:tcPr>
     </w:tblStylePr>
   </w:style>
-  <w:style w:type="table" w:styleId="1730" w:customStyle="1">
+  <w:style w:type="table" w:styleId="1153" w:customStyle="1">
     <w:name w:val="List Table 6 Colorful - Accent 3"/>
-    <w:basedOn w:val="1623"/>
+    <w:basedOn w:val="1046"/>
     <w:uiPriority w:val="99"/>
     <w:pPr>
       <w:pBdr/>
@@ -43121,9 +46681,9 @@
       </w:tcPr>
     </w:tblStylePr>
   </w:style>
-  <w:style w:type="table" w:styleId="1731" w:customStyle="1">
+  <w:style w:type="table" w:styleId="1154" w:customStyle="1">
     <w:name w:val="List Table 6 Colorful - Accent 4"/>
-    <w:basedOn w:val="1623"/>
+    <w:basedOn w:val="1046"/>
     <w:uiPriority w:val="99"/>
     <w:pPr>
       <w:pBdr/>
@@ -43343,9 +46903,9 @@
       </w:tcPr>
     </w:tblStylePr>
   </w:style>
-  <w:style w:type="table" w:styleId="1732" w:customStyle="1">
+  <w:style w:type="table" w:styleId="1155" w:customStyle="1">
     <w:name w:val="List Table 6 Colorful - Accent 5"/>
-    <w:basedOn w:val="1623"/>
+    <w:basedOn w:val="1046"/>
     <w:uiPriority w:val="99"/>
     <w:pPr>
       <w:pBdr/>
@@ -43565,9 +47125,9 @@
       </w:tcPr>
     </w:tblStylePr>
   </w:style>
-  <w:style w:type="table" w:styleId="1733" w:customStyle="1">
+  <w:style w:type="table" w:styleId="1156" w:customStyle="1">
     <w:name w:val="List Table 6 Colorful - Accent 6"/>
-    <w:basedOn w:val="1623"/>
+    <w:basedOn w:val="1046"/>
     <w:uiPriority w:val="99"/>
     <w:pPr>
       <w:pBdr/>
@@ -43787,9 +47347,9 @@
       </w:tcPr>
     </w:tblStylePr>
   </w:style>
-  <w:style w:type="table" w:styleId="1734">
+  <w:style w:type="table" w:styleId="1157">
     <w:name w:val="List Table 7 Colorful"/>
-    <w:basedOn w:val="1623"/>
+    <w:basedOn w:val="1046"/>
     <w:uiPriority w:val="99"/>
     <w:pPr>
       <w:pBdr/>
@@ -44037,9 +47597,9 @@
       </w:tcPr>
     </w:tblStylePr>
   </w:style>
-  <w:style w:type="table" w:styleId="1735" w:customStyle="1">
+  <w:style w:type="table" w:styleId="1158" w:customStyle="1">
     <w:name w:val="List Table 7 Colorful - Accent 1"/>
-    <w:basedOn w:val="1623"/>
+    <w:basedOn w:val="1046"/>
     <w:uiPriority w:val="99"/>
     <w:pPr>
       <w:pBdr/>
@@ -44287,9 +47847,9 @@
       </w:tcPr>
     </w:tblStylePr>
   </w:style>
-  <w:style w:type="table" w:styleId="1736" w:customStyle="1">
+  <w:style w:type="table" w:styleId="1159" w:customStyle="1">
     <w:name w:val="List Table 7 Colorful - Accent 2"/>
-    <w:basedOn w:val="1623"/>
+    <w:basedOn w:val="1046"/>
     <w:uiPriority w:val="99"/>
     <w:pPr>
       <w:pBdr/>
@@ -44537,9 +48097,9 @@
       </w:tcPr>
     </w:tblStylePr>
   </w:style>
-  <w:style w:type="table" w:styleId="1737" w:customStyle="1">
+  <w:style w:type="table" w:styleId="1160" w:customStyle="1">
     <w:name w:val="List Table 7 Colorful - Accent 3"/>
-    <w:basedOn w:val="1623"/>
+    <w:basedOn w:val="1046"/>
     <w:uiPriority w:val="99"/>
     <w:pPr>
       <w:pBdr/>
@@ -44787,9 +48347,9 @@
       </w:tcPr>
     </w:tblStylePr>
   </w:style>
-  <w:style w:type="table" w:styleId="1738" w:customStyle="1">
+  <w:style w:type="table" w:styleId="1161" w:customStyle="1">
     <w:name w:val="List Table 7 Colorful - Accent 4"/>
-    <w:basedOn w:val="1623"/>
+    <w:basedOn w:val="1046"/>
     <w:uiPriority w:val="99"/>
     <w:pPr>
       <w:pBdr/>
@@ -45037,9 +48597,9 @@
       </w:tcPr>
     </w:tblStylePr>
   </w:style>
-  <w:style w:type="table" w:styleId="1739" w:customStyle="1">
+  <w:style w:type="table" w:styleId="1162" w:customStyle="1">
     <w:name w:val="List Table 7 Colorful - Accent 5"/>
-    <w:basedOn w:val="1623"/>
+    <w:basedOn w:val="1046"/>
     <w:uiPriority w:val="99"/>
     <w:pPr>
       <w:pBdr/>
@@ -45287,9 +48847,9 @@
       </w:tcPr>
     </w:tblStylePr>
   </w:style>
-  <w:style w:type="table" w:styleId="1740" w:customStyle="1">
+  <w:style w:type="table" w:styleId="1163" w:customStyle="1">
     <w:name w:val="List Table 7 Colorful - Accent 6"/>
-    <w:basedOn w:val="1623"/>
+    <w:basedOn w:val="1046"/>
     <w:uiPriority w:val="99"/>
     <w:pPr>
       <w:pBdr/>
@@ -45537,9 +49097,9 @@
       </w:tcPr>
     </w:tblStylePr>
   </w:style>
-  <w:style w:type="table" w:styleId="1741" w:customStyle="1">
+  <w:style w:type="table" w:styleId="1164" w:customStyle="1">
     <w:name w:val="Lined - Accent"/>
-    <w:basedOn w:val="1623"/>
+    <w:basedOn w:val="1046"/>
     <w:uiPriority w:val="99"/>
     <w:pPr>
       <w:pBdr/>
@@ -45776,9 +49336,9 @@
       </w:tcPr>
     </w:tblStylePr>
   </w:style>
-  <w:style w:type="table" w:styleId="1742" w:customStyle="1">
+  <w:style w:type="table" w:styleId="1165" w:customStyle="1">
     <w:name w:val="Lined - Accent 1"/>
-    <w:basedOn w:val="1623"/>
+    <w:basedOn w:val="1046"/>
     <w:uiPriority w:val="99"/>
     <w:pPr>
       <w:pBdr/>
@@ -46015,9 +49575,9 @@
       </w:tcPr>
     </w:tblStylePr>
   </w:style>
-  <w:style w:type="table" w:styleId="1743" w:customStyle="1">
+  <w:style w:type="table" w:styleId="1166" w:customStyle="1">
     <w:name w:val="Lined - Accent 2"/>
-    <w:basedOn w:val="1623"/>
+    <w:basedOn w:val="1046"/>
     <w:uiPriority w:val="99"/>
     <w:pPr>
       <w:pBdr/>
@@ -46254,9 +49814,9 @@
       </w:tcPr>
     </w:tblStylePr>
   </w:style>
-  <w:style w:type="table" w:styleId="1744" w:customStyle="1">
+  <w:style w:type="table" w:styleId="1167" w:customStyle="1">
     <w:name w:val="Lined - Accent 3"/>
-    <w:basedOn w:val="1623"/>
+    <w:basedOn w:val="1046"/>
     <w:uiPriority w:val="99"/>
     <w:pPr>
       <w:pBdr/>
@@ -46493,9 +50053,9 @@
       </w:tcPr>
     </w:tblStylePr>
   </w:style>
-  <w:style w:type="table" w:styleId="1745" w:customStyle="1">
+  <w:style w:type="table" w:styleId="1168" w:customStyle="1">
     <w:name w:val="Lined - Accent 4"/>
-    <w:basedOn w:val="1623"/>
+    <w:basedOn w:val="1046"/>
     <w:uiPriority w:val="99"/>
     <w:pPr>
       <w:pBdr/>
@@ -46732,9 +50292,9 @@
       </w:tcPr>
     </w:tblStylePr>
   </w:style>
-  <w:style w:type="table" w:styleId="1746" w:customStyle="1">
+  <w:style w:type="table" w:styleId="1169" w:customStyle="1">
     <w:name w:val="Lined - Accent 5"/>
-    <w:basedOn w:val="1623"/>
+    <w:basedOn w:val="1046"/>
     <w:uiPriority w:val="99"/>
     <w:pPr>
       <w:pBdr/>
@@ -46971,9 +50531,9 @@
       </w:tcPr>
     </w:tblStylePr>
   </w:style>
-  <w:style w:type="table" w:styleId="1747" w:customStyle="1">
+  <w:style w:type="table" w:styleId="1170" w:customStyle="1">
     <w:name w:val="Lined - Accent 6"/>
-    <w:basedOn w:val="1623"/>
+    <w:basedOn w:val="1046"/>
     <w:uiPriority w:val="99"/>
     <w:pPr>
       <w:pBdr/>
@@ -47210,9 +50770,9 @@
       </w:tcPr>
     </w:tblStylePr>
   </w:style>
-  <w:style w:type="table" w:styleId="1748" w:customStyle="1">
+  <w:style w:type="table" w:styleId="1171" w:customStyle="1">
     <w:name w:val="Bordered &amp; Lined - Accent"/>
-    <w:basedOn w:val="1623"/>
+    <w:basedOn w:val="1046"/>
     <w:uiPriority w:val="99"/>
     <w:pPr>
       <w:pBdr/>
@@ -47456,9 +51016,9 @@
       </w:tcPr>
     </w:tblStylePr>
   </w:style>
-  <w:style w:type="table" w:styleId="1749" w:customStyle="1">
+  <w:style w:type="table" w:styleId="1172" w:customStyle="1">
     <w:name w:val="Bordered &amp; Lined - Accent 1"/>
-    <w:basedOn w:val="1623"/>
+    <w:basedOn w:val="1046"/>
     <w:uiPriority w:val="99"/>
     <w:pPr>
       <w:pBdr/>
@@ -47702,9 +51262,9 @@
       </w:tcPr>
     </w:tblStylePr>
   </w:style>
-  <w:style w:type="table" w:styleId="1750" w:customStyle="1">
+  <w:style w:type="table" w:styleId="1173" w:customStyle="1">
     <w:name w:val="Bordered &amp; Lined - Accent 2"/>
-    <w:basedOn w:val="1623"/>
+    <w:basedOn w:val="1046"/>
     <w:uiPriority w:val="99"/>
     <w:pPr>
       <w:pBdr/>
@@ -47948,9 +51508,9 @@
       </w:tcPr>
     </w:tblStylePr>
   </w:style>
-  <w:style w:type="table" w:styleId="1751" w:customStyle="1">
+  <w:style w:type="table" w:styleId="1174" w:customStyle="1">
     <w:name w:val="Bordered &amp; Lined - Accent 3"/>
-    <w:basedOn w:val="1623"/>
+    <w:basedOn w:val="1046"/>
     <w:uiPriority w:val="99"/>
     <w:pPr>
       <w:pBdr/>
@@ -48194,9 +51754,9 @@
       </w:tcPr>
     </w:tblStylePr>
   </w:style>
-  <w:style w:type="table" w:styleId="1752" w:customStyle="1">
+  <w:style w:type="table" w:styleId="1175" w:customStyle="1">
     <w:name w:val="Bordered &amp; Lined - Accent 4"/>
-    <w:basedOn w:val="1623"/>
+    <w:basedOn w:val="1046"/>
     <w:uiPriority w:val="99"/>
     <w:pPr>
       <w:pBdr/>
@@ -48440,9 +52000,9 @@
       </w:tcPr>
     </w:tblStylePr>
   </w:style>
-  <w:style w:type="table" w:styleId="1753" w:customStyle="1">
+  <w:style w:type="table" w:styleId="1176" w:customStyle="1">
     <w:name w:val="Bordered &amp; Lined - Accent 5"/>
-    <w:basedOn w:val="1623"/>
+    <w:basedOn w:val="1046"/>
     <w:uiPriority w:val="99"/>
     <w:pPr>
       <w:pBdr/>
@@ -48686,9 +52246,9 @@
       </w:tcPr>
     </w:tblStylePr>
   </w:style>
-  <w:style w:type="table" w:styleId="1754" w:customStyle="1">
+  <w:style w:type="table" w:styleId="1177" w:customStyle="1">
     <w:name w:val="Bordered &amp; Lined - Accent 6"/>
-    <w:basedOn w:val="1623"/>
+    <w:basedOn w:val="1046"/>
     <w:uiPriority w:val="99"/>
     <w:pPr>
       <w:pBdr/>
@@ -48932,9 +52492,9 @@
       </w:tcPr>
     </w:tblStylePr>
   </w:style>
-  <w:style w:type="table" w:styleId="1755" w:customStyle="1">
+  <w:style w:type="table" w:styleId="1178" w:customStyle="1">
     <w:name w:val="Bordered"/>
-    <w:basedOn w:val="1623"/>
+    <w:basedOn w:val="1046"/>
     <w:uiPriority w:val="99"/>
     <w:pPr>
       <w:pBdr/>
@@ -49162,9 +52722,9 @@
       </w:tcPr>
     </w:tblStylePr>
   </w:style>
-  <w:style w:type="table" w:styleId="1756" w:customStyle="1">
+  <w:style w:type="table" w:styleId="1179" w:customStyle="1">
     <w:name w:val="Bordered - Accent 1"/>
-    <w:basedOn w:val="1623"/>
+    <w:basedOn w:val="1046"/>
     <w:uiPriority w:val="99"/>
     <w:pPr>
       <w:pBdr/>
@@ -49392,9 +52952,9 @@
       </w:tcPr>
     </w:tblStylePr>
   </w:style>
-  <w:style w:type="table" w:styleId="1757" w:customStyle="1">
+  <w:style w:type="table" w:styleId="1180" w:customStyle="1">
     <w:name w:val="Bordered - Accent 2"/>
-    <w:basedOn w:val="1623"/>
+    <w:basedOn w:val="1046"/>
     <w:uiPriority w:val="99"/>
     <w:pPr>
       <w:pBdr/>
@@ -49622,9 +53182,9 @@
       </w:tcPr>
     </w:tblStylePr>
   </w:style>
-  <w:style w:type="table" w:styleId="1758" w:customStyle="1">
+  <w:style w:type="table" w:styleId="1181" w:customStyle="1">
     <w:name w:val="Bordered - Accent 3"/>
-    <w:basedOn w:val="1623"/>
+    <w:basedOn w:val="1046"/>
     <w:uiPriority w:val="99"/>
     <w:pPr>
       <w:pBdr/>
@@ -49852,9 +53412,9 @@
       </w:tcPr>
     </w:tblStylePr>
   </w:style>
-  <w:style w:type="table" w:styleId="1759" w:customStyle="1">
+  <w:style w:type="table" w:styleId="1182" w:customStyle="1">
     <w:name w:val="Bordered - Accent 4"/>
-    <w:basedOn w:val="1623"/>
+    <w:basedOn w:val="1046"/>
     <w:uiPriority w:val="99"/>
     <w:pPr>
       <w:pBdr/>
@@ -50082,9 +53642,9 @@
       </w:tcPr>
     </w:tblStylePr>
   </w:style>
-  <w:style w:type="table" w:styleId="1760" w:customStyle="1">
+  <w:style w:type="table" w:styleId="1183" w:customStyle="1">
     <w:name w:val="Bordered - Accent 5"/>
-    <w:basedOn w:val="1623"/>
+    <w:basedOn w:val="1046"/>
     <w:uiPriority w:val="99"/>
     <w:pPr>
       <w:pBdr/>
@@ -50312,9 +53872,9 @@
       </w:tcPr>
     </w:tblStylePr>
   </w:style>
-  <w:style w:type="table" w:styleId="1761" w:customStyle="1">
+  <w:style w:type="table" w:styleId="1184" w:customStyle="1">
     <w:name w:val="Bordered - Accent 6"/>
-    <w:basedOn w:val="1623"/>
+    <w:basedOn w:val="1046"/>
     <w:uiPriority w:val="99"/>
     <w:pPr>
       <w:pBdr/>
@@ -50542,9 +54102,9 @@
       </w:tcPr>
     </w:tblStylePr>
   </w:style>
-  <w:style w:type="character" w:styleId="1762" w:customStyle="1">
+  <w:style w:type="character" w:styleId="1185" w:customStyle="1">
     <w:name w:val="Heading 1 Char"/>
-    <w:basedOn w:val="1622"/>
+    <w:basedOn w:val="1045"/>
     <w:uiPriority w:val="9"/>
     <w:pPr>
       <w:pBdr/>
@@ -50558,9 +54118,9 @@
       <w:szCs w:val="40"/>
     </w:rPr>
   </w:style>
-  <w:style w:type="character" w:styleId="1763" w:customStyle="1">
+  <w:style w:type="character" w:styleId="1186" w:customStyle="1">
     <w:name w:val="Heading 2 Char"/>
-    <w:basedOn w:val="1622"/>
+    <w:basedOn w:val="1045"/>
     <w:uiPriority w:val="9"/>
     <w:pPr>
       <w:pBdr/>
@@ -50574,9 +54134,9 @@
       <w:szCs w:val="32"/>
     </w:rPr>
   </w:style>
-  <w:style w:type="character" w:styleId="1764" w:customStyle="1">
+  <w:style w:type="character" w:styleId="1187" w:customStyle="1">
     <w:name w:val="Heading 3 Char"/>
-    <w:basedOn w:val="1622"/>
+    <w:basedOn w:val="1045"/>
     <w:uiPriority w:val="9"/>
     <w:pPr>
       <w:pBdr/>
@@ -50590,10 +54150,10 @@
       <w:szCs w:val="28"/>
     </w:rPr>
   </w:style>
-  <w:style w:type="character" w:styleId="1765" w:customStyle="1">
+  <w:style w:type="character" w:styleId="1188" w:customStyle="1">
     <w:name w:val="Titre 4 Car"/>
-    <w:basedOn w:val="1622"/>
-    <w:link w:val="1616"/>
+    <w:basedOn w:val="1045"/>
+    <w:link w:val="1039"/>
     <w:uiPriority w:val="9"/>
     <w:pPr>
       <w:pBdr/>
@@ -50607,10 +54167,10 @@
       <w:color w:val="2f5496" w:themeColor="accent1" w:themeShade="BF"/>
     </w:rPr>
   </w:style>
-  <w:style w:type="character" w:styleId="1766" w:customStyle="1">
+  <w:style w:type="character" w:styleId="1189" w:customStyle="1">
     <w:name w:val="Titre 5 Car"/>
-    <w:basedOn w:val="1622"/>
-    <w:link w:val="1617"/>
+    <w:basedOn w:val="1045"/>
+    <w:link w:val="1040"/>
     <w:uiPriority w:val="9"/>
     <w:pPr>
       <w:pBdr/>
@@ -50622,10 +54182,10 @@
       <w:color w:val="2f5496" w:themeColor="accent1" w:themeShade="BF"/>
     </w:rPr>
   </w:style>
-  <w:style w:type="character" w:styleId="1767" w:customStyle="1">
+  <w:style w:type="character" w:styleId="1190" w:customStyle="1">
     <w:name w:val="Titre 6 Car"/>
-    <w:basedOn w:val="1622"/>
-    <w:link w:val="1618"/>
+    <w:basedOn w:val="1045"/>
+    <w:link w:val="1041"/>
     <w:uiPriority w:val="9"/>
     <w:pPr>
       <w:pBdr/>
@@ -50639,10 +54199,10 @@
       <w:color w:val="595959" w:themeColor="text1" w:themeTint="A6"/>
     </w:rPr>
   </w:style>
-  <w:style w:type="character" w:styleId="1768" w:customStyle="1">
+  <w:style w:type="character" w:styleId="1191" w:customStyle="1">
     <w:name w:val="Titre 7 Car"/>
-    <w:basedOn w:val="1622"/>
-    <w:link w:val="1619"/>
+    <w:basedOn w:val="1045"/>
+    <w:link w:val="1042"/>
     <w:uiPriority w:val="9"/>
     <w:pPr>
       <w:pBdr/>
@@ -50654,10 +54214,10 @@
       <w:color w:val="595959" w:themeColor="text1" w:themeTint="A6"/>
     </w:rPr>
   </w:style>
-  <w:style w:type="character" w:styleId="1769" w:customStyle="1">
+  <w:style w:type="character" w:styleId="1192" w:customStyle="1">
     <w:name w:val="Titre 8 Car"/>
-    <w:basedOn w:val="1622"/>
-    <w:link w:val="1620"/>
+    <w:basedOn w:val="1045"/>
+    <w:link w:val="1043"/>
     <w:uiPriority w:val="9"/>
     <w:pPr>
       <w:pBdr/>
@@ -50671,10 +54231,10 @@
       <w:color w:val="272727" w:themeColor="text1" w:themeTint="D8"/>
     </w:rPr>
   </w:style>
-  <w:style w:type="character" w:styleId="1770" w:customStyle="1">
+  <w:style w:type="character" w:styleId="1193" w:customStyle="1">
     <w:name w:val="Titre 9 Car"/>
-    <w:basedOn w:val="1622"/>
-    <w:link w:val="1621"/>
+    <w:basedOn w:val="1045"/>
+    <w:link w:val="1044"/>
     <w:uiPriority w:val="9"/>
     <w:pPr>
       <w:pBdr/>
@@ -50688,11 +54248,11 @@
       <w:color w:val="272727" w:themeColor="text1" w:themeTint="D8"/>
     </w:rPr>
   </w:style>
-  <w:style w:type="paragraph" w:styleId="1771">
+  <w:style w:type="paragraph" w:styleId="1194">
     <w:name w:val="Title"/>
-    <w:basedOn w:val="1612"/>
-    <w:next w:val="1612"/>
-    <w:link w:val="1772"/>
+    <w:basedOn w:val="1035"/>
+    <w:next w:val="1035"/>
+    <w:link w:val="1195"/>
     <w:uiPriority w:val="10"/>
     <w:qFormat/>
     <w:pPr>
@@ -50708,10 +54268,10 @@
       <w:szCs w:val="56"/>
     </w:rPr>
   </w:style>
-  <w:style w:type="character" w:styleId="1772" w:customStyle="1">
+  <w:style w:type="character" w:styleId="1195" w:customStyle="1">
     <w:name w:val="Titre Car"/>
-    <w:basedOn w:val="1622"/>
-    <w:link w:val="1771"/>
+    <w:basedOn w:val="1045"/>
+    <w:link w:val="1194"/>
     <w:uiPriority w:val="10"/>
     <w:pPr>
       <w:pBdr/>
@@ -50725,11 +54285,11 @@
       <w:szCs w:val="56"/>
     </w:rPr>
   </w:style>
-  <w:style w:type="paragraph" w:styleId="1773">
+  <w:style w:type="paragraph" w:styleId="1196">
     <w:name w:val="Subtitle"/>
-    <w:basedOn w:val="1612"/>
-    <w:next w:val="1612"/>
-    <w:link w:val="1774"/>
+    <w:basedOn w:val="1035"/>
+    <w:next w:val="1035"/>
+    <w:link w:val="1197"/>
     <w:uiPriority w:val="11"/>
     <w:qFormat/>
     <w:pPr>
@@ -50747,10 +54307,10 @@
       <w:szCs w:val="28"/>
     </w:rPr>
   </w:style>
-  <w:style w:type="character" w:styleId="1774" w:customStyle="1">
+  <w:style w:type="character" w:styleId="1197" w:customStyle="1">
     <w:name w:val="Sous-titre Car"/>
-    <w:basedOn w:val="1622"/>
-    <w:link w:val="1773"/>
+    <w:basedOn w:val="1045"/>
+    <w:link w:val="1196"/>
     <w:uiPriority w:val="11"/>
     <w:pPr>
       <w:pBdr/>
@@ -50764,11 +54324,11 @@
       <w:szCs w:val="28"/>
     </w:rPr>
   </w:style>
-  <w:style w:type="paragraph" w:styleId="1775">
+  <w:style w:type="paragraph" w:styleId="1198">
     <w:name w:val="Quote"/>
-    <w:basedOn w:val="1612"/>
-    <w:next w:val="1612"/>
-    <w:link w:val="1776"/>
+    <w:basedOn w:val="1035"/>
+    <w:next w:val="1035"/>
+    <w:link w:val="1199"/>
     <w:uiPriority w:val="29"/>
     <w:qFormat/>
     <w:pPr>
@@ -50783,10 +54343,10 @@
       <w:color w:val="404040" w:themeColor="text1" w:themeTint="BF"/>
     </w:rPr>
   </w:style>
-  <w:style w:type="character" w:styleId="1776" w:customStyle="1">
+  <w:style w:type="character" w:styleId="1199" w:customStyle="1">
     <w:name w:val="Citation Car"/>
-    <w:basedOn w:val="1622"/>
-    <w:link w:val="1775"/>
+    <w:basedOn w:val="1045"/>
+    <w:link w:val="1198"/>
     <w:uiPriority w:val="29"/>
     <w:pPr>
       <w:pBdr/>
@@ -50799,9 +54359,9 @@
       <w:color w:val="404040" w:themeColor="text1" w:themeTint="BF"/>
     </w:rPr>
   </w:style>
-  <w:style w:type="character" w:styleId="1777">
+  <w:style w:type="character" w:styleId="1200">
     <w:name w:val="Intense Emphasis"/>
-    <w:basedOn w:val="1622"/>
+    <w:basedOn w:val="1045"/>
     <w:uiPriority w:val="21"/>
     <w:qFormat/>
     <w:pPr>
@@ -50815,11 +54375,11 @@
       <w:color w:val="2f5496" w:themeColor="accent1" w:themeShade="BF"/>
     </w:rPr>
   </w:style>
-  <w:style w:type="paragraph" w:styleId="1778">
+  <w:style w:type="paragraph" w:styleId="1201">
     <w:name w:val="Intense Quote"/>
-    <w:basedOn w:val="1612"/>
-    <w:next w:val="1612"/>
-    <w:link w:val="1779"/>
+    <w:basedOn w:val="1035"/>
+    <w:next w:val="1035"/>
+    <w:link w:val="1202"/>
     <w:uiPriority w:val="30"/>
     <w:qFormat/>
     <w:pPr>
@@ -50837,10 +54397,10 @@
       <w:color w:val="2f5496" w:themeColor="accent1" w:themeShade="BF"/>
     </w:rPr>
   </w:style>
-  <w:style w:type="character" w:styleId="1779" w:customStyle="1">
+  <w:style w:type="character" w:styleId="1202" w:customStyle="1">
     <w:name w:val="Citation intense Car"/>
-    <w:basedOn w:val="1622"/>
-    <w:link w:val="1778"/>
+    <w:basedOn w:val="1045"/>
+    <w:link w:val="1201"/>
     <w:uiPriority w:val="30"/>
     <w:pPr>
       <w:pBdr/>
@@ -50853,9 +54413,9 @@
       <w:color w:val="2f5496" w:themeColor="accent1" w:themeShade="BF"/>
     </w:rPr>
   </w:style>
-  <w:style w:type="character" w:styleId="1780">
+  <w:style w:type="character" w:styleId="1203">
     <w:name w:val="Intense Reference"/>
-    <w:basedOn w:val="1622"/>
+    <w:basedOn w:val="1045"/>
     <w:uiPriority w:val="32"/>
     <w:qFormat/>
     <w:pPr>
@@ -50871,9 +54431,9 @@
       <w:spacing w:val="5"/>
     </w:rPr>
   </w:style>
-  <w:style w:type="character" w:styleId="1781">
+  <w:style w:type="character" w:styleId="1204">
     <w:name w:val="Subtle Emphasis"/>
-    <w:basedOn w:val="1622"/>
+    <w:basedOn w:val="1045"/>
     <w:uiPriority w:val="19"/>
     <w:qFormat/>
     <w:pPr>
@@ -50887,9 +54447,9 @@
       <w:color w:val="404040" w:themeColor="text1" w:themeTint="BF"/>
     </w:rPr>
   </w:style>
-  <w:style w:type="character" w:styleId="1782">
+  <w:style w:type="character" w:styleId="1205">
     <w:name w:val="Emphasis"/>
-    <w:basedOn w:val="1622"/>
+    <w:basedOn w:val="1045"/>
     <w:uiPriority w:val="20"/>
     <w:qFormat/>
     <w:pPr>
@@ -50902,9 +54462,9 @@
       <w:iCs/>
     </w:rPr>
   </w:style>
-  <w:style w:type="character" w:styleId="1783">
+  <w:style w:type="character" w:styleId="1206">
     <w:name w:val="Strong"/>
-    <w:basedOn w:val="1622"/>
+    <w:basedOn w:val="1045"/>
     <w:uiPriority w:val="22"/>
     <w:qFormat/>
     <w:pPr>
@@ -50917,9 +54477,9 @@
       <w:bCs/>
     </w:rPr>
   </w:style>
-  <w:style w:type="character" w:styleId="1784">
+  <w:style w:type="character" w:styleId="1207">
     <w:name w:val="Subtle Reference"/>
-    <w:basedOn w:val="1622"/>
+    <w:basedOn w:val="1045"/>
     <w:uiPriority w:val="31"/>
     <w:qFormat/>
     <w:pPr>
@@ -50932,9 +54492,9 @@
       <w:color w:val="5a5a5a" w:themeColor="text1" w:themeTint="A5"/>
     </w:rPr>
   </w:style>
-  <w:style w:type="character" w:styleId="1785">
+  <w:style w:type="character" w:styleId="1208">
     <w:name w:val="Book Title"/>
-    <w:basedOn w:val="1622"/>
+    <w:basedOn w:val="1045"/>
     <w:uiPriority w:val="33"/>
     <w:qFormat/>
     <w:pPr>
@@ -50950,9 +54510,9 @@
       <w:spacing w:val="5"/>
     </w:rPr>
   </w:style>
-  <w:style w:type="character" w:styleId="1786" w:customStyle="1">
+  <w:style w:type="character" w:styleId="1209" w:customStyle="1">
     <w:name w:val="Header Char"/>
-    <w:basedOn w:val="1622"/>
+    <w:basedOn w:val="1045"/>
     <w:uiPriority w:val="99"/>
     <w:pPr>
       <w:pBdr/>
@@ -50960,9 +54520,9 @@
       <w:ind/>
     </w:pPr>
   </w:style>
-  <w:style w:type="character" w:styleId="1787" w:customStyle="1">
+  <w:style w:type="character" w:styleId="1210" w:customStyle="1">
     <w:name w:val="Footer Char"/>
-    <w:basedOn w:val="1622"/>
+    <w:basedOn w:val="1045"/>
     <w:uiPriority w:val="99"/>
     <w:pPr>
       <w:pBdr/>
@@ -50970,10 +54530,10 @@
       <w:ind/>
     </w:pPr>
   </w:style>
-  <w:style w:type="paragraph" w:styleId="1788">
+  <w:style w:type="paragraph" w:styleId="1211">
     <w:name w:val="footnote text"/>
-    <w:basedOn w:val="1612"/>
-    <w:link w:val="1789"/>
+    <w:basedOn w:val="1035"/>
+    <w:link w:val="1212"/>
     <w:uiPriority w:val="99"/>
     <w:semiHidden/>
     <w:unhideWhenUsed/>
@@ -50987,10 +54547,10 @@
       <w:szCs w:val="20"/>
     </w:rPr>
   </w:style>
-  <w:style w:type="character" w:styleId="1789" w:customStyle="1">
+  <w:style w:type="character" w:styleId="1212" w:customStyle="1">
     <w:name w:val="Note de bas de page Car"/>
-    <w:basedOn w:val="1622"/>
-    <w:link w:val="1788"/>
+    <w:basedOn w:val="1045"/>
+    <w:link w:val="1211"/>
     <w:uiPriority w:val="99"/>
     <w:semiHidden/>
     <w:pPr>
@@ -51003,9 +54563,9 @@
       <w:szCs w:val="20"/>
     </w:rPr>
   </w:style>
-  <w:style w:type="character" w:styleId="1790">
+  <w:style w:type="character" w:styleId="1213">
     <w:name w:val="footnote reference"/>
-    <w:basedOn w:val="1622"/>
+    <w:basedOn w:val="1045"/>
     <w:uiPriority w:val="99"/>
     <w:semiHidden/>
     <w:unhideWhenUsed/>
@@ -51018,10 +54578,10 @@
       <w:vertAlign w:val="superscript"/>
     </w:rPr>
   </w:style>
-  <w:style w:type="paragraph" w:styleId="1791">
+  <w:style w:type="paragraph" w:styleId="1214">
     <w:name w:val="endnote text"/>
-    <w:basedOn w:val="1612"/>
-    <w:link w:val="1792"/>
+    <w:basedOn w:val="1035"/>
+    <w:link w:val="1215"/>
     <w:uiPriority w:val="99"/>
     <w:semiHidden/>
     <w:unhideWhenUsed/>
@@ -51035,10 +54595,10 @@
       <w:szCs w:val="20"/>
     </w:rPr>
   </w:style>
-  <w:style w:type="character" w:styleId="1792" w:customStyle="1">
+  <w:style w:type="character" w:styleId="1215" w:customStyle="1">
     <w:name w:val="Note de fin Car"/>
-    <w:basedOn w:val="1622"/>
-    <w:link w:val="1791"/>
+    <w:basedOn w:val="1045"/>
+    <w:link w:val="1214"/>
     <w:uiPriority w:val="99"/>
     <w:semiHidden/>
     <w:pPr>
@@ -51051,9 +54611,9 @@
       <w:szCs w:val="20"/>
     </w:rPr>
   </w:style>
-  <w:style w:type="character" w:styleId="1793">
+  <w:style w:type="character" w:styleId="1216">
     <w:name w:val="endnote reference"/>
-    <w:basedOn w:val="1622"/>
+    <w:basedOn w:val="1045"/>
     <w:uiPriority w:val="99"/>
     <w:semiHidden/>
     <w:unhideWhenUsed/>
@@ -51066,9 +54626,9 @@
       <w:vertAlign w:val="superscript"/>
     </w:rPr>
   </w:style>
-  <w:style w:type="character" w:styleId="1794">
+  <w:style w:type="character" w:styleId="1217">
     <w:name w:val="FollowedHyperlink"/>
-    <w:basedOn w:val="1622"/>
+    <w:basedOn w:val="1045"/>
     <w:uiPriority w:val="99"/>
     <w:semiHidden/>
     <w:unhideWhenUsed/>
@@ -51082,10 +54642,10 @@
       <w:u w:val="single"/>
     </w:rPr>
   </w:style>
-  <w:style w:type="paragraph" w:styleId="1795">
+  <w:style w:type="paragraph" w:styleId="1218">
     <w:name w:val="toc 4"/>
-    <w:basedOn w:val="1612"/>
-    <w:next w:val="1612"/>
+    <w:basedOn w:val="1035"/>
+    <w:next w:val="1035"/>
     <w:uiPriority w:val="39"/>
     <w:unhideWhenUsed/>
     <w:pPr>
@@ -51094,10 +54654,10 @@
       <w:ind w:left="660"/>
     </w:pPr>
   </w:style>
-  <w:style w:type="paragraph" w:styleId="1796">
+  <w:style w:type="paragraph" w:styleId="1219">
     <w:name w:val="toc 5"/>
-    <w:basedOn w:val="1612"/>
-    <w:next w:val="1612"/>
+    <w:basedOn w:val="1035"/>
+    <w:next w:val="1035"/>
     <w:uiPriority w:val="39"/>
     <w:unhideWhenUsed/>
     <w:pPr>
@@ -51106,10 +54666,10 @@
       <w:ind w:left="880"/>
     </w:pPr>
   </w:style>
-  <w:style w:type="paragraph" w:styleId="1797">
+  <w:style w:type="paragraph" w:styleId="1220">
     <w:name w:val="toc 6"/>
-    <w:basedOn w:val="1612"/>
-    <w:next w:val="1612"/>
+    <w:basedOn w:val="1035"/>
+    <w:next w:val="1035"/>
     <w:uiPriority w:val="39"/>
     <w:unhideWhenUsed/>
     <w:pPr>
@@ -51118,10 +54678,10 @@
       <w:ind w:left="1100"/>
     </w:pPr>
   </w:style>
-  <w:style w:type="paragraph" w:styleId="1798">
+  <w:style w:type="paragraph" w:styleId="1221">
     <w:name w:val="toc 7"/>
-    <w:basedOn w:val="1612"/>
-    <w:next w:val="1612"/>
+    <w:basedOn w:val="1035"/>
+    <w:next w:val="1035"/>
     <w:uiPriority w:val="39"/>
     <w:unhideWhenUsed/>
     <w:pPr>
@@ -51130,10 +54690,10 @@
       <w:ind w:left="1320"/>
     </w:pPr>
   </w:style>
-  <w:style w:type="paragraph" w:styleId="1799">
+  <w:style w:type="paragraph" w:styleId="1222">
     <w:name w:val="toc 8"/>
-    <w:basedOn w:val="1612"/>
-    <w:next w:val="1612"/>
+    <w:basedOn w:val="1035"/>
+    <w:next w:val="1035"/>
     <w:uiPriority w:val="39"/>
     <w:unhideWhenUsed/>
     <w:pPr>
@@ -51142,10 +54702,10 @@
       <w:ind w:left="1540"/>
     </w:pPr>
   </w:style>
-  <w:style w:type="paragraph" w:styleId="1800">
+  <w:style w:type="paragraph" w:styleId="1223">
     <w:name w:val="toc 9"/>
-    <w:basedOn w:val="1612"/>
-    <w:next w:val="1612"/>
+    <w:basedOn w:val="1035"/>
+    <w:next w:val="1035"/>
     <w:uiPriority w:val="39"/>
     <w:unhideWhenUsed/>
     <w:pPr>
@@ -51154,10 +54714,10 @@
       <w:ind w:left="1760"/>
     </w:pPr>
   </w:style>
-  <w:style w:type="paragraph" w:styleId="1801">
+  <w:style w:type="paragraph" w:styleId="1224">
     <w:name w:val="table of figures"/>
-    <w:basedOn w:val="1612"/>
-    <w:next w:val="1612"/>
+    <w:basedOn w:val="1035"/>
+    <w:next w:val="1035"/>
     <w:uiPriority w:val="99"/>
     <w:unhideWhenUsed/>
     <w:pPr>
@@ -51166,10 +54726,10 @@
       <w:ind/>
     </w:pPr>
   </w:style>
-  <w:style w:type="paragraph" w:styleId="1802">
+  <w:style w:type="paragraph" w:styleId="1225">
     <w:name w:val="Header"/>
-    <w:basedOn w:val="1612"/>
-    <w:link w:val="1803"/>
+    <w:basedOn w:val="1035"/>
+    <w:link w:val="1226"/>
     <w:uiPriority w:val="99"/>
     <w:unhideWhenUsed/>
     <w:pPr>
@@ -51182,10 +54742,10 @@
       <w:ind/>
     </w:pPr>
   </w:style>
-  <w:style w:type="character" w:styleId="1803" w:customStyle="1">
+  <w:style w:type="character" w:styleId="1226" w:customStyle="1">
     <w:name w:val="En-tête Car"/>
-    <w:basedOn w:val="1622"/>
-    <w:link w:val="1802"/>
+    <w:basedOn w:val="1045"/>
+    <w:link w:val="1225"/>
     <w:uiPriority w:val="99"/>
     <w:pPr>
       <w:pBdr/>
@@ -51193,10 +54753,10 @@
       <w:ind/>
     </w:pPr>
   </w:style>
-  <w:style w:type="paragraph" w:styleId="1804">
+  <w:style w:type="paragraph" w:styleId="1227">
     <w:name w:val="Footer"/>
-    <w:basedOn w:val="1612"/>
-    <w:link w:val="1805"/>
+    <w:basedOn w:val="1035"/>
+    <w:link w:val="1228"/>
     <w:uiPriority w:val="99"/>
     <w:unhideWhenUsed/>
     <w:pPr>
@@ -51209,10 +54769,10 @@
       <w:ind/>
     </w:pPr>
   </w:style>
-  <w:style w:type="character" w:styleId="1805" w:customStyle="1">
+  <w:style w:type="character" w:styleId="1228" w:customStyle="1">
     <w:name w:val="Pied de page Car"/>
-    <w:basedOn w:val="1622"/>
-    <w:link w:val="1804"/>
+    <w:basedOn w:val="1045"/>
+    <w:link w:val="1227"/>
     <w:uiPriority w:val="99"/>
     <w:pPr>
       <w:pBdr/>
@@ -51220,10 +54780,10 @@
       <w:ind/>
     </w:pPr>
   </w:style>
-  <w:style w:type="character" w:styleId="1806" w:customStyle="1">
+  <w:style w:type="character" w:styleId="1229" w:customStyle="1">
     <w:name w:val="Titre 1 Car"/>
-    <w:basedOn w:val="1622"/>
-    <w:link w:val="1613"/>
+    <w:basedOn w:val="1045"/>
+    <w:link w:val="1036"/>
     <w:uiPriority w:val="9"/>
     <w:pPr>
       <w:pBdr/>
@@ -51237,10 +54797,10 @@
       <w:szCs w:val="32"/>
     </w:rPr>
   </w:style>
-  <w:style w:type="paragraph" w:styleId="1807">
+  <w:style w:type="paragraph" w:styleId="1230">
     <w:name w:val="TOC Heading"/>
-    <w:basedOn w:val="1613"/>
-    <w:next w:val="1612"/>
+    <w:basedOn w:val="1036"/>
+    <w:next w:val="1035"/>
     <w:uiPriority w:val="39"/>
     <w:unhideWhenUsed/>
     <w:qFormat/>
@@ -51254,9 +54814,9 @@
       <w:lang w:eastAsia="fr-CH"/>
     </w:rPr>
   </w:style>
-  <w:style w:type="paragraph" w:styleId="1808">
+  <w:style w:type="paragraph" w:styleId="1231">
     <w:name w:val="No Spacing"/>
-    <w:link w:val="1809"/>
+    <w:link w:val="1232"/>
     <w:uiPriority w:val="1"/>
     <w:qFormat/>
     <w:pPr>
@@ -51269,10 +54829,10 @@
       <w:lang w:eastAsia="fr-CH"/>
     </w:rPr>
   </w:style>
-  <w:style w:type="character" w:styleId="1809" w:customStyle="1">
+  <w:style w:type="character" w:styleId="1232" w:customStyle="1">
     <w:name w:val="Sans interligne Car"/>
-    <w:basedOn w:val="1622"/>
-    <w:link w:val="1808"/>
+    <w:basedOn w:val="1045"/>
+    <w:link w:val="1231"/>
     <w:uiPriority w:val="1"/>
     <w:pPr>
       <w:pBdr/>
@@ -51284,10 +54844,10 @@
       <w:lang w:eastAsia="fr-CH"/>
     </w:rPr>
   </w:style>
-  <w:style w:type="paragraph" w:styleId="1810">
+  <w:style w:type="paragraph" w:styleId="1233">
     <w:name w:val="toc 1"/>
-    <w:basedOn w:val="1612"/>
-    <w:next w:val="1612"/>
+    <w:basedOn w:val="1035"/>
+    <w:next w:val="1035"/>
     <w:uiPriority w:val="39"/>
     <w:unhideWhenUsed/>
     <w:pPr>
@@ -51296,9 +54856,9 @@
       <w:ind/>
     </w:pPr>
   </w:style>
-  <w:style w:type="character" w:styleId="1811">
+  <w:style w:type="character" w:styleId="1234">
     <w:name w:val="Hyperlink"/>
-    <w:basedOn w:val="1622"/>
+    <w:basedOn w:val="1045"/>
     <w:uiPriority w:val="99"/>
     <w:unhideWhenUsed/>
     <w:pPr>
@@ -51311,10 +54871,10 @@
       <w:u w:val="single"/>
     </w:rPr>
   </w:style>
-  <w:style w:type="character" w:styleId="1812" w:customStyle="1">
+  <w:style w:type="character" w:styleId="1235" w:customStyle="1">
     <w:name w:val="Titre 2 Car"/>
-    <w:basedOn w:val="1622"/>
-    <w:link w:val="1614"/>
+    <w:basedOn w:val="1045"/>
+    <w:link w:val="1037"/>
     <w:uiPriority w:val="9"/>
     <w:pPr>
       <w:pBdr/>
@@ -51328,10 +54888,10 @@
       <w:szCs w:val="26"/>
     </w:rPr>
   </w:style>
-  <w:style w:type="paragraph" w:styleId="1813">
+  <w:style w:type="paragraph" w:styleId="1236">
     <w:name w:val="toc 2"/>
-    <w:basedOn w:val="1612"/>
-    <w:next w:val="1612"/>
+    <w:basedOn w:val="1035"/>
+    <w:next w:val="1035"/>
     <w:uiPriority w:val="39"/>
     <w:unhideWhenUsed/>
     <w:pPr>
@@ -51340,9 +54900,9 @@
       <w:ind w:left="220"/>
     </w:pPr>
   </w:style>
-  <w:style w:type="paragraph" w:styleId="1814">
+  <w:style w:type="paragraph" w:styleId="1237">
     <w:name w:val="List Paragraph"/>
-    <w:basedOn w:val="1612"/>
+    <w:basedOn w:val="1035"/>
     <w:uiPriority w:val="34"/>
     <w:qFormat/>
     <w:pPr>
@@ -51352,10 +54912,10 @@
       <w:contextualSpacing w:val="true"/>
     </w:pPr>
   </w:style>
-  <w:style w:type="paragraph" w:styleId="1815">
+  <w:style w:type="paragraph" w:styleId="1238">
     <w:name w:val="Caption"/>
-    <w:basedOn w:val="1612"/>
-    <w:next w:val="1612"/>
+    <w:basedOn w:val="1035"/>
+    <w:next w:val="1035"/>
     <w:uiPriority w:val="35"/>
     <w:unhideWhenUsed/>
     <w:qFormat/>
@@ -51372,9 +54932,9 @@
       <w:szCs w:val="18"/>
     </w:rPr>
   </w:style>
-  <w:style w:type="character" w:styleId="1816">
+  <w:style w:type="character" w:styleId="1239">
     <w:name w:val="annotation reference"/>
-    <w:basedOn w:val="1622"/>
+    <w:basedOn w:val="1045"/>
     <w:uiPriority w:val="99"/>
     <w:semiHidden/>
     <w:unhideWhenUsed/>
@@ -51388,10 +54948,10 @@
       <w:szCs w:val="16"/>
     </w:rPr>
   </w:style>
-  <w:style w:type="paragraph" w:styleId="1817">
+  <w:style w:type="paragraph" w:styleId="1240">
     <w:name w:val="annotation text"/>
-    <w:basedOn w:val="1612"/>
-    <w:link w:val="1818"/>
+    <w:basedOn w:val="1035"/>
+    <w:link w:val="1241"/>
     <w:uiPriority w:val="99"/>
     <w:unhideWhenUsed/>
     <w:pPr>
@@ -51404,10 +54964,10 @@
       <w:szCs w:val="20"/>
     </w:rPr>
   </w:style>
-  <w:style w:type="character" w:styleId="1818" w:customStyle="1">
+  <w:style w:type="character" w:styleId="1241" w:customStyle="1">
     <w:name w:val="Commentaire Car"/>
-    <w:basedOn w:val="1622"/>
-    <w:link w:val="1817"/>
+    <w:basedOn w:val="1045"/>
+    <w:link w:val="1240"/>
     <w:uiPriority w:val="99"/>
     <w:pPr>
       <w:pBdr/>
@@ -51419,11 +54979,11 @@
       <w:szCs w:val="20"/>
     </w:rPr>
   </w:style>
-  <w:style w:type="paragraph" w:styleId="1819">
+  <w:style w:type="paragraph" w:styleId="1242">
     <w:name w:val="annotation subject"/>
-    <w:basedOn w:val="1817"/>
-    <w:next w:val="1817"/>
-    <w:link w:val="1820"/>
+    <w:basedOn w:val="1240"/>
+    <w:next w:val="1240"/>
+    <w:link w:val="1243"/>
     <w:uiPriority w:val="99"/>
     <w:semiHidden/>
     <w:unhideWhenUsed/>
@@ -51437,10 +54997,10 @@
       <w:bCs/>
     </w:rPr>
   </w:style>
-  <w:style w:type="character" w:styleId="1820" w:customStyle="1">
+  <w:style w:type="character" w:styleId="1243" w:customStyle="1">
     <w:name w:val="Objet du commentaire Car"/>
-    <w:basedOn w:val="1818"/>
-    <w:link w:val="1819"/>
+    <w:basedOn w:val="1241"/>
+    <w:link w:val="1242"/>
     <w:uiPriority w:val="99"/>
     <w:semiHidden/>
     <w:pPr>
@@ -51455,9 +55015,9 @@
       <w:szCs w:val="20"/>
     </w:rPr>
   </w:style>
-  <w:style w:type="table" w:styleId="1821">
+  <w:style w:type="table" w:styleId="1244">
     <w:name w:val="Table Grid"/>
-    <w:basedOn w:val="1623"/>
+    <w:basedOn w:val="1046"/>
     <w:uiPriority w:val="39"/>
     <w:pPr>
       <w:pBdr/>
@@ -51647,9 +55207,9 @@
       </w:tcPr>
     </w:tblStylePr>
   </w:style>
-  <w:style w:type="table" w:styleId="1822">
+  <w:style w:type="table" w:styleId="1245">
     <w:name w:val="Grid Table 4 Accent 1"/>
-    <w:basedOn w:val="1623"/>
+    <w:basedOn w:val="1046"/>
     <w:uiPriority w:val="49"/>
     <w:pPr>
       <w:pBdr/>
@@ -51868,9 +55428,9 @@
       </w:tcPr>
     </w:tblStylePr>
   </w:style>
-  <w:style w:type="table" w:styleId="1823">
+  <w:style w:type="table" w:styleId="1246">
     <w:name w:val="Grid Table 5 Dark Accent 1"/>
-    <w:basedOn w:val="1623"/>
+    <w:basedOn w:val="1046"/>
     <w:uiPriority w:val="50"/>
     <w:pPr>
       <w:pBdr/>
@@ -52105,10 +55665,10 @@
       </w:tcPr>
     </w:tblStylePr>
   </w:style>
-  <w:style w:type="character" w:styleId="1824" w:customStyle="1">
+  <w:style w:type="character" w:styleId="1247" w:customStyle="1">
     <w:name w:val="Titre 3 Car"/>
-    <w:basedOn w:val="1622"/>
-    <w:link w:val="1615"/>
+    <w:basedOn w:val="1045"/>
+    <w:link w:val="1038"/>
     <w:uiPriority w:val="9"/>
     <w:pPr>
       <w:pBdr/>
@@ -52122,10 +55682,10 @@
       <w:szCs w:val="24"/>
     </w:rPr>
   </w:style>
-  <w:style w:type="paragraph" w:styleId="1825">
+  <w:style w:type="paragraph" w:styleId="1248">
     <w:name w:val="toc 3"/>
-    <w:basedOn w:val="1612"/>
-    <w:next w:val="1612"/>
+    <w:basedOn w:val="1035"/>
+    <w:next w:val="1035"/>
     <w:uiPriority w:val="39"/>
     <w:unhideWhenUsed/>
     <w:pPr>
@@ -52134,10 +55694,10 @@
       <w:ind w:left="440"/>
     </w:pPr>
   </w:style>
-  <w:style w:type="table" w:styleId="1826" w:customStyle="1">
+  <w:style w:type="table" w:styleId="1249" w:customStyle="1">
     <w:name w:val="Tableau Grille 41"/>
-    <w:basedOn w:val="1623"/>
-    <w:next w:val="1827"/>
+    <w:basedOn w:val="1046"/>
+    <w:next w:val="1250"/>
     <w:uiPriority w:val="49"/>
     <w:pPr>
       <w:pBdr/>
@@ -52359,9 +55919,9 @@
       </w:tcPr>
     </w:tblStylePr>
   </w:style>
-  <w:style w:type="table" w:styleId="1827">
+  <w:style w:type="table" w:styleId="1250">
     <w:name w:val="Grid Table 4"/>
-    <w:basedOn w:val="1623"/>
+    <w:basedOn w:val="1046"/>
     <w:uiPriority w:val="49"/>
     <w:pPr>
       <w:pBdr/>
@@ -52580,9 +56140,9 @@
       </w:tcPr>
     </w:tblStylePr>
   </w:style>
-  <w:style w:type="character" w:styleId="1828">
+  <w:style w:type="character" w:styleId="1251">
     <w:name w:val="Unresolved Mention"/>
-    <w:basedOn w:val="1622"/>
+    <w:basedOn w:val="1045"/>
     <w:uiPriority w:val="99"/>
     <w:semiHidden/>
     <w:unhideWhenUsed/>
@@ -52596,9 +56156,9 @@
       <w:shd w:val="clear" w:color="auto" w:fill="e1dfdd"/>
     </w:rPr>
   </w:style>
-  <w:style w:type="table" w:styleId="1829">
+  <w:style w:type="table" w:styleId="1252">
     <w:name w:val="Grid Table 4 Accent 5"/>
-    <w:basedOn w:val="1623"/>
+    <w:basedOn w:val="1046"/>
     <w:uiPriority w:val="49"/>
     <w:pPr>
       <w:pBdr/>
@@ -52817,9 +56377,9 @@
       </w:tcPr>
     </w:tblStylePr>
   </w:style>
-  <w:style w:type="character" w:styleId="1830" w:customStyle="1">
+  <w:style w:type="character" w:styleId="1253" w:customStyle="1">
     <w:name w:val="Style1 Car"/>
-    <w:basedOn w:val="1806"/>
+    <w:basedOn w:val="1229"/>
     <w:pPr>
       <w:pBdr/>
       <w:spacing/>
@@ -52832,9 +56392,9 @@
       <w:szCs w:val="32"/>
     </w:rPr>
   </w:style>
-  <w:style w:type="paragraph" w:styleId="1831">
+  <w:style w:type="paragraph" w:styleId="1254">
     <w:name w:val="Normal (Web)"/>
-    <w:basedOn w:val="1612"/>
+    <w:basedOn w:val="1035"/>
     <w:uiPriority w:val="99"/>
     <w:semiHidden/>
     <w:unhideWhenUsed/>
@@ -52850,9 +56410,9 @@
       <w:lang w:val="fr-CH" w:eastAsia="fr-CH"/>
     </w:rPr>
   </w:style>
-  <w:style w:type="character" w:styleId="1832">
+  <w:style w:type="character" w:styleId="1255">
     <w:name w:val="HTML Code"/>
-    <w:basedOn w:val="1622"/>
+    <w:basedOn w:val="1045"/>
     <w:uiPriority w:val="99"/>
     <w:semiHidden/>
     <w:unhideWhenUsed/>
@@ -52867,9 +56427,9 @@
       <w:szCs w:val="20"/>
     </w:rPr>
   </w:style>
-  <w:style w:type="table" w:styleId="1833">
+  <w:style w:type="table" w:styleId="1256">
     <w:name w:val="Grid Table 5 Dark Accent 5"/>
-    <w:basedOn w:val="1623"/>
+    <w:basedOn w:val="1046"/>
     <w:uiPriority w:val="50"/>
     <w:pPr>
       <w:pBdr/>

--- a/Documents/LHO - M7 - DT.docx
+++ b/Documents/LHO - M7 - DT.docx
@@ -909,7 +909,7 @@
       <w:sdtContent>
         <w:p>
           <w:pPr>
-            <w:pStyle w:val="1230"/>
+            <w:pStyle w:val="1242"/>
             <w:pBdr/>
             <w:spacing/>
             <w:ind/>
@@ -940,7 +940,7 @@
         </w:p>
         <w:p>
           <w:pPr>
-            <w:pStyle w:val="1233"/>
+            <w:pStyle w:val="1245"/>
             <w:pBdr/>
             <w:tabs>
               <w:tab w:val="right" w:leader="dot" w:pos="9061"/>
@@ -962,18 +962,18 @@
           <w:hyperlink w:tooltip="#_Toc1" w:anchor="_Toc1" w:history="1">
             <w:r>
               <w:rPr>
-                <w:rStyle w:val="1234"/>
+                <w:rStyle w:val="1246"/>
               </w:rPr>
             </w:r>
             <w:r>
               <w:rPr>
-                <w:rStyle w:val="1234"/>
+                <w:rStyle w:val="1246"/>
               </w:rPr>
               <w:t xml:space="preserve">1. Introduction</w:t>
             </w:r>
             <w:r>
               <w:rPr>
-                <w:rStyle w:val="1234"/>
+                <w:rStyle w:val="1246"/>
               </w:rPr>
             </w:r>
             <w:r>
@@ -982,102 +982,6 @@
             <w:r>
               <w:fldChar w:fldCharType="begin"/>
               <w:instrText xml:space="preserve">PAGEREF _Toc1 \h</w:instrText>
-              <w:fldChar w:fldCharType="separate"/>
-              <w:t xml:space="preserve">3</w:t>
-              <w:fldChar w:fldCharType="end"/>
-            </w:r>
-          </w:hyperlink>
-          <w:r/>
-        </w:p>
-        <w:p>
-          <w:pPr>
-            <w:pStyle w:val="1236"/>
-            <w:pBdr/>
-            <w:tabs>
-              <w:tab w:val="right" w:leader="dot" w:pos="9061"/>
-            </w:tabs>
-            <w:spacing/>
-            <w:ind/>
-            <w:rPr/>
-          </w:pPr>
-          <w:hyperlink w:tooltip="#_Toc2" w:anchor="_Toc2" w:history="1">
-            <w:r>
-              <w:rPr>
-                <w:rStyle w:val="1234"/>
-              </w:rPr>
-            </w:r>
-            <w:r>
-              <w:rPr>
-                <w:rStyle w:val="1234"/>
-                <w:lang w:val="fr-CH"/>
-              </w:rPr>
-              <w:t xml:space="preserve">1.1 </w:t>
-            </w:r>
-            <w:r>
-              <w:rPr>
-                <w:rStyle w:val="1234"/>
-              </w:rPr>
-              <w:t xml:space="preserve">Personnes impliquées</w:t>
-            </w:r>
-            <w:r>
-              <w:rPr>
-                <w:rStyle w:val="1234"/>
-              </w:rPr>
-            </w:r>
-            <w:r>
-              <w:tab/>
-            </w:r>
-            <w:r>
-              <w:fldChar w:fldCharType="begin"/>
-              <w:instrText xml:space="preserve">PAGEREF _Toc2 \h</w:instrText>
-              <w:fldChar w:fldCharType="separate"/>
-              <w:t xml:space="preserve">3</w:t>
-              <w:fldChar w:fldCharType="end"/>
-            </w:r>
-          </w:hyperlink>
-          <w:r/>
-        </w:p>
-        <w:p>
-          <w:pPr>
-            <w:pStyle w:val="1236"/>
-            <w:pBdr/>
-            <w:tabs>
-              <w:tab w:val="right" w:leader="dot" w:pos="9061"/>
-            </w:tabs>
-            <w:spacing/>
-            <w:ind/>
-            <w:rPr/>
-          </w:pPr>
-          <w:hyperlink w:tooltip="#_Toc3" w:anchor="_Toc3" w:history="1">
-            <w:r>
-              <w:rPr>
-                <w:rStyle w:val="1234"/>
-              </w:rPr>
-            </w:r>
-            <w:r>
-              <w:rPr>
-                <w:rStyle w:val="1234"/>
-                <w:lang w:val="fr-CH"/>
-              </w:rPr>
-              <w:t xml:space="preserve">1.2 </w:t>
-            </w:r>
-            <w:r>
-              <w:rPr>
-                <w:rStyle w:val="1234"/>
-              </w:rPr>
-              <w:t xml:space="preserve">Directives générales</w:t>
-            </w:r>
-            <w:r>
-              <w:rPr>
-                <w:rStyle w:val="1234"/>
-              </w:rPr>
-            </w:r>
-            <w:r>
-              <w:tab/>
-            </w:r>
-            <w:r>
-              <w:fldChar w:fldCharType="begin"/>
-              <w:instrText xml:space="preserve">PAGEREF _Toc3 \h</w:instrText>
               <w:fldChar w:fldCharType="separate"/>
               <w:t xml:space="preserve">3</w:t>
               <w:fldChar w:fldCharType="end"/>
@@ -1096,22 +1000,28 @@
             <w:ind/>
             <w:rPr/>
           </w:pPr>
-          <w:hyperlink w:tooltip="#_Toc4" w:anchor="_Toc4" w:history="1">
+          <w:hyperlink w:tooltip="#_Toc2" w:anchor="_Toc2" w:history="1">
             <w:r>
               <w:rPr>
-                <w:rStyle w:val="1234"/>
+                <w:rStyle w:val="1246"/>
               </w:rPr>
             </w:r>
             <w:r>
               <w:rPr>
-                <w:rStyle w:val="1234"/>
+                <w:rStyle w:val="1246"/>
                 <w:lang w:val="fr-CH"/>
               </w:rPr>
-              <w:t xml:space="preserve">1.2.1 Délais</w:t>
+              <w:t xml:space="preserve">1.1 </w:t>
             </w:r>
             <w:r>
               <w:rPr>
-                <w:rStyle w:val="1234"/>
+                <w:rStyle w:val="1246"/>
+              </w:rPr>
+              <w:t xml:space="preserve">Personnes impliquées</w:t>
+            </w:r>
+            <w:r>
+              <w:rPr>
+                <w:rStyle w:val="1246"/>
               </w:rPr>
             </w:r>
             <w:r>
@@ -1119,7 +1029,7 @@
             </w:r>
             <w:r>
               <w:fldChar w:fldCharType="begin"/>
-              <w:instrText xml:space="preserve">PAGEREF _Toc4 \h</w:instrText>
+              <w:instrText xml:space="preserve">PAGEREF _Toc2 \h</w:instrText>
               <w:fldChar w:fldCharType="separate"/>
               <w:t xml:space="preserve">3</w:t>
               <w:fldChar w:fldCharType="end"/>
@@ -1138,22 +1048,112 @@
             <w:ind/>
             <w:rPr/>
           </w:pPr>
-          <w:hyperlink w:tooltip="#_Toc5" w:anchor="_Toc5" w:history="1">
+          <w:hyperlink w:tooltip="#_Toc3" w:anchor="_Toc3" w:history="1">
             <w:r>
               <w:rPr>
-                <w:rStyle w:val="1234"/>
+                <w:rStyle w:val="1246"/>
               </w:rPr>
             </w:r>
             <w:r>
               <w:rPr>
-                <w:rStyle w:val="1234"/>
+                <w:rStyle w:val="1246"/>
+                <w:lang w:val="fr-CH"/>
+              </w:rPr>
+              <w:t xml:space="preserve">1.2 </w:t>
+            </w:r>
+            <w:r>
+              <w:rPr>
+                <w:rStyle w:val="1246"/>
+              </w:rPr>
+              <w:t xml:space="preserve">Directives générales</w:t>
+            </w:r>
+            <w:r>
+              <w:rPr>
+                <w:rStyle w:val="1246"/>
+              </w:rPr>
+            </w:r>
+            <w:r>
+              <w:tab/>
+            </w:r>
+            <w:r>
+              <w:fldChar w:fldCharType="begin"/>
+              <w:instrText xml:space="preserve">PAGEREF _Toc3 \h</w:instrText>
+              <w:fldChar w:fldCharType="separate"/>
+              <w:t xml:space="preserve">3</w:t>
+              <w:fldChar w:fldCharType="end"/>
+            </w:r>
+          </w:hyperlink>
+          <w:r/>
+        </w:p>
+        <w:p>
+          <w:pPr>
+            <w:pStyle w:val="1260"/>
+            <w:pBdr/>
+            <w:tabs>
+              <w:tab w:val="right" w:leader="dot" w:pos="9061"/>
+            </w:tabs>
+            <w:spacing/>
+            <w:ind/>
+            <w:rPr/>
+          </w:pPr>
+          <w:hyperlink w:tooltip="#_Toc4" w:anchor="_Toc4" w:history="1">
+            <w:r>
+              <w:rPr>
+                <w:rStyle w:val="1246"/>
+              </w:rPr>
+            </w:r>
+            <w:r>
+              <w:rPr>
+                <w:rStyle w:val="1246"/>
+                <w:lang w:val="fr-CH"/>
+              </w:rPr>
+              <w:t xml:space="preserve">1.2.1 Délais</w:t>
+            </w:r>
+            <w:r>
+              <w:rPr>
+                <w:rStyle w:val="1246"/>
+              </w:rPr>
+            </w:r>
+            <w:r>
+              <w:tab/>
+            </w:r>
+            <w:r>
+              <w:fldChar w:fldCharType="begin"/>
+              <w:instrText xml:space="preserve">PAGEREF _Toc4 \h</w:instrText>
+              <w:fldChar w:fldCharType="separate"/>
+              <w:t xml:space="preserve">3</w:t>
+              <w:fldChar w:fldCharType="end"/>
+            </w:r>
+          </w:hyperlink>
+          <w:r/>
+        </w:p>
+        <w:p>
+          <w:pPr>
+            <w:pStyle w:val="1260"/>
+            <w:pBdr/>
+            <w:tabs>
+              <w:tab w:val="right" w:leader="dot" w:pos="9061"/>
+            </w:tabs>
+            <w:spacing/>
+            <w:ind/>
+            <w:rPr/>
+          </w:pPr>
+          <w:hyperlink w:tooltip="#_Toc5" w:anchor="_Toc5" w:history="1">
+            <w:r>
+              <w:rPr>
+                <w:rStyle w:val="1246"/>
+              </w:rPr>
+            </w:r>
+            <w:r>
+              <w:rPr>
+                <w:rStyle w:val="1246"/>
                 <w:lang w:val="fr-CH"/>
               </w:rPr>
               <w:t xml:space="preserve">1.2.2 Livrables</w:t>
             </w:r>
             <w:r>
               <w:rPr>
-                <w:rStyle w:val="1234"/>
+                <w:rStyle w:val="1246"/>
                 <w:lang w:val="fr-CH"/>
               </w:rPr>
             </w:r>
@@ -1176,7 +1176,7 @@
         </w:p>
         <w:p>
           <w:pPr>
-            <w:pStyle w:val="1233"/>
+            <w:pStyle w:val="1245"/>
             <w:pBdr/>
             <w:tabs>
               <w:tab w:val="right" w:leader="dot" w:pos="9061"/>
@@ -1188,39 +1188,39 @@
           <w:hyperlink w:tooltip="#_Toc6" w:anchor="_Toc6" w:history="1">
             <w:r>
               <w:rPr>
-                <w:rStyle w:val="1234"/>
+                <w:rStyle w:val="1246"/>
               </w:rPr>
             </w:r>
             <w:r>
               <w:rPr>
-                <w:rStyle w:val="1234"/>
+                <w:rStyle w:val="1246"/>
                 <w:lang w:val="fr-CH"/>
               </w:rPr>
               <w:t xml:space="preserve">2</w:t>
             </w:r>
             <w:r>
               <w:rPr>
-                <w:rStyle w:val="1234"/>
+                <w:rStyle w:val="1246"/>
                 <w:lang w:val="fr-CH"/>
               </w:rPr>
               <w:t xml:space="preserve">.</w:t>
             </w:r>
             <w:r>
               <w:rPr>
-                <w:rStyle w:val="1234"/>
+                <w:rStyle w:val="1246"/>
                 <w:rFonts w:asciiTheme="minorHAnsi" w:hAnsiTheme="minorHAnsi" w:eastAsiaTheme="minorHAnsi" w:cstheme="minorBidi"/>
               </w:rPr>
               <w:t xml:space="preserve"> </w:t>
             </w:r>
             <w:r>
               <w:rPr>
-                <w:rStyle w:val="1234"/>
+                <w:rStyle w:val="1246"/>
               </w:rPr>
               <w:t xml:space="preserve">Spécifications du système</w:t>
             </w:r>
             <w:r>
               <w:rPr>
-                <w:rStyle w:val="1234"/>
+                <w:rStyle w:val="1246"/>
               </w:rPr>
             </w:r>
             <w:r>
@@ -1238,7 +1238,7 @@
         </w:p>
         <w:p>
           <w:pPr>
-            <w:pStyle w:val="1236"/>
+            <w:pStyle w:val="1248"/>
             <w:pBdr/>
             <w:tabs>
               <w:tab w:val="right" w:leader="dot" w:pos="9061"/>
@@ -1250,31 +1250,31 @@
           <w:hyperlink w:tooltip="#_Toc7" w:anchor="_Toc7" w:history="1">
             <w:r>
               <w:rPr>
-                <w:rStyle w:val="1234"/>
+                <w:rStyle w:val="1246"/>
               </w:rPr>
             </w:r>
             <w:r>
               <w:rPr>
-                <w:rStyle w:val="1234"/>
+                <w:rStyle w:val="1246"/>
               </w:rPr>
               <w:t xml:space="preserve">2.1 </w:t>
             </w:r>
             <w:r>
               <w:rPr>
-                <w:rStyle w:val="1234"/>
+                <w:rStyle w:val="1246"/>
                 <w:lang w:val="fr-CH"/>
               </w:rPr>
               <w:t xml:space="preserve">C</w:t>
             </w:r>
             <w:r>
               <w:rPr>
-                <w:rStyle w:val="1234"/>
+                <w:rStyle w:val="1246"/>
               </w:rPr>
               <w:t xml:space="preserve">ible</w:t>
             </w:r>
             <w:r>
               <w:rPr>
-                <w:rStyle w:val="1234"/>
+                <w:rStyle w:val="1246"/>
               </w:rPr>
             </w:r>
             <w:r>
@@ -1292,7 +1292,7 @@
         </w:p>
         <w:p>
           <w:pPr>
-            <w:pStyle w:val="1236"/>
+            <w:pStyle w:val="1248"/>
             <w:pBdr/>
             <w:tabs>
               <w:tab w:val="right" w:leader="dot" w:pos="9061"/>
@@ -1304,58 +1304,58 @@
           <w:hyperlink w:tooltip="#_Toc8" w:anchor="_Toc8" w:history="1">
             <w:r>
               <w:rPr>
-                <w:rStyle w:val="1234"/>
+                <w:rStyle w:val="1246"/>
               </w:rPr>
             </w:r>
             <w:r>
               <w:rPr>
-                <w:rStyle w:val="1234"/>
+                <w:rStyle w:val="1246"/>
                 <w:lang w:val="fr-CH"/>
               </w:rPr>
               <w:t xml:space="preserve">2.</w:t>
             </w:r>
             <w:r>
               <w:rPr>
-                <w:rStyle w:val="1234"/>
+                <w:rStyle w:val="1246"/>
                 <w:lang w:val="fr-CH"/>
               </w:rPr>
               <w:t xml:space="preserve">2</w:t>
             </w:r>
             <w:r>
               <w:rPr>
-                <w:rStyle w:val="1234"/>
+                <w:rStyle w:val="1246"/>
                 <w:lang w:val="fr-CH"/>
               </w:rPr>
               <w:t xml:space="preserve"> </w:t>
             </w:r>
             <w:r>
               <w:rPr>
-                <w:rStyle w:val="1234"/>
+                <w:rStyle w:val="1246"/>
               </w:rPr>
               <w:t xml:space="preserve">Exigences fonctionnel</w:t>
             </w:r>
             <w:r>
               <w:rPr>
-                <w:rStyle w:val="1234"/>
+                <w:rStyle w:val="1246"/>
                 <w:lang w:val="fr-CH"/>
               </w:rPr>
               <w:t xml:space="preserve">le</w:t>
             </w:r>
             <w:r>
               <w:rPr>
-                <w:rStyle w:val="1234"/>
+                <w:rStyle w:val="1246"/>
               </w:rPr>
               <w:t xml:space="preserve">s</w:t>
             </w:r>
             <w:r>
               <w:rPr>
-                <w:rStyle w:val="1234"/>
+                <w:rStyle w:val="1246"/>
               </w:rPr>
               <w:t xml:space="preserve"> </w:t>
             </w:r>
             <w:r>
               <w:rPr>
-                <w:rStyle w:val="1234"/>
+                <w:rStyle w:val="1246"/>
               </w:rPr>
             </w:r>
             <w:r>
@@ -1373,7 +1373,7 @@
         </w:p>
         <w:p>
           <w:pPr>
-            <w:pStyle w:val="1233"/>
+            <w:pStyle w:val="1245"/>
             <w:pBdr/>
             <w:tabs>
               <w:tab w:val="right" w:leader="dot" w:pos="9061"/>
@@ -1385,32 +1385,32 @@
           <w:hyperlink w:tooltip="#_Toc9" w:anchor="_Toc9" w:history="1">
             <w:r>
               <w:rPr>
-                <w:rStyle w:val="1234"/>
+                <w:rStyle w:val="1246"/>
               </w:rPr>
             </w:r>
             <w:r>
               <w:rPr>
-                <w:rStyle w:val="1234"/>
+                <w:rStyle w:val="1246"/>
                 <w:lang w:val="fr-CH"/>
               </w:rPr>
               <w:t xml:space="preserve">3. </w:t>
             </w:r>
             <w:r>
               <w:rPr>
-                <w:rStyle w:val="1234"/>
+                <w:rStyle w:val="1246"/>
               </w:rPr>
               <w:t xml:space="preserve">Conception Matérielle</w:t>
             </w:r>
             <w:r>
               <w:rPr>
-                <w:rStyle w:val="1234"/>
+                <w:rStyle w:val="1246"/>
                 <w:lang w:val="fr-CH"/>
               </w:rPr>
               <w:t xml:space="preserve"> </w:t>
             </w:r>
             <w:r>
               <w:rPr>
-                <w:rStyle w:val="1234"/>
+                <w:rStyle w:val="1246"/>
               </w:rPr>
             </w:r>
             <w:r>
@@ -1428,7 +1428,7 @@
         </w:p>
         <w:p>
           <w:pPr>
-            <w:pStyle w:val="1236"/>
+            <w:pStyle w:val="1248"/>
             <w:pBdr/>
             <w:tabs>
               <w:tab w:val="right" w:leader="dot" w:pos="9061"/>
@@ -1440,12 +1440,12 @@
           <w:hyperlink w:tooltip="#_Toc10" w:anchor="_Toc10" w:history="1">
             <w:r>
               <w:rPr>
-                <w:rStyle w:val="1234"/>
+                <w:rStyle w:val="1246"/>
               </w:rPr>
             </w:r>
             <w:r>
               <w:rPr>
-                <w:rStyle w:val="1234"/>
+                <w:rStyle w:val="1246"/>
                 <w:highlight w:val="none"/>
                 <w:lang w:val="fr-CH"/>
               </w:rPr>
@@ -1453,13 +1453,13 @@
             </w:r>
             <w:r>
               <w:rPr>
-                <w:rStyle w:val="1234"/>
+                <w:rStyle w:val="1246"/>
               </w:rPr>
               <w:t xml:space="preserve">Vue d'ensemble de l'architecture</w:t>
             </w:r>
             <w:r>
               <w:rPr>
-                <w:rStyle w:val="1234"/>
+                <w:rStyle w:val="1246"/>
               </w:rPr>
             </w:r>
             <w:r>
@@ -1477,7 +1477,7 @@
         </w:p>
         <w:p>
           <w:pPr>
-            <w:pStyle w:val="1236"/>
+            <w:pStyle w:val="1248"/>
             <w:pBdr/>
             <w:tabs>
               <w:tab w:val="right" w:leader="dot" w:pos="9061"/>
@@ -1489,25 +1489,32 @@
           <w:hyperlink w:tooltip="#_Toc11" w:anchor="_Toc11" w:history="1">
             <w:r>
               <w:rPr>
-                <w:rStyle w:val="1234"/>
+                <w:rStyle w:val="1246"/>
               </w:rPr>
             </w:r>
             <w:r>
               <w:rPr>
-                <w:rStyle w:val="1234"/>
+                <w:rStyle w:val="1246"/>
                 <w:lang w:val="fr-CH"/>
               </w:rPr>
               <w:t xml:space="preserve">3.2 </w:t>
             </w:r>
             <w:r>
               <w:rPr>
-                <w:rStyle w:val="1234"/>
+                <w:rStyle w:val="1246"/>
               </w:rPr>
               <w:t xml:space="preserve">Module de lecture RFID : </w:t>
             </w:r>
             <w:r>
               <w:rPr>
-                <w:rStyle w:val="1234"/>
+                <w:rStyle w:val="1246"/>
+                <w:lang w:val="fr-CH"/>
+              </w:rPr>
+              <w:t xml:space="preserve">RC522</w:t>
+            </w:r>
+            <w:r>
+              <w:rPr>
+                <w:rStyle w:val="1246"/>
               </w:rPr>
             </w:r>
             <w:r>
@@ -1525,7 +1532,7 @@
         </w:p>
         <w:p>
           <w:pPr>
-            <w:pStyle w:val="1236"/>
+            <w:pStyle w:val="1248"/>
             <w:pBdr/>
             <w:tabs>
               <w:tab w:val="right" w:leader="dot" w:pos="9061"/>
@@ -1537,12 +1544,12 @@
           <w:hyperlink w:tooltip="#_Toc12" w:anchor="_Toc12" w:history="1">
             <w:r>
               <w:rPr>
-                <w:rStyle w:val="1234"/>
+                <w:rStyle w:val="1246"/>
               </w:rPr>
             </w:r>
             <w:r>
               <w:rPr>
-                <w:rStyle w:val="1234"/>
+                <w:rStyle w:val="1246"/>
                 <w:highlight w:val="none"/>
                 <w:lang w:val="fr-CH"/>
               </w:rPr>
@@ -1550,7 +1557,7 @@
             </w:r>
             <w:r>
               <w:rPr>
-                <w:rStyle w:val="1234"/>
+                <w:rStyle w:val="1246"/>
                 <w:highlight w:val="none"/>
                 <w:lang w:val="fr-CH"/>
               </w:rPr>
@@ -1558,7 +1565,7 @@
             </w:r>
             <w:r>
               <w:rPr>
-                <w:rStyle w:val="1234"/>
+                <w:rStyle w:val="1246"/>
                 <w:highlight w:val="none"/>
                 <w:lang w:val="fr-CH"/>
               </w:rPr>
@@ -1566,7 +1573,7 @@
             </w:r>
             <w:r>
               <w:rPr>
-                <w:rStyle w:val="1234"/>
+                <w:rStyle w:val="1246"/>
                 <w:highlight w:val="none"/>
                 <w:lang w:val="fr-CH"/>
               </w:rPr>
@@ -1574,7 +1581,7 @@
             </w:r>
             <w:r>
               <w:rPr>
-                <w:rStyle w:val="1234"/>
+                <w:rStyle w:val="1246"/>
               </w:rPr>
             </w:r>
             <w:r>
@@ -1592,7 +1599,7 @@
         </w:p>
         <w:p>
           <w:pPr>
-            <w:pStyle w:val="1236"/>
+            <w:pStyle w:val="1248"/>
             <w:pBdr/>
             <w:tabs>
               <w:tab w:val="right" w:leader="dot" w:pos="9061"/>
@@ -1604,12 +1611,12 @@
           <w:hyperlink w:tooltip="#_Toc13" w:anchor="_Toc13" w:history="1">
             <w:r>
               <w:rPr>
-                <w:rStyle w:val="1234"/>
+                <w:rStyle w:val="1246"/>
               </w:rPr>
             </w:r>
             <w:r>
               <w:rPr>
-                <w:rStyle w:val="1234"/>
+                <w:rStyle w:val="1246"/>
                 <w:highlight w:val="none"/>
                 <w:lang w:val="fr-CH"/>
               </w:rPr>
@@ -1617,27 +1624,27 @@
             </w:r>
             <w:r>
               <w:rPr>
-                <w:rStyle w:val="1234"/>
+                <w:rStyle w:val="1246"/>
               </w:rPr>
               <w:t xml:space="preserve">Gestion de l'alimentation :</w:t>
             </w:r>
             <w:r>
               <w:rPr>
-                <w:rStyle w:val="1234"/>
+                <w:rStyle w:val="1246"/>
                 <w:lang w:val="fr-CH"/>
               </w:rPr>
               <w:t xml:space="preserve"> </w:t>
             </w:r>
             <w:r>
               <w:rPr>
-                <w:rStyle w:val="1234"/>
+                <w:rStyle w:val="1246"/>
                 <w:lang w:val="fr-CH"/>
               </w:rPr>
               <w:t xml:space="preserve">(24-&gt;5VDC)</w:t>
             </w:r>
             <w:r>
               <w:rPr>
-                <w:rStyle w:val="1234"/>
+                <w:rStyle w:val="1246"/>
               </w:rPr>
             </w:r>
             <w:r>
@@ -1655,7 +1662,7 @@
         </w:p>
         <w:p>
           <w:pPr>
-            <w:pStyle w:val="1236"/>
+            <w:pStyle w:val="1248"/>
             <w:pBdr/>
             <w:tabs>
               <w:tab w:val="right" w:leader="dot" w:pos="9061"/>
@@ -1667,12 +1674,12 @@
           <w:hyperlink w:tooltip="#_Toc14" w:anchor="_Toc14" w:history="1">
             <w:r>
               <w:rPr>
-                <w:rStyle w:val="1234"/>
+                <w:rStyle w:val="1246"/>
               </w:rPr>
             </w:r>
             <w:r>
               <w:rPr>
-                <w:rStyle w:val="1234"/>
+                <w:rStyle w:val="1246"/>
                 <w:highlight w:val="none"/>
                 <w:lang w:val="fr-CH"/>
               </w:rPr>
@@ -1680,13 +1687,13 @@
             </w:r>
             <w:r>
               <w:rPr>
-                <w:rStyle w:val="1234"/>
+                <w:rStyle w:val="1246"/>
               </w:rPr>
               <w:t xml:space="preserve">Interfaces de contrôle local et de diagnostic</w:t>
             </w:r>
             <w:r>
               <w:rPr>
-                <w:rStyle w:val="1234"/>
+                <w:rStyle w:val="1246"/>
               </w:rPr>
             </w:r>
             <w:r>
@@ -1704,7 +1711,7 @@
         </w:p>
         <w:p>
           <w:pPr>
-            <w:pStyle w:val="1236"/>
+            <w:pStyle w:val="1248"/>
             <w:pBdr/>
             <w:tabs>
               <w:tab w:val="right" w:leader="dot" w:pos="9061"/>
@@ -1716,20 +1723,20 @@
           <w:hyperlink w:tooltip="#_Toc15" w:anchor="_Toc15" w:history="1">
             <w:r>
               <w:rPr>
-                <w:rStyle w:val="1234"/>
+                <w:rStyle w:val="1246"/>
               </w:rPr>
             </w:r>
             <w:r>
               <w:rPr>
-                <w:rStyle w:val="1234"/>
+                <w:rStyle w:val="1246"/>
                 <w:lang w:val="fr-CH"/>
               </w:rPr>
               <w:t xml:space="preserve">3.6 Branchement / Liaison</w:t>
             </w:r>
             <w:r>
               <w:rPr>
-                <w:rStyle w:val="1234"/>
-                <w:highlight w:val="none"/>
+                <w:rStyle w:val="1246"/>
+                <w:lang w:val="fr-CH"/>
               </w:rPr>
             </w:r>
             <w:r>
@@ -1751,7 +1758,7 @@
         </w:p>
         <w:p>
           <w:pPr>
-            <w:pStyle w:val="1236"/>
+            <w:pStyle w:val="1248"/>
             <w:pBdr/>
             <w:tabs>
               <w:tab w:val="right" w:leader="dot" w:pos="9061"/>
@@ -1763,12 +1770,12 @@
           <w:hyperlink w:tooltip="#_Toc16" w:anchor="_Toc16" w:history="1">
             <w:r>
               <w:rPr>
-                <w:rStyle w:val="1234"/>
+                <w:rStyle w:val="1246"/>
               </w:rPr>
             </w:r>
             <w:r>
               <w:rPr>
-                <w:rStyle w:val="1234"/>
+                <w:rStyle w:val="1246"/>
                 <w:highlight w:val="none"/>
                 <w:lang w:val="fr-CH"/>
               </w:rPr>
@@ -1776,13 +1783,13 @@
             </w:r>
             <w:r>
               <w:rPr>
-                <w:rStyle w:val="1234"/>
+                <w:rStyle w:val="1246"/>
               </w:rPr>
               <w:t xml:space="preserve">Unité de traitement centrale : Le choix de l'ESP32</w:t>
             </w:r>
             <w:r>
               <w:rPr>
-                <w:rStyle w:val="1234"/>
+                <w:rStyle w:val="1246"/>
               </w:rPr>
             </w:r>
             <w:r>
@@ -1838,7 +1845,7 @@
     </w:p>
     <w:p>
       <w:pPr>
-        <w:pStyle w:val="1036"/>
+        <w:pStyle w:val="1048"/>
         <w:pBdr/>
         <w:spacing/>
         <w:ind/>
@@ -1911,6 +1918,7 @@
       </w:r>
       <w:r>
         <w:rPr>
+          <w:highlight w:val="none"/>
           <w:lang w:val="fr-CH" w:bidi="fr-CH"/>
         </w:rPr>
       </w:r>
@@ -1943,6 +1951,7 @@
       </w:r>
       <w:r>
         <w:rPr>
+          <w:highlight w:val="none"/>
           <w:lang w:val="fr-CH" w:bidi="fr-CH"/>
         </w:rPr>
       </w:r>
@@ -1955,7 +1964,7 @@
     </w:p>
     <w:p>
       <w:pPr>
-        <w:pStyle w:val="1237"/>
+        <w:pStyle w:val="1249"/>
         <w:numPr>
           <w:ilvl w:val="0"/>
           <w:numId w:val="116"/>
@@ -2001,7 +2010,7 @@
     </w:p>
     <w:p>
       <w:pPr>
-        <w:pStyle w:val="1237"/>
+        <w:pStyle w:val="1249"/>
         <w:numPr>
           <w:ilvl w:val="0"/>
           <w:numId w:val="116"/>
@@ -2031,7 +2040,7 @@
     </w:p>
     <w:p>
       <w:pPr>
-        <w:pStyle w:val="1237"/>
+        <w:pStyle w:val="1249"/>
         <w:numPr>
           <w:ilvl w:val="0"/>
           <w:numId w:val="116"/>
@@ -2060,7 +2069,7 @@
     </w:p>
     <w:p>
       <w:pPr>
-        <w:pStyle w:val="1237"/>
+        <w:pStyle w:val="1249"/>
         <w:numPr>
           <w:ilvl w:val="0"/>
           <w:numId w:val="116"/>
@@ -2089,7 +2098,7 @@
     </w:p>
     <w:p>
       <w:pPr>
-        <w:pStyle w:val="1037"/>
+        <w:pStyle w:val="1049"/>
         <w:pBdr/>
         <w:spacing/>
         <w:ind/>
@@ -2125,7 +2134,7 @@
     </w:p>
     <w:p>
       <w:pPr>
-        <w:pStyle w:val="1237"/>
+        <w:pStyle w:val="1249"/>
         <w:numPr>
           <w:ilvl w:val="0"/>
           <w:numId w:val="102"/>
@@ -2163,7 +2172,7 @@
     </w:p>
     <w:p>
       <w:pPr>
-        <w:pStyle w:val="1237"/>
+        <w:pStyle w:val="1249"/>
         <w:numPr>
           <w:ilvl w:val="0"/>
           <w:numId w:val="103"/>
@@ -2186,7 +2195,7 @@
     </w:p>
     <w:p>
       <w:pPr>
-        <w:pStyle w:val="1237"/>
+        <w:pStyle w:val="1249"/>
         <w:numPr>
           <w:ilvl w:val="0"/>
           <w:numId w:val="103"/>
@@ -2213,7 +2222,7 @@
     </w:p>
     <w:p>
       <w:pPr>
-        <w:pStyle w:val="1237"/>
+        <w:pStyle w:val="1249"/>
         <w:numPr>
           <w:ilvl w:val="0"/>
           <w:numId w:val="103"/>
@@ -2242,7 +2251,7 @@
     </w:p>
     <w:p>
       <w:pPr>
-        <w:pStyle w:val="1037"/>
+        <w:pStyle w:val="1049"/>
         <w:pBdr/>
         <w:spacing/>
         <w:ind/>
@@ -2266,7 +2275,7 @@
     </w:p>
     <w:p>
       <w:pPr>
-        <w:pStyle w:val="1038"/>
+        <w:pStyle w:val="1050"/>
         <w:pBdr/>
         <w:spacing/>
         <w:ind/>
@@ -2287,7 +2296,7 @@
     </w:p>
     <w:tbl>
       <w:tblPr>
-        <w:tblStyle w:val="1244"/>
+        <w:tblStyle w:val="1256"/>
         <w:tblW w:w="0" w:type="auto"/>
         <w:tblBorders/>
         <w:tblLook w:val="04A0" w:firstRow="1" w:lastRow="0" w:firstColumn="1" w:lastColumn="0" w:noHBand="0" w:noVBand="1"/>
@@ -2555,7 +2564,7 @@
     </w:p>
     <w:p>
       <w:pPr>
-        <w:pStyle w:val="1038"/>
+        <w:pStyle w:val="1050"/>
         <w:pBdr/>
         <w:spacing/>
         <w:ind/>
@@ -2571,11 +2580,7 @@
         </w:rPr>
         <w:t xml:space="preserve">1.2.2 Livrables</w:t>
       </w:r>
-      <w:r>
-        <w:rPr>
-          <w:lang w:val="fr-CH"/>
-        </w:rPr>
-      </w:r>
+      <w:r/>
       <w:bookmarkEnd w:id="5"/>
       <w:r/>
       <w:r>
@@ -2586,7 +2591,7 @@
     </w:p>
     <w:p>
       <w:pPr>
-        <w:pStyle w:val="1237"/>
+        <w:pStyle w:val="1249"/>
         <w:numPr>
           <w:ilvl w:val="0"/>
           <w:numId w:val="104"/>
@@ -2620,7 +2625,7 @@
     </w:p>
     <w:p>
       <w:pPr>
-        <w:pStyle w:val="1237"/>
+        <w:pStyle w:val="1249"/>
         <w:numPr>
           <w:ilvl w:val="0"/>
           <w:numId w:val="104"/>
@@ -2644,7 +2649,7 @@
     </w:p>
     <w:p>
       <w:pPr>
-        <w:pStyle w:val="1237"/>
+        <w:pStyle w:val="1249"/>
         <w:numPr>
           <w:ilvl w:val="0"/>
           <w:numId w:val="104"/>
@@ -2665,7 +2670,7 @@
     </w:p>
     <w:p>
       <w:pPr>
-        <w:pStyle w:val="1237"/>
+        <w:pStyle w:val="1249"/>
         <w:numPr>
           <w:ilvl w:val="0"/>
           <w:numId w:val="104"/>
@@ -2686,7 +2691,7 @@
     </w:p>
     <w:p>
       <w:pPr>
-        <w:pStyle w:val="1237"/>
+        <w:pStyle w:val="1249"/>
         <w:numPr>
           <w:ilvl w:val="0"/>
           <w:numId w:val="104"/>
@@ -2713,7 +2718,7 @@
     </w:p>
     <w:p>
       <w:pPr>
-        <w:pStyle w:val="1237"/>
+        <w:pStyle w:val="1249"/>
         <w:numPr>
           <w:ilvl w:val="0"/>
           <w:numId w:val="104"/>
@@ -2741,7 +2746,7 @@
     </w:p>
     <w:p>
       <w:pPr>
-        <w:pStyle w:val="1036"/>
+        <w:pStyle w:val="1048"/>
         <w:pBdr/>
         <w:spacing/>
         <w:ind/>
@@ -2749,7 +2754,6 @@
       </w:pPr>
       <w:r/>
       <w:bookmarkStart w:id="6" w:name="_Toc6"/>
-      <w:r/>
       <w:r>
         <w:rPr>
           <w:lang w:val="fr-CH"/>
@@ -2805,6 +2809,11 @@
           <w:lang w:val="fr-CH"/>
         </w:rPr>
       </w:r>
+      <w:r>
+        <w:rPr>
+          <w:lang w:val="fr-CH"/>
+        </w:rPr>
+      </w:r>
     </w:p>
     <w:p>
       <w:pPr>
@@ -2821,6 +2830,11 @@
           <w:lang w:val="fr-CH"/>
         </w:rPr>
         <w:t xml:space="preserve">Assurer l'interface physique et logique entre des tags RFID et un automate industriel (PLC).</w:t>
+      </w:r>
+      <w:r>
+        <w:rPr>
+          <w:lang w:val="fr-CH"/>
+        </w:rPr>
       </w:r>
       <w:r>
         <w:rPr>
@@ -2855,6 +2869,11 @@
           <w:lang w:val="fr-CH"/>
         </w:rPr>
       </w:r>
+      <w:r>
+        <w:rPr>
+          <w:lang w:val="fr-CH"/>
+        </w:rPr>
+      </w:r>
     </w:p>
     <w:p>
       <w:pPr>
@@ -2878,7 +2897,7 @@
     </w:p>
     <w:p>
       <w:pPr>
-        <w:pStyle w:val="1037"/>
+        <w:pStyle w:val="1049"/>
         <w:pBdr/>
         <w:spacing/>
         <w:ind/>
@@ -2938,7 +2957,7 @@
     </w:p>
     <w:p>
       <w:pPr>
-        <w:pStyle w:val="1237"/>
+        <w:pStyle w:val="1249"/>
         <w:numPr>
           <w:ilvl w:val="0"/>
           <w:numId w:val="118"/>
@@ -2983,7 +3002,7 @@
     </w:p>
     <w:p>
       <w:pPr>
-        <w:pStyle w:val="1237"/>
+        <w:pStyle w:val="1249"/>
         <w:numPr>
           <w:ilvl w:val="0"/>
           <w:numId w:val="118"/>
@@ -3031,7 +3050,7 @@
     </w:p>
     <w:p>
       <w:pPr>
-        <w:pStyle w:val="1237"/>
+        <w:pStyle w:val="1249"/>
         <w:numPr>
           <w:ilvl w:val="0"/>
           <w:numId w:val="118"/>
@@ -3054,7 +3073,7 @@
     </w:p>
     <w:p>
       <w:pPr>
-        <w:pStyle w:val="1037"/>
+        <w:pStyle w:val="1049"/>
         <w:pBdr/>
         <w:spacing/>
         <w:ind/>
@@ -3114,7 +3133,7 @@
     </w:p>
     <w:tbl>
       <w:tblPr>
-        <w:tblStyle w:val="1246"/>
+        <w:tblStyle w:val="1258"/>
         <w:tblW w:w="0" w:type="auto"/>
         <w:tblBorders/>
         <w:tblLayout w:type="fixed"/>
@@ -3165,7 +3184,7 @@
             </w:r>
             <w:r>
               <w:rPr>
-                <w:rFonts w:ascii="Calibri" w:hAnsi="Calibri" w:eastAsia="Calibri" w:cs="Calibri"/>
+                <w:rFonts w:ascii="Calibri" w:hAnsi="Calibri" w:cs="Calibri"/>
                 <w:b/>
                 <w:bCs/>
                 <w:color w:val="ffffff" w:themeColor="background1"/>
@@ -3220,7 +3239,7 @@
             </w:r>
             <w:r>
               <w:rPr>
-                <w:rFonts w:ascii="Calibri" w:hAnsi="Calibri" w:eastAsia="Calibri" w:cs="Calibri"/>
+                <w:rFonts w:ascii="Calibri" w:hAnsi="Calibri" w:cs="Calibri"/>
                 <w:b/>
                 <w:bCs/>
                 <w:color w:val="ffffff" w:themeColor="background1"/>
@@ -3275,7 +3294,7 @@
             </w:r>
             <w:r>
               <w:rPr>
-                <w:rFonts w:ascii="Calibri" w:hAnsi="Calibri" w:eastAsia="Calibri" w:cs="Calibri"/>
+                <w:rFonts w:ascii="Calibri" w:hAnsi="Calibri" w:cs="Calibri"/>
                 <w:b/>
                 <w:bCs/>
                 <w:color w:val="ffffff" w:themeColor="background1"/>
@@ -3330,7 +3349,7 @@
             </w:r>
             <w:r>
               <w:rPr>
-                <w:rFonts w:ascii="Calibri" w:hAnsi="Calibri" w:eastAsia="Calibri" w:cs="Calibri"/>
+                <w:rFonts w:ascii="Calibri" w:hAnsi="Calibri" w:cs="Calibri"/>
                 <w:b/>
                 <w:bCs/>
                 <w:color w:val="ffffff" w:themeColor="background1"/>
@@ -3387,7 +3406,7 @@
             </w:r>
             <w:r>
               <w:rPr>
-                <w:rFonts w:ascii="Calibri" w:hAnsi="Calibri" w:eastAsia="Calibri" w:cs="Calibri"/>
+                <w:rFonts w:ascii="Calibri" w:hAnsi="Calibri" w:cs="Calibri"/>
                 <w:color w:val="ffffff" w:themeColor="background1"/>
                 <w:sz w:val="22"/>
                 <w:szCs w:val="22"/>
@@ -3437,7 +3456,7 @@
             </w:r>
             <w:r>
               <w:rPr>
-                <w:rFonts w:ascii="Calibri" w:hAnsi="Calibri" w:eastAsia="Calibri" w:cs="Calibri"/>
+                <w:rFonts w:ascii="Calibri" w:hAnsi="Calibri" w:cs="Calibri"/>
                 <w:b w:val="0"/>
                 <w:bCs w:val="0"/>
                 <w:sz w:val="22"/>
@@ -3490,7 +3509,7 @@
             </w:r>
             <w:r>
               <w:rPr>
-                <w:rFonts w:ascii="Calibri" w:hAnsi="Calibri" w:eastAsia="Calibri" w:cs="Calibri"/>
+                <w:rFonts w:ascii="Calibri" w:hAnsi="Calibri" w:cs="Calibri"/>
                 <w:sz w:val="22"/>
                 <w:szCs w:val="22"/>
               </w:rPr>
@@ -3535,7 +3554,7 @@
             </w:r>
             <w:r>
               <w:rPr>
-                <w:rFonts w:ascii="Calibri" w:hAnsi="Calibri" w:eastAsia="Calibri" w:cs="Calibri"/>
+                <w:rFonts w:ascii="Calibri" w:hAnsi="Calibri" w:cs="Calibri"/>
                 <w:sz w:val="22"/>
                 <w:szCs w:val="22"/>
               </w:rPr>
@@ -3586,7 +3605,7 @@
             </w:r>
             <w:r>
               <w:rPr>
-                <w:rFonts w:ascii="Calibri" w:hAnsi="Calibri" w:eastAsia="Calibri" w:cs="Calibri"/>
+                <w:rFonts w:ascii="Calibri" w:hAnsi="Calibri" w:cs="Calibri"/>
                 <w:color w:val="ffffff" w:themeColor="background1"/>
                 <w:sz w:val="22"/>
                 <w:szCs w:val="22"/>
@@ -3659,7 +3678,7 @@
             </w:r>
             <w:r>
               <w:rPr>
-                <w:rFonts w:ascii="Calibri" w:hAnsi="Calibri" w:eastAsia="Calibri" w:cs="Calibri"/>
+                <w:rFonts w:ascii="Calibri" w:hAnsi="Calibri" w:cs="Calibri"/>
                 <w:b w:val="0"/>
                 <w:bCs w:val="0"/>
                 <w:sz w:val="22"/>
@@ -3712,7 +3731,7 @@
             </w:r>
             <w:r>
               <w:rPr>
-                <w:rFonts w:ascii="Calibri" w:hAnsi="Calibri" w:eastAsia="Calibri" w:cs="Calibri"/>
+                <w:rFonts w:ascii="Calibri" w:hAnsi="Calibri" w:cs="Calibri"/>
                 <w:sz w:val="22"/>
                 <w:szCs w:val="22"/>
               </w:rPr>
@@ -3757,7 +3776,7 @@
             </w:r>
             <w:r>
               <w:rPr>
-                <w:rFonts w:ascii="Calibri" w:hAnsi="Calibri" w:eastAsia="Calibri" w:cs="Calibri"/>
+                <w:rFonts w:ascii="Calibri" w:hAnsi="Calibri" w:cs="Calibri"/>
                 <w:sz w:val="22"/>
                 <w:szCs w:val="22"/>
               </w:rPr>
@@ -3808,7 +3827,7 @@
             </w:r>
             <w:r>
               <w:rPr>
-                <w:rFonts w:ascii="Calibri" w:hAnsi="Calibri" w:eastAsia="Calibri" w:cs="Calibri"/>
+                <w:rFonts w:ascii="Calibri" w:hAnsi="Calibri" w:cs="Calibri"/>
                 <w:color w:val="ffffff" w:themeColor="background1"/>
                 <w:sz w:val="22"/>
                 <w:szCs w:val="22"/>
@@ -3881,7 +3900,7 @@
             </w:r>
             <w:r>
               <w:rPr>
-                <w:rFonts w:ascii="Calibri" w:hAnsi="Calibri" w:eastAsia="Calibri" w:cs="Calibri"/>
+                <w:rFonts w:ascii="Calibri" w:hAnsi="Calibri" w:cs="Calibri"/>
                 <w:b w:val="0"/>
                 <w:bCs w:val="0"/>
                 <w:sz w:val="22"/>
@@ -3934,7 +3953,7 @@
             </w:r>
             <w:r>
               <w:rPr>
-                <w:rFonts w:ascii="Calibri" w:hAnsi="Calibri" w:eastAsia="Calibri" w:cs="Calibri"/>
+                <w:rFonts w:ascii="Calibri" w:hAnsi="Calibri" w:cs="Calibri"/>
                 <w:sz w:val="22"/>
                 <w:szCs w:val="22"/>
               </w:rPr>
@@ -3979,7 +3998,7 @@
             </w:r>
             <w:r>
               <w:rPr>
-                <w:rFonts w:ascii="Calibri" w:hAnsi="Calibri" w:eastAsia="Calibri" w:cs="Calibri"/>
+                <w:rFonts w:ascii="Calibri" w:hAnsi="Calibri" w:cs="Calibri"/>
                 <w:sz w:val="22"/>
                 <w:szCs w:val="22"/>
               </w:rPr>
@@ -4030,7 +4049,7 @@
             </w:r>
             <w:r>
               <w:rPr>
-                <w:rFonts w:ascii="Calibri" w:hAnsi="Calibri" w:eastAsia="Calibri" w:cs="Calibri"/>
+                <w:rFonts w:ascii="Calibri" w:hAnsi="Calibri" w:cs="Calibri"/>
                 <w:color w:val="ffffff" w:themeColor="background1"/>
                 <w:sz w:val="22"/>
                 <w:szCs w:val="22"/>
@@ -4080,7 +4099,7 @@
             </w:r>
             <w:r>
               <w:rPr>
-                <w:rFonts w:ascii="Calibri" w:hAnsi="Calibri" w:eastAsia="Calibri" w:cs="Calibri"/>
+                <w:rFonts w:ascii="Calibri" w:hAnsi="Calibri" w:cs="Calibri"/>
                 <w:b w:val="0"/>
                 <w:bCs w:val="0"/>
                 <w:sz w:val="22"/>
@@ -4133,7 +4152,7 @@
             </w:r>
             <w:r>
               <w:rPr>
-                <w:rFonts w:ascii="Calibri" w:hAnsi="Calibri" w:eastAsia="Calibri" w:cs="Calibri"/>
+                <w:rFonts w:ascii="Calibri" w:hAnsi="Calibri" w:cs="Calibri"/>
                 <w:sz w:val="22"/>
                 <w:szCs w:val="22"/>
               </w:rPr>
@@ -4178,7 +4197,7 @@
             </w:r>
             <w:r>
               <w:rPr>
-                <w:rFonts w:ascii="Calibri" w:hAnsi="Calibri" w:eastAsia="Calibri" w:cs="Calibri"/>
+                <w:rFonts w:ascii="Calibri" w:hAnsi="Calibri" w:cs="Calibri"/>
                 <w:sz w:val="22"/>
                 <w:szCs w:val="22"/>
               </w:rPr>
@@ -4229,7 +4248,7 @@
             </w:r>
             <w:r>
               <w:rPr>
-                <w:rFonts w:ascii="Calibri" w:hAnsi="Calibri" w:eastAsia="Calibri" w:cs="Calibri"/>
+                <w:rFonts w:ascii="Calibri" w:hAnsi="Calibri" w:cs="Calibri"/>
                 <w:color w:val="ffffff" w:themeColor="background1"/>
                 <w:sz w:val="22"/>
                 <w:szCs w:val="22"/>
@@ -4279,7 +4298,7 @@
             </w:r>
             <w:r>
               <w:rPr>
-                <w:rFonts w:ascii="Calibri" w:hAnsi="Calibri" w:eastAsia="Calibri" w:cs="Calibri"/>
+                <w:rFonts w:ascii="Calibri" w:hAnsi="Calibri" w:cs="Calibri"/>
                 <w:b w:val="0"/>
                 <w:bCs w:val="0"/>
                 <w:sz w:val="22"/>
@@ -4332,7 +4351,7 @@
             </w:r>
             <w:r>
               <w:rPr>
-                <w:rFonts w:ascii="Calibri" w:hAnsi="Calibri" w:eastAsia="Calibri" w:cs="Calibri"/>
+                <w:rFonts w:ascii="Calibri" w:hAnsi="Calibri" w:cs="Calibri"/>
                 <w:sz w:val="22"/>
                 <w:szCs w:val="22"/>
               </w:rPr>
@@ -4377,7 +4396,7 @@
             </w:r>
             <w:r>
               <w:rPr>
-                <w:rFonts w:ascii="Calibri" w:hAnsi="Calibri" w:eastAsia="Calibri" w:cs="Calibri"/>
+                <w:rFonts w:ascii="Calibri" w:hAnsi="Calibri" w:cs="Calibri"/>
                 <w:sz w:val="22"/>
                 <w:szCs w:val="22"/>
               </w:rPr>
@@ -4428,7 +4447,7 @@
             </w:r>
             <w:r>
               <w:rPr>
-                <w:rFonts w:ascii="Calibri" w:hAnsi="Calibri" w:eastAsia="Calibri" w:cs="Calibri"/>
+                <w:rFonts w:ascii="Calibri" w:hAnsi="Calibri" w:cs="Calibri"/>
                 <w:color w:val="ffffff" w:themeColor="background1"/>
                 <w:sz w:val="22"/>
                 <w:szCs w:val="22"/>
@@ -4478,7 +4497,7 @@
             </w:r>
             <w:r>
               <w:rPr>
-                <w:rFonts w:ascii="Calibri" w:hAnsi="Calibri" w:eastAsia="Calibri" w:cs="Calibri"/>
+                <w:rFonts w:ascii="Calibri" w:hAnsi="Calibri" w:cs="Calibri"/>
                 <w:b w:val="0"/>
                 <w:bCs w:val="0"/>
                 <w:sz w:val="22"/>
@@ -4531,7 +4550,7 @@
             </w:r>
             <w:r>
               <w:rPr>
-                <w:rFonts w:ascii="Calibri" w:hAnsi="Calibri" w:eastAsia="Calibri" w:cs="Calibri"/>
+                <w:rFonts w:ascii="Calibri" w:hAnsi="Calibri" w:cs="Calibri"/>
                 <w:sz w:val="22"/>
                 <w:szCs w:val="22"/>
               </w:rPr>
@@ -4576,7 +4595,7 @@
             </w:r>
             <w:r>
               <w:rPr>
-                <w:rFonts w:ascii="Calibri" w:hAnsi="Calibri" w:eastAsia="Calibri" w:cs="Calibri"/>
+                <w:rFonts w:ascii="Calibri" w:hAnsi="Calibri" w:cs="Calibri"/>
                 <w:sz w:val="22"/>
                 <w:szCs w:val="22"/>
               </w:rPr>
@@ -4823,7 +4842,7 @@
     </w:tbl>
     <w:p>
       <w:pPr>
-        <w:pStyle w:val="1036"/>
+        <w:pStyle w:val="1048"/>
         <w:pBdr/>
         <w:spacing/>
         <w:ind/>
@@ -4846,6 +4865,7 @@
         </w:rPr>
         <w:t xml:space="preserve"> </w:t>
       </w:r>
+      <w:r/>
       <w:bookmarkEnd w:id="9"/>
       <w:r/>
       <w:r/>
@@ -4871,6 +4891,7 @@
       </w:r>
       <w:r>
         <w:rPr>
+          <w:highlight w:val="none"/>
           <w:lang w:val="fr-CH"/>
         </w:rPr>
       </w:r>
@@ -4891,12 +4912,6 @@
           <w:lang w:val="fr-CH"/>
         </w:rPr>
       </w:pPr>
-      <w:r>
-        <w:rPr>
-          <w:highlight w:val="none"/>
-          <w:lang w:val="fr-CH" w:bidi="fr-CH"/>
-        </w:rPr>
-      </w:r>
       <w:r>
         <w:rPr>
           <w:highlight w:val="none"/>
@@ -4909,10 +4924,16 @@
           <w:lang w:val="fr-CH"/>
         </w:rPr>
       </w:r>
+      <w:r>
+        <w:rPr>
+          <w:highlight w:val="none"/>
+          <w:lang w:val="fr-CH"/>
+        </w:rPr>
+      </w:r>
     </w:p>
     <w:p>
       <w:pPr>
-        <w:pStyle w:val="1037"/>
+        <w:pStyle w:val="1049"/>
         <w:pBdr/>
         <w:spacing/>
         <w:ind/>
@@ -4930,12 +4951,7 @@
       <w:r>
         <w:t xml:space="preserve">Vue d'ensemble de l'architecture</w:t>
       </w:r>
-      <w:r>
-        <w:rPr>
-          <w:highlight w:val="none"/>
-          <w:lang w:val="fr-CH"/>
-        </w:rPr>
-      </w:r>
+      <w:r/>
       <w:bookmarkEnd w:id="10"/>
       <w:r/>
       <w:r/>
@@ -4970,6 +4986,12 @@
           <w:lang w:val="fr-CH"/>
         </w:rPr>
       </w:r>
+      <w:r>
+        <w:rPr>
+          <w:highlight w:val="none"/>
+          <w:lang w:val="fr-CH"/>
+        </w:rPr>
+      </w:r>
     </w:p>
     <w:p>
       <w:pPr>
@@ -4999,12 +5021,12 @@
               <wp:anchor xmlns:wp="http://schemas.openxmlformats.org/drawingml/2006/wordprocessingDrawing" xmlns:wp14="http://schemas.microsoft.com/office/word/2010/wordprocessingDrawing" distT="0" distB="0" distL="115200" distR="115200" simplePos="0" relativeHeight="251681792" behindDoc="0" locked="0" layoutInCell="1" allowOverlap="1">
                 <wp:simplePos x="0" y="0"/>
                 <wp:positionH relativeFrom="column">
-                  <wp:posOffset>676278</wp:posOffset>
+                  <wp:posOffset>444406</wp:posOffset>
                 </wp:positionH>
                 <wp:positionV relativeFrom="paragraph">
                   <wp:posOffset>588818</wp:posOffset>
                 </wp:positionV>
-                <wp:extent cx="4368254" cy="1865011"/>
+                <wp:extent cx="5014702" cy="1794736"/>
                 <wp:effectExtent l="0" t="0" r="0" b="0"/>
                 <wp:wrapTopAndBottom/>
                 <wp:docPr id="4" name=""/>
@@ -5023,12 +5045,11 @@
                       </pic:nvPicPr>
                       <pic:blipFill rotWithShape="1">
                         <a:blip r:embed="rId13"/>
-                        <a:stretch/>
                       </pic:blipFill>
                       <pic:spPr bwMode="auto">
                         <a:xfrm flipH="0" flipV="0">
                           <a:off x="0" y="0"/>
-                          <a:ext cx="4368253" cy="1865010"/>
+                          <a:ext cx="5014702" cy="1794736"/>
                         </a:xfrm>
                         <a:prstGeom prst="rect">
                           <a:avLst/>
@@ -5061,7 +5082,7 @@
                 <v:path o:extrusionok="f" gradientshapeok="t" o:connecttype="rect"/>
                 <o:lock v:ext="edit" aspectratio="t"/>
               </v:shapetype>
-              <v:shape id="_x0000_i3" o:spid="_x0000_s3" type="#_x0000_t75" style="position:absolute;z-index:251681792;o:allowoverlap:true;o:allowincell:true;mso-position-horizontal-relative:text;margin-left:53.25pt;mso-position-horizontal:absolute;mso-position-vertical-relative:text;margin-top:46.36pt;mso-position-vertical:absolute;width:343.96pt;height:146.85pt;mso-wrap-distance-left:9.07pt;mso-wrap-distance-top:0.00pt;mso-wrap-distance-right:9.07pt;mso-wrap-distance-bottom:0.00pt;z-index:1;" stroked="false">
+              <v:shape id="_x0000_i3" o:spid="_x0000_s3" type="#_x0000_t75" style="position:absolute;z-index:251681792;o:allowoverlap:true;o:allowincell:true;mso-position-horizontal-relative:text;margin-left:34.99pt;mso-position-horizontal:absolute;mso-position-vertical-relative:text;margin-top:46.36pt;mso-position-vertical:absolute;width:394.86pt;height:141.32pt;mso-wrap-distance-left:9.07pt;mso-wrap-distance-top:0.00pt;mso-wrap-distance-right:9.07pt;mso-wrap-distance-bottom:0.00pt;z-index:1;" stroked="false">
                 <w10:wrap type="topAndBottom"/>
                 <v:imagedata r:id="rId13" o:title=""/>
                 <o:lock v:ext="edit" rotation="t"/>
@@ -5084,25 +5105,26 @@
         </w:rPr>
         <w:t xml:space="preserve"> (borniers 24V et RS-485) et les périphériques de lecture matérielle et de communication sans fil (RFID et Wi-Fi).</w:t>
       </w:r>
+      <w:r>
+        <w:rPr>
+          <w:highlight w:val="none"/>
+          <w:lang w:val="fr-CH"/>
+        </w:rPr>
+      </w:r>
+    </w:p>
+    <w:p>
+      <w:pPr>
+        <w:pBdr/>
+        <w:spacing/>
+        <w:ind/>
+        <w:rPr/>
+      </w:pPr>
       <w:r/>
       <w:r/>
     </w:p>
     <w:p>
       <w:pPr>
-        <w:pBdr/>
-        <w:spacing/>
-        <w:ind/>
-        <w:rPr/>
-      </w:pPr>
-      <w:r/>
-      <w:r/>
-      <w:r/>
-      <w:r/>
-      <w:r/>
-    </w:p>
-    <w:p>
-      <w:pPr>
-        <w:pStyle w:val="1037"/>
+        <w:pStyle w:val="1049"/>
         <w:pBdr/>
         <w:spacing/>
         <w:ind/>
@@ -5110,11 +5132,6 @@
       </w:pPr>
       <w:r/>
       <w:bookmarkStart w:id="11" w:name="_Toc11"/>
-      <w:r>
-        <w:rPr>
-          <w:lang w:val="fr-CH"/>
-        </w:rPr>
-      </w:r>
       <w:r>
         <mc:AlternateContent>
           <mc:Choice Requires="wpg">
@@ -5150,7 +5167,7 @@
                         <a:stretch/>
                       </pic:blipFill>
                       <pic:spPr bwMode="auto">
-                        <a:xfrm rot="16199999" flipH="0" flipV="0">
+                        <a:xfrm rot="16199998" flipH="0" flipV="0">
                           <a:off x="0" y="0"/>
                           <a:ext cx="915908" cy="1431106"/>
                         </a:xfrm>
@@ -5203,7 +5220,12 @@
       <w:r>
         <w:t xml:space="preserve">Module de lecture RFID : </w:t>
       </w:r>
-      <w:r/>
+      <w:r>
+        <w:rPr>
+          <w:lang w:val="fr-CH"/>
+        </w:rPr>
+        <w:t xml:space="preserve">RC522</w:t>
+      </w:r>
       <w:bookmarkEnd w:id="11"/>
       <w:r/>
       <w:r/>
@@ -5235,7 +5257,12 @@
           <w:lang w:val="fr-CH"/>
         </w:rPr>
       </w:r>
-      <w:r/>
+      <w:r>
+        <w:rPr>
+          <w:highlight w:val="none"/>
+          <w:lang w:val="fr-CH"/>
+        </w:rPr>
+      </w:r>
     </w:p>
     <w:p>
       <w:pPr>
@@ -5256,16 +5283,11 @@
           <w:lang w:val="fr-CH"/>
         </w:rPr>
       </w:r>
-      <w:r>
-        <w:rPr>
-          <w:highlight w:val="none"/>
-          <w:lang w:val="fr-CH"/>
-        </w:rPr>
-      </w:r>
+      <w:r/>
     </w:p>
     <w:p>
       <w:pPr>
-        <w:pStyle w:val="1037"/>
+        <w:pStyle w:val="1049"/>
         <w:pBdr/>
         <w:spacing/>
         <w:ind/>
@@ -5301,12 +5323,7 @@
         </w:rPr>
         <w:t xml:space="preserve"> et MAX3485</w:t>
       </w:r>
-      <w:r>
-        <w:rPr>
-          <w:highlight w:val="none"/>
-          <w:lang w:val="fr-CH"/>
-        </w:rPr>
-      </w:r>
+      <w:r/>
       <w:bookmarkEnd w:id="12"/>
       <w:r/>
       <w:r/>
@@ -5322,19 +5339,6 @@
           <w:lang w:val="fr-CH"/>
         </w:rPr>
       </w:pPr>
-      <w:r>
-        <w:rPr>
-          <w:highlight w:val="none"/>
-          <w:lang w:val="fr-CH"/>
-        </w:rPr>
-      </w:r>
-      <w:r/>
-      <w:r>
-        <w:rPr>
-          <w:highlight w:val="none"/>
-          <w:lang w:val="fr-CH"/>
-        </w:rPr>
-      </w:r>
       <w:r>
         <w:rPr>
           <w:highlight w:val="none"/>
@@ -5348,11 +5352,16 @@
         </w:rPr>
         <w:t xml:space="preserve">Pour garantir la compatibilité universelle du prototype avec différents contrôleurs industriels (Wago, Beckhoff, etc.), l'interface de communication physique devait être robuste.  </w:t>
       </w:r>
-      <w:r/>
+      <w:r>
+        <w:rPr>
+          <w:highlight w:val="none"/>
+          <w:lang w:val="fr-CH"/>
+        </w:rPr>
+      </w:r>
     </w:p>
     <w:p>
       <w:pPr>
-        <w:pStyle w:val="1237"/>
+        <w:pStyle w:val="1249"/>
         <w:numPr>
           <w:ilvl w:val="0"/>
           <w:numId w:val="120"/>
@@ -5471,11 +5480,16 @@
         <w:tab/>
         <w:br/>
       </w:r>
-      <w:r/>
+      <w:r>
+        <w:rPr>
+          <w:highlight w:val="none"/>
+          <w:lang w:val="fr-CH"/>
+        </w:rPr>
+      </w:r>
     </w:p>
     <w:p>
       <w:pPr>
-        <w:pStyle w:val="1237"/>
+        <w:pStyle w:val="1249"/>
         <w:numPr>
           <w:ilvl w:val="0"/>
           <w:numId w:val="120"/>
@@ -5528,7 +5542,7 @@
                       </pic:nvPicPr>
                       <pic:blipFill rotWithShape="1">
                         <a:blip r:embed="rId16"/>
-                        <a:srcRect l="20455" t="22437" r="21171" b="22827"/>
+                        <a:srcRect l="20455" t="22437" r="21170" b="22827"/>
                         <a:stretch/>
                       </pic:blipFill>
                       <pic:spPr bwMode="auto">
@@ -5569,7 +5583,7 @@
               </v:shapetype>
               <v:shape id="_x0000_i6" o:spid="_x0000_s6" type="#_x0000_t75" style="position:absolute;z-index:251679744;o:allowoverlap:true;o:allowincell:true;mso-position-horizontal-relative:text;margin-left:369.55pt;mso-position-horizontal:absolute;mso-position-vertical-relative:text;margin-top:8.26pt;mso-position-vertical:absolute;width:84.00pt;height:78.76pt;mso-wrap-distance-left:9.07pt;mso-wrap-distance-top:0.00pt;mso-wrap-distance-right:9.07pt;mso-wrap-distance-bottom:0.00pt;z-index:1;" stroked="false">
                 <w10:wrap type="square"/>
-                <v:imagedata r:id="rId16" o:title="" croptop="14704f" cropleft="13405f" cropbottom="14960f" cropright="13875f"/>
+                <v:imagedata r:id="rId16" o:title="" croptop="14704f" cropleft="13405f" cropbottom="14960f" cropright="13874f"/>
                 <o:lock v:ext="edit" rotation="t"/>
               </v:shape>
             </w:pict>
@@ -5592,7 +5606,14 @@
           <w:highlight w:val="none"/>
           <w:lang w:val="fr-CH"/>
         </w:rPr>
-        <w:t xml:space="preserve">sion MAX3485 est intégrée. Elle sert de pont pour traduire les signaux logiques de l'ESP32 en signaux différentiels exploitables par l'automate via le bornier de raccordement. L'avantage du MAX3485 est qu'il est alimenté directement en 3.3V, simplifiant ain</w:t>
+        <w:t xml:space="preserve">s</w:t>
+      </w:r>
+      <w:r>
+        <w:rPr>
+          <w:highlight w:val="none"/>
+          <w:lang w:val="fr-CH"/>
+        </w:rPr>
+        <w:t xml:space="preserve">ion MAX3485 est intégrée. Elle sert de pont pour traduire les signaux logiques de l'ESP32 en signaux différentiels exploitables par l'automate via le bornier de raccordement. L'avantage du MAX3485 est qu'il est alimenté directement en 3.3V, simplifiant ain</w:t>
       </w:r>
       <w:r>
         <w:rPr>
@@ -5600,18 +5621,6 @@
           <w:lang w:val="fr-CH"/>
         </w:rPr>
         <w:t xml:space="preserve">si le routage.</w:t>
-      </w:r>
-      <w:r/>
-      <w:r/>
-      <w:r>
-        <w:rPr>
-          <w:highlight w:val="none"/>
-        </w:rPr>
-      </w:r>
-      <w:r>
-        <w:rPr>
-          <w:highlight w:val="none"/>
-        </w:rPr>
       </w:r>
       <w:r>
         <w:rPr>
@@ -5622,7 +5631,7 @@
     </w:p>
     <w:p>
       <w:pPr>
-        <w:pStyle w:val="1037"/>
+        <w:pStyle w:val="1049"/>
         <w:pBdr/>
         <w:spacing/>
         <w:ind/>
@@ -5630,12 +5639,6 @@
       </w:pPr>
       <w:r/>
       <w:bookmarkStart w:id="13" w:name="_Toc13"/>
-      <w:r>
-        <w:rPr>
-          <w:highlight w:val="none"/>
-          <w:lang w:val="fr-CH"/>
-        </w:rPr>
-      </w:r>
       <w:r>
         <w:rPr>
           <w:highlight w:val="none"/>
@@ -5658,6 +5661,7 @@
         </w:rPr>
         <w:t xml:space="preserve">(24-&gt;5VDC)</w:t>
       </w:r>
+      <w:r/>
       <w:bookmarkEnd w:id="13"/>
       <w:r/>
       <w:r/>
@@ -5758,28 +5762,10 @@
       </w:r>
       <w:r>
         <w:rPr>
-          <w:lang w:val="fr-CH"/>
-        </w:rPr>
-      </w:r>
-      <w:r>
-        <w:rPr>
-          <w:highlight w:val="none"/>
-          <w:lang w:val="fr-CH"/>
-        </w:rPr>
-      </w:r>
-      <w:r>
-        <w:rPr>
           <w:highlight w:val="none"/>
           <w:lang w:val="fr-CH"/>
         </w:rPr>
         <w:t xml:space="preserve">Le système devant s'intégrer directement dans les cellules industrielles, l'alimentation primaire fournie en entrée est le standard 24V DC. Pour abaisser et réguler cette tension, le choix s'est porté sur le convertisseur DC-DC TR10S05.</w:t>
-      </w:r>
-      <w:r/>
-      <w:r>
-        <w:rPr>
-          <w:highlight w:val="none"/>
-          <w:lang w:val="fr-CH"/>
-        </w:rPr>
       </w:r>
       <w:r>
         <w:rPr>
@@ -5816,24 +5802,18 @@
           <w:highlight w:val="none"/>
           <w:lang w:val="fr-CH" w:bidi="fr-CH"/>
         </w:rPr>
+        <w:t xml:space="preserve">Il s'agit d'un régulateur à découpage, capable d'accepter une large plage de tension en entrée (de 8V à 28V) pour fournir une tension de sortie stable de 5.0V.</w:t>
+      </w:r>
+      <w:r>
+        <w:rPr>
+          <w:highlight w:val="none"/>
+          <w:lang w:val="fr-CH"/>
+        </w:rPr>
       </w:r>
       <w:r>
         <w:rPr>
           <w:highlight w:val="none"/>
           <w:lang w:val="fr-CH" w:bidi="fr-CH"/>
-        </w:rPr>
-        <w:t xml:space="preserve">Il s'agit d'un régulateur à découpage (Switching Regulator) au format SIP à 3 broches, capable d'accepter une large plage de tension en entrée (de 8V à 28V) pour fournir une tension de sortie stable de 5.0V.</w:t>
-      </w:r>
-      <w:r>
-        <w:rPr>
-          <w:highlight w:val="none"/>
-          <w:lang w:val="fr-CH" w:bidi="fr-CH"/>
-        </w:rPr>
-      </w:r>
-      <w:r>
-        <w:rPr>
-          <w:highlight w:val="none"/>
-          <w:lang w:val="fr-CH"/>
         </w:rPr>
       </w:r>
     </w:p>
@@ -5859,13 +5839,13 @@
           <w:highlight w:val="none"/>
           <w:lang w:val="fr-CH" w:bidi="fr-CH"/>
         </w:rPr>
+        <w:t xml:space="preserve">Il peut délivrer un courant allant jusqu'à 1A, avec une excellente efficacité énergétique pouvant atteindre 93%.</w:t>
       </w:r>
       <w:r>
         <w:rPr>
           <w:highlight w:val="none"/>
-          <w:lang w:val="fr-CH" w:bidi="fr-CH"/>
+          <w:lang w:val="fr-CH"/>
         </w:rPr>
-        <w:t xml:space="preserve">Il peut délivrer un courant allant jusqu'à 1000 mA, avec une excellente efficacité énergétique pouvant atteindre 93%.</w:t>
       </w:r>
       <w:r>
         <w:rPr>
@@ -5873,29 +5853,17 @@
           <w:lang w:val="fr-CH" w:bidi="fr-CH"/>
         </w:rPr>
       </w:r>
-      <w:r>
+    </w:p>
+    <w:p>
+      <w:pPr>
+        <w:pBdr/>
+        <w:spacing/>
+        <w:ind/>
         <w:rPr>
           <w:highlight w:val="none"/>
           <w:lang w:val="fr-CH"/>
         </w:rPr>
-      </w:r>
-    </w:p>
-    <w:p>
-      <w:pPr>
-        <w:pBdr/>
-        <w:spacing/>
-        <w:ind/>
-        <w:rPr>
-          <w:highlight w:val="none"/>
-          <w:lang w:val="fr-CH"/>
-        </w:rPr>
-      </w:pPr>
-      <w:r>
-        <w:rPr>
-          <w:highlight w:val="none"/>
-          <w:lang w:val="fr-CH" w:bidi="fr-CH"/>
-        </w:rPr>
-      </w:r>
+      </w:pPr>
       <w:r>
         <w:rPr>
           <w:highlight w:val="none"/>
@@ -5918,7 +5886,7 @@
       <w:r>
         <w:rPr>
           <w:highlight w:val="none"/>
-          <w:lang w:val="fr-CH" w:bidi="fr-CH"/>
+          <w:lang w:val="fr-CH"/>
         </w:rPr>
       </w:r>
     </w:p>
@@ -5931,11 +5899,10 @@
       </w:pPr>
       <w:r/>
       <w:r/>
-      <w:r/>
     </w:p>
     <w:p>
       <w:pPr>
-        <w:pStyle w:val="1037"/>
+        <w:pStyle w:val="1049"/>
         <w:pBdr/>
         <w:spacing/>
         <w:ind/>
@@ -5953,31 +5920,25 @@
       <w:r>
         <w:t xml:space="preserve">Interfaces de contrôle local et de diagnostic</w:t>
       </w:r>
+      <w:r/>
+      <w:bookmarkEnd w:id="14"/>
+      <w:r/>
+      <w:r/>
+    </w:p>
+    <w:p>
+      <w:pPr>
+        <w:pBdr/>
+        <w:spacing/>
+        <w:ind/>
+        <w:jc w:val="both"/>
+        <w:rPr/>
+      </w:pPr>
       <w:r>
         <w:rPr>
           <w:highlight w:val="none"/>
           <w:lang w:val="fr-CH"/>
         </w:rPr>
       </w:r>
-      <w:bookmarkEnd w:id="14"/>
-      <w:r/>
-      <w:r/>
-    </w:p>
-    <w:p>
-      <w:pPr>
-        <w:pBdr/>
-        <w:spacing/>
-        <w:ind/>
-        <w:jc w:val="both"/>
-        <w:rPr/>
-      </w:pPr>
-      <w:r>
-        <w:rPr>
-          <w:highlight w:val="none"/>
-          <w:lang w:val="fr-CH"/>
-        </w:rPr>
-      </w:r>
-      <w:r/>
       <w:r>
         <w:rPr>
           <w:highlight w:val="none"/>
@@ -5991,28 +5952,11 @@
           <w:lang w:val="fr-CH"/>
         </w:rPr>
       </w:r>
-      <w:r>
-        <w:rPr>
-          <w:highlight w:val="none"/>
-          <w:lang w:val="fr-CH"/>
-        </w:rPr>
-      </w:r>
-      <w:r>
-        <w:rPr>
-          <w:highlight w:val="none"/>
-          <w:lang w:val="fr-CH"/>
-        </w:rPr>
-      </w:r>
-      <w:r>
-        <w:rPr>
-          <w:highlight w:val="none"/>
-          <w:lang w:val="fr-CH"/>
-        </w:rPr>
-      </w:r>
+      <w:r/>
     </w:p>
     <w:p>
       <w:pPr>
-        <w:pStyle w:val="1237"/>
+        <w:pStyle w:val="1249"/>
         <w:numPr>
           <w:ilvl w:val="0"/>
           <w:numId w:val="121"/>
@@ -6041,7 +5985,7 @@
                 <wp:positionV relativeFrom="paragraph">
                   <wp:posOffset>150351</wp:posOffset>
                 </wp:positionV>
-                <wp:extent cx="706459" cy="809217"/>
+                <wp:extent cx="844363" cy="809217"/>
                 <wp:effectExtent l="0" t="0" r="0" b="0"/>
                 <wp:wrapSquare wrapText="bothSides"/>
                 <wp:docPr id="9" name=""/>
@@ -6060,12 +6004,11 @@
                       </pic:nvPicPr>
                       <pic:blipFill rotWithShape="1">
                         <a:blip r:embed="rId18"/>
-                        <a:stretch/>
                       </pic:blipFill>
                       <pic:spPr bwMode="auto">
                         <a:xfrm flipH="0" flipV="0">
                           <a:off x="0" y="0"/>
-                          <a:ext cx="706459" cy="809217"/>
+                          <a:ext cx="844362" cy="809217"/>
                         </a:xfrm>
                         <a:prstGeom prst="rect">
                           <a:avLst/>
@@ -6098,7 +6041,7 @@
                 <v:path o:extrusionok="f" gradientshapeok="t" o:connecttype="rect"/>
                 <o:lock v:ext="edit" aspectratio="t"/>
               </v:shapetype>
-              <v:shape id="_x0000_i8" o:spid="_x0000_s8" type="#_x0000_t75" style="position:absolute;z-index:251684864;o:allowoverlap:true;o:allowincell:true;mso-position-horizontal-relative:text;margin-left:380.63pt;mso-position-horizontal:absolute;mso-position-vertical-relative:text;margin-top:11.84pt;mso-position-vertical:absolute;width:55.63pt;height:63.72pt;mso-wrap-distance-left:9.07pt;mso-wrap-distance-top:0.00pt;mso-wrap-distance-right:9.07pt;mso-wrap-distance-bottom:0.00pt;z-index:1;" stroked="false">
+              <v:shape id="_x0000_i8" o:spid="_x0000_s8" type="#_x0000_t75" style="position:absolute;z-index:251684864;o:allowoverlap:true;o:allowincell:true;mso-position-horizontal-relative:text;margin-left:380.63pt;mso-position-horizontal:absolute;mso-position-vertical-relative:text;margin-top:11.84pt;mso-position-vertical:absolute;width:66.49pt;height:63.72pt;mso-wrap-distance-left:9.07pt;mso-wrap-distance-top:0.00pt;mso-wrap-distance-right:9.07pt;mso-wrap-distance-bottom:0.00pt;z-index:1;" stroked="false">
                 <w10:wrap type="square"/>
                 <v:imagedata r:id="rId18" o:title=""/>
                 <o:lock v:ext="edit" rotation="t"/>
@@ -6117,14 +6060,6 @@
         <w:br/>
         <w:t xml:space="preserve">Un interrupteur matériel relié à une broche d'entrée de l'ESP32. Il permet à l'opérateur d'activer ou de désactiver ponctuellement la c</w:t>
       </w:r>
-      <w:r/>
-      <w:r>
-        <w:rPr>
-          <w:highlight w:val="none"/>
-          <w:lang w:val="fr-CH"/>
-        </w:rPr>
-      </w:r>
-      <w:r/>
       <w:r>
         <w:rPr>
           <w:highlight w:val="none"/>
@@ -6132,40 +6067,21 @@
         </w:rPr>
         <w:t xml:space="preserve">ommun</w:t>
       </w:r>
-      <w:r/>
       <w:r>
         <w:rPr>
           <w:highlight w:val="none"/>
           <w:lang w:val="fr-CH"/>
         </w:rPr>
-        <w:t xml:space="preserve">ication série avec l'automate, sans avoir à couper l'alimentation générale du lecteur ni à inter</w:t>
+        <w:t xml:space="preserve">ication série avec l'automate. J’ai choisi de prendre un switch latéral pour l’accessibilité à l’éxtérieur du boitier.</w:t>
       </w:r>
       <w:r>
         <w:rPr>
           <w:highlight w:val="none"/>
           <w:lang w:val="fr-CH"/>
         </w:rPr>
-        <w:t xml:space="preserve">rompre les mises à jour Wi-Fi vers Node-RED. </w:t>
+        <w:t xml:space="preserve"> </w:t>
         <w:tab/>
         <w:t xml:space="preserve"> </w:t>
-      </w:r>
-      <w:r>
-        <w:rPr>
-          <w:highlight w:val="none"/>
-          <w:lang w:val="fr-CH"/>
-        </w:rPr>
-      </w:r>
-      <w:r>
-        <w:rPr>
-          <w:highlight w:val="none"/>
-          <w:lang w:val="fr-CH"/>
-        </w:rPr>
-      </w:r>
-      <w:r>
-        <w:rPr>
-          <w:highlight w:val="none"/>
-          <w:lang w:val="fr-CH"/>
-        </w:rPr>
       </w:r>
       <w:r>
         <w:rPr>
@@ -6180,10 +6096,11 @@
           <w:lang w:val="fr-CH"/>
         </w:rPr>
       </w:r>
+      <w:r/>
     </w:p>
     <w:p>
       <w:pPr>
-        <w:pStyle w:val="1237"/>
+        <w:pStyle w:val="1249"/>
         <w:numPr>
           <w:ilvl w:val="0"/>
           <w:numId w:val="121"/>
@@ -6201,26 +6118,92 @@
         </w:rPr>
         <w:t xml:space="preserve">Affichage d'état (LED) : </w:t>
         <w:tab/>
-        <w:br/>
-        <w:t xml:space="preserve">Un affichage par LED permet de remonter visuellement le diagnostic local (état d'attente, badge lu avec succès, badge illisible, ou badge défectu</w:t>
+      </w:r>
+      <w:r>
+        <w:t xml:space="preserve">APA102</w:t>
       </w:r>
       <w:r>
         <w:rPr>
           <w:highlight w:val="none"/>
           <w:lang w:val="fr-CH"/>
         </w:rPr>
+        <w:br/>
+        <w:t xml:space="preserve">Cet affichage permet de remonter visuellement le diagnostic local (état d'attente, badge lu avec succès, badge illisible, ou badge défectu</w:t>
+      </w:r>
+      <w:r>
+        <w:rPr>
+          <w:highlight w:val="none"/>
+          <w:lang w:val="fr-CH"/>
+        </w:rPr>
+        <w:t xml:space="preserve">eux). </w:t>
+      </w:r>
+      <w:r>
+        <w:t xml:space="preserve">Pour ce faire, le choix s'est porté sur une LED </w:t>
+      </w:r>
+      <w:r>
+        <w:rPr>
+          <w:lang w:val="fr-CH"/>
+        </w:rPr>
+        <w:t xml:space="preserve">RGB</w:t>
+      </w:r>
+      <w:r>
+        <w:rPr>
+          <w:lang w:val="fr-CH"/>
+        </w:rPr>
+        <w:t xml:space="preserve"> </w:t>
+      </w:r>
+      <w:r>
+        <w:t xml:space="preserve">adressable. Ce composant utilise </w:t>
+      </w:r>
+      <w:r>
+        <w:rPr>
+          <w:lang w:val="fr-CH"/>
+        </w:rPr>
+        <w:t xml:space="preserve">le</w:t>
+      </w:r>
+      <w:r>
+        <w:rPr>
+          <w:lang w:val="fr-CH"/>
+        </w:rPr>
+        <w:t xml:space="preserve"> </w:t>
+      </w:r>
+      <w:r>
+        <w:t xml:space="preserve">protocole </w:t>
+      </w:r>
+      <w:r>
+        <w:rPr>
+          <w:lang w:val="fr-CH"/>
+        </w:rPr>
+        <w:t xml:space="preserve">SPI</w:t>
+      </w:r>
+      <w:r>
+        <w:t xml:space="preserve"> deux broches matérielles (</w:t>
+      </w:r>
+      <w:r>
+        <w:rPr>
+          <w:lang w:val="fr-CH"/>
+        </w:rPr>
+        <w:t xml:space="preserve">pas de select</w:t>
+      </w:r>
+      <w:r>
+        <w:t xml:space="preserve">). </w:t>
+      </w:r>
+      <w:r>
+        <w:rPr>
+          <w:lang w:val="fr-CH"/>
+        </w:rPr>
         <mc:AlternateContent>
           <mc:Choice Requires="wpg">
             <w:drawing>
-              <wp:anchor xmlns:wp="http://schemas.openxmlformats.org/drawingml/2006/wordprocessingDrawing" xmlns:wp14="http://schemas.microsoft.com/office/word/2010/wordprocessingDrawing" distT="0" distB="0" distL="115200" distR="115200" simplePos="0" relativeHeight="251688960" behindDoc="0" locked="0" layoutInCell="1" allowOverlap="1">
+              <wp:anchor xmlns:wp="http://schemas.openxmlformats.org/drawingml/2006/wordprocessingDrawing" xmlns:wp14="http://schemas.microsoft.com/office/word/2010/wordprocessingDrawing" distT="0" distB="0" distL="115200" distR="115200" simplePos="0" relativeHeight="251696128" behindDoc="0" locked="0" layoutInCell="1" allowOverlap="1">
                 <wp:simplePos x="0" y="0"/>
                 <wp:positionH relativeFrom="column">
-                  <wp:posOffset>4732893</wp:posOffset>
+                  <wp:posOffset>4770461</wp:posOffset>
                 </wp:positionH>
                 <wp:positionV relativeFrom="paragraph">
-                  <wp:posOffset>211583</wp:posOffset>
+                  <wp:posOffset>144578</wp:posOffset>
                 </wp:positionV>
-                <wp:extent cx="807543" cy="658059"/>
+                <wp:extent cx="907879" cy="783218"/>
                 <wp:effectExtent l="0" t="0" r="0" b="0"/>
                 <wp:wrapSquare wrapText="bothSides"/>
                 <wp:docPr id="10" name=""/>
@@ -6231,7 +6214,7 @@
                   <a:graphicData uri="http://schemas.openxmlformats.org/drawingml/2006/picture">
                     <pic:pic xmlns:pic="http://schemas.openxmlformats.org/drawingml/2006/picture">
                       <pic:nvPicPr>
-                        <pic:cNvPr id="324501417" name=""/>
+                        <pic:cNvPr id="282106183" name=""/>
                         <pic:cNvPicPr>
                           <a:picLocks noChangeAspect="1"/>
                         </pic:cNvPicPr>
@@ -6239,13 +6222,13 @@
                       </pic:nvPicPr>
                       <pic:blipFill rotWithShape="1">
                         <a:blip r:embed="rId19"/>
-                        <a:srcRect l="9522" t="17372" r="11112" b="17953"/>
+                        <a:srcRect l="6216" t="4172" r="8316" b="3870"/>
                         <a:stretch/>
                       </pic:blipFill>
                       <pic:spPr bwMode="auto">
                         <a:xfrm flipH="0" flipV="0">
                           <a:off x="0" y="0"/>
-                          <a:ext cx="807542" cy="658058"/>
+                          <a:ext cx="907878" cy="783218"/>
                         </a:xfrm>
                         <a:prstGeom prst="rect">
                           <a:avLst/>
@@ -6278,40 +6261,14 @@
                 <v:path o:extrusionok="f" gradientshapeok="t" o:connecttype="rect"/>
                 <o:lock v:ext="edit" aspectratio="t"/>
               </v:shapetype>
-              <v:shape id="_x0000_i9" o:spid="_x0000_s9" type="#_x0000_t75" style="position:absolute;z-index:251688960;o:allowoverlap:true;o:allowincell:true;mso-position-horizontal-relative:text;margin-left:372.67pt;mso-position-horizontal:absolute;mso-position-vertical-relative:text;margin-top:16.66pt;mso-position-vertical:absolute;width:63.59pt;height:51.82pt;mso-wrap-distance-left:9.07pt;mso-wrap-distance-top:0.00pt;mso-wrap-distance-right:9.07pt;mso-wrap-distance-bottom:0.00pt;z-index:1;" stroked="false">
+              <v:shape id="_x0000_i9" o:spid="_x0000_s9" type="#_x0000_t75" style="position:absolute;z-index:251696128;o:allowoverlap:true;o:allowincell:true;mso-position-horizontal-relative:text;margin-left:375.63pt;mso-position-horizontal:absolute;mso-position-vertical-relative:text;margin-top:11.38pt;mso-position-vertical:absolute;width:71.49pt;height:61.67pt;mso-wrap-distance-left:9.07pt;mso-wrap-distance-top:0.00pt;mso-wrap-distance-right:9.07pt;mso-wrap-distance-bottom:0.00pt;z-index:1;" stroked="false">
                 <w10:wrap type="square"/>
-                <v:imagedata r:id="rId19" o:title="" croptop="11385f" cropleft="6240f" cropbottom="11766f" cropright="7282f"/>
+                <v:imagedata r:id="rId19" o:title="" croptop="2734f" cropleft="4074f" cropbottom="2536f" cropright="5450f"/>
                 <o:lock v:ext="edit" rotation="t"/>
               </v:shape>
             </w:pict>
           </mc:Fallback>
         </mc:AlternateContent>
-      </w:r>
-      <w:r>
-        <w:rPr>
-          <w:highlight w:val="none"/>
-          <w:lang w:val="fr-CH"/>
-        </w:rPr>
-        <w:t xml:space="preserve">eux). Cette information immédiate facilite les tests et la maintenance sur site.</w:t>
-      </w:r>
-      <w:r>
-        <w:rPr>
-          <w:highlight w:val="none"/>
-          <w:lang w:val="fr-CH"/>
-        </w:rPr>
-      </w:r>
-      <w:r>
-        <w:rPr>
-          <w:highlight w:val="none"/>
-          <w:lang w:val="fr-CH"/>
-        </w:rPr>
-      </w:r>
-      <w:r>
-        <w:rPr>
-          <w:highlight w:val="none"/>
-          <w:lang w:val="fr-CH"/>
-        </w:rPr>
-        <w:tab/>
       </w:r>
       <w:r/>
     </w:p>
@@ -6333,15 +6290,11 @@
           <w:highlight w:val="none"/>
         </w:rPr>
       </w:r>
-      <w:r>
-        <w:rPr>
-          <w:highlight w:val="none"/>
-        </w:rPr>
-      </w:r>
+      <w:r/>
     </w:p>
     <w:p>
       <w:pPr>
-        <w:pStyle w:val="1037"/>
+        <w:pStyle w:val="1049"/>
         <w:pBdr/>
         <w:spacing/>
         <w:ind/>
@@ -6351,11 +6304,6 @@
       </w:pPr>
       <w:r/>
       <w:bookmarkStart w:id="15" w:name="_Toc15"/>
-      <w:r>
-        <w:rPr>
-          <w:lang w:val="fr-CH"/>
-        </w:rPr>
-      </w:r>
       <w:r>
         <mc:AlternateContent>
           <mc:Choice Requires="wpg">
@@ -6387,7 +6335,7 @@
                       </pic:nvPicPr>
                       <pic:blipFill rotWithShape="1">
                         <a:blip r:embed="rId20"/>
-                        <a:srcRect l="0" t="9322" r="0" b="9082"/>
+                        <a:srcRect l="0" t="9322" r="0" b="9081"/>
                         <a:stretch/>
                       </pic:blipFill>
                       <pic:spPr bwMode="auto">
@@ -6428,7 +6376,7 @@
               </v:shapetype>
               <v:shape id="_x0000_i10" o:spid="_x0000_s10" type="#_x0000_t75" style="position:absolute;z-index:251691008;o:allowoverlap:true;o:allowincell:true;mso-position-horizontal-relative:text;margin-left:376.70pt;mso-position-horizontal:absolute;mso-position-vertical-relative:text;margin-top:16.70pt;mso-position-vertical:absolute;width:76.85pt;height:62.71pt;mso-wrap-distance-left:9.07pt;mso-wrap-distance-top:0.00pt;mso-wrap-distance-right:9.07pt;mso-wrap-distance-bottom:0.00pt;z-index:1;" stroked="false">
                 <w10:wrap type="square"/>
-                <v:imagedata r:id="rId20" o:title="" croptop="6109f" cropleft="0f" cropbottom="5952f" cropright="0f"/>
+                <v:imagedata r:id="rId20" o:title="" croptop="6109f" cropleft="0f" cropbottom="5951f" cropright="0f"/>
                 <o:lock v:ext="edit" rotation="t"/>
               </v:shape>
             </w:pict>
@@ -6441,11 +6389,12 @@
         </w:rPr>
         <w:t xml:space="preserve">3.6 Branchement / Liaison</w:t>
       </w:r>
+      <w:r/>
       <w:bookmarkEnd w:id="15"/>
       <w:r/>
       <w:r>
         <w:rPr>
-          <w:highlight w:val="none"/>
+          <w:lang w:val="fr-CH"/>
         </w:rPr>
       </w:r>
     </w:p>
@@ -6475,12 +6424,12 @@
       </w:r>
       <w:r>
         <w:rPr>
-          <w:highlight w:val="none"/>
+          <w:lang w:val="fr-CH"/>
         </w:rPr>
       </w:r>
       <w:r>
         <w:rPr>
-          <w:lang w:val="fr-CH"/>
+          <w:highlight w:val="none"/>
         </w:rPr>
       </w:r>
     </w:p>
@@ -6503,20 +6452,14 @@
       </w:r>
       <w:r>
         <w:rPr>
-          <w:highlight w:val="none"/>
-          <w:lang w:val="fr-CH" w:bidi="fr-CH"/>
+          <w:lang w:val="fr-CH"/>
         </w:rPr>
       </w:r>
       <w:r/>
-      <w:r>
-        <w:rPr>
-          <w:lang w:val="fr-CH"/>
-        </w:rPr>
-      </w:r>
     </w:p>
     <w:p>
       <w:pPr>
-        <w:pStyle w:val="1237"/>
+        <w:pStyle w:val="1249"/>
         <w:numPr>
           <w:ilvl w:val="0"/>
           <w:numId w:val="124"/>
@@ -6548,10 +6491,15 @@
           <w:lang w:val="fr-CH"/>
         </w:rPr>
       </w:r>
+      <w:r>
+        <w:rPr>
+          <w:lang w:val="fr-CH"/>
+        </w:rPr>
+      </w:r>
     </w:p>
     <w:p>
       <w:pPr>
-        <w:pStyle w:val="1237"/>
+        <w:pStyle w:val="1249"/>
         <w:numPr>
           <w:ilvl w:val="0"/>
           <w:numId w:val="124"/>
@@ -6581,17 +6529,13 @@
           <w:highlight w:val="none"/>
           <w:lang w:val="fr-CH" w:bidi="fr-CH"/>
         </w:rPr>
+        <w:t xml:space="preserve">.</w:t>
+      </w:r>
+      <w:r>
+        <w:br w:type="page" w:clear="all"/>
       </w:r>
       <w:r>
         <w:rPr>
-          <w:highlight w:val="none"/>
-          <w:lang w:val="fr-CH" w:bidi="fr-CH"/>
-        </w:rPr>
-        <w:t xml:space="preserve">.</w:t>
-      </w:r>
-      <w:r>
-        <w:rPr>
-          <w:highlight w:val="none"/>
           <w:lang w:val="fr-CH"/>
         </w:rPr>
       </w:r>
@@ -6600,20 +6544,10 @@
           <w:lang w:val="fr-CH"/>
         </w:rPr>
       </w:r>
-      <w:r>
-        <w:br w:type="page" w:clear="all"/>
-      </w:r>
-      <w:r/>
-      <w:r/>
-      <w:r>
-        <w:rPr>
-          <w:lang w:val="fr-CH"/>
-        </w:rPr>
-      </w:r>
     </w:p>
     <w:p>
       <w:pPr>
-        <w:pStyle w:val="1037"/>
+        <w:pStyle w:val="1049"/>
         <w:pBdr/>
         <w:spacing/>
         <w:ind/>
@@ -6641,6 +6575,7 @@
         <w:pBdr/>
         <w:spacing/>
         <w:ind/>
+        <w:jc w:val="both"/>
         <w:rPr>
           <w:highlight w:val="none"/>
           <w:lang w:val="fr-CH"/>
@@ -6651,7 +6586,119 @@
           <w:highlight w:val="none"/>
           <w:lang w:val="fr-CH"/>
         </w:rPr>
-        <w:t xml:space="preserve">Pour le rôle de traitement central, le choix s'est porté sur le microcontrôleur ESP32. Ce composant a été sélectionné pour plusieurs raisons stratégiques :</w:t>
+      </w:r>
+      <w:r>
+        <mc:AlternateContent>
+          <mc:Choice Requires="wpg">
+            <w:drawing>
+              <wp:anchor xmlns:wp="http://schemas.openxmlformats.org/drawingml/2006/wordprocessingDrawing" xmlns:wp14="http://schemas.microsoft.com/office/word/2010/wordprocessingDrawing" distT="0" distB="0" distL="115200" distR="115200" simplePos="0" relativeHeight="251692032" behindDoc="0" locked="0" layoutInCell="1" allowOverlap="1">
+                <wp:simplePos x="0" y="0"/>
+                <wp:positionH relativeFrom="column">
+                  <wp:posOffset>4706088</wp:posOffset>
+                </wp:positionH>
+                <wp:positionV relativeFrom="paragraph">
+                  <wp:posOffset>13708</wp:posOffset>
+                </wp:positionV>
+                <wp:extent cx="1053996" cy="904680"/>
+                <wp:effectExtent l="0" t="0" r="0" b="0"/>
+                <wp:wrapSquare wrapText="bothSides"/>
+                <wp:docPr id="12" name=""/>
+                <wp:cNvGraphicFramePr>
+                  <a:graphicFrameLocks xmlns:a="http://schemas.openxmlformats.org/drawingml/2006/main" noChangeAspect="1"/>
+                </wp:cNvGraphicFramePr>
+                <a:graphic xmlns:a="http://schemas.openxmlformats.org/drawingml/2006/main">
+                  <a:graphicData uri="http://schemas.openxmlformats.org/drawingml/2006/picture">
+                    <pic:pic xmlns:pic="http://schemas.openxmlformats.org/drawingml/2006/picture">
+                      <pic:nvPicPr>
+                        <pic:cNvPr id="1320657182" name=""/>
+                        <pic:cNvPicPr>
+                          <a:picLocks noChangeAspect="1"/>
+                        </pic:cNvPicPr>
+                        <pic:nvPr/>
+                      </pic:nvPicPr>
+                      <pic:blipFill rotWithShape="1">
+                        <a:blip r:embed="rId21"/>
+                        <a:stretch/>
+                      </pic:blipFill>
+                      <pic:spPr bwMode="auto">
+                        <a:xfrm flipH="0" flipV="0">
+                          <a:off x="0" y="0"/>
+                          <a:ext cx="1053996" cy="904680"/>
+                        </a:xfrm>
+                        <a:prstGeom prst="rect">
+                          <a:avLst/>
+                        </a:prstGeom>
+                      </pic:spPr>
+                    </pic:pic>
+                  </a:graphicData>
+                </a:graphic>
+              </wp:anchor>
+            </w:drawing>
+          </mc:Choice>
+          <mc:Fallback>
+            <w:pict>
+              <v:shapetype id="_x0000_t75" coordsize="21600,21600" o:spt="75" o:preferrelative="t" path="m@4@5l@4@11@9@11@9@5xe" filled="f" stroked="f">
+                <v:stroke joinstyle="miter"/>
+                <v:formulas>
+                  <v:f eqn="if lineDrawn pixelLineWidth 0"/>
+                  <v:f eqn="sum @0 1 0"/>
+                  <v:f eqn="sum 0 0 @1"/>
+                  <v:f eqn="prod @2 1 2"/>
+                  <v:f eqn="prod @3 21600 pixelWidth"/>
+                  <v:f eqn="prod @3 21600 pixelHeight"/>
+                  <v:f eqn="sum @0 0 1"/>
+                  <v:f eqn="prod @6 1 2"/>
+                  <v:f eqn="prod @7 21600 pixelWidth"/>
+                  <v:f eqn="sum @8 21600 0"/>
+                  <v:f eqn="prod @7 21600 pixelHeight"/>
+                  <v:f eqn="sum @10 21600 0"/>
+                </v:formulas>
+                <v:path o:extrusionok="f" gradientshapeok="t" o:connecttype="rect"/>
+                <o:lock v:ext="edit" aspectratio="t"/>
+              </v:shapetype>
+              <v:shape id="_x0000_i11" o:spid="_x0000_s11" type="#_x0000_t75" style="position:absolute;z-index:251692032;o:allowoverlap:true;o:allowincell:true;mso-position-horizontal-relative:text;margin-left:370.56pt;mso-position-horizontal:absolute;mso-position-vertical-relative:text;margin-top:1.08pt;mso-position-vertical:absolute;width:82.99pt;height:71.23pt;mso-wrap-distance-left:9.07pt;mso-wrap-distance-top:0.00pt;mso-wrap-distance-right:9.07pt;mso-wrap-distance-bottom:0.00pt;z-index:1;" stroked="false">
+                <w10:wrap type="square"/>
+                <v:imagedata r:id="rId21" o:title=""/>
+                <o:lock v:ext="edit" rotation="t"/>
+              </v:shape>
+            </w:pict>
+          </mc:Fallback>
+        </mc:AlternateContent>
+      </w:r>
+      <w:r>
+        <w:rPr>
+          <w:highlight w:val="none"/>
+          <w:lang w:val="fr-CH"/>
+        </w:rPr>
+      </w:r>
+      <w:r/>
+      <w:r>
+        <w:rPr>
+          <w:highlight w:val="none"/>
+          <w:lang w:val="fr-CH"/>
+        </w:rPr>
+      </w:r>
+      <w:r>
+        <w:t xml:space="preserve">Pour le rôle de traitement central, le choix s'est porté sur le microcontrôleur Seeed Studio XIAO ESP32S3</w:t>
+      </w:r>
+      <w:r>
+        <w:rPr>
+          <w:lang w:val="fr-CH"/>
+        </w:rPr>
+        <w:t xml:space="preserve">/C6</w:t>
+      </w:r>
+      <w:r>
+        <w:t xml:space="preserve">. Ce composant a été sélectionné pour plusieurs raisons stratégiques permettant de répondre aux contraintes d'encombrement</w:t>
+      </w:r>
+      <w:r>
+        <w:t xml:space="preserve"> et de communication du cahier des charges </w:t>
+      </w:r>
+      <w:r>
+        <w:rPr>
+          <w:highlight w:val="none"/>
+          <w:lang w:val="fr-CH"/>
+        </w:rPr>
+        <w:t xml:space="preserve">:</w:t>
       </w:r>
       <w:r>
         <w:rPr>
@@ -6668,7 +6715,7 @@
     </w:p>
     <w:p>
       <w:pPr>
-        <w:pStyle w:val="1237"/>
+        <w:pStyle w:val="1249"/>
         <w:numPr>
           <w:ilvl w:val="0"/>
           <w:numId w:val="122"/>
@@ -6676,6 +6723,7 @@
         <w:pBdr/>
         <w:spacing/>
         <w:ind/>
+        <w:jc w:val="both"/>
         <w:rPr>
           <w:highlight w:val="none"/>
           <w:lang w:val="fr-CH"/>
@@ -6686,23 +6734,96 @@
           <w:highlight w:val="none"/>
           <w:lang w:val="fr-CH"/>
         </w:rPr>
-        <w:t xml:space="preserve">Conn</w:t>
+      </w:r>
+      <w:r>
+        <w:t xml:space="preserve">Connecteur pour antenne externe (U.FL / IPEX) : </w:t>
+        <w:tab/>
+        <w:br/>
+        <w:t xml:space="preserve">Le XIAO ESP32S3</w:t>
+      </w:r>
+      <w:r>
+        <w:rPr>
+          <w:lang w:val="fr-CH"/>
+        </w:rPr>
+        <w:t xml:space="preserve">/C6</w:t>
+      </w:r>
+      <w:r>
+        <w:t xml:space="preserve"> est équipé d'un connecteur physique permettant de déporter l'antenne Wi-Fi à l'extérieur du boîtier ou de la machine. C'est un avantage décisif pour contourner les interférences des structures</w:t>
+      </w:r>
+      <w:r>
+        <w:t xml:space="preserve"> métalliques industrielles et garantir des requêtes API HTTP stables vers le serveur Node-RED.</w:t>
       </w:r>
       <w:r>
         <w:rPr>
           <w:highlight w:val="none"/>
           <w:lang w:val="fr-CH"/>
         </w:rPr>
-        <w:t xml:space="preserve">ectivité Wi-Fi native : </w:t>
-        <w:br/>
-        <w:t xml:space="preserve">Le cahier des charges exige l'envoi de requêtes API HTTP vers le serveur Node-RED pour mettre à jour la base de données de manière autonome. Les ESP32 gère nativement le Wi-Fi, ce qui évite l'ajout d'un module réseau externe et per</w:t>
       </w:r>
       <w:r>
         <w:rPr>
           <w:highlight w:val="none"/>
           <w:lang w:val="fr-CH"/>
         </w:rPr>
-        <w:t xml:space="preserve">met un gain de place sur le PCB.  </w:t>
+        <w:tab/>
+        <w:br/>
+      </w:r>
+      <w:r>
+        <w:rPr>
+          <w:highlight w:val="none"/>
+          <w:lang w:val="fr-CH"/>
+        </w:rPr>
+      </w:r>
+      <w:r>
+        <w:rPr>
+          <w:highlight w:val="none"/>
+          <w:lang w:val="fr-CH"/>
+        </w:rPr>
+      </w:r>
+    </w:p>
+    <w:p>
+      <w:pPr>
+        <w:pStyle w:val="1249"/>
+        <w:numPr>
+          <w:ilvl w:val="0"/>
+          <w:numId w:val="122"/>
+        </w:numPr>
+        <w:pBdr/>
+        <w:spacing/>
+        <w:ind/>
+        <w:jc w:val="both"/>
+        <w:rPr>
+          <w:highlight w:val="none"/>
+          <w:lang w:val="fr-CH"/>
+        </w:rPr>
+      </w:pPr>
+      <w:r>
+        <w:rPr>
+          <w:highlight w:val="none"/>
+          <w:lang w:val="fr-CH"/>
+        </w:rPr>
+      </w:r>
+      <w:r>
+        <w:rPr>
+          <w:highlight w:val="none"/>
+          <w:lang w:val="fr-CH"/>
+        </w:rPr>
+        <w:t xml:space="preserve">Intégration optimisée sur PCB : </w:t>
+        <w:tab/>
+        <w:br/>
+        <w:t xml:space="preserve">Grâce à ses pastilles crénelées (castellated holes), ce module peut être soudé directement à plat en tant que composant monté en surface (CMS) sur la carte électronique mère, garantissant une forte résistance mécanique aux vi</w:t>
+      </w:r>
+      <w:r>
+        <w:rPr>
+          <w:highlight w:val="none"/>
+          <w:lang w:val="fr-CH"/>
+        </w:rPr>
+        <w:t xml:space="preserve">brations de la ligne de production.</w:t>
+      </w:r>
+      <w:r>
+        <w:rPr>
+          <w:highlight w:val="none"/>
+          <w:lang w:val="fr-CH"/>
+        </w:rPr>
       </w:r>
       <w:r>
         <w:rPr>
@@ -6726,7 +6847,7 @@
     </w:p>
     <w:p>
       <w:pPr>
-        <w:pStyle w:val="1237"/>
+        <w:pStyle w:val="1249"/>
         <w:numPr>
           <w:ilvl w:val="0"/>
           <w:numId w:val="122"/>
@@ -6734,6 +6855,7 @@
         <w:pBdr/>
         <w:spacing/>
         <w:ind/>
+        <w:jc w:val="both"/>
         <w:rPr>
           <w:highlight w:val="none"/>
           <w:lang w:val="fr-CH"/>
@@ -6744,9 +6866,30 @@
           <w:highlight w:val="none"/>
           <w:lang w:val="fr-CH"/>
         </w:rPr>
-        <w:t xml:space="preserve">Gestion multi-bus : </w:t>
+        <w:t xml:space="preserve">Tension logique (3.3V) :</w:t>
+        <w:tab/>
+        <w:t xml:space="preserve"> </w:t>
         <w:br/>
-        <w:t xml:space="preserve">L'ESP32 dispose des bus matériels nécessaires pour gérer simultanément le module RFID (via son bus SPI) et la communication avec l'automate (via son bus UART).</w:t>
+      </w:r>
+      <w:r>
+        <w:rPr>
+          <w:highlight w:val="none"/>
+          <w:lang w:val="fr-CH"/>
+        </w:rPr>
+        <w:t xml:space="preserve">Le microcontrôleur fonctionne avec une tension de 3.3V, ce qui lui permet de communiquer directement avec le module RC522 et la puce MAX3485 sans nécessiter de convertisseurs de niveaux logiques (Level Shifters) supplémentaires, simplifiant ainsi le routage</w:t>
+      </w:r>
+      <w:r>
+        <w:rPr>
+          <w:highlight w:val="none"/>
+          <w:lang w:val="fr-CH"/>
+        </w:rPr>
+        <w:t xml:space="preserve"> global.</w:t>
+      </w:r>
+      <w:r>
+        <w:rPr>
+          <w:highlight w:val="none"/>
+          <w:lang w:val="fr-CH"/>
+        </w:rPr>
       </w:r>
       <w:r>
         <w:rPr>
@@ -6770,7 +6913,7 @@
     </w:p>
     <w:p>
       <w:pPr>
-        <w:pStyle w:val="1237"/>
+        <w:pStyle w:val="1249"/>
         <w:numPr>
           <w:ilvl w:val="0"/>
           <w:numId w:val="122"/>
@@ -6778,52 +6921,7 @@
         <w:pBdr/>
         <w:spacing/>
         <w:ind/>
-        <w:rPr>
-          <w:highlight w:val="none"/>
-          <w:lang w:val="fr-CH"/>
-        </w:rPr>
-      </w:pPr>
-      <w:r>
-        <w:rPr>
-          <w:highlight w:val="none"/>
-          <w:lang w:val="fr-CH"/>
-        </w:rPr>
-        <w:t xml:space="preserve">Tension logique (3.3V) : </w:t>
-        <w:br/>
-        <w:t xml:space="preserve">Il s'interface facilement et sans logique de conversion.</w:t>
-        <w:br/>
-        <w:t xml:space="preserve">supplémentaire avec les autres périphériques de la carte qui opèrent également à 3.3V.</w:t>
-      </w:r>
-      <w:r>
-        <w:rPr>
-          <w:highlight w:val="none"/>
-          <w:lang w:val="fr-CH"/>
-        </w:rPr>
-        <w:br/>
-      </w:r>
-      <w:r>
-        <w:rPr>
-          <w:highlight w:val="none"/>
-          <w:lang w:val="fr-CH"/>
-        </w:rPr>
-      </w:r>
-      <w:r>
-        <w:rPr>
-          <w:highlight w:val="none"/>
-          <w:lang w:val="fr-CH"/>
-        </w:rPr>
-      </w:r>
-    </w:p>
-    <w:p>
-      <w:pPr>
-        <w:pStyle w:val="1237"/>
-        <w:numPr>
-          <w:ilvl w:val="0"/>
-          <w:numId w:val="122"/>
-        </w:numPr>
-        <w:pBdr/>
-        <w:spacing/>
-        <w:ind/>
+        <w:jc w:val="both"/>
         <w:rPr/>
       </w:pPr>
       <w:r>
@@ -6832,6 +6930,7 @@
           <w:lang w:val="fr-CH"/>
         </w:rPr>
         <w:t xml:space="preserve">Maturité : </w:t>
+        <w:tab/>
         <w:br/>
       </w:r>
       <w:r>
@@ -6853,14 +6952,14 @@
           <w:highlight w:val="none"/>
           <w:lang w:val="fr-CH"/>
         </w:rPr>
+        <w:tab/>
         <w:br/>
       </w:r>
       <w:r/>
-      <w:r/>
     </w:p>
     <w:p>
       <w:pPr>
-        <w:pStyle w:val="1237"/>
+        <w:pStyle w:val="1249"/>
         <w:numPr>
           <w:ilvl w:val="0"/>
           <w:numId w:val="122"/>
@@ -6868,6 +6967,7 @@
         <w:pBdr/>
         <w:spacing/>
         <w:ind/>
+        <w:jc w:val="both"/>
         <w:rPr/>
       </w:pPr>
       <w:r>
@@ -6875,7 +6975,14 @@
           <w:highlight w:val="none"/>
           <w:lang w:val="fr-CH"/>
         </w:rPr>
-        <w:t xml:space="preserve">Antenne externe : </w:t>
+      </w:r>
+      <w:r>
+        <w:rPr>
+          <w:highlight w:val="none"/>
+          <w:lang w:val="fr-CH"/>
+        </w:rPr>
+        <w:t xml:space="preserve">Gestion multi-bus (Optimisation des I/O) : </w:t>
+        <w:tab/>
         <w:br/>
       </w:r>
       <w:r>
@@ -6883,48 +6990,323 @@
           <w:highlight w:val="none"/>
           <w:lang w:val="fr-CH"/>
         </w:rPr>
-        <w:t xml:space="preserve">Les ESP32 équipée d'un connecteur pour une antenne externe est un avantage décisif. Cela permet d'installer une antenne plus puissante afin de garantir une portée optimale et de stabiliser la fiabilité du signal Wi-Fi </w:t>
+        <w:t xml:space="preserve">Bien que le format compact du XIAO n'offre que 11 broches GPIO latérales, l'architecture matérielle a été rigoureusement calculée pour les exploiter à 100 %. Grâce à la matrice GPIO programmable de l'ESP32 (qui permet de réassigner librement les bus de comm</w:t>
       </w:r>
       <w:r>
         <w:rPr>
           <w:highlight w:val="none"/>
           <w:lang w:val="fr-CH"/>
         </w:rPr>
-        <w:t xml:space="preserve">dans un environnement industriel.</w:t>
+        <w:t xml:space="preserve">unication pour faciliter le routage du PCB), ces 11 broches suffisent exactement à couvrir l'intégralité des périphériques :</w:t>
       </w:r>
-      <w:r/>
-      <w:r/>
-    </w:p>
-    <w:p>
-      <w:pPr>
-        <w:pBdr/>
-        <w:spacing/>
-        <w:ind/>
-        <w:rPr/>
-      </w:pPr>
       <w:r>
         <w:rPr>
           <w:highlight w:val="none"/>
           <w:lang w:val="fr-CH"/>
         </w:rPr>
-        <w:t xml:space="preserve">A FAIRE : TROUVER LE BON ESP.</w:t>
+        <w:tab/>
+      </w:r>
+      <w:r>
+        <w:br/>
+      </w:r>
+      <w:r/>
+    </w:p>
+    <w:p>
+      <w:pPr>
+        <w:pStyle w:val="1249"/>
+        <w:numPr>
+          <w:ilvl w:val="1"/>
+          <w:numId w:val="125"/>
+        </w:numPr>
+        <w:pBdr>
+          <w:top w:val="none" w:color="000000" w:sz="4" w:space="0"/>
+          <w:left w:val="none" w:color="000000" w:sz="4" w:space="0"/>
+          <w:bottom w:val="none" w:color="000000" w:sz="4" w:space="0"/>
+          <w:right w:val="none" w:color="000000" w:sz="4" w:space="0"/>
+        </w:pBdr>
+        <w:spacing/>
+        <w:ind w:right="0"/>
+        <w:rPr/>
+      </w:pPr>
+      <w:r>
+        <w:t xml:space="preserve">5 broches pour le module RFID-RC522</w:t>
+      </w:r>
+      <w:r/>
+    </w:p>
+    <w:p>
+      <w:pPr>
+        <w:pStyle w:val="1249"/>
+        <w:numPr>
+          <w:ilvl w:val="1"/>
+          <w:numId w:val="125"/>
+        </w:numPr>
+        <w:pBdr>
+          <w:top w:val="none" w:color="000000" w:sz="4" w:space="0"/>
+          <w:left w:val="none" w:color="000000" w:sz="4" w:space="0"/>
+          <w:bottom w:val="none" w:color="000000" w:sz="4" w:space="0"/>
+          <w:right w:val="none" w:color="000000" w:sz="4" w:space="0"/>
+        </w:pBdr>
+        <w:spacing/>
+        <w:ind w:right="0"/>
+        <w:rPr/>
+      </w:pPr>
+      <w:r>
+        <w:t xml:space="preserve">3 broches pour l'interface automate via le MAX3485</w:t>
+      </w:r>
+      <w:r/>
+    </w:p>
+    <w:p>
+      <w:pPr>
+        <w:pStyle w:val="1249"/>
+        <w:numPr>
+          <w:ilvl w:val="1"/>
+          <w:numId w:val="125"/>
+        </w:numPr>
+        <w:pBdr>
+          <w:top w:val="none" w:color="000000" w:sz="4" w:space="0"/>
+          <w:left w:val="none" w:color="000000" w:sz="4" w:space="0"/>
+          <w:bottom w:val="none" w:color="000000" w:sz="4" w:space="0"/>
+          <w:right w:val="none" w:color="000000" w:sz="4" w:space="0"/>
+        </w:pBdr>
+        <w:spacing/>
+        <w:ind w:right="0"/>
+        <w:rPr/>
+      </w:pPr>
+      <w:r>
+        <w:t xml:space="preserve">2 broches dédiées au diagnostic visuel via la LED adressable</w:t>
+      </w:r>
+      <w:r>
+        <w:rPr>
+          <w:lang w:val="fr-CH"/>
+        </w:rPr>
+        <w:t xml:space="preserve"> </w:t>
+      </w:r>
+      <w:r/>
+    </w:p>
+    <w:p>
+      <w:pPr>
+        <w:pStyle w:val="1249"/>
+        <w:numPr>
+          <w:ilvl w:val="1"/>
+          <w:numId w:val="125"/>
+        </w:numPr>
+        <w:pBdr>
+          <w:top w:val="none" w:color="000000" w:sz="4" w:space="0"/>
+          <w:left w:val="none" w:color="000000" w:sz="4" w:space="0"/>
+          <w:bottom w:val="none" w:color="000000" w:sz="4" w:space="0"/>
+          <w:right w:val="none" w:color="000000" w:sz="4" w:space="0"/>
+        </w:pBdr>
+        <w:spacing/>
+        <w:ind w:right="0"/>
+        <w:rPr/>
+      </w:pPr>
+      <w:r>
+        <w:t xml:space="preserve">1 broche pour l'interrupteur matériel de la communication locale.</w:t>
+        <w:br/>
+      </w:r>
+      <w:r/>
+    </w:p>
+    <w:p>
+      <w:pPr>
+        <w:pStyle w:val="1249"/>
+        <w:numPr>
+          <w:ilvl w:val="0"/>
+          <w:numId w:val="122"/>
+        </w:numPr>
+        <w:pBdr/>
+        <w:spacing/>
+        <w:ind/>
+        <w:jc w:val="both"/>
+        <w:rPr/>
+      </w:pPr>
+      <w:r>
+        <w:rPr>
+          <w:highlight w:val="none"/>
+          <w:lang w:val="fr-CH"/>
+        </w:rPr>
+      </w:r>
+      <w:r>
+        <w:t xml:space="preserve">Disponibilité et expérience : </w:t>
+        <w:tab/>
+        <w:br/>
+        <w:t xml:space="preserve">Ayant auparavant travaillé avec ce même modèle, cela élimine les temps d'apprentissage (pas de surprises techniques) et sécurise la phase de développement logiciel. De plus, la disponibilité immédiate d'un modèle d'évaluation </w:t>
+      </w:r>
+      <w:r>
+        <w:t xml:space="preserve">permet de démarrer la phase de prototypage et les premiers tests sans subir de délais d'approvisionnement</w:t>
+      </w:r>
+      <w:r>
+        <w:rPr>
+          <w:lang w:val="fr-CH"/>
+        </w:rPr>
+        <w:t xml:space="preserve"> (ESP32-C6)</w:t>
+      </w:r>
+      <w:r>
+        <w:t xml:space="preserve">.</w:t>
       </w:r>
       <w:r>
         <w:rPr>
           <w:highlight w:val="none"/>
+          <w:lang w:val="fr-CH"/>
+        </w:rPr>
+      </w:r>
+      <w:r/>
+    </w:p>
+    <w:p>
+      <w:pPr>
+        <w:pBdr/>
+        <w:spacing/>
+        <w:ind/>
+        <w:jc w:val="both"/>
+        <w:rPr/>
+      </w:pPr>
+      <w:r/>
+      <w:r/>
+      <w:r/>
+    </w:p>
+    <w:p>
+      <w:pPr>
+        <w:pBdr/>
+        <w:spacing/>
+        <w:ind/>
+        <w:jc w:val="both"/>
+        <w:rPr>
+          <w:highlight w:val="none"/>
+          <w:lang w:val="fr-CH"/>
+        </w:rPr>
+      </w:pPr>
+      <w:r>
+        <w:rPr>
+          <w:highlight w:val="none"/>
+          <w:lang w:val="fr-CH"/>
         </w:rPr>
       </w:r>
       <w:r>
         <w:rPr>
           <w:highlight w:val="none"/>
+          <w:lang w:val="fr-CH"/>
+        </w:rPr>
+        <w:t xml:space="preserve">A faire : </w:t>
+      </w:r>
+      <w:r/>
+    </w:p>
+    <w:p>
+      <w:pPr>
+        <w:pStyle w:val="1249"/>
+        <w:numPr>
+          <w:ilvl w:val="0"/>
+          <w:numId w:val="126"/>
+        </w:numPr>
+        <w:pBdr/>
+        <w:spacing/>
+        <w:ind/>
+        <w:jc w:val="both"/>
+        <w:rPr/>
+      </w:pPr>
+      <w:r>
+        <w:rPr>
+          <w:highlight w:val="none"/>
+          <w:lang w:val="fr-CH"/>
+        </w:rPr>
+        <w:t xml:space="preserve">Corriger Schéma de principe 3.0</w:t>
+      </w:r>
+      <w:r>
+        <w:rPr>
+          <w:highlight w:val="none"/>
+          <w:lang w:val="fr-CH"/>
         </w:rPr>
       </w:r>
+      <w:r/>
     </w:p>
     <w:p>
       <w:pPr>
-        <w:pBdr/>
-        <w:spacing/>
-        <w:ind/>
+        <w:pStyle w:val="1249"/>
+        <w:numPr>
+          <w:ilvl w:val="0"/>
+          <w:numId w:val="126"/>
+        </w:numPr>
+        <w:pBdr/>
+        <w:spacing/>
+        <w:ind/>
+        <w:jc w:val="both"/>
+        <w:rPr/>
+      </w:pPr>
+      <w:r>
+        <w:rPr>
+          <w:highlight w:val="none"/>
+          <w:lang w:val="fr-CH"/>
+        </w:rPr>
+        <w:t xml:space="preserve">Créer les footprints, schématiques</w:t>
+      </w:r>
+      <w:r/>
+    </w:p>
+    <w:p>
+      <w:pPr>
+        <w:pStyle w:val="1249"/>
+        <w:numPr>
+          <w:ilvl w:val="0"/>
+          <w:numId w:val="126"/>
+        </w:numPr>
+        <w:pBdr/>
+        <w:spacing/>
+        <w:ind/>
+        <w:jc w:val="both"/>
+        <w:rPr/>
+      </w:pPr>
+      <w:r>
+        <w:rPr>
+          <w:highlight w:val="none"/>
+          <w:lang w:val="fr-CH"/>
+        </w:rPr>
+        <w:t xml:space="preserve">Trouver solution pour le lecteur RFID (positionnement)</w:t>
+      </w:r>
+      <w:r>
+        <w:rPr>
+          <w:highlight w:val="none"/>
+          <w:lang w:val="fr-CH"/>
+        </w:rPr>
+      </w:r>
+      <w:r/>
+    </w:p>
+    <w:p>
+      <w:pPr>
+        <w:pStyle w:val="1249"/>
+        <w:numPr>
+          <w:ilvl w:val="0"/>
+          <w:numId w:val="126"/>
+        </w:numPr>
+        <w:pBdr/>
+        <w:spacing/>
+        <w:ind/>
+        <w:jc w:val="both"/>
+        <w:rPr/>
+      </w:pPr>
+      <w:r>
+        <w:rPr>
+          <w:highlight w:val="none"/>
+          <w:lang w:val="fr-CH"/>
+        </w:rPr>
+        <w:t xml:space="preserve">Continuer le document</w:t>
+      </w:r>
+      <w:r/>
+    </w:p>
+    <w:p>
+      <w:pPr>
+        <w:pBdr/>
+        <w:spacing/>
+        <w:ind/>
+        <w:jc w:val="both"/>
+        <w:rPr/>
+      </w:pPr>
+      <w:r/>
+      <w:r/>
+      <w:r/>
+    </w:p>
+    <w:p>
+      <w:pPr>
+        <w:pBdr/>
+        <w:spacing/>
+        <w:ind/>
+        <w:jc w:val="both"/>
         <w:rPr/>
       </w:pPr>
       <w:r>
@@ -7032,7 +7414,7 @@
         <w:sdtContent>
           <w:p>
             <w:pPr>
-              <w:pStyle w:val="1227"/>
+              <w:pStyle w:val="1239"/>
               <w:pBdr>
                 <w:bottom w:val="single" w:color="000000" w:sz="6" w:space="0"/>
               </w:pBdr>
@@ -7046,7 +7428,7 @@
           </w:p>
           <w:p>
             <w:pPr>
-              <w:pStyle w:val="1227"/>
+              <w:pStyle w:val="1239"/>
               <w:pBdr/>
               <w:spacing/>
               <w:ind/>
@@ -7287,7 +7669,7 @@
   </w:sdt>
   <w:p>
     <w:pPr>
-      <w:pStyle w:val="1227"/>
+      <w:pStyle w:val="1239"/>
       <w:pBdr/>
       <w:spacing/>
       <w:ind/>
@@ -7348,7 +7730,7 @@
 <w:hdr xmlns:wpc="http://schemas.microsoft.com/office/word/2010/wordprocessingCanvas" xmlns:mc="http://schemas.openxmlformats.org/markup-compatibility/2006" xmlns:o="urn:schemas-microsoft-com:office:office" xmlns:r="http://schemas.openxmlformats.org/officeDocument/2006/relationships" xmlns:m="http://schemas.openxmlformats.org/officeDocument/2006/math" xmlns:v="urn:schemas-microsoft-com:vml" xmlns:wp14="http://schemas.microsoft.com/office/word/2010/wordprocessingDrawing" xmlns:wp="http://schemas.openxmlformats.org/drawingml/2006/wordprocessingDrawing" xmlns:w10="urn:schemas-microsoft-com:office:word" xmlns:w="http://schemas.openxmlformats.org/wordprocessingml/2006/main" xmlns:w14="http://schemas.microsoft.com/office/word/2010/wordml" xmlns:w15="http://schemas.microsoft.com/office/word/2012/wordml" xmlns:wpg="http://schemas.microsoft.com/office/word/2010/wordprocessingGroup" xmlns:wpi="http://schemas.microsoft.com/office/word/2010/wordprocessingInk" xmlns:wne="http://schemas.microsoft.com/office/word/2006/wordml" xmlns:a="http://schemas.openxmlformats.org/drawingml/2006/main" xmlns:wps="http://schemas.microsoft.com/office/word/2010/wordprocessingShape" mc:Ignorable="w14 w15 wp14">
   <w:p>
     <w:pPr>
-      <w:pStyle w:val="1225"/>
+      <w:pStyle w:val="1237"/>
       <w:pBdr>
         <w:bottom w:val="single" w:color="000000" w:sz="6" w:space="0"/>
       </w:pBdr>
@@ -7471,7 +7853,7 @@
   </w:p>
   <w:p>
     <w:pPr>
-      <w:pStyle w:val="1225"/>
+      <w:pStyle w:val="1237"/>
       <w:pBdr/>
       <w:spacing/>
       <w:ind/>
@@ -24004,6 +24386,300 @@
   </w:abstractNum>
   <w:abstractNum w:abstractNumId="115">
     <w:nsid w:val="47803044"/>
+    <w:lvl w:ilvl="0">
+      <w:isLgl w:val="false"/>
+      <w:lvlJc w:val="left"/>
+      <w:lvlText w:val="·"/>
+      <w:numFmt w:val="bullet"/>
+      <w:pPr>
+        <w:pBdr/>
+        <w:spacing/>
+        <w:ind w:hanging="360" w:left="709"/>
+      </w:pPr>
+      <w:rPr>
+        <w:rFonts w:hint="default" w:ascii="Symbol" w:hAnsi="Symbol" w:eastAsia="Symbol" w:cs="Symbol"/>
+      </w:rPr>
+      <w:start w:val="1"/>
+      <w:suff w:val="tab"/>
+    </w:lvl>
+    <w:lvl w:ilvl="1">
+      <w:isLgl w:val="false"/>
+      <w:lvlJc w:val="left"/>
+      <w:lvlText w:val="o"/>
+      <w:numFmt w:val="bullet"/>
+      <w:pPr>
+        <w:pBdr/>
+        <w:spacing/>
+        <w:ind w:hanging="360" w:left="1429"/>
+      </w:pPr>
+      <w:rPr>
+        <w:rFonts w:hint="default" w:ascii="Courier New" w:hAnsi="Courier New" w:eastAsia="Courier New" w:cs="Courier New"/>
+      </w:rPr>
+      <w:start w:val="1"/>
+      <w:suff w:val="tab"/>
+    </w:lvl>
+    <w:lvl w:ilvl="2">
+      <w:isLgl w:val="false"/>
+      <w:lvlJc w:val="left"/>
+      <w:lvlText w:val="§"/>
+      <w:numFmt w:val="bullet"/>
+      <w:pPr>
+        <w:pBdr/>
+        <w:spacing/>
+        <w:ind w:hanging="360" w:left="2149"/>
+      </w:pPr>
+      <w:rPr>
+        <w:rFonts w:hint="default" w:ascii="Wingdings" w:hAnsi="Wingdings" w:eastAsia="Wingdings" w:cs="Wingdings"/>
+      </w:rPr>
+      <w:start w:val="1"/>
+      <w:suff w:val="tab"/>
+    </w:lvl>
+    <w:lvl w:ilvl="3">
+      <w:isLgl w:val="false"/>
+      <w:lvlJc w:val="left"/>
+      <w:lvlText w:val="·"/>
+      <w:numFmt w:val="bullet"/>
+      <w:pPr>
+        <w:pBdr/>
+        <w:spacing/>
+        <w:ind w:hanging="360" w:left="2869"/>
+      </w:pPr>
+      <w:rPr>
+        <w:rFonts w:hint="default" w:ascii="Symbol" w:hAnsi="Symbol" w:eastAsia="Symbol" w:cs="Symbol"/>
+      </w:rPr>
+      <w:start w:val="1"/>
+      <w:suff w:val="tab"/>
+    </w:lvl>
+    <w:lvl w:ilvl="4">
+      <w:isLgl w:val="false"/>
+      <w:lvlJc w:val="left"/>
+      <w:lvlText w:val="o"/>
+      <w:numFmt w:val="bullet"/>
+      <w:pPr>
+        <w:pBdr/>
+        <w:spacing/>
+        <w:ind w:hanging="360" w:left="3589"/>
+      </w:pPr>
+      <w:rPr>
+        <w:rFonts w:hint="default" w:ascii="Courier New" w:hAnsi="Courier New" w:eastAsia="Courier New" w:cs="Courier New"/>
+      </w:rPr>
+      <w:start w:val="1"/>
+      <w:suff w:val="tab"/>
+    </w:lvl>
+    <w:lvl w:ilvl="5">
+      <w:isLgl w:val="false"/>
+      <w:lvlJc w:val="left"/>
+      <w:lvlText w:val="§"/>
+      <w:numFmt w:val="bullet"/>
+      <w:pPr>
+        <w:pBdr/>
+        <w:spacing/>
+        <w:ind w:hanging="360" w:left="4309"/>
+      </w:pPr>
+      <w:rPr>
+        <w:rFonts w:hint="default" w:ascii="Wingdings" w:hAnsi="Wingdings" w:eastAsia="Wingdings" w:cs="Wingdings"/>
+      </w:rPr>
+      <w:start w:val="1"/>
+      <w:suff w:val="tab"/>
+    </w:lvl>
+    <w:lvl w:ilvl="6">
+      <w:isLgl w:val="false"/>
+      <w:lvlJc w:val="left"/>
+      <w:lvlText w:val="·"/>
+      <w:numFmt w:val="bullet"/>
+      <w:pPr>
+        <w:pBdr/>
+        <w:spacing/>
+        <w:ind w:hanging="360" w:left="5029"/>
+      </w:pPr>
+      <w:rPr>
+        <w:rFonts w:hint="default" w:ascii="Symbol" w:hAnsi="Symbol" w:eastAsia="Symbol" w:cs="Symbol"/>
+      </w:rPr>
+      <w:start w:val="1"/>
+      <w:suff w:val="tab"/>
+    </w:lvl>
+    <w:lvl w:ilvl="7">
+      <w:isLgl w:val="false"/>
+      <w:lvlJc w:val="left"/>
+      <w:lvlText w:val="o"/>
+      <w:numFmt w:val="bullet"/>
+      <w:pPr>
+        <w:pBdr/>
+        <w:spacing/>
+        <w:ind w:hanging="360" w:left="5749"/>
+      </w:pPr>
+      <w:rPr>
+        <w:rFonts w:hint="default" w:ascii="Courier New" w:hAnsi="Courier New" w:eastAsia="Courier New" w:cs="Courier New"/>
+      </w:rPr>
+      <w:start w:val="1"/>
+      <w:suff w:val="tab"/>
+    </w:lvl>
+    <w:lvl w:ilvl="8">
+      <w:isLgl w:val="false"/>
+      <w:lvlJc w:val="left"/>
+      <w:lvlText w:val="§"/>
+      <w:numFmt w:val="bullet"/>
+      <w:pPr>
+        <w:pBdr/>
+        <w:spacing/>
+        <w:ind w:hanging="360" w:left="6469"/>
+      </w:pPr>
+      <w:rPr>
+        <w:rFonts w:hint="default" w:ascii="Wingdings" w:hAnsi="Wingdings" w:eastAsia="Wingdings" w:cs="Wingdings"/>
+      </w:rPr>
+      <w:start w:val="1"/>
+      <w:suff w:val="tab"/>
+    </w:lvl>
+  </w:abstractNum>
+  <w:abstractNum w:abstractNumId="116">
+    <w:nsid w:val="0B633789"/>
+    <w:lvl w:ilvl="0">
+      <w:isLgl w:val="false"/>
+      <w:lvlJc w:val="left"/>
+      <w:lvlText w:val="·"/>
+      <w:numFmt w:val="bullet"/>
+      <w:pPr>
+        <w:pBdr/>
+        <w:spacing/>
+        <w:ind w:hanging="360" w:left="709"/>
+      </w:pPr>
+      <w:rPr>
+        <w:rFonts w:hint="default" w:ascii="Symbol" w:hAnsi="Symbol" w:eastAsia="Symbol" w:cs="Symbol"/>
+      </w:rPr>
+      <w:start w:val="1"/>
+      <w:suff w:val="tab"/>
+    </w:lvl>
+    <w:lvl w:ilvl="1">
+      <w:isLgl w:val="false"/>
+      <w:lvlJc w:val="left"/>
+      <w:lvlText w:val="o"/>
+      <w:numFmt w:val="bullet"/>
+      <w:pPr>
+        <w:pBdr/>
+        <w:spacing/>
+        <w:ind w:hanging="360" w:left="1429"/>
+      </w:pPr>
+      <w:rPr>
+        <w:rFonts w:hint="default" w:ascii="Courier New" w:hAnsi="Courier New" w:eastAsia="Courier New" w:cs="Courier New"/>
+      </w:rPr>
+      <w:start w:val="1"/>
+      <w:suff w:val="tab"/>
+    </w:lvl>
+    <w:lvl w:ilvl="2">
+      <w:isLgl w:val="false"/>
+      <w:lvlJc w:val="left"/>
+      <w:lvlText w:val="§"/>
+      <w:numFmt w:val="bullet"/>
+      <w:pPr>
+        <w:pBdr/>
+        <w:spacing/>
+        <w:ind w:hanging="360" w:left="2149"/>
+      </w:pPr>
+      <w:rPr>
+        <w:rFonts w:hint="default" w:ascii="Wingdings" w:hAnsi="Wingdings" w:eastAsia="Wingdings" w:cs="Wingdings"/>
+      </w:rPr>
+      <w:start w:val="1"/>
+      <w:suff w:val="tab"/>
+    </w:lvl>
+    <w:lvl w:ilvl="3">
+      <w:isLgl w:val="false"/>
+      <w:lvlJc w:val="left"/>
+      <w:lvlText w:val="·"/>
+      <w:numFmt w:val="bullet"/>
+      <w:pPr>
+        <w:pBdr/>
+        <w:spacing/>
+        <w:ind w:hanging="360" w:left="2869"/>
+      </w:pPr>
+      <w:rPr>
+        <w:rFonts w:hint="default" w:ascii="Symbol" w:hAnsi="Symbol" w:eastAsia="Symbol" w:cs="Symbol"/>
+      </w:rPr>
+      <w:start w:val="1"/>
+      <w:suff w:val="tab"/>
+    </w:lvl>
+    <w:lvl w:ilvl="4">
+      <w:isLgl w:val="false"/>
+      <w:lvlJc w:val="left"/>
+      <w:lvlText w:val="o"/>
+      <w:numFmt w:val="bullet"/>
+      <w:pPr>
+        <w:pBdr/>
+        <w:spacing/>
+        <w:ind w:hanging="360" w:left="3589"/>
+      </w:pPr>
+      <w:rPr>
+        <w:rFonts w:hint="default" w:ascii="Courier New" w:hAnsi="Courier New" w:eastAsia="Courier New" w:cs="Courier New"/>
+      </w:rPr>
+      <w:start w:val="1"/>
+      <w:suff w:val="tab"/>
+    </w:lvl>
+    <w:lvl w:ilvl="5">
+      <w:isLgl w:val="false"/>
+      <w:lvlJc w:val="left"/>
+      <w:lvlText w:val="§"/>
+      <w:numFmt w:val="bullet"/>
+      <w:pPr>
+        <w:pBdr/>
+        <w:spacing/>
+        <w:ind w:hanging="360" w:left="4309"/>
+      </w:pPr>
+      <w:rPr>
+        <w:rFonts w:hint="default" w:ascii="Wingdings" w:hAnsi="Wingdings" w:eastAsia="Wingdings" w:cs="Wingdings"/>
+      </w:rPr>
+      <w:start w:val="1"/>
+      <w:suff w:val="tab"/>
+    </w:lvl>
+    <w:lvl w:ilvl="6">
+      <w:isLgl w:val="false"/>
+      <w:lvlJc w:val="left"/>
+      <w:lvlText w:val="·"/>
+      <w:numFmt w:val="bullet"/>
+      <w:pPr>
+        <w:pBdr/>
+        <w:spacing/>
+        <w:ind w:hanging="360" w:left="5029"/>
+      </w:pPr>
+      <w:rPr>
+        <w:rFonts w:hint="default" w:ascii="Symbol" w:hAnsi="Symbol" w:eastAsia="Symbol" w:cs="Symbol"/>
+      </w:rPr>
+      <w:start w:val="1"/>
+      <w:suff w:val="tab"/>
+    </w:lvl>
+    <w:lvl w:ilvl="7">
+      <w:isLgl w:val="false"/>
+      <w:lvlJc w:val="left"/>
+      <w:lvlText w:val="o"/>
+      <w:numFmt w:val="bullet"/>
+      <w:pPr>
+        <w:pBdr/>
+        <w:spacing/>
+        <w:ind w:hanging="360" w:left="5749"/>
+      </w:pPr>
+      <w:rPr>
+        <w:rFonts w:hint="default" w:ascii="Courier New" w:hAnsi="Courier New" w:eastAsia="Courier New" w:cs="Courier New"/>
+      </w:rPr>
+      <w:start w:val="1"/>
+      <w:suff w:val="tab"/>
+    </w:lvl>
+    <w:lvl w:ilvl="8">
+      <w:isLgl w:val="false"/>
+      <w:lvlJc w:val="left"/>
+      <w:lvlText w:val="§"/>
+      <w:numFmt w:val="bullet"/>
+      <w:pPr>
+        <w:pBdr/>
+        <w:spacing/>
+        <w:ind w:hanging="360" w:left="6469"/>
+      </w:pPr>
+      <w:rPr>
+        <w:rFonts w:hint="default" w:ascii="Wingdings" w:hAnsi="Wingdings" w:eastAsia="Wingdings" w:cs="Wingdings"/>
+      </w:rPr>
+      <w:start w:val="1"/>
+      <w:suff w:val="tab"/>
+    </w:lvl>
+  </w:abstractNum>
+  <w:abstractNum w:abstractNumId="117">
+    <w:nsid w:val="40FDACEB"/>
     <w:lvl w:ilvl="0">
       <w:isLgl w:val="false"/>
       <w:lvlJc w:val="left"/>
@@ -24521,6 +25197,12 @@
   <w:num w:numId="124">
     <w:abstractNumId w:val="115"/>
   </w:num>
+  <w:num w:numId="125">
+    <w:abstractNumId w:val="116"/>
+  </w:num>
+  <w:num w:numId="126">
+    <w:abstractNumId w:val="117"/>
+  </w:num>
 </w:numbering>
 </file>
 
@@ -24682,7 +25364,7 @@
     <w:lsdException w:name="Bibliography" w:uiPriority="37"/>
     <w:lsdException w:name="TOC Heading" w:uiPriority="39" w:qFormat="1"/>
   </w:latentStyles>
-  <w:style w:type="paragraph" w:styleId="1035" w:default="1">
+  <w:style w:type="paragraph" w:styleId="1047" w:default="1">
     <w:name w:val="Normal"/>
     <w:qFormat/>
     <w:pPr>
@@ -24694,11 +25376,11 @@
       <w:lang w:val="fr-FR"/>
     </w:rPr>
   </w:style>
-  <w:style w:type="paragraph" w:styleId="1036">
+  <w:style w:type="paragraph" w:styleId="1048">
     <w:name w:val="Heading 1"/>
-    <w:basedOn w:val="1035"/>
-    <w:next w:val="1035"/>
-    <w:link w:val="1229"/>
+    <w:basedOn w:val="1047"/>
+    <w:next w:val="1047"/>
+    <w:link w:val="1241"/>
     <w:uiPriority w:val="9"/>
     <w:qFormat/>
     <w:pPr>
@@ -24716,11 +25398,11 @@
       <w:szCs w:val="32"/>
     </w:rPr>
   </w:style>
-  <w:style w:type="paragraph" w:styleId="1037">
+  <w:style w:type="paragraph" w:styleId="1049">
     <w:name w:val="Heading 2"/>
-    <w:basedOn w:val="1035"/>
-    <w:next w:val="1035"/>
-    <w:link w:val="1235"/>
+    <w:basedOn w:val="1047"/>
+    <w:next w:val="1047"/>
+    <w:link w:val="1247"/>
     <w:uiPriority w:val="9"/>
     <w:unhideWhenUsed/>
     <w:qFormat/>
@@ -24739,11 +25421,11 @@
       <w:szCs w:val="26"/>
     </w:rPr>
   </w:style>
-  <w:style w:type="paragraph" w:styleId="1038">
+  <w:style w:type="paragraph" w:styleId="1050">
     <w:name w:val="Heading 3"/>
-    <w:basedOn w:val="1035"/>
-    <w:next w:val="1035"/>
-    <w:link w:val="1247"/>
+    <w:basedOn w:val="1047"/>
+    <w:next w:val="1047"/>
+    <w:link w:val="1259"/>
     <w:uiPriority w:val="9"/>
     <w:unhideWhenUsed/>
     <w:qFormat/>
@@ -24762,11 +25444,11 @@
       <w:szCs w:val="24"/>
     </w:rPr>
   </w:style>
-  <w:style w:type="paragraph" w:styleId="1039">
+  <w:style w:type="paragraph" w:styleId="1051">
     <w:name w:val="Heading 4"/>
-    <w:basedOn w:val="1035"/>
-    <w:next w:val="1035"/>
-    <w:link w:val="1188"/>
+    <w:basedOn w:val="1047"/>
+    <w:next w:val="1047"/>
+    <w:link w:val="1200"/>
     <w:uiPriority w:val="9"/>
     <w:unhideWhenUsed/>
     <w:qFormat/>
@@ -24785,11 +25467,11 @@
       <w:color w:val="2f5496" w:themeColor="accent1" w:themeShade="BF"/>
     </w:rPr>
   </w:style>
-  <w:style w:type="paragraph" w:styleId="1040">
+  <w:style w:type="paragraph" w:styleId="1052">
     <w:name w:val="Heading 5"/>
-    <w:basedOn w:val="1035"/>
-    <w:next w:val="1035"/>
-    <w:link w:val="1189"/>
+    <w:basedOn w:val="1047"/>
+    <w:next w:val="1047"/>
+    <w:link w:val="1201"/>
     <w:uiPriority w:val="9"/>
     <w:unhideWhenUsed/>
     <w:qFormat/>
@@ -24806,11 +25488,11 @@
       <w:color w:val="2f5496" w:themeColor="accent1" w:themeShade="BF"/>
     </w:rPr>
   </w:style>
-  <w:style w:type="paragraph" w:styleId="1041">
+  <w:style w:type="paragraph" w:styleId="1053">
     <w:name w:val="Heading 6"/>
-    <w:basedOn w:val="1035"/>
-    <w:next w:val="1035"/>
-    <w:link w:val="1190"/>
+    <w:basedOn w:val="1047"/>
+    <w:next w:val="1047"/>
+    <w:link w:val="1202"/>
     <w:uiPriority w:val="9"/>
     <w:unhideWhenUsed/>
     <w:qFormat/>
@@ -24829,11 +25511,11 @@
       <w:color w:val="595959" w:themeColor="text1" w:themeTint="A6"/>
     </w:rPr>
   </w:style>
-  <w:style w:type="paragraph" w:styleId="1042">
+  <w:style w:type="paragraph" w:styleId="1054">
     <w:name w:val="Heading 7"/>
-    <w:basedOn w:val="1035"/>
-    <w:next w:val="1035"/>
-    <w:link w:val="1191"/>
+    <w:basedOn w:val="1047"/>
+    <w:next w:val="1047"/>
+    <w:link w:val="1203"/>
     <w:uiPriority w:val="9"/>
     <w:unhideWhenUsed/>
     <w:qFormat/>
@@ -24850,11 +25532,11 @@
       <w:color w:val="595959" w:themeColor="text1" w:themeTint="A6"/>
     </w:rPr>
   </w:style>
-  <w:style w:type="paragraph" w:styleId="1043">
+  <w:style w:type="paragraph" w:styleId="1055">
     <w:name w:val="Heading 8"/>
-    <w:basedOn w:val="1035"/>
-    <w:next w:val="1035"/>
-    <w:link w:val="1192"/>
+    <w:basedOn w:val="1047"/>
+    <w:next w:val="1047"/>
+    <w:link w:val="1204"/>
     <w:uiPriority w:val="9"/>
     <w:unhideWhenUsed/>
     <w:qFormat/>
@@ -24873,11 +25555,11 @@
       <w:color w:val="272727" w:themeColor="text1" w:themeTint="D8"/>
     </w:rPr>
   </w:style>
-  <w:style w:type="paragraph" w:styleId="1044">
+  <w:style w:type="paragraph" w:styleId="1056">
     <w:name w:val="Heading 9"/>
-    <w:basedOn w:val="1035"/>
-    <w:next w:val="1035"/>
-    <w:link w:val="1193"/>
+    <w:basedOn w:val="1047"/>
+    <w:next w:val="1047"/>
+    <w:link w:val="1205"/>
     <w:uiPriority w:val="9"/>
     <w:unhideWhenUsed/>
     <w:qFormat/>
@@ -24896,7 +25578,7 @@
       <w:color w:val="272727" w:themeColor="text1" w:themeTint="D8"/>
     </w:rPr>
   </w:style>
-  <w:style w:type="character" w:styleId="1045" w:default="1">
+  <w:style w:type="character" w:styleId="1057" w:default="1">
     <w:name w:val="Default Paragraph Font"/>
     <w:uiPriority w:val="1"/>
     <w:semiHidden/>
@@ -24907,7 +25589,7 @@
       <w:ind/>
     </w:pPr>
   </w:style>
-  <w:style w:type="table" w:styleId="1046" w:default="1">
+  <w:style w:type="table" w:styleId="1058" w:default="1">
     <w:name w:val="Normal Table"/>
     <w:uiPriority w:val="99"/>
     <w:semiHidden/>
@@ -25100,7 +25782,7 @@
       </w:tcPr>
     </w:tblStylePr>
   </w:style>
-  <w:style w:type="numbering" w:styleId="1047" w:default="1">
+  <w:style w:type="numbering" w:styleId="1059" w:default="1">
     <w:name w:val="No List"/>
     <w:uiPriority w:val="99"/>
     <w:semiHidden/>
@@ -25111,9 +25793,9 @@
       <w:ind/>
     </w:pPr>
   </w:style>
-  <w:style w:type="character" w:styleId="1048">
+  <w:style w:type="character" w:styleId="1060">
     <w:name w:val="Placeholder Text"/>
-    <w:basedOn w:val="1045"/>
+    <w:basedOn w:val="1057"/>
     <w:uiPriority w:val="99"/>
     <w:semiHidden/>
     <w:pPr>
@@ -25125,9 +25807,9 @@
       <w:color w:val="666666"/>
     </w:rPr>
   </w:style>
-  <w:style w:type="character" w:styleId="1049" w:customStyle="1">
+  <w:style w:type="character" w:styleId="1061" w:customStyle="1">
     <w:name w:val="Heading 4 Char"/>
-    <w:basedOn w:val="1045"/>
+    <w:basedOn w:val="1057"/>
     <w:uiPriority w:val="9"/>
     <w:pPr>
       <w:pBdr/>
@@ -25141,9 +25823,9 @@
       <w:color w:val="2f5496" w:themeColor="accent1" w:themeShade="BF"/>
     </w:rPr>
   </w:style>
-  <w:style w:type="character" w:styleId="1050" w:customStyle="1">
+  <w:style w:type="character" w:styleId="1062" w:customStyle="1">
     <w:name w:val="Heading 5 Char"/>
-    <w:basedOn w:val="1045"/>
+    <w:basedOn w:val="1057"/>
     <w:uiPriority w:val="9"/>
     <w:pPr>
       <w:pBdr/>
@@ -25155,9 +25837,9 @@
       <w:color w:val="2f5496" w:themeColor="accent1" w:themeShade="BF"/>
     </w:rPr>
   </w:style>
-  <w:style w:type="character" w:styleId="1051" w:customStyle="1">
+  <w:style w:type="character" w:styleId="1063" w:customStyle="1">
     <w:name w:val="Heading 6 Char"/>
-    <w:basedOn w:val="1045"/>
+    <w:basedOn w:val="1057"/>
     <w:uiPriority w:val="9"/>
     <w:pPr>
       <w:pBdr/>
@@ -25171,9 +25853,9 @@
       <w:color w:val="595959" w:themeColor="text1" w:themeTint="A6"/>
     </w:rPr>
   </w:style>
-  <w:style w:type="character" w:styleId="1052" w:customStyle="1">
+  <w:style w:type="character" w:styleId="1064" w:customStyle="1">
     <w:name w:val="Heading 7 Char"/>
-    <w:basedOn w:val="1045"/>
+    <w:basedOn w:val="1057"/>
     <w:uiPriority w:val="9"/>
     <w:pPr>
       <w:pBdr/>
@@ -25185,9 +25867,9 @@
       <w:color w:val="595959" w:themeColor="text1" w:themeTint="A6"/>
     </w:rPr>
   </w:style>
-  <w:style w:type="character" w:styleId="1053" w:customStyle="1">
+  <w:style w:type="character" w:styleId="1065" w:customStyle="1">
     <w:name w:val="Heading 8 Char"/>
-    <w:basedOn w:val="1045"/>
+    <w:basedOn w:val="1057"/>
     <w:uiPriority w:val="9"/>
     <w:pPr>
       <w:pBdr/>
@@ -25201,9 +25883,9 @@
       <w:color w:val="272727" w:themeColor="text1" w:themeTint="D8"/>
     </w:rPr>
   </w:style>
-  <w:style w:type="character" w:styleId="1054" w:customStyle="1">
+  <w:style w:type="character" w:styleId="1066" w:customStyle="1">
     <w:name w:val="Heading 9 Char"/>
-    <w:basedOn w:val="1045"/>
+    <w:basedOn w:val="1057"/>
     <w:uiPriority w:val="9"/>
     <w:pPr>
       <w:pBdr/>
@@ -25217,9 +25899,9 @@
       <w:color w:val="272727" w:themeColor="text1" w:themeTint="D8"/>
     </w:rPr>
   </w:style>
-  <w:style w:type="character" w:styleId="1055" w:customStyle="1">
+  <w:style w:type="character" w:styleId="1067" w:customStyle="1">
     <w:name w:val="Title Char"/>
-    <w:basedOn w:val="1045"/>
+    <w:basedOn w:val="1057"/>
     <w:uiPriority w:val="10"/>
     <w:pPr>
       <w:pBdr/>
@@ -25233,9 +25915,9 @@
       <w:szCs w:val="56"/>
     </w:rPr>
   </w:style>
-  <w:style w:type="character" w:styleId="1056" w:customStyle="1">
+  <w:style w:type="character" w:styleId="1068" w:customStyle="1">
     <w:name w:val="Subtitle Char"/>
-    <w:basedOn w:val="1045"/>
+    <w:basedOn w:val="1057"/>
     <w:uiPriority w:val="11"/>
     <w:pPr>
       <w:pBdr/>
@@ -25249,9 +25931,9 @@
       <w:szCs w:val="28"/>
     </w:rPr>
   </w:style>
-  <w:style w:type="character" w:styleId="1057" w:customStyle="1">
+  <w:style w:type="character" w:styleId="1069" w:customStyle="1">
     <w:name w:val="Quote Char"/>
-    <w:basedOn w:val="1045"/>
+    <w:basedOn w:val="1057"/>
     <w:uiPriority w:val="29"/>
     <w:pPr>
       <w:pBdr/>
@@ -25264,9 +25946,9 @@
       <w:color w:val="404040" w:themeColor="text1" w:themeTint="BF"/>
     </w:rPr>
   </w:style>
-  <w:style w:type="character" w:styleId="1058" w:customStyle="1">
+  <w:style w:type="character" w:styleId="1070" w:customStyle="1">
     <w:name w:val="Intense Quote Char"/>
-    <w:basedOn w:val="1045"/>
+    <w:basedOn w:val="1057"/>
     <w:uiPriority w:val="30"/>
     <w:pPr>
       <w:pBdr/>
@@ -25279,9 +25961,9 @@
       <w:color w:val="2f5496" w:themeColor="accent1" w:themeShade="BF"/>
     </w:rPr>
   </w:style>
-  <w:style w:type="character" w:styleId="1059" w:customStyle="1">
+  <w:style w:type="character" w:styleId="1071" w:customStyle="1">
     <w:name w:val="Footnote Text Char"/>
-    <w:basedOn w:val="1045"/>
+    <w:basedOn w:val="1057"/>
     <w:uiPriority w:val="99"/>
     <w:semiHidden/>
     <w:pPr>
@@ -25294,9 +25976,9 @@
       <w:szCs w:val="20"/>
     </w:rPr>
   </w:style>
-  <w:style w:type="character" w:styleId="1060" w:customStyle="1">
+  <w:style w:type="character" w:styleId="1072" w:customStyle="1">
     <w:name w:val="Endnote Text Char"/>
-    <w:basedOn w:val="1045"/>
+    <w:basedOn w:val="1057"/>
     <w:uiPriority w:val="99"/>
     <w:semiHidden/>
     <w:pPr>
@@ -25309,9 +25991,9 @@
       <w:szCs w:val="20"/>
     </w:rPr>
   </w:style>
-  <w:style w:type="table" w:styleId="1061" w:customStyle="1">
+  <w:style w:type="table" w:styleId="1073" w:customStyle="1">
     <w:name w:val="Table Grid Light"/>
-    <w:basedOn w:val="1046"/>
+    <w:basedOn w:val="1058"/>
     <w:uiPriority w:val="59"/>
     <w:pPr>
       <w:pBdr/>
@@ -25501,9 +26183,9 @@
       </w:tcPr>
     </w:tblStylePr>
   </w:style>
-  <w:style w:type="table" w:styleId="1062">
+  <w:style w:type="table" w:styleId="1074">
     <w:name w:val="Plain Table 1"/>
-    <w:basedOn w:val="1046"/>
+    <w:basedOn w:val="1058"/>
     <w:uiPriority w:val="59"/>
     <w:pPr>
       <w:pBdr/>
@@ -25719,9 +26401,9 @@
       </w:tcPr>
     </w:tblStylePr>
   </w:style>
-  <w:style w:type="table" w:styleId="1063">
+  <w:style w:type="table" w:styleId="1075">
     <w:name w:val="Plain Table 2"/>
-    <w:basedOn w:val="1046"/>
+    <w:basedOn w:val="1058"/>
     <w:uiPriority w:val="59"/>
     <w:pPr>
       <w:pBdr/>
@@ -25945,9 +26627,9 @@
       </w:tcPr>
     </w:tblStylePr>
   </w:style>
-  <w:style w:type="table" w:styleId="1064">
+  <w:style w:type="table" w:styleId="1076">
     <w:name w:val="Plain Table 3"/>
-    <w:basedOn w:val="1046"/>
+    <w:basedOn w:val="1058"/>
     <w:uiPriority w:val="99"/>
     <w:pPr>
       <w:pBdr/>
@@ -26174,9 +26856,9 @@
       </w:tcPr>
     </w:tblStylePr>
   </w:style>
-  <w:style w:type="table" w:styleId="1065">
+  <w:style w:type="table" w:styleId="1077">
     <w:name w:val="Plain Table 4"/>
-    <w:basedOn w:val="1046"/>
+    <w:basedOn w:val="1058"/>
     <w:uiPriority w:val="99"/>
     <w:pPr>
       <w:pBdr/>
@@ -26389,9 +27071,9 @@
       </w:tcPr>
     </w:tblStylePr>
   </w:style>
-  <w:style w:type="table" w:styleId="1066">
+  <w:style w:type="table" w:styleId="1078">
     <w:name w:val="Plain Table 5"/>
-    <w:basedOn w:val="1046"/>
+    <w:basedOn w:val="1058"/>
     <w:uiPriority w:val="99"/>
     <w:pPr>
       <w:pBdr/>
@@ -26621,9 +27303,9 @@
       </w:tcPr>
     </w:tblStylePr>
   </w:style>
-  <w:style w:type="table" w:styleId="1067">
+  <w:style w:type="table" w:styleId="1079">
     <w:name w:val="Grid Table 1 Light"/>
-    <w:basedOn w:val="1046"/>
+    <w:basedOn w:val="1058"/>
     <w:uiPriority w:val="99"/>
     <w:pPr>
       <w:pBdr/>
@@ -26843,9 +27525,9 @@
       </w:tcPr>
     </w:tblStylePr>
   </w:style>
-  <w:style w:type="table" w:styleId="1068" w:customStyle="1">
+  <w:style w:type="table" w:styleId="1080" w:customStyle="1">
     <w:name w:val="Grid Table 1 Light - Accent 1"/>
-    <w:basedOn w:val="1046"/>
+    <w:basedOn w:val="1058"/>
     <w:uiPriority w:val="99"/>
     <w:pPr>
       <w:pBdr/>
@@ -27065,9 +27747,9 @@
       </w:tcPr>
     </w:tblStylePr>
   </w:style>
-  <w:style w:type="table" w:styleId="1069" w:customStyle="1">
+  <w:style w:type="table" w:styleId="1081" w:customStyle="1">
     <w:name w:val="Grid Table 1 Light - Accent 2"/>
-    <w:basedOn w:val="1046"/>
+    <w:basedOn w:val="1058"/>
     <w:uiPriority w:val="99"/>
     <w:pPr>
       <w:pBdr/>
@@ -27287,9 +27969,9 @@
       </w:tcPr>
     </w:tblStylePr>
   </w:style>
-  <w:style w:type="table" w:styleId="1070" w:customStyle="1">
+  <w:style w:type="table" w:styleId="1082" w:customStyle="1">
     <w:name w:val="Grid Table 1 Light - Accent 3"/>
-    <w:basedOn w:val="1046"/>
+    <w:basedOn w:val="1058"/>
     <w:uiPriority w:val="99"/>
     <w:pPr>
       <w:pBdr/>
@@ -27509,9 +28191,9 @@
       </w:tcPr>
     </w:tblStylePr>
   </w:style>
-  <w:style w:type="table" w:styleId="1071" w:customStyle="1">
+  <w:style w:type="table" w:styleId="1083" w:customStyle="1">
     <w:name w:val="Grid Table 1 Light - Accent 4"/>
-    <w:basedOn w:val="1046"/>
+    <w:basedOn w:val="1058"/>
     <w:uiPriority w:val="99"/>
     <w:pPr>
       <w:pBdr/>
@@ -27731,9 +28413,9 @@
       </w:tcPr>
     </w:tblStylePr>
   </w:style>
-  <w:style w:type="table" w:styleId="1072" w:customStyle="1">
+  <w:style w:type="table" w:styleId="1084" w:customStyle="1">
     <w:name w:val="Grid Table 1 Light - Accent 5"/>
-    <w:basedOn w:val="1046"/>
+    <w:basedOn w:val="1058"/>
     <w:uiPriority w:val="99"/>
     <w:pPr>
       <w:pBdr/>
@@ -27953,9 +28635,9 @@
       </w:tcPr>
     </w:tblStylePr>
   </w:style>
-  <w:style w:type="table" w:styleId="1073" w:customStyle="1">
+  <w:style w:type="table" w:styleId="1085" w:customStyle="1">
     <w:name w:val="Grid Table 1 Light - Accent 6"/>
-    <w:basedOn w:val="1046"/>
+    <w:basedOn w:val="1058"/>
     <w:uiPriority w:val="99"/>
     <w:pPr>
       <w:pBdr/>
@@ -28175,9 +28857,9 @@
       </w:tcPr>
     </w:tblStylePr>
   </w:style>
-  <w:style w:type="table" w:styleId="1074">
+  <w:style w:type="table" w:styleId="1086">
     <w:name w:val="Grid Table 2"/>
-    <w:basedOn w:val="1046"/>
+    <w:basedOn w:val="1058"/>
     <w:uiPriority w:val="99"/>
     <w:pPr>
       <w:pBdr/>
@@ -28406,9 +29088,9 @@
       </w:tcPr>
     </w:tblStylePr>
   </w:style>
-  <w:style w:type="table" w:styleId="1075" w:customStyle="1">
+  <w:style w:type="table" w:styleId="1087" w:customStyle="1">
     <w:name w:val="Grid Table 2 - Accent 1"/>
-    <w:basedOn w:val="1046"/>
+    <w:basedOn w:val="1058"/>
     <w:uiPriority w:val="99"/>
     <w:pPr>
       <w:pBdr/>
@@ -28637,9 +29319,9 @@
       </w:tcPr>
     </w:tblStylePr>
   </w:style>
-  <w:style w:type="table" w:styleId="1076" w:customStyle="1">
+  <w:style w:type="table" w:styleId="1088" w:customStyle="1">
     <w:name w:val="Grid Table 2 - Accent 2"/>
-    <w:basedOn w:val="1046"/>
+    <w:basedOn w:val="1058"/>
     <w:uiPriority w:val="99"/>
     <w:pPr>
       <w:pBdr/>
@@ -28868,9 +29550,9 @@
       </w:tcPr>
     </w:tblStylePr>
   </w:style>
-  <w:style w:type="table" w:styleId="1077" w:customStyle="1">
+  <w:style w:type="table" w:styleId="1089" w:customStyle="1">
     <w:name w:val="Grid Table 2 - Accent 3"/>
-    <w:basedOn w:val="1046"/>
+    <w:basedOn w:val="1058"/>
     <w:uiPriority w:val="99"/>
     <w:pPr>
       <w:pBdr/>
@@ -29099,9 +29781,9 @@
       </w:tcPr>
     </w:tblStylePr>
   </w:style>
-  <w:style w:type="table" w:styleId="1078" w:customStyle="1">
+  <w:style w:type="table" w:styleId="1090" w:customStyle="1">
     <w:name w:val="Grid Table 2 - Accent 4"/>
-    <w:basedOn w:val="1046"/>
+    <w:basedOn w:val="1058"/>
     <w:uiPriority w:val="99"/>
     <w:pPr>
       <w:pBdr/>
@@ -29330,9 +30012,9 @@
       </w:tcPr>
     </w:tblStylePr>
   </w:style>
-  <w:style w:type="table" w:styleId="1079" w:customStyle="1">
+  <w:style w:type="table" w:styleId="1091" w:customStyle="1">
     <w:name w:val="Grid Table 2 - Accent 5"/>
-    <w:basedOn w:val="1046"/>
+    <w:basedOn w:val="1058"/>
     <w:uiPriority w:val="99"/>
     <w:pPr>
       <w:pBdr/>
@@ -29561,9 +30243,9 @@
       </w:tcPr>
     </w:tblStylePr>
   </w:style>
-  <w:style w:type="table" w:styleId="1080" w:customStyle="1">
+  <w:style w:type="table" w:styleId="1092" w:customStyle="1">
     <w:name w:val="Grid Table 2 - Accent 6"/>
-    <w:basedOn w:val="1046"/>
+    <w:basedOn w:val="1058"/>
     <w:uiPriority w:val="99"/>
     <w:pPr>
       <w:pBdr/>
@@ -29792,9 +30474,9 @@
       </w:tcPr>
     </w:tblStylePr>
   </w:style>
-  <w:style w:type="table" w:styleId="1081">
+  <w:style w:type="table" w:styleId="1093">
     <w:name w:val="Grid Table 3"/>
-    <w:basedOn w:val="1046"/>
+    <w:basedOn w:val="1058"/>
     <w:uiPriority w:val="99"/>
     <w:pPr>
       <w:pBdr/>
@@ -30036,9 +30718,9 @@
       </w:tcPr>
     </w:tblStylePr>
   </w:style>
-  <w:style w:type="table" w:styleId="1082" w:customStyle="1">
+  <w:style w:type="table" w:styleId="1094" w:customStyle="1">
     <w:name w:val="Grid Table 3 - Accent 1"/>
-    <w:basedOn w:val="1046"/>
+    <w:basedOn w:val="1058"/>
     <w:uiPriority w:val="99"/>
     <w:pPr>
       <w:pBdr/>
@@ -30280,9 +30962,9 @@
       </w:tcPr>
     </w:tblStylePr>
   </w:style>
-  <w:style w:type="table" w:styleId="1083" w:customStyle="1">
+  <w:style w:type="table" w:styleId="1095" w:customStyle="1">
     <w:name w:val="Grid Table 3 - Accent 2"/>
-    <w:basedOn w:val="1046"/>
+    <w:basedOn w:val="1058"/>
     <w:uiPriority w:val="99"/>
     <w:pPr>
       <w:pBdr/>
@@ -30524,9 +31206,9 @@
       </w:tcPr>
     </w:tblStylePr>
   </w:style>
-  <w:style w:type="table" w:styleId="1084" w:customStyle="1">
+  <w:style w:type="table" w:styleId="1096" w:customStyle="1">
     <w:name w:val="Grid Table 3 - Accent 3"/>
-    <w:basedOn w:val="1046"/>
+    <w:basedOn w:val="1058"/>
     <w:uiPriority w:val="99"/>
     <w:pPr>
       <w:pBdr/>
@@ -30768,9 +31450,9 @@
       </w:tcPr>
     </w:tblStylePr>
   </w:style>
-  <w:style w:type="table" w:styleId="1085" w:customStyle="1">
+  <w:style w:type="table" w:styleId="1097" w:customStyle="1">
     <w:name w:val="Grid Table 3 - Accent 4"/>
-    <w:basedOn w:val="1046"/>
+    <w:basedOn w:val="1058"/>
     <w:uiPriority w:val="99"/>
     <w:pPr>
       <w:pBdr/>
@@ -31012,9 +31694,9 @@
       </w:tcPr>
     </w:tblStylePr>
   </w:style>
-  <w:style w:type="table" w:styleId="1086" w:customStyle="1">
+  <w:style w:type="table" w:styleId="1098" w:customStyle="1">
     <w:name w:val="Grid Table 3 - Accent 5"/>
-    <w:basedOn w:val="1046"/>
+    <w:basedOn w:val="1058"/>
     <w:uiPriority w:val="99"/>
     <w:pPr>
       <w:pBdr/>
@@ -31256,9 +31938,9 @@
       </w:tcPr>
     </w:tblStylePr>
   </w:style>
-  <w:style w:type="table" w:styleId="1087" w:customStyle="1">
+  <w:style w:type="table" w:styleId="1099" w:customStyle="1">
     <w:name w:val="Grid Table 3 - Accent 6"/>
-    <w:basedOn w:val="1046"/>
+    <w:basedOn w:val="1058"/>
     <w:uiPriority w:val="99"/>
     <w:pPr>
       <w:pBdr/>
@@ -31500,9 +32182,9 @@
       </w:tcPr>
     </w:tblStylePr>
   </w:style>
-  <w:style w:type="table" w:styleId="1088" w:customStyle="1">
+  <w:style w:type="table" w:styleId="1100" w:customStyle="1">
     <w:name w:val="Grid Table 4 - Accent 1"/>
-    <w:basedOn w:val="1046"/>
+    <w:basedOn w:val="1058"/>
     <w:uiPriority w:val="59"/>
     <w:pPr>
       <w:pBdr/>
@@ -31732,9 +32414,9 @@
       </w:tcPr>
     </w:tblStylePr>
   </w:style>
-  <w:style w:type="table" w:styleId="1089" w:customStyle="1">
+  <w:style w:type="table" w:styleId="1101" w:customStyle="1">
     <w:name w:val="Grid Table 4 - Accent 2"/>
-    <w:basedOn w:val="1046"/>
+    <w:basedOn w:val="1058"/>
     <w:uiPriority w:val="59"/>
     <w:pPr>
       <w:pBdr/>
@@ -31964,9 +32646,9 @@
       </w:tcPr>
     </w:tblStylePr>
   </w:style>
-  <w:style w:type="table" w:styleId="1090" w:customStyle="1">
+  <w:style w:type="table" w:styleId="1102" w:customStyle="1">
     <w:name w:val="Grid Table 4 - Accent 3"/>
-    <w:basedOn w:val="1046"/>
+    <w:basedOn w:val="1058"/>
     <w:uiPriority w:val="59"/>
     <w:pPr>
       <w:pBdr/>
@@ -32196,9 +32878,9 @@
       </w:tcPr>
     </w:tblStylePr>
   </w:style>
-  <w:style w:type="table" w:styleId="1091" w:customStyle="1">
+  <w:style w:type="table" w:styleId="1103" w:customStyle="1">
     <w:name w:val="Grid Table 4 - Accent 4"/>
-    <w:basedOn w:val="1046"/>
+    <w:basedOn w:val="1058"/>
     <w:uiPriority w:val="59"/>
     <w:pPr>
       <w:pBdr/>
@@ -32428,9 +33110,9 @@
       </w:tcPr>
     </w:tblStylePr>
   </w:style>
-  <w:style w:type="table" w:styleId="1092" w:customStyle="1">
+  <w:style w:type="table" w:styleId="1104" w:customStyle="1">
     <w:name w:val="Grid Table 4 - Accent 5"/>
-    <w:basedOn w:val="1046"/>
+    <w:basedOn w:val="1058"/>
     <w:uiPriority w:val="59"/>
     <w:pPr>
       <w:pBdr/>
@@ -32660,9 +33342,9 @@
       </w:tcPr>
     </w:tblStylePr>
   </w:style>
-  <w:style w:type="table" w:styleId="1093" w:customStyle="1">
+  <w:style w:type="table" w:styleId="1105" w:customStyle="1">
     <w:name w:val="Grid Table 4 - Accent 6"/>
-    <w:basedOn w:val="1046"/>
+    <w:basedOn w:val="1058"/>
     <w:uiPriority w:val="59"/>
     <w:pPr>
       <w:pBdr/>
@@ -32892,9 +33574,9 @@
       </w:tcPr>
     </w:tblStylePr>
   </w:style>
-  <w:style w:type="table" w:styleId="1094">
+  <w:style w:type="table" w:styleId="1106">
     <w:name w:val="Grid Table 5 Dark"/>
-    <w:basedOn w:val="1046"/>
+    <w:basedOn w:val="1058"/>
     <w:uiPriority w:val="99"/>
     <w:pPr>
       <w:pBdr/>
@@ -33119,9 +33801,9 @@
       </w:tcPr>
     </w:tblStylePr>
   </w:style>
-  <w:style w:type="table" w:styleId="1095" w:customStyle="1">
+  <w:style w:type="table" w:styleId="1107" w:customStyle="1">
     <w:name w:val="Grid Table 5 Dark- Accent 1"/>
-    <w:basedOn w:val="1046"/>
+    <w:basedOn w:val="1058"/>
     <w:uiPriority w:val="99"/>
     <w:pPr>
       <w:pBdr/>
@@ -33346,9 +34028,9 @@
       </w:tcPr>
     </w:tblStylePr>
   </w:style>
-  <w:style w:type="table" w:styleId="1096" w:customStyle="1">
+  <w:style w:type="table" w:styleId="1108" w:customStyle="1">
     <w:name w:val="Grid Table 5 Dark - Accent 2"/>
-    <w:basedOn w:val="1046"/>
+    <w:basedOn w:val="1058"/>
     <w:uiPriority w:val="99"/>
     <w:pPr>
       <w:pBdr/>
@@ -33573,9 +34255,9 @@
       </w:tcPr>
     </w:tblStylePr>
   </w:style>
-  <w:style w:type="table" w:styleId="1097" w:customStyle="1">
+  <w:style w:type="table" w:styleId="1109" w:customStyle="1">
     <w:name w:val="Grid Table 5 Dark - Accent 3"/>
-    <w:basedOn w:val="1046"/>
+    <w:basedOn w:val="1058"/>
     <w:uiPriority w:val="99"/>
     <w:pPr>
       <w:pBdr/>
@@ -33800,9 +34482,9 @@
       </w:tcPr>
     </w:tblStylePr>
   </w:style>
-  <w:style w:type="table" w:styleId="1098" w:customStyle="1">
+  <w:style w:type="table" w:styleId="1110" w:customStyle="1">
     <w:name w:val="Grid Table 5 Dark- Accent 4"/>
-    <w:basedOn w:val="1046"/>
+    <w:basedOn w:val="1058"/>
     <w:uiPriority w:val="99"/>
     <w:pPr>
       <w:pBdr/>
@@ -34027,9 +34709,9 @@
       </w:tcPr>
     </w:tblStylePr>
   </w:style>
-  <w:style w:type="table" w:styleId="1099" w:customStyle="1">
+  <w:style w:type="table" w:styleId="1111" w:customStyle="1">
     <w:name w:val="Grid Table 5 Dark - Accent 5"/>
-    <w:basedOn w:val="1046"/>
+    <w:basedOn w:val="1058"/>
     <w:uiPriority w:val="99"/>
     <w:pPr>
       <w:pBdr/>
@@ -34254,9 +34936,9 @@
       </w:tcPr>
     </w:tblStylePr>
   </w:style>
-  <w:style w:type="table" w:styleId="1100" w:customStyle="1">
+  <w:style w:type="table" w:styleId="1112" w:customStyle="1">
     <w:name w:val="Grid Table 5 Dark - Accent 6"/>
-    <w:basedOn w:val="1046"/>
+    <w:basedOn w:val="1058"/>
     <w:uiPriority w:val="99"/>
     <w:pPr>
       <w:pBdr/>
@@ -34481,9 +35163,9 @@
       </w:tcPr>
     </w:tblStylePr>
   </w:style>
-  <w:style w:type="table" w:styleId="1101">
+  <w:style w:type="table" w:styleId="1113">
     <w:name w:val="Grid Table 6 Colorful"/>
-    <w:basedOn w:val="1046"/>
+    <w:basedOn w:val="1058"/>
     <w:uiPriority w:val="99"/>
     <w:pPr>
       <w:pBdr/>
@@ -34705,9 +35387,9 @@
       </w:tcPr>
     </w:tblStylePr>
   </w:style>
-  <w:style w:type="table" w:styleId="1102" w:customStyle="1">
+  <w:style w:type="table" w:styleId="1114" w:customStyle="1">
     <w:name w:val="Grid Table 6 Colorful - Accent 1"/>
-    <w:basedOn w:val="1046"/>
+    <w:basedOn w:val="1058"/>
     <w:uiPriority w:val="99"/>
     <w:pPr>
       <w:pBdr/>
@@ -34929,9 +35611,9 @@
       </w:tcPr>
     </w:tblStylePr>
   </w:style>
-  <w:style w:type="table" w:styleId="1103" w:customStyle="1">
+  <w:style w:type="table" w:styleId="1115" w:customStyle="1">
     <w:name w:val="Grid Table 6 Colorful - Accent 2"/>
-    <w:basedOn w:val="1046"/>
+    <w:basedOn w:val="1058"/>
     <w:uiPriority w:val="99"/>
     <w:pPr>
       <w:pBdr/>
@@ -35153,9 +35835,9 @@
       </w:tcPr>
     </w:tblStylePr>
   </w:style>
-  <w:style w:type="table" w:styleId="1104" w:customStyle="1">
+  <w:style w:type="table" w:styleId="1116" w:customStyle="1">
     <w:name w:val="Grid Table 6 Colorful - Accent 3"/>
-    <w:basedOn w:val="1046"/>
+    <w:basedOn w:val="1058"/>
     <w:uiPriority w:val="99"/>
     <w:pPr>
       <w:pBdr/>
@@ -35377,9 +36059,9 @@
       </w:tcPr>
     </w:tblStylePr>
   </w:style>
-  <w:style w:type="table" w:styleId="1105" w:customStyle="1">
+  <w:style w:type="table" w:styleId="1117" w:customStyle="1">
     <w:name w:val="Grid Table 6 Colorful - Accent 4"/>
-    <w:basedOn w:val="1046"/>
+    <w:basedOn w:val="1058"/>
     <w:uiPriority w:val="99"/>
     <w:pPr>
       <w:pBdr/>
@@ -35601,9 +36283,9 @@
       </w:tcPr>
     </w:tblStylePr>
   </w:style>
-  <w:style w:type="table" w:styleId="1106" w:customStyle="1">
+  <w:style w:type="table" w:styleId="1118" w:customStyle="1">
     <w:name w:val="Grid Table 6 Colorful - Accent 5"/>
-    <w:basedOn w:val="1046"/>
+    <w:basedOn w:val="1058"/>
     <w:uiPriority w:val="99"/>
     <w:pPr>
       <w:pBdr/>
@@ -35825,9 +36507,9 @@
       </w:tcPr>
     </w:tblStylePr>
   </w:style>
-  <w:style w:type="table" w:styleId="1107" w:customStyle="1">
+  <w:style w:type="table" w:styleId="1119" w:customStyle="1">
     <w:name w:val="Grid Table 6 Colorful - Accent 6"/>
-    <w:basedOn w:val="1046"/>
+    <w:basedOn w:val="1058"/>
     <w:uiPriority w:val="99"/>
     <w:pPr>
       <w:pBdr/>
@@ -36049,9 +36731,9 @@
       </w:tcPr>
     </w:tblStylePr>
   </w:style>
-  <w:style w:type="table" w:styleId="1108">
+  <w:style w:type="table" w:styleId="1120">
     <w:name w:val="Grid Table 7 Colorful"/>
-    <w:basedOn w:val="1046"/>
+    <w:basedOn w:val="1058"/>
     <w:uiPriority w:val="99"/>
     <w:pPr>
       <w:pBdr/>
@@ -36302,9 +36984,9 @@
       </w:tcPr>
     </w:tblStylePr>
   </w:style>
-  <w:style w:type="table" w:styleId="1109" w:customStyle="1">
+  <w:style w:type="table" w:styleId="1121" w:customStyle="1">
     <w:name w:val="Grid Table 7 Colorful - Accent 1"/>
-    <w:basedOn w:val="1046"/>
+    <w:basedOn w:val="1058"/>
     <w:uiPriority w:val="99"/>
     <w:pPr>
       <w:pBdr/>
@@ -36555,9 +37237,9 @@
       </w:tcPr>
     </w:tblStylePr>
   </w:style>
-  <w:style w:type="table" w:styleId="1110" w:customStyle="1">
+  <w:style w:type="table" w:styleId="1122" w:customStyle="1">
     <w:name w:val="Grid Table 7 Colorful - Accent 2"/>
-    <w:basedOn w:val="1046"/>
+    <w:basedOn w:val="1058"/>
     <w:uiPriority w:val="99"/>
     <w:pPr>
       <w:pBdr/>
@@ -36808,9 +37490,9 @@
       </w:tcPr>
     </w:tblStylePr>
   </w:style>
-  <w:style w:type="table" w:styleId="1111" w:customStyle="1">
+  <w:style w:type="table" w:styleId="1123" w:customStyle="1">
     <w:name w:val="Grid Table 7 Colorful - Accent 3"/>
-    <w:basedOn w:val="1046"/>
+    <w:basedOn w:val="1058"/>
     <w:uiPriority w:val="99"/>
     <w:pPr>
       <w:pBdr/>
@@ -37061,9 +37743,9 @@
       </w:tcPr>
     </w:tblStylePr>
   </w:style>
-  <w:style w:type="table" w:styleId="1112" w:customStyle="1">
+  <w:style w:type="table" w:styleId="1124" w:customStyle="1">
     <w:name w:val="Grid Table 7 Colorful - Accent 4"/>
-    <w:basedOn w:val="1046"/>
+    <w:basedOn w:val="1058"/>
     <w:uiPriority w:val="99"/>
     <w:pPr>
       <w:pBdr/>
@@ -37314,9 +37996,9 @@
       </w:tcPr>
     </w:tblStylePr>
   </w:style>
-  <w:style w:type="table" w:styleId="1113" w:customStyle="1">
+  <w:style w:type="table" w:styleId="1125" w:customStyle="1">
     <w:name w:val="Grid Table 7 Colorful - Accent 5"/>
-    <w:basedOn w:val="1046"/>
+    <w:basedOn w:val="1058"/>
     <w:uiPriority w:val="99"/>
     <w:pPr>
       <w:pBdr/>
@@ -37567,9 +38249,9 @@
       </w:tcPr>
     </w:tblStylePr>
   </w:style>
-  <w:style w:type="table" w:styleId="1114" w:customStyle="1">
+  <w:style w:type="table" w:styleId="1126" w:customStyle="1">
     <w:name w:val="Grid Table 7 Colorful - Accent 6"/>
-    <w:basedOn w:val="1046"/>
+    <w:basedOn w:val="1058"/>
     <w:uiPriority w:val="99"/>
     <w:pPr>
       <w:pBdr/>
@@ -37820,9 +38502,9 @@
       </w:tcPr>
     </w:tblStylePr>
   </w:style>
-  <w:style w:type="table" w:styleId="1115">
+  <w:style w:type="table" w:styleId="1127">
     <w:name w:val="List Table 1 Light"/>
-    <w:basedOn w:val="1046"/>
+    <w:basedOn w:val="1058"/>
     <w:uiPriority w:val="99"/>
     <w:pPr>
       <w:pBdr/>
@@ -38035,9 +38717,9 @@
       </w:tcPr>
     </w:tblStylePr>
   </w:style>
-  <w:style w:type="table" w:styleId="1116" w:customStyle="1">
+  <w:style w:type="table" w:styleId="1128" w:customStyle="1">
     <w:name w:val="List Table 1 Light - Accent 1"/>
-    <w:basedOn w:val="1046"/>
+    <w:basedOn w:val="1058"/>
     <w:uiPriority w:val="99"/>
     <w:pPr>
       <w:pBdr/>
@@ -38250,9 +38932,9 @@
       </w:tcPr>
     </w:tblStylePr>
   </w:style>
-  <w:style w:type="table" w:styleId="1117" w:customStyle="1">
+  <w:style w:type="table" w:styleId="1129" w:customStyle="1">
     <w:name w:val="List Table 1 Light - Accent 2"/>
-    <w:basedOn w:val="1046"/>
+    <w:basedOn w:val="1058"/>
     <w:uiPriority w:val="99"/>
     <w:pPr>
       <w:pBdr/>
@@ -38465,9 +39147,9 @@
       </w:tcPr>
     </w:tblStylePr>
   </w:style>
-  <w:style w:type="table" w:styleId="1118" w:customStyle="1">
+  <w:style w:type="table" w:styleId="1130" w:customStyle="1">
     <w:name w:val="List Table 1 Light - Accent 3"/>
-    <w:basedOn w:val="1046"/>
+    <w:basedOn w:val="1058"/>
     <w:uiPriority w:val="99"/>
     <w:pPr>
       <w:pBdr/>
@@ -38680,9 +39362,9 @@
       </w:tcPr>
     </w:tblStylePr>
   </w:style>
-  <w:style w:type="table" w:styleId="1119" w:customStyle="1">
+  <w:style w:type="table" w:styleId="1131" w:customStyle="1">
     <w:name w:val="List Table 1 Light - Accent 4"/>
-    <w:basedOn w:val="1046"/>
+    <w:basedOn w:val="1058"/>
     <w:uiPriority w:val="99"/>
     <w:pPr>
       <w:pBdr/>
@@ -38895,9 +39577,9 @@
       </w:tcPr>
     </w:tblStylePr>
   </w:style>
-  <w:style w:type="table" w:styleId="1120" w:customStyle="1">
+  <w:style w:type="table" w:styleId="1132" w:customStyle="1">
     <w:name w:val="List Table 1 Light - Accent 5"/>
-    <w:basedOn w:val="1046"/>
+    <w:basedOn w:val="1058"/>
     <w:uiPriority w:val="99"/>
     <w:pPr>
       <w:pBdr/>
@@ -39110,9 +39792,9 @@
       </w:tcPr>
     </w:tblStylePr>
   </w:style>
-  <w:style w:type="table" w:styleId="1121" w:customStyle="1">
+  <w:style w:type="table" w:styleId="1133" w:customStyle="1">
     <w:name w:val="List Table 1 Light - Accent 6"/>
-    <w:basedOn w:val="1046"/>
+    <w:basedOn w:val="1058"/>
     <w:uiPriority w:val="99"/>
     <w:pPr>
       <w:pBdr/>
@@ -39325,9 +40007,9 @@
       </w:tcPr>
     </w:tblStylePr>
   </w:style>
-  <w:style w:type="table" w:styleId="1122">
+  <w:style w:type="table" w:styleId="1134">
     <w:name w:val="List Table 2"/>
-    <w:basedOn w:val="1046"/>
+    <w:basedOn w:val="1058"/>
     <w:uiPriority w:val="99"/>
     <w:pPr>
       <w:pBdr/>
@@ -39562,9 +40244,9 @@
       </w:tcPr>
     </w:tblStylePr>
   </w:style>
-  <w:style w:type="table" w:styleId="1123" w:customStyle="1">
+  <w:style w:type="table" w:styleId="1135" w:customStyle="1">
     <w:name w:val="List Table 2 - Accent 1"/>
-    <w:basedOn w:val="1046"/>
+    <w:basedOn w:val="1058"/>
     <w:uiPriority w:val="99"/>
     <w:pPr>
       <w:pBdr/>
@@ -39799,9 +40481,9 @@
       </w:tcPr>
     </w:tblStylePr>
   </w:style>
-  <w:style w:type="table" w:styleId="1124" w:customStyle="1">
+  <w:style w:type="table" w:styleId="1136" w:customStyle="1">
     <w:name w:val="List Table 2 - Accent 2"/>
-    <w:basedOn w:val="1046"/>
+    <w:basedOn w:val="1058"/>
     <w:uiPriority w:val="99"/>
     <w:pPr>
       <w:pBdr/>
@@ -40036,9 +40718,9 @@
       </w:tcPr>
     </w:tblStylePr>
   </w:style>
-  <w:style w:type="table" w:styleId="1125" w:customStyle="1">
+  <w:style w:type="table" w:styleId="1137" w:customStyle="1">
     <w:name w:val="List Table 2 - Accent 3"/>
-    <w:basedOn w:val="1046"/>
+    <w:basedOn w:val="1058"/>
     <w:uiPriority w:val="99"/>
     <w:pPr>
       <w:pBdr/>
@@ -40273,9 +40955,9 @@
       </w:tcPr>
     </w:tblStylePr>
   </w:style>
-  <w:style w:type="table" w:styleId="1126" w:customStyle="1">
+  <w:style w:type="table" w:styleId="1138" w:customStyle="1">
     <w:name w:val="List Table 2 - Accent 4"/>
-    <w:basedOn w:val="1046"/>
+    <w:basedOn w:val="1058"/>
     <w:uiPriority w:val="99"/>
     <w:pPr>
       <w:pBdr/>
@@ -40510,9 +41192,9 @@
       </w:tcPr>
     </w:tblStylePr>
   </w:style>
-  <w:style w:type="table" w:styleId="1127" w:customStyle="1">
+  <w:style w:type="table" w:styleId="1139" w:customStyle="1">
     <w:name w:val="List Table 2 - Accent 5"/>
-    <w:basedOn w:val="1046"/>
+    <w:basedOn w:val="1058"/>
     <w:uiPriority w:val="99"/>
     <w:pPr>
       <w:pBdr/>
@@ -40747,9 +41429,9 @@
       </w:tcPr>
     </w:tblStylePr>
   </w:style>
-  <w:style w:type="table" w:styleId="1128" w:customStyle="1">
+  <w:style w:type="table" w:styleId="1140" w:customStyle="1">
     <w:name w:val="List Table 2 - Accent 6"/>
-    <w:basedOn w:val="1046"/>
+    <w:basedOn w:val="1058"/>
     <w:uiPriority w:val="99"/>
     <w:pPr>
       <w:pBdr/>
@@ -40984,9 +41666,9 @@
       </w:tcPr>
     </w:tblStylePr>
   </w:style>
-  <w:style w:type="table" w:styleId="1129">
+  <w:style w:type="table" w:styleId="1141">
     <w:name w:val="List Table 3"/>
-    <w:basedOn w:val="1046"/>
+    <w:basedOn w:val="1058"/>
     <w:uiPriority w:val="99"/>
     <w:pPr>
       <w:pBdr/>
@@ -41211,9 +41893,9 @@
       </w:tcPr>
     </w:tblStylePr>
   </w:style>
-  <w:style w:type="table" w:styleId="1130" w:customStyle="1">
+  <w:style w:type="table" w:styleId="1142" w:customStyle="1">
     <w:name w:val="List Table 3 - Accent 1"/>
-    <w:basedOn w:val="1046"/>
+    <w:basedOn w:val="1058"/>
     <w:uiPriority w:val="99"/>
     <w:pPr>
       <w:pBdr/>
@@ -41438,9 +42120,9 @@
       </w:tcPr>
     </w:tblStylePr>
   </w:style>
-  <w:style w:type="table" w:styleId="1131" w:customStyle="1">
+  <w:style w:type="table" w:styleId="1143" w:customStyle="1">
     <w:name w:val="List Table 3 - Accent 2"/>
-    <w:basedOn w:val="1046"/>
+    <w:basedOn w:val="1058"/>
     <w:uiPriority w:val="99"/>
     <w:pPr>
       <w:pBdr/>
@@ -41665,9 +42347,9 @@
       </w:tcPr>
     </w:tblStylePr>
   </w:style>
-  <w:style w:type="table" w:styleId="1132" w:customStyle="1">
+  <w:style w:type="table" w:styleId="1144" w:customStyle="1">
     <w:name w:val="List Table 3 - Accent 3"/>
-    <w:basedOn w:val="1046"/>
+    <w:basedOn w:val="1058"/>
     <w:uiPriority w:val="99"/>
     <w:pPr>
       <w:pBdr/>
@@ -41892,9 +42574,9 @@
       </w:tcPr>
     </w:tblStylePr>
   </w:style>
-  <w:style w:type="table" w:styleId="1133" w:customStyle="1">
+  <w:style w:type="table" w:styleId="1145" w:customStyle="1">
     <w:name w:val="List Table 3 - Accent 4"/>
-    <w:basedOn w:val="1046"/>
+    <w:basedOn w:val="1058"/>
     <w:uiPriority w:val="99"/>
     <w:pPr>
       <w:pBdr/>
@@ -42119,9 +42801,9 @@
       </w:tcPr>
     </w:tblStylePr>
   </w:style>
-  <w:style w:type="table" w:styleId="1134" w:customStyle="1">
+  <w:style w:type="table" w:styleId="1146" w:customStyle="1">
     <w:name w:val="List Table 3 - Accent 5"/>
-    <w:basedOn w:val="1046"/>
+    <w:basedOn w:val="1058"/>
     <w:uiPriority w:val="99"/>
     <w:pPr>
       <w:pBdr/>
@@ -42346,9 +43028,9 @@
       </w:tcPr>
     </w:tblStylePr>
   </w:style>
-  <w:style w:type="table" w:styleId="1135" w:customStyle="1">
+  <w:style w:type="table" w:styleId="1147" w:customStyle="1">
     <w:name w:val="List Table 3 - Accent 6"/>
-    <w:basedOn w:val="1046"/>
+    <w:basedOn w:val="1058"/>
     <w:uiPriority w:val="99"/>
     <w:pPr>
       <w:pBdr/>
@@ -42573,9 +43255,9 @@
       </w:tcPr>
     </w:tblStylePr>
   </w:style>
-  <w:style w:type="table" w:styleId="1136">
+  <w:style w:type="table" w:styleId="1148">
     <w:name w:val="List Table 4"/>
-    <w:basedOn w:val="1046"/>
+    <w:basedOn w:val="1058"/>
     <w:uiPriority w:val="99"/>
     <w:pPr>
       <w:pBdr/>
@@ -42797,9 +43479,9 @@
       </w:tcPr>
     </w:tblStylePr>
   </w:style>
-  <w:style w:type="table" w:styleId="1137" w:customStyle="1">
+  <w:style w:type="table" w:styleId="1149" w:customStyle="1">
     <w:name w:val="List Table 4 - Accent 1"/>
-    <w:basedOn w:val="1046"/>
+    <w:basedOn w:val="1058"/>
     <w:uiPriority w:val="99"/>
     <w:pPr>
       <w:pBdr/>
@@ -43021,9 +43703,9 @@
       </w:tcPr>
     </w:tblStylePr>
   </w:style>
-  <w:style w:type="table" w:styleId="1138" w:customStyle="1">
+  <w:style w:type="table" w:styleId="1150" w:customStyle="1">
     <w:name w:val="List Table 4 - Accent 2"/>
-    <w:basedOn w:val="1046"/>
+    <w:basedOn w:val="1058"/>
     <w:uiPriority w:val="99"/>
     <w:pPr>
       <w:pBdr/>
@@ -43245,9 +43927,9 @@
       </w:tcPr>
     </w:tblStylePr>
   </w:style>
-  <w:style w:type="table" w:styleId="1139" w:customStyle="1">
+  <w:style w:type="table" w:styleId="1151" w:customStyle="1">
     <w:name w:val="List Table 4 - Accent 3"/>
-    <w:basedOn w:val="1046"/>
+    <w:basedOn w:val="1058"/>
     <w:uiPriority w:val="99"/>
     <w:pPr>
       <w:pBdr/>
@@ -43469,9 +44151,9 @@
       </w:tcPr>
     </w:tblStylePr>
   </w:style>
-  <w:style w:type="table" w:styleId="1140" w:customStyle="1">
+  <w:style w:type="table" w:styleId="1152" w:customStyle="1">
     <w:name w:val="List Table 4 - Accent 4"/>
-    <w:basedOn w:val="1046"/>
+    <w:basedOn w:val="1058"/>
     <w:uiPriority w:val="99"/>
     <w:pPr>
       <w:pBdr/>
@@ -43693,9 +44375,9 @@
       </w:tcPr>
     </w:tblStylePr>
   </w:style>
-  <w:style w:type="table" w:styleId="1141" w:customStyle="1">
+  <w:style w:type="table" w:styleId="1153" w:customStyle="1">
     <w:name w:val="List Table 4 - Accent 5"/>
-    <w:basedOn w:val="1046"/>
+    <w:basedOn w:val="1058"/>
     <w:uiPriority w:val="99"/>
     <w:pPr>
       <w:pBdr/>
@@ -43917,9 +44599,9 @@
       </w:tcPr>
     </w:tblStylePr>
   </w:style>
-  <w:style w:type="table" w:styleId="1142" w:customStyle="1">
+  <w:style w:type="table" w:styleId="1154" w:customStyle="1">
     <w:name w:val="List Table 4 - Accent 6"/>
-    <w:basedOn w:val="1046"/>
+    <w:basedOn w:val="1058"/>
     <w:uiPriority w:val="99"/>
     <w:pPr>
       <w:pBdr/>
@@ -44141,9 +44823,9 @@
       </w:tcPr>
     </w:tblStylePr>
   </w:style>
-  <w:style w:type="table" w:styleId="1143">
+  <w:style w:type="table" w:styleId="1155">
     <w:name w:val="List Table 5 Dark"/>
-    <w:basedOn w:val="1046"/>
+    <w:basedOn w:val="1058"/>
     <w:uiPriority w:val="99"/>
     <w:pPr>
       <w:pBdr/>
@@ -44377,9 +45059,9 @@
       </w:tcPr>
     </w:tblStylePr>
   </w:style>
-  <w:style w:type="table" w:styleId="1144" w:customStyle="1">
+  <w:style w:type="table" w:styleId="1156" w:customStyle="1">
     <w:name w:val="List Table 5 Dark - Accent 1"/>
-    <w:basedOn w:val="1046"/>
+    <w:basedOn w:val="1058"/>
     <w:uiPriority w:val="99"/>
     <w:pPr>
       <w:pBdr/>
@@ -44613,9 +45295,9 @@
       </w:tcPr>
     </w:tblStylePr>
   </w:style>
-  <w:style w:type="table" w:styleId="1145" w:customStyle="1">
+  <w:style w:type="table" w:styleId="1157" w:customStyle="1">
     <w:name w:val="List Table 5 Dark - Accent 2"/>
-    <w:basedOn w:val="1046"/>
+    <w:basedOn w:val="1058"/>
     <w:uiPriority w:val="99"/>
     <w:pPr>
       <w:pBdr/>
@@ -44849,9 +45531,9 @@
       </w:tcPr>
     </w:tblStylePr>
   </w:style>
-  <w:style w:type="table" w:styleId="1146" w:customStyle="1">
+  <w:style w:type="table" w:styleId="1158" w:customStyle="1">
     <w:name w:val="List Table 5 Dark - Accent 3"/>
-    <w:basedOn w:val="1046"/>
+    <w:basedOn w:val="1058"/>
     <w:uiPriority w:val="99"/>
     <w:pPr>
       <w:pBdr/>
@@ -45085,9 +45767,9 @@
       </w:tcPr>
     </w:tblStylePr>
   </w:style>
-  <w:style w:type="table" w:styleId="1147" w:customStyle="1">
+  <w:style w:type="table" w:styleId="1159" w:customStyle="1">
     <w:name w:val="List Table 5 Dark - Accent 4"/>
-    <w:basedOn w:val="1046"/>
+    <w:basedOn w:val="1058"/>
     <w:uiPriority w:val="99"/>
     <w:pPr>
       <w:pBdr/>
@@ -45321,9 +46003,9 @@
       </w:tcPr>
     </w:tblStylePr>
   </w:style>
-  <w:style w:type="table" w:styleId="1148" w:customStyle="1">
+  <w:style w:type="table" w:styleId="1160" w:customStyle="1">
     <w:name w:val="List Table 5 Dark - Accent 5"/>
-    <w:basedOn w:val="1046"/>
+    <w:basedOn w:val="1058"/>
     <w:uiPriority w:val="99"/>
     <w:pPr>
       <w:pBdr/>
@@ -45557,9 +46239,9 @@
       </w:tcPr>
     </w:tblStylePr>
   </w:style>
-  <w:style w:type="table" w:styleId="1149" w:customStyle="1">
+  <w:style w:type="table" w:styleId="1161" w:customStyle="1">
     <w:name w:val="List Table 5 Dark - Accent 6"/>
-    <w:basedOn w:val="1046"/>
+    <w:basedOn w:val="1058"/>
     <w:uiPriority w:val="99"/>
     <w:pPr>
       <w:pBdr/>
@@ -45793,9 +46475,9 @@
       </w:tcPr>
     </w:tblStylePr>
   </w:style>
-  <w:style w:type="table" w:styleId="1150">
+  <w:style w:type="table" w:styleId="1162">
     <w:name w:val="List Table 6 Colorful"/>
-    <w:basedOn w:val="1046"/>
+    <w:basedOn w:val="1058"/>
     <w:uiPriority w:val="99"/>
     <w:pPr>
       <w:pBdr/>
@@ -46015,9 +46697,9 @@
       </w:tcPr>
     </w:tblStylePr>
   </w:style>
-  <w:style w:type="table" w:styleId="1151" w:customStyle="1">
+  <w:style w:type="table" w:styleId="1163" w:customStyle="1">
     <w:name w:val="List Table 6 Colorful - Accent 1"/>
-    <w:basedOn w:val="1046"/>
+    <w:basedOn w:val="1058"/>
     <w:uiPriority w:val="99"/>
     <w:pPr>
       <w:pBdr/>
@@ -46237,9 +46919,9 @@
       </w:tcPr>
     </w:tblStylePr>
   </w:style>
-  <w:style w:type="table" w:styleId="1152" w:customStyle="1">
+  <w:style w:type="table" w:styleId="1164" w:customStyle="1">
     <w:name w:val="List Table 6 Colorful - Accent 2"/>
-    <w:basedOn w:val="1046"/>
+    <w:basedOn w:val="1058"/>
     <w:uiPriority w:val="99"/>
     <w:pPr>
       <w:pBdr/>
@@ -46459,9 +47141,9 @@
       </w:tcPr>
     </w:tblStylePr>
   </w:style>
-  <w:style w:type="table" w:styleId="1153" w:customStyle="1">
+  <w:style w:type="table" w:styleId="1165" w:customStyle="1">
     <w:name w:val="List Table 6 Colorful - Accent 3"/>
-    <w:basedOn w:val="1046"/>
+    <w:basedOn w:val="1058"/>
     <w:uiPriority w:val="99"/>
     <w:pPr>
       <w:pBdr/>
@@ -46681,9 +47363,9 @@
       </w:tcPr>
     </w:tblStylePr>
   </w:style>
-  <w:style w:type="table" w:styleId="1154" w:customStyle="1">
+  <w:style w:type="table" w:styleId="1166" w:customStyle="1">
     <w:name w:val="List Table 6 Colorful - Accent 4"/>
-    <w:basedOn w:val="1046"/>
+    <w:basedOn w:val="1058"/>
     <w:uiPriority w:val="99"/>
     <w:pPr>
       <w:pBdr/>
@@ -46903,9 +47585,9 @@
       </w:tcPr>
     </w:tblStylePr>
   </w:style>
-  <w:style w:type="table" w:styleId="1155" w:customStyle="1">
+  <w:style w:type="table" w:styleId="1167" w:customStyle="1">
     <w:name w:val="List Table 6 Colorful - Accent 5"/>
-    <w:basedOn w:val="1046"/>
+    <w:basedOn w:val="1058"/>
     <w:uiPriority w:val="99"/>
     <w:pPr>
       <w:pBdr/>
@@ -47125,9 +47807,9 @@
       </w:tcPr>
     </w:tblStylePr>
   </w:style>
-  <w:style w:type="table" w:styleId="1156" w:customStyle="1">
+  <w:style w:type="table" w:styleId="1168" w:customStyle="1">
     <w:name w:val="List Table 6 Colorful - Accent 6"/>
-    <w:basedOn w:val="1046"/>
+    <w:basedOn w:val="1058"/>
     <w:uiPriority w:val="99"/>
     <w:pPr>
       <w:pBdr/>
@@ -47347,9 +48029,9 @@
       </w:tcPr>
     </w:tblStylePr>
   </w:style>
-  <w:style w:type="table" w:styleId="1157">
+  <w:style w:type="table" w:styleId="1169">
     <w:name w:val="List Table 7 Colorful"/>
-    <w:basedOn w:val="1046"/>
+    <w:basedOn w:val="1058"/>
     <w:uiPriority w:val="99"/>
     <w:pPr>
       <w:pBdr/>
@@ -47597,9 +48279,9 @@
       </w:tcPr>
     </w:tblStylePr>
   </w:style>
-  <w:style w:type="table" w:styleId="1158" w:customStyle="1">
+  <w:style w:type="table" w:styleId="1170" w:customStyle="1">
     <w:name w:val="List Table 7 Colorful - Accent 1"/>
-    <w:basedOn w:val="1046"/>
+    <w:basedOn w:val="1058"/>
     <w:uiPriority w:val="99"/>
     <w:pPr>
       <w:pBdr/>
@@ -47847,9 +48529,9 @@
       </w:tcPr>
     </w:tblStylePr>
   </w:style>
-  <w:style w:type="table" w:styleId="1159" w:customStyle="1">
+  <w:style w:type="table" w:styleId="1171" w:customStyle="1">
     <w:name w:val="List Table 7 Colorful - Accent 2"/>
-    <w:basedOn w:val="1046"/>
+    <w:basedOn w:val="1058"/>
     <w:uiPriority w:val="99"/>
     <w:pPr>
       <w:pBdr/>
@@ -48097,9 +48779,9 @@
       </w:tcPr>
     </w:tblStylePr>
   </w:style>
-  <w:style w:type="table" w:styleId="1160" w:customStyle="1">
+  <w:style w:type="table" w:styleId="1172" w:customStyle="1">
     <w:name w:val="List Table 7 Colorful - Accent 3"/>
-    <w:basedOn w:val="1046"/>
+    <w:basedOn w:val="1058"/>
     <w:uiPriority w:val="99"/>
     <w:pPr>
       <w:pBdr/>
@@ -48347,9 +49029,9 @@
       </w:tcPr>
     </w:tblStylePr>
   </w:style>
-  <w:style w:type="table" w:styleId="1161" w:customStyle="1">
+  <w:style w:type="table" w:styleId="1173" w:customStyle="1">
     <w:name w:val="List Table 7 Colorful - Accent 4"/>
-    <w:basedOn w:val="1046"/>
+    <w:basedOn w:val="1058"/>
     <w:uiPriority w:val="99"/>
     <w:pPr>
       <w:pBdr/>
@@ -48597,9 +49279,9 @@
       </w:tcPr>
     </w:tblStylePr>
   </w:style>
-  <w:style w:type="table" w:styleId="1162" w:customStyle="1">
+  <w:style w:type="table" w:styleId="1174" w:customStyle="1">
     <w:name w:val="List Table 7 Colorful - Accent 5"/>
-    <w:basedOn w:val="1046"/>
+    <w:basedOn w:val="1058"/>
     <w:uiPriority w:val="99"/>
     <w:pPr>
       <w:pBdr/>
@@ -48847,9 +49529,9 @@
       </w:tcPr>
     </w:tblStylePr>
   </w:style>
-  <w:style w:type="table" w:styleId="1163" w:customStyle="1">
+  <w:style w:type="table" w:styleId="1175" w:customStyle="1">
     <w:name w:val="List Table 7 Colorful - Accent 6"/>
-    <w:basedOn w:val="1046"/>
+    <w:basedOn w:val="1058"/>
     <w:uiPriority w:val="99"/>
     <w:pPr>
       <w:pBdr/>
@@ -49097,9 +49779,9 @@
       </w:tcPr>
     </w:tblStylePr>
   </w:style>
-  <w:style w:type="table" w:styleId="1164" w:customStyle="1">
+  <w:style w:type="table" w:styleId="1176" w:customStyle="1">
     <w:name w:val="Lined - Accent"/>
-    <w:basedOn w:val="1046"/>
+    <w:basedOn w:val="1058"/>
     <w:uiPriority w:val="99"/>
     <w:pPr>
       <w:pBdr/>
@@ -49336,9 +50018,9 @@
       </w:tcPr>
     </w:tblStylePr>
   </w:style>
-  <w:style w:type="table" w:styleId="1165" w:customStyle="1">
+  <w:style w:type="table" w:styleId="1177" w:customStyle="1">
     <w:name w:val="Lined - Accent 1"/>
-    <w:basedOn w:val="1046"/>
+    <w:basedOn w:val="1058"/>
     <w:uiPriority w:val="99"/>
     <w:pPr>
       <w:pBdr/>
@@ -49575,9 +50257,9 @@
       </w:tcPr>
     </w:tblStylePr>
   </w:style>
-  <w:style w:type="table" w:styleId="1166" w:customStyle="1">
+  <w:style w:type="table" w:styleId="1178" w:customStyle="1">
     <w:name w:val="Lined - Accent 2"/>
-    <w:basedOn w:val="1046"/>
+    <w:basedOn w:val="1058"/>
     <w:uiPriority w:val="99"/>
     <w:pPr>
       <w:pBdr/>
@@ -49814,9 +50496,9 @@
       </w:tcPr>
     </w:tblStylePr>
   </w:style>
-  <w:style w:type="table" w:styleId="1167" w:customStyle="1">
+  <w:style w:type="table" w:styleId="1179" w:customStyle="1">
     <w:name w:val="Lined - Accent 3"/>
-    <w:basedOn w:val="1046"/>
+    <w:basedOn w:val="1058"/>
     <w:uiPriority w:val="99"/>
     <w:pPr>
       <w:pBdr/>
@@ -50053,9 +50735,9 @@
       </w:tcPr>
     </w:tblStylePr>
   </w:style>
-  <w:style w:type="table" w:styleId="1168" w:customStyle="1">
+  <w:style w:type="table" w:styleId="1180" w:customStyle="1">
     <w:name w:val="Lined - Accent 4"/>
-    <w:basedOn w:val="1046"/>
+    <w:basedOn w:val="1058"/>
     <w:uiPriority w:val="99"/>
     <w:pPr>
       <w:pBdr/>
@@ -50292,9 +50974,9 @@
       </w:tcPr>
     </w:tblStylePr>
   </w:style>
-  <w:style w:type="table" w:styleId="1169" w:customStyle="1">
+  <w:style w:type="table" w:styleId="1181" w:customStyle="1">
     <w:name w:val="Lined - Accent 5"/>
-    <w:basedOn w:val="1046"/>
+    <w:basedOn w:val="1058"/>
     <w:uiPriority w:val="99"/>
     <w:pPr>
       <w:pBdr/>
@@ -50531,9 +51213,9 @@
       </w:tcPr>
     </w:tblStylePr>
   </w:style>
-  <w:style w:type="table" w:styleId="1170" w:customStyle="1">
+  <w:style w:type="table" w:styleId="1182" w:customStyle="1">
     <w:name w:val="Lined - Accent 6"/>
-    <w:basedOn w:val="1046"/>
+    <w:basedOn w:val="1058"/>
     <w:uiPriority w:val="99"/>
     <w:pPr>
       <w:pBdr/>
@@ -50770,9 +51452,9 @@
       </w:tcPr>
     </w:tblStylePr>
   </w:style>
-  <w:style w:type="table" w:styleId="1171" w:customStyle="1">
+  <w:style w:type="table" w:styleId="1183" w:customStyle="1">
     <w:name w:val="Bordered &amp; Lined - Accent"/>
-    <w:basedOn w:val="1046"/>
+    <w:basedOn w:val="1058"/>
     <w:uiPriority w:val="99"/>
     <w:pPr>
       <w:pBdr/>
@@ -51016,9 +51698,9 @@
       </w:tcPr>
     </w:tblStylePr>
   </w:style>
-  <w:style w:type="table" w:styleId="1172" w:customStyle="1">
+  <w:style w:type="table" w:styleId="1184" w:customStyle="1">
     <w:name w:val="Bordered &amp; Lined - Accent 1"/>
-    <w:basedOn w:val="1046"/>
+    <w:basedOn w:val="1058"/>
     <w:uiPriority w:val="99"/>
     <w:pPr>
       <w:pBdr/>
@@ -51262,9 +51944,9 @@
       </w:tcPr>
     </w:tblStylePr>
   </w:style>
-  <w:style w:type="table" w:styleId="1173" w:customStyle="1">
+  <w:style w:type="table" w:styleId="1185" w:customStyle="1">
     <w:name w:val="Bordered &amp; Lined - Accent 2"/>
-    <w:basedOn w:val="1046"/>
+    <w:basedOn w:val="1058"/>
     <w:uiPriority w:val="99"/>
     <w:pPr>
       <w:pBdr/>
@@ -51508,9 +52190,9 @@
       </w:tcPr>
     </w:tblStylePr>
   </w:style>
-  <w:style w:type="table" w:styleId="1174" w:customStyle="1">
+  <w:style w:type="table" w:styleId="1186" w:customStyle="1">
     <w:name w:val="Bordered &amp; Lined - Accent 3"/>
-    <w:basedOn w:val="1046"/>
+    <w:basedOn w:val="1058"/>
     <w:uiPriority w:val="99"/>
     <w:pPr>
       <w:pBdr/>
@@ -51754,9 +52436,9 @@
       </w:tcPr>
     </w:tblStylePr>
   </w:style>
-  <w:style w:type="table" w:styleId="1175" w:customStyle="1">
+  <w:style w:type="table" w:styleId="1187" w:customStyle="1">
     <w:name w:val="Bordered &amp; Lined - Accent 4"/>
-    <w:basedOn w:val="1046"/>
+    <w:basedOn w:val="1058"/>
     <w:uiPriority w:val="99"/>
     <w:pPr>
       <w:pBdr/>
@@ -52000,9 +52682,9 @@
       </w:tcPr>
     </w:tblStylePr>
   </w:style>
-  <w:style w:type="table" w:styleId="1176" w:customStyle="1">
+  <w:style w:type="table" w:styleId="1188" w:customStyle="1">
     <w:name w:val="Bordered &amp; Lined - Accent 5"/>
-    <w:basedOn w:val="1046"/>
+    <w:basedOn w:val="1058"/>
     <w:uiPriority w:val="99"/>
     <w:pPr>
       <w:pBdr/>
@@ -52246,9 +52928,9 @@
       </w:tcPr>
     </w:tblStylePr>
   </w:style>
-  <w:style w:type="table" w:styleId="1177" w:customStyle="1">
+  <w:style w:type="table" w:styleId="1189" w:customStyle="1">
     <w:name w:val="Bordered &amp; Lined - Accent 6"/>
-    <w:basedOn w:val="1046"/>
+    <w:basedOn w:val="1058"/>
     <w:uiPriority w:val="99"/>
     <w:pPr>
       <w:pBdr/>
@@ -52492,9 +53174,9 @@
       </w:tcPr>
     </w:tblStylePr>
   </w:style>
-  <w:style w:type="table" w:styleId="1178" w:customStyle="1">
+  <w:style w:type="table" w:styleId="1190" w:customStyle="1">
     <w:name w:val="Bordered"/>
-    <w:basedOn w:val="1046"/>
+    <w:basedOn w:val="1058"/>
     <w:uiPriority w:val="99"/>
     <w:pPr>
       <w:pBdr/>
@@ -52722,9 +53404,9 @@
       </w:tcPr>
     </w:tblStylePr>
   </w:style>
-  <w:style w:type="table" w:styleId="1179" w:customStyle="1">
+  <w:style w:type="table" w:styleId="1191" w:customStyle="1">
     <w:name w:val="Bordered - Accent 1"/>
-    <w:basedOn w:val="1046"/>
+    <w:basedOn w:val="1058"/>
     <w:uiPriority w:val="99"/>
     <w:pPr>
       <w:pBdr/>
@@ -52952,9 +53634,9 @@
       </w:tcPr>
     </w:tblStylePr>
   </w:style>
-  <w:style w:type="table" w:styleId="1180" w:customStyle="1">
+  <w:style w:type="table" w:styleId="1192" w:customStyle="1">
     <w:name w:val="Bordered - Accent 2"/>
-    <w:basedOn w:val="1046"/>
+    <w:basedOn w:val="1058"/>
     <w:uiPriority w:val="99"/>
     <w:pPr>
       <w:pBdr/>
@@ -53182,9 +53864,9 @@
       </w:tcPr>
     </w:tblStylePr>
   </w:style>
-  <w:style w:type="table" w:styleId="1181" w:customStyle="1">
+  <w:style w:type="table" w:styleId="1193" w:customStyle="1">
     <w:name w:val="Bordered - Accent 3"/>
-    <w:basedOn w:val="1046"/>
+    <w:basedOn w:val="1058"/>
     <w:uiPriority w:val="99"/>
     <w:pPr>
       <w:pBdr/>
@@ -53412,9 +54094,9 @@
       </w:tcPr>
     </w:tblStylePr>
   </w:style>
-  <w:style w:type="table" w:styleId="1182" w:customStyle="1">
+  <w:style w:type="table" w:styleId="1194" w:customStyle="1">
     <w:name w:val="Bordered - Accent 4"/>
-    <w:basedOn w:val="1046"/>
+    <w:basedOn w:val="1058"/>
     <w:uiPriority w:val="99"/>
     <w:pPr>
       <w:pBdr/>
@@ -53642,9 +54324,9 @@
       </w:tcPr>
     </w:tblStylePr>
   </w:style>
-  <w:style w:type="table" w:styleId="1183" w:customStyle="1">
+  <w:style w:type="table" w:styleId="1195" w:customStyle="1">
     <w:name w:val="Bordered - Accent 5"/>
-    <w:basedOn w:val="1046"/>
+    <w:basedOn w:val="1058"/>
     <w:uiPriority w:val="99"/>
     <w:pPr>
       <w:pBdr/>
@@ -53872,9 +54554,9 @@
       </w:tcPr>
     </w:tblStylePr>
   </w:style>
-  <w:style w:type="table" w:styleId="1184" w:customStyle="1">
+  <w:style w:type="table" w:styleId="1196" w:customStyle="1">
     <w:name w:val="Bordered - Accent 6"/>
-    <w:basedOn w:val="1046"/>
+    <w:basedOn w:val="1058"/>
     <w:uiPriority w:val="99"/>
     <w:pPr>
       <w:pBdr/>
@@ -54102,9 +54784,9 @@
       </w:tcPr>
     </w:tblStylePr>
   </w:style>
-  <w:style w:type="character" w:styleId="1185" w:customStyle="1">
+  <w:style w:type="character" w:styleId="1197" w:customStyle="1">
     <w:name w:val="Heading 1 Char"/>
-    <w:basedOn w:val="1045"/>
+    <w:basedOn w:val="1057"/>
     <w:uiPriority w:val="9"/>
     <w:pPr>
       <w:pBdr/>
@@ -54118,9 +54800,9 @@
       <w:szCs w:val="40"/>
     </w:rPr>
   </w:style>
-  <w:style w:type="character" w:styleId="1186" w:customStyle="1">
+  <w:style w:type="character" w:styleId="1198" w:customStyle="1">
     <w:name w:val="Heading 2 Char"/>
-    <w:basedOn w:val="1045"/>
+    <w:basedOn w:val="1057"/>
     <w:uiPriority w:val="9"/>
     <w:pPr>
       <w:pBdr/>
@@ -54134,9 +54816,9 @@
       <w:szCs w:val="32"/>
     </w:rPr>
   </w:style>
-  <w:style w:type="character" w:styleId="1187" w:customStyle="1">
+  <w:style w:type="character" w:styleId="1199" w:customStyle="1">
     <w:name w:val="Heading 3 Char"/>
-    <w:basedOn w:val="1045"/>
+    <w:basedOn w:val="1057"/>
     <w:uiPriority w:val="9"/>
     <w:pPr>
       <w:pBdr/>
@@ -54150,10 +54832,10 @@
       <w:szCs w:val="28"/>
     </w:rPr>
   </w:style>
-  <w:style w:type="character" w:styleId="1188" w:customStyle="1">
+  <w:style w:type="character" w:styleId="1200" w:customStyle="1">
     <w:name w:val="Titre 4 Car"/>
-    <w:basedOn w:val="1045"/>
-    <w:link w:val="1039"/>
+    <w:basedOn w:val="1057"/>
+    <w:link w:val="1051"/>
     <w:uiPriority w:val="9"/>
     <w:pPr>
       <w:pBdr/>
@@ -54167,10 +54849,10 @@
       <w:color w:val="2f5496" w:themeColor="accent1" w:themeShade="BF"/>
     </w:rPr>
   </w:style>
-  <w:style w:type="character" w:styleId="1189" w:customStyle="1">
+  <w:style w:type="character" w:styleId="1201" w:customStyle="1">
     <w:name w:val="Titre 5 Car"/>
-    <w:basedOn w:val="1045"/>
-    <w:link w:val="1040"/>
+    <w:basedOn w:val="1057"/>
+    <w:link w:val="1052"/>
     <w:uiPriority w:val="9"/>
     <w:pPr>
       <w:pBdr/>
@@ -54182,10 +54864,10 @@
       <w:color w:val="2f5496" w:themeColor="accent1" w:themeShade="BF"/>
     </w:rPr>
   </w:style>
-  <w:style w:type="character" w:styleId="1190" w:customStyle="1">
+  <w:style w:type="character" w:styleId="1202" w:customStyle="1">
     <w:name w:val="Titre 6 Car"/>
-    <w:basedOn w:val="1045"/>
-    <w:link w:val="1041"/>
+    <w:basedOn w:val="1057"/>
+    <w:link w:val="1053"/>
     <w:uiPriority w:val="9"/>
     <w:pPr>
       <w:pBdr/>
@@ -54199,10 +54881,10 @@
       <w:color w:val="595959" w:themeColor="text1" w:themeTint="A6"/>
     </w:rPr>
   </w:style>
-  <w:style w:type="character" w:styleId="1191" w:customStyle="1">
+  <w:style w:type="character" w:styleId="1203" w:customStyle="1">
     <w:name w:val="Titre 7 Car"/>
-    <w:basedOn w:val="1045"/>
-    <w:link w:val="1042"/>
+    <w:basedOn w:val="1057"/>
+    <w:link w:val="1054"/>
     <w:uiPriority w:val="9"/>
     <w:pPr>
       <w:pBdr/>
@@ -54214,10 +54896,10 @@
       <w:color w:val="595959" w:themeColor="text1" w:themeTint="A6"/>
     </w:rPr>
   </w:style>
-  <w:style w:type="character" w:styleId="1192" w:customStyle="1">
+  <w:style w:type="character" w:styleId="1204" w:customStyle="1">
     <w:name w:val="Titre 8 Car"/>
-    <w:basedOn w:val="1045"/>
-    <w:link w:val="1043"/>
+    <w:basedOn w:val="1057"/>
+    <w:link w:val="1055"/>
     <w:uiPriority w:val="9"/>
     <w:pPr>
       <w:pBdr/>
@@ -54231,10 +54913,10 @@
       <w:color w:val="272727" w:themeColor="text1" w:themeTint="D8"/>
     </w:rPr>
   </w:style>
-  <w:style w:type="character" w:styleId="1193" w:customStyle="1">
+  <w:style w:type="character" w:styleId="1205" w:customStyle="1">
     <w:name w:val="Titre 9 Car"/>
-    <w:basedOn w:val="1045"/>
-    <w:link w:val="1044"/>
+    <w:basedOn w:val="1057"/>
+    <w:link w:val="1056"/>
     <w:uiPriority w:val="9"/>
     <w:pPr>
       <w:pBdr/>
@@ -54248,11 +54930,11 @@
       <w:color w:val="272727" w:themeColor="text1" w:themeTint="D8"/>
     </w:rPr>
   </w:style>
-  <w:style w:type="paragraph" w:styleId="1194">
+  <w:style w:type="paragraph" w:styleId="1206">
     <w:name w:val="Title"/>
-    <w:basedOn w:val="1035"/>
-    <w:next w:val="1035"/>
-    <w:link w:val="1195"/>
+    <w:basedOn w:val="1047"/>
+    <w:next w:val="1047"/>
+    <w:link w:val="1207"/>
     <w:uiPriority w:val="10"/>
     <w:qFormat/>
     <w:pPr>
@@ -54268,10 +54950,10 @@
       <w:szCs w:val="56"/>
     </w:rPr>
   </w:style>
-  <w:style w:type="character" w:styleId="1195" w:customStyle="1">
+  <w:style w:type="character" w:styleId="1207" w:customStyle="1">
     <w:name w:val="Titre Car"/>
-    <w:basedOn w:val="1045"/>
-    <w:link w:val="1194"/>
+    <w:basedOn w:val="1057"/>
+    <w:link w:val="1206"/>
     <w:uiPriority w:val="10"/>
     <w:pPr>
       <w:pBdr/>
@@ -54285,11 +54967,11 @@
       <w:szCs w:val="56"/>
     </w:rPr>
   </w:style>
-  <w:style w:type="paragraph" w:styleId="1196">
+  <w:style w:type="paragraph" w:styleId="1208">
     <w:name w:val="Subtitle"/>
-    <w:basedOn w:val="1035"/>
-    <w:next w:val="1035"/>
-    <w:link w:val="1197"/>
+    <w:basedOn w:val="1047"/>
+    <w:next w:val="1047"/>
+    <w:link w:val="1209"/>
     <w:uiPriority w:val="11"/>
     <w:qFormat/>
     <w:pPr>
@@ -54307,10 +54989,10 @@
       <w:szCs w:val="28"/>
     </w:rPr>
   </w:style>
-  <w:style w:type="character" w:styleId="1197" w:customStyle="1">
+  <w:style w:type="character" w:styleId="1209" w:customStyle="1">
     <w:name w:val="Sous-titre Car"/>
-    <w:basedOn w:val="1045"/>
-    <w:link w:val="1196"/>
+    <w:basedOn w:val="1057"/>
+    <w:link w:val="1208"/>
     <w:uiPriority w:val="11"/>
     <w:pPr>
       <w:pBdr/>
@@ -54324,11 +55006,11 @@
       <w:szCs w:val="28"/>
     </w:rPr>
   </w:style>
-  <w:style w:type="paragraph" w:styleId="1198">
+  <w:style w:type="paragraph" w:styleId="1210">
     <w:name w:val="Quote"/>
-    <w:basedOn w:val="1035"/>
-    <w:next w:val="1035"/>
-    <w:link w:val="1199"/>
+    <w:basedOn w:val="1047"/>
+    <w:next w:val="1047"/>
+    <w:link w:val="1211"/>
     <w:uiPriority w:val="29"/>
     <w:qFormat/>
     <w:pPr>
@@ -54343,10 +55025,10 @@
       <w:color w:val="404040" w:themeColor="text1" w:themeTint="BF"/>
     </w:rPr>
   </w:style>
-  <w:style w:type="character" w:styleId="1199" w:customStyle="1">
+  <w:style w:type="character" w:styleId="1211" w:customStyle="1">
     <w:name w:val="Citation Car"/>
-    <w:basedOn w:val="1045"/>
-    <w:link w:val="1198"/>
+    <w:basedOn w:val="1057"/>
+    <w:link w:val="1210"/>
     <w:uiPriority w:val="29"/>
     <w:pPr>
       <w:pBdr/>
@@ -54359,9 +55041,9 @@
       <w:color w:val="404040" w:themeColor="text1" w:themeTint="BF"/>
     </w:rPr>
   </w:style>
-  <w:style w:type="character" w:styleId="1200">
+  <w:style w:type="character" w:styleId="1212">
     <w:name w:val="Intense Emphasis"/>
-    <w:basedOn w:val="1045"/>
+    <w:basedOn w:val="1057"/>
     <w:uiPriority w:val="21"/>
     <w:qFormat/>
     <w:pPr>
@@ -54375,11 +55057,11 @@
       <w:color w:val="2f5496" w:themeColor="accent1" w:themeShade="BF"/>
     </w:rPr>
   </w:style>
-  <w:style w:type="paragraph" w:styleId="1201">
+  <w:style w:type="paragraph" w:styleId="1213">
     <w:name w:val="Intense Quote"/>
-    <w:basedOn w:val="1035"/>
-    <w:next w:val="1035"/>
-    <w:link w:val="1202"/>
+    <w:basedOn w:val="1047"/>
+    <w:next w:val="1047"/>
+    <w:link w:val="1214"/>
     <w:uiPriority w:val="30"/>
     <w:qFormat/>
     <w:pPr>
@@ -54397,10 +55079,10 @@
       <w:color w:val="2f5496" w:themeColor="accent1" w:themeShade="BF"/>
     </w:rPr>
   </w:style>
-  <w:style w:type="character" w:styleId="1202" w:customStyle="1">
+  <w:style w:type="character" w:styleId="1214" w:customStyle="1">
     <w:name w:val="Citation intense Car"/>
-    <w:basedOn w:val="1045"/>
-    <w:link w:val="1201"/>
+    <w:basedOn w:val="1057"/>
+    <w:link w:val="1213"/>
     <w:uiPriority w:val="30"/>
     <w:pPr>
       <w:pBdr/>
@@ -54413,9 +55095,9 @@
       <w:color w:val="2f5496" w:themeColor="accent1" w:themeShade="BF"/>
     </w:rPr>
   </w:style>
-  <w:style w:type="character" w:styleId="1203">
+  <w:style w:type="character" w:styleId="1215">
     <w:name w:val="Intense Reference"/>
-    <w:basedOn w:val="1045"/>
+    <w:basedOn w:val="1057"/>
     <w:uiPriority w:val="32"/>
     <w:qFormat/>
     <w:pPr>
@@ -54431,9 +55113,9 @@
       <w:spacing w:val="5"/>
     </w:rPr>
   </w:style>
-  <w:style w:type="character" w:styleId="1204">
+  <w:style w:type="character" w:styleId="1216">
     <w:name w:val="Subtle Emphasis"/>
-    <w:basedOn w:val="1045"/>
+    <w:basedOn w:val="1057"/>
     <w:uiPriority w:val="19"/>
     <w:qFormat/>
     <w:pPr>
@@ -54447,9 +55129,9 @@
       <w:color w:val="404040" w:themeColor="text1" w:themeTint="BF"/>
     </w:rPr>
   </w:style>
-  <w:style w:type="character" w:styleId="1205">
+  <w:style w:type="character" w:styleId="1217">
     <w:name w:val="Emphasis"/>
-    <w:basedOn w:val="1045"/>
+    <w:basedOn w:val="1057"/>
     <w:uiPriority w:val="20"/>
     <w:qFormat/>
     <w:pPr>
@@ -54462,9 +55144,9 @@
       <w:iCs/>
     </w:rPr>
   </w:style>
-  <w:style w:type="character" w:styleId="1206">
+  <w:style w:type="character" w:styleId="1218">
     <w:name w:val="Strong"/>
-    <w:basedOn w:val="1045"/>
+    <w:basedOn w:val="1057"/>
     <w:uiPriority w:val="22"/>
     <w:qFormat/>
     <w:pPr>
@@ -54477,9 +55159,9 @@
       <w:bCs/>
     </w:rPr>
   </w:style>
-  <w:style w:type="character" w:styleId="1207">
+  <w:style w:type="character" w:styleId="1219">
     <w:name w:val="Subtle Reference"/>
-    <w:basedOn w:val="1045"/>
+    <w:basedOn w:val="1057"/>
     <w:uiPriority w:val="31"/>
     <w:qFormat/>
     <w:pPr>
@@ -54492,9 +55174,9 @@
       <w:color w:val="5a5a5a" w:themeColor="text1" w:themeTint="A5"/>
     </w:rPr>
   </w:style>
-  <w:style w:type="character" w:styleId="1208">
+  <w:style w:type="character" w:styleId="1220">
     <w:name w:val="Book Title"/>
-    <w:basedOn w:val="1045"/>
+    <w:basedOn w:val="1057"/>
     <w:uiPriority w:val="33"/>
     <w:qFormat/>
     <w:pPr>
@@ -54510,9 +55192,9 @@
       <w:spacing w:val="5"/>
     </w:rPr>
   </w:style>
-  <w:style w:type="character" w:styleId="1209" w:customStyle="1">
+  <w:style w:type="character" w:styleId="1221" w:customStyle="1">
     <w:name w:val="Header Char"/>
-    <w:basedOn w:val="1045"/>
+    <w:basedOn w:val="1057"/>
     <w:uiPriority w:val="99"/>
     <w:pPr>
       <w:pBdr/>
@@ -54520,9 +55202,9 @@
       <w:ind/>
     </w:pPr>
   </w:style>
-  <w:style w:type="character" w:styleId="1210" w:customStyle="1">
+  <w:style w:type="character" w:styleId="1222" w:customStyle="1">
     <w:name w:val="Footer Char"/>
-    <w:basedOn w:val="1045"/>
+    <w:basedOn w:val="1057"/>
     <w:uiPriority w:val="99"/>
     <w:pPr>
       <w:pBdr/>
@@ -54530,10 +55212,10 @@
       <w:ind/>
     </w:pPr>
   </w:style>
-  <w:style w:type="paragraph" w:styleId="1211">
+  <w:style w:type="paragraph" w:styleId="1223">
     <w:name w:val="footnote text"/>
-    <w:basedOn w:val="1035"/>
-    <w:link w:val="1212"/>
+    <w:basedOn w:val="1047"/>
+    <w:link w:val="1224"/>
     <w:uiPriority w:val="99"/>
     <w:semiHidden/>
     <w:unhideWhenUsed/>
@@ -54547,10 +55229,10 @@
       <w:szCs w:val="20"/>
     </w:rPr>
   </w:style>
-  <w:style w:type="character" w:styleId="1212" w:customStyle="1">
+  <w:style w:type="character" w:styleId="1224" w:customStyle="1">
     <w:name w:val="Note de bas de page Car"/>
-    <w:basedOn w:val="1045"/>
-    <w:link w:val="1211"/>
+    <w:basedOn w:val="1057"/>
+    <w:link w:val="1223"/>
     <w:uiPriority w:val="99"/>
     <w:semiHidden/>
     <w:pPr>
@@ -54563,9 +55245,9 @@
       <w:szCs w:val="20"/>
     </w:rPr>
   </w:style>
-  <w:style w:type="character" w:styleId="1213">
+  <w:style w:type="character" w:styleId="1225">
     <w:name w:val="footnote reference"/>
-    <w:basedOn w:val="1045"/>
+    <w:basedOn w:val="1057"/>
     <w:uiPriority w:val="99"/>
     <w:semiHidden/>
     <w:unhideWhenUsed/>
@@ -54578,10 +55260,10 @@
       <w:vertAlign w:val="superscript"/>
     </w:rPr>
   </w:style>
-  <w:style w:type="paragraph" w:styleId="1214">
+  <w:style w:type="paragraph" w:styleId="1226">
     <w:name w:val="endnote text"/>
-    <w:basedOn w:val="1035"/>
-    <w:link w:val="1215"/>
+    <w:basedOn w:val="1047"/>
+    <w:link w:val="1227"/>
     <w:uiPriority w:val="99"/>
     <w:semiHidden/>
     <w:unhideWhenUsed/>
@@ -54595,10 +55277,10 @@
       <w:szCs w:val="20"/>
     </w:rPr>
   </w:style>
-  <w:style w:type="character" w:styleId="1215" w:customStyle="1">
+  <w:style w:type="character" w:styleId="1227" w:customStyle="1">
     <w:name w:val="Note de fin Car"/>
-    <w:basedOn w:val="1045"/>
-    <w:link w:val="1214"/>
+    <w:basedOn w:val="1057"/>
+    <w:link w:val="1226"/>
     <w:uiPriority w:val="99"/>
     <w:semiHidden/>
     <w:pPr>
@@ -54611,9 +55293,9 @@
       <w:szCs w:val="20"/>
     </w:rPr>
   </w:style>
-  <w:style w:type="character" w:styleId="1216">
+  <w:style w:type="character" w:styleId="1228">
     <w:name w:val="endnote reference"/>
-    <w:basedOn w:val="1045"/>
+    <w:basedOn w:val="1057"/>
     <w:uiPriority w:val="99"/>
     <w:semiHidden/>
     <w:unhideWhenUsed/>
@@ -54626,9 +55308,9 @@
       <w:vertAlign w:val="superscript"/>
     </w:rPr>
   </w:style>
-  <w:style w:type="character" w:styleId="1217">
+  <w:style w:type="character" w:styleId="1229">
     <w:name w:val="FollowedHyperlink"/>
-    <w:basedOn w:val="1045"/>
+    <w:basedOn w:val="1057"/>
     <w:uiPriority w:val="99"/>
     <w:semiHidden/>
     <w:unhideWhenUsed/>
@@ -54642,10 +55324,10 @@
       <w:u w:val="single"/>
     </w:rPr>
   </w:style>
-  <w:style w:type="paragraph" w:styleId="1218">
+  <w:style w:type="paragraph" w:styleId="1230">
     <w:name w:val="toc 4"/>
-    <w:basedOn w:val="1035"/>
-    <w:next w:val="1035"/>
+    <w:basedOn w:val="1047"/>
+    <w:next w:val="1047"/>
     <w:uiPriority w:val="39"/>
     <w:unhideWhenUsed/>
     <w:pPr>
@@ -54654,10 +55336,10 @@
       <w:ind w:left="660"/>
     </w:pPr>
   </w:style>
-  <w:style w:type="paragraph" w:styleId="1219">
+  <w:style w:type="paragraph" w:styleId="1231">
     <w:name w:val="toc 5"/>
-    <w:basedOn w:val="1035"/>
-    <w:next w:val="1035"/>
+    <w:basedOn w:val="1047"/>
+    <w:next w:val="1047"/>
     <w:uiPriority w:val="39"/>
     <w:unhideWhenUsed/>
     <w:pPr>
@@ -54666,10 +55348,10 @@
       <w:ind w:left="880"/>
     </w:pPr>
   </w:style>
-  <w:style w:type="paragraph" w:styleId="1220">
+  <w:style w:type="paragraph" w:styleId="1232">
     <w:name w:val="toc 6"/>
-    <w:basedOn w:val="1035"/>
-    <w:next w:val="1035"/>
+    <w:basedOn w:val="1047"/>
+    <w:next w:val="1047"/>
     <w:uiPriority w:val="39"/>
     <w:unhideWhenUsed/>
     <w:pPr>
@@ -54678,10 +55360,10 @@
       <w:ind w:left="1100"/>
     </w:pPr>
   </w:style>
-  <w:style w:type="paragraph" w:styleId="1221">
+  <w:style w:type="paragraph" w:styleId="1233">
     <w:name w:val="toc 7"/>
-    <w:basedOn w:val="1035"/>
-    <w:next w:val="1035"/>
+    <w:basedOn w:val="1047"/>
+    <w:next w:val="1047"/>
     <w:uiPriority w:val="39"/>
     <w:unhideWhenUsed/>
     <w:pPr>
@@ -54690,10 +55372,10 @@
       <w:ind w:left="1320"/>
     </w:pPr>
   </w:style>
-  <w:style w:type="paragraph" w:styleId="1222">
+  <w:style w:type="paragraph" w:styleId="1234">
     <w:name w:val="toc 8"/>
-    <w:basedOn w:val="1035"/>
-    <w:next w:val="1035"/>
+    <w:basedOn w:val="1047"/>
+    <w:next w:val="1047"/>
     <w:uiPriority w:val="39"/>
     <w:unhideWhenUsed/>
     <w:pPr>
@@ -54702,10 +55384,10 @@
       <w:ind w:left="1540"/>
     </w:pPr>
   </w:style>
-  <w:style w:type="paragraph" w:styleId="1223">
+  <w:style w:type="paragraph" w:styleId="1235">
     <w:name w:val="toc 9"/>
-    <w:basedOn w:val="1035"/>
-    <w:next w:val="1035"/>
+    <w:basedOn w:val="1047"/>
+    <w:next w:val="1047"/>
     <w:uiPriority w:val="39"/>
     <w:unhideWhenUsed/>
     <w:pPr>
@@ -54714,10 +55396,10 @@
       <w:ind w:left="1760"/>
     </w:pPr>
   </w:style>
-  <w:style w:type="paragraph" w:styleId="1224">
+  <w:style w:type="paragraph" w:styleId="1236">
     <w:name w:val="table of figures"/>
-    <w:basedOn w:val="1035"/>
-    <w:next w:val="1035"/>
+    <w:basedOn w:val="1047"/>
+    <w:next w:val="1047"/>
     <w:uiPriority w:val="99"/>
     <w:unhideWhenUsed/>
     <w:pPr>
@@ -54726,10 +55408,10 @@
       <w:ind/>
     </w:pPr>
   </w:style>
-  <w:style w:type="paragraph" w:styleId="1225">
+  <w:style w:type="paragraph" w:styleId="1237">
     <w:name w:val="Header"/>
-    <w:basedOn w:val="1035"/>
-    <w:link w:val="1226"/>
+    <w:basedOn w:val="1047"/>
+    <w:link w:val="1238"/>
     <w:uiPriority w:val="99"/>
     <w:unhideWhenUsed/>
     <w:pPr>
@@ -54742,10 +55424,10 @@
       <w:ind/>
     </w:pPr>
   </w:style>
-  <w:style w:type="character" w:styleId="1226" w:customStyle="1">
+  <w:style w:type="character" w:styleId="1238" w:customStyle="1">
     <w:name w:val="En-tête Car"/>
-    <w:basedOn w:val="1045"/>
-    <w:link w:val="1225"/>
+    <w:basedOn w:val="1057"/>
+    <w:link w:val="1237"/>
     <w:uiPriority w:val="99"/>
     <w:pPr>
       <w:pBdr/>
@@ -54753,10 +55435,10 @@
       <w:ind/>
     </w:pPr>
   </w:style>
-  <w:style w:type="paragraph" w:styleId="1227">
+  <w:style w:type="paragraph" w:styleId="1239">
     <w:name w:val="Footer"/>
-    <w:basedOn w:val="1035"/>
-    <w:link w:val="1228"/>
+    <w:basedOn w:val="1047"/>
+    <w:link w:val="1240"/>
     <w:uiPriority w:val="99"/>
     <w:unhideWhenUsed/>
     <w:pPr>
@@ -54769,10 +55451,10 @@
       <w:ind/>
     </w:pPr>
   </w:style>
-  <w:style w:type="character" w:styleId="1228" w:customStyle="1">
+  <w:style w:type="character" w:styleId="1240" w:customStyle="1">
     <w:name w:val="Pied de page Car"/>
-    <w:basedOn w:val="1045"/>
-    <w:link w:val="1227"/>
+    <w:basedOn w:val="1057"/>
+    <w:link w:val="1239"/>
     <w:uiPriority w:val="99"/>
     <w:pPr>
       <w:pBdr/>
@@ -54780,10 +55462,10 @@
       <w:ind/>
     </w:pPr>
   </w:style>
-  <w:style w:type="character" w:styleId="1229" w:customStyle="1">
+  <w:style w:type="character" w:styleId="1241" w:customStyle="1">
     <w:name w:val="Titre 1 Car"/>
-    <w:basedOn w:val="1045"/>
-    <w:link w:val="1036"/>
+    <w:basedOn w:val="1057"/>
+    <w:link w:val="1048"/>
     <w:uiPriority w:val="9"/>
     <w:pPr>
       <w:pBdr/>
@@ -54797,10 +55479,10 @@
       <w:szCs w:val="32"/>
     </w:rPr>
   </w:style>
-  <w:style w:type="paragraph" w:styleId="1230">
+  <w:style w:type="paragraph" w:styleId="1242">
     <w:name w:val="TOC Heading"/>
-    <w:basedOn w:val="1036"/>
-    <w:next w:val="1035"/>
+    <w:basedOn w:val="1048"/>
+    <w:next w:val="1047"/>
     <w:uiPriority w:val="39"/>
     <w:unhideWhenUsed/>
     <w:qFormat/>
@@ -54814,9 +55496,9 @@
       <w:lang w:eastAsia="fr-CH"/>
     </w:rPr>
   </w:style>
-  <w:style w:type="paragraph" w:styleId="1231">
+  <w:style w:type="paragraph" w:styleId="1243">
     <w:name w:val="No Spacing"/>
-    <w:link w:val="1232"/>
+    <w:link w:val="1244"/>
     <w:uiPriority w:val="1"/>
     <w:qFormat/>
     <w:pPr>
@@ -54829,10 +55511,10 @@
       <w:lang w:eastAsia="fr-CH"/>
     </w:rPr>
   </w:style>
-  <w:style w:type="character" w:styleId="1232" w:customStyle="1">
+  <w:style w:type="character" w:styleId="1244" w:customStyle="1">
     <w:name w:val="Sans interligne Car"/>
-    <w:basedOn w:val="1045"/>
-    <w:link w:val="1231"/>
+    <w:basedOn w:val="1057"/>
+    <w:link w:val="1243"/>
     <w:uiPriority w:val="1"/>
     <w:pPr>
       <w:pBdr/>
@@ -54844,10 +55526,10 @@
       <w:lang w:eastAsia="fr-CH"/>
     </w:rPr>
   </w:style>
-  <w:style w:type="paragraph" w:styleId="1233">
+  <w:style w:type="paragraph" w:styleId="1245">
     <w:name w:val="toc 1"/>
-    <w:basedOn w:val="1035"/>
-    <w:next w:val="1035"/>
+    <w:basedOn w:val="1047"/>
+    <w:next w:val="1047"/>
     <w:uiPriority w:val="39"/>
     <w:unhideWhenUsed/>
     <w:pPr>
@@ -54856,9 +55538,9 @@
       <w:ind/>
     </w:pPr>
   </w:style>
-  <w:style w:type="character" w:styleId="1234">
+  <w:style w:type="character" w:styleId="1246">
     <w:name w:val="Hyperlink"/>
-    <w:basedOn w:val="1045"/>
+    <w:basedOn w:val="1057"/>
     <w:uiPriority w:val="99"/>
     <w:unhideWhenUsed/>
     <w:pPr>
@@ -54871,10 +55553,10 @@
       <w:u w:val="single"/>
     </w:rPr>
   </w:style>
-  <w:style w:type="character" w:styleId="1235" w:customStyle="1">
+  <w:style w:type="character" w:styleId="1247" w:customStyle="1">
     <w:name w:val="Titre 2 Car"/>
-    <w:basedOn w:val="1045"/>
-    <w:link w:val="1037"/>
+    <w:basedOn w:val="1057"/>
+    <w:link w:val="1049"/>
     <w:uiPriority w:val="9"/>
     <w:pPr>
       <w:pBdr/>
@@ -54888,10 +55570,10 @@
       <w:szCs w:val="26"/>
     </w:rPr>
   </w:style>
-  <w:style w:type="paragraph" w:styleId="1236">
+  <w:style w:type="paragraph" w:styleId="1248">
     <w:name w:val="toc 2"/>
-    <w:basedOn w:val="1035"/>
-    <w:next w:val="1035"/>
+    <w:basedOn w:val="1047"/>
+    <w:next w:val="1047"/>
     <w:uiPriority w:val="39"/>
     <w:unhideWhenUsed/>
     <w:pPr>
@@ -54900,9 +55582,9 @@
       <w:ind w:left="220"/>
     </w:pPr>
   </w:style>
-  <w:style w:type="paragraph" w:styleId="1237">
+  <w:style w:type="paragraph" w:styleId="1249">
     <w:name w:val="List Paragraph"/>
-    <w:basedOn w:val="1035"/>
+    <w:basedOn w:val="1047"/>
     <w:uiPriority w:val="34"/>
     <w:qFormat/>
     <w:pPr>
@@ -54912,10 +55594,10 @@
       <w:contextualSpacing w:val="true"/>
     </w:pPr>
   </w:style>
-  <w:style w:type="paragraph" w:styleId="1238">
+  <w:style w:type="paragraph" w:styleId="1250">
     <w:name w:val="Caption"/>
-    <w:basedOn w:val="1035"/>
-    <w:next w:val="1035"/>
+    <w:basedOn w:val="1047"/>
+    <w:next w:val="1047"/>
     <w:uiPriority w:val="35"/>
     <w:unhideWhenUsed/>
     <w:qFormat/>
@@ -54932,9 +55614,9 @@
       <w:szCs w:val="18"/>
     </w:rPr>
   </w:style>
-  <w:style w:type="character" w:styleId="1239">
+  <w:style w:type="character" w:styleId="1251">
     <w:name w:val="annotation reference"/>
-    <w:basedOn w:val="1045"/>
+    <w:basedOn w:val="1057"/>
     <w:uiPriority w:val="99"/>
     <w:semiHidden/>
     <w:unhideWhenUsed/>
@@ -54948,10 +55630,10 @@
       <w:szCs w:val="16"/>
     </w:rPr>
   </w:style>
-  <w:style w:type="paragraph" w:styleId="1240">
+  <w:style w:type="paragraph" w:styleId="1252">
     <w:name w:val="annotation text"/>
-    <w:basedOn w:val="1035"/>
-    <w:link w:val="1241"/>
+    <w:basedOn w:val="1047"/>
+    <w:link w:val="1253"/>
     <w:uiPriority w:val="99"/>
     <w:unhideWhenUsed/>
     <w:pPr>
@@ -54964,10 +55646,10 @@
       <w:szCs w:val="20"/>
     </w:rPr>
   </w:style>
-  <w:style w:type="character" w:styleId="1241" w:customStyle="1">
+  <w:style w:type="character" w:styleId="1253" w:customStyle="1">
     <w:name w:val="Commentaire Car"/>
-    <w:basedOn w:val="1045"/>
-    <w:link w:val="1240"/>
+    <w:basedOn w:val="1057"/>
+    <w:link w:val="1252"/>
     <w:uiPriority w:val="99"/>
     <w:pPr>
       <w:pBdr/>
@@ -54979,11 +55661,11 @@
       <w:szCs w:val="20"/>
     </w:rPr>
   </w:style>
-  <w:style w:type="paragraph" w:styleId="1242">
+  <w:style w:type="paragraph" w:styleId="1254">
     <w:name w:val="annotation subject"/>
-    <w:basedOn w:val="1240"/>
-    <w:next w:val="1240"/>
-    <w:link w:val="1243"/>
+    <w:basedOn w:val="1252"/>
+    <w:next w:val="1252"/>
+    <w:link w:val="1255"/>
     <w:uiPriority w:val="99"/>
     <w:semiHidden/>
     <w:unhideWhenUsed/>
@@ -54997,10 +55679,10 @@
       <w:bCs/>
     </w:rPr>
   </w:style>
-  <w:style w:type="character" w:styleId="1243" w:customStyle="1">
+  <w:style w:type="character" w:styleId="1255" w:customStyle="1">
     <w:name w:val="Objet du commentaire Car"/>
-    <w:basedOn w:val="1241"/>
-    <w:link w:val="1242"/>
+    <w:basedOn w:val="1253"/>
+    <w:link w:val="1254"/>
     <w:uiPriority w:val="99"/>
     <w:semiHidden/>
     <w:pPr>
@@ -55015,9 +55697,9 @@
       <w:szCs w:val="20"/>
     </w:rPr>
   </w:style>
-  <w:style w:type="table" w:styleId="1244">
+  <w:style w:type="table" w:styleId="1256">
     <w:name w:val="Table Grid"/>
-    <w:basedOn w:val="1046"/>
+    <w:basedOn w:val="1058"/>
     <w:uiPriority w:val="39"/>
     <w:pPr>
       <w:pBdr/>
@@ -55207,9 +55889,9 @@
       </w:tcPr>
     </w:tblStylePr>
   </w:style>
-  <w:style w:type="table" w:styleId="1245">
+  <w:style w:type="table" w:styleId="1257">
     <w:name w:val="Grid Table 4 Accent 1"/>
-    <w:basedOn w:val="1046"/>
+    <w:basedOn w:val="1058"/>
     <w:uiPriority w:val="49"/>
     <w:pPr>
       <w:pBdr/>
@@ -55428,9 +56110,9 @@
       </w:tcPr>
     </w:tblStylePr>
   </w:style>
-  <w:style w:type="table" w:styleId="1246">
+  <w:style w:type="table" w:styleId="1258">
     <w:name w:val="Grid Table 5 Dark Accent 1"/>
-    <w:basedOn w:val="1046"/>
+    <w:basedOn w:val="1058"/>
     <w:uiPriority w:val="50"/>
     <w:pPr>
       <w:pBdr/>
@@ -55665,10 +56347,10 @@
       </w:tcPr>
     </w:tblStylePr>
   </w:style>
-  <w:style w:type="character" w:styleId="1247" w:customStyle="1">
+  <w:style w:type="character" w:styleId="1259" w:customStyle="1">
     <w:name w:val="Titre 3 Car"/>
-    <w:basedOn w:val="1045"/>
-    <w:link w:val="1038"/>
+    <w:basedOn w:val="1057"/>
+    <w:link w:val="1050"/>
     <w:uiPriority w:val="9"/>
     <w:pPr>
       <w:pBdr/>
@@ -55682,10 +56364,10 @@
       <w:szCs w:val="24"/>
     </w:rPr>
   </w:style>
-  <w:style w:type="paragraph" w:styleId="1248">
+  <w:style w:type="paragraph" w:styleId="1260">
     <w:name w:val="toc 3"/>
-    <w:basedOn w:val="1035"/>
-    <w:next w:val="1035"/>
+    <w:basedOn w:val="1047"/>
+    <w:next w:val="1047"/>
     <w:uiPriority w:val="39"/>
     <w:unhideWhenUsed/>
     <w:pPr>
@@ -55694,10 +56376,10 @@
       <w:ind w:left="440"/>
     </w:pPr>
   </w:style>
-  <w:style w:type="table" w:styleId="1249" w:customStyle="1">
+  <w:style w:type="table" w:styleId="1261" w:customStyle="1">
     <w:name w:val="Tableau Grille 41"/>
-    <w:basedOn w:val="1046"/>
-    <w:next w:val="1250"/>
+    <w:basedOn w:val="1058"/>
+    <w:next w:val="1262"/>
     <w:uiPriority w:val="49"/>
     <w:pPr>
       <w:pBdr/>
@@ -55919,9 +56601,9 @@
       </w:tcPr>
     </w:tblStylePr>
   </w:style>
-  <w:style w:type="table" w:styleId="1250">
+  <w:style w:type="table" w:styleId="1262">
     <w:name w:val="Grid Table 4"/>
-    <w:basedOn w:val="1046"/>
+    <w:basedOn w:val="1058"/>
     <w:uiPriority w:val="49"/>
     <w:pPr>
       <w:pBdr/>
@@ -56140,9 +56822,9 @@
       </w:tcPr>
     </w:tblStylePr>
   </w:style>
-  <w:style w:type="character" w:styleId="1251">
+  <w:style w:type="character" w:styleId="1263">
     <w:name w:val="Unresolved Mention"/>
-    <w:basedOn w:val="1045"/>
+    <w:basedOn w:val="1057"/>
     <w:uiPriority w:val="99"/>
     <w:semiHidden/>
     <w:unhideWhenUsed/>
@@ -56156,9 +56838,9 @@
       <w:shd w:val="clear" w:color="auto" w:fill="e1dfdd"/>
     </w:rPr>
   </w:style>
-  <w:style w:type="table" w:styleId="1252">
+  <w:style w:type="table" w:styleId="1264">
     <w:name w:val="Grid Table 4 Accent 5"/>
-    <w:basedOn w:val="1046"/>
+    <w:basedOn w:val="1058"/>
     <w:uiPriority w:val="49"/>
     <w:pPr>
       <w:pBdr/>
@@ -56377,9 +57059,9 @@
       </w:tcPr>
     </w:tblStylePr>
   </w:style>
-  <w:style w:type="character" w:styleId="1253" w:customStyle="1">
+  <w:style w:type="character" w:styleId="1265" w:customStyle="1">
     <w:name w:val="Style1 Car"/>
-    <w:basedOn w:val="1229"/>
+    <w:basedOn w:val="1241"/>
     <w:pPr>
       <w:pBdr/>
       <w:spacing/>
@@ -56392,9 +57074,9 @@
       <w:szCs w:val="32"/>
     </w:rPr>
   </w:style>
-  <w:style w:type="paragraph" w:styleId="1254">
+  <w:style w:type="paragraph" w:styleId="1266">
     <w:name w:val="Normal (Web)"/>
-    <w:basedOn w:val="1035"/>
+    <w:basedOn w:val="1047"/>
     <w:uiPriority w:val="99"/>
     <w:semiHidden/>
     <w:unhideWhenUsed/>
@@ -56410,9 +57092,9 @@
       <w:lang w:val="fr-CH" w:eastAsia="fr-CH"/>
     </w:rPr>
   </w:style>
-  <w:style w:type="character" w:styleId="1255">
+  <w:style w:type="character" w:styleId="1267">
     <w:name w:val="HTML Code"/>
-    <w:basedOn w:val="1045"/>
+    <w:basedOn w:val="1057"/>
     <w:uiPriority w:val="99"/>
     <w:semiHidden/>
     <w:unhideWhenUsed/>
@@ -56427,9 +57109,9 @@
       <w:szCs w:val="20"/>
     </w:rPr>
   </w:style>
-  <w:style w:type="table" w:styleId="1256">
+  <w:style w:type="table" w:styleId="1268">
     <w:name w:val="Grid Table 5 Dark Accent 5"/>
-    <w:basedOn w:val="1046"/>
+    <w:basedOn w:val="1058"/>
     <w:uiPriority w:val="50"/>
     <w:pPr>
       <w:pBdr/>

--- a/Documents/LHO - M7 - DT.docx
+++ b/Documents/LHO - M7 - DT.docx
@@ -909,7 +909,7 @@
       <w:sdtContent>
         <w:p>
           <w:pPr>
-            <w:pStyle w:val="1242"/>
+            <w:pStyle w:val="1246"/>
             <w:pBdr/>
             <w:spacing/>
             <w:ind/>
@@ -940,7 +940,7 @@
         </w:p>
         <w:p>
           <w:pPr>
-            <w:pStyle w:val="1245"/>
+            <w:pStyle w:val="1249"/>
             <w:pBdr/>
             <w:tabs>
               <w:tab w:val="right" w:leader="dot" w:pos="9061"/>
@@ -958,22 +958,21 @@
           <w:r>
             <w:fldChar w:fldCharType="separate"/>
           </w:r>
-          <w:r/>
           <w:hyperlink w:tooltip="#_Toc1" w:anchor="_Toc1" w:history="1">
             <w:r>
               <w:rPr>
-                <w:rStyle w:val="1246"/>
+                <w:rStyle w:val="1250"/>
               </w:rPr>
             </w:r>
             <w:r>
               <w:rPr>
-                <w:rStyle w:val="1246"/>
+                <w:rStyle w:val="1250"/>
               </w:rPr>
               <w:t xml:space="preserve">1. Introduction</w:t>
             </w:r>
             <w:r>
               <w:rPr>
-                <w:rStyle w:val="1246"/>
+                <w:rStyle w:val="1250"/>
               </w:rPr>
             </w:r>
             <w:r>
@@ -988,10 +987,11 @@
             </w:r>
           </w:hyperlink>
           <w:r/>
+          <w:r/>
         </w:p>
         <w:p>
           <w:pPr>
-            <w:pStyle w:val="1248"/>
+            <w:pStyle w:val="1252"/>
             <w:pBdr/>
             <w:tabs>
               <w:tab w:val="right" w:leader="dot" w:pos="9061"/>
@@ -1000,28 +1000,29 @@
             <w:ind/>
             <w:rPr/>
           </w:pPr>
+          <w:r/>
           <w:hyperlink w:tooltip="#_Toc2" w:anchor="_Toc2" w:history="1">
             <w:r>
               <w:rPr>
-                <w:rStyle w:val="1246"/>
+                <w:rStyle w:val="1250"/>
               </w:rPr>
             </w:r>
             <w:r>
               <w:rPr>
-                <w:rStyle w:val="1246"/>
+                <w:rStyle w:val="1250"/>
                 <w:lang w:val="fr-CH"/>
               </w:rPr>
               <w:t xml:space="preserve">1.1 </w:t>
             </w:r>
             <w:r>
               <w:rPr>
-                <w:rStyle w:val="1246"/>
+                <w:rStyle w:val="1250"/>
               </w:rPr>
               <w:t xml:space="preserve">Personnes impliquées</w:t>
             </w:r>
             <w:r>
               <w:rPr>
-                <w:rStyle w:val="1246"/>
+                <w:rStyle w:val="1250"/>
               </w:rPr>
             </w:r>
             <w:r>
@@ -1036,10 +1037,11 @@
             </w:r>
           </w:hyperlink>
           <w:r/>
+          <w:r/>
         </w:p>
         <w:p>
           <w:pPr>
-            <w:pStyle w:val="1248"/>
+            <w:pStyle w:val="1252"/>
             <w:pBdr/>
             <w:tabs>
               <w:tab w:val="right" w:leader="dot" w:pos="9061"/>
@@ -1048,28 +1050,29 @@
             <w:ind/>
             <w:rPr/>
           </w:pPr>
+          <w:r/>
           <w:hyperlink w:tooltip="#_Toc3" w:anchor="_Toc3" w:history="1">
             <w:r>
               <w:rPr>
-                <w:rStyle w:val="1246"/>
+                <w:rStyle w:val="1250"/>
               </w:rPr>
             </w:r>
             <w:r>
               <w:rPr>
-                <w:rStyle w:val="1246"/>
+                <w:rStyle w:val="1250"/>
                 <w:lang w:val="fr-CH"/>
               </w:rPr>
               <w:t xml:space="preserve">1.2 </w:t>
             </w:r>
             <w:r>
               <w:rPr>
-                <w:rStyle w:val="1246"/>
+                <w:rStyle w:val="1250"/>
               </w:rPr>
               <w:t xml:space="preserve">Directives générales</w:t>
             </w:r>
             <w:r>
               <w:rPr>
-                <w:rStyle w:val="1246"/>
+                <w:rStyle w:val="1250"/>
               </w:rPr>
             </w:r>
             <w:r>
@@ -1084,10 +1087,11 @@
             </w:r>
           </w:hyperlink>
           <w:r/>
+          <w:r/>
         </w:p>
         <w:p>
           <w:pPr>
-            <w:pStyle w:val="1260"/>
+            <w:pStyle w:val="1264"/>
             <w:pBdr/>
             <w:tabs>
               <w:tab w:val="right" w:leader="dot" w:pos="9061"/>
@@ -1096,22 +1100,23 @@
             <w:ind/>
             <w:rPr/>
           </w:pPr>
+          <w:r/>
           <w:hyperlink w:tooltip="#_Toc4" w:anchor="_Toc4" w:history="1">
             <w:r>
               <w:rPr>
-                <w:rStyle w:val="1246"/>
+                <w:rStyle w:val="1250"/>
               </w:rPr>
             </w:r>
             <w:r>
               <w:rPr>
-                <w:rStyle w:val="1246"/>
+                <w:rStyle w:val="1250"/>
                 <w:lang w:val="fr-CH"/>
               </w:rPr>
               <w:t xml:space="preserve">1.2.1 Délais</w:t>
             </w:r>
             <w:r>
               <w:rPr>
-                <w:rStyle w:val="1246"/>
+                <w:rStyle w:val="1250"/>
               </w:rPr>
             </w:r>
             <w:r>
@@ -1126,10 +1131,11 @@
             </w:r>
           </w:hyperlink>
           <w:r/>
+          <w:r/>
         </w:p>
         <w:p>
           <w:pPr>
-            <w:pStyle w:val="1260"/>
+            <w:pStyle w:val="1264"/>
             <w:pBdr/>
             <w:tabs>
               <w:tab w:val="right" w:leader="dot" w:pos="9061"/>
@@ -1138,22 +1144,23 @@
             <w:ind/>
             <w:rPr/>
           </w:pPr>
+          <w:r/>
           <w:hyperlink w:tooltip="#_Toc5" w:anchor="_Toc5" w:history="1">
             <w:r>
               <w:rPr>
-                <w:rStyle w:val="1246"/>
+                <w:rStyle w:val="1250"/>
               </w:rPr>
             </w:r>
             <w:r>
               <w:rPr>
-                <w:rStyle w:val="1246"/>
+                <w:rStyle w:val="1250"/>
                 <w:lang w:val="fr-CH"/>
               </w:rPr>
               <w:t xml:space="preserve">1.2.2 Livrables</w:t>
             </w:r>
             <w:r>
               <w:rPr>
-                <w:rStyle w:val="1246"/>
+                <w:rStyle w:val="1250"/>
                 <w:lang w:val="fr-CH"/>
               </w:rPr>
             </w:r>
@@ -1173,10 +1180,11 @@
               <w:lang w:val="fr-CH"/>
             </w:rPr>
           </w:r>
+          <w:r/>
         </w:p>
         <w:p>
           <w:pPr>
-            <w:pStyle w:val="1245"/>
+            <w:pStyle w:val="1249"/>
             <w:pBdr/>
             <w:tabs>
               <w:tab w:val="right" w:leader="dot" w:pos="9061"/>
@@ -1185,42 +1193,43 @@
             <w:ind/>
             <w:rPr/>
           </w:pPr>
+          <w:r/>
           <w:hyperlink w:tooltip="#_Toc6" w:anchor="_Toc6" w:history="1">
             <w:r>
               <w:rPr>
-                <w:rStyle w:val="1246"/>
+                <w:rStyle w:val="1250"/>
               </w:rPr>
             </w:r>
             <w:r>
               <w:rPr>
-                <w:rStyle w:val="1246"/>
+                <w:rStyle w:val="1250"/>
                 <w:lang w:val="fr-CH"/>
               </w:rPr>
               <w:t xml:space="preserve">2</w:t>
             </w:r>
             <w:r>
               <w:rPr>
-                <w:rStyle w:val="1246"/>
+                <w:rStyle w:val="1250"/>
                 <w:lang w:val="fr-CH"/>
               </w:rPr>
               <w:t xml:space="preserve">.</w:t>
             </w:r>
             <w:r>
               <w:rPr>
-                <w:rStyle w:val="1246"/>
+                <w:rStyle w:val="1250"/>
                 <w:rFonts w:asciiTheme="minorHAnsi" w:hAnsiTheme="minorHAnsi" w:eastAsiaTheme="minorHAnsi" w:cstheme="minorBidi"/>
               </w:rPr>
               <w:t xml:space="preserve"> </w:t>
             </w:r>
             <w:r>
               <w:rPr>
-                <w:rStyle w:val="1246"/>
+                <w:rStyle w:val="1250"/>
               </w:rPr>
               <w:t xml:space="preserve">Spécifications du système</w:t>
             </w:r>
             <w:r>
               <w:rPr>
-                <w:rStyle w:val="1246"/>
+                <w:rStyle w:val="1250"/>
               </w:rPr>
             </w:r>
             <w:r>
@@ -1235,10 +1244,11 @@
             </w:r>
           </w:hyperlink>
           <w:r/>
+          <w:r/>
         </w:p>
         <w:p>
           <w:pPr>
-            <w:pStyle w:val="1248"/>
+            <w:pStyle w:val="1252"/>
             <w:pBdr/>
             <w:tabs>
               <w:tab w:val="right" w:leader="dot" w:pos="9061"/>
@@ -1247,34 +1257,35 @@
             <w:ind/>
             <w:rPr/>
           </w:pPr>
+          <w:r/>
           <w:hyperlink w:tooltip="#_Toc7" w:anchor="_Toc7" w:history="1">
             <w:r>
               <w:rPr>
-                <w:rStyle w:val="1246"/>
+                <w:rStyle w:val="1250"/>
               </w:rPr>
             </w:r>
             <w:r>
               <w:rPr>
-                <w:rStyle w:val="1246"/>
+                <w:rStyle w:val="1250"/>
               </w:rPr>
               <w:t xml:space="preserve">2.1 </w:t>
             </w:r>
             <w:r>
               <w:rPr>
-                <w:rStyle w:val="1246"/>
+                <w:rStyle w:val="1250"/>
                 <w:lang w:val="fr-CH"/>
               </w:rPr>
               <w:t xml:space="preserve">C</w:t>
             </w:r>
             <w:r>
               <w:rPr>
-                <w:rStyle w:val="1246"/>
+                <w:rStyle w:val="1250"/>
               </w:rPr>
               <w:t xml:space="preserve">ible</w:t>
             </w:r>
             <w:r>
               <w:rPr>
-                <w:rStyle w:val="1246"/>
+                <w:rStyle w:val="1250"/>
               </w:rPr>
             </w:r>
             <w:r>
@@ -1289,10 +1300,11 @@
             </w:r>
           </w:hyperlink>
           <w:r/>
+          <w:r/>
         </w:p>
         <w:p>
           <w:pPr>
-            <w:pStyle w:val="1248"/>
+            <w:pStyle w:val="1252"/>
             <w:pBdr/>
             <w:tabs>
               <w:tab w:val="right" w:leader="dot" w:pos="9061"/>
@@ -1301,61 +1313,62 @@
             <w:ind/>
             <w:rPr/>
           </w:pPr>
+          <w:r/>
           <w:hyperlink w:tooltip="#_Toc8" w:anchor="_Toc8" w:history="1">
             <w:r>
               <w:rPr>
-                <w:rStyle w:val="1246"/>
+                <w:rStyle w:val="1250"/>
               </w:rPr>
             </w:r>
             <w:r>
               <w:rPr>
-                <w:rStyle w:val="1246"/>
+                <w:rStyle w:val="1250"/>
                 <w:lang w:val="fr-CH"/>
               </w:rPr>
               <w:t xml:space="preserve">2.</w:t>
             </w:r>
             <w:r>
               <w:rPr>
-                <w:rStyle w:val="1246"/>
+                <w:rStyle w:val="1250"/>
                 <w:lang w:val="fr-CH"/>
               </w:rPr>
               <w:t xml:space="preserve">2</w:t>
             </w:r>
             <w:r>
               <w:rPr>
-                <w:rStyle w:val="1246"/>
+                <w:rStyle w:val="1250"/>
                 <w:lang w:val="fr-CH"/>
               </w:rPr>
               <w:t xml:space="preserve"> </w:t>
             </w:r>
             <w:r>
               <w:rPr>
-                <w:rStyle w:val="1246"/>
+                <w:rStyle w:val="1250"/>
               </w:rPr>
               <w:t xml:space="preserve">Exigences fonctionnel</w:t>
             </w:r>
             <w:r>
               <w:rPr>
-                <w:rStyle w:val="1246"/>
+                <w:rStyle w:val="1250"/>
                 <w:lang w:val="fr-CH"/>
               </w:rPr>
               <w:t xml:space="preserve">le</w:t>
             </w:r>
             <w:r>
               <w:rPr>
-                <w:rStyle w:val="1246"/>
+                <w:rStyle w:val="1250"/>
               </w:rPr>
               <w:t xml:space="preserve">s</w:t>
             </w:r>
             <w:r>
               <w:rPr>
-                <w:rStyle w:val="1246"/>
+                <w:rStyle w:val="1250"/>
               </w:rPr>
               <w:t xml:space="preserve"> </w:t>
             </w:r>
             <w:r>
               <w:rPr>
-                <w:rStyle w:val="1246"/>
+                <w:rStyle w:val="1250"/>
               </w:rPr>
             </w:r>
             <w:r>
@@ -1370,10 +1383,11 @@
             </w:r>
           </w:hyperlink>
           <w:r/>
+          <w:r/>
         </w:p>
         <w:p>
           <w:pPr>
-            <w:pStyle w:val="1245"/>
+            <w:pStyle w:val="1249"/>
             <w:pBdr/>
             <w:tabs>
               <w:tab w:val="right" w:leader="dot" w:pos="9061"/>
@@ -1382,35 +1396,36 @@
             <w:ind/>
             <w:rPr/>
           </w:pPr>
+          <w:r/>
           <w:hyperlink w:tooltip="#_Toc9" w:anchor="_Toc9" w:history="1">
             <w:r>
               <w:rPr>
-                <w:rStyle w:val="1246"/>
+                <w:rStyle w:val="1250"/>
               </w:rPr>
             </w:r>
             <w:r>
               <w:rPr>
-                <w:rStyle w:val="1246"/>
+                <w:rStyle w:val="1250"/>
                 <w:lang w:val="fr-CH"/>
               </w:rPr>
               <w:t xml:space="preserve">3. </w:t>
             </w:r>
             <w:r>
               <w:rPr>
-                <w:rStyle w:val="1246"/>
+                <w:rStyle w:val="1250"/>
               </w:rPr>
               <w:t xml:space="preserve">Conception Matérielle</w:t>
             </w:r>
             <w:r>
               <w:rPr>
-                <w:rStyle w:val="1246"/>
+                <w:rStyle w:val="1250"/>
                 <w:lang w:val="fr-CH"/>
               </w:rPr>
               <w:t xml:space="preserve"> </w:t>
             </w:r>
             <w:r>
               <w:rPr>
-                <w:rStyle w:val="1246"/>
+                <w:rStyle w:val="1250"/>
               </w:rPr>
             </w:r>
             <w:r>
@@ -1425,10 +1440,11 @@
             </w:r>
           </w:hyperlink>
           <w:r/>
+          <w:r/>
         </w:p>
         <w:p>
           <w:pPr>
-            <w:pStyle w:val="1248"/>
+            <w:pStyle w:val="1252"/>
             <w:pBdr/>
             <w:tabs>
               <w:tab w:val="right" w:leader="dot" w:pos="9061"/>
@@ -1437,15 +1453,16 @@
             <w:ind/>
             <w:rPr/>
           </w:pPr>
+          <w:r/>
           <w:hyperlink w:tooltip="#_Toc10" w:anchor="_Toc10" w:history="1">
             <w:r>
               <w:rPr>
-                <w:rStyle w:val="1246"/>
+                <w:rStyle w:val="1250"/>
               </w:rPr>
             </w:r>
             <w:r>
               <w:rPr>
-                <w:rStyle w:val="1246"/>
+                <w:rStyle w:val="1250"/>
                 <w:highlight w:val="none"/>
                 <w:lang w:val="fr-CH"/>
               </w:rPr>
@@ -1453,13 +1470,13 @@
             </w:r>
             <w:r>
               <w:rPr>
-                <w:rStyle w:val="1246"/>
+                <w:rStyle w:val="1250"/>
               </w:rPr>
               <w:t xml:space="preserve">Vue d'ensemble de l'architecture</w:t>
             </w:r>
             <w:r>
               <w:rPr>
-                <w:rStyle w:val="1246"/>
+                <w:rStyle w:val="1250"/>
               </w:rPr>
             </w:r>
             <w:r>
@@ -1474,10 +1491,11 @@
             </w:r>
           </w:hyperlink>
           <w:r/>
+          <w:r/>
         </w:p>
         <w:p>
           <w:pPr>
-            <w:pStyle w:val="1248"/>
+            <w:pStyle w:val="1252"/>
             <w:pBdr/>
             <w:tabs>
               <w:tab w:val="right" w:leader="dot" w:pos="9061"/>
@@ -1486,35 +1504,36 @@
             <w:ind/>
             <w:rPr/>
           </w:pPr>
+          <w:r/>
           <w:hyperlink w:tooltip="#_Toc11" w:anchor="_Toc11" w:history="1">
             <w:r>
               <w:rPr>
-                <w:rStyle w:val="1246"/>
+                <w:rStyle w:val="1250"/>
               </w:rPr>
             </w:r>
             <w:r>
               <w:rPr>
-                <w:rStyle w:val="1246"/>
+                <w:rStyle w:val="1250"/>
                 <w:lang w:val="fr-CH"/>
               </w:rPr>
               <w:t xml:space="preserve">3.2 </w:t>
             </w:r>
             <w:r>
               <w:rPr>
-                <w:rStyle w:val="1246"/>
+                <w:rStyle w:val="1250"/>
               </w:rPr>
               <w:t xml:space="preserve">Module de lecture RFID : </w:t>
             </w:r>
             <w:r>
               <w:rPr>
-                <w:rStyle w:val="1246"/>
+                <w:rStyle w:val="1250"/>
                 <w:lang w:val="fr-CH"/>
               </w:rPr>
               <w:t xml:space="preserve">RC522</w:t>
             </w:r>
             <w:r>
               <w:rPr>
-                <w:rStyle w:val="1246"/>
+                <w:rStyle w:val="1250"/>
               </w:rPr>
             </w:r>
             <w:r>
@@ -1529,10 +1548,11 @@
             </w:r>
           </w:hyperlink>
           <w:r/>
+          <w:r/>
         </w:p>
         <w:p>
           <w:pPr>
-            <w:pStyle w:val="1248"/>
+            <w:pStyle w:val="1252"/>
             <w:pBdr/>
             <w:tabs>
               <w:tab w:val="right" w:leader="dot" w:pos="9061"/>
@@ -1541,15 +1561,16 @@
             <w:ind/>
             <w:rPr/>
           </w:pPr>
+          <w:r/>
           <w:hyperlink w:tooltip="#_Toc12" w:anchor="_Toc12" w:history="1">
             <w:r>
               <w:rPr>
-                <w:rStyle w:val="1246"/>
+                <w:rStyle w:val="1250"/>
               </w:rPr>
             </w:r>
             <w:r>
               <w:rPr>
-                <w:rStyle w:val="1246"/>
+                <w:rStyle w:val="1250"/>
                 <w:highlight w:val="none"/>
                 <w:lang w:val="fr-CH"/>
               </w:rPr>
@@ -1557,7 +1578,7 @@
             </w:r>
             <w:r>
               <w:rPr>
-                <w:rStyle w:val="1246"/>
+                <w:rStyle w:val="1250"/>
                 <w:highlight w:val="none"/>
                 <w:lang w:val="fr-CH"/>
               </w:rPr>
@@ -1565,7 +1586,7 @@
             </w:r>
             <w:r>
               <w:rPr>
-                <w:rStyle w:val="1246"/>
+                <w:rStyle w:val="1250"/>
                 <w:highlight w:val="none"/>
                 <w:lang w:val="fr-CH"/>
               </w:rPr>
@@ -1573,7 +1594,7 @@
             </w:r>
             <w:r>
               <w:rPr>
-                <w:rStyle w:val="1246"/>
+                <w:rStyle w:val="1250"/>
                 <w:highlight w:val="none"/>
                 <w:lang w:val="fr-CH"/>
               </w:rPr>
@@ -1581,7 +1602,7 @@
             </w:r>
             <w:r>
               <w:rPr>
-                <w:rStyle w:val="1246"/>
+                <w:rStyle w:val="1250"/>
               </w:rPr>
             </w:r>
             <w:r>
@@ -1596,10 +1617,11 @@
             </w:r>
           </w:hyperlink>
           <w:r/>
+          <w:r/>
         </w:p>
         <w:p>
           <w:pPr>
-            <w:pStyle w:val="1248"/>
+            <w:pStyle w:val="1252"/>
             <w:pBdr/>
             <w:tabs>
               <w:tab w:val="right" w:leader="dot" w:pos="9061"/>
@@ -1608,15 +1630,16 @@
             <w:ind/>
             <w:rPr/>
           </w:pPr>
+          <w:r/>
           <w:hyperlink w:tooltip="#_Toc13" w:anchor="_Toc13" w:history="1">
             <w:r>
               <w:rPr>
-                <w:rStyle w:val="1246"/>
+                <w:rStyle w:val="1250"/>
               </w:rPr>
             </w:r>
             <w:r>
               <w:rPr>
-                <w:rStyle w:val="1246"/>
+                <w:rStyle w:val="1250"/>
                 <w:highlight w:val="none"/>
                 <w:lang w:val="fr-CH"/>
               </w:rPr>
@@ -1624,27 +1647,27 @@
             </w:r>
             <w:r>
               <w:rPr>
-                <w:rStyle w:val="1246"/>
+                <w:rStyle w:val="1250"/>
               </w:rPr>
               <w:t xml:space="preserve">Gestion de l'alimentation :</w:t>
             </w:r>
             <w:r>
               <w:rPr>
-                <w:rStyle w:val="1246"/>
+                <w:rStyle w:val="1250"/>
                 <w:lang w:val="fr-CH"/>
               </w:rPr>
               <w:t xml:space="preserve"> </w:t>
             </w:r>
             <w:r>
               <w:rPr>
-                <w:rStyle w:val="1246"/>
+                <w:rStyle w:val="1250"/>
                 <w:lang w:val="fr-CH"/>
               </w:rPr>
               <w:t xml:space="preserve">(24-&gt;5VDC)</w:t>
             </w:r>
             <w:r>
               <w:rPr>
-                <w:rStyle w:val="1246"/>
+                <w:rStyle w:val="1250"/>
               </w:rPr>
             </w:r>
             <w:r>
@@ -1659,10 +1682,11 @@
             </w:r>
           </w:hyperlink>
           <w:r/>
+          <w:r/>
         </w:p>
         <w:p>
           <w:pPr>
-            <w:pStyle w:val="1248"/>
+            <w:pStyle w:val="1252"/>
             <w:pBdr/>
             <w:tabs>
               <w:tab w:val="right" w:leader="dot" w:pos="9061"/>
@@ -1671,15 +1695,16 @@
             <w:ind/>
             <w:rPr/>
           </w:pPr>
+          <w:r/>
           <w:hyperlink w:tooltip="#_Toc14" w:anchor="_Toc14" w:history="1">
             <w:r>
               <w:rPr>
-                <w:rStyle w:val="1246"/>
+                <w:rStyle w:val="1250"/>
               </w:rPr>
             </w:r>
             <w:r>
               <w:rPr>
-                <w:rStyle w:val="1246"/>
+                <w:rStyle w:val="1250"/>
                 <w:highlight w:val="none"/>
                 <w:lang w:val="fr-CH"/>
               </w:rPr>
@@ -1687,13 +1712,13 @@
             </w:r>
             <w:r>
               <w:rPr>
-                <w:rStyle w:val="1246"/>
+                <w:rStyle w:val="1250"/>
               </w:rPr>
               <w:t xml:space="preserve">Interfaces de contrôle local et de diagnostic</w:t>
             </w:r>
             <w:r>
               <w:rPr>
-                <w:rStyle w:val="1246"/>
+                <w:rStyle w:val="1250"/>
               </w:rPr>
             </w:r>
             <w:r>
@@ -1708,10 +1733,11 @@
             </w:r>
           </w:hyperlink>
           <w:r/>
+          <w:r/>
         </w:p>
         <w:p>
           <w:pPr>
-            <w:pStyle w:val="1248"/>
+            <w:pStyle w:val="1252"/>
             <w:pBdr/>
             <w:tabs>
               <w:tab w:val="right" w:leader="dot" w:pos="9061"/>
@@ -1720,22 +1746,23 @@
             <w:ind/>
             <w:rPr/>
           </w:pPr>
+          <w:r/>
           <w:hyperlink w:tooltip="#_Toc15" w:anchor="_Toc15" w:history="1">
             <w:r>
               <w:rPr>
-                <w:rStyle w:val="1246"/>
+                <w:rStyle w:val="1250"/>
               </w:rPr>
             </w:r>
             <w:r>
               <w:rPr>
-                <w:rStyle w:val="1246"/>
+                <w:rStyle w:val="1250"/>
                 <w:lang w:val="fr-CH"/>
               </w:rPr>
               <w:t xml:space="preserve">3.6 Branchement / Liaison</w:t>
             </w:r>
             <w:r>
               <w:rPr>
-                <w:rStyle w:val="1246"/>
+                <w:rStyle w:val="1250"/>
                 <w:lang w:val="fr-CH"/>
               </w:rPr>
             </w:r>
@@ -1755,10 +1782,11 @@
               <w:lang w:val="fr-CH"/>
             </w:rPr>
           </w:r>
+          <w:r/>
         </w:p>
         <w:p>
           <w:pPr>
-            <w:pStyle w:val="1248"/>
+            <w:pStyle w:val="1252"/>
             <w:pBdr/>
             <w:tabs>
               <w:tab w:val="right" w:leader="dot" w:pos="9061"/>
@@ -1767,15 +1795,16 @@
             <w:ind/>
             <w:rPr/>
           </w:pPr>
+          <w:r/>
           <w:hyperlink w:tooltip="#_Toc16" w:anchor="_Toc16" w:history="1">
             <w:r>
               <w:rPr>
-                <w:rStyle w:val="1246"/>
+                <w:rStyle w:val="1250"/>
               </w:rPr>
             </w:r>
             <w:r>
               <w:rPr>
-                <w:rStyle w:val="1246"/>
+                <w:rStyle w:val="1250"/>
                 <w:highlight w:val="none"/>
                 <w:lang w:val="fr-CH"/>
               </w:rPr>
@@ -1783,13 +1812,13 @@
             </w:r>
             <w:r>
               <w:rPr>
-                <w:rStyle w:val="1246"/>
+                <w:rStyle w:val="1250"/>
               </w:rPr>
               <w:t xml:space="preserve">Unité de traitement centrale : Le choix de l'ESP32</w:t>
             </w:r>
             <w:r>
               <w:rPr>
-                <w:rStyle w:val="1246"/>
+                <w:rStyle w:val="1250"/>
               </w:rPr>
             </w:r>
             <w:r>
@@ -1804,6 +1833,7 @@
             </w:r>
           </w:hyperlink>
           <w:r/>
+          <w:r/>
         </w:p>
         <w:p>
           <w:pPr>
@@ -1812,7 +1842,6 @@
             <w:ind/>
             <w:rPr/>
           </w:pPr>
-          <w:r/>
           <w:r>
             <w:rPr>
               <w:b/>
@@ -1820,7 +1849,6 @@
             </w:rPr>
             <w:fldChar w:fldCharType="end"/>
           </w:r>
-          <w:r/>
           <w:r/>
         </w:p>
       </w:sdtContent>
@@ -1845,7 +1873,7 @@
     </w:p>
     <w:p>
       <w:pPr>
-        <w:pStyle w:val="1048"/>
+        <w:pStyle w:val="1052"/>
         <w:pBdr/>
         <w:spacing/>
         <w:ind/>
@@ -1856,7 +1884,6 @@
       <w:r>
         <w:t xml:space="preserve">1. Introduction</w:t>
       </w:r>
-      <w:r/>
       <w:bookmarkEnd w:id="1"/>
       <w:r/>
       <w:r/>
@@ -1964,7 +1991,7 @@
     </w:p>
     <w:p>
       <w:pPr>
-        <w:pStyle w:val="1249"/>
+        <w:pStyle w:val="1253"/>
         <w:numPr>
           <w:ilvl w:val="0"/>
           <w:numId w:val="116"/>
@@ -2010,7 +2037,7 @@
     </w:p>
     <w:p>
       <w:pPr>
-        <w:pStyle w:val="1249"/>
+        <w:pStyle w:val="1253"/>
         <w:numPr>
           <w:ilvl w:val="0"/>
           <w:numId w:val="116"/>
@@ -2040,7 +2067,7 @@
     </w:p>
     <w:p>
       <w:pPr>
-        <w:pStyle w:val="1249"/>
+        <w:pStyle w:val="1253"/>
         <w:numPr>
           <w:ilvl w:val="0"/>
           <w:numId w:val="116"/>
@@ -2069,7 +2096,7 @@
     </w:p>
     <w:p>
       <w:pPr>
-        <w:pStyle w:val="1249"/>
+        <w:pStyle w:val="1253"/>
         <w:numPr>
           <w:ilvl w:val="0"/>
           <w:numId w:val="116"/>
@@ -2098,7 +2125,7 @@
     </w:p>
     <w:p>
       <w:pPr>
-        <w:pStyle w:val="1049"/>
+        <w:pStyle w:val="1053"/>
         <w:pBdr/>
         <w:spacing/>
         <w:ind/>
@@ -2115,7 +2142,6 @@
       <w:r>
         <w:t xml:space="preserve">Personnes impliquées</w:t>
       </w:r>
-      <w:r/>
       <w:bookmarkEnd w:id="2"/>
       <w:r/>
       <w:r/>
@@ -2134,7 +2160,7 @@
     </w:p>
     <w:p>
       <w:pPr>
-        <w:pStyle w:val="1249"/>
+        <w:pStyle w:val="1253"/>
         <w:numPr>
           <w:ilvl w:val="0"/>
           <w:numId w:val="102"/>
@@ -2172,7 +2198,7 @@
     </w:p>
     <w:p>
       <w:pPr>
-        <w:pStyle w:val="1249"/>
+        <w:pStyle w:val="1253"/>
         <w:numPr>
           <w:ilvl w:val="0"/>
           <w:numId w:val="103"/>
@@ -2195,7 +2221,7 @@
     </w:p>
     <w:p>
       <w:pPr>
-        <w:pStyle w:val="1249"/>
+        <w:pStyle w:val="1253"/>
         <w:numPr>
           <w:ilvl w:val="0"/>
           <w:numId w:val="103"/>
@@ -2222,7 +2248,7 @@
     </w:p>
     <w:p>
       <w:pPr>
-        <w:pStyle w:val="1249"/>
+        <w:pStyle w:val="1253"/>
         <w:numPr>
           <w:ilvl w:val="0"/>
           <w:numId w:val="103"/>
@@ -2251,7 +2277,7 @@
     </w:p>
     <w:p>
       <w:pPr>
-        <w:pStyle w:val="1049"/>
+        <w:pStyle w:val="1053"/>
         <w:pBdr/>
         <w:spacing/>
         <w:ind/>
@@ -2268,14 +2294,13 @@
       <w:r>
         <w:t xml:space="preserve">Directives générales</w:t>
       </w:r>
-      <w:r/>
       <w:bookmarkEnd w:id="3"/>
       <w:r/>
       <w:r/>
     </w:p>
     <w:p>
       <w:pPr>
-        <w:pStyle w:val="1050"/>
+        <w:pStyle w:val="1054"/>
         <w:pBdr/>
         <w:spacing/>
         <w:ind/>
@@ -2289,14 +2314,13 @@
         </w:rPr>
         <w:t xml:space="preserve">1.2.1 Délais</w:t>
       </w:r>
-      <w:r/>
       <w:bookmarkEnd w:id="4"/>
       <w:r/>
       <w:r/>
     </w:p>
     <w:tbl>
       <w:tblPr>
-        <w:tblStyle w:val="1256"/>
+        <w:tblStyle w:val="1260"/>
         <w:tblW w:w="0" w:type="auto"/>
         <w:tblBorders/>
         <w:tblLook w:val="04A0" w:firstRow="1" w:lastRow="0" w:firstColumn="1" w:lastColumn="0" w:noHBand="0" w:noVBand="1"/>
@@ -2564,7 +2588,7 @@
     </w:p>
     <w:p>
       <w:pPr>
-        <w:pStyle w:val="1050"/>
+        <w:pStyle w:val="1054"/>
         <w:pBdr/>
         <w:spacing/>
         <w:ind/>
@@ -2580,9 +2604,12 @@
         </w:rPr>
         <w:t xml:space="preserve">1.2.2 Livrables</w:t>
       </w:r>
-      <w:r/>
       <w:bookmarkEnd w:id="5"/>
-      <w:r/>
+      <w:r>
+        <w:rPr>
+          <w:lang w:val="fr-CH"/>
+        </w:rPr>
+      </w:r>
       <w:r>
         <w:rPr>
           <w:lang w:val="fr-CH"/>
@@ -2591,7 +2618,7 @@
     </w:p>
     <w:p>
       <w:pPr>
-        <w:pStyle w:val="1249"/>
+        <w:pStyle w:val="1253"/>
         <w:numPr>
           <w:ilvl w:val="0"/>
           <w:numId w:val="104"/>
@@ -2625,7 +2652,7 @@
     </w:p>
     <w:p>
       <w:pPr>
-        <w:pStyle w:val="1249"/>
+        <w:pStyle w:val="1253"/>
         <w:numPr>
           <w:ilvl w:val="0"/>
           <w:numId w:val="104"/>
@@ -2649,7 +2676,7 @@
     </w:p>
     <w:p>
       <w:pPr>
-        <w:pStyle w:val="1249"/>
+        <w:pStyle w:val="1253"/>
         <w:numPr>
           <w:ilvl w:val="0"/>
           <w:numId w:val="104"/>
@@ -2670,7 +2697,7 @@
     </w:p>
     <w:p>
       <w:pPr>
-        <w:pStyle w:val="1249"/>
+        <w:pStyle w:val="1253"/>
         <w:numPr>
           <w:ilvl w:val="0"/>
           <w:numId w:val="104"/>
@@ -2691,7 +2718,7 @@
     </w:p>
     <w:p>
       <w:pPr>
-        <w:pStyle w:val="1249"/>
+        <w:pStyle w:val="1253"/>
         <w:numPr>
           <w:ilvl w:val="0"/>
           <w:numId w:val="104"/>
@@ -2718,7 +2745,7 @@
     </w:p>
     <w:p>
       <w:pPr>
-        <w:pStyle w:val="1249"/>
+        <w:pStyle w:val="1253"/>
         <w:numPr>
           <w:ilvl w:val="0"/>
           <w:numId w:val="104"/>
@@ -2746,7 +2773,7 @@
     </w:p>
     <w:p>
       <w:pPr>
-        <w:pStyle w:val="1048"/>
+        <w:pStyle w:val="1052"/>
         <w:pBdr/>
         <w:spacing/>
         <w:ind/>
@@ -2778,7 +2805,6 @@
       <w:r>
         <w:t xml:space="preserve">Spécifications du système</w:t>
       </w:r>
-      <w:r/>
       <w:bookmarkEnd w:id="6"/>
       <w:r/>
       <w:r/>
@@ -2897,7 +2923,7 @@
     </w:p>
     <w:p>
       <w:pPr>
-        <w:pStyle w:val="1049"/>
+        <w:pStyle w:val="1053"/>
         <w:pBdr/>
         <w:spacing/>
         <w:ind/>
@@ -2918,7 +2944,6 @@
       <w:r>
         <w:t xml:space="preserve">ible</w:t>
       </w:r>
-      <w:r/>
       <w:bookmarkEnd w:id="7"/>
       <w:r/>
       <w:r/>
@@ -2957,7 +2982,7 @@
     </w:p>
     <w:p>
       <w:pPr>
-        <w:pStyle w:val="1249"/>
+        <w:pStyle w:val="1253"/>
         <w:numPr>
           <w:ilvl w:val="0"/>
           <w:numId w:val="118"/>
@@ -3002,7 +3027,7 @@
     </w:p>
     <w:p>
       <w:pPr>
-        <w:pStyle w:val="1249"/>
+        <w:pStyle w:val="1253"/>
         <w:numPr>
           <w:ilvl w:val="0"/>
           <w:numId w:val="118"/>
@@ -3050,7 +3075,7 @@
     </w:p>
     <w:p>
       <w:pPr>
-        <w:pStyle w:val="1249"/>
+        <w:pStyle w:val="1253"/>
         <w:numPr>
           <w:ilvl w:val="0"/>
           <w:numId w:val="118"/>
@@ -3073,7 +3098,7 @@
     </w:p>
     <w:p>
       <w:pPr>
-        <w:pStyle w:val="1049"/>
+        <w:pStyle w:val="1053"/>
         <w:pBdr/>
         <w:spacing/>
         <w:ind/>
@@ -3114,7 +3139,6 @@
       <w:r>
         <w:t xml:space="preserve"> </w:t>
       </w:r>
-      <w:r/>
       <w:bookmarkEnd w:id="8"/>
       <w:r/>
       <w:r/>
@@ -3133,7 +3157,7 @@
     </w:p>
     <w:tbl>
       <w:tblPr>
-        <w:tblStyle w:val="1258"/>
+        <w:tblStyle w:val="1262"/>
         <w:tblW w:w="0" w:type="auto"/>
         <w:tblBorders/>
         <w:tblLayout w:type="fixed"/>
@@ -4842,7 +4866,7 @@
     </w:tbl>
     <w:p>
       <w:pPr>
-        <w:pStyle w:val="1048"/>
+        <w:pStyle w:val="1052"/>
         <w:pBdr/>
         <w:spacing/>
         <w:ind/>
@@ -4865,7 +4889,6 @@
         </w:rPr>
         <w:t xml:space="preserve"> </w:t>
       </w:r>
-      <w:r/>
       <w:bookmarkEnd w:id="9"/>
       <w:r/>
       <w:r/>
@@ -4933,7 +4956,7 @@
     </w:p>
     <w:p>
       <w:pPr>
-        <w:pStyle w:val="1049"/>
+        <w:pStyle w:val="1053"/>
         <w:pBdr/>
         <w:spacing/>
         <w:ind/>
@@ -4951,7 +4974,6 @@
       <w:r>
         <w:t xml:space="preserve">Vue d'ensemble de l'architecture</w:t>
       </w:r>
-      <w:r/>
       <w:bookmarkEnd w:id="10"/>
       <w:r/>
       <w:r/>
@@ -5111,6 +5133,12 @@
           <w:lang w:val="fr-CH"/>
         </w:rPr>
       </w:r>
+      <w:r>
+        <w:rPr>
+          <w:highlight w:val="none"/>
+          <w:lang w:val="fr-CH"/>
+        </w:rPr>
+      </w:r>
     </w:p>
     <w:p>
       <w:pPr>
@@ -5124,7 +5152,7 @@
     </w:p>
     <w:p>
       <w:pPr>
-        <w:pStyle w:val="1049"/>
+        <w:pStyle w:val="1053"/>
         <w:pBdr/>
         <w:spacing/>
         <w:ind/>
@@ -5254,6 +5282,7 @@
       </w:r>
       <w:r>
         <w:rPr>
+          <w:highlight w:val="none"/>
           <w:lang w:val="fr-CH"/>
         </w:rPr>
       </w:r>
@@ -5287,7 +5316,7 @@
     </w:p>
     <w:p>
       <w:pPr>
-        <w:pStyle w:val="1049"/>
+        <w:pStyle w:val="1053"/>
         <w:pBdr/>
         <w:spacing/>
         <w:ind/>
@@ -5323,7 +5352,6 @@
         </w:rPr>
         <w:t xml:space="preserve"> et MAX3485</w:t>
       </w:r>
-      <w:r/>
       <w:bookmarkEnd w:id="12"/>
       <w:r/>
       <w:r/>
@@ -5358,10 +5386,16 @@
           <w:lang w:val="fr-CH"/>
         </w:rPr>
       </w:r>
+      <w:r>
+        <w:rPr>
+          <w:highlight w:val="none"/>
+          <w:lang w:val="fr-CH"/>
+        </w:rPr>
+      </w:r>
     </w:p>
     <w:p>
       <w:pPr>
-        <w:pStyle w:val="1249"/>
+        <w:pStyle w:val="1253"/>
         <w:numPr>
           <w:ilvl w:val="0"/>
           <w:numId w:val="120"/>
@@ -5486,10 +5520,16 @@
           <w:lang w:val="fr-CH"/>
         </w:rPr>
       </w:r>
+      <w:r>
+        <w:rPr>
+          <w:highlight w:val="none"/>
+          <w:lang w:val="fr-CH"/>
+        </w:rPr>
+      </w:r>
     </w:p>
     <w:p>
       <w:pPr>
-        <w:pStyle w:val="1249"/>
+        <w:pStyle w:val="1253"/>
         <w:numPr>
           <w:ilvl w:val="0"/>
           <w:numId w:val="120"/>
@@ -5631,7 +5671,7 @@
     </w:p>
     <w:p>
       <w:pPr>
-        <w:pStyle w:val="1049"/>
+        <w:pStyle w:val="1053"/>
         <w:pBdr/>
         <w:spacing/>
         <w:ind/>
@@ -5661,7 +5701,6 @@
         </w:rPr>
         <w:t xml:space="preserve">(24-&gt;5VDC)</w:t>
       </w:r>
-      <w:r/>
       <w:bookmarkEnd w:id="13"/>
       <w:r/>
       <w:r/>
@@ -5807,7 +5846,7 @@
       <w:r>
         <w:rPr>
           <w:highlight w:val="none"/>
-          <w:lang w:val="fr-CH"/>
+          <w:lang w:val="fr-CH" w:bidi="fr-CH"/>
         </w:rPr>
       </w:r>
       <w:r>
@@ -5844,7 +5883,7 @@
       <w:r>
         <w:rPr>
           <w:highlight w:val="none"/>
-          <w:lang w:val="fr-CH"/>
+          <w:lang w:val="fr-CH" w:bidi="fr-CH"/>
         </w:rPr>
       </w:r>
       <w:r>
@@ -5880,7 +5919,7 @@
       <w:r>
         <w:rPr>
           <w:highlight w:val="none"/>
-          <w:lang w:val="fr-CH" w:bidi="fr-CH"/>
+          <w:lang w:val="fr-CH"/>
         </w:rPr>
       </w:r>
       <w:r>
@@ -5902,7 +5941,7 @@
     </w:p>
     <w:p>
       <w:pPr>
-        <w:pStyle w:val="1049"/>
+        <w:pStyle w:val="1053"/>
         <w:pBdr/>
         <w:spacing/>
         <w:ind/>
@@ -5920,7 +5959,6 @@
       <w:r>
         <w:t xml:space="preserve">Interfaces de contrôle local et de diagnostic</w:t>
       </w:r>
-      <w:r/>
       <w:bookmarkEnd w:id="14"/>
       <w:r/>
       <w:r/>
@@ -5956,7 +5994,7 @@
     </w:p>
     <w:p>
       <w:pPr>
-        <w:pStyle w:val="1249"/>
+        <w:pStyle w:val="1253"/>
         <w:numPr>
           <w:ilvl w:val="0"/>
           <w:numId w:val="121"/>
@@ -5967,6 +6005,90 @@
         <w:jc w:val="both"/>
         <w:rPr/>
       </w:pPr>
+      <w:r>
+        <w:rPr>
+          <w:highlight w:val="none"/>
+          <w:lang w:val="fr-CH"/>
+        </w:rPr>
+      </w:r>
+      <w:r>
+        <mc:AlternateContent>
+          <mc:Choice Requires="wpg">
+            <w:drawing>
+              <wp:anchor xmlns:wp="http://schemas.openxmlformats.org/drawingml/2006/wordprocessingDrawing" xmlns:wp14="http://schemas.microsoft.com/office/word/2010/wordprocessingDrawing" distT="0" distB="0" distL="115200" distR="115200" simplePos="0" relativeHeight="251693056" behindDoc="0" locked="0" layoutInCell="1" allowOverlap="1">
+                <wp:simplePos x="0" y="0"/>
+                <wp:positionH relativeFrom="column">
+                  <wp:posOffset>4868917</wp:posOffset>
+                </wp:positionH>
+                <wp:positionV relativeFrom="paragraph">
+                  <wp:posOffset>1071627</wp:posOffset>
+                </wp:positionV>
+                <wp:extent cx="936247" cy="958052"/>
+                <wp:effectExtent l="0" t="0" r="0" b="0"/>
+                <wp:wrapSquare wrapText="bothSides"/>
+                <wp:docPr id="9" name=""/>
+                <wp:cNvGraphicFramePr>
+                  <a:graphicFrameLocks xmlns:a="http://schemas.openxmlformats.org/drawingml/2006/main" noChangeAspect="1"/>
+                </wp:cNvGraphicFramePr>
+                <a:graphic xmlns:a="http://schemas.openxmlformats.org/drawingml/2006/main">
+                  <a:graphicData uri="http://schemas.openxmlformats.org/drawingml/2006/picture">
+                    <pic:pic xmlns:pic="http://schemas.openxmlformats.org/drawingml/2006/picture">
+                      <pic:nvPicPr>
+                        <pic:cNvPr id="220683259" name=""/>
+                        <pic:cNvPicPr>
+                          <a:picLocks noChangeAspect="1"/>
+                        </pic:cNvPicPr>
+                        <pic:nvPr/>
+                      </pic:nvPicPr>
+                      <pic:blipFill rotWithShape="1">
+                        <a:blip r:embed="rId18"/>
+                        <a:stretch/>
+                      </pic:blipFill>
+                      <pic:spPr bwMode="auto">
+                        <a:xfrm flipH="0" flipV="0">
+                          <a:off x="0" y="0"/>
+                          <a:ext cx="936246" cy="958051"/>
+                        </a:xfrm>
+                        <a:prstGeom prst="rect">
+                          <a:avLst/>
+                        </a:prstGeom>
+                      </pic:spPr>
+                    </pic:pic>
+                  </a:graphicData>
+                </a:graphic>
+              </wp:anchor>
+            </w:drawing>
+          </mc:Choice>
+          <mc:Fallback>
+            <w:pict>
+              <v:shapetype id="_x0000_t75" coordsize="21600,21600" o:spt="75" o:preferrelative="t" path="m@4@5l@4@11@9@11@9@5xe" filled="f" stroked="f">
+                <v:stroke joinstyle="miter"/>
+                <v:formulas>
+                  <v:f eqn="if lineDrawn pixelLineWidth 0"/>
+                  <v:f eqn="sum @0 1 0"/>
+                  <v:f eqn="sum 0 0 @1"/>
+                  <v:f eqn="prod @2 1 2"/>
+                  <v:f eqn="prod @3 21600 pixelWidth"/>
+                  <v:f eqn="prod @3 21600 pixelHeight"/>
+                  <v:f eqn="sum @0 0 1"/>
+                  <v:f eqn="prod @6 1 2"/>
+                  <v:f eqn="prod @7 21600 pixelWidth"/>
+                  <v:f eqn="sum @8 21600 0"/>
+                  <v:f eqn="prod @7 21600 pixelHeight"/>
+                  <v:f eqn="sum @10 21600 0"/>
+                </v:formulas>
+                <v:path o:extrusionok="f" gradientshapeok="t" o:connecttype="rect"/>
+                <o:lock v:ext="edit" aspectratio="t"/>
+              </v:shapetype>
+              <v:shape id="_x0000_i8" o:spid="_x0000_s8" type="#_x0000_t75" style="position:absolute;z-index:251693056;o:allowoverlap:true;o:allowincell:true;mso-position-horizontal-relative:text;margin-left:383.38pt;mso-position-horizontal:absolute;mso-position-vertical-relative:text;margin-top:84.38pt;mso-position-vertical:absolute;width:73.72pt;height:75.44pt;mso-wrap-distance-left:9.07pt;mso-wrap-distance-top:0.00pt;mso-wrap-distance-right:9.07pt;mso-wrap-distance-bottom:0.00pt;z-index:1;" stroked="false">
+                <w10:wrap type="square"/>
+                <v:imagedata r:id="rId18" o:title=""/>
+                <o:lock v:ext="edit" rotation="t"/>
+              </v:shape>
+            </w:pict>
+          </mc:Fallback>
+        </mc:AlternateContent>
+      </w:r>
       <w:r>
         <w:rPr>
           <w:highlight w:val="none"/>
@@ -5980,7 +6102,7 @@
               <wp:anchor xmlns:wp="http://schemas.openxmlformats.org/drawingml/2006/wordprocessingDrawing" xmlns:wp14="http://schemas.microsoft.com/office/word/2010/wordprocessingDrawing" distT="0" distB="0" distL="115200" distR="115200" simplePos="0" relativeHeight="251684864" behindDoc="0" locked="0" layoutInCell="1" allowOverlap="1">
                 <wp:simplePos x="0" y="0"/>
                 <wp:positionH relativeFrom="column">
-                  <wp:posOffset>4833977</wp:posOffset>
+                  <wp:posOffset>4868917</wp:posOffset>
                 </wp:positionH>
                 <wp:positionV relativeFrom="paragraph">
                   <wp:posOffset>150351</wp:posOffset>
@@ -5988,7 +6110,7 @@
                 <wp:extent cx="844363" cy="809217"/>
                 <wp:effectExtent l="0" t="0" r="0" b="0"/>
                 <wp:wrapSquare wrapText="bothSides"/>
-                <wp:docPr id="9" name=""/>
+                <wp:docPr id="10" name=""/>
                 <wp:cNvGraphicFramePr>
                   <a:graphicFrameLocks xmlns:a="http://schemas.openxmlformats.org/drawingml/2006/main" noChangeAspect="1"/>
                 </wp:cNvGraphicFramePr>
@@ -6003,7 +6125,7 @@
                         <pic:nvPr/>
                       </pic:nvPicPr>
                       <pic:blipFill rotWithShape="1">
-                        <a:blip r:embed="rId18"/>
+                        <a:blip r:embed="rId19"/>
                       </pic:blipFill>
                       <pic:spPr bwMode="auto">
                         <a:xfrm flipH="0" flipV="0">
@@ -6041,9 +6163,9 @@
                 <v:path o:extrusionok="f" gradientshapeok="t" o:connecttype="rect"/>
                 <o:lock v:ext="edit" aspectratio="t"/>
               </v:shapetype>
-              <v:shape id="_x0000_i8" o:spid="_x0000_s8" type="#_x0000_t75" style="position:absolute;z-index:251684864;o:allowoverlap:true;o:allowincell:true;mso-position-horizontal-relative:text;margin-left:380.63pt;mso-position-horizontal:absolute;mso-position-vertical-relative:text;margin-top:11.84pt;mso-position-vertical:absolute;width:66.49pt;height:63.72pt;mso-wrap-distance-left:9.07pt;mso-wrap-distance-top:0.00pt;mso-wrap-distance-right:9.07pt;mso-wrap-distance-bottom:0.00pt;z-index:1;" stroked="false">
+              <v:shape id="_x0000_i9" o:spid="_x0000_s9" type="#_x0000_t75" style="position:absolute;z-index:251684864;o:allowoverlap:true;o:allowincell:true;mso-position-horizontal-relative:text;margin-left:383.38pt;mso-position-horizontal:absolute;mso-position-vertical-relative:text;margin-top:11.84pt;mso-position-vertical:absolute;width:66.49pt;height:63.72pt;mso-wrap-distance-left:9.07pt;mso-wrap-distance-top:0.00pt;mso-wrap-distance-right:9.07pt;mso-wrap-distance-bottom:0.00pt;z-index:1;" stroked="false">
                 <w10:wrap type="square"/>
-                <v:imagedata r:id="rId18" o:title=""/>
+                <v:imagedata r:id="rId19" o:title=""/>
                 <o:lock v:ext="edit" rotation="t"/>
               </v:shape>
             </w:pict>
@@ -6058,7 +6180,7 @@
         <w:t xml:space="preserve">Switch ON/OFF COMM : </w:t>
         <w:tab/>
         <w:br/>
-        <w:t xml:space="preserve">Un interrupteur matériel relié à une broche d'entrée de l'ESP32. Il permet à l'opérateur d'activer ou de désactiver ponctuellement la c</w:t>
+        <w:t xml:space="preserve">Un interrupteur matériel relié à une broche d'entrée de l'ESP32. Il permet à l'opérateur d'activer ou de désactiver la c</w:t>
       </w:r>
       <w:r>
         <w:rPr>
@@ -6100,7 +6222,7 @@
     </w:p>
     <w:p>
       <w:pPr>
-        <w:pStyle w:val="1249"/>
+        <w:pStyle w:val="1253"/>
         <w:numPr>
           <w:ilvl w:val="0"/>
           <w:numId w:val="121"/>
@@ -6116,11 +6238,8 @@
           <w:highlight w:val="none"/>
           <w:lang w:val="fr-CH"/>
         </w:rPr>
-        <w:t xml:space="preserve">Affichage d'état (LED) : </w:t>
+        <w:t xml:space="preserve">Affichage d'état : Ecran OLED</w:t>
         <w:tab/>
-      </w:r>
-      <w:r>
-        <w:t xml:space="preserve">APA102</w:t>
       </w:r>
       <w:r>
         <w:rPr>
@@ -6128,7 +6247,7 @@
           <w:lang w:val="fr-CH"/>
         </w:rPr>
         <w:br/>
-        <w:t xml:space="preserve">Cet affichage permet de remonter visuellement le diagnostic local (état d'attente, badge lu avec succès, badge illisible, ou badge défectu</w:t>
+        <w:t xml:space="preserve">Cet affichage permet de remonter le diagnostic local (état d'attente, badge lu avec succès, badge illisible, ou badge défectu</w:t>
       </w:r>
       <w:r>
         <w:rPr>
@@ -6138,137 +6257,25 @@
         <w:t xml:space="preserve">eux). </w:t>
       </w:r>
       <w:r>
-        <w:t xml:space="preserve">Pour ce faire, le choix s'est porté sur une LED </w:t>
+        <w:t xml:space="preserve">Pour ce faire, le choix s'est porté sur </w:t>
       </w:r>
       <w:r>
         <w:rPr>
           <w:lang w:val="fr-CH"/>
         </w:rPr>
-        <w:t xml:space="preserve">RGB</w:t>
+        <w:t xml:space="preserve">l’afficheur OLED basé sur le controleur </w:t>
       </w:r>
       <w:r>
         <w:rPr>
           <w:lang w:val="fr-CH"/>
         </w:rPr>
-        <w:t xml:space="preserve"> </w:t>
-      </w:r>
-      <w:r>
-        <w:t xml:space="preserve">adressable. Ce composant utilise </w:t>
+        <w:t xml:space="preserve">SSD1305</w:t>
       </w:r>
       <w:r>
         <w:rPr>
           <w:lang w:val="fr-CH"/>
         </w:rPr>
-        <w:t xml:space="preserve">le</w:t>
-      </w:r>
-      <w:r>
-        <w:rPr>
-          <w:lang w:val="fr-CH"/>
-        </w:rPr>
-        <w:t xml:space="preserve"> </w:t>
-      </w:r>
-      <w:r>
-        <w:t xml:space="preserve">protocole </w:t>
-      </w:r>
-      <w:r>
-        <w:rPr>
-          <w:lang w:val="fr-CH"/>
-        </w:rPr>
-        <w:t xml:space="preserve">SPI</w:t>
-      </w:r>
-      <w:r>
-        <w:t xml:space="preserve"> deux broches matérielles (</w:t>
-      </w:r>
-      <w:r>
-        <w:rPr>
-          <w:lang w:val="fr-CH"/>
-        </w:rPr>
-        <w:t xml:space="preserve">pas de select</w:t>
-      </w:r>
-      <w:r>
-        <w:t xml:space="preserve">). </w:t>
-      </w:r>
-      <w:r>
-        <w:rPr>
-          <w:lang w:val="fr-CH"/>
-        </w:rPr>
-        <mc:AlternateContent>
-          <mc:Choice Requires="wpg">
-            <w:drawing>
-              <wp:anchor xmlns:wp="http://schemas.openxmlformats.org/drawingml/2006/wordprocessingDrawing" xmlns:wp14="http://schemas.microsoft.com/office/word/2010/wordprocessingDrawing" distT="0" distB="0" distL="115200" distR="115200" simplePos="0" relativeHeight="251696128" behindDoc="0" locked="0" layoutInCell="1" allowOverlap="1">
-                <wp:simplePos x="0" y="0"/>
-                <wp:positionH relativeFrom="column">
-                  <wp:posOffset>4770461</wp:posOffset>
-                </wp:positionH>
-                <wp:positionV relativeFrom="paragraph">
-                  <wp:posOffset>144578</wp:posOffset>
-                </wp:positionV>
-                <wp:extent cx="907879" cy="783218"/>
-                <wp:effectExtent l="0" t="0" r="0" b="0"/>
-                <wp:wrapSquare wrapText="bothSides"/>
-                <wp:docPr id="10" name=""/>
-                <wp:cNvGraphicFramePr>
-                  <a:graphicFrameLocks xmlns:a="http://schemas.openxmlformats.org/drawingml/2006/main" noChangeAspect="1"/>
-                </wp:cNvGraphicFramePr>
-                <a:graphic xmlns:a="http://schemas.openxmlformats.org/drawingml/2006/main">
-                  <a:graphicData uri="http://schemas.openxmlformats.org/drawingml/2006/picture">
-                    <pic:pic xmlns:pic="http://schemas.openxmlformats.org/drawingml/2006/picture">
-                      <pic:nvPicPr>
-                        <pic:cNvPr id="282106183" name=""/>
-                        <pic:cNvPicPr>
-                          <a:picLocks noChangeAspect="1"/>
-                        </pic:cNvPicPr>
-                        <pic:nvPr/>
-                      </pic:nvPicPr>
-                      <pic:blipFill rotWithShape="1">
-                        <a:blip r:embed="rId19"/>
-                        <a:srcRect l="6216" t="4172" r="8316" b="3870"/>
-                        <a:stretch/>
-                      </pic:blipFill>
-                      <pic:spPr bwMode="auto">
-                        <a:xfrm flipH="0" flipV="0">
-                          <a:off x="0" y="0"/>
-                          <a:ext cx="907878" cy="783218"/>
-                        </a:xfrm>
-                        <a:prstGeom prst="rect">
-                          <a:avLst/>
-                        </a:prstGeom>
-                      </pic:spPr>
-                    </pic:pic>
-                  </a:graphicData>
-                </a:graphic>
-              </wp:anchor>
-            </w:drawing>
-          </mc:Choice>
-          <mc:Fallback>
-            <w:pict>
-              <v:shapetype id="_x0000_t75" coordsize="21600,21600" o:spt="75" o:preferrelative="t" path="m@4@5l@4@11@9@11@9@5xe" filled="f" stroked="f">
-                <v:stroke joinstyle="miter"/>
-                <v:formulas>
-                  <v:f eqn="if lineDrawn pixelLineWidth 0"/>
-                  <v:f eqn="sum @0 1 0"/>
-                  <v:f eqn="sum 0 0 @1"/>
-                  <v:f eqn="prod @2 1 2"/>
-                  <v:f eqn="prod @3 21600 pixelWidth"/>
-                  <v:f eqn="prod @3 21600 pixelHeight"/>
-                  <v:f eqn="sum @0 0 1"/>
-                  <v:f eqn="prod @6 1 2"/>
-                  <v:f eqn="prod @7 21600 pixelWidth"/>
-                  <v:f eqn="sum @8 21600 0"/>
-                  <v:f eqn="prod @7 21600 pixelHeight"/>
-                  <v:f eqn="sum @10 21600 0"/>
-                </v:formulas>
-                <v:path o:extrusionok="f" gradientshapeok="t" o:connecttype="rect"/>
-                <o:lock v:ext="edit" aspectratio="t"/>
-              </v:shapetype>
-              <v:shape id="_x0000_i9" o:spid="_x0000_s9" type="#_x0000_t75" style="position:absolute;z-index:251696128;o:allowoverlap:true;o:allowincell:true;mso-position-horizontal-relative:text;margin-left:375.63pt;mso-position-horizontal:absolute;mso-position-vertical-relative:text;margin-top:11.38pt;mso-position-vertical:absolute;width:71.49pt;height:61.67pt;mso-wrap-distance-left:9.07pt;mso-wrap-distance-top:0.00pt;mso-wrap-distance-right:9.07pt;mso-wrap-distance-bottom:0.00pt;z-index:1;" stroked="false">
-                <w10:wrap type="square"/>
-                <v:imagedata r:id="rId19" o:title="" croptop="2734f" cropleft="4074f" cropbottom="2536f" cropright="5450f"/>
-                <o:lock v:ext="edit" rotation="t"/>
-              </v:shape>
-            </w:pict>
-          </mc:Fallback>
-        </mc:AlternateContent>
+        <w:t xml:space="preserve"> car il est à disposition.</w:t>
       </w:r>
       <w:r/>
     </w:p>
@@ -6294,7 +6301,7 @@
     </w:p>
     <w:p>
       <w:pPr>
-        <w:pStyle w:val="1049"/>
+        <w:pStyle w:val="1053"/>
         <w:pBdr/>
         <w:spacing/>
         <w:ind/>
@@ -6389,9 +6396,12 @@
         </w:rPr>
         <w:t xml:space="preserve">3.6 Branchement / Liaison</w:t>
       </w:r>
-      <w:r/>
       <w:bookmarkEnd w:id="15"/>
-      <w:r/>
+      <w:r>
+        <w:rPr>
+          <w:lang w:val="fr-CH"/>
+        </w:rPr>
+      </w:r>
       <w:r>
         <w:rPr>
           <w:lang w:val="fr-CH"/>
@@ -6424,7 +6434,7 @@
       </w:r>
       <w:r>
         <w:rPr>
-          <w:lang w:val="fr-CH"/>
+          <w:highlight w:val="none"/>
         </w:rPr>
       </w:r>
       <w:r>
@@ -6459,7 +6469,7 @@
     </w:p>
     <w:p>
       <w:pPr>
-        <w:pStyle w:val="1249"/>
+        <w:pStyle w:val="1253"/>
         <w:numPr>
           <w:ilvl w:val="0"/>
           <w:numId w:val="124"/>
@@ -6499,7 +6509,7 @@
     </w:p>
     <w:p>
       <w:pPr>
-        <w:pStyle w:val="1249"/>
+        <w:pStyle w:val="1253"/>
         <w:numPr>
           <w:ilvl w:val="0"/>
           <w:numId w:val="124"/>
@@ -6547,14 +6557,13 @@
     </w:p>
     <w:p>
       <w:pPr>
-        <w:pStyle w:val="1049"/>
+        <w:pStyle w:val="1053"/>
         <w:pBdr/>
         <w:spacing/>
         <w:ind/>
         <w:rPr/>
       </w:pPr>
       <w:r/>
-      <w:bookmarkStart w:id="16" w:name="_Toc16"/>
       <w:r>
         <w:rPr>
           <w:highlight w:val="none"/>
@@ -6563,11 +6572,17 @@
         <w:t xml:space="preserve">3.6 </w:t>
       </w:r>
       <w:r>
-        <w:t xml:space="preserve">Unité de traitement centrale : Le choix de l'ESP32</w:t>
+        <w:rPr>
+          <w:lang w:val="fr-CH"/>
+        </w:rPr>
+        <w:t xml:space="preserve">Microcontroleur</w:t>
       </w:r>
-      <w:r/>
-      <w:bookmarkEnd w:id="16"/>
-      <w:r/>
+      <w:r>
+        <w:t xml:space="preserve"> : </w:t>
+      </w:r>
+      <w:r>
+        <w:t xml:space="preserve">ESP32S3/C6</w:t>
+      </w:r>
       <w:r/>
     </w:p>
     <w:p>
@@ -6666,19 +6681,6 @@
         </mc:AlternateContent>
       </w:r>
       <w:r>
-        <w:rPr>
-          <w:highlight w:val="none"/>
-          <w:lang w:val="fr-CH"/>
-        </w:rPr>
-      </w:r>
-      <w:r/>
-      <w:r>
-        <w:rPr>
-          <w:highlight w:val="none"/>
-          <w:lang w:val="fr-CH"/>
-        </w:rPr>
-      </w:r>
-      <w:r>
         <w:t xml:space="preserve">Pour le rôle de traitement central, le choix s'est porté sur le microcontrôleur Seeed Studio XIAO ESP32S3</w:t>
       </w:r>
       <w:r>
@@ -6715,7 +6717,7 @@
     </w:p>
     <w:p>
       <w:pPr>
-        <w:pStyle w:val="1249"/>
+        <w:pStyle w:val="1253"/>
         <w:numPr>
           <w:ilvl w:val="0"/>
           <w:numId w:val="122"/>
@@ -6758,12 +6760,6 @@
           <w:highlight w:val="none"/>
           <w:lang w:val="fr-CH"/>
         </w:rPr>
-      </w:r>
-      <w:r>
-        <w:rPr>
-          <w:highlight w:val="none"/>
-          <w:lang w:val="fr-CH"/>
-        </w:rPr>
         <w:tab/>
         <w:br/>
       </w:r>
@@ -6782,7 +6778,7 @@
     </w:p>
     <w:p>
       <w:pPr>
-        <w:pStyle w:val="1249"/>
+        <w:pStyle w:val="1253"/>
         <w:numPr>
           <w:ilvl w:val="0"/>
           <w:numId w:val="122"/>
@@ -6807,7 +6803,14 @@
           <w:highlight w:val="none"/>
           <w:lang w:val="fr-CH"/>
         </w:rPr>
-        <w:t xml:space="preserve">Intégration optimisée sur PCB : </w:t>
+        <w:t xml:space="preserve">Int</w:t>
+      </w:r>
+      <w:r>
+        <w:rPr>
+          <w:highlight w:val="none"/>
+          <w:lang w:val="fr-CH"/>
+        </w:rPr>
+        <w:t xml:space="preserve">égration optimisée sur PCB : </w:t>
         <w:tab/>
         <w:br/>
         <w:t xml:space="preserve">Grâce à ses pastilles crénelées (castellated holes), ce module peut être soudé directement à plat en tant que composant monté en surface (CMS) sur la carte électronique mère, garantissant une forte résistance mécanique aux vi</w:t>
@@ -6818,12 +6821,6 @@
           <w:lang w:val="fr-CH"/>
         </w:rPr>
         <w:t xml:space="preserve">brations de la ligne de production.</w:t>
-      </w:r>
-      <w:r>
-        <w:rPr>
-          <w:highlight w:val="none"/>
-          <w:lang w:val="fr-CH"/>
-        </w:rPr>
       </w:r>
       <w:r>
         <w:rPr>
@@ -6847,7 +6844,7 @@
     </w:p>
     <w:p>
       <w:pPr>
-        <w:pStyle w:val="1249"/>
+        <w:pStyle w:val="1253"/>
         <w:numPr>
           <w:ilvl w:val="0"/>
           <w:numId w:val="122"/>
@@ -6876,7 +6873,14 @@
           <w:highlight w:val="none"/>
           <w:lang w:val="fr-CH"/>
         </w:rPr>
-        <w:t xml:space="preserve">Le microcontrôleur fonctionne avec une tension de 3.3V, ce qui lui permet de communiquer directement avec le module RC522 et la puce MAX3485 sans nécessiter de convertisseurs de niveaux logiques (Level Shifters) supplémentaires, simplifiant ainsi le routage</w:t>
+        <w:t xml:space="preserve">L</w:t>
+      </w:r>
+      <w:r>
+        <w:rPr>
+          <w:highlight w:val="none"/>
+          <w:lang w:val="fr-CH"/>
+        </w:rPr>
+        <w:t xml:space="preserve">e microcontrôleur fonctionne avec une tension de 3.3V, ce qui lui permet de communiquer directement avec le module RC522 et la puce MAX3485 sans nécessiter de convertisseurs de niveaux logiques (Level Shifters) supplémentaires, simplifiant ainsi le routage</w:t>
       </w:r>
       <w:r>
         <w:rPr>
@@ -6884,12 +6888,6 @@
           <w:lang w:val="fr-CH"/>
         </w:rPr>
         <w:t xml:space="preserve"> global.</w:t>
-      </w:r>
-      <w:r>
-        <w:rPr>
-          <w:highlight w:val="none"/>
-          <w:lang w:val="fr-CH"/>
-        </w:rPr>
       </w:r>
       <w:r>
         <w:rPr>
@@ -6913,7 +6911,7 @@
     </w:p>
     <w:p>
       <w:pPr>
-        <w:pStyle w:val="1249"/>
+        <w:pStyle w:val="1253"/>
         <w:numPr>
           <w:ilvl w:val="0"/>
           <w:numId w:val="122"/>
@@ -6959,7 +6957,7 @@
     </w:p>
     <w:p>
       <w:pPr>
-        <w:pStyle w:val="1249"/>
+        <w:pStyle w:val="1253"/>
         <w:numPr>
           <w:ilvl w:val="0"/>
           <w:numId w:val="122"/>
@@ -6990,7 +6988,14 @@
           <w:highlight w:val="none"/>
           <w:lang w:val="fr-CH"/>
         </w:rPr>
-        <w:t xml:space="preserve">Bien que le format compact du XIAO n'offre que 11 broches GPIO latérales, l'architecture matérielle a été rigoureusement calculée pour les exploiter à 100 %. Grâce à la matrice GPIO programmable de l'ESP32 (qui permet de réassigner librement les bus de comm</w:t>
+        <w:t xml:space="preserve">B</w:t>
+      </w:r>
+      <w:r>
+        <w:rPr>
+          <w:highlight w:val="none"/>
+          <w:lang w:val="fr-CH"/>
+        </w:rPr>
+        <w:t xml:space="preserve">ien que le format compact du XIAO n'offre que 11 broches GPIO latérales, l'architecture matérielle a été rigoureusement calculée pour les exploiter à 100 %. Grâce à la matrice GPIO programmable de l'ESP32 (qui permet de réassigner librement les bus de comm</w:t>
       </w:r>
       <w:r>
         <w:rPr>
@@ -7013,7 +7018,7 @@
     </w:p>
     <w:p>
       <w:pPr>
-        <w:pStyle w:val="1249"/>
+        <w:pStyle w:val="1253"/>
         <w:numPr>
           <w:ilvl w:val="1"/>
           <w:numId w:val="125"/>
@@ -7035,7 +7040,7 @@
     </w:p>
     <w:p>
       <w:pPr>
-        <w:pStyle w:val="1249"/>
+        <w:pStyle w:val="1253"/>
         <w:numPr>
           <w:ilvl w:val="1"/>
           <w:numId w:val="125"/>
@@ -7057,7 +7062,7 @@
     </w:p>
     <w:p>
       <w:pPr>
-        <w:pStyle w:val="1249"/>
+        <w:pStyle w:val="1253"/>
         <w:numPr>
           <w:ilvl w:val="1"/>
           <w:numId w:val="125"/>
@@ -7073,19 +7078,25 @@
         <w:rPr/>
       </w:pPr>
       <w:r>
-        <w:t xml:space="preserve">2 broches dédiées au diagnostic visuel via la LED adressable</w:t>
+        <w:t xml:space="preserve">2 broches dédiées au diagnostic visuel via </w:t>
       </w:r>
       <w:r>
         <w:rPr>
           <w:lang w:val="fr-CH"/>
         </w:rPr>
-        <w:t xml:space="preserve"> </w:t>
+        <w:t xml:space="preserve">l’écran</w:t>
+      </w:r>
+      <w:r>
+        <w:rPr>
+          <w:lang w:val="fr-CH"/>
+        </w:rPr>
+        <w:t xml:space="preserve"> (I2C)</w:t>
       </w:r>
       <w:r/>
     </w:p>
     <w:p>
       <w:pPr>
-        <w:pStyle w:val="1249"/>
+        <w:pStyle w:val="1253"/>
         <w:numPr>
           <w:ilvl w:val="1"/>
           <w:numId w:val="125"/>
@@ -7101,14 +7112,14 @@
         <w:rPr/>
       </w:pPr>
       <w:r>
-        <w:t xml:space="preserve">1 broche pour l'interrupteur matériel de la communication locale.</w:t>
+        <w:t xml:space="preserve">1 broche pour l'interrupteur matériel de la communication locale</w:t>
         <w:br/>
       </w:r>
       <w:r/>
     </w:p>
     <w:p>
       <w:pPr>
-        <w:pStyle w:val="1249"/>
+        <w:pStyle w:val="1253"/>
         <w:numPr>
           <w:ilvl w:val="0"/>
           <w:numId w:val="122"/>
@@ -7126,7 +7137,10 @@
         </w:rPr>
       </w:r>
       <w:r>
-        <w:t xml:space="preserve">Disponibilité et expérience : </w:t>
+        <w:t xml:space="preserve">Di</w:t>
+      </w:r>
+      <w:r>
+        <w:t xml:space="preserve">sponibilité et expérience : </w:t>
         <w:tab/>
         <w:br/>
         <w:t xml:space="preserve">Ayant auparavant travaillé avec ce même modèle, cela élimine les temps d'apprentissage (pas de surprises techniques) et sécurise la phase de développement logiciel. De plus, la disponibilité immédiate d'un modèle d'évaluation </w:t>
@@ -7161,7 +7175,6 @@
       </w:pPr>
       <w:r/>
       <w:r/>
-      <w:r/>
     </w:p>
     <w:p>
       <w:pPr>
@@ -7187,11 +7200,22 @@
         </w:rPr>
         <w:t xml:space="preserve">A faire : </w:t>
       </w:r>
-      <w:r/>
+      <w:r>
+        <w:rPr>
+          <w:highlight w:val="none"/>
+          <w:lang w:val="fr-CH"/>
+        </w:rPr>
+      </w:r>
+      <w:r>
+        <w:rPr>
+          <w:highlight w:val="none"/>
+          <w:lang w:val="fr-CH"/>
+        </w:rPr>
+      </w:r>
     </w:p>
     <w:p>
       <w:pPr>
-        <w:pStyle w:val="1249"/>
+        <w:pStyle w:val="1253"/>
         <w:numPr>
           <w:ilvl w:val="0"/>
           <w:numId w:val="126"/>
@@ -7219,7 +7243,7 @@
     </w:p>
     <w:p>
       <w:pPr>
-        <w:pStyle w:val="1249"/>
+        <w:pStyle w:val="1253"/>
         <w:numPr>
           <w:ilvl w:val="0"/>
           <w:numId w:val="126"/>
@@ -7241,7 +7265,7 @@
     </w:p>
     <w:p>
       <w:pPr>
-        <w:pStyle w:val="1249"/>
+        <w:pStyle w:val="1253"/>
         <w:numPr>
           <w:ilvl w:val="0"/>
           <w:numId w:val="126"/>
@@ -7257,7 +7281,7 @@
           <w:highlight w:val="none"/>
           <w:lang w:val="fr-CH"/>
         </w:rPr>
-        <w:t xml:space="preserve">Trouver solution pour le lecteur RFID (positionnement)</w:t>
+        <w:t xml:space="preserve">Trouver solution pour le lecteur RFID et ecran (positionnement)</w:t>
       </w:r>
       <w:r>
         <w:rPr>
@@ -7269,7 +7293,7 @@
     </w:p>
     <w:p>
       <w:pPr>
-        <w:pStyle w:val="1249"/>
+        <w:pStyle w:val="1253"/>
         <w:numPr>
           <w:ilvl w:val="0"/>
           <w:numId w:val="126"/>
@@ -7297,7 +7321,6 @@
         <w:jc w:val="both"/>
         <w:rPr/>
       </w:pPr>
-      <w:r/>
       <w:r/>
       <w:r/>
     </w:p>
@@ -7321,12 +7344,7 @@
           <w:lang w:val="fr-CH"/>
         </w:rPr>
       </w:r>
-      <w:r>
-        <w:rPr>
-          <w:highlight w:val="none"/>
-          <w:lang w:val="fr-CH"/>
-        </w:rPr>
-      </w:r>
+      <w:r/>
     </w:p>
     <w:sectPr>
       <w:headerReference w:type="first" r:id="rId9"/>
@@ -7414,7 +7432,7 @@
         <w:sdtContent>
           <w:p>
             <w:pPr>
-              <w:pStyle w:val="1239"/>
+              <w:pStyle w:val="1243"/>
               <w:pBdr>
                 <w:bottom w:val="single" w:color="000000" w:sz="6" w:space="0"/>
               </w:pBdr>
@@ -7428,7 +7446,7 @@
           </w:p>
           <w:p>
             <w:pPr>
-              <w:pStyle w:val="1239"/>
+              <w:pStyle w:val="1243"/>
               <w:pBdr/>
               <w:spacing/>
               <w:ind/>
@@ -7633,7 +7651,7 @@
                 <w:szCs w:val="22"/>
                 <w:lang w:val="fr-CH"/>
               </w:rPr>
-              <w:t xml:space="preserve">01.05.26</w:t>
+              <w:t xml:space="preserve">04.05.26</w:t>
             </w:r>
             <w:r>
               <w:rPr>
@@ -7669,7 +7687,7 @@
   </w:sdt>
   <w:p>
     <w:pPr>
-      <w:pStyle w:val="1239"/>
+      <w:pStyle w:val="1243"/>
       <w:pBdr/>
       <w:spacing/>
       <w:ind/>
@@ -7730,7 +7748,7 @@
 <w:hdr xmlns:wpc="http://schemas.microsoft.com/office/word/2010/wordprocessingCanvas" xmlns:mc="http://schemas.openxmlformats.org/markup-compatibility/2006" xmlns:o="urn:schemas-microsoft-com:office:office" xmlns:r="http://schemas.openxmlformats.org/officeDocument/2006/relationships" xmlns:m="http://schemas.openxmlformats.org/officeDocument/2006/math" xmlns:v="urn:schemas-microsoft-com:vml" xmlns:wp14="http://schemas.microsoft.com/office/word/2010/wordprocessingDrawing" xmlns:wp="http://schemas.openxmlformats.org/drawingml/2006/wordprocessingDrawing" xmlns:w10="urn:schemas-microsoft-com:office:word" xmlns:w="http://schemas.openxmlformats.org/wordprocessingml/2006/main" xmlns:w14="http://schemas.microsoft.com/office/word/2010/wordml" xmlns:w15="http://schemas.microsoft.com/office/word/2012/wordml" xmlns:wpg="http://schemas.microsoft.com/office/word/2010/wordprocessingGroup" xmlns:wpi="http://schemas.microsoft.com/office/word/2010/wordprocessingInk" xmlns:wne="http://schemas.microsoft.com/office/word/2006/wordml" xmlns:a="http://schemas.openxmlformats.org/drawingml/2006/main" xmlns:wps="http://schemas.microsoft.com/office/word/2010/wordprocessingShape" mc:Ignorable="w14 w15 wp14">
   <w:p>
     <w:pPr>
-      <w:pStyle w:val="1237"/>
+      <w:pStyle w:val="1241"/>
       <w:pBdr>
         <w:bottom w:val="single" w:color="000000" w:sz="6" w:space="0"/>
       </w:pBdr>
@@ -7853,7 +7871,7 @@
   </w:p>
   <w:p>
     <w:pPr>
-      <w:pStyle w:val="1237"/>
+      <w:pStyle w:val="1241"/>
       <w:pBdr/>
       <w:spacing/>
       <w:ind/>
@@ -25364,7 +25382,7 @@
     <w:lsdException w:name="Bibliography" w:uiPriority="37"/>
     <w:lsdException w:name="TOC Heading" w:uiPriority="39" w:qFormat="1"/>
   </w:latentStyles>
-  <w:style w:type="paragraph" w:styleId="1047" w:default="1">
+  <w:style w:type="paragraph" w:styleId="1051" w:default="1">
     <w:name w:val="Normal"/>
     <w:qFormat/>
     <w:pPr>
@@ -25376,11 +25394,11 @@
       <w:lang w:val="fr-FR"/>
     </w:rPr>
   </w:style>
-  <w:style w:type="paragraph" w:styleId="1048">
+  <w:style w:type="paragraph" w:styleId="1052">
     <w:name w:val="Heading 1"/>
-    <w:basedOn w:val="1047"/>
-    <w:next w:val="1047"/>
-    <w:link w:val="1241"/>
+    <w:basedOn w:val="1051"/>
+    <w:next w:val="1051"/>
+    <w:link w:val="1245"/>
     <w:uiPriority w:val="9"/>
     <w:qFormat/>
     <w:pPr>
@@ -25398,11 +25416,11 @@
       <w:szCs w:val="32"/>
     </w:rPr>
   </w:style>
-  <w:style w:type="paragraph" w:styleId="1049">
+  <w:style w:type="paragraph" w:styleId="1053">
     <w:name w:val="Heading 2"/>
-    <w:basedOn w:val="1047"/>
-    <w:next w:val="1047"/>
-    <w:link w:val="1247"/>
+    <w:basedOn w:val="1051"/>
+    <w:next w:val="1051"/>
+    <w:link w:val="1251"/>
     <w:uiPriority w:val="9"/>
     <w:unhideWhenUsed/>
     <w:qFormat/>
@@ -25421,11 +25439,11 @@
       <w:szCs w:val="26"/>
     </w:rPr>
   </w:style>
-  <w:style w:type="paragraph" w:styleId="1050">
+  <w:style w:type="paragraph" w:styleId="1054">
     <w:name w:val="Heading 3"/>
-    <w:basedOn w:val="1047"/>
-    <w:next w:val="1047"/>
-    <w:link w:val="1259"/>
+    <w:basedOn w:val="1051"/>
+    <w:next w:val="1051"/>
+    <w:link w:val="1263"/>
     <w:uiPriority w:val="9"/>
     <w:unhideWhenUsed/>
     <w:qFormat/>
@@ -25444,11 +25462,11 @@
       <w:szCs w:val="24"/>
     </w:rPr>
   </w:style>
-  <w:style w:type="paragraph" w:styleId="1051">
+  <w:style w:type="paragraph" w:styleId="1055">
     <w:name w:val="Heading 4"/>
-    <w:basedOn w:val="1047"/>
-    <w:next w:val="1047"/>
-    <w:link w:val="1200"/>
+    <w:basedOn w:val="1051"/>
+    <w:next w:val="1051"/>
+    <w:link w:val="1204"/>
     <w:uiPriority w:val="9"/>
     <w:unhideWhenUsed/>
     <w:qFormat/>
@@ -25467,11 +25485,11 @@
       <w:color w:val="2f5496" w:themeColor="accent1" w:themeShade="BF"/>
     </w:rPr>
   </w:style>
-  <w:style w:type="paragraph" w:styleId="1052">
+  <w:style w:type="paragraph" w:styleId="1056">
     <w:name w:val="Heading 5"/>
-    <w:basedOn w:val="1047"/>
-    <w:next w:val="1047"/>
-    <w:link w:val="1201"/>
+    <w:basedOn w:val="1051"/>
+    <w:next w:val="1051"/>
+    <w:link w:val="1205"/>
     <w:uiPriority w:val="9"/>
     <w:unhideWhenUsed/>
     <w:qFormat/>
@@ -25488,11 +25506,11 @@
       <w:color w:val="2f5496" w:themeColor="accent1" w:themeShade="BF"/>
     </w:rPr>
   </w:style>
-  <w:style w:type="paragraph" w:styleId="1053">
+  <w:style w:type="paragraph" w:styleId="1057">
     <w:name w:val="Heading 6"/>
-    <w:basedOn w:val="1047"/>
-    <w:next w:val="1047"/>
-    <w:link w:val="1202"/>
+    <w:basedOn w:val="1051"/>
+    <w:next w:val="1051"/>
+    <w:link w:val="1206"/>
     <w:uiPriority w:val="9"/>
     <w:unhideWhenUsed/>
     <w:qFormat/>
@@ -25511,11 +25529,11 @@
       <w:color w:val="595959" w:themeColor="text1" w:themeTint="A6"/>
     </w:rPr>
   </w:style>
-  <w:style w:type="paragraph" w:styleId="1054">
+  <w:style w:type="paragraph" w:styleId="1058">
     <w:name w:val="Heading 7"/>
-    <w:basedOn w:val="1047"/>
-    <w:next w:val="1047"/>
-    <w:link w:val="1203"/>
+    <w:basedOn w:val="1051"/>
+    <w:next w:val="1051"/>
+    <w:link w:val="1207"/>
     <w:uiPriority w:val="9"/>
     <w:unhideWhenUsed/>
     <w:qFormat/>
@@ -25532,11 +25550,11 @@
       <w:color w:val="595959" w:themeColor="text1" w:themeTint="A6"/>
     </w:rPr>
   </w:style>
-  <w:style w:type="paragraph" w:styleId="1055">
+  <w:style w:type="paragraph" w:styleId="1059">
     <w:name w:val="Heading 8"/>
-    <w:basedOn w:val="1047"/>
-    <w:next w:val="1047"/>
-    <w:link w:val="1204"/>
+    <w:basedOn w:val="1051"/>
+    <w:next w:val="1051"/>
+    <w:link w:val="1208"/>
     <w:uiPriority w:val="9"/>
     <w:unhideWhenUsed/>
     <w:qFormat/>
@@ -25555,11 +25573,11 @@
       <w:color w:val="272727" w:themeColor="text1" w:themeTint="D8"/>
     </w:rPr>
   </w:style>
-  <w:style w:type="paragraph" w:styleId="1056">
+  <w:style w:type="paragraph" w:styleId="1060">
     <w:name w:val="Heading 9"/>
-    <w:basedOn w:val="1047"/>
-    <w:next w:val="1047"/>
-    <w:link w:val="1205"/>
+    <w:basedOn w:val="1051"/>
+    <w:next w:val="1051"/>
+    <w:link w:val="1209"/>
     <w:uiPriority w:val="9"/>
     <w:unhideWhenUsed/>
     <w:qFormat/>
@@ -25578,7 +25596,7 @@
       <w:color w:val="272727" w:themeColor="text1" w:themeTint="D8"/>
     </w:rPr>
   </w:style>
-  <w:style w:type="character" w:styleId="1057" w:default="1">
+  <w:style w:type="character" w:styleId="1061" w:default="1">
     <w:name w:val="Default Paragraph Font"/>
     <w:uiPriority w:val="1"/>
     <w:semiHidden/>
@@ -25589,7 +25607,7 @@
       <w:ind/>
     </w:pPr>
   </w:style>
-  <w:style w:type="table" w:styleId="1058" w:default="1">
+  <w:style w:type="table" w:styleId="1062" w:default="1">
     <w:name w:val="Normal Table"/>
     <w:uiPriority w:val="99"/>
     <w:semiHidden/>
@@ -25782,7 +25800,7 @@
       </w:tcPr>
     </w:tblStylePr>
   </w:style>
-  <w:style w:type="numbering" w:styleId="1059" w:default="1">
+  <w:style w:type="numbering" w:styleId="1063" w:default="1">
     <w:name w:val="No List"/>
     <w:uiPriority w:val="99"/>
     <w:semiHidden/>
@@ -25793,9 +25811,9 @@
       <w:ind/>
     </w:pPr>
   </w:style>
-  <w:style w:type="character" w:styleId="1060">
+  <w:style w:type="character" w:styleId="1064">
     <w:name w:val="Placeholder Text"/>
-    <w:basedOn w:val="1057"/>
+    <w:basedOn w:val="1061"/>
     <w:uiPriority w:val="99"/>
     <w:semiHidden/>
     <w:pPr>
@@ -25807,9 +25825,9 @@
       <w:color w:val="666666"/>
     </w:rPr>
   </w:style>
-  <w:style w:type="character" w:styleId="1061" w:customStyle="1">
+  <w:style w:type="character" w:styleId="1065" w:customStyle="1">
     <w:name w:val="Heading 4 Char"/>
-    <w:basedOn w:val="1057"/>
+    <w:basedOn w:val="1061"/>
     <w:uiPriority w:val="9"/>
     <w:pPr>
       <w:pBdr/>
@@ -25823,9 +25841,9 @@
       <w:color w:val="2f5496" w:themeColor="accent1" w:themeShade="BF"/>
     </w:rPr>
   </w:style>
-  <w:style w:type="character" w:styleId="1062" w:customStyle="1">
+  <w:style w:type="character" w:styleId="1066" w:customStyle="1">
     <w:name w:val="Heading 5 Char"/>
-    <w:basedOn w:val="1057"/>
+    <w:basedOn w:val="1061"/>
     <w:uiPriority w:val="9"/>
     <w:pPr>
       <w:pBdr/>
@@ -25837,9 +25855,9 @@
       <w:color w:val="2f5496" w:themeColor="accent1" w:themeShade="BF"/>
     </w:rPr>
   </w:style>
-  <w:style w:type="character" w:styleId="1063" w:customStyle="1">
+  <w:style w:type="character" w:styleId="1067" w:customStyle="1">
     <w:name w:val="Heading 6 Char"/>
-    <w:basedOn w:val="1057"/>
+    <w:basedOn w:val="1061"/>
     <w:uiPriority w:val="9"/>
     <w:pPr>
       <w:pBdr/>
@@ -25853,9 +25871,9 @@
       <w:color w:val="595959" w:themeColor="text1" w:themeTint="A6"/>
     </w:rPr>
   </w:style>
-  <w:style w:type="character" w:styleId="1064" w:customStyle="1">
+  <w:style w:type="character" w:styleId="1068" w:customStyle="1">
     <w:name w:val="Heading 7 Char"/>
-    <w:basedOn w:val="1057"/>
+    <w:basedOn w:val="1061"/>
     <w:uiPriority w:val="9"/>
     <w:pPr>
       <w:pBdr/>
@@ -25867,9 +25885,9 @@
       <w:color w:val="595959" w:themeColor="text1" w:themeTint="A6"/>
     </w:rPr>
   </w:style>
-  <w:style w:type="character" w:styleId="1065" w:customStyle="1">
+  <w:style w:type="character" w:styleId="1069" w:customStyle="1">
     <w:name w:val="Heading 8 Char"/>
-    <w:basedOn w:val="1057"/>
+    <w:basedOn w:val="1061"/>
     <w:uiPriority w:val="9"/>
     <w:pPr>
       <w:pBdr/>
@@ -25883,9 +25901,9 @@
       <w:color w:val="272727" w:themeColor="text1" w:themeTint="D8"/>
     </w:rPr>
   </w:style>
-  <w:style w:type="character" w:styleId="1066" w:customStyle="1">
+  <w:style w:type="character" w:styleId="1070" w:customStyle="1">
     <w:name w:val="Heading 9 Char"/>
-    <w:basedOn w:val="1057"/>
+    <w:basedOn w:val="1061"/>
     <w:uiPriority w:val="9"/>
     <w:pPr>
       <w:pBdr/>
@@ -25899,9 +25917,9 @@
       <w:color w:val="272727" w:themeColor="text1" w:themeTint="D8"/>
     </w:rPr>
   </w:style>
-  <w:style w:type="character" w:styleId="1067" w:customStyle="1">
+  <w:style w:type="character" w:styleId="1071" w:customStyle="1">
     <w:name w:val="Title Char"/>
-    <w:basedOn w:val="1057"/>
+    <w:basedOn w:val="1061"/>
     <w:uiPriority w:val="10"/>
     <w:pPr>
       <w:pBdr/>
@@ -25915,9 +25933,9 @@
       <w:szCs w:val="56"/>
     </w:rPr>
   </w:style>
-  <w:style w:type="character" w:styleId="1068" w:customStyle="1">
+  <w:style w:type="character" w:styleId="1072" w:customStyle="1">
     <w:name w:val="Subtitle Char"/>
-    <w:basedOn w:val="1057"/>
+    <w:basedOn w:val="1061"/>
     <w:uiPriority w:val="11"/>
     <w:pPr>
       <w:pBdr/>
@@ -25931,9 +25949,9 @@
       <w:szCs w:val="28"/>
     </w:rPr>
   </w:style>
-  <w:style w:type="character" w:styleId="1069" w:customStyle="1">
+  <w:style w:type="character" w:styleId="1073" w:customStyle="1">
     <w:name w:val="Quote Char"/>
-    <w:basedOn w:val="1057"/>
+    <w:basedOn w:val="1061"/>
     <w:uiPriority w:val="29"/>
     <w:pPr>
       <w:pBdr/>
@@ -25946,9 +25964,9 @@
       <w:color w:val="404040" w:themeColor="text1" w:themeTint="BF"/>
     </w:rPr>
   </w:style>
-  <w:style w:type="character" w:styleId="1070" w:customStyle="1">
+  <w:style w:type="character" w:styleId="1074" w:customStyle="1">
     <w:name w:val="Intense Quote Char"/>
-    <w:basedOn w:val="1057"/>
+    <w:basedOn w:val="1061"/>
     <w:uiPriority w:val="30"/>
     <w:pPr>
       <w:pBdr/>
@@ -25961,9 +25979,9 @@
       <w:color w:val="2f5496" w:themeColor="accent1" w:themeShade="BF"/>
     </w:rPr>
   </w:style>
-  <w:style w:type="character" w:styleId="1071" w:customStyle="1">
+  <w:style w:type="character" w:styleId="1075" w:customStyle="1">
     <w:name w:val="Footnote Text Char"/>
-    <w:basedOn w:val="1057"/>
+    <w:basedOn w:val="1061"/>
     <w:uiPriority w:val="99"/>
     <w:semiHidden/>
     <w:pPr>
@@ -25976,9 +25994,9 @@
       <w:szCs w:val="20"/>
     </w:rPr>
   </w:style>
-  <w:style w:type="character" w:styleId="1072" w:customStyle="1">
+  <w:style w:type="character" w:styleId="1076" w:customStyle="1">
     <w:name w:val="Endnote Text Char"/>
-    <w:basedOn w:val="1057"/>
+    <w:basedOn w:val="1061"/>
     <w:uiPriority w:val="99"/>
     <w:semiHidden/>
     <w:pPr>
@@ -25991,9 +26009,9 @@
       <w:szCs w:val="20"/>
     </w:rPr>
   </w:style>
-  <w:style w:type="table" w:styleId="1073" w:customStyle="1">
+  <w:style w:type="table" w:styleId="1077" w:customStyle="1">
     <w:name w:val="Table Grid Light"/>
-    <w:basedOn w:val="1058"/>
+    <w:basedOn w:val="1062"/>
     <w:uiPriority w:val="59"/>
     <w:pPr>
       <w:pBdr/>
@@ -26183,9 +26201,9 @@
       </w:tcPr>
     </w:tblStylePr>
   </w:style>
-  <w:style w:type="table" w:styleId="1074">
+  <w:style w:type="table" w:styleId="1078">
     <w:name w:val="Plain Table 1"/>
-    <w:basedOn w:val="1058"/>
+    <w:basedOn w:val="1062"/>
     <w:uiPriority w:val="59"/>
     <w:pPr>
       <w:pBdr/>
@@ -26401,9 +26419,9 @@
       </w:tcPr>
     </w:tblStylePr>
   </w:style>
-  <w:style w:type="table" w:styleId="1075">
+  <w:style w:type="table" w:styleId="1079">
     <w:name w:val="Plain Table 2"/>
-    <w:basedOn w:val="1058"/>
+    <w:basedOn w:val="1062"/>
     <w:uiPriority w:val="59"/>
     <w:pPr>
       <w:pBdr/>
@@ -26627,9 +26645,9 @@
       </w:tcPr>
     </w:tblStylePr>
   </w:style>
-  <w:style w:type="table" w:styleId="1076">
+  <w:style w:type="table" w:styleId="1080">
     <w:name w:val="Plain Table 3"/>
-    <w:basedOn w:val="1058"/>
+    <w:basedOn w:val="1062"/>
     <w:uiPriority w:val="99"/>
     <w:pPr>
       <w:pBdr/>
@@ -26856,9 +26874,9 @@
       </w:tcPr>
     </w:tblStylePr>
   </w:style>
-  <w:style w:type="table" w:styleId="1077">
+  <w:style w:type="table" w:styleId="1081">
     <w:name w:val="Plain Table 4"/>
-    <w:basedOn w:val="1058"/>
+    <w:basedOn w:val="1062"/>
     <w:uiPriority w:val="99"/>
     <w:pPr>
       <w:pBdr/>
@@ -27071,9 +27089,9 @@
       </w:tcPr>
     </w:tblStylePr>
   </w:style>
-  <w:style w:type="table" w:styleId="1078">
+  <w:style w:type="table" w:styleId="1082">
     <w:name w:val="Plain Table 5"/>
-    <w:basedOn w:val="1058"/>
+    <w:basedOn w:val="1062"/>
     <w:uiPriority w:val="99"/>
     <w:pPr>
       <w:pBdr/>
@@ -27303,9 +27321,9 @@
       </w:tcPr>
     </w:tblStylePr>
   </w:style>
-  <w:style w:type="table" w:styleId="1079">
+  <w:style w:type="table" w:styleId="1083">
     <w:name w:val="Grid Table 1 Light"/>
-    <w:basedOn w:val="1058"/>
+    <w:basedOn w:val="1062"/>
     <w:uiPriority w:val="99"/>
     <w:pPr>
       <w:pBdr/>
@@ -27525,9 +27543,9 @@
       </w:tcPr>
     </w:tblStylePr>
   </w:style>
-  <w:style w:type="table" w:styleId="1080" w:customStyle="1">
+  <w:style w:type="table" w:styleId="1084" w:customStyle="1">
     <w:name w:val="Grid Table 1 Light - Accent 1"/>
-    <w:basedOn w:val="1058"/>
+    <w:basedOn w:val="1062"/>
     <w:uiPriority w:val="99"/>
     <w:pPr>
       <w:pBdr/>
@@ -27747,9 +27765,9 @@
       </w:tcPr>
     </w:tblStylePr>
   </w:style>
-  <w:style w:type="table" w:styleId="1081" w:customStyle="1">
+  <w:style w:type="table" w:styleId="1085" w:customStyle="1">
     <w:name w:val="Grid Table 1 Light - Accent 2"/>
-    <w:basedOn w:val="1058"/>
+    <w:basedOn w:val="1062"/>
     <w:uiPriority w:val="99"/>
     <w:pPr>
       <w:pBdr/>
@@ -27969,9 +27987,9 @@
       </w:tcPr>
     </w:tblStylePr>
   </w:style>
-  <w:style w:type="table" w:styleId="1082" w:customStyle="1">
+  <w:style w:type="table" w:styleId="1086" w:customStyle="1">
     <w:name w:val="Grid Table 1 Light - Accent 3"/>
-    <w:basedOn w:val="1058"/>
+    <w:basedOn w:val="1062"/>
     <w:uiPriority w:val="99"/>
     <w:pPr>
       <w:pBdr/>
@@ -28191,9 +28209,9 @@
       </w:tcPr>
     </w:tblStylePr>
   </w:style>
-  <w:style w:type="table" w:styleId="1083" w:customStyle="1">
+  <w:style w:type="table" w:styleId="1087" w:customStyle="1">
     <w:name w:val="Grid Table 1 Light - Accent 4"/>
-    <w:basedOn w:val="1058"/>
+    <w:basedOn w:val="1062"/>
     <w:uiPriority w:val="99"/>
     <w:pPr>
       <w:pBdr/>
@@ -28413,9 +28431,9 @@
       </w:tcPr>
     </w:tblStylePr>
   </w:style>
-  <w:style w:type="table" w:styleId="1084" w:customStyle="1">
+  <w:style w:type="table" w:styleId="1088" w:customStyle="1">
     <w:name w:val="Grid Table 1 Light - Accent 5"/>
-    <w:basedOn w:val="1058"/>
+    <w:basedOn w:val="1062"/>
     <w:uiPriority w:val="99"/>
     <w:pPr>
       <w:pBdr/>
@@ -28635,9 +28653,9 @@
       </w:tcPr>
     </w:tblStylePr>
   </w:style>
-  <w:style w:type="table" w:styleId="1085" w:customStyle="1">
+  <w:style w:type="table" w:styleId="1089" w:customStyle="1">
     <w:name w:val="Grid Table 1 Light - Accent 6"/>
-    <w:basedOn w:val="1058"/>
+    <w:basedOn w:val="1062"/>
     <w:uiPriority w:val="99"/>
     <w:pPr>
       <w:pBdr/>
@@ -28857,9 +28875,9 @@
       </w:tcPr>
     </w:tblStylePr>
   </w:style>
-  <w:style w:type="table" w:styleId="1086">
+  <w:style w:type="table" w:styleId="1090">
     <w:name w:val="Grid Table 2"/>
-    <w:basedOn w:val="1058"/>
+    <w:basedOn w:val="1062"/>
     <w:uiPriority w:val="99"/>
     <w:pPr>
       <w:pBdr/>
@@ -29088,9 +29106,9 @@
       </w:tcPr>
     </w:tblStylePr>
   </w:style>
-  <w:style w:type="table" w:styleId="1087" w:customStyle="1">
+  <w:style w:type="table" w:styleId="1091" w:customStyle="1">
     <w:name w:val="Grid Table 2 - Accent 1"/>
-    <w:basedOn w:val="1058"/>
+    <w:basedOn w:val="1062"/>
     <w:uiPriority w:val="99"/>
     <w:pPr>
       <w:pBdr/>
@@ -29319,9 +29337,9 @@
       </w:tcPr>
     </w:tblStylePr>
   </w:style>
-  <w:style w:type="table" w:styleId="1088" w:customStyle="1">
+  <w:style w:type="table" w:styleId="1092" w:customStyle="1">
     <w:name w:val="Grid Table 2 - Accent 2"/>
-    <w:basedOn w:val="1058"/>
+    <w:basedOn w:val="1062"/>
     <w:uiPriority w:val="99"/>
     <w:pPr>
       <w:pBdr/>
@@ -29550,9 +29568,9 @@
       </w:tcPr>
     </w:tblStylePr>
   </w:style>
-  <w:style w:type="table" w:styleId="1089" w:customStyle="1">
+  <w:style w:type="table" w:styleId="1093" w:customStyle="1">
     <w:name w:val="Grid Table 2 - Accent 3"/>
-    <w:basedOn w:val="1058"/>
+    <w:basedOn w:val="1062"/>
     <w:uiPriority w:val="99"/>
     <w:pPr>
       <w:pBdr/>
@@ -29781,9 +29799,9 @@
       </w:tcPr>
     </w:tblStylePr>
   </w:style>
-  <w:style w:type="table" w:styleId="1090" w:customStyle="1">
+  <w:style w:type="table" w:styleId="1094" w:customStyle="1">
     <w:name w:val="Grid Table 2 - Accent 4"/>
-    <w:basedOn w:val="1058"/>
+    <w:basedOn w:val="1062"/>
     <w:uiPriority w:val="99"/>
     <w:pPr>
       <w:pBdr/>
@@ -30012,9 +30030,9 @@
       </w:tcPr>
     </w:tblStylePr>
   </w:style>
-  <w:style w:type="table" w:styleId="1091" w:customStyle="1">
+  <w:style w:type="table" w:styleId="1095" w:customStyle="1">
     <w:name w:val="Grid Table 2 - Accent 5"/>
-    <w:basedOn w:val="1058"/>
+    <w:basedOn w:val="1062"/>
     <w:uiPriority w:val="99"/>
     <w:pPr>
       <w:pBdr/>
@@ -30243,9 +30261,9 @@
       </w:tcPr>
     </w:tblStylePr>
   </w:style>
-  <w:style w:type="table" w:styleId="1092" w:customStyle="1">
+  <w:style w:type="table" w:styleId="1096" w:customStyle="1">
     <w:name w:val="Grid Table 2 - Accent 6"/>
-    <w:basedOn w:val="1058"/>
+    <w:basedOn w:val="1062"/>
     <w:uiPriority w:val="99"/>
     <w:pPr>
       <w:pBdr/>
@@ -30474,9 +30492,9 @@
       </w:tcPr>
     </w:tblStylePr>
   </w:style>
-  <w:style w:type="table" w:styleId="1093">
+  <w:style w:type="table" w:styleId="1097">
     <w:name w:val="Grid Table 3"/>
-    <w:basedOn w:val="1058"/>
+    <w:basedOn w:val="1062"/>
     <w:uiPriority w:val="99"/>
     <w:pPr>
       <w:pBdr/>
@@ -30718,9 +30736,9 @@
       </w:tcPr>
     </w:tblStylePr>
   </w:style>
-  <w:style w:type="table" w:styleId="1094" w:customStyle="1">
+  <w:style w:type="table" w:styleId="1098" w:customStyle="1">
     <w:name w:val="Grid Table 3 - Accent 1"/>
-    <w:basedOn w:val="1058"/>
+    <w:basedOn w:val="1062"/>
     <w:uiPriority w:val="99"/>
     <w:pPr>
       <w:pBdr/>
@@ -30962,9 +30980,9 @@
       </w:tcPr>
     </w:tblStylePr>
   </w:style>
-  <w:style w:type="table" w:styleId="1095" w:customStyle="1">
+  <w:style w:type="table" w:styleId="1099" w:customStyle="1">
     <w:name w:val="Grid Table 3 - Accent 2"/>
-    <w:basedOn w:val="1058"/>
+    <w:basedOn w:val="1062"/>
     <w:uiPriority w:val="99"/>
     <w:pPr>
       <w:pBdr/>
@@ -31206,9 +31224,9 @@
       </w:tcPr>
     </w:tblStylePr>
   </w:style>
-  <w:style w:type="table" w:styleId="1096" w:customStyle="1">
+  <w:style w:type="table" w:styleId="1100" w:customStyle="1">
     <w:name w:val="Grid Table 3 - Accent 3"/>
-    <w:basedOn w:val="1058"/>
+    <w:basedOn w:val="1062"/>
     <w:uiPriority w:val="99"/>
     <w:pPr>
       <w:pBdr/>
@@ -31450,9 +31468,9 @@
       </w:tcPr>
     </w:tblStylePr>
   </w:style>
-  <w:style w:type="table" w:styleId="1097" w:customStyle="1">
+  <w:style w:type="table" w:styleId="1101" w:customStyle="1">
     <w:name w:val="Grid Table 3 - Accent 4"/>
-    <w:basedOn w:val="1058"/>
+    <w:basedOn w:val="1062"/>
     <w:uiPriority w:val="99"/>
     <w:pPr>
       <w:pBdr/>
@@ -31694,9 +31712,9 @@
       </w:tcPr>
     </w:tblStylePr>
   </w:style>
-  <w:style w:type="table" w:styleId="1098" w:customStyle="1">
+  <w:style w:type="table" w:styleId="1102" w:customStyle="1">
     <w:name w:val="Grid Table 3 - Accent 5"/>
-    <w:basedOn w:val="1058"/>
+    <w:basedOn w:val="1062"/>
     <w:uiPriority w:val="99"/>
     <w:pPr>
       <w:pBdr/>
@@ -31938,9 +31956,9 @@
       </w:tcPr>
     </w:tblStylePr>
   </w:style>
-  <w:style w:type="table" w:styleId="1099" w:customStyle="1">
+  <w:style w:type="table" w:styleId="1103" w:customStyle="1">
     <w:name w:val="Grid Table 3 - Accent 6"/>
-    <w:basedOn w:val="1058"/>
+    <w:basedOn w:val="1062"/>
     <w:uiPriority w:val="99"/>
     <w:pPr>
       <w:pBdr/>
@@ -32182,9 +32200,9 @@
       </w:tcPr>
     </w:tblStylePr>
   </w:style>
-  <w:style w:type="table" w:styleId="1100" w:customStyle="1">
+  <w:style w:type="table" w:styleId="1104" w:customStyle="1">
     <w:name w:val="Grid Table 4 - Accent 1"/>
-    <w:basedOn w:val="1058"/>
+    <w:basedOn w:val="1062"/>
     <w:uiPriority w:val="59"/>
     <w:pPr>
       <w:pBdr/>
@@ -32414,9 +32432,9 @@
       </w:tcPr>
     </w:tblStylePr>
   </w:style>
-  <w:style w:type="table" w:styleId="1101" w:customStyle="1">
+  <w:style w:type="table" w:styleId="1105" w:customStyle="1">
     <w:name w:val="Grid Table 4 - Accent 2"/>
-    <w:basedOn w:val="1058"/>
+    <w:basedOn w:val="1062"/>
     <w:uiPriority w:val="59"/>
     <w:pPr>
       <w:pBdr/>
@@ -32646,9 +32664,9 @@
       </w:tcPr>
     </w:tblStylePr>
   </w:style>
-  <w:style w:type="table" w:styleId="1102" w:customStyle="1">
+  <w:style w:type="table" w:styleId="1106" w:customStyle="1">
     <w:name w:val="Grid Table 4 - Accent 3"/>
-    <w:basedOn w:val="1058"/>
+    <w:basedOn w:val="1062"/>
     <w:uiPriority w:val="59"/>
     <w:pPr>
       <w:pBdr/>
@@ -32878,9 +32896,9 @@
       </w:tcPr>
     </w:tblStylePr>
   </w:style>
-  <w:style w:type="table" w:styleId="1103" w:customStyle="1">
+  <w:style w:type="table" w:styleId="1107" w:customStyle="1">
     <w:name w:val="Grid Table 4 - Accent 4"/>
-    <w:basedOn w:val="1058"/>
+    <w:basedOn w:val="1062"/>
     <w:uiPriority w:val="59"/>
     <w:pPr>
       <w:pBdr/>
@@ -33110,9 +33128,9 @@
       </w:tcPr>
     </w:tblStylePr>
   </w:style>
-  <w:style w:type="table" w:styleId="1104" w:customStyle="1">
+  <w:style w:type="table" w:styleId="1108" w:customStyle="1">
     <w:name w:val="Grid Table 4 - Accent 5"/>
-    <w:basedOn w:val="1058"/>
+    <w:basedOn w:val="1062"/>
     <w:uiPriority w:val="59"/>
     <w:pPr>
       <w:pBdr/>
@@ -33342,9 +33360,9 @@
       </w:tcPr>
     </w:tblStylePr>
   </w:style>
-  <w:style w:type="table" w:styleId="1105" w:customStyle="1">
+  <w:style w:type="table" w:styleId="1109" w:customStyle="1">
     <w:name w:val="Grid Table 4 - Accent 6"/>
-    <w:basedOn w:val="1058"/>
+    <w:basedOn w:val="1062"/>
     <w:uiPriority w:val="59"/>
     <w:pPr>
       <w:pBdr/>
@@ -33574,9 +33592,9 @@
       </w:tcPr>
     </w:tblStylePr>
   </w:style>
-  <w:style w:type="table" w:styleId="1106">
+  <w:style w:type="table" w:styleId="1110">
     <w:name w:val="Grid Table 5 Dark"/>
-    <w:basedOn w:val="1058"/>
+    <w:basedOn w:val="1062"/>
     <w:uiPriority w:val="99"/>
     <w:pPr>
       <w:pBdr/>
@@ -33801,9 +33819,9 @@
       </w:tcPr>
     </w:tblStylePr>
   </w:style>
-  <w:style w:type="table" w:styleId="1107" w:customStyle="1">
+  <w:style w:type="table" w:styleId="1111" w:customStyle="1">
     <w:name w:val="Grid Table 5 Dark- Accent 1"/>
-    <w:basedOn w:val="1058"/>
+    <w:basedOn w:val="1062"/>
     <w:uiPriority w:val="99"/>
     <w:pPr>
       <w:pBdr/>
@@ -34028,9 +34046,9 @@
       </w:tcPr>
     </w:tblStylePr>
   </w:style>
-  <w:style w:type="table" w:styleId="1108" w:customStyle="1">
+  <w:style w:type="table" w:styleId="1112" w:customStyle="1">
     <w:name w:val="Grid Table 5 Dark - Accent 2"/>
-    <w:basedOn w:val="1058"/>
+    <w:basedOn w:val="1062"/>
     <w:uiPriority w:val="99"/>
     <w:pPr>
       <w:pBdr/>
@@ -34255,9 +34273,9 @@
       </w:tcPr>
     </w:tblStylePr>
   </w:style>
-  <w:style w:type="table" w:styleId="1109" w:customStyle="1">
+  <w:style w:type="table" w:styleId="1113" w:customStyle="1">
     <w:name w:val="Grid Table 5 Dark - Accent 3"/>
-    <w:basedOn w:val="1058"/>
+    <w:basedOn w:val="1062"/>
     <w:uiPriority w:val="99"/>
     <w:pPr>
       <w:pBdr/>
@@ -34482,9 +34500,9 @@
       </w:tcPr>
     </w:tblStylePr>
   </w:style>
-  <w:style w:type="table" w:styleId="1110" w:customStyle="1">
+  <w:style w:type="table" w:styleId="1114" w:customStyle="1">
     <w:name w:val="Grid Table 5 Dark- Accent 4"/>
-    <w:basedOn w:val="1058"/>
+    <w:basedOn w:val="1062"/>
     <w:uiPriority w:val="99"/>
     <w:pPr>
       <w:pBdr/>
@@ -34709,9 +34727,9 @@
       </w:tcPr>
     </w:tblStylePr>
   </w:style>
-  <w:style w:type="table" w:styleId="1111" w:customStyle="1">
+  <w:style w:type="table" w:styleId="1115" w:customStyle="1">
     <w:name w:val="Grid Table 5 Dark - Accent 5"/>
-    <w:basedOn w:val="1058"/>
+    <w:basedOn w:val="1062"/>
     <w:uiPriority w:val="99"/>
     <w:pPr>
       <w:pBdr/>
@@ -34936,9 +34954,9 @@
       </w:tcPr>
     </w:tblStylePr>
   </w:style>
-  <w:style w:type="table" w:styleId="1112" w:customStyle="1">
+  <w:style w:type="table" w:styleId="1116" w:customStyle="1">
     <w:name w:val="Grid Table 5 Dark - Accent 6"/>
-    <w:basedOn w:val="1058"/>
+    <w:basedOn w:val="1062"/>
     <w:uiPriority w:val="99"/>
     <w:pPr>
       <w:pBdr/>
@@ -35163,9 +35181,9 @@
       </w:tcPr>
     </w:tblStylePr>
   </w:style>
-  <w:style w:type="table" w:styleId="1113">
+  <w:style w:type="table" w:styleId="1117">
     <w:name w:val="Grid Table 6 Colorful"/>
-    <w:basedOn w:val="1058"/>
+    <w:basedOn w:val="1062"/>
     <w:uiPriority w:val="99"/>
     <w:pPr>
       <w:pBdr/>
@@ -35387,9 +35405,9 @@
       </w:tcPr>
     </w:tblStylePr>
   </w:style>
-  <w:style w:type="table" w:styleId="1114" w:customStyle="1">
+  <w:style w:type="table" w:styleId="1118" w:customStyle="1">
     <w:name w:val="Grid Table 6 Colorful - Accent 1"/>
-    <w:basedOn w:val="1058"/>
+    <w:basedOn w:val="1062"/>
     <w:uiPriority w:val="99"/>
     <w:pPr>
       <w:pBdr/>
@@ -35611,9 +35629,9 @@
       </w:tcPr>
     </w:tblStylePr>
   </w:style>
-  <w:style w:type="table" w:styleId="1115" w:customStyle="1">
+  <w:style w:type="table" w:styleId="1119" w:customStyle="1">
     <w:name w:val="Grid Table 6 Colorful - Accent 2"/>
-    <w:basedOn w:val="1058"/>
+    <w:basedOn w:val="1062"/>
     <w:uiPriority w:val="99"/>
     <w:pPr>
       <w:pBdr/>
@@ -35835,9 +35853,9 @@
       </w:tcPr>
     </w:tblStylePr>
   </w:style>
-  <w:style w:type="table" w:styleId="1116" w:customStyle="1">
+  <w:style w:type="table" w:styleId="1120" w:customStyle="1">
     <w:name w:val="Grid Table 6 Colorful - Accent 3"/>
-    <w:basedOn w:val="1058"/>
+    <w:basedOn w:val="1062"/>
     <w:uiPriority w:val="99"/>
     <w:pPr>
       <w:pBdr/>
@@ -36059,9 +36077,9 @@
       </w:tcPr>
     </w:tblStylePr>
   </w:style>
-  <w:style w:type="table" w:styleId="1117" w:customStyle="1">
+  <w:style w:type="table" w:styleId="1121" w:customStyle="1">
     <w:name w:val="Grid Table 6 Colorful - Accent 4"/>
-    <w:basedOn w:val="1058"/>
+    <w:basedOn w:val="1062"/>
     <w:uiPriority w:val="99"/>
     <w:pPr>
       <w:pBdr/>
@@ -36283,9 +36301,9 @@
       </w:tcPr>
     </w:tblStylePr>
   </w:style>
-  <w:style w:type="table" w:styleId="1118" w:customStyle="1">
+  <w:style w:type="table" w:styleId="1122" w:customStyle="1">
     <w:name w:val="Grid Table 6 Colorful - Accent 5"/>
-    <w:basedOn w:val="1058"/>
+    <w:basedOn w:val="1062"/>
     <w:uiPriority w:val="99"/>
     <w:pPr>
       <w:pBdr/>
@@ -36507,9 +36525,9 @@
       </w:tcPr>
     </w:tblStylePr>
   </w:style>
-  <w:style w:type="table" w:styleId="1119" w:customStyle="1">
+  <w:style w:type="table" w:styleId="1123" w:customStyle="1">
     <w:name w:val="Grid Table 6 Colorful - Accent 6"/>
-    <w:basedOn w:val="1058"/>
+    <w:basedOn w:val="1062"/>
     <w:uiPriority w:val="99"/>
     <w:pPr>
       <w:pBdr/>
@@ -36731,9 +36749,9 @@
       </w:tcPr>
     </w:tblStylePr>
   </w:style>
-  <w:style w:type="table" w:styleId="1120">
+  <w:style w:type="table" w:styleId="1124">
     <w:name w:val="Grid Table 7 Colorful"/>
-    <w:basedOn w:val="1058"/>
+    <w:basedOn w:val="1062"/>
     <w:uiPriority w:val="99"/>
     <w:pPr>
       <w:pBdr/>
@@ -36984,9 +37002,9 @@
       </w:tcPr>
     </w:tblStylePr>
   </w:style>
-  <w:style w:type="table" w:styleId="1121" w:customStyle="1">
+  <w:style w:type="table" w:styleId="1125" w:customStyle="1">
     <w:name w:val="Grid Table 7 Colorful - Accent 1"/>
-    <w:basedOn w:val="1058"/>
+    <w:basedOn w:val="1062"/>
     <w:uiPriority w:val="99"/>
     <w:pPr>
       <w:pBdr/>
@@ -37237,9 +37255,9 @@
       </w:tcPr>
     </w:tblStylePr>
   </w:style>
-  <w:style w:type="table" w:styleId="1122" w:customStyle="1">
+  <w:style w:type="table" w:styleId="1126" w:customStyle="1">
     <w:name w:val="Grid Table 7 Colorful - Accent 2"/>
-    <w:basedOn w:val="1058"/>
+    <w:basedOn w:val="1062"/>
     <w:uiPriority w:val="99"/>
     <w:pPr>
       <w:pBdr/>
@@ -37490,9 +37508,9 @@
       </w:tcPr>
     </w:tblStylePr>
   </w:style>
-  <w:style w:type="table" w:styleId="1123" w:customStyle="1">
+  <w:style w:type="table" w:styleId="1127" w:customStyle="1">
     <w:name w:val="Grid Table 7 Colorful - Accent 3"/>
-    <w:basedOn w:val="1058"/>
+    <w:basedOn w:val="1062"/>
     <w:uiPriority w:val="99"/>
     <w:pPr>
       <w:pBdr/>
@@ -37743,9 +37761,9 @@
       </w:tcPr>
     </w:tblStylePr>
   </w:style>
-  <w:style w:type="table" w:styleId="1124" w:customStyle="1">
+  <w:style w:type="table" w:styleId="1128" w:customStyle="1">
     <w:name w:val="Grid Table 7 Colorful - Accent 4"/>
-    <w:basedOn w:val="1058"/>
+    <w:basedOn w:val="1062"/>
     <w:uiPriority w:val="99"/>
     <w:pPr>
       <w:pBdr/>
@@ -37996,9 +38014,9 @@
       </w:tcPr>
     </w:tblStylePr>
   </w:style>
-  <w:style w:type="table" w:styleId="1125" w:customStyle="1">
+  <w:style w:type="table" w:styleId="1129" w:customStyle="1">
     <w:name w:val="Grid Table 7 Colorful - Accent 5"/>
-    <w:basedOn w:val="1058"/>
+    <w:basedOn w:val="1062"/>
     <w:uiPriority w:val="99"/>
     <w:pPr>
       <w:pBdr/>
@@ -38249,9 +38267,9 @@
       </w:tcPr>
     </w:tblStylePr>
   </w:style>
-  <w:style w:type="table" w:styleId="1126" w:customStyle="1">
+  <w:style w:type="table" w:styleId="1130" w:customStyle="1">
     <w:name w:val="Grid Table 7 Colorful - Accent 6"/>
-    <w:basedOn w:val="1058"/>
+    <w:basedOn w:val="1062"/>
     <w:uiPriority w:val="99"/>
     <w:pPr>
       <w:pBdr/>
@@ -38502,9 +38520,9 @@
       </w:tcPr>
     </w:tblStylePr>
   </w:style>
-  <w:style w:type="table" w:styleId="1127">
+  <w:style w:type="table" w:styleId="1131">
     <w:name w:val="List Table 1 Light"/>
-    <w:basedOn w:val="1058"/>
+    <w:basedOn w:val="1062"/>
     <w:uiPriority w:val="99"/>
     <w:pPr>
       <w:pBdr/>
@@ -38717,9 +38735,9 @@
       </w:tcPr>
     </w:tblStylePr>
   </w:style>
-  <w:style w:type="table" w:styleId="1128" w:customStyle="1">
+  <w:style w:type="table" w:styleId="1132" w:customStyle="1">
     <w:name w:val="List Table 1 Light - Accent 1"/>
-    <w:basedOn w:val="1058"/>
+    <w:basedOn w:val="1062"/>
     <w:uiPriority w:val="99"/>
     <w:pPr>
       <w:pBdr/>
@@ -38932,9 +38950,9 @@
       </w:tcPr>
     </w:tblStylePr>
   </w:style>
-  <w:style w:type="table" w:styleId="1129" w:customStyle="1">
+  <w:style w:type="table" w:styleId="1133" w:customStyle="1">
     <w:name w:val="List Table 1 Light - Accent 2"/>
-    <w:basedOn w:val="1058"/>
+    <w:basedOn w:val="1062"/>
     <w:uiPriority w:val="99"/>
     <w:pPr>
       <w:pBdr/>
@@ -39147,9 +39165,9 @@
       </w:tcPr>
     </w:tblStylePr>
   </w:style>
-  <w:style w:type="table" w:styleId="1130" w:customStyle="1">
+  <w:style w:type="table" w:styleId="1134" w:customStyle="1">
     <w:name w:val="List Table 1 Light - Accent 3"/>
-    <w:basedOn w:val="1058"/>
+    <w:basedOn w:val="1062"/>
     <w:uiPriority w:val="99"/>
     <w:pPr>
       <w:pBdr/>
@@ -39362,9 +39380,9 @@
       </w:tcPr>
     </w:tblStylePr>
   </w:style>
-  <w:style w:type="table" w:styleId="1131" w:customStyle="1">
+  <w:style w:type="table" w:styleId="1135" w:customStyle="1">
     <w:name w:val="List Table 1 Light - Accent 4"/>
-    <w:basedOn w:val="1058"/>
+    <w:basedOn w:val="1062"/>
     <w:uiPriority w:val="99"/>
     <w:pPr>
       <w:pBdr/>
@@ -39577,9 +39595,9 @@
       </w:tcPr>
     </w:tblStylePr>
   </w:style>
-  <w:style w:type="table" w:styleId="1132" w:customStyle="1">
+  <w:style w:type="table" w:styleId="1136" w:customStyle="1">
     <w:name w:val="List Table 1 Light - Accent 5"/>
-    <w:basedOn w:val="1058"/>
+    <w:basedOn w:val="1062"/>
     <w:uiPriority w:val="99"/>
     <w:pPr>
       <w:pBdr/>
@@ -39792,9 +39810,9 @@
       </w:tcPr>
     </w:tblStylePr>
   </w:style>
-  <w:style w:type="table" w:styleId="1133" w:customStyle="1">
+  <w:style w:type="table" w:styleId="1137" w:customStyle="1">
     <w:name w:val="List Table 1 Light - Accent 6"/>
-    <w:basedOn w:val="1058"/>
+    <w:basedOn w:val="1062"/>
     <w:uiPriority w:val="99"/>
     <w:pPr>
       <w:pBdr/>
@@ -40007,9 +40025,9 @@
       </w:tcPr>
     </w:tblStylePr>
   </w:style>
-  <w:style w:type="table" w:styleId="1134">
+  <w:style w:type="table" w:styleId="1138">
     <w:name w:val="List Table 2"/>
-    <w:basedOn w:val="1058"/>
+    <w:basedOn w:val="1062"/>
     <w:uiPriority w:val="99"/>
     <w:pPr>
       <w:pBdr/>
@@ -40244,9 +40262,9 @@
       </w:tcPr>
     </w:tblStylePr>
   </w:style>
-  <w:style w:type="table" w:styleId="1135" w:customStyle="1">
+  <w:style w:type="table" w:styleId="1139" w:customStyle="1">
     <w:name w:val="List Table 2 - Accent 1"/>
-    <w:basedOn w:val="1058"/>
+    <w:basedOn w:val="1062"/>
     <w:uiPriority w:val="99"/>
     <w:pPr>
       <w:pBdr/>
@@ -40481,9 +40499,9 @@
       </w:tcPr>
     </w:tblStylePr>
   </w:style>
-  <w:style w:type="table" w:styleId="1136" w:customStyle="1">
+  <w:style w:type="table" w:styleId="1140" w:customStyle="1">
     <w:name w:val="List Table 2 - Accent 2"/>
-    <w:basedOn w:val="1058"/>
+    <w:basedOn w:val="1062"/>
     <w:uiPriority w:val="99"/>
     <w:pPr>
       <w:pBdr/>
@@ -40718,9 +40736,9 @@
       </w:tcPr>
     </w:tblStylePr>
   </w:style>
-  <w:style w:type="table" w:styleId="1137" w:customStyle="1">
+  <w:style w:type="table" w:styleId="1141" w:customStyle="1">
     <w:name w:val="List Table 2 - Accent 3"/>
-    <w:basedOn w:val="1058"/>
+    <w:basedOn w:val="1062"/>
     <w:uiPriority w:val="99"/>
     <w:pPr>
       <w:pBdr/>
@@ -40955,9 +40973,9 @@
       </w:tcPr>
     </w:tblStylePr>
   </w:style>
-  <w:style w:type="table" w:styleId="1138" w:customStyle="1">
+  <w:style w:type="table" w:styleId="1142" w:customStyle="1">
     <w:name w:val="List Table 2 - Accent 4"/>
-    <w:basedOn w:val="1058"/>
+    <w:basedOn w:val="1062"/>
     <w:uiPriority w:val="99"/>
     <w:pPr>
       <w:pBdr/>
@@ -41192,9 +41210,9 @@
       </w:tcPr>
     </w:tblStylePr>
   </w:style>
-  <w:style w:type="table" w:styleId="1139" w:customStyle="1">
+  <w:style w:type="table" w:styleId="1143" w:customStyle="1">
     <w:name w:val="List Table 2 - Accent 5"/>
-    <w:basedOn w:val="1058"/>
+    <w:basedOn w:val="1062"/>
     <w:uiPriority w:val="99"/>
     <w:pPr>
       <w:pBdr/>
@@ -41429,9 +41447,9 @@
       </w:tcPr>
     </w:tblStylePr>
   </w:style>
-  <w:style w:type="table" w:styleId="1140" w:customStyle="1">
+  <w:style w:type="table" w:styleId="1144" w:customStyle="1">
     <w:name w:val="List Table 2 - Accent 6"/>
-    <w:basedOn w:val="1058"/>
+    <w:basedOn w:val="1062"/>
     <w:uiPriority w:val="99"/>
     <w:pPr>
       <w:pBdr/>
@@ -41666,9 +41684,9 @@
       </w:tcPr>
     </w:tblStylePr>
   </w:style>
-  <w:style w:type="table" w:styleId="1141">
+  <w:style w:type="table" w:styleId="1145">
     <w:name w:val="List Table 3"/>
-    <w:basedOn w:val="1058"/>
+    <w:basedOn w:val="1062"/>
     <w:uiPriority w:val="99"/>
     <w:pPr>
       <w:pBdr/>
@@ -41893,9 +41911,9 @@
       </w:tcPr>
     </w:tblStylePr>
   </w:style>
-  <w:style w:type="table" w:styleId="1142" w:customStyle="1">
+  <w:style w:type="table" w:styleId="1146" w:customStyle="1">
     <w:name w:val="List Table 3 - Accent 1"/>
-    <w:basedOn w:val="1058"/>
+    <w:basedOn w:val="1062"/>
     <w:uiPriority w:val="99"/>
     <w:pPr>
       <w:pBdr/>
@@ -42120,9 +42138,9 @@
       </w:tcPr>
     </w:tblStylePr>
   </w:style>
-  <w:style w:type="table" w:styleId="1143" w:customStyle="1">
+  <w:style w:type="table" w:styleId="1147" w:customStyle="1">
     <w:name w:val="List Table 3 - Accent 2"/>
-    <w:basedOn w:val="1058"/>
+    <w:basedOn w:val="1062"/>
     <w:uiPriority w:val="99"/>
     <w:pPr>
       <w:pBdr/>
@@ -42347,9 +42365,9 @@
       </w:tcPr>
     </w:tblStylePr>
   </w:style>
-  <w:style w:type="table" w:styleId="1144" w:customStyle="1">
+  <w:style w:type="table" w:styleId="1148" w:customStyle="1">
     <w:name w:val="List Table 3 - Accent 3"/>
-    <w:basedOn w:val="1058"/>
+    <w:basedOn w:val="1062"/>
     <w:uiPriority w:val="99"/>
     <w:pPr>
       <w:pBdr/>
@@ -42574,9 +42592,9 @@
       </w:tcPr>
     </w:tblStylePr>
   </w:style>
-  <w:style w:type="table" w:styleId="1145" w:customStyle="1">
+  <w:style w:type="table" w:styleId="1149" w:customStyle="1">
     <w:name w:val="List Table 3 - Accent 4"/>
-    <w:basedOn w:val="1058"/>
+    <w:basedOn w:val="1062"/>
     <w:uiPriority w:val="99"/>
     <w:pPr>
       <w:pBdr/>
@@ -42801,9 +42819,9 @@
       </w:tcPr>
     </w:tblStylePr>
   </w:style>
-  <w:style w:type="table" w:styleId="1146" w:customStyle="1">
+  <w:style w:type="table" w:styleId="1150" w:customStyle="1">
     <w:name w:val="List Table 3 - Accent 5"/>
-    <w:basedOn w:val="1058"/>
+    <w:basedOn w:val="1062"/>
     <w:uiPriority w:val="99"/>
     <w:pPr>
       <w:pBdr/>
@@ -43028,9 +43046,9 @@
       </w:tcPr>
     </w:tblStylePr>
   </w:style>
-  <w:style w:type="table" w:styleId="1147" w:customStyle="1">
+  <w:style w:type="table" w:styleId="1151" w:customStyle="1">
     <w:name w:val="List Table 3 - Accent 6"/>
-    <w:basedOn w:val="1058"/>
+    <w:basedOn w:val="1062"/>
     <w:uiPriority w:val="99"/>
     <w:pPr>
       <w:pBdr/>
@@ -43255,9 +43273,9 @@
       </w:tcPr>
     </w:tblStylePr>
   </w:style>
-  <w:style w:type="table" w:styleId="1148">
+  <w:style w:type="table" w:styleId="1152">
     <w:name w:val="List Table 4"/>
-    <w:basedOn w:val="1058"/>
+    <w:basedOn w:val="1062"/>
     <w:uiPriority w:val="99"/>
     <w:pPr>
       <w:pBdr/>
@@ -43479,9 +43497,9 @@
       </w:tcPr>
     </w:tblStylePr>
   </w:style>
-  <w:style w:type="table" w:styleId="1149" w:customStyle="1">
+  <w:style w:type="table" w:styleId="1153" w:customStyle="1">
     <w:name w:val="List Table 4 - Accent 1"/>
-    <w:basedOn w:val="1058"/>
+    <w:basedOn w:val="1062"/>
     <w:uiPriority w:val="99"/>
     <w:pPr>
       <w:pBdr/>
@@ -43703,9 +43721,9 @@
       </w:tcPr>
     </w:tblStylePr>
   </w:style>
-  <w:style w:type="table" w:styleId="1150" w:customStyle="1">
+  <w:style w:type="table" w:styleId="1154" w:customStyle="1">
     <w:name w:val="List Table 4 - Accent 2"/>
-    <w:basedOn w:val="1058"/>
+    <w:basedOn w:val="1062"/>
     <w:uiPriority w:val="99"/>
     <w:pPr>
       <w:pBdr/>
@@ -43927,9 +43945,9 @@
       </w:tcPr>
     </w:tblStylePr>
   </w:style>
-  <w:style w:type="table" w:styleId="1151" w:customStyle="1">
+  <w:style w:type="table" w:styleId="1155" w:customStyle="1">
     <w:name w:val="List Table 4 - Accent 3"/>
-    <w:basedOn w:val="1058"/>
+    <w:basedOn w:val="1062"/>
     <w:uiPriority w:val="99"/>
     <w:pPr>
       <w:pBdr/>
@@ -44151,9 +44169,9 @@
       </w:tcPr>
     </w:tblStylePr>
   </w:style>
-  <w:style w:type="table" w:styleId="1152" w:customStyle="1">
+  <w:style w:type="table" w:styleId="1156" w:customStyle="1">
     <w:name w:val="List Table 4 - Accent 4"/>
-    <w:basedOn w:val="1058"/>
+    <w:basedOn w:val="1062"/>
     <w:uiPriority w:val="99"/>
     <w:pPr>
       <w:pBdr/>
@@ -44375,9 +44393,9 @@
       </w:tcPr>
     </w:tblStylePr>
   </w:style>
-  <w:style w:type="table" w:styleId="1153" w:customStyle="1">
+  <w:style w:type="table" w:styleId="1157" w:customStyle="1">
     <w:name w:val="List Table 4 - Accent 5"/>
-    <w:basedOn w:val="1058"/>
+    <w:basedOn w:val="1062"/>
     <w:uiPriority w:val="99"/>
     <w:pPr>
       <w:pBdr/>
@@ -44599,9 +44617,9 @@
       </w:tcPr>
     </w:tblStylePr>
   </w:style>
-  <w:style w:type="table" w:styleId="1154" w:customStyle="1">
+  <w:style w:type="table" w:styleId="1158" w:customStyle="1">
     <w:name w:val="List Table 4 - Accent 6"/>
-    <w:basedOn w:val="1058"/>
+    <w:basedOn w:val="1062"/>
     <w:uiPriority w:val="99"/>
     <w:pPr>
       <w:pBdr/>
@@ -44823,9 +44841,9 @@
       </w:tcPr>
     </w:tblStylePr>
   </w:style>
-  <w:style w:type="table" w:styleId="1155">
+  <w:style w:type="table" w:styleId="1159">
     <w:name w:val="List Table 5 Dark"/>
-    <w:basedOn w:val="1058"/>
+    <w:basedOn w:val="1062"/>
     <w:uiPriority w:val="99"/>
     <w:pPr>
       <w:pBdr/>
@@ -45059,9 +45077,9 @@
       </w:tcPr>
     </w:tblStylePr>
   </w:style>
-  <w:style w:type="table" w:styleId="1156" w:customStyle="1">
+  <w:style w:type="table" w:styleId="1160" w:customStyle="1">
     <w:name w:val="List Table 5 Dark - Accent 1"/>
-    <w:basedOn w:val="1058"/>
+    <w:basedOn w:val="1062"/>
     <w:uiPriority w:val="99"/>
     <w:pPr>
       <w:pBdr/>
@@ -45295,9 +45313,9 @@
       </w:tcPr>
     </w:tblStylePr>
   </w:style>
-  <w:style w:type="table" w:styleId="1157" w:customStyle="1">
+  <w:style w:type="table" w:styleId="1161" w:customStyle="1">
     <w:name w:val="List Table 5 Dark - Accent 2"/>
-    <w:basedOn w:val="1058"/>
+    <w:basedOn w:val="1062"/>
     <w:uiPriority w:val="99"/>
     <w:pPr>
       <w:pBdr/>
@@ -45531,9 +45549,9 @@
       </w:tcPr>
     </w:tblStylePr>
   </w:style>
-  <w:style w:type="table" w:styleId="1158" w:customStyle="1">
+  <w:style w:type="table" w:styleId="1162" w:customStyle="1">
     <w:name w:val="List Table 5 Dark - Accent 3"/>
-    <w:basedOn w:val="1058"/>
+    <w:basedOn w:val="1062"/>
     <w:uiPriority w:val="99"/>
     <w:pPr>
       <w:pBdr/>
@@ -45767,9 +45785,9 @@
       </w:tcPr>
     </w:tblStylePr>
   </w:style>
-  <w:style w:type="table" w:styleId="1159" w:customStyle="1">
+  <w:style w:type="table" w:styleId="1163" w:customStyle="1">
     <w:name w:val="List Table 5 Dark - Accent 4"/>
-    <w:basedOn w:val="1058"/>
+    <w:basedOn w:val="1062"/>
     <w:uiPriority w:val="99"/>
     <w:pPr>
       <w:pBdr/>
@@ -46003,9 +46021,9 @@
       </w:tcPr>
     </w:tblStylePr>
   </w:style>
-  <w:style w:type="table" w:styleId="1160" w:customStyle="1">
+  <w:style w:type="table" w:styleId="1164" w:customStyle="1">
     <w:name w:val="List Table 5 Dark - Accent 5"/>
-    <w:basedOn w:val="1058"/>
+    <w:basedOn w:val="1062"/>
     <w:uiPriority w:val="99"/>
     <w:pPr>
       <w:pBdr/>
@@ -46239,9 +46257,9 @@
       </w:tcPr>
     </w:tblStylePr>
   </w:style>
-  <w:style w:type="table" w:styleId="1161" w:customStyle="1">
+  <w:style w:type="table" w:styleId="1165" w:customStyle="1">
     <w:name w:val="List Table 5 Dark - Accent 6"/>
-    <w:basedOn w:val="1058"/>
+    <w:basedOn w:val="1062"/>
     <w:uiPriority w:val="99"/>
     <w:pPr>
       <w:pBdr/>
@@ -46475,9 +46493,9 @@
       </w:tcPr>
     </w:tblStylePr>
   </w:style>
-  <w:style w:type="table" w:styleId="1162">
+  <w:style w:type="table" w:styleId="1166">
     <w:name w:val="List Table 6 Colorful"/>
-    <w:basedOn w:val="1058"/>
+    <w:basedOn w:val="1062"/>
     <w:uiPriority w:val="99"/>
     <w:pPr>
       <w:pBdr/>
@@ -46697,9 +46715,9 @@
       </w:tcPr>
     </w:tblStylePr>
   </w:style>
-  <w:style w:type="table" w:styleId="1163" w:customStyle="1">
+  <w:style w:type="table" w:styleId="1167" w:customStyle="1">
     <w:name w:val="List Table 6 Colorful - Accent 1"/>
-    <w:basedOn w:val="1058"/>
+    <w:basedOn w:val="1062"/>
     <w:uiPriority w:val="99"/>
     <w:pPr>
       <w:pBdr/>
@@ -46919,9 +46937,9 @@
       </w:tcPr>
     </w:tblStylePr>
   </w:style>
-  <w:style w:type="table" w:styleId="1164" w:customStyle="1">
+  <w:style w:type="table" w:styleId="1168" w:customStyle="1">
     <w:name w:val="List Table 6 Colorful - Accent 2"/>
-    <w:basedOn w:val="1058"/>
+    <w:basedOn w:val="1062"/>
     <w:uiPriority w:val="99"/>
     <w:pPr>
       <w:pBdr/>
@@ -47141,9 +47159,9 @@
       </w:tcPr>
     </w:tblStylePr>
   </w:style>
-  <w:style w:type="table" w:styleId="1165" w:customStyle="1">
+  <w:style w:type="table" w:styleId="1169" w:customStyle="1">
     <w:name w:val="List Table 6 Colorful - Accent 3"/>
-    <w:basedOn w:val="1058"/>
+    <w:basedOn w:val="1062"/>
     <w:uiPriority w:val="99"/>
     <w:pPr>
       <w:pBdr/>
@@ -47363,9 +47381,9 @@
       </w:tcPr>
     </w:tblStylePr>
   </w:style>
-  <w:style w:type="table" w:styleId="1166" w:customStyle="1">
+  <w:style w:type="table" w:styleId="1170" w:customStyle="1">
     <w:name w:val="List Table 6 Colorful - Accent 4"/>
-    <w:basedOn w:val="1058"/>
+    <w:basedOn w:val="1062"/>
     <w:uiPriority w:val="99"/>
     <w:pPr>
       <w:pBdr/>
@@ -47585,9 +47603,9 @@
       </w:tcPr>
     </w:tblStylePr>
   </w:style>
-  <w:style w:type="table" w:styleId="1167" w:customStyle="1">
+  <w:style w:type="table" w:styleId="1171" w:customStyle="1">
     <w:name w:val="List Table 6 Colorful - Accent 5"/>
-    <w:basedOn w:val="1058"/>
+    <w:basedOn w:val="1062"/>
     <w:uiPriority w:val="99"/>
     <w:pPr>
       <w:pBdr/>
@@ -47807,9 +47825,9 @@
       </w:tcPr>
     </w:tblStylePr>
   </w:style>
-  <w:style w:type="table" w:styleId="1168" w:customStyle="1">
+  <w:style w:type="table" w:styleId="1172" w:customStyle="1">
     <w:name w:val="List Table 6 Colorful - Accent 6"/>
-    <w:basedOn w:val="1058"/>
+    <w:basedOn w:val="1062"/>
     <w:uiPriority w:val="99"/>
     <w:pPr>
       <w:pBdr/>
@@ -48029,9 +48047,9 @@
       </w:tcPr>
     </w:tblStylePr>
   </w:style>
-  <w:style w:type="table" w:styleId="1169">
+  <w:style w:type="table" w:styleId="1173">
     <w:name w:val="List Table 7 Colorful"/>
-    <w:basedOn w:val="1058"/>
+    <w:basedOn w:val="1062"/>
     <w:uiPriority w:val="99"/>
     <w:pPr>
       <w:pBdr/>
@@ -48279,9 +48297,9 @@
       </w:tcPr>
     </w:tblStylePr>
   </w:style>
-  <w:style w:type="table" w:styleId="1170" w:customStyle="1">
+  <w:style w:type="table" w:styleId="1174" w:customStyle="1">
     <w:name w:val="List Table 7 Colorful - Accent 1"/>
-    <w:basedOn w:val="1058"/>
+    <w:basedOn w:val="1062"/>
     <w:uiPriority w:val="99"/>
     <w:pPr>
       <w:pBdr/>
@@ -48529,9 +48547,9 @@
       </w:tcPr>
     </w:tblStylePr>
   </w:style>
-  <w:style w:type="table" w:styleId="1171" w:customStyle="1">
+  <w:style w:type="table" w:styleId="1175" w:customStyle="1">
     <w:name w:val="List Table 7 Colorful - Accent 2"/>
-    <w:basedOn w:val="1058"/>
+    <w:basedOn w:val="1062"/>
     <w:uiPriority w:val="99"/>
     <w:pPr>
       <w:pBdr/>
@@ -48779,9 +48797,9 @@
       </w:tcPr>
     </w:tblStylePr>
   </w:style>
-  <w:style w:type="table" w:styleId="1172" w:customStyle="1">
+  <w:style w:type="table" w:styleId="1176" w:customStyle="1">
     <w:name w:val="List Table 7 Colorful - Accent 3"/>
-    <w:basedOn w:val="1058"/>
+    <w:basedOn w:val="1062"/>
     <w:uiPriority w:val="99"/>
     <w:pPr>
       <w:pBdr/>
@@ -49029,9 +49047,9 @@
       </w:tcPr>
     </w:tblStylePr>
   </w:style>
-  <w:style w:type="table" w:styleId="1173" w:customStyle="1">
+  <w:style w:type="table" w:styleId="1177" w:customStyle="1">
     <w:name w:val="List Table 7 Colorful - Accent 4"/>
-    <w:basedOn w:val="1058"/>
+    <w:basedOn w:val="1062"/>
     <w:uiPriority w:val="99"/>
     <w:pPr>
       <w:pBdr/>
@@ -49279,9 +49297,9 @@
       </w:tcPr>
     </w:tblStylePr>
   </w:style>
-  <w:style w:type="table" w:styleId="1174" w:customStyle="1">
+  <w:style w:type="table" w:styleId="1178" w:customStyle="1">
     <w:name w:val="List Table 7 Colorful - Accent 5"/>
-    <w:basedOn w:val="1058"/>
+    <w:basedOn w:val="1062"/>
     <w:uiPriority w:val="99"/>
     <w:pPr>
       <w:pBdr/>
@@ -49529,9 +49547,9 @@
       </w:tcPr>
     </w:tblStylePr>
   </w:style>
-  <w:style w:type="table" w:styleId="1175" w:customStyle="1">
+  <w:style w:type="table" w:styleId="1179" w:customStyle="1">
     <w:name w:val="List Table 7 Colorful - Accent 6"/>
-    <w:basedOn w:val="1058"/>
+    <w:basedOn w:val="1062"/>
     <w:uiPriority w:val="99"/>
     <w:pPr>
       <w:pBdr/>
@@ -49779,9 +49797,9 @@
       </w:tcPr>
     </w:tblStylePr>
   </w:style>
-  <w:style w:type="table" w:styleId="1176" w:customStyle="1">
+  <w:style w:type="table" w:styleId="1180" w:customStyle="1">
     <w:name w:val="Lined - Accent"/>
-    <w:basedOn w:val="1058"/>
+    <w:basedOn w:val="1062"/>
     <w:uiPriority w:val="99"/>
     <w:pPr>
       <w:pBdr/>
@@ -50018,9 +50036,9 @@
       </w:tcPr>
     </w:tblStylePr>
   </w:style>
-  <w:style w:type="table" w:styleId="1177" w:customStyle="1">
+  <w:style w:type="table" w:styleId="1181" w:customStyle="1">
     <w:name w:val="Lined - Accent 1"/>
-    <w:basedOn w:val="1058"/>
+    <w:basedOn w:val="1062"/>
     <w:uiPriority w:val="99"/>
     <w:pPr>
       <w:pBdr/>
@@ -50257,9 +50275,9 @@
       </w:tcPr>
     </w:tblStylePr>
   </w:style>
-  <w:style w:type="table" w:styleId="1178" w:customStyle="1">
+  <w:style w:type="table" w:styleId="1182" w:customStyle="1">
     <w:name w:val="Lined - Accent 2"/>
-    <w:basedOn w:val="1058"/>
+    <w:basedOn w:val="1062"/>
     <w:uiPriority w:val="99"/>
     <w:pPr>
       <w:pBdr/>
@@ -50496,9 +50514,9 @@
       </w:tcPr>
     </w:tblStylePr>
   </w:style>
-  <w:style w:type="table" w:styleId="1179" w:customStyle="1">
+  <w:style w:type="table" w:styleId="1183" w:customStyle="1">
     <w:name w:val="Lined - Accent 3"/>
-    <w:basedOn w:val="1058"/>
+    <w:basedOn w:val="1062"/>
     <w:uiPriority w:val="99"/>
     <w:pPr>
       <w:pBdr/>
@@ -50735,9 +50753,9 @@
       </w:tcPr>
     </w:tblStylePr>
   </w:style>
-  <w:style w:type="table" w:styleId="1180" w:customStyle="1">
+  <w:style w:type="table" w:styleId="1184" w:customStyle="1">
     <w:name w:val="Lined - Accent 4"/>
-    <w:basedOn w:val="1058"/>
+    <w:basedOn w:val="1062"/>
     <w:uiPriority w:val="99"/>
     <w:pPr>
       <w:pBdr/>
@@ -50974,9 +50992,9 @@
       </w:tcPr>
     </w:tblStylePr>
   </w:style>
-  <w:style w:type="table" w:styleId="1181" w:customStyle="1">
+  <w:style w:type="table" w:styleId="1185" w:customStyle="1">
     <w:name w:val="Lined - Accent 5"/>
-    <w:basedOn w:val="1058"/>
+    <w:basedOn w:val="1062"/>
     <w:uiPriority w:val="99"/>
     <w:pPr>
       <w:pBdr/>
@@ -51213,9 +51231,9 @@
       </w:tcPr>
     </w:tblStylePr>
   </w:style>
-  <w:style w:type="table" w:styleId="1182" w:customStyle="1">
+  <w:style w:type="table" w:styleId="1186" w:customStyle="1">
     <w:name w:val="Lined - Accent 6"/>
-    <w:basedOn w:val="1058"/>
+    <w:basedOn w:val="1062"/>
     <w:uiPriority w:val="99"/>
     <w:pPr>
       <w:pBdr/>
@@ -51452,9 +51470,9 @@
       </w:tcPr>
     </w:tblStylePr>
   </w:style>
-  <w:style w:type="table" w:styleId="1183" w:customStyle="1">
+  <w:style w:type="table" w:styleId="1187" w:customStyle="1">
     <w:name w:val="Bordered &amp; Lined - Accent"/>
-    <w:basedOn w:val="1058"/>
+    <w:basedOn w:val="1062"/>
     <w:uiPriority w:val="99"/>
     <w:pPr>
       <w:pBdr/>
@@ -51698,9 +51716,9 @@
       </w:tcPr>
     </w:tblStylePr>
   </w:style>
-  <w:style w:type="table" w:styleId="1184" w:customStyle="1">
+  <w:style w:type="table" w:styleId="1188" w:customStyle="1">
     <w:name w:val="Bordered &amp; Lined - Accent 1"/>
-    <w:basedOn w:val="1058"/>
+    <w:basedOn w:val="1062"/>
     <w:uiPriority w:val="99"/>
     <w:pPr>
       <w:pBdr/>
@@ -51944,9 +51962,9 @@
       </w:tcPr>
     </w:tblStylePr>
   </w:style>
-  <w:style w:type="table" w:styleId="1185" w:customStyle="1">
+  <w:style w:type="table" w:styleId="1189" w:customStyle="1">
     <w:name w:val="Bordered &amp; Lined - Accent 2"/>
-    <w:basedOn w:val="1058"/>
+    <w:basedOn w:val="1062"/>
     <w:uiPriority w:val="99"/>
     <w:pPr>
       <w:pBdr/>
@@ -52190,9 +52208,9 @@
       </w:tcPr>
     </w:tblStylePr>
   </w:style>
-  <w:style w:type="table" w:styleId="1186" w:customStyle="1">
+  <w:style w:type="table" w:styleId="1190" w:customStyle="1">
     <w:name w:val="Bordered &amp; Lined - Accent 3"/>
-    <w:basedOn w:val="1058"/>
+    <w:basedOn w:val="1062"/>
     <w:uiPriority w:val="99"/>
     <w:pPr>
       <w:pBdr/>
@@ -52436,9 +52454,9 @@
       </w:tcPr>
     </w:tblStylePr>
   </w:style>
-  <w:style w:type="table" w:styleId="1187" w:customStyle="1">
+  <w:style w:type="table" w:styleId="1191" w:customStyle="1">
     <w:name w:val="Bordered &amp; Lined - Accent 4"/>
-    <w:basedOn w:val="1058"/>
+    <w:basedOn w:val="1062"/>
     <w:uiPriority w:val="99"/>
     <w:pPr>
       <w:pBdr/>
@@ -52682,9 +52700,9 @@
       </w:tcPr>
     </w:tblStylePr>
   </w:style>
-  <w:style w:type="table" w:styleId="1188" w:customStyle="1">
+  <w:style w:type="table" w:styleId="1192" w:customStyle="1">
     <w:name w:val="Bordered &amp; Lined - Accent 5"/>
-    <w:basedOn w:val="1058"/>
+    <w:basedOn w:val="1062"/>
     <w:uiPriority w:val="99"/>
     <w:pPr>
       <w:pBdr/>
@@ -52928,9 +52946,9 @@
       </w:tcPr>
     </w:tblStylePr>
   </w:style>
-  <w:style w:type="table" w:styleId="1189" w:customStyle="1">
+  <w:style w:type="table" w:styleId="1193" w:customStyle="1">
     <w:name w:val="Bordered &amp; Lined - Accent 6"/>
-    <w:basedOn w:val="1058"/>
+    <w:basedOn w:val="1062"/>
     <w:uiPriority w:val="99"/>
     <w:pPr>
       <w:pBdr/>
@@ -53174,9 +53192,9 @@
       </w:tcPr>
     </w:tblStylePr>
   </w:style>
-  <w:style w:type="table" w:styleId="1190" w:customStyle="1">
+  <w:style w:type="table" w:styleId="1194" w:customStyle="1">
     <w:name w:val="Bordered"/>
-    <w:basedOn w:val="1058"/>
+    <w:basedOn w:val="1062"/>
     <w:uiPriority w:val="99"/>
     <w:pPr>
       <w:pBdr/>
@@ -53404,9 +53422,9 @@
       </w:tcPr>
     </w:tblStylePr>
   </w:style>
-  <w:style w:type="table" w:styleId="1191" w:customStyle="1">
+  <w:style w:type="table" w:styleId="1195" w:customStyle="1">
     <w:name w:val="Bordered - Accent 1"/>
-    <w:basedOn w:val="1058"/>
+    <w:basedOn w:val="1062"/>
     <w:uiPriority w:val="99"/>
     <w:pPr>
       <w:pBdr/>
@@ -53634,9 +53652,9 @@
       </w:tcPr>
     </w:tblStylePr>
   </w:style>
-  <w:style w:type="table" w:styleId="1192" w:customStyle="1">
+  <w:style w:type="table" w:styleId="1196" w:customStyle="1">
     <w:name w:val="Bordered - Accent 2"/>
-    <w:basedOn w:val="1058"/>
+    <w:basedOn w:val="1062"/>
     <w:uiPriority w:val="99"/>
     <w:pPr>
       <w:pBdr/>
@@ -53864,9 +53882,9 @@
       </w:tcPr>
     </w:tblStylePr>
   </w:style>
-  <w:style w:type="table" w:styleId="1193" w:customStyle="1">
+  <w:style w:type="table" w:styleId="1197" w:customStyle="1">
     <w:name w:val="Bordered - Accent 3"/>
-    <w:basedOn w:val="1058"/>
+    <w:basedOn w:val="1062"/>
     <w:uiPriority w:val="99"/>
     <w:pPr>
       <w:pBdr/>
@@ -54094,9 +54112,9 @@
       </w:tcPr>
     </w:tblStylePr>
   </w:style>
-  <w:style w:type="table" w:styleId="1194" w:customStyle="1">
+  <w:style w:type="table" w:styleId="1198" w:customStyle="1">
     <w:name w:val="Bordered - Accent 4"/>
-    <w:basedOn w:val="1058"/>
+    <w:basedOn w:val="1062"/>
     <w:uiPriority w:val="99"/>
     <w:pPr>
       <w:pBdr/>
@@ -54324,9 +54342,9 @@
       </w:tcPr>
     </w:tblStylePr>
   </w:style>
-  <w:style w:type="table" w:styleId="1195" w:customStyle="1">
+  <w:style w:type="table" w:styleId="1199" w:customStyle="1">
     <w:name w:val="Bordered - Accent 5"/>
-    <w:basedOn w:val="1058"/>
+    <w:basedOn w:val="1062"/>
     <w:uiPriority w:val="99"/>
     <w:pPr>
       <w:pBdr/>
@@ -54554,9 +54572,9 @@
       </w:tcPr>
     </w:tblStylePr>
   </w:style>
-  <w:style w:type="table" w:styleId="1196" w:customStyle="1">
+  <w:style w:type="table" w:styleId="1200" w:customStyle="1">
     <w:name w:val="Bordered - Accent 6"/>
-    <w:basedOn w:val="1058"/>
+    <w:basedOn w:val="1062"/>
     <w:uiPriority w:val="99"/>
     <w:pPr>
       <w:pBdr/>
@@ -54784,9 +54802,9 @@
       </w:tcPr>
     </w:tblStylePr>
   </w:style>
-  <w:style w:type="character" w:styleId="1197" w:customStyle="1">
+  <w:style w:type="character" w:styleId="1201" w:customStyle="1">
     <w:name w:val="Heading 1 Char"/>
-    <w:basedOn w:val="1057"/>
+    <w:basedOn w:val="1061"/>
     <w:uiPriority w:val="9"/>
     <w:pPr>
       <w:pBdr/>
@@ -54800,9 +54818,9 @@
       <w:szCs w:val="40"/>
     </w:rPr>
   </w:style>
-  <w:style w:type="character" w:styleId="1198" w:customStyle="1">
+  <w:style w:type="character" w:styleId="1202" w:customStyle="1">
     <w:name w:val="Heading 2 Char"/>
-    <w:basedOn w:val="1057"/>
+    <w:basedOn w:val="1061"/>
     <w:uiPriority w:val="9"/>
     <w:pPr>
       <w:pBdr/>
@@ -54816,9 +54834,9 @@
       <w:szCs w:val="32"/>
     </w:rPr>
   </w:style>
-  <w:style w:type="character" w:styleId="1199" w:customStyle="1">
+  <w:style w:type="character" w:styleId="1203" w:customStyle="1">
     <w:name w:val="Heading 3 Char"/>
-    <w:basedOn w:val="1057"/>
+    <w:basedOn w:val="1061"/>
     <w:uiPriority w:val="9"/>
     <w:pPr>
       <w:pBdr/>
@@ -54832,10 +54850,10 @@
       <w:szCs w:val="28"/>
     </w:rPr>
   </w:style>
-  <w:style w:type="character" w:styleId="1200" w:customStyle="1">
+  <w:style w:type="character" w:styleId="1204" w:customStyle="1">
     <w:name w:val="Titre 4 Car"/>
-    <w:basedOn w:val="1057"/>
-    <w:link w:val="1051"/>
+    <w:basedOn w:val="1061"/>
+    <w:link w:val="1055"/>
     <w:uiPriority w:val="9"/>
     <w:pPr>
       <w:pBdr/>
@@ -54849,10 +54867,10 @@
       <w:color w:val="2f5496" w:themeColor="accent1" w:themeShade="BF"/>
     </w:rPr>
   </w:style>
-  <w:style w:type="character" w:styleId="1201" w:customStyle="1">
+  <w:style w:type="character" w:styleId="1205" w:customStyle="1">
     <w:name w:val="Titre 5 Car"/>
-    <w:basedOn w:val="1057"/>
-    <w:link w:val="1052"/>
+    <w:basedOn w:val="1061"/>
+    <w:link w:val="1056"/>
     <w:uiPriority w:val="9"/>
     <w:pPr>
       <w:pBdr/>
@@ -54864,10 +54882,10 @@
       <w:color w:val="2f5496" w:themeColor="accent1" w:themeShade="BF"/>
     </w:rPr>
   </w:style>
-  <w:style w:type="character" w:styleId="1202" w:customStyle="1">
+  <w:style w:type="character" w:styleId="1206" w:customStyle="1">
     <w:name w:val="Titre 6 Car"/>
-    <w:basedOn w:val="1057"/>
-    <w:link w:val="1053"/>
+    <w:basedOn w:val="1061"/>
+    <w:link w:val="1057"/>
     <w:uiPriority w:val="9"/>
     <w:pPr>
       <w:pBdr/>
@@ -54881,10 +54899,10 @@
       <w:color w:val="595959" w:themeColor="text1" w:themeTint="A6"/>
     </w:rPr>
   </w:style>
-  <w:style w:type="character" w:styleId="1203" w:customStyle="1">
+  <w:style w:type="character" w:styleId="1207" w:customStyle="1">
     <w:name w:val="Titre 7 Car"/>
-    <w:basedOn w:val="1057"/>
-    <w:link w:val="1054"/>
+    <w:basedOn w:val="1061"/>
+    <w:link w:val="1058"/>
     <w:uiPriority w:val="9"/>
     <w:pPr>
       <w:pBdr/>
@@ -54896,10 +54914,10 @@
       <w:color w:val="595959" w:themeColor="text1" w:themeTint="A6"/>
     </w:rPr>
   </w:style>
-  <w:style w:type="character" w:styleId="1204" w:customStyle="1">
+  <w:style w:type="character" w:styleId="1208" w:customStyle="1">
     <w:name w:val="Titre 8 Car"/>
-    <w:basedOn w:val="1057"/>
-    <w:link w:val="1055"/>
+    <w:basedOn w:val="1061"/>
+    <w:link w:val="1059"/>
     <w:uiPriority w:val="9"/>
     <w:pPr>
       <w:pBdr/>
@@ -54913,10 +54931,10 @@
       <w:color w:val="272727" w:themeColor="text1" w:themeTint="D8"/>
     </w:rPr>
   </w:style>
-  <w:style w:type="character" w:styleId="1205" w:customStyle="1">
+  <w:style w:type="character" w:styleId="1209" w:customStyle="1">
     <w:name w:val="Titre 9 Car"/>
-    <w:basedOn w:val="1057"/>
-    <w:link w:val="1056"/>
+    <w:basedOn w:val="1061"/>
+    <w:link w:val="1060"/>
     <w:uiPriority w:val="9"/>
     <w:pPr>
       <w:pBdr/>
@@ -54930,11 +54948,11 @@
       <w:color w:val="272727" w:themeColor="text1" w:themeTint="D8"/>
     </w:rPr>
   </w:style>
-  <w:style w:type="paragraph" w:styleId="1206">
+  <w:style w:type="paragraph" w:styleId="1210">
     <w:name w:val="Title"/>
-    <w:basedOn w:val="1047"/>
-    <w:next w:val="1047"/>
-    <w:link w:val="1207"/>
+    <w:basedOn w:val="1051"/>
+    <w:next w:val="1051"/>
+    <w:link w:val="1211"/>
     <w:uiPriority w:val="10"/>
     <w:qFormat/>
     <w:pPr>
@@ -54950,10 +54968,10 @@
       <w:szCs w:val="56"/>
     </w:rPr>
   </w:style>
-  <w:style w:type="character" w:styleId="1207" w:customStyle="1">
+  <w:style w:type="character" w:styleId="1211" w:customStyle="1">
     <w:name w:val="Titre Car"/>
-    <w:basedOn w:val="1057"/>
-    <w:link w:val="1206"/>
+    <w:basedOn w:val="1061"/>
+    <w:link w:val="1210"/>
     <w:uiPriority w:val="10"/>
     <w:pPr>
       <w:pBdr/>
@@ -54967,11 +54985,11 @@
       <w:szCs w:val="56"/>
     </w:rPr>
   </w:style>
-  <w:style w:type="paragraph" w:styleId="1208">
+  <w:style w:type="paragraph" w:styleId="1212">
     <w:name w:val="Subtitle"/>
-    <w:basedOn w:val="1047"/>
-    <w:next w:val="1047"/>
-    <w:link w:val="1209"/>
+    <w:basedOn w:val="1051"/>
+    <w:next w:val="1051"/>
+    <w:link w:val="1213"/>
     <w:uiPriority w:val="11"/>
     <w:qFormat/>
     <w:pPr>
@@ -54989,10 +55007,10 @@
       <w:szCs w:val="28"/>
     </w:rPr>
   </w:style>
-  <w:style w:type="character" w:styleId="1209" w:customStyle="1">
+  <w:style w:type="character" w:styleId="1213" w:customStyle="1">
     <w:name w:val="Sous-titre Car"/>
-    <w:basedOn w:val="1057"/>
-    <w:link w:val="1208"/>
+    <w:basedOn w:val="1061"/>
+    <w:link w:val="1212"/>
     <w:uiPriority w:val="11"/>
     <w:pPr>
       <w:pBdr/>
@@ -55006,11 +55024,11 @@
       <w:szCs w:val="28"/>
     </w:rPr>
   </w:style>
-  <w:style w:type="paragraph" w:styleId="1210">
+  <w:style w:type="paragraph" w:styleId="1214">
     <w:name w:val="Quote"/>
-    <w:basedOn w:val="1047"/>
-    <w:next w:val="1047"/>
-    <w:link w:val="1211"/>
+    <w:basedOn w:val="1051"/>
+    <w:next w:val="1051"/>
+    <w:link w:val="1215"/>
     <w:uiPriority w:val="29"/>
     <w:qFormat/>
     <w:pPr>
@@ -55025,10 +55043,10 @@
       <w:color w:val="404040" w:themeColor="text1" w:themeTint="BF"/>
     </w:rPr>
   </w:style>
-  <w:style w:type="character" w:styleId="1211" w:customStyle="1">
+  <w:style w:type="character" w:styleId="1215" w:customStyle="1">
     <w:name w:val="Citation Car"/>
-    <w:basedOn w:val="1057"/>
-    <w:link w:val="1210"/>
+    <w:basedOn w:val="1061"/>
+    <w:link w:val="1214"/>
     <w:uiPriority w:val="29"/>
     <w:pPr>
       <w:pBdr/>
@@ -55041,9 +55059,9 @@
       <w:color w:val="404040" w:themeColor="text1" w:themeTint="BF"/>
     </w:rPr>
   </w:style>
-  <w:style w:type="character" w:styleId="1212">
+  <w:style w:type="character" w:styleId="1216">
     <w:name w:val="Intense Emphasis"/>
-    <w:basedOn w:val="1057"/>
+    <w:basedOn w:val="1061"/>
     <w:uiPriority w:val="21"/>
     <w:qFormat/>
     <w:pPr>
@@ -55057,11 +55075,11 @@
       <w:color w:val="2f5496" w:themeColor="accent1" w:themeShade="BF"/>
     </w:rPr>
   </w:style>
-  <w:style w:type="paragraph" w:styleId="1213">
+  <w:style w:type="paragraph" w:styleId="1217">
     <w:name w:val="Intense Quote"/>
-    <w:basedOn w:val="1047"/>
-    <w:next w:val="1047"/>
-    <w:link w:val="1214"/>
+    <w:basedOn w:val="1051"/>
+    <w:next w:val="1051"/>
+    <w:link w:val="1218"/>
     <w:uiPriority w:val="30"/>
     <w:qFormat/>
     <w:pPr>
@@ -55079,10 +55097,10 @@
       <w:color w:val="2f5496" w:themeColor="accent1" w:themeShade="BF"/>
     </w:rPr>
   </w:style>
-  <w:style w:type="character" w:styleId="1214" w:customStyle="1">
+  <w:style w:type="character" w:styleId="1218" w:customStyle="1">
     <w:name w:val="Citation intense Car"/>
-    <w:basedOn w:val="1057"/>
-    <w:link w:val="1213"/>
+    <w:basedOn w:val="1061"/>
+    <w:link w:val="1217"/>
     <w:uiPriority w:val="30"/>
     <w:pPr>
       <w:pBdr/>
@@ -55095,9 +55113,9 @@
       <w:color w:val="2f5496" w:themeColor="accent1" w:themeShade="BF"/>
     </w:rPr>
   </w:style>
-  <w:style w:type="character" w:styleId="1215">
+  <w:style w:type="character" w:styleId="1219">
     <w:name w:val="Intense Reference"/>
-    <w:basedOn w:val="1057"/>
+    <w:basedOn w:val="1061"/>
     <w:uiPriority w:val="32"/>
     <w:qFormat/>
     <w:pPr>
@@ -55113,9 +55131,9 @@
       <w:spacing w:val="5"/>
     </w:rPr>
   </w:style>
-  <w:style w:type="character" w:styleId="1216">
+  <w:style w:type="character" w:styleId="1220">
     <w:name w:val="Subtle Emphasis"/>
-    <w:basedOn w:val="1057"/>
+    <w:basedOn w:val="1061"/>
     <w:uiPriority w:val="19"/>
     <w:qFormat/>
     <w:pPr>
@@ -55129,9 +55147,9 @@
       <w:color w:val="404040" w:themeColor="text1" w:themeTint="BF"/>
     </w:rPr>
   </w:style>
-  <w:style w:type="character" w:styleId="1217">
+  <w:style w:type="character" w:styleId="1221">
     <w:name w:val="Emphasis"/>
-    <w:basedOn w:val="1057"/>
+    <w:basedOn w:val="1061"/>
     <w:uiPriority w:val="20"/>
     <w:qFormat/>
     <w:pPr>
@@ -55144,9 +55162,9 @@
       <w:iCs/>
     </w:rPr>
   </w:style>
-  <w:style w:type="character" w:styleId="1218">
+  <w:style w:type="character" w:styleId="1222">
     <w:name w:val="Strong"/>
-    <w:basedOn w:val="1057"/>
+    <w:basedOn w:val="1061"/>
     <w:uiPriority w:val="22"/>
     <w:qFormat/>
     <w:pPr>
@@ -55159,9 +55177,9 @@
       <w:bCs/>
     </w:rPr>
   </w:style>
-  <w:style w:type="character" w:styleId="1219">
+  <w:style w:type="character" w:styleId="1223">
     <w:name w:val="Subtle Reference"/>
-    <w:basedOn w:val="1057"/>
+    <w:basedOn w:val="1061"/>
     <w:uiPriority w:val="31"/>
     <w:qFormat/>
     <w:pPr>
@@ -55174,9 +55192,9 @@
       <w:color w:val="5a5a5a" w:themeColor="text1" w:themeTint="A5"/>
     </w:rPr>
   </w:style>
-  <w:style w:type="character" w:styleId="1220">
+  <w:style w:type="character" w:styleId="1224">
     <w:name w:val="Book Title"/>
-    <w:basedOn w:val="1057"/>
+    <w:basedOn w:val="1061"/>
     <w:uiPriority w:val="33"/>
     <w:qFormat/>
     <w:pPr>
@@ -55192,9 +55210,9 @@
       <w:spacing w:val="5"/>
     </w:rPr>
   </w:style>
-  <w:style w:type="character" w:styleId="1221" w:customStyle="1">
+  <w:style w:type="character" w:styleId="1225" w:customStyle="1">
     <w:name w:val="Header Char"/>
-    <w:basedOn w:val="1057"/>
+    <w:basedOn w:val="1061"/>
     <w:uiPriority w:val="99"/>
     <w:pPr>
       <w:pBdr/>
@@ -55202,9 +55220,9 @@
       <w:ind/>
     </w:pPr>
   </w:style>
-  <w:style w:type="character" w:styleId="1222" w:customStyle="1">
+  <w:style w:type="character" w:styleId="1226" w:customStyle="1">
     <w:name w:val="Footer Char"/>
-    <w:basedOn w:val="1057"/>
+    <w:basedOn w:val="1061"/>
     <w:uiPriority w:val="99"/>
     <w:pPr>
       <w:pBdr/>
@@ -55212,10 +55230,10 @@
       <w:ind/>
     </w:pPr>
   </w:style>
-  <w:style w:type="paragraph" w:styleId="1223">
+  <w:style w:type="paragraph" w:styleId="1227">
     <w:name w:val="footnote text"/>
-    <w:basedOn w:val="1047"/>
-    <w:link w:val="1224"/>
+    <w:basedOn w:val="1051"/>
+    <w:link w:val="1228"/>
     <w:uiPriority w:val="99"/>
     <w:semiHidden/>
     <w:unhideWhenUsed/>
@@ -55229,10 +55247,10 @@
       <w:szCs w:val="20"/>
     </w:rPr>
   </w:style>
-  <w:style w:type="character" w:styleId="1224" w:customStyle="1">
+  <w:style w:type="character" w:styleId="1228" w:customStyle="1">
     <w:name w:val="Note de bas de page Car"/>
-    <w:basedOn w:val="1057"/>
-    <w:link w:val="1223"/>
+    <w:basedOn w:val="1061"/>
+    <w:link w:val="1227"/>
     <w:uiPriority w:val="99"/>
     <w:semiHidden/>
     <w:pPr>
@@ -55245,9 +55263,9 @@
       <w:szCs w:val="20"/>
     </w:rPr>
   </w:style>
-  <w:style w:type="character" w:styleId="1225">
+  <w:style w:type="character" w:styleId="1229">
     <w:name w:val="footnote reference"/>
-    <w:basedOn w:val="1057"/>
+    <w:basedOn w:val="1061"/>
     <w:uiPriority w:val="99"/>
     <w:semiHidden/>
     <w:unhideWhenUsed/>
@@ -55260,10 +55278,10 @@
       <w:vertAlign w:val="superscript"/>
     </w:rPr>
   </w:style>
-  <w:style w:type="paragraph" w:styleId="1226">
+  <w:style w:type="paragraph" w:styleId="1230">
     <w:name w:val="endnote text"/>
-    <w:basedOn w:val="1047"/>
-    <w:link w:val="1227"/>
+    <w:basedOn w:val="1051"/>
+    <w:link w:val="1231"/>
     <w:uiPriority w:val="99"/>
     <w:semiHidden/>
     <w:unhideWhenUsed/>
@@ -55277,10 +55295,10 @@
       <w:szCs w:val="20"/>
     </w:rPr>
   </w:style>
-  <w:style w:type="character" w:styleId="1227" w:customStyle="1">
+  <w:style w:type="character" w:styleId="1231" w:customStyle="1">
     <w:name w:val="Note de fin Car"/>
-    <w:basedOn w:val="1057"/>
-    <w:link w:val="1226"/>
+    <w:basedOn w:val="1061"/>
+    <w:link w:val="1230"/>
     <w:uiPriority w:val="99"/>
     <w:semiHidden/>
     <w:pPr>
@@ -55293,9 +55311,9 @@
       <w:szCs w:val="20"/>
     </w:rPr>
   </w:style>
-  <w:style w:type="character" w:styleId="1228">
+  <w:style w:type="character" w:styleId="1232">
     <w:name w:val="endnote reference"/>
-    <w:basedOn w:val="1057"/>
+    <w:basedOn w:val="1061"/>
     <w:uiPriority w:val="99"/>
     <w:semiHidden/>
     <w:unhideWhenUsed/>
@@ -55308,9 +55326,9 @@
       <w:vertAlign w:val="superscript"/>
     </w:rPr>
   </w:style>
-  <w:style w:type="character" w:styleId="1229">
+  <w:style w:type="character" w:styleId="1233">
     <w:name w:val="FollowedHyperlink"/>
-    <w:basedOn w:val="1057"/>
+    <w:basedOn w:val="1061"/>
     <w:uiPriority w:val="99"/>
     <w:semiHidden/>
     <w:unhideWhenUsed/>
@@ -55324,10 +55342,10 @@
       <w:u w:val="single"/>
     </w:rPr>
   </w:style>
-  <w:style w:type="paragraph" w:styleId="1230">
+  <w:style w:type="paragraph" w:styleId="1234">
     <w:name w:val="toc 4"/>
-    <w:basedOn w:val="1047"/>
-    <w:next w:val="1047"/>
+    <w:basedOn w:val="1051"/>
+    <w:next w:val="1051"/>
     <w:uiPriority w:val="39"/>
     <w:unhideWhenUsed/>
     <w:pPr>
@@ -55336,10 +55354,10 @@
       <w:ind w:left="660"/>
     </w:pPr>
   </w:style>
-  <w:style w:type="paragraph" w:styleId="1231">
+  <w:style w:type="paragraph" w:styleId="1235">
     <w:name w:val="toc 5"/>
-    <w:basedOn w:val="1047"/>
-    <w:next w:val="1047"/>
+    <w:basedOn w:val="1051"/>
+    <w:next w:val="1051"/>
     <w:uiPriority w:val="39"/>
     <w:unhideWhenUsed/>
     <w:pPr>
@@ -55348,10 +55366,10 @@
       <w:ind w:left="880"/>
     </w:pPr>
   </w:style>
-  <w:style w:type="paragraph" w:styleId="1232">
+  <w:style w:type="paragraph" w:styleId="1236">
     <w:name w:val="toc 6"/>
-    <w:basedOn w:val="1047"/>
-    <w:next w:val="1047"/>
+    <w:basedOn w:val="1051"/>
+    <w:next w:val="1051"/>
     <w:uiPriority w:val="39"/>
     <w:unhideWhenUsed/>
     <w:pPr>
@@ -55360,10 +55378,10 @@
       <w:ind w:left="1100"/>
     </w:pPr>
   </w:style>
-  <w:style w:type="paragraph" w:styleId="1233">
+  <w:style w:type="paragraph" w:styleId="1237">
     <w:name w:val="toc 7"/>
-    <w:basedOn w:val="1047"/>
-    <w:next w:val="1047"/>
+    <w:basedOn w:val="1051"/>
+    <w:next w:val="1051"/>
     <w:uiPriority w:val="39"/>
     <w:unhideWhenUsed/>
     <w:pPr>
@@ -55372,10 +55390,10 @@
       <w:ind w:left="1320"/>
     </w:pPr>
   </w:style>
-  <w:style w:type="paragraph" w:styleId="1234">
+  <w:style w:type="paragraph" w:styleId="1238">
     <w:name w:val="toc 8"/>
-    <w:basedOn w:val="1047"/>
-    <w:next w:val="1047"/>
+    <w:basedOn w:val="1051"/>
+    <w:next w:val="1051"/>
     <w:uiPriority w:val="39"/>
     <w:unhideWhenUsed/>
     <w:pPr>
@@ -55384,10 +55402,10 @@
       <w:ind w:left="1540"/>
     </w:pPr>
   </w:style>
-  <w:style w:type="paragraph" w:styleId="1235">
+  <w:style w:type="paragraph" w:styleId="1239">
     <w:name w:val="toc 9"/>
-    <w:basedOn w:val="1047"/>
-    <w:next w:val="1047"/>
+    <w:basedOn w:val="1051"/>
+    <w:next w:val="1051"/>
     <w:uiPriority w:val="39"/>
     <w:unhideWhenUsed/>
     <w:pPr>
@@ -55396,10 +55414,10 @@
       <w:ind w:left="1760"/>
     </w:pPr>
   </w:style>
-  <w:style w:type="paragraph" w:styleId="1236">
+  <w:style w:type="paragraph" w:styleId="1240">
     <w:name w:val="table of figures"/>
-    <w:basedOn w:val="1047"/>
-    <w:next w:val="1047"/>
+    <w:basedOn w:val="1051"/>
+    <w:next w:val="1051"/>
     <w:uiPriority w:val="99"/>
     <w:unhideWhenUsed/>
     <w:pPr>
@@ -55408,10 +55426,10 @@
       <w:ind/>
     </w:pPr>
   </w:style>
-  <w:style w:type="paragraph" w:styleId="1237">
+  <w:style w:type="paragraph" w:styleId="1241">
     <w:name w:val="Header"/>
-    <w:basedOn w:val="1047"/>
-    <w:link w:val="1238"/>
+    <w:basedOn w:val="1051"/>
+    <w:link w:val="1242"/>
     <w:uiPriority w:val="99"/>
     <w:unhideWhenUsed/>
     <w:pPr>
@@ -55424,10 +55442,10 @@
       <w:ind/>
     </w:pPr>
   </w:style>
-  <w:style w:type="character" w:styleId="1238" w:customStyle="1">
+  <w:style w:type="character" w:styleId="1242" w:customStyle="1">
     <w:name w:val="En-tête Car"/>
-    <w:basedOn w:val="1057"/>
-    <w:link w:val="1237"/>
+    <w:basedOn w:val="1061"/>
+    <w:link w:val="1241"/>
     <w:uiPriority w:val="99"/>
     <w:pPr>
       <w:pBdr/>
@@ -55435,10 +55453,10 @@
       <w:ind/>
     </w:pPr>
   </w:style>
-  <w:style w:type="paragraph" w:styleId="1239">
+  <w:style w:type="paragraph" w:styleId="1243">
     <w:name w:val="Footer"/>
-    <w:basedOn w:val="1047"/>
-    <w:link w:val="1240"/>
+    <w:basedOn w:val="1051"/>
+    <w:link w:val="1244"/>
     <w:uiPriority w:val="99"/>
     <w:unhideWhenUsed/>
     <w:pPr>
@@ -55451,10 +55469,10 @@
       <w:ind/>
     </w:pPr>
   </w:style>
-  <w:style w:type="character" w:styleId="1240" w:customStyle="1">
+  <w:style w:type="character" w:styleId="1244" w:customStyle="1">
     <w:name w:val="Pied de page Car"/>
-    <w:basedOn w:val="1057"/>
-    <w:link w:val="1239"/>
+    <w:basedOn w:val="1061"/>
+    <w:link w:val="1243"/>
     <w:uiPriority w:val="99"/>
     <w:pPr>
       <w:pBdr/>
@@ -55462,10 +55480,10 @@
       <w:ind/>
     </w:pPr>
   </w:style>
-  <w:style w:type="character" w:styleId="1241" w:customStyle="1">
+  <w:style w:type="character" w:styleId="1245" w:customStyle="1">
     <w:name w:val="Titre 1 Car"/>
-    <w:basedOn w:val="1057"/>
-    <w:link w:val="1048"/>
+    <w:basedOn w:val="1061"/>
+    <w:link w:val="1052"/>
     <w:uiPriority w:val="9"/>
     <w:pPr>
       <w:pBdr/>
@@ -55479,10 +55497,10 @@
       <w:szCs w:val="32"/>
     </w:rPr>
   </w:style>
-  <w:style w:type="paragraph" w:styleId="1242">
+  <w:style w:type="paragraph" w:styleId="1246">
     <w:name w:val="TOC Heading"/>
-    <w:basedOn w:val="1048"/>
-    <w:next w:val="1047"/>
+    <w:basedOn w:val="1052"/>
+    <w:next w:val="1051"/>
     <w:uiPriority w:val="39"/>
     <w:unhideWhenUsed/>
     <w:qFormat/>
@@ -55496,9 +55514,9 @@
       <w:lang w:eastAsia="fr-CH"/>
     </w:rPr>
   </w:style>
-  <w:style w:type="paragraph" w:styleId="1243">
+  <w:style w:type="paragraph" w:styleId="1247">
     <w:name w:val="No Spacing"/>
-    <w:link w:val="1244"/>
+    <w:link w:val="1248"/>
     <w:uiPriority w:val="1"/>
     <w:qFormat/>
     <w:pPr>
@@ -55511,10 +55529,10 @@
       <w:lang w:eastAsia="fr-CH"/>
     </w:rPr>
   </w:style>
-  <w:style w:type="character" w:styleId="1244" w:customStyle="1">
+  <w:style w:type="character" w:styleId="1248" w:customStyle="1">
     <w:name w:val="Sans interligne Car"/>
-    <w:basedOn w:val="1057"/>
-    <w:link w:val="1243"/>
+    <w:basedOn w:val="1061"/>
+    <w:link w:val="1247"/>
     <w:uiPriority w:val="1"/>
     <w:pPr>
       <w:pBdr/>
@@ -55526,10 +55544,10 @@
       <w:lang w:eastAsia="fr-CH"/>
     </w:rPr>
   </w:style>
-  <w:style w:type="paragraph" w:styleId="1245">
+  <w:style w:type="paragraph" w:styleId="1249">
     <w:name w:val="toc 1"/>
-    <w:basedOn w:val="1047"/>
-    <w:next w:val="1047"/>
+    <w:basedOn w:val="1051"/>
+    <w:next w:val="1051"/>
     <w:uiPriority w:val="39"/>
     <w:unhideWhenUsed/>
     <w:pPr>
@@ -55538,9 +55556,9 @@
       <w:ind/>
     </w:pPr>
   </w:style>
-  <w:style w:type="character" w:styleId="1246">
+  <w:style w:type="character" w:styleId="1250">
     <w:name w:val="Hyperlink"/>
-    <w:basedOn w:val="1057"/>
+    <w:basedOn w:val="1061"/>
     <w:uiPriority w:val="99"/>
     <w:unhideWhenUsed/>
     <w:pPr>
@@ -55553,10 +55571,10 @@
       <w:u w:val="single"/>
     </w:rPr>
   </w:style>
-  <w:style w:type="character" w:styleId="1247" w:customStyle="1">
+  <w:style w:type="character" w:styleId="1251" w:customStyle="1">
     <w:name w:val="Titre 2 Car"/>
-    <w:basedOn w:val="1057"/>
-    <w:link w:val="1049"/>
+    <w:basedOn w:val="1061"/>
+    <w:link w:val="1053"/>
     <w:uiPriority w:val="9"/>
     <w:pPr>
       <w:pBdr/>
@@ -55570,10 +55588,10 @@
       <w:szCs w:val="26"/>
     </w:rPr>
   </w:style>
-  <w:style w:type="paragraph" w:styleId="1248">
+  <w:style w:type="paragraph" w:styleId="1252">
     <w:name w:val="toc 2"/>
-    <w:basedOn w:val="1047"/>
-    <w:next w:val="1047"/>
+    <w:basedOn w:val="1051"/>
+    <w:next w:val="1051"/>
     <w:uiPriority w:val="39"/>
     <w:unhideWhenUsed/>
     <w:pPr>
@@ -55582,9 +55600,9 @@
       <w:ind w:left="220"/>
     </w:pPr>
   </w:style>
-  <w:style w:type="paragraph" w:styleId="1249">
+  <w:style w:type="paragraph" w:styleId="1253">
     <w:name w:val="List Paragraph"/>
-    <w:basedOn w:val="1047"/>
+    <w:basedOn w:val="1051"/>
     <w:uiPriority w:val="34"/>
     <w:qFormat/>
     <w:pPr>
@@ -55594,10 +55612,10 @@
       <w:contextualSpacing w:val="true"/>
     </w:pPr>
   </w:style>
-  <w:style w:type="paragraph" w:styleId="1250">
+  <w:style w:type="paragraph" w:styleId="1254">
     <w:name w:val="Caption"/>
-    <w:basedOn w:val="1047"/>
-    <w:next w:val="1047"/>
+    <w:basedOn w:val="1051"/>
+    <w:next w:val="1051"/>
     <w:uiPriority w:val="35"/>
     <w:unhideWhenUsed/>
     <w:qFormat/>
@@ -55614,9 +55632,9 @@
       <w:szCs w:val="18"/>
     </w:rPr>
   </w:style>
-  <w:style w:type="character" w:styleId="1251">
+  <w:style w:type="character" w:styleId="1255">
     <w:name w:val="annotation reference"/>
-    <w:basedOn w:val="1057"/>
+    <w:basedOn w:val="1061"/>
     <w:uiPriority w:val="99"/>
     <w:semiHidden/>
     <w:unhideWhenUsed/>
@@ -55630,10 +55648,10 @@
       <w:szCs w:val="16"/>
     </w:rPr>
   </w:style>
-  <w:style w:type="paragraph" w:styleId="1252">
+  <w:style w:type="paragraph" w:styleId="1256">
     <w:name w:val="annotation text"/>
-    <w:basedOn w:val="1047"/>
-    <w:link w:val="1253"/>
+    <w:basedOn w:val="1051"/>
+    <w:link w:val="1257"/>
     <w:uiPriority w:val="99"/>
     <w:unhideWhenUsed/>
     <w:pPr>
@@ -55646,10 +55664,10 @@
       <w:szCs w:val="20"/>
     </w:rPr>
   </w:style>
-  <w:style w:type="character" w:styleId="1253" w:customStyle="1">
+  <w:style w:type="character" w:styleId="1257" w:customStyle="1">
     <w:name w:val="Commentaire Car"/>
-    <w:basedOn w:val="1057"/>
-    <w:link w:val="1252"/>
+    <w:basedOn w:val="1061"/>
+    <w:link w:val="1256"/>
     <w:uiPriority w:val="99"/>
     <w:pPr>
       <w:pBdr/>
@@ -55661,11 +55679,11 @@
       <w:szCs w:val="20"/>
     </w:rPr>
   </w:style>
-  <w:style w:type="paragraph" w:styleId="1254">
+  <w:style w:type="paragraph" w:styleId="1258">
     <w:name w:val="annotation subject"/>
-    <w:basedOn w:val="1252"/>
-    <w:next w:val="1252"/>
-    <w:link w:val="1255"/>
+    <w:basedOn w:val="1256"/>
+    <w:next w:val="1256"/>
+    <w:link w:val="1259"/>
     <w:uiPriority w:val="99"/>
     <w:semiHidden/>
     <w:unhideWhenUsed/>
@@ -55679,10 +55697,10 @@
       <w:bCs/>
     </w:rPr>
   </w:style>
-  <w:style w:type="character" w:styleId="1255" w:customStyle="1">
+  <w:style w:type="character" w:styleId="1259" w:customStyle="1">
     <w:name w:val="Objet du commentaire Car"/>
-    <w:basedOn w:val="1253"/>
-    <w:link w:val="1254"/>
+    <w:basedOn w:val="1257"/>
+    <w:link w:val="1258"/>
     <w:uiPriority w:val="99"/>
     <w:semiHidden/>
     <w:pPr>
@@ -55697,9 +55715,9 @@
       <w:szCs w:val="20"/>
     </w:rPr>
   </w:style>
-  <w:style w:type="table" w:styleId="1256">
+  <w:style w:type="table" w:styleId="1260">
     <w:name w:val="Table Grid"/>
-    <w:basedOn w:val="1058"/>
+    <w:basedOn w:val="1062"/>
     <w:uiPriority w:val="39"/>
     <w:pPr>
       <w:pBdr/>
@@ -55889,9 +55907,9 @@
       </w:tcPr>
     </w:tblStylePr>
   </w:style>
-  <w:style w:type="table" w:styleId="1257">
+  <w:style w:type="table" w:styleId="1261">
     <w:name w:val="Grid Table 4 Accent 1"/>
-    <w:basedOn w:val="1058"/>
+    <w:basedOn w:val="1062"/>
     <w:uiPriority w:val="49"/>
     <w:pPr>
       <w:pBdr/>
@@ -56110,9 +56128,9 @@
       </w:tcPr>
     </w:tblStylePr>
   </w:style>
-  <w:style w:type="table" w:styleId="1258">
+  <w:style w:type="table" w:styleId="1262">
     <w:name w:val="Grid Table 5 Dark Accent 1"/>
-    <w:basedOn w:val="1058"/>
+    <w:basedOn w:val="1062"/>
     <w:uiPriority w:val="50"/>
     <w:pPr>
       <w:pBdr/>
@@ -56347,10 +56365,10 @@
       </w:tcPr>
     </w:tblStylePr>
   </w:style>
-  <w:style w:type="character" w:styleId="1259" w:customStyle="1">
+  <w:style w:type="character" w:styleId="1263" w:customStyle="1">
     <w:name w:val="Titre 3 Car"/>
-    <w:basedOn w:val="1057"/>
-    <w:link w:val="1050"/>
+    <w:basedOn w:val="1061"/>
+    <w:link w:val="1054"/>
     <w:uiPriority w:val="9"/>
     <w:pPr>
       <w:pBdr/>
@@ -56364,10 +56382,10 @@
       <w:szCs w:val="24"/>
     </w:rPr>
   </w:style>
-  <w:style w:type="paragraph" w:styleId="1260">
+  <w:style w:type="paragraph" w:styleId="1264">
     <w:name w:val="toc 3"/>
-    <w:basedOn w:val="1047"/>
-    <w:next w:val="1047"/>
+    <w:basedOn w:val="1051"/>
+    <w:next w:val="1051"/>
     <w:uiPriority w:val="39"/>
     <w:unhideWhenUsed/>
     <w:pPr>
@@ -56376,10 +56394,10 @@
       <w:ind w:left="440"/>
     </w:pPr>
   </w:style>
-  <w:style w:type="table" w:styleId="1261" w:customStyle="1">
+  <w:style w:type="table" w:styleId="1265" w:customStyle="1">
     <w:name w:val="Tableau Grille 41"/>
-    <w:basedOn w:val="1058"/>
-    <w:next w:val="1262"/>
+    <w:basedOn w:val="1062"/>
+    <w:next w:val="1266"/>
     <w:uiPriority w:val="49"/>
     <w:pPr>
       <w:pBdr/>
@@ -56601,9 +56619,9 @@
       </w:tcPr>
     </w:tblStylePr>
   </w:style>
-  <w:style w:type="table" w:styleId="1262">
+  <w:style w:type="table" w:styleId="1266">
     <w:name w:val="Grid Table 4"/>
-    <w:basedOn w:val="1058"/>
+    <w:basedOn w:val="1062"/>
     <w:uiPriority w:val="49"/>
     <w:pPr>
       <w:pBdr/>
@@ -56822,9 +56840,9 @@
       </w:tcPr>
     </w:tblStylePr>
   </w:style>
-  <w:style w:type="character" w:styleId="1263">
+  <w:style w:type="character" w:styleId="1267">
     <w:name w:val="Unresolved Mention"/>
-    <w:basedOn w:val="1057"/>
+    <w:basedOn w:val="1061"/>
     <w:uiPriority w:val="99"/>
     <w:semiHidden/>
     <w:unhideWhenUsed/>
@@ -56838,9 +56856,9 @@
       <w:shd w:val="clear" w:color="auto" w:fill="e1dfdd"/>
     </w:rPr>
   </w:style>
-  <w:style w:type="table" w:styleId="1264">
+  <w:style w:type="table" w:styleId="1268">
     <w:name w:val="Grid Table 4 Accent 5"/>
-    <w:basedOn w:val="1058"/>
+    <w:basedOn w:val="1062"/>
     <w:uiPriority w:val="49"/>
     <w:pPr>
       <w:pBdr/>
@@ -57059,9 +57077,9 @@
       </w:tcPr>
     </w:tblStylePr>
   </w:style>
-  <w:style w:type="character" w:styleId="1265" w:customStyle="1">
+  <w:style w:type="character" w:styleId="1269" w:customStyle="1">
     <w:name w:val="Style1 Car"/>
-    <w:basedOn w:val="1241"/>
+    <w:basedOn w:val="1245"/>
     <w:pPr>
       <w:pBdr/>
       <w:spacing/>
@@ -57074,9 +57092,9 @@
       <w:szCs w:val="32"/>
     </w:rPr>
   </w:style>
-  <w:style w:type="paragraph" w:styleId="1266">
+  <w:style w:type="paragraph" w:styleId="1270">
     <w:name w:val="Normal (Web)"/>
-    <w:basedOn w:val="1047"/>
+    <w:basedOn w:val="1051"/>
     <w:uiPriority w:val="99"/>
     <w:semiHidden/>
     <w:unhideWhenUsed/>
@@ -57092,9 +57110,9 @@
       <w:lang w:val="fr-CH" w:eastAsia="fr-CH"/>
     </w:rPr>
   </w:style>
-  <w:style w:type="character" w:styleId="1267">
+  <w:style w:type="character" w:styleId="1271">
     <w:name w:val="HTML Code"/>
-    <w:basedOn w:val="1057"/>
+    <w:basedOn w:val="1061"/>
     <w:uiPriority w:val="99"/>
     <w:semiHidden/>
     <w:unhideWhenUsed/>
@@ -57109,9 +57127,9 @@
       <w:szCs w:val="20"/>
     </w:rPr>
   </w:style>
-  <w:style w:type="table" w:styleId="1268">
+  <w:style w:type="table" w:styleId="1272">
     <w:name w:val="Grid Table 5 Dark Accent 5"/>
-    <w:basedOn w:val="1058"/>
+    <w:basedOn w:val="1062"/>
     <w:uiPriority w:val="50"/>
     <w:pPr>
       <w:pBdr/>

--- a/Documents/LHO - M7 - DT.docx
+++ b/Documents/LHO - M7 - DT.docx
@@ -2112,7 +2112,7 @@
           <w:highlight w:val="none"/>
           <w:lang w:val="fr-CH" w:bidi="fr-CH"/>
         </w:rPr>
-        <w:t xml:space="preserve">Architecture de communication : Mise en œuvre d'une communication hybride comprenant un protocole strict avec un automate (PLC) et des requêtes API HTTP vers un serveur Node-RED.</w:t>
+        <w:t xml:space="preserve">Architecture de communication : Mise en œuvre d'une communication hybride comprenant un protocole strict avec un automate (PLC) et des requêtes API HTTP vers Node-RED.</w:t>
         <w:br/>
       </w:r>
       <w:r>
@@ -2236,8 +2236,12 @@
           <w:highlight w:val="none"/>
           <w:lang w:val="fr-CH"/>
         </w:rPr>
-        <w:t xml:space="preserve">Montfermé Arnaud : ???</w:t>
+        <w:t xml:space="preserve">Montfermé Arnaud : </w:t>
       </w:r>
+      <w:r>
+        <w:t xml:space="preserve">suivi technique du projet</w:t>
+      </w:r>
+      <w:r/>
       <w:r>
         <w:rPr>
           <w:highlight w:val="none"/>
@@ -6090,12 +6094,6 @@
         </mc:AlternateContent>
       </w:r>
       <w:r>
-        <w:rPr>
-          <w:highlight w:val="none"/>
-          <w:lang w:val="fr-CH"/>
-        </w:rPr>
-      </w:r>
-      <w:r>
         <mc:AlternateContent>
           <mc:Choice Requires="wpg">
             <w:drawing>
@@ -6563,7 +6561,6 @@
         <w:ind/>
         <w:rPr/>
       </w:pPr>
-      <w:r/>
       <w:r>
         <w:rPr>
           <w:highlight w:val="none"/>
@@ -24835,6 +24832,153 @@
         <w:pBdr/>
         <w:spacing/>
         <w:ind w:hanging="360" w:left="6469"/>
+      </w:pPr>
+      <w:rPr>
+        <w:rFonts w:hint="default" w:ascii="Wingdings" w:hAnsi="Wingdings" w:eastAsia="Wingdings" w:cs="Wingdings"/>
+      </w:rPr>
+      <w:start w:val="1"/>
+      <w:suff w:val="tab"/>
+    </w:lvl>
+  </w:abstractNum>
+  <w:abstractNum w:abstractNumId="118">
+    <w:nsid w:val="2BBF760D"/>
+    <w:lvl w:ilvl="0">
+      <w:isLgl w:val="false"/>
+      <w:lvlJc w:val="left"/>
+      <w:lvlText w:val="–"/>
+      <w:numFmt w:val="bullet"/>
+      <w:pPr>
+        <w:pBdr/>
+        <w:spacing/>
+        <w:ind w:hanging="360" w:left="720"/>
+      </w:pPr>
+      <w:rPr>
+        <w:rFonts w:ascii="Arial" w:hAnsi="Arial" w:eastAsia="Arial" w:cs="Arial"/>
+      </w:rPr>
+      <w:start w:val="1"/>
+      <w:suff w:val="tab"/>
+    </w:lvl>
+    <w:lvl w:ilvl="1">
+      <w:isLgl w:val="false"/>
+      <w:lvlJc w:val="left"/>
+      <w:lvlText w:val="o"/>
+      <w:numFmt w:val="bullet"/>
+      <w:pPr>
+        <w:pBdr/>
+        <w:spacing/>
+        <w:ind w:hanging="360" w:left="1440"/>
+      </w:pPr>
+      <w:rPr>
+        <w:rFonts w:hint="default" w:ascii="Courier New" w:hAnsi="Courier New" w:eastAsia="Courier New" w:cs="Courier New"/>
+      </w:rPr>
+      <w:start w:val="1"/>
+      <w:suff w:val="tab"/>
+    </w:lvl>
+    <w:lvl w:ilvl="2">
+      <w:isLgl w:val="false"/>
+      <w:lvlJc w:val="left"/>
+      <w:lvlText w:val="§"/>
+      <w:numFmt w:val="bullet"/>
+      <w:pPr>
+        <w:pBdr/>
+        <w:spacing/>
+        <w:ind w:hanging="360" w:left="2160"/>
+      </w:pPr>
+      <w:rPr>
+        <w:rFonts w:hint="default" w:ascii="Wingdings" w:hAnsi="Wingdings" w:eastAsia="Wingdings" w:cs="Wingdings"/>
+      </w:rPr>
+      <w:start w:val="1"/>
+      <w:suff w:val="tab"/>
+    </w:lvl>
+    <w:lvl w:ilvl="3">
+      <w:isLgl w:val="false"/>
+      <w:lvlJc w:val="left"/>
+      <w:lvlText w:val="·"/>
+      <w:numFmt w:val="bullet"/>
+      <w:pPr>
+        <w:pBdr/>
+        <w:spacing/>
+        <w:ind w:hanging="360" w:left="2880"/>
+      </w:pPr>
+      <w:rPr>
+        <w:rFonts w:hint="default" w:ascii="Symbol" w:hAnsi="Symbol" w:eastAsia="Symbol" w:cs="Symbol"/>
+      </w:rPr>
+      <w:start w:val="1"/>
+      <w:suff w:val="tab"/>
+    </w:lvl>
+    <w:lvl w:ilvl="4">
+      <w:isLgl w:val="false"/>
+      <w:lvlJc w:val="left"/>
+      <w:lvlText w:val="o"/>
+      <w:numFmt w:val="bullet"/>
+      <w:pPr>
+        <w:pBdr/>
+        <w:spacing/>
+        <w:ind w:hanging="360" w:left="3600"/>
+      </w:pPr>
+      <w:rPr>
+        <w:rFonts w:hint="default" w:ascii="Courier New" w:hAnsi="Courier New" w:eastAsia="Courier New" w:cs="Courier New"/>
+      </w:rPr>
+      <w:start w:val="1"/>
+      <w:suff w:val="tab"/>
+    </w:lvl>
+    <w:lvl w:ilvl="5">
+      <w:isLgl w:val="false"/>
+      <w:lvlJc w:val="left"/>
+      <w:lvlText w:val="§"/>
+      <w:numFmt w:val="bullet"/>
+      <w:pPr>
+        <w:pBdr/>
+        <w:spacing/>
+        <w:ind w:hanging="360" w:left="4320"/>
+      </w:pPr>
+      <w:rPr>
+        <w:rFonts w:hint="default" w:ascii="Wingdings" w:hAnsi="Wingdings" w:eastAsia="Wingdings" w:cs="Wingdings"/>
+      </w:rPr>
+      <w:start w:val="1"/>
+      <w:suff w:val="tab"/>
+    </w:lvl>
+    <w:lvl w:ilvl="6">
+      <w:isLgl w:val="false"/>
+      <w:lvlJc w:val="left"/>
+      <w:lvlText w:val="·"/>
+      <w:numFmt w:val="bullet"/>
+      <w:pPr>
+        <w:pBdr/>
+        <w:spacing/>
+        <w:ind w:hanging="360" w:left="5040"/>
+      </w:pPr>
+      <w:rPr>
+        <w:rFonts w:hint="default" w:ascii="Symbol" w:hAnsi="Symbol" w:eastAsia="Symbol" w:cs="Symbol"/>
+      </w:rPr>
+      <w:start w:val="1"/>
+      <w:suff w:val="tab"/>
+    </w:lvl>
+    <w:lvl w:ilvl="7">
+      <w:isLgl w:val="false"/>
+      <w:lvlJc w:val="left"/>
+      <w:lvlText w:val="o"/>
+      <w:numFmt w:val="bullet"/>
+      <w:pPr>
+        <w:pBdr/>
+        <w:spacing/>
+        <w:ind w:hanging="360" w:left="5760"/>
+      </w:pPr>
+      <w:rPr>
+        <w:rFonts w:hint="default" w:ascii="Courier New" w:hAnsi="Courier New" w:eastAsia="Courier New" w:cs="Courier New"/>
+      </w:rPr>
+      <w:start w:val="1"/>
+      <w:suff w:val="tab"/>
+    </w:lvl>
+    <w:lvl w:ilvl="8">
+      <w:isLgl w:val="false"/>
+      <w:lvlJc w:val="left"/>
+      <w:lvlText w:val="§"/>
+      <w:numFmt w:val="bullet"/>
+      <w:pPr>
+        <w:pBdr/>
+        <w:spacing/>
+        <w:ind w:hanging="360" w:left="6480"/>
       </w:pPr>
       <w:rPr>
         <w:rFonts w:hint="default" w:ascii="Wingdings" w:hAnsi="Wingdings" w:eastAsia="Wingdings" w:cs="Wingdings"/>
@@ -25220,6 +25364,9 @@
   </w:num>
   <w:num w:numId="126">
     <w:abstractNumId w:val="117"/>
+  </w:num>
+  <w:num w:numId="127">
+    <w:abstractNumId w:val="118"/>
   </w:num>
 </w:numbering>
 </file>

--- a/Documents/LHO - M7 - DT.docx
+++ b/Documents/LHO - M7 - DT.docx
@@ -958,6 +958,7 @@
           <w:r>
             <w:fldChar w:fldCharType="separate"/>
           </w:r>
+          <w:r/>
           <w:hyperlink w:tooltip="#_Toc1" w:anchor="_Toc1" w:history="1">
             <w:r>
               <w:rPr>
@@ -987,7 +988,6 @@
             </w:r>
           </w:hyperlink>
           <w:r/>
-          <w:r/>
         </w:p>
         <w:p>
           <w:pPr>
@@ -1000,7 +1000,6 @@
             <w:ind/>
             <w:rPr/>
           </w:pPr>
-          <w:r/>
           <w:hyperlink w:tooltip="#_Toc2" w:anchor="_Toc2" w:history="1">
             <w:r>
               <w:rPr>
@@ -1037,7 +1036,6 @@
             </w:r>
           </w:hyperlink>
           <w:r/>
-          <w:r/>
         </w:p>
         <w:p>
           <w:pPr>
@@ -1050,7 +1048,6 @@
             <w:ind/>
             <w:rPr/>
           </w:pPr>
-          <w:r/>
           <w:hyperlink w:tooltip="#_Toc3" w:anchor="_Toc3" w:history="1">
             <w:r>
               <w:rPr>
@@ -1087,7 +1084,6 @@
             </w:r>
           </w:hyperlink>
           <w:r/>
-          <w:r/>
         </w:p>
         <w:p>
           <w:pPr>
@@ -1100,7 +1096,6 @@
             <w:ind/>
             <w:rPr/>
           </w:pPr>
-          <w:r/>
           <w:hyperlink w:tooltip="#_Toc4" w:anchor="_Toc4" w:history="1">
             <w:r>
               <w:rPr>
@@ -1131,7 +1126,6 @@
             </w:r>
           </w:hyperlink>
           <w:r/>
-          <w:r/>
         </w:p>
         <w:p>
           <w:pPr>
@@ -1144,7 +1138,6 @@
             <w:ind/>
             <w:rPr/>
           </w:pPr>
-          <w:r/>
           <w:hyperlink w:tooltip="#_Toc5" w:anchor="_Toc5" w:history="1">
             <w:r>
               <w:rPr>
@@ -1180,7 +1173,6 @@
               <w:lang w:val="fr-CH"/>
             </w:rPr>
           </w:r>
-          <w:r/>
         </w:p>
         <w:p>
           <w:pPr>
@@ -1193,7 +1185,6 @@
             <w:ind/>
             <w:rPr/>
           </w:pPr>
-          <w:r/>
           <w:hyperlink w:tooltip="#_Toc6" w:anchor="_Toc6" w:history="1">
             <w:r>
               <w:rPr>
@@ -1244,7 +1235,6 @@
             </w:r>
           </w:hyperlink>
           <w:r/>
-          <w:r/>
         </w:p>
         <w:p>
           <w:pPr>
@@ -1257,7 +1247,6 @@
             <w:ind/>
             <w:rPr/>
           </w:pPr>
-          <w:r/>
           <w:hyperlink w:tooltip="#_Toc7" w:anchor="_Toc7" w:history="1">
             <w:r>
               <w:rPr>
@@ -1300,7 +1289,6 @@
             </w:r>
           </w:hyperlink>
           <w:r/>
-          <w:r/>
         </w:p>
         <w:p>
           <w:pPr>
@@ -1313,7 +1301,6 @@
             <w:ind/>
             <w:rPr/>
           </w:pPr>
-          <w:r/>
           <w:hyperlink w:tooltip="#_Toc8" w:anchor="_Toc8" w:history="1">
             <w:r>
               <w:rPr>
@@ -1383,7 +1370,6 @@
             </w:r>
           </w:hyperlink>
           <w:r/>
-          <w:r/>
         </w:p>
         <w:p>
           <w:pPr>
@@ -1396,7 +1382,6 @@
             <w:ind/>
             <w:rPr/>
           </w:pPr>
-          <w:r/>
           <w:hyperlink w:tooltip="#_Toc9" w:anchor="_Toc9" w:history="1">
             <w:r>
               <w:rPr>
@@ -1440,7 +1425,6 @@
             </w:r>
           </w:hyperlink>
           <w:r/>
-          <w:r/>
         </w:p>
         <w:p>
           <w:pPr>
@@ -1453,7 +1437,6 @@
             <w:ind/>
             <w:rPr/>
           </w:pPr>
-          <w:r/>
           <w:hyperlink w:tooltip="#_Toc10" w:anchor="_Toc10" w:history="1">
             <w:r>
               <w:rPr>
@@ -1491,7 +1474,6 @@
             </w:r>
           </w:hyperlink>
           <w:r/>
-          <w:r/>
         </w:p>
         <w:p>
           <w:pPr>
@@ -1504,7 +1486,6 @@
             <w:ind/>
             <w:rPr/>
           </w:pPr>
-          <w:r/>
           <w:hyperlink w:tooltip="#_Toc11" w:anchor="_Toc11" w:history="1">
             <w:r>
               <w:rPr>
@@ -1548,7 +1529,6 @@
             </w:r>
           </w:hyperlink>
           <w:r/>
-          <w:r/>
         </w:p>
         <w:p>
           <w:pPr>
@@ -1561,7 +1541,6 @@
             <w:ind/>
             <w:rPr/>
           </w:pPr>
-          <w:r/>
           <w:hyperlink w:tooltip="#_Toc12" w:anchor="_Toc12" w:history="1">
             <w:r>
               <w:rPr>
@@ -1617,7 +1596,6 @@
             </w:r>
           </w:hyperlink>
           <w:r/>
-          <w:r/>
         </w:p>
         <w:p>
           <w:pPr>
@@ -1630,7 +1608,6 @@
             <w:ind/>
             <w:rPr/>
           </w:pPr>
-          <w:r/>
           <w:hyperlink w:tooltip="#_Toc13" w:anchor="_Toc13" w:history="1">
             <w:r>
               <w:rPr>
@@ -1663,7 +1640,7 @@
                 <w:rStyle w:val="1250"/>
                 <w:lang w:val="fr-CH"/>
               </w:rPr>
-              <w:t xml:space="preserve">(24-&gt;5VDC)</w:t>
+              <w:t xml:space="preserve">(24v -&gt;3v3)</w:t>
             </w:r>
             <w:r>
               <w:rPr>
@@ -1682,7 +1659,6 @@
             </w:r>
           </w:hyperlink>
           <w:r/>
-          <w:r/>
         </w:p>
         <w:p>
           <w:pPr>
@@ -1695,7 +1671,6 @@
             <w:ind/>
             <w:rPr/>
           </w:pPr>
-          <w:r/>
           <w:hyperlink w:tooltip="#_Toc14" w:anchor="_Toc14" w:history="1">
             <w:r>
               <w:rPr>
@@ -1733,7 +1708,6 @@
             </w:r>
           </w:hyperlink>
           <w:r/>
-          <w:r/>
         </w:p>
         <w:p>
           <w:pPr>
@@ -1746,7 +1720,6 @@
             <w:ind/>
             <w:rPr/>
           </w:pPr>
-          <w:r/>
           <w:hyperlink w:tooltip="#_Toc15" w:anchor="_Toc15" w:history="1">
             <w:r>
               <w:rPr>
@@ -1782,7 +1755,6 @@
               <w:lang w:val="fr-CH"/>
             </w:rPr>
           </w:r>
-          <w:r/>
         </w:p>
         <w:p>
           <w:pPr>
@@ -1795,7 +1767,6 @@
             <w:ind/>
             <w:rPr/>
           </w:pPr>
-          <w:r/>
           <w:hyperlink w:tooltip="#_Toc16" w:anchor="_Toc16" w:history="1">
             <w:r>
               <w:rPr>
@@ -1813,8 +1784,34 @@
             <w:r>
               <w:rPr>
                 <w:rStyle w:val="1250"/>
+                <w:lang w:val="fr-CH"/>
               </w:rPr>
-              <w:t xml:space="preserve">Unité de traitement centrale : Le choix de l'ESP32</w:t>
+              <w:t xml:space="preserve">Microcontroleur</w:t>
+            </w:r>
+            <w:r>
+              <w:rPr>
+                <w:rStyle w:val="1250"/>
+              </w:rPr>
+              <w:t xml:space="preserve"> : </w:t>
+            </w:r>
+            <w:r>
+              <w:rPr>
+                <w:rStyle w:val="1250"/>
+              </w:rPr>
+              <w:t xml:space="preserve">ESP32</w:t>
+            </w:r>
+            <w:r>
+              <w:rPr>
+                <w:rStyle w:val="1250"/>
+                <w:lang w:val="fr-CH"/>
+              </w:rPr>
+              <w:t xml:space="preserve">-</w:t>
+            </w:r>
+            <w:r>
+              <w:rPr>
+                <w:rStyle w:val="1250"/>
+              </w:rPr>
+              <w:t xml:space="preserve">S3/C6</w:t>
             </w:r>
             <w:r>
               <w:rPr>
@@ -1833,7 +1830,6 @@
             </w:r>
           </w:hyperlink>
           <w:r/>
-          <w:r/>
         </w:p>
         <w:p>
           <w:pPr>
@@ -1842,6 +1838,7 @@
             <w:ind/>
             <w:rPr/>
           </w:pPr>
+          <w:r/>
           <w:r>
             <w:rPr>
               <w:b/>
@@ -1849,6 +1846,7 @@
             </w:rPr>
             <w:fldChar w:fldCharType="end"/>
           </w:r>
+          <w:r/>
           <w:r/>
         </w:p>
       </w:sdtContent>
@@ -1884,6 +1882,7 @@
       <w:r>
         <w:t xml:space="preserve">1. Introduction</w:t>
       </w:r>
+      <w:r/>
       <w:bookmarkEnd w:id="1"/>
       <w:r/>
       <w:r/>
@@ -2142,6 +2141,7 @@
       <w:r>
         <w:t xml:space="preserve">Personnes impliquées</w:t>
       </w:r>
+      <w:r/>
       <w:bookmarkEnd w:id="2"/>
       <w:r/>
       <w:r/>
@@ -2298,6 +2298,7 @@
       <w:r>
         <w:t xml:space="preserve">Directives générales</w:t>
       </w:r>
+      <w:r/>
       <w:bookmarkEnd w:id="3"/>
       <w:r/>
       <w:r/>
@@ -2318,6 +2319,7 @@
         </w:rPr>
         <w:t xml:space="preserve">1.2.1 Délais</w:t>
       </w:r>
+      <w:r/>
       <w:bookmarkEnd w:id="4"/>
       <w:r/>
       <w:r/>
@@ -2608,12 +2610,9 @@
         </w:rPr>
         <w:t xml:space="preserve">1.2.2 Livrables</w:t>
       </w:r>
+      <w:r/>
       <w:bookmarkEnd w:id="5"/>
-      <w:r>
-        <w:rPr>
-          <w:lang w:val="fr-CH"/>
-        </w:rPr>
-      </w:r>
+      <w:r/>
       <w:r>
         <w:rPr>
           <w:lang w:val="fr-CH"/>
@@ -2809,6 +2808,7 @@
       <w:r>
         <w:t xml:space="preserve">Spécifications du système</w:t>
       </w:r>
+      <w:r/>
       <w:bookmarkEnd w:id="6"/>
       <w:r/>
       <w:r/>
@@ -2948,6 +2948,7 @@
       <w:r>
         <w:t xml:space="preserve">ible</w:t>
       </w:r>
+      <w:r/>
       <w:bookmarkEnd w:id="7"/>
       <w:r/>
       <w:r/>
@@ -3143,6 +3144,7 @@
       <w:r>
         <w:t xml:space="preserve"> </w:t>
       </w:r>
+      <w:r/>
       <w:bookmarkEnd w:id="8"/>
       <w:r/>
       <w:r/>
@@ -4893,6 +4895,7 @@
         </w:rPr>
         <w:t xml:space="preserve"> </w:t>
       </w:r>
+      <w:r/>
       <w:bookmarkEnd w:id="9"/>
       <w:r/>
       <w:r/>
@@ -4978,6 +4981,7 @@
       <w:r>
         <w:t xml:space="preserve">Vue d'ensemble de l'architecture</w:t>
       </w:r>
+      <w:r/>
       <w:bookmarkEnd w:id="10"/>
       <w:r/>
       <w:r/>
@@ -5258,6 +5262,7 @@
         </w:rPr>
         <w:t xml:space="preserve">RC522</w:t>
       </w:r>
+      <w:r/>
       <w:bookmarkEnd w:id="11"/>
       <w:r/>
       <w:r/>
@@ -5356,6 +5361,7 @@
         </w:rPr>
         <w:t xml:space="preserve"> et MAX3485</w:t>
       </w:r>
+      <w:r/>
       <w:bookmarkEnd w:id="12"/>
       <w:r/>
       <w:r/>
@@ -5703,8 +5709,9 @@
         <w:rPr>
           <w:lang w:val="fr-CH"/>
         </w:rPr>
-        <w:t xml:space="preserve">(24-&gt;5VDC)</w:t>
+        <w:t xml:space="preserve">(24v -&gt;3v3)</w:t>
       </w:r>
+      <w:r/>
       <w:bookmarkEnd w:id="13"/>
       <w:r/>
       <w:r/>
@@ -5808,7 +5815,21 @@
           <w:highlight w:val="none"/>
           <w:lang w:val="fr-CH"/>
         </w:rPr>
-        <w:t xml:space="preserve">Le système devant s'intégrer directement dans les cellules industrielles, l'alimentation primaire fournie en entrée est le standard 24V DC. Pour abaisser et réguler cette tension, le choix s'est porté sur le convertisseur DC-DC TR10S05.</w:t>
+        <w:t xml:space="preserve">Le système devant s'intégrer directement dans les cellules industrielles, l'alimentation primaire fournie en entrée est le standard 24V DC. Pour abaisser et réguler cette tension, le choix s'est porté sur le convertisseur DC-DC </w:t>
+      </w:r>
+      <w:r>
+        <w:rPr>
+          <w:highlight w:val="none"/>
+          <w:lang w:val="fr-CH"/>
+        </w:rPr>
+        <w:t xml:space="preserve">TR10S3V3</w:t>
+      </w:r>
+      <w:r>
+        <w:rPr>
+          <w:highlight w:val="none"/>
+          <w:lang w:val="fr-CH"/>
+        </w:rPr>
+        <w:t xml:space="preserve">.</w:t>
       </w:r>
       <w:r>
         <w:rPr>
@@ -5845,7 +5866,7 @@
           <w:highlight w:val="none"/>
           <w:lang w:val="fr-CH" w:bidi="fr-CH"/>
         </w:rPr>
-        <w:t xml:space="preserve">Il s'agit d'un régulateur à découpage, capable d'accepter une large plage de tension en entrée (de 8V à 28V) pour fournir une tension de sortie stable de 5.0V.</w:t>
+        <w:t xml:space="preserve">Il s'agit d'un régulateur à découpage, capable d'accepter une large plage de tension en entrée (de 8V à 28V) pour fournir une tension de sortie stable de 3.3V.</w:t>
       </w:r>
       <w:r>
         <w:rPr>
@@ -5963,6 +5984,7 @@
       <w:r>
         <w:t xml:space="preserve">Interfaces de contrôle local et de diagnostic</w:t>
       </w:r>
+      <w:r/>
       <w:bookmarkEnd w:id="14"/>
       <w:r/>
       <w:r/>
@@ -6394,12 +6416,9 @@
         </w:rPr>
         <w:t xml:space="preserve">3.6 Branchement / Liaison</w:t>
       </w:r>
+      <w:r/>
       <w:bookmarkEnd w:id="15"/>
-      <w:r>
-        <w:rPr>
-          <w:lang w:val="fr-CH"/>
-        </w:rPr>
-      </w:r>
+      <w:r/>
       <w:r>
         <w:rPr>
           <w:lang w:val="fr-CH"/>
@@ -6561,6 +6580,8 @@
         <w:ind/>
         <w:rPr/>
       </w:pPr>
+      <w:r/>
+      <w:bookmarkStart w:id="16" w:name="_Toc16"/>
       <w:r>
         <w:rPr>
           <w:highlight w:val="none"/>
@@ -6578,8 +6599,20 @@
         <w:t xml:space="preserve"> : </w:t>
       </w:r>
       <w:r>
-        <w:t xml:space="preserve">ESP32S3/C6</w:t>
+        <w:t xml:space="preserve">ESP32</w:t>
       </w:r>
+      <w:r>
+        <w:rPr>
+          <w:lang w:val="fr-CH"/>
+        </w:rPr>
+        <w:t xml:space="preserve">-</w:t>
+      </w:r>
+      <w:r>
+        <w:t xml:space="preserve">S3/C6</w:t>
+      </w:r>
+      <w:r/>
+      <w:bookmarkEnd w:id="16"/>
+      <w:r/>
       <w:r/>
     </w:p>
     <w:p>
@@ -7161,42 +7194,9 @@
         </w:rPr>
       </w:r>
       <w:r/>
-    </w:p>
-    <w:p>
-      <w:pPr>
-        <w:pBdr/>
-        <w:spacing/>
-        <w:ind/>
-        <w:jc w:val="both"/>
-        <w:rPr/>
-      </w:pPr>
       <w:r/>
       <w:r/>
-    </w:p>
-    <w:p>
-      <w:pPr>
-        <w:pBdr/>
-        <w:spacing/>
-        <w:ind/>
-        <w:jc w:val="both"/>
-        <w:rPr>
-          <w:highlight w:val="none"/>
-          <w:lang w:val="fr-CH"/>
-        </w:rPr>
-      </w:pPr>
-      <w:r>
-        <w:rPr>
-          <w:highlight w:val="none"/>
-          <w:lang w:val="fr-CH"/>
-        </w:rPr>
-      </w:r>
-      <w:r>
-        <w:rPr>
-          <w:highlight w:val="none"/>
-          <w:lang w:val="fr-CH"/>
-        </w:rPr>
-        <w:t xml:space="preserve">A faire : </w:t>
-      </w:r>
+      <w:r/>
       <w:r>
         <w:rPr>
           <w:highlight w:val="none"/>
@@ -7209,138 +7209,7 @@
           <w:lang w:val="fr-CH"/>
         </w:rPr>
       </w:r>
-    </w:p>
-    <w:p>
-      <w:pPr>
-        <w:pStyle w:val="1253"/>
-        <w:numPr>
-          <w:ilvl w:val="0"/>
-          <w:numId w:val="126"/>
-        </w:numPr>
-        <w:pBdr/>
-        <w:spacing/>
-        <w:ind/>
-        <w:jc w:val="both"/>
-        <w:rPr/>
-      </w:pPr>
-      <w:r>
-        <w:rPr>
-          <w:highlight w:val="none"/>
-          <w:lang w:val="fr-CH"/>
-        </w:rPr>
-        <w:t xml:space="preserve">Corriger Schéma de principe 3.0</w:t>
-      </w:r>
-      <w:r>
-        <w:rPr>
-          <w:highlight w:val="none"/>
-          <w:lang w:val="fr-CH"/>
-        </w:rPr>
-      </w:r>
       <w:r/>
-    </w:p>
-    <w:p>
-      <w:pPr>
-        <w:pStyle w:val="1253"/>
-        <w:numPr>
-          <w:ilvl w:val="0"/>
-          <w:numId w:val="126"/>
-        </w:numPr>
-        <w:pBdr/>
-        <w:spacing/>
-        <w:ind/>
-        <w:jc w:val="both"/>
-        <w:rPr/>
-      </w:pPr>
-      <w:r>
-        <w:rPr>
-          <w:highlight w:val="none"/>
-          <w:lang w:val="fr-CH"/>
-        </w:rPr>
-        <w:t xml:space="preserve">Créer les footprints, schématiques</w:t>
-      </w:r>
-      <w:r/>
-    </w:p>
-    <w:p>
-      <w:pPr>
-        <w:pStyle w:val="1253"/>
-        <w:numPr>
-          <w:ilvl w:val="0"/>
-          <w:numId w:val="126"/>
-        </w:numPr>
-        <w:pBdr/>
-        <w:spacing/>
-        <w:ind/>
-        <w:jc w:val="both"/>
-        <w:rPr/>
-      </w:pPr>
-      <w:r>
-        <w:rPr>
-          <w:highlight w:val="none"/>
-          <w:lang w:val="fr-CH"/>
-        </w:rPr>
-        <w:t xml:space="preserve">Trouver solution pour le lecteur RFID et ecran (positionnement)</w:t>
-      </w:r>
-      <w:r>
-        <w:rPr>
-          <w:highlight w:val="none"/>
-          <w:lang w:val="fr-CH"/>
-        </w:rPr>
-      </w:r>
-      <w:r/>
-    </w:p>
-    <w:p>
-      <w:pPr>
-        <w:pStyle w:val="1253"/>
-        <w:numPr>
-          <w:ilvl w:val="0"/>
-          <w:numId w:val="126"/>
-        </w:numPr>
-        <w:pBdr/>
-        <w:spacing/>
-        <w:ind/>
-        <w:jc w:val="both"/>
-        <w:rPr/>
-      </w:pPr>
-      <w:r>
-        <w:rPr>
-          <w:highlight w:val="none"/>
-          <w:lang w:val="fr-CH"/>
-        </w:rPr>
-        <w:t xml:space="preserve">Continuer le document</w:t>
-      </w:r>
-      <w:r/>
-    </w:p>
-    <w:p>
-      <w:pPr>
-        <w:pBdr/>
-        <w:spacing/>
-        <w:ind/>
-        <w:jc w:val="both"/>
-        <w:rPr/>
-      </w:pPr>
-      <w:r/>
-      <w:r/>
-    </w:p>
-    <w:p>
-      <w:pPr>
-        <w:pBdr/>
-        <w:spacing/>
-        <w:ind/>
-        <w:jc w:val="both"/>
-        <w:rPr/>
-      </w:pPr>
-      <w:r>
-        <w:rPr>
-          <w:highlight w:val="none"/>
-          <w:lang w:val="fr-CH"/>
-        </w:rPr>
-      </w:r>
-      <w:r>
-        <w:rPr>
-          <w:highlight w:val="none"/>
-          <w:lang w:val="fr-CH"/>
-        </w:rPr>
-      </w:r>
       <w:r/>
     </w:p>
     <w:sectPr>

--- a/Documents/LHO - M7 - DT.docx
+++ b/Documents/LHO - M7 - DT.docx
@@ -9,7 +9,11 @@
         <w:ind/>
         <w:rPr/>
       </w:pPr>
-      <w:r/>
+      <w:r>
+        <w:rPr>
+          <w:lang w:val="fr-CH"/>
+        </w:rPr>
+      </w:r>
       <w:r/>
     </w:p>
     <w:sdt>
@@ -909,7 +913,7 @@
       <w:sdtContent>
         <w:p>
           <w:pPr>
-            <w:pStyle w:val="1246"/>
+            <w:pStyle w:val="1248"/>
             <w:pBdr/>
             <w:spacing/>
             <w:ind/>
@@ -940,7 +944,7 @@
         </w:p>
         <w:p>
           <w:pPr>
-            <w:pStyle w:val="1249"/>
+            <w:pStyle w:val="1251"/>
             <w:pBdr/>
             <w:tabs>
               <w:tab w:val="right" w:leader="dot" w:pos="9061"/>
@@ -958,22 +962,21 @@
           <w:r>
             <w:fldChar w:fldCharType="separate"/>
           </w:r>
-          <w:r/>
           <w:hyperlink w:tooltip="#_Toc1" w:anchor="_Toc1" w:history="1">
             <w:r>
               <w:rPr>
-                <w:rStyle w:val="1250"/>
+                <w:rStyle w:val="1252"/>
               </w:rPr>
             </w:r>
             <w:r>
               <w:rPr>
-                <w:rStyle w:val="1250"/>
+                <w:rStyle w:val="1252"/>
               </w:rPr>
               <w:t xml:space="preserve">1. Introduction</w:t>
             </w:r>
             <w:r>
               <w:rPr>
-                <w:rStyle w:val="1250"/>
+                <w:rStyle w:val="1252"/>
               </w:rPr>
             </w:r>
             <w:r>
@@ -988,10 +991,11 @@
             </w:r>
           </w:hyperlink>
           <w:r/>
+          <w:r/>
         </w:p>
         <w:p>
           <w:pPr>
-            <w:pStyle w:val="1252"/>
+            <w:pStyle w:val="1254"/>
             <w:pBdr/>
             <w:tabs>
               <w:tab w:val="right" w:leader="dot" w:pos="9061"/>
@@ -1000,28 +1004,29 @@
             <w:ind/>
             <w:rPr/>
           </w:pPr>
+          <w:r/>
           <w:hyperlink w:tooltip="#_Toc2" w:anchor="_Toc2" w:history="1">
             <w:r>
               <w:rPr>
-                <w:rStyle w:val="1250"/>
+                <w:rStyle w:val="1252"/>
               </w:rPr>
             </w:r>
             <w:r>
               <w:rPr>
-                <w:rStyle w:val="1250"/>
+                <w:rStyle w:val="1252"/>
                 <w:lang w:val="fr-CH"/>
               </w:rPr>
               <w:t xml:space="preserve">1.1 </w:t>
             </w:r>
             <w:r>
               <w:rPr>
-                <w:rStyle w:val="1250"/>
+                <w:rStyle w:val="1252"/>
               </w:rPr>
               <w:t xml:space="preserve">Personnes impliquées</w:t>
             </w:r>
             <w:r>
               <w:rPr>
-                <w:rStyle w:val="1250"/>
+                <w:rStyle w:val="1252"/>
               </w:rPr>
             </w:r>
             <w:r>
@@ -1036,10 +1041,11 @@
             </w:r>
           </w:hyperlink>
           <w:r/>
+          <w:r/>
         </w:p>
         <w:p>
           <w:pPr>
-            <w:pStyle w:val="1252"/>
+            <w:pStyle w:val="1254"/>
             <w:pBdr/>
             <w:tabs>
               <w:tab w:val="right" w:leader="dot" w:pos="9061"/>
@@ -1048,28 +1054,29 @@
             <w:ind/>
             <w:rPr/>
           </w:pPr>
+          <w:r/>
           <w:hyperlink w:tooltip="#_Toc3" w:anchor="_Toc3" w:history="1">
             <w:r>
               <w:rPr>
-                <w:rStyle w:val="1250"/>
+                <w:rStyle w:val="1252"/>
               </w:rPr>
             </w:r>
             <w:r>
               <w:rPr>
-                <w:rStyle w:val="1250"/>
+                <w:rStyle w:val="1252"/>
                 <w:lang w:val="fr-CH"/>
               </w:rPr>
               <w:t xml:space="preserve">1.2 </w:t>
             </w:r>
             <w:r>
               <w:rPr>
-                <w:rStyle w:val="1250"/>
+                <w:rStyle w:val="1252"/>
               </w:rPr>
               <w:t xml:space="preserve">Directives générales</w:t>
             </w:r>
             <w:r>
               <w:rPr>
-                <w:rStyle w:val="1250"/>
+                <w:rStyle w:val="1252"/>
               </w:rPr>
             </w:r>
             <w:r>
@@ -1084,10 +1091,11 @@
             </w:r>
           </w:hyperlink>
           <w:r/>
+          <w:r/>
         </w:p>
         <w:p>
           <w:pPr>
-            <w:pStyle w:val="1264"/>
+            <w:pStyle w:val="1266"/>
             <w:pBdr/>
             <w:tabs>
               <w:tab w:val="right" w:leader="dot" w:pos="9061"/>
@@ -1096,22 +1104,23 @@
             <w:ind/>
             <w:rPr/>
           </w:pPr>
+          <w:r/>
           <w:hyperlink w:tooltip="#_Toc4" w:anchor="_Toc4" w:history="1">
             <w:r>
               <w:rPr>
-                <w:rStyle w:val="1250"/>
+                <w:rStyle w:val="1252"/>
               </w:rPr>
             </w:r>
             <w:r>
               <w:rPr>
-                <w:rStyle w:val="1250"/>
+                <w:rStyle w:val="1252"/>
                 <w:lang w:val="fr-CH"/>
               </w:rPr>
               <w:t xml:space="preserve">1.2.1 Délais</w:t>
             </w:r>
             <w:r>
               <w:rPr>
-                <w:rStyle w:val="1250"/>
+                <w:rStyle w:val="1252"/>
               </w:rPr>
             </w:r>
             <w:r>
@@ -1126,10 +1135,11 @@
             </w:r>
           </w:hyperlink>
           <w:r/>
+          <w:r/>
         </w:p>
         <w:p>
           <w:pPr>
-            <w:pStyle w:val="1264"/>
+            <w:pStyle w:val="1266"/>
             <w:pBdr/>
             <w:tabs>
               <w:tab w:val="right" w:leader="dot" w:pos="9061"/>
@@ -1138,22 +1148,23 @@
             <w:ind/>
             <w:rPr/>
           </w:pPr>
+          <w:r/>
           <w:hyperlink w:tooltip="#_Toc5" w:anchor="_Toc5" w:history="1">
             <w:r>
               <w:rPr>
-                <w:rStyle w:val="1250"/>
+                <w:rStyle w:val="1252"/>
               </w:rPr>
             </w:r>
             <w:r>
               <w:rPr>
-                <w:rStyle w:val="1250"/>
+                <w:rStyle w:val="1252"/>
                 <w:lang w:val="fr-CH"/>
               </w:rPr>
               <w:t xml:space="preserve">1.2.2 Livrables</w:t>
             </w:r>
             <w:r>
               <w:rPr>
-                <w:rStyle w:val="1250"/>
+                <w:rStyle w:val="1252"/>
                 <w:lang w:val="fr-CH"/>
               </w:rPr>
             </w:r>
@@ -1173,10 +1184,11 @@
               <w:lang w:val="fr-CH"/>
             </w:rPr>
           </w:r>
+          <w:r/>
         </w:p>
         <w:p>
           <w:pPr>
-            <w:pStyle w:val="1249"/>
+            <w:pStyle w:val="1251"/>
             <w:pBdr/>
             <w:tabs>
               <w:tab w:val="right" w:leader="dot" w:pos="9061"/>
@@ -1185,42 +1197,43 @@
             <w:ind/>
             <w:rPr/>
           </w:pPr>
+          <w:r/>
           <w:hyperlink w:tooltip="#_Toc6" w:anchor="_Toc6" w:history="1">
             <w:r>
               <w:rPr>
-                <w:rStyle w:val="1250"/>
+                <w:rStyle w:val="1252"/>
               </w:rPr>
             </w:r>
             <w:r>
               <w:rPr>
-                <w:rStyle w:val="1250"/>
+                <w:rStyle w:val="1252"/>
                 <w:lang w:val="fr-CH"/>
               </w:rPr>
               <w:t xml:space="preserve">2</w:t>
             </w:r>
             <w:r>
               <w:rPr>
-                <w:rStyle w:val="1250"/>
+                <w:rStyle w:val="1252"/>
                 <w:lang w:val="fr-CH"/>
               </w:rPr>
               <w:t xml:space="preserve">.</w:t>
             </w:r>
             <w:r>
               <w:rPr>
-                <w:rStyle w:val="1250"/>
+                <w:rStyle w:val="1252"/>
                 <w:rFonts w:asciiTheme="minorHAnsi" w:hAnsiTheme="minorHAnsi" w:eastAsiaTheme="minorHAnsi" w:cstheme="minorBidi"/>
               </w:rPr>
               <w:t xml:space="preserve"> </w:t>
             </w:r>
             <w:r>
               <w:rPr>
-                <w:rStyle w:val="1250"/>
+                <w:rStyle w:val="1252"/>
               </w:rPr>
               <w:t xml:space="preserve">Spécifications du système</w:t>
             </w:r>
             <w:r>
               <w:rPr>
-                <w:rStyle w:val="1250"/>
+                <w:rStyle w:val="1252"/>
               </w:rPr>
             </w:r>
             <w:r>
@@ -1235,10 +1248,11 @@
             </w:r>
           </w:hyperlink>
           <w:r/>
+          <w:r/>
         </w:p>
         <w:p>
           <w:pPr>
-            <w:pStyle w:val="1252"/>
+            <w:pStyle w:val="1254"/>
             <w:pBdr/>
             <w:tabs>
               <w:tab w:val="right" w:leader="dot" w:pos="9061"/>
@@ -1247,34 +1261,35 @@
             <w:ind/>
             <w:rPr/>
           </w:pPr>
+          <w:r/>
           <w:hyperlink w:tooltip="#_Toc7" w:anchor="_Toc7" w:history="1">
             <w:r>
               <w:rPr>
-                <w:rStyle w:val="1250"/>
+                <w:rStyle w:val="1252"/>
               </w:rPr>
             </w:r>
             <w:r>
               <w:rPr>
-                <w:rStyle w:val="1250"/>
+                <w:rStyle w:val="1252"/>
               </w:rPr>
               <w:t xml:space="preserve">2.1 </w:t>
             </w:r>
             <w:r>
               <w:rPr>
-                <w:rStyle w:val="1250"/>
+                <w:rStyle w:val="1252"/>
                 <w:lang w:val="fr-CH"/>
               </w:rPr>
               <w:t xml:space="preserve">C</w:t>
             </w:r>
             <w:r>
               <w:rPr>
-                <w:rStyle w:val="1250"/>
+                <w:rStyle w:val="1252"/>
               </w:rPr>
               <w:t xml:space="preserve">ible</w:t>
             </w:r>
             <w:r>
               <w:rPr>
-                <w:rStyle w:val="1250"/>
+                <w:rStyle w:val="1252"/>
               </w:rPr>
             </w:r>
             <w:r>
@@ -1289,10 +1304,11 @@
             </w:r>
           </w:hyperlink>
           <w:r/>
+          <w:r/>
         </w:p>
         <w:p>
           <w:pPr>
-            <w:pStyle w:val="1252"/>
+            <w:pStyle w:val="1254"/>
             <w:pBdr/>
             <w:tabs>
               <w:tab w:val="right" w:leader="dot" w:pos="9061"/>
@@ -1301,61 +1317,62 @@
             <w:ind/>
             <w:rPr/>
           </w:pPr>
+          <w:r/>
           <w:hyperlink w:tooltip="#_Toc8" w:anchor="_Toc8" w:history="1">
             <w:r>
               <w:rPr>
-                <w:rStyle w:val="1250"/>
+                <w:rStyle w:val="1252"/>
               </w:rPr>
             </w:r>
             <w:r>
               <w:rPr>
-                <w:rStyle w:val="1250"/>
+                <w:rStyle w:val="1252"/>
                 <w:lang w:val="fr-CH"/>
               </w:rPr>
               <w:t xml:space="preserve">2.</w:t>
             </w:r>
             <w:r>
               <w:rPr>
-                <w:rStyle w:val="1250"/>
+                <w:rStyle w:val="1252"/>
                 <w:lang w:val="fr-CH"/>
               </w:rPr>
               <w:t xml:space="preserve">2</w:t>
             </w:r>
             <w:r>
               <w:rPr>
-                <w:rStyle w:val="1250"/>
+                <w:rStyle w:val="1252"/>
                 <w:lang w:val="fr-CH"/>
               </w:rPr>
               <w:t xml:space="preserve"> </w:t>
             </w:r>
             <w:r>
               <w:rPr>
-                <w:rStyle w:val="1250"/>
+                <w:rStyle w:val="1252"/>
               </w:rPr>
               <w:t xml:space="preserve">Exigences fonctionnel</w:t>
             </w:r>
             <w:r>
               <w:rPr>
-                <w:rStyle w:val="1250"/>
+                <w:rStyle w:val="1252"/>
                 <w:lang w:val="fr-CH"/>
               </w:rPr>
               <w:t xml:space="preserve">le</w:t>
             </w:r>
             <w:r>
               <w:rPr>
-                <w:rStyle w:val="1250"/>
+                <w:rStyle w:val="1252"/>
               </w:rPr>
               <w:t xml:space="preserve">s</w:t>
             </w:r>
             <w:r>
               <w:rPr>
-                <w:rStyle w:val="1250"/>
+                <w:rStyle w:val="1252"/>
               </w:rPr>
               <w:t xml:space="preserve"> </w:t>
             </w:r>
             <w:r>
               <w:rPr>
-                <w:rStyle w:val="1250"/>
+                <w:rStyle w:val="1252"/>
               </w:rPr>
             </w:r>
             <w:r>
@@ -1370,10 +1387,11 @@
             </w:r>
           </w:hyperlink>
           <w:r/>
+          <w:r/>
         </w:p>
         <w:p>
           <w:pPr>
-            <w:pStyle w:val="1249"/>
+            <w:pStyle w:val="1251"/>
             <w:pBdr/>
             <w:tabs>
               <w:tab w:val="right" w:leader="dot" w:pos="9061"/>
@@ -1382,35 +1400,36 @@
             <w:ind/>
             <w:rPr/>
           </w:pPr>
+          <w:r/>
           <w:hyperlink w:tooltip="#_Toc9" w:anchor="_Toc9" w:history="1">
             <w:r>
               <w:rPr>
-                <w:rStyle w:val="1250"/>
+                <w:rStyle w:val="1252"/>
               </w:rPr>
             </w:r>
             <w:r>
               <w:rPr>
-                <w:rStyle w:val="1250"/>
+                <w:rStyle w:val="1252"/>
                 <w:lang w:val="fr-CH"/>
               </w:rPr>
               <w:t xml:space="preserve">3. </w:t>
             </w:r>
             <w:r>
               <w:rPr>
-                <w:rStyle w:val="1250"/>
+                <w:rStyle w:val="1252"/>
               </w:rPr>
               <w:t xml:space="preserve">Conception Matérielle</w:t>
             </w:r>
             <w:r>
               <w:rPr>
-                <w:rStyle w:val="1250"/>
+                <w:rStyle w:val="1252"/>
                 <w:lang w:val="fr-CH"/>
               </w:rPr>
               <w:t xml:space="preserve"> </w:t>
             </w:r>
             <w:r>
               <w:rPr>
-                <w:rStyle w:val="1250"/>
+                <w:rStyle w:val="1252"/>
               </w:rPr>
             </w:r>
             <w:r>
@@ -1425,10 +1444,11 @@
             </w:r>
           </w:hyperlink>
           <w:r/>
+          <w:r/>
         </w:p>
         <w:p>
           <w:pPr>
-            <w:pStyle w:val="1252"/>
+            <w:pStyle w:val="1254"/>
             <w:pBdr/>
             <w:tabs>
               <w:tab w:val="right" w:leader="dot" w:pos="9061"/>
@@ -1437,15 +1457,16 @@
             <w:ind/>
             <w:rPr/>
           </w:pPr>
+          <w:r/>
           <w:hyperlink w:tooltip="#_Toc10" w:anchor="_Toc10" w:history="1">
             <w:r>
               <w:rPr>
-                <w:rStyle w:val="1250"/>
+                <w:rStyle w:val="1252"/>
               </w:rPr>
             </w:r>
             <w:r>
               <w:rPr>
-                <w:rStyle w:val="1250"/>
+                <w:rStyle w:val="1252"/>
                 <w:highlight w:val="none"/>
                 <w:lang w:val="fr-CH"/>
               </w:rPr>
@@ -1453,13 +1474,13 @@
             </w:r>
             <w:r>
               <w:rPr>
-                <w:rStyle w:val="1250"/>
+                <w:rStyle w:val="1252"/>
               </w:rPr>
               <w:t xml:space="preserve">Vue d'ensemble de l'architecture</w:t>
             </w:r>
             <w:r>
               <w:rPr>
-                <w:rStyle w:val="1250"/>
+                <w:rStyle w:val="1252"/>
               </w:rPr>
             </w:r>
             <w:r>
@@ -1474,10 +1495,11 @@
             </w:r>
           </w:hyperlink>
           <w:r/>
+          <w:r/>
         </w:p>
         <w:p>
           <w:pPr>
-            <w:pStyle w:val="1252"/>
+            <w:pStyle w:val="1254"/>
             <w:pBdr/>
             <w:tabs>
               <w:tab w:val="right" w:leader="dot" w:pos="9061"/>
@@ -1486,35 +1508,36 @@
             <w:ind/>
             <w:rPr/>
           </w:pPr>
+          <w:r/>
           <w:hyperlink w:tooltip="#_Toc11" w:anchor="_Toc11" w:history="1">
             <w:r>
               <w:rPr>
-                <w:rStyle w:val="1250"/>
+                <w:rStyle w:val="1252"/>
               </w:rPr>
             </w:r>
             <w:r>
               <w:rPr>
-                <w:rStyle w:val="1250"/>
+                <w:rStyle w:val="1252"/>
                 <w:lang w:val="fr-CH"/>
               </w:rPr>
               <w:t xml:space="preserve">3.2 </w:t>
             </w:r>
             <w:r>
               <w:rPr>
-                <w:rStyle w:val="1250"/>
+                <w:rStyle w:val="1252"/>
               </w:rPr>
               <w:t xml:space="preserve">Module de lecture RFID : </w:t>
             </w:r>
             <w:r>
               <w:rPr>
-                <w:rStyle w:val="1250"/>
+                <w:rStyle w:val="1252"/>
                 <w:lang w:val="fr-CH"/>
               </w:rPr>
               <w:t xml:space="preserve">RC522</w:t>
             </w:r>
             <w:r>
               <w:rPr>
-                <w:rStyle w:val="1250"/>
+                <w:rStyle w:val="1252"/>
               </w:rPr>
             </w:r>
             <w:r>
@@ -1529,10 +1552,11 @@
             </w:r>
           </w:hyperlink>
           <w:r/>
+          <w:r/>
         </w:p>
         <w:p>
           <w:pPr>
-            <w:pStyle w:val="1252"/>
+            <w:pStyle w:val="1254"/>
             <w:pBdr/>
             <w:tabs>
               <w:tab w:val="right" w:leader="dot" w:pos="9061"/>
@@ -1541,15 +1565,16 @@
             <w:ind/>
             <w:rPr/>
           </w:pPr>
+          <w:r/>
           <w:hyperlink w:tooltip="#_Toc12" w:anchor="_Toc12" w:history="1">
             <w:r>
               <w:rPr>
-                <w:rStyle w:val="1250"/>
+                <w:rStyle w:val="1252"/>
               </w:rPr>
             </w:r>
             <w:r>
               <w:rPr>
-                <w:rStyle w:val="1250"/>
+                <w:rStyle w:val="1252"/>
                 <w:highlight w:val="none"/>
                 <w:lang w:val="fr-CH"/>
               </w:rPr>
@@ -1557,7 +1582,7 @@
             </w:r>
             <w:r>
               <w:rPr>
-                <w:rStyle w:val="1250"/>
+                <w:rStyle w:val="1252"/>
                 <w:highlight w:val="none"/>
                 <w:lang w:val="fr-CH"/>
               </w:rPr>
@@ -1565,7 +1590,7 @@
             </w:r>
             <w:r>
               <w:rPr>
-                <w:rStyle w:val="1250"/>
+                <w:rStyle w:val="1252"/>
                 <w:highlight w:val="none"/>
                 <w:lang w:val="fr-CH"/>
               </w:rPr>
@@ -1573,7 +1598,7 @@
             </w:r>
             <w:r>
               <w:rPr>
-                <w:rStyle w:val="1250"/>
+                <w:rStyle w:val="1252"/>
                 <w:highlight w:val="none"/>
                 <w:lang w:val="fr-CH"/>
               </w:rPr>
@@ -1581,7 +1606,7 @@
             </w:r>
             <w:r>
               <w:rPr>
-                <w:rStyle w:val="1250"/>
+                <w:rStyle w:val="1252"/>
               </w:rPr>
             </w:r>
             <w:r>
@@ -1596,10 +1621,11 @@
             </w:r>
           </w:hyperlink>
           <w:r/>
+          <w:r/>
         </w:p>
         <w:p>
           <w:pPr>
-            <w:pStyle w:val="1252"/>
+            <w:pStyle w:val="1254"/>
             <w:pBdr/>
             <w:tabs>
               <w:tab w:val="right" w:leader="dot" w:pos="9061"/>
@@ -1608,15 +1634,16 @@
             <w:ind/>
             <w:rPr/>
           </w:pPr>
+          <w:r/>
           <w:hyperlink w:tooltip="#_Toc13" w:anchor="_Toc13" w:history="1">
             <w:r>
               <w:rPr>
-                <w:rStyle w:val="1250"/>
+                <w:rStyle w:val="1252"/>
               </w:rPr>
             </w:r>
             <w:r>
               <w:rPr>
-                <w:rStyle w:val="1250"/>
+                <w:rStyle w:val="1252"/>
                 <w:highlight w:val="none"/>
                 <w:lang w:val="fr-CH"/>
               </w:rPr>
@@ -1624,27 +1651,27 @@
             </w:r>
             <w:r>
               <w:rPr>
-                <w:rStyle w:val="1250"/>
+                <w:rStyle w:val="1252"/>
               </w:rPr>
               <w:t xml:space="preserve">Gestion de l'alimentation :</w:t>
             </w:r>
             <w:r>
               <w:rPr>
-                <w:rStyle w:val="1250"/>
+                <w:rStyle w:val="1252"/>
                 <w:lang w:val="fr-CH"/>
               </w:rPr>
               <w:t xml:space="preserve"> </w:t>
             </w:r>
             <w:r>
               <w:rPr>
-                <w:rStyle w:val="1250"/>
+                <w:rStyle w:val="1252"/>
                 <w:lang w:val="fr-CH"/>
               </w:rPr>
               <w:t xml:space="preserve">(24v -&gt;3v3)</w:t>
             </w:r>
             <w:r>
               <w:rPr>
-                <w:rStyle w:val="1250"/>
+                <w:rStyle w:val="1252"/>
               </w:rPr>
             </w:r>
             <w:r>
@@ -1659,10 +1686,11 @@
             </w:r>
           </w:hyperlink>
           <w:r/>
+          <w:r/>
         </w:p>
         <w:p>
           <w:pPr>
-            <w:pStyle w:val="1252"/>
+            <w:pStyle w:val="1254"/>
             <w:pBdr/>
             <w:tabs>
               <w:tab w:val="right" w:leader="dot" w:pos="9061"/>
@@ -1671,15 +1699,16 @@
             <w:ind/>
             <w:rPr/>
           </w:pPr>
+          <w:r/>
           <w:hyperlink w:tooltip="#_Toc14" w:anchor="_Toc14" w:history="1">
             <w:r>
               <w:rPr>
-                <w:rStyle w:val="1250"/>
+                <w:rStyle w:val="1252"/>
               </w:rPr>
             </w:r>
             <w:r>
               <w:rPr>
-                <w:rStyle w:val="1250"/>
+                <w:rStyle w:val="1252"/>
                 <w:highlight w:val="none"/>
                 <w:lang w:val="fr-CH"/>
               </w:rPr>
@@ -1687,13 +1716,13 @@
             </w:r>
             <w:r>
               <w:rPr>
-                <w:rStyle w:val="1250"/>
+                <w:rStyle w:val="1252"/>
               </w:rPr>
               <w:t xml:space="preserve">Interfaces de contrôle local et de diagnostic</w:t>
             </w:r>
             <w:r>
               <w:rPr>
-                <w:rStyle w:val="1250"/>
+                <w:rStyle w:val="1252"/>
               </w:rPr>
             </w:r>
             <w:r>
@@ -1708,10 +1737,11 @@
             </w:r>
           </w:hyperlink>
           <w:r/>
+          <w:r/>
         </w:p>
         <w:p>
           <w:pPr>
-            <w:pStyle w:val="1252"/>
+            <w:pStyle w:val="1254"/>
             <w:pBdr/>
             <w:tabs>
               <w:tab w:val="right" w:leader="dot" w:pos="9061"/>
@@ -1720,22 +1750,23 @@
             <w:ind/>
             <w:rPr/>
           </w:pPr>
+          <w:r/>
           <w:hyperlink w:tooltip="#_Toc15" w:anchor="_Toc15" w:history="1">
             <w:r>
               <w:rPr>
-                <w:rStyle w:val="1250"/>
+                <w:rStyle w:val="1252"/>
               </w:rPr>
             </w:r>
             <w:r>
               <w:rPr>
-                <w:rStyle w:val="1250"/>
+                <w:rStyle w:val="1252"/>
                 <w:lang w:val="fr-CH"/>
               </w:rPr>
               <w:t xml:space="preserve">3.6 Branchement / Liaison</w:t>
             </w:r>
             <w:r>
               <w:rPr>
-                <w:rStyle w:val="1250"/>
+                <w:rStyle w:val="1252"/>
                 <w:lang w:val="fr-CH"/>
               </w:rPr>
             </w:r>
@@ -1755,10 +1786,11 @@
               <w:lang w:val="fr-CH"/>
             </w:rPr>
           </w:r>
+          <w:r/>
         </w:p>
         <w:p>
           <w:pPr>
-            <w:pStyle w:val="1252"/>
+            <w:pStyle w:val="1254"/>
             <w:pBdr/>
             <w:tabs>
               <w:tab w:val="right" w:leader="dot" w:pos="9061"/>
@@ -1767,15 +1799,16 @@
             <w:ind/>
             <w:rPr/>
           </w:pPr>
+          <w:r/>
           <w:hyperlink w:tooltip="#_Toc16" w:anchor="_Toc16" w:history="1">
             <w:r>
               <w:rPr>
-                <w:rStyle w:val="1250"/>
+                <w:rStyle w:val="1252"/>
               </w:rPr>
             </w:r>
             <w:r>
               <w:rPr>
-                <w:rStyle w:val="1250"/>
+                <w:rStyle w:val="1252"/>
                 <w:highlight w:val="none"/>
                 <w:lang w:val="fr-CH"/>
               </w:rPr>
@@ -1783,39 +1816,39 @@
             </w:r>
             <w:r>
               <w:rPr>
-                <w:rStyle w:val="1250"/>
+                <w:rStyle w:val="1252"/>
                 <w:lang w:val="fr-CH"/>
               </w:rPr>
               <w:t xml:space="preserve">Microcontroleur</w:t>
             </w:r>
             <w:r>
               <w:rPr>
-                <w:rStyle w:val="1250"/>
+                <w:rStyle w:val="1252"/>
               </w:rPr>
               <w:t xml:space="preserve"> : </w:t>
             </w:r>
             <w:r>
               <w:rPr>
-                <w:rStyle w:val="1250"/>
+                <w:rStyle w:val="1252"/>
               </w:rPr>
               <w:t xml:space="preserve">ESP32</w:t>
             </w:r>
             <w:r>
               <w:rPr>
-                <w:rStyle w:val="1250"/>
+                <w:rStyle w:val="1252"/>
                 <w:lang w:val="fr-CH"/>
               </w:rPr>
               <w:t xml:space="preserve">-</w:t>
             </w:r>
             <w:r>
               <w:rPr>
-                <w:rStyle w:val="1250"/>
+                <w:rStyle w:val="1252"/>
               </w:rPr>
               <w:t xml:space="preserve">S3/C6</w:t>
             </w:r>
             <w:r>
               <w:rPr>
-                <w:rStyle w:val="1250"/>
+                <w:rStyle w:val="1252"/>
               </w:rPr>
             </w:r>
             <w:r>
@@ -1830,6 +1863,7 @@
             </w:r>
           </w:hyperlink>
           <w:r/>
+          <w:r/>
         </w:p>
         <w:p>
           <w:pPr>
@@ -1838,7 +1872,6 @@
             <w:ind/>
             <w:rPr/>
           </w:pPr>
-          <w:r/>
           <w:r>
             <w:rPr>
               <w:b/>
@@ -1846,7 +1879,6 @@
             </w:rPr>
             <w:fldChar w:fldCharType="end"/>
           </w:r>
-          <w:r/>
           <w:r/>
         </w:p>
       </w:sdtContent>
@@ -1871,7 +1903,7 @@
     </w:p>
     <w:p>
       <w:pPr>
-        <w:pStyle w:val="1052"/>
+        <w:pStyle w:val="1054"/>
         <w:pBdr/>
         <w:spacing/>
         <w:ind/>
@@ -1882,7 +1914,6 @@
       <w:r>
         <w:t xml:space="preserve">1. Introduction</w:t>
       </w:r>
-      <w:r/>
       <w:bookmarkEnd w:id="1"/>
       <w:r/>
       <w:r/>
@@ -1990,7 +2021,7 @@
     </w:p>
     <w:p>
       <w:pPr>
-        <w:pStyle w:val="1253"/>
+        <w:pStyle w:val="1255"/>
         <w:numPr>
           <w:ilvl w:val="0"/>
           <w:numId w:val="116"/>
@@ -2036,7 +2067,7 @@
     </w:p>
     <w:p>
       <w:pPr>
-        <w:pStyle w:val="1253"/>
+        <w:pStyle w:val="1255"/>
         <w:numPr>
           <w:ilvl w:val="0"/>
           <w:numId w:val="116"/>
@@ -2066,7 +2097,7 @@
     </w:p>
     <w:p>
       <w:pPr>
-        <w:pStyle w:val="1253"/>
+        <w:pStyle w:val="1255"/>
         <w:numPr>
           <w:ilvl w:val="0"/>
           <w:numId w:val="116"/>
@@ -2095,7 +2126,7 @@
     </w:p>
     <w:p>
       <w:pPr>
-        <w:pStyle w:val="1253"/>
+        <w:pStyle w:val="1255"/>
         <w:numPr>
           <w:ilvl w:val="0"/>
           <w:numId w:val="116"/>
@@ -2124,7 +2155,7 @@
     </w:p>
     <w:p>
       <w:pPr>
-        <w:pStyle w:val="1053"/>
+        <w:pStyle w:val="1055"/>
         <w:pBdr/>
         <w:spacing/>
         <w:ind/>
@@ -2141,7 +2172,6 @@
       <w:r>
         <w:t xml:space="preserve">Personnes impliquées</w:t>
       </w:r>
-      <w:r/>
       <w:bookmarkEnd w:id="2"/>
       <w:r/>
       <w:r/>
@@ -2160,7 +2190,7 @@
     </w:p>
     <w:p>
       <w:pPr>
-        <w:pStyle w:val="1253"/>
+        <w:pStyle w:val="1255"/>
         <w:numPr>
           <w:ilvl w:val="0"/>
           <w:numId w:val="102"/>
@@ -2198,7 +2228,7 @@
     </w:p>
     <w:p>
       <w:pPr>
-        <w:pStyle w:val="1253"/>
+        <w:pStyle w:val="1255"/>
         <w:numPr>
           <w:ilvl w:val="0"/>
           <w:numId w:val="103"/>
@@ -2221,7 +2251,7 @@
     </w:p>
     <w:p>
       <w:pPr>
-        <w:pStyle w:val="1253"/>
+        <w:pStyle w:val="1255"/>
         <w:numPr>
           <w:ilvl w:val="0"/>
           <w:numId w:val="103"/>
@@ -2241,7 +2271,6 @@
       <w:r>
         <w:t xml:space="preserve">suivi technique du projet</w:t>
       </w:r>
-      <w:r/>
       <w:r>
         <w:rPr>
           <w:highlight w:val="none"/>
@@ -2252,7 +2281,7 @@
     </w:p>
     <w:p>
       <w:pPr>
-        <w:pStyle w:val="1253"/>
+        <w:pStyle w:val="1255"/>
         <w:numPr>
           <w:ilvl w:val="0"/>
           <w:numId w:val="103"/>
@@ -2281,7 +2310,7 @@
     </w:p>
     <w:p>
       <w:pPr>
-        <w:pStyle w:val="1053"/>
+        <w:pStyle w:val="1055"/>
         <w:pBdr/>
         <w:spacing/>
         <w:ind/>
@@ -2298,14 +2327,13 @@
       <w:r>
         <w:t xml:space="preserve">Directives générales</w:t>
       </w:r>
-      <w:r/>
       <w:bookmarkEnd w:id="3"/>
       <w:r/>
       <w:r/>
     </w:p>
     <w:p>
       <w:pPr>
-        <w:pStyle w:val="1054"/>
+        <w:pStyle w:val="1056"/>
         <w:pBdr/>
         <w:spacing/>
         <w:ind/>
@@ -2319,14 +2347,13 @@
         </w:rPr>
         <w:t xml:space="preserve">1.2.1 Délais</w:t>
       </w:r>
-      <w:r/>
       <w:bookmarkEnd w:id="4"/>
       <w:r/>
       <w:r/>
     </w:p>
     <w:tbl>
       <w:tblPr>
-        <w:tblStyle w:val="1260"/>
+        <w:tblStyle w:val="1262"/>
         <w:tblW w:w="0" w:type="auto"/>
         <w:tblBorders/>
         <w:tblLook w:val="04A0" w:firstRow="1" w:lastRow="0" w:firstColumn="1" w:lastColumn="0" w:noHBand="0" w:noVBand="1"/>
@@ -2594,7 +2621,7 @@
     </w:p>
     <w:p>
       <w:pPr>
-        <w:pStyle w:val="1054"/>
+        <w:pStyle w:val="1056"/>
         <w:pBdr/>
         <w:spacing/>
         <w:ind/>
@@ -2610,9 +2637,12 @@
         </w:rPr>
         <w:t xml:space="preserve">1.2.2 Livrables</w:t>
       </w:r>
-      <w:r/>
       <w:bookmarkEnd w:id="5"/>
-      <w:r/>
+      <w:r>
+        <w:rPr>
+          <w:lang w:val="fr-CH"/>
+        </w:rPr>
+      </w:r>
       <w:r>
         <w:rPr>
           <w:lang w:val="fr-CH"/>
@@ -2621,7 +2651,7 @@
     </w:p>
     <w:p>
       <w:pPr>
-        <w:pStyle w:val="1253"/>
+        <w:pStyle w:val="1255"/>
         <w:numPr>
           <w:ilvl w:val="0"/>
           <w:numId w:val="104"/>
@@ -2655,7 +2685,7 @@
     </w:p>
     <w:p>
       <w:pPr>
-        <w:pStyle w:val="1253"/>
+        <w:pStyle w:val="1255"/>
         <w:numPr>
           <w:ilvl w:val="0"/>
           <w:numId w:val="104"/>
@@ -2679,7 +2709,7 @@
     </w:p>
     <w:p>
       <w:pPr>
-        <w:pStyle w:val="1253"/>
+        <w:pStyle w:val="1255"/>
         <w:numPr>
           <w:ilvl w:val="0"/>
           <w:numId w:val="104"/>
@@ -2700,7 +2730,7 @@
     </w:p>
     <w:p>
       <w:pPr>
-        <w:pStyle w:val="1253"/>
+        <w:pStyle w:val="1255"/>
         <w:numPr>
           <w:ilvl w:val="0"/>
           <w:numId w:val="104"/>
@@ -2721,7 +2751,7 @@
     </w:p>
     <w:p>
       <w:pPr>
-        <w:pStyle w:val="1253"/>
+        <w:pStyle w:val="1255"/>
         <w:numPr>
           <w:ilvl w:val="0"/>
           <w:numId w:val="104"/>
@@ -2748,7 +2778,7 @@
     </w:p>
     <w:p>
       <w:pPr>
-        <w:pStyle w:val="1253"/>
+        <w:pStyle w:val="1255"/>
         <w:numPr>
           <w:ilvl w:val="0"/>
           <w:numId w:val="104"/>
@@ -2776,7 +2806,7 @@
     </w:p>
     <w:p>
       <w:pPr>
-        <w:pStyle w:val="1052"/>
+        <w:pStyle w:val="1054"/>
         <w:pBdr/>
         <w:spacing/>
         <w:ind/>
@@ -2808,7 +2838,6 @@
       <w:r>
         <w:t xml:space="preserve">Spécifications du système</w:t>
       </w:r>
-      <w:r/>
       <w:bookmarkEnd w:id="6"/>
       <w:r/>
       <w:r/>
@@ -2927,7 +2956,7 @@
     </w:p>
     <w:p>
       <w:pPr>
-        <w:pStyle w:val="1053"/>
+        <w:pStyle w:val="1055"/>
         <w:pBdr/>
         <w:spacing/>
         <w:ind/>
@@ -2948,7 +2977,6 @@
       <w:r>
         <w:t xml:space="preserve">ible</w:t>
       </w:r>
-      <w:r/>
       <w:bookmarkEnd w:id="7"/>
       <w:r/>
       <w:r/>
@@ -2987,7 +3015,7 @@
     </w:p>
     <w:p>
       <w:pPr>
-        <w:pStyle w:val="1253"/>
+        <w:pStyle w:val="1255"/>
         <w:numPr>
           <w:ilvl w:val="0"/>
           <w:numId w:val="118"/>
@@ -3032,7 +3060,7 @@
     </w:p>
     <w:p>
       <w:pPr>
-        <w:pStyle w:val="1253"/>
+        <w:pStyle w:val="1255"/>
         <w:numPr>
           <w:ilvl w:val="0"/>
           <w:numId w:val="118"/>
@@ -3080,7 +3108,7 @@
     </w:p>
     <w:p>
       <w:pPr>
-        <w:pStyle w:val="1253"/>
+        <w:pStyle w:val="1255"/>
         <w:numPr>
           <w:ilvl w:val="0"/>
           <w:numId w:val="118"/>
@@ -3103,7 +3131,7 @@
     </w:p>
     <w:p>
       <w:pPr>
-        <w:pStyle w:val="1053"/>
+        <w:pStyle w:val="1055"/>
         <w:pBdr/>
         <w:spacing/>
         <w:ind/>
@@ -3144,7 +3172,6 @@
       <w:r>
         <w:t xml:space="preserve"> </w:t>
       </w:r>
-      <w:r/>
       <w:bookmarkEnd w:id="8"/>
       <w:r/>
       <w:r/>
@@ -3163,7 +3190,7 @@
     </w:p>
     <w:tbl>
       <w:tblPr>
-        <w:tblStyle w:val="1262"/>
+        <w:tblStyle w:val="1264"/>
         <w:tblW w:w="0" w:type="auto"/>
         <w:tblBorders/>
         <w:tblLayout w:type="fixed"/>
@@ -4872,7 +4899,7 @@
     </w:tbl>
     <w:p>
       <w:pPr>
-        <w:pStyle w:val="1052"/>
+        <w:pStyle w:val="1054"/>
         <w:pBdr/>
         <w:spacing/>
         <w:ind/>
@@ -4895,7 +4922,6 @@
         </w:rPr>
         <w:t xml:space="preserve"> </w:t>
       </w:r>
-      <w:r/>
       <w:bookmarkEnd w:id="9"/>
       <w:r/>
       <w:r/>
@@ -4963,7 +4989,7 @@
     </w:p>
     <w:p>
       <w:pPr>
-        <w:pStyle w:val="1053"/>
+        <w:pStyle w:val="1055"/>
         <w:pBdr/>
         <w:spacing/>
         <w:ind/>
@@ -4981,7 +5007,6 @@
       <w:r>
         <w:t xml:space="preserve">Vue d'ensemble de l'architecture</w:t>
       </w:r>
-      <w:r/>
       <w:bookmarkEnd w:id="10"/>
       <w:r/>
       <w:r/>
@@ -5160,7 +5185,7 @@
     </w:p>
     <w:p>
       <w:pPr>
-        <w:pStyle w:val="1053"/>
+        <w:pStyle w:val="1055"/>
         <w:pBdr/>
         <w:spacing/>
         <w:ind/>
@@ -5262,7 +5287,6 @@
         </w:rPr>
         <w:t xml:space="preserve">RC522</w:t>
       </w:r>
-      <w:r/>
       <w:bookmarkEnd w:id="11"/>
       <w:r/>
       <w:r/>
@@ -5325,7 +5349,7 @@
     </w:p>
     <w:p>
       <w:pPr>
-        <w:pStyle w:val="1053"/>
+        <w:pStyle w:val="1055"/>
         <w:pBdr/>
         <w:spacing/>
         <w:ind/>
@@ -5361,7 +5385,6 @@
         </w:rPr>
         <w:t xml:space="preserve"> et MAX3485</w:t>
       </w:r>
-      <w:r/>
       <w:bookmarkEnd w:id="12"/>
       <w:r/>
       <w:r/>
@@ -5405,7 +5428,7 @@
     </w:p>
     <w:p>
       <w:pPr>
-        <w:pStyle w:val="1253"/>
+        <w:pStyle w:val="1255"/>
         <w:numPr>
           <w:ilvl w:val="0"/>
           <w:numId w:val="120"/>
@@ -5539,7 +5562,7 @@
     </w:p>
     <w:p>
       <w:pPr>
-        <w:pStyle w:val="1253"/>
+        <w:pStyle w:val="1255"/>
         <w:numPr>
           <w:ilvl w:val="0"/>
           <w:numId w:val="120"/>
@@ -5681,7 +5704,7 @@
     </w:p>
     <w:p>
       <w:pPr>
-        <w:pStyle w:val="1053"/>
+        <w:pStyle w:val="1055"/>
         <w:pBdr/>
         <w:spacing/>
         <w:ind/>
@@ -5711,7 +5734,6 @@
         </w:rPr>
         <w:t xml:space="preserve">(24v -&gt;3v3)</w:t>
       </w:r>
-      <w:r/>
       <w:bookmarkEnd w:id="13"/>
       <w:r/>
       <w:r/>
@@ -5822,7 +5844,7 @@
           <w:highlight w:val="none"/>
           <w:lang w:val="fr-CH"/>
         </w:rPr>
-        <w:t xml:space="preserve">TR10S3V3</w:t>
+        <w:t xml:space="preserve">TSR 1-2433E</w:t>
       </w:r>
       <w:r>
         <w:rPr>
@@ -5903,7 +5925,7 @@
           <w:highlight w:val="none"/>
           <w:lang w:val="fr-CH" w:bidi="fr-CH"/>
         </w:rPr>
-        <w:t xml:space="preserve">Il peut délivrer un courant allant jusqu'à 1A, avec une excellente efficacité énergétique pouvant atteindre 93%.</w:t>
+        <w:t xml:space="preserve">Il peut délivrer un courant allant jusqu'à 1A, avec une excellente efficacité énergétique pouvant atteindre 88%.</w:t>
       </w:r>
       <w:r>
         <w:rPr>
@@ -5966,7 +5988,7 @@
     </w:p>
     <w:p>
       <w:pPr>
-        <w:pStyle w:val="1053"/>
+        <w:pStyle w:val="1055"/>
         <w:pBdr/>
         <w:spacing/>
         <w:ind/>
@@ -5984,7 +6006,6 @@
       <w:r>
         <w:t xml:space="preserve">Interfaces de contrôle local et de diagnostic</w:t>
       </w:r>
-      <w:r/>
       <w:bookmarkEnd w:id="14"/>
       <w:r/>
       <w:r/>
@@ -6020,7 +6041,7 @@
     </w:p>
     <w:p>
       <w:pPr>
-        <w:pStyle w:val="1253"/>
+        <w:pStyle w:val="1255"/>
         <w:numPr>
           <w:ilvl w:val="0"/>
           <w:numId w:val="121"/>
@@ -6242,7 +6263,7 @@
     </w:p>
     <w:p>
       <w:pPr>
-        <w:pStyle w:val="1253"/>
+        <w:pStyle w:val="1255"/>
         <w:numPr>
           <w:ilvl w:val="0"/>
           <w:numId w:val="121"/>
@@ -6321,7 +6342,7 @@
     </w:p>
     <w:p>
       <w:pPr>
-        <w:pStyle w:val="1053"/>
+        <w:pStyle w:val="1055"/>
         <w:pBdr/>
         <w:spacing/>
         <w:ind/>
@@ -6416,9 +6437,12 @@
         </w:rPr>
         <w:t xml:space="preserve">3.6 Branchement / Liaison</w:t>
       </w:r>
-      <w:r/>
       <w:bookmarkEnd w:id="15"/>
-      <w:r/>
+      <w:r>
+        <w:rPr>
+          <w:lang w:val="fr-CH"/>
+        </w:rPr>
+      </w:r>
       <w:r>
         <w:rPr>
           <w:lang w:val="fr-CH"/>
@@ -6486,7 +6510,7 @@
     </w:p>
     <w:p>
       <w:pPr>
-        <w:pStyle w:val="1253"/>
+        <w:pStyle w:val="1255"/>
         <w:numPr>
           <w:ilvl w:val="0"/>
           <w:numId w:val="124"/>
@@ -6526,7 +6550,7 @@
     </w:p>
     <w:p>
       <w:pPr>
-        <w:pStyle w:val="1253"/>
+        <w:pStyle w:val="1255"/>
         <w:numPr>
           <w:ilvl w:val="0"/>
           <w:numId w:val="124"/>
@@ -6574,7 +6598,7 @@
     </w:p>
     <w:p>
       <w:pPr>
-        <w:pStyle w:val="1053"/>
+        <w:pStyle w:val="1055"/>
         <w:pBdr/>
         <w:spacing/>
         <w:ind/>
@@ -6610,7 +6634,6 @@
       <w:r>
         <w:t xml:space="preserve">S3/C6</w:t>
       </w:r>
-      <w:r/>
       <w:bookmarkEnd w:id="16"/>
       <w:r/>
       <w:r/>
@@ -6747,7 +6770,7 @@
     </w:p>
     <w:p>
       <w:pPr>
-        <w:pStyle w:val="1253"/>
+        <w:pStyle w:val="1255"/>
         <w:numPr>
           <w:ilvl w:val="0"/>
           <w:numId w:val="122"/>
@@ -6808,7 +6831,7 @@
     </w:p>
     <w:p>
       <w:pPr>
-        <w:pStyle w:val="1253"/>
+        <w:pStyle w:val="1255"/>
         <w:numPr>
           <w:ilvl w:val="0"/>
           <w:numId w:val="122"/>
@@ -6874,7 +6897,7 @@
     </w:p>
     <w:p>
       <w:pPr>
-        <w:pStyle w:val="1253"/>
+        <w:pStyle w:val="1255"/>
         <w:numPr>
           <w:ilvl w:val="0"/>
           <w:numId w:val="122"/>
@@ -6941,7 +6964,7 @@
     </w:p>
     <w:p>
       <w:pPr>
-        <w:pStyle w:val="1253"/>
+        <w:pStyle w:val="1255"/>
         <w:numPr>
           <w:ilvl w:val="0"/>
           <w:numId w:val="122"/>
@@ -6987,7 +7010,7 @@
     </w:p>
     <w:p>
       <w:pPr>
-        <w:pStyle w:val="1253"/>
+        <w:pStyle w:val="1255"/>
         <w:numPr>
           <w:ilvl w:val="0"/>
           <w:numId w:val="122"/>
@@ -7048,7 +7071,7 @@
     </w:p>
     <w:p>
       <w:pPr>
-        <w:pStyle w:val="1253"/>
+        <w:pStyle w:val="1255"/>
         <w:numPr>
           <w:ilvl w:val="1"/>
           <w:numId w:val="125"/>
@@ -7070,7 +7093,7 @@
     </w:p>
     <w:p>
       <w:pPr>
-        <w:pStyle w:val="1253"/>
+        <w:pStyle w:val="1255"/>
         <w:numPr>
           <w:ilvl w:val="1"/>
           <w:numId w:val="125"/>
@@ -7092,7 +7115,7 @@
     </w:p>
     <w:p>
       <w:pPr>
-        <w:pStyle w:val="1253"/>
+        <w:pStyle w:val="1255"/>
         <w:numPr>
           <w:ilvl w:val="1"/>
           <w:numId w:val="125"/>
@@ -7126,7 +7149,7 @@
     </w:p>
     <w:p>
       <w:pPr>
-        <w:pStyle w:val="1253"/>
+        <w:pStyle w:val="1255"/>
         <w:numPr>
           <w:ilvl w:val="1"/>
           <w:numId w:val="125"/>
@@ -7149,7 +7172,7 @@
     </w:p>
     <w:p>
       <w:pPr>
-        <w:pStyle w:val="1253"/>
+        <w:pStyle w:val="1255"/>
         <w:numPr>
           <w:ilvl w:val="0"/>
           <w:numId w:val="122"/>
@@ -7194,23 +7217,6 @@
         </w:rPr>
       </w:r>
       <w:r/>
-      <w:r/>
-      <w:r/>
-      <w:r/>
-      <w:r>
-        <w:rPr>
-          <w:highlight w:val="none"/>
-          <w:lang w:val="fr-CH"/>
-        </w:rPr>
-      </w:r>
-      <w:r>
-        <w:rPr>
-          <w:highlight w:val="none"/>
-          <w:lang w:val="fr-CH"/>
-        </w:rPr>
-      </w:r>
-      <w:r/>
-      <w:r/>
     </w:p>
     <w:sectPr>
       <w:headerReference w:type="first" r:id="rId9"/>
@@ -7298,7 +7304,7 @@
         <w:sdtContent>
           <w:p>
             <w:pPr>
-              <w:pStyle w:val="1243"/>
+              <w:pStyle w:val="1245"/>
               <w:pBdr>
                 <w:bottom w:val="single" w:color="000000" w:sz="6" w:space="0"/>
               </w:pBdr>
@@ -7312,7 +7318,7 @@
           </w:p>
           <w:p>
             <w:pPr>
-              <w:pStyle w:val="1243"/>
+              <w:pStyle w:val="1245"/>
               <w:pBdr/>
               <w:spacing/>
               <w:ind/>
@@ -7517,7 +7523,7 @@
                 <w:szCs w:val="22"/>
                 <w:lang w:val="fr-CH"/>
               </w:rPr>
-              <w:t xml:space="preserve">04.05.26</w:t>
+              <w:t xml:space="preserve">05.05.26</w:t>
             </w:r>
             <w:r>
               <w:rPr>
@@ -7553,7 +7559,7 @@
   </w:sdt>
   <w:p>
     <w:pPr>
-      <w:pStyle w:val="1243"/>
+      <w:pStyle w:val="1245"/>
       <w:pBdr/>
       <w:spacing/>
       <w:ind/>
@@ -7614,7 +7620,7 @@
 <w:hdr xmlns:wpc="http://schemas.microsoft.com/office/word/2010/wordprocessingCanvas" xmlns:mc="http://schemas.openxmlformats.org/markup-compatibility/2006" xmlns:o="urn:schemas-microsoft-com:office:office" xmlns:r="http://schemas.openxmlformats.org/officeDocument/2006/relationships" xmlns:m="http://schemas.openxmlformats.org/officeDocument/2006/math" xmlns:v="urn:schemas-microsoft-com:vml" xmlns:wp14="http://schemas.microsoft.com/office/word/2010/wordprocessingDrawing" xmlns:wp="http://schemas.openxmlformats.org/drawingml/2006/wordprocessingDrawing" xmlns:w10="urn:schemas-microsoft-com:office:word" xmlns:w="http://schemas.openxmlformats.org/wordprocessingml/2006/main" xmlns:w14="http://schemas.microsoft.com/office/word/2010/wordml" xmlns:w15="http://schemas.microsoft.com/office/word/2012/wordml" xmlns:wpg="http://schemas.microsoft.com/office/word/2010/wordprocessingGroup" xmlns:wpi="http://schemas.microsoft.com/office/word/2010/wordprocessingInk" xmlns:wne="http://schemas.microsoft.com/office/word/2006/wordml" xmlns:a="http://schemas.openxmlformats.org/drawingml/2006/main" xmlns:wps="http://schemas.microsoft.com/office/word/2010/wordprocessingShape" mc:Ignorable="w14 w15 wp14">
   <w:p>
     <w:pPr>
-      <w:pStyle w:val="1241"/>
+      <w:pStyle w:val="1243"/>
       <w:pBdr>
         <w:bottom w:val="single" w:color="000000" w:sz="6" w:space="0"/>
       </w:pBdr>
@@ -7737,7 +7743,7 @@
   </w:p>
   <w:p>
     <w:pPr>
-      <w:pStyle w:val="1241"/>
+      <w:pStyle w:val="1243"/>
       <w:pBdr/>
       <w:spacing/>
       <w:ind/>
@@ -25398,7 +25404,7 @@
     <w:lsdException w:name="Bibliography" w:uiPriority="37"/>
     <w:lsdException w:name="TOC Heading" w:uiPriority="39" w:qFormat="1"/>
   </w:latentStyles>
-  <w:style w:type="paragraph" w:styleId="1051" w:default="1">
+  <w:style w:type="paragraph" w:styleId="1053" w:default="1">
     <w:name w:val="Normal"/>
     <w:qFormat/>
     <w:pPr>
@@ -25410,11 +25416,11 @@
       <w:lang w:val="fr-FR"/>
     </w:rPr>
   </w:style>
-  <w:style w:type="paragraph" w:styleId="1052">
+  <w:style w:type="paragraph" w:styleId="1054">
     <w:name w:val="Heading 1"/>
-    <w:basedOn w:val="1051"/>
-    <w:next w:val="1051"/>
-    <w:link w:val="1245"/>
+    <w:basedOn w:val="1053"/>
+    <w:next w:val="1053"/>
+    <w:link w:val="1247"/>
     <w:uiPriority w:val="9"/>
     <w:qFormat/>
     <w:pPr>
@@ -25432,11 +25438,11 @@
       <w:szCs w:val="32"/>
     </w:rPr>
   </w:style>
-  <w:style w:type="paragraph" w:styleId="1053">
+  <w:style w:type="paragraph" w:styleId="1055">
     <w:name w:val="Heading 2"/>
-    <w:basedOn w:val="1051"/>
-    <w:next w:val="1051"/>
-    <w:link w:val="1251"/>
+    <w:basedOn w:val="1053"/>
+    <w:next w:val="1053"/>
+    <w:link w:val="1253"/>
     <w:uiPriority w:val="9"/>
     <w:unhideWhenUsed/>
     <w:qFormat/>
@@ -25455,11 +25461,11 @@
       <w:szCs w:val="26"/>
     </w:rPr>
   </w:style>
-  <w:style w:type="paragraph" w:styleId="1054">
+  <w:style w:type="paragraph" w:styleId="1056">
     <w:name w:val="Heading 3"/>
-    <w:basedOn w:val="1051"/>
-    <w:next w:val="1051"/>
-    <w:link w:val="1263"/>
+    <w:basedOn w:val="1053"/>
+    <w:next w:val="1053"/>
+    <w:link w:val="1265"/>
     <w:uiPriority w:val="9"/>
     <w:unhideWhenUsed/>
     <w:qFormat/>
@@ -25478,11 +25484,11 @@
       <w:szCs w:val="24"/>
     </w:rPr>
   </w:style>
-  <w:style w:type="paragraph" w:styleId="1055">
+  <w:style w:type="paragraph" w:styleId="1057">
     <w:name w:val="Heading 4"/>
-    <w:basedOn w:val="1051"/>
-    <w:next w:val="1051"/>
-    <w:link w:val="1204"/>
+    <w:basedOn w:val="1053"/>
+    <w:next w:val="1053"/>
+    <w:link w:val="1206"/>
     <w:uiPriority w:val="9"/>
     <w:unhideWhenUsed/>
     <w:qFormat/>
@@ -25501,11 +25507,11 @@
       <w:color w:val="2f5496" w:themeColor="accent1" w:themeShade="BF"/>
     </w:rPr>
   </w:style>
-  <w:style w:type="paragraph" w:styleId="1056">
+  <w:style w:type="paragraph" w:styleId="1058">
     <w:name w:val="Heading 5"/>
-    <w:basedOn w:val="1051"/>
-    <w:next w:val="1051"/>
-    <w:link w:val="1205"/>
+    <w:basedOn w:val="1053"/>
+    <w:next w:val="1053"/>
+    <w:link w:val="1207"/>
     <w:uiPriority w:val="9"/>
     <w:unhideWhenUsed/>
     <w:qFormat/>
@@ -25522,11 +25528,11 @@
       <w:color w:val="2f5496" w:themeColor="accent1" w:themeShade="BF"/>
     </w:rPr>
   </w:style>
-  <w:style w:type="paragraph" w:styleId="1057">
+  <w:style w:type="paragraph" w:styleId="1059">
     <w:name w:val="Heading 6"/>
-    <w:basedOn w:val="1051"/>
-    <w:next w:val="1051"/>
-    <w:link w:val="1206"/>
+    <w:basedOn w:val="1053"/>
+    <w:next w:val="1053"/>
+    <w:link w:val="1208"/>
     <w:uiPriority w:val="9"/>
     <w:unhideWhenUsed/>
     <w:qFormat/>
@@ -25545,11 +25551,11 @@
       <w:color w:val="595959" w:themeColor="text1" w:themeTint="A6"/>
     </w:rPr>
   </w:style>
-  <w:style w:type="paragraph" w:styleId="1058">
+  <w:style w:type="paragraph" w:styleId="1060">
     <w:name w:val="Heading 7"/>
-    <w:basedOn w:val="1051"/>
-    <w:next w:val="1051"/>
-    <w:link w:val="1207"/>
+    <w:basedOn w:val="1053"/>
+    <w:next w:val="1053"/>
+    <w:link w:val="1209"/>
     <w:uiPriority w:val="9"/>
     <w:unhideWhenUsed/>
     <w:qFormat/>
@@ -25566,11 +25572,11 @@
       <w:color w:val="595959" w:themeColor="text1" w:themeTint="A6"/>
     </w:rPr>
   </w:style>
-  <w:style w:type="paragraph" w:styleId="1059">
+  <w:style w:type="paragraph" w:styleId="1061">
     <w:name w:val="Heading 8"/>
-    <w:basedOn w:val="1051"/>
-    <w:next w:val="1051"/>
-    <w:link w:val="1208"/>
+    <w:basedOn w:val="1053"/>
+    <w:next w:val="1053"/>
+    <w:link w:val="1210"/>
     <w:uiPriority w:val="9"/>
     <w:unhideWhenUsed/>
     <w:qFormat/>
@@ -25589,11 +25595,11 @@
       <w:color w:val="272727" w:themeColor="text1" w:themeTint="D8"/>
     </w:rPr>
   </w:style>
-  <w:style w:type="paragraph" w:styleId="1060">
+  <w:style w:type="paragraph" w:styleId="1062">
     <w:name w:val="Heading 9"/>
-    <w:basedOn w:val="1051"/>
-    <w:next w:val="1051"/>
-    <w:link w:val="1209"/>
+    <w:basedOn w:val="1053"/>
+    <w:next w:val="1053"/>
+    <w:link w:val="1211"/>
     <w:uiPriority w:val="9"/>
     <w:unhideWhenUsed/>
     <w:qFormat/>
@@ -25612,7 +25618,7 @@
       <w:color w:val="272727" w:themeColor="text1" w:themeTint="D8"/>
     </w:rPr>
   </w:style>
-  <w:style w:type="character" w:styleId="1061" w:default="1">
+  <w:style w:type="character" w:styleId="1063" w:default="1">
     <w:name w:val="Default Paragraph Font"/>
     <w:uiPriority w:val="1"/>
     <w:semiHidden/>
@@ -25623,7 +25629,7 @@
       <w:ind/>
     </w:pPr>
   </w:style>
-  <w:style w:type="table" w:styleId="1062" w:default="1">
+  <w:style w:type="table" w:styleId="1064" w:default="1">
     <w:name w:val="Normal Table"/>
     <w:uiPriority w:val="99"/>
     <w:semiHidden/>
@@ -25816,7 +25822,7 @@
       </w:tcPr>
     </w:tblStylePr>
   </w:style>
-  <w:style w:type="numbering" w:styleId="1063" w:default="1">
+  <w:style w:type="numbering" w:styleId="1065" w:default="1">
     <w:name w:val="No List"/>
     <w:uiPriority w:val="99"/>
     <w:semiHidden/>
@@ -25827,9 +25833,9 @@
       <w:ind/>
     </w:pPr>
   </w:style>
-  <w:style w:type="character" w:styleId="1064">
+  <w:style w:type="character" w:styleId="1066">
     <w:name w:val="Placeholder Text"/>
-    <w:basedOn w:val="1061"/>
+    <w:basedOn w:val="1063"/>
     <w:uiPriority w:val="99"/>
     <w:semiHidden/>
     <w:pPr>
@@ -25841,9 +25847,9 @@
       <w:color w:val="666666"/>
     </w:rPr>
   </w:style>
-  <w:style w:type="character" w:styleId="1065" w:customStyle="1">
+  <w:style w:type="character" w:styleId="1067" w:customStyle="1">
     <w:name w:val="Heading 4 Char"/>
-    <w:basedOn w:val="1061"/>
+    <w:basedOn w:val="1063"/>
     <w:uiPriority w:val="9"/>
     <w:pPr>
       <w:pBdr/>
@@ -25857,9 +25863,9 @@
       <w:color w:val="2f5496" w:themeColor="accent1" w:themeShade="BF"/>
     </w:rPr>
   </w:style>
-  <w:style w:type="character" w:styleId="1066" w:customStyle="1">
+  <w:style w:type="character" w:styleId="1068" w:customStyle="1">
     <w:name w:val="Heading 5 Char"/>
-    <w:basedOn w:val="1061"/>
+    <w:basedOn w:val="1063"/>
     <w:uiPriority w:val="9"/>
     <w:pPr>
       <w:pBdr/>
@@ -25871,9 +25877,9 @@
       <w:color w:val="2f5496" w:themeColor="accent1" w:themeShade="BF"/>
     </w:rPr>
   </w:style>
-  <w:style w:type="character" w:styleId="1067" w:customStyle="1">
+  <w:style w:type="character" w:styleId="1069" w:customStyle="1">
     <w:name w:val="Heading 6 Char"/>
-    <w:basedOn w:val="1061"/>
+    <w:basedOn w:val="1063"/>
     <w:uiPriority w:val="9"/>
     <w:pPr>
       <w:pBdr/>
@@ -25887,9 +25893,9 @@
       <w:color w:val="595959" w:themeColor="text1" w:themeTint="A6"/>
     </w:rPr>
   </w:style>
-  <w:style w:type="character" w:styleId="1068" w:customStyle="1">
+  <w:style w:type="character" w:styleId="1070" w:customStyle="1">
     <w:name w:val="Heading 7 Char"/>
-    <w:basedOn w:val="1061"/>
+    <w:basedOn w:val="1063"/>
     <w:uiPriority w:val="9"/>
     <w:pPr>
       <w:pBdr/>
@@ -25901,9 +25907,9 @@
       <w:color w:val="595959" w:themeColor="text1" w:themeTint="A6"/>
     </w:rPr>
   </w:style>
-  <w:style w:type="character" w:styleId="1069" w:customStyle="1">
+  <w:style w:type="character" w:styleId="1071" w:customStyle="1">
     <w:name w:val="Heading 8 Char"/>
-    <w:basedOn w:val="1061"/>
+    <w:basedOn w:val="1063"/>
     <w:uiPriority w:val="9"/>
     <w:pPr>
       <w:pBdr/>
@@ -25917,9 +25923,9 @@
       <w:color w:val="272727" w:themeColor="text1" w:themeTint="D8"/>
     </w:rPr>
   </w:style>
-  <w:style w:type="character" w:styleId="1070" w:customStyle="1">
+  <w:style w:type="character" w:styleId="1072" w:customStyle="1">
     <w:name w:val="Heading 9 Char"/>
-    <w:basedOn w:val="1061"/>
+    <w:basedOn w:val="1063"/>
     <w:uiPriority w:val="9"/>
     <w:pPr>
       <w:pBdr/>
@@ -25933,9 +25939,9 @@
       <w:color w:val="272727" w:themeColor="text1" w:themeTint="D8"/>
     </w:rPr>
   </w:style>
-  <w:style w:type="character" w:styleId="1071" w:customStyle="1">
+  <w:style w:type="character" w:styleId="1073" w:customStyle="1">
     <w:name w:val="Title Char"/>
-    <w:basedOn w:val="1061"/>
+    <w:basedOn w:val="1063"/>
     <w:uiPriority w:val="10"/>
     <w:pPr>
       <w:pBdr/>
@@ -25949,9 +25955,9 @@
       <w:szCs w:val="56"/>
     </w:rPr>
   </w:style>
-  <w:style w:type="character" w:styleId="1072" w:customStyle="1">
+  <w:style w:type="character" w:styleId="1074" w:customStyle="1">
     <w:name w:val="Subtitle Char"/>
-    <w:basedOn w:val="1061"/>
+    <w:basedOn w:val="1063"/>
     <w:uiPriority w:val="11"/>
     <w:pPr>
       <w:pBdr/>
@@ -25965,9 +25971,9 @@
       <w:szCs w:val="28"/>
     </w:rPr>
   </w:style>
-  <w:style w:type="character" w:styleId="1073" w:customStyle="1">
+  <w:style w:type="character" w:styleId="1075" w:customStyle="1">
     <w:name w:val="Quote Char"/>
-    <w:basedOn w:val="1061"/>
+    <w:basedOn w:val="1063"/>
     <w:uiPriority w:val="29"/>
     <w:pPr>
       <w:pBdr/>
@@ -25980,9 +25986,9 @@
       <w:color w:val="404040" w:themeColor="text1" w:themeTint="BF"/>
     </w:rPr>
   </w:style>
-  <w:style w:type="character" w:styleId="1074" w:customStyle="1">
+  <w:style w:type="character" w:styleId="1076" w:customStyle="1">
     <w:name w:val="Intense Quote Char"/>
-    <w:basedOn w:val="1061"/>
+    <w:basedOn w:val="1063"/>
     <w:uiPriority w:val="30"/>
     <w:pPr>
       <w:pBdr/>
@@ -25995,9 +26001,9 @@
       <w:color w:val="2f5496" w:themeColor="accent1" w:themeShade="BF"/>
     </w:rPr>
   </w:style>
-  <w:style w:type="character" w:styleId="1075" w:customStyle="1">
+  <w:style w:type="character" w:styleId="1077" w:customStyle="1">
     <w:name w:val="Footnote Text Char"/>
-    <w:basedOn w:val="1061"/>
+    <w:basedOn w:val="1063"/>
     <w:uiPriority w:val="99"/>
     <w:semiHidden/>
     <w:pPr>
@@ -26010,9 +26016,9 @@
       <w:szCs w:val="20"/>
     </w:rPr>
   </w:style>
-  <w:style w:type="character" w:styleId="1076" w:customStyle="1">
+  <w:style w:type="character" w:styleId="1078" w:customStyle="1">
     <w:name w:val="Endnote Text Char"/>
-    <w:basedOn w:val="1061"/>
+    <w:basedOn w:val="1063"/>
     <w:uiPriority w:val="99"/>
     <w:semiHidden/>
     <w:pPr>
@@ -26025,9 +26031,9 @@
       <w:szCs w:val="20"/>
     </w:rPr>
   </w:style>
-  <w:style w:type="table" w:styleId="1077" w:customStyle="1">
+  <w:style w:type="table" w:styleId="1079" w:customStyle="1">
     <w:name w:val="Table Grid Light"/>
-    <w:basedOn w:val="1062"/>
+    <w:basedOn w:val="1064"/>
     <w:uiPriority w:val="59"/>
     <w:pPr>
       <w:pBdr/>
@@ -26217,9 +26223,9 @@
       </w:tcPr>
     </w:tblStylePr>
   </w:style>
-  <w:style w:type="table" w:styleId="1078">
+  <w:style w:type="table" w:styleId="1080">
     <w:name w:val="Plain Table 1"/>
-    <w:basedOn w:val="1062"/>
+    <w:basedOn w:val="1064"/>
     <w:uiPriority w:val="59"/>
     <w:pPr>
       <w:pBdr/>
@@ -26435,9 +26441,9 @@
       </w:tcPr>
     </w:tblStylePr>
   </w:style>
-  <w:style w:type="table" w:styleId="1079">
+  <w:style w:type="table" w:styleId="1081">
     <w:name w:val="Plain Table 2"/>
-    <w:basedOn w:val="1062"/>
+    <w:basedOn w:val="1064"/>
     <w:uiPriority w:val="59"/>
     <w:pPr>
       <w:pBdr/>
@@ -26661,9 +26667,9 @@
       </w:tcPr>
     </w:tblStylePr>
   </w:style>
-  <w:style w:type="table" w:styleId="1080">
+  <w:style w:type="table" w:styleId="1082">
     <w:name w:val="Plain Table 3"/>
-    <w:basedOn w:val="1062"/>
+    <w:basedOn w:val="1064"/>
     <w:uiPriority w:val="99"/>
     <w:pPr>
       <w:pBdr/>
@@ -26890,9 +26896,9 @@
       </w:tcPr>
     </w:tblStylePr>
   </w:style>
-  <w:style w:type="table" w:styleId="1081">
+  <w:style w:type="table" w:styleId="1083">
     <w:name w:val="Plain Table 4"/>
-    <w:basedOn w:val="1062"/>
+    <w:basedOn w:val="1064"/>
     <w:uiPriority w:val="99"/>
     <w:pPr>
       <w:pBdr/>
@@ -27105,9 +27111,9 @@
       </w:tcPr>
     </w:tblStylePr>
   </w:style>
-  <w:style w:type="table" w:styleId="1082">
+  <w:style w:type="table" w:styleId="1084">
     <w:name w:val="Plain Table 5"/>
-    <w:basedOn w:val="1062"/>
+    <w:basedOn w:val="1064"/>
     <w:uiPriority w:val="99"/>
     <w:pPr>
       <w:pBdr/>
@@ -27337,9 +27343,9 @@
       </w:tcPr>
     </w:tblStylePr>
   </w:style>
-  <w:style w:type="table" w:styleId="1083">
+  <w:style w:type="table" w:styleId="1085">
     <w:name w:val="Grid Table 1 Light"/>
-    <w:basedOn w:val="1062"/>
+    <w:basedOn w:val="1064"/>
     <w:uiPriority w:val="99"/>
     <w:pPr>
       <w:pBdr/>
@@ -27559,9 +27565,9 @@
       </w:tcPr>
     </w:tblStylePr>
   </w:style>
-  <w:style w:type="table" w:styleId="1084" w:customStyle="1">
+  <w:style w:type="table" w:styleId="1086" w:customStyle="1">
     <w:name w:val="Grid Table 1 Light - Accent 1"/>
-    <w:basedOn w:val="1062"/>
+    <w:basedOn w:val="1064"/>
     <w:uiPriority w:val="99"/>
     <w:pPr>
       <w:pBdr/>
@@ -27781,9 +27787,9 @@
       </w:tcPr>
     </w:tblStylePr>
   </w:style>
-  <w:style w:type="table" w:styleId="1085" w:customStyle="1">
+  <w:style w:type="table" w:styleId="1087" w:customStyle="1">
     <w:name w:val="Grid Table 1 Light - Accent 2"/>
-    <w:basedOn w:val="1062"/>
+    <w:basedOn w:val="1064"/>
     <w:uiPriority w:val="99"/>
     <w:pPr>
       <w:pBdr/>
@@ -28003,9 +28009,9 @@
       </w:tcPr>
     </w:tblStylePr>
   </w:style>
-  <w:style w:type="table" w:styleId="1086" w:customStyle="1">
+  <w:style w:type="table" w:styleId="1088" w:customStyle="1">
     <w:name w:val="Grid Table 1 Light - Accent 3"/>
-    <w:basedOn w:val="1062"/>
+    <w:basedOn w:val="1064"/>
     <w:uiPriority w:val="99"/>
     <w:pPr>
       <w:pBdr/>
@@ -28225,9 +28231,9 @@
       </w:tcPr>
     </w:tblStylePr>
   </w:style>
-  <w:style w:type="table" w:styleId="1087" w:customStyle="1">
+  <w:style w:type="table" w:styleId="1089" w:customStyle="1">
     <w:name w:val="Grid Table 1 Light - Accent 4"/>
-    <w:basedOn w:val="1062"/>
+    <w:basedOn w:val="1064"/>
     <w:uiPriority w:val="99"/>
     <w:pPr>
       <w:pBdr/>
@@ -28447,9 +28453,9 @@
       </w:tcPr>
     </w:tblStylePr>
   </w:style>
-  <w:style w:type="table" w:styleId="1088" w:customStyle="1">
+  <w:style w:type="table" w:styleId="1090" w:customStyle="1">
     <w:name w:val="Grid Table 1 Light - Accent 5"/>
-    <w:basedOn w:val="1062"/>
+    <w:basedOn w:val="1064"/>
     <w:uiPriority w:val="99"/>
     <w:pPr>
       <w:pBdr/>
@@ -28669,9 +28675,9 @@
       </w:tcPr>
     </w:tblStylePr>
   </w:style>
-  <w:style w:type="table" w:styleId="1089" w:customStyle="1">
+  <w:style w:type="table" w:styleId="1091" w:customStyle="1">
     <w:name w:val="Grid Table 1 Light - Accent 6"/>
-    <w:basedOn w:val="1062"/>
+    <w:basedOn w:val="1064"/>
     <w:uiPriority w:val="99"/>
     <w:pPr>
       <w:pBdr/>
@@ -28891,9 +28897,9 @@
       </w:tcPr>
     </w:tblStylePr>
   </w:style>
-  <w:style w:type="table" w:styleId="1090">
+  <w:style w:type="table" w:styleId="1092">
     <w:name w:val="Grid Table 2"/>
-    <w:basedOn w:val="1062"/>
+    <w:basedOn w:val="1064"/>
     <w:uiPriority w:val="99"/>
     <w:pPr>
       <w:pBdr/>
@@ -29122,9 +29128,9 @@
       </w:tcPr>
     </w:tblStylePr>
   </w:style>
-  <w:style w:type="table" w:styleId="1091" w:customStyle="1">
+  <w:style w:type="table" w:styleId="1093" w:customStyle="1">
     <w:name w:val="Grid Table 2 - Accent 1"/>
-    <w:basedOn w:val="1062"/>
+    <w:basedOn w:val="1064"/>
     <w:uiPriority w:val="99"/>
     <w:pPr>
       <w:pBdr/>
@@ -29353,9 +29359,9 @@
       </w:tcPr>
     </w:tblStylePr>
   </w:style>
-  <w:style w:type="table" w:styleId="1092" w:customStyle="1">
+  <w:style w:type="table" w:styleId="1094" w:customStyle="1">
     <w:name w:val="Grid Table 2 - Accent 2"/>
-    <w:basedOn w:val="1062"/>
+    <w:basedOn w:val="1064"/>
     <w:uiPriority w:val="99"/>
     <w:pPr>
       <w:pBdr/>
@@ -29584,9 +29590,9 @@
       </w:tcPr>
     </w:tblStylePr>
   </w:style>
-  <w:style w:type="table" w:styleId="1093" w:customStyle="1">
+  <w:style w:type="table" w:styleId="1095" w:customStyle="1">
     <w:name w:val="Grid Table 2 - Accent 3"/>
-    <w:basedOn w:val="1062"/>
+    <w:basedOn w:val="1064"/>
     <w:uiPriority w:val="99"/>
     <w:pPr>
       <w:pBdr/>
@@ -29815,9 +29821,9 @@
       </w:tcPr>
     </w:tblStylePr>
   </w:style>
-  <w:style w:type="table" w:styleId="1094" w:customStyle="1">
+  <w:style w:type="table" w:styleId="1096" w:customStyle="1">
     <w:name w:val="Grid Table 2 - Accent 4"/>
-    <w:basedOn w:val="1062"/>
+    <w:basedOn w:val="1064"/>
     <w:uiPriority w:val="99"/>
     <w:pPr>
       <w:pBdr/>
@@ -30046,9 +30052,9 @@
       </w:tcPr>
     </w:tblStylePr>
   </w:style>
-  <w:style w:type="table" w:styleId="1095" w:customStyle="1">
+  <w:style w:type="table" w:styleId="1097" w:customStyle="1">
     <w:name w:val="Grid Table 2 - Accent 5"/>
-    <w:basedOn w:val="1062"/>
+    <w:basedOn w:val="1064"/>
     <w:uiPriority w:val="99"/>
     <w:pPr>
       <w:pBdr/>
@@ -30277,9 +30283,9 @@
       </w:tcPr>
     </w:tblStylePr>
   </w:style>
-  <w:style w:type="table" w:styleId="1096" w:customStyle="1">
+  <w:style w:type="table" w:styleId="1098" w:customStyle="1">
     <w:name w:val="Grid Table 2 - Accent 6"/>
-    <w:basedOn w:val="1062"/>
+    <w:basedOn w:val="1064"/>
     <w:uiPriority w:val="99"/>
     <w:pPr>
       <w:pBdr/>
@@ -30508,9 +30514,9 @@
       </w:tcPr>
     </w:tblStylePr>
   </w:style>
-  <w:style w:type="table" w:styleId="1097">
+  <w:style w:type="table" w:styleId="1099">
     <w:name w:val="Grid Table 3"/>
-    <w:basedOn w:val="1062"/>
+    <w:basedOn w:val="1064"/>
     <w:uiPriority w:val="99"/>
     <w:pPr>
       <w:pBdr/>
@@ -30752,9 +30758,9 @@
       </w:tcPr>
     </w:tblStylePr>
   </w:style>
-  <w:style w:type="table" w:styleId="1098" w:customStyle="1">
+  <w:style w:type="table" w:styleId="1100" w:customStyle="1">
     <w:name w:val="Grid Table 3 - Accent 1"/>
-    <w:basedOn w:val="1062"/>
+    <w:basedOn w:val="1064"/>
     <w:uiPriority w:val="99"/>
     <w:pPr>
       <w:pBdr/>
@@ -30996,9 +31002,9 @@
       </w:tcPr>
     </w:tblStylePr>
   </w:style>
-  <w:style w:type="table" w:styleId="1099" w:customStyle="1">
+  <w:style w:type="table" w:styleId="1101" w:customStyle="1">
     <w:name w:val="Grid Table 3 - Accent 2"/>
-    <w:basedOn w:val="1062"/>
+    <w:basedOn w:val="1064"/>
     <w:uiPriority w:val="99"/>
     <w:pPr>
       <w:pBdr/>
@@ -31240,9 +31246,9 @@
       </w:tcPr>
     </w:tblStylePr>
   </w:style>
-  <w:style w:type="table" w:styleId="1100" w:customStyle="1">
+  <w:style w:type="table" w:styleId="1102" w:customStyle="1">
     <w:name w:val="Grid Table 3 - Accent 3"/>
-    <w:basedOn w:val="1062"/>
+    <w:basedOn w:val="1064"/>
     <w:uiPriority w:val="99"/>
     <w:pPr>
       <w:pBdr/>
@@ -31484,9 +31490,9 @@
       </w:tcPr>
     </w:tblStylePr>
   </w:style>
-  <w:style w:type="table" w:styleId="1101" w:customStyle="1">
+  <w:style w:type="table" w:styleId="1103" w:customStyle="1">
     <w:name w:val="Grid Table 3 - Accent 4"/>
-    <w:basedOn w:val="1062"/>
+    <w:basedOn w:val="1064"/>
     <w:uiPriority w:val="99"/>
     <w:pPr>
       <w:pBdr/>
@@ -31728,9 +31734,9 @@
       </w:tcPr>
     </w:tblStylePr>
   </w:style>
-  <w:style w:type="table" w:styleId="1102" w:customStyle="1">
+  <w:style w:type="table" w:styleId="1104" w:customStyle="1">
     <w:name w:val="Grid Table 3 - Accent 5"/>
-    <w:basedOn w:val="1062"/>
+    <w:basedOn w:val="1064"/>
     <w:uiPriority w:val="99"/>
     <w:pPr>
       <w:pBdr/>
@@ -31972,9 +31978,9 @@
       </w:tcPr>
     </w:tblStylePr>
   </w:style>
-  <w:style w:type="table" w:styleId="1103" w:customStyle="1">
+  <w:style w:type="table" w:styleId="1105" w:customStyle="1">
     <w:name w:val="Grid Table 3 - Accent 6"/>
-    <w:basedOn w:val="1062"/>
+    <w:basedOn w:val="1064"/>
     <w:uiPriority w:val="99"/>
     <w:pPr>
       <w:pBdr/>
@@ -32216,9 +32222,9 @@
       </w:tcPr>
     </w:tblStylePr>
   </w:style>
-  <w:style w:type="table" w:styleId="1104" w:customStyle="1">
+  <w:style w:type="table" w:styleId="1106" w:customStyle="1">
     <w:name w:val="Grid Table 4 - Accent 1"/>
-    <w:basedOn w:val="1062"/>
+    <w:basedOn w:val="1064"/>
     <w:uiPriority w:val="59"/>
     <w:pPr>
       <w:pBdr/>
@@ -32448,9 +32454,9 @@
       </w:tcPr>
     </w:tblStylePr>
   </w:style>
-  <w:style w:type="table" w:styleId="1105" w:customStyle="1">
+  <w:style w:type="table" w:styleId="1107" w:customStyle="1">
     <w:name w:val="Grid Table 4 - Accent 2"/>
-    <w:basedOn w:val="1062"/>
+    <w:basedOn w:val="1064"/>
     <w:uiPriority w:val="59"/>
     <w:pPr>
       <w:pBdr/>
@@ -32680,9 +32686,9 @@
       </w:tcPr>
     </w:tblStylePr>
   </w:style>
-  <w:style w:type="table" w:styleId="1106" w:customStyle="1">
+  <w:style w:type="table" w:styleId="1108" w:customStyle="1">
     <w:name w:val="Grid Table 4 - Accent 3"/>
-    <w:basedOn w:val="1062"/>
+    <w:basedOn w:val="1064"/>
     <w:uiPriority w:val="59"/>
     <w:pPr>
       <w:pBdr/>
@@ -32912,9 +32918,9 @@
       </w:tcPr>
     </w:tblStylePr>
   </w:style>
-  <w:style w:type="table" w:styleId="1107" w:customStyle="1">
+  <w:style w:type="table" w:styleId="1109" w:customStyle="1">
     <w:name w:val="Grid Table 4 - Accent 4"/>
-    <w:basedOn w:val="1062"/>
+    <w:basedOn w:val="1064"/>
     <w:uiPriority w:val="59"/>
     <w:pPr>
       <w:pBdr/>
@@ -33144,9 +33150,9 @@
       </w:tcPr>
     </w:tblStylePr>
   </w:style>
-  <w:style w:type="table" w:styleId="1108" w:customStyle="1">
+  <w:style w:type="table" w:styleId="1110" w:customStyle="1">
     <w:name w:val="Grid Table 4 - Accent 5"/>
-    <w:basedOn w:val="1062"/>
+    <w:basedOn w:val="1064"/>
     <w:uiPriority w:val="59"/>
     <w:pPr>
       <w:pBdr/>
@@ -33376,9 +33382,9 @@
       </w:tcPr>
     </w:tblStylePr>
   </w:style>
-  <w:style w:type="table" w:styleId="1109" w:customStyle="1">
+  <w:style w:type="table" w:styleId="1111" w:customStyle="1">
     <w:name w:val="Grid Table 4 - Accent 6"/>
-    <w:basedOn w:val="1062"/>
+    <w:basedOn w:val="1064"/>
     <w:uiPriority w:val="59"/>
     <w:pPr>
       <w:pBdr/>
@@ -33608,9 +33614,9 @@
       </w:tcPr>
     </w:tblStylePr>
   </w:style>
-  <w:style w:type="table" w:styleId="1110">
+  <w:style w:type="table" w:styleId="1112">
     <w:name w:val="Grid Table 5 Dark"/>
-    <w:basedOn w:val="1062"/>
+    <w:basedOn w:val="1064"/>
     <w:uiPriority w:val="99"/>
     <w:pPr>
       <w:pBdr/>
@@ -33835,9 +33841,9 @@
       </w:tcPr>
     </w:tblStylePr>
   </w:style>
-  <w:style w:type="table" w:styleId="1111" w:customStyle="1">
+  <w:style w:type="table" w:styleId="1113" w:customStyle="1">
     <w:name w:val="Grid Table 5 Dark- Accent 1"/>
-    <w:basedOn w:val="1062"/>
+    <w:basedOn w:val="1064"/>
     <w:uiPriority w:val="99"/>
     <w:pPr>
       <w:pBdr/>
@@ -34062,9 +34068,9 @@
       </w:tcPr>
     </w:tblStylePr>
   </w:style>
-  <w:style w:type="table" w:styleId="1112" w:customStyle="1">
+  <w:style w:type="table" w:styleId="1114" w:customStyle="1">
     <w:name w:val="Grid Table 5 Dark - Accent 2"/>
-    <w:basedOn w:val="1062"/>
+    <w:basedOn w:val="1064"/>
     <w:uiPriority w:val="99"/>
     <w:pPr>
       <w:pBdr/>
@@ -34289,9 +34295,9 @@
       </w:tcPr>
     </w:tblStylePr>
   </w:style>
-  <w:style w:type="table" w:styleId="1113" w:customStyle="1">
+  <w:style w:type="table" w:styleId="1115" w:customStyle="1">
     <w:name w:val="Grid Table 5 Dark - Accent 3"/>
-    <w:basedOn w:val="1062"/>
+    <w:basedOn w:val="1064"/>
     <w:uiPriority w:val="99"/>
     <w:pPr>
       <w:pBdr/>
@@ -34516,9 +34522,9 @@
       </w:tcPr>
     </w:tblStylePr>
   </w:style>
-  <w:style w:type="table" w:styleId="1114" w:customStyle="1">
+  <w:style w:type="table" w:styleId="1116" w:customStyle="1">
     <w:name w:val="Grid Table 5 Dark- Accent 4"/>
-    <w:basedOn w:val="1062"/>
+    <w:basedOn w:val="1064"/>
     <w:uiPriority w:val="99"/>
     <w:pPr>
       <w:pBdr/>
@@ -34743,9 +34749,9 @@
       </w:tcPr>
     </w:tblStylePr>
   </w:style>
-  <w:style w:type="table" w:styleId="1115" w:customStyle="1">
+  <w:style w:type="table" w:styleId="1117" w:customStyle="1">
     <w:name w:val="Grid Table 5 Dark - Accent 5"/>
-    <w:basedOn w:val="1062"/>
+    <w:basedOn w:val="1064"/>
     <w:uiPriority w:val="99"/>
     <w:pPr>
       <w:pBdr/>
@@ -34970,9 +34976,9 @@
       </w:tcPr>
     </w:tblStylePr>
   </w:style>
-  <w:style w:type="table" w:styleId="1116" w:customStyle="1">
+  <w:style w:type="table" w:styleId="1118" w:customStyle="1">
     <w:name w:val="Grid Table 5 Dark - Accent 6"/>
-    <w:basedOn w:val="1062"/>
+    <w:basedOn w:val="1064"/>
     <w:uiPriority w:val="99"/>
     <w:pPr>
       <w:pBdr/>
@@ -35197,9 +35203,9 @@
       </w:tcPr>
     </w:tblStylePr>
   </w:style>
-  <w:style w:type="table" w:styleId="1117">
+  <w:style w:type="table" w:styleId="1119">
     <w:name w:val="Grid Table 6 Colorful"/>
-    <w:basedOn w:val="1062"/>
+    <w:basedOn w:val="1064"/>
     <w:uiPriority w:val="99"/>
     <w:pPr>
       <w:pBdr/>
@@ -35421,9 +35427,9 @@
       </w:tcPr>
     </w:tblStylePr>
   </w:style>
-  <w:style w:type="table" w:styleId="1118" w:customStyle="1">
+  <w:style w:type="table" w:styleId="1120" w:customStyle="1">
     <w:name w:val="Grid Table 6 Colorful - Accent 1"/>
-    <w:basedOn w:val="1062"/>
+    <w:basedOn w:val="1064"/>
     <w:uiPriority w:val="99"/>
     <w:pPr>
       <w:pBdr/>
@@ -35645,9 +35651,9 @@
       </w:tcPr>
     </w:tblStylePr>
   </w:style>
-  <w:style w:type="table" w:styleId="1119" w:customStyle="1">
+  <w:style w:type="table" w:styleId="1121" w:customStyle="1">
     <w:name w:val="Grid Table 6 Colorful - Accent 2"/>
-    <w:basedOn w:val="1062"/>
+    <w:basedOn w:val="1064"/>
     <w:uiPriority w:val="99"/>
     <w:pPr>
       <w:pBdr/>
@@ -35869,9 +35875,9 @@
       </w:tcPr>
     </w:tblStylePr>
   </w:style>
-  <w:style w:type="table" w:styleId="1120" w:customStyle="1">
+  <w:style w:type="table" w:styleId="1122" w:customStyle="1">
     <w:name w:val="Grid Table 6 Colorful - Accent 3"/>
-    <w:basedOn w:val="1062"/>
+    <w:basedOn w:val="1064"/>
     <w:uiPriority w:val="99"/>
     <w:pPr>
       <w:pBdr/>
@@ -36093,9 +36099,9 @@
       </w:tcPr>
     </w:tblStylePr>
   </w:style>
-  <w:style w:type="table" w:styleId="1121" w:customStyle="1">
+  <w:style w:type="table" w:styleId="1123" w:customStyle="1">
     <w:name w:val="Grid Table 6 Colorful - Accent 4"/>
-    <w:basedOn w:val="1062"/>
+    <w:basedOn w:val="1064"/>
     <w:uiPriority w:val="99"/>
     <w:pPr>
       <w:pBdr/>
@@ -36317,9 +36323,9 @@
       </w:tcPr>
     </w:tblStylePr>
   </w:style>
-  <w:style w:type="table" w:styleId="1122" w:customStyle="1">
+  <w:style w:type="table" w:styleId="1124" w:customStyle="1">
     <w:name w:val="Grid Table 6 Colorful - Accent 5"/>
-    <w:basedOn w:val="1062"/>
+    <w:basedOn w:val="1064"/>
     <w:uiPriority w:val="99"/>
     <w:pPr>
       <w:pBdr/>
@@ -36541,9 +36547,9 @@
       </w:tcPr>
     </w:tblStylePr>
   </w:style>
-  <w:style w:type="table" w:styleId="1123" w:customStyle="1">
+  <w:style w:type="table" w:styleId="1125" w:customStyle="1">
     <w:name w:val="Grid Table 6 Colorful - Accent 6"/>
-    <w:basedOn w:val="1062"/>
+    <w:basedOn w:val="1064"/>
     <w:uiPriority w:val="99"/>
     <w:pPr>
       <w:pBdr/>
@@ -36765,9 +36771,9 @@
       </w:tcPr>
     </w:tblStylePr>
   </w:style>
-  <w:style w:type="table" w:styleId="1124">
+  <w:style w:type="table" w:styleId="1126">
     <w:name w:val="Grid Table 7 Colorful"/>
-    <w:basedOn w:val="1062"/>
+    <w:basedOn w:val="1064"/>
     <w:uiPriority w:val="99"/>
     <w:pPr>
       <w:pBdr/>
@@ -37018,9 +37024,9 @@
       </w:tcPr>
     </w:tblStylePr>
   </w:style>
-  <w:style w:type="table" w:styleId="1125" w:customStyle="1">
+  <w:style w:type="table" w:styleId="1127" w:customStyle="1">
     <w:name w:val="Grid Table 7 Colorful - Accent 1"/>
-    <w:basedOn w:val="1062"/>
+    <w:basedOn w:val="1064"/>
     <w:uiPriority w:val="99"/>
     <w:pPr>
       <w:pBdr/>
@@ -37271,9 +37277,9 @@
       </w:tcPr>
     </w:tblStylePr>
   </w:style>
-  <w:style w:type="table" w:styleId="1126" w:customStyle="1">
+  <w:style w:type="table" w:styleId="1128" w:customStyle="1">
     <w:name w:val="Grid Table 7 Colorful - Accent 2"/>
-    <w:basedOn w:val="1062"/>
+    <w:basedOn w:val="1064"/>
     <w:uiPriority w:val="99"/>
     <w:pPr>
       <w:pBdr/>
@@ -37524,9 +37530,9 @@
       </w:tcPr>
     </w:tblStylePr>
   </w:style>
-  <w:style w:type="table" w:styleId="1127" w:customStyle="1">
+  <w:style w:type="table" w:styleId="1129" w:customStyle="1">
     <w:name w:val="Grid Table 7 Colorful - Accent 3"/>
-    <w:basedOn w:val="1062"/>
+    <w:basedOn w:val="1064"/>
     <w:uiPriority w:val="99"/>
     <w:pPr>
       <w:pBdr/>
@@ -37777,9 +37783,9 @@
       </w:tcPr>
     </w:tblStylePr>
   </w:style>
-  <w:style w:type="table" w:styleId="1128" w:customStyle="1">
+  <w:style w:type="table" w:styleId="1130" w:customStyle="1">
     <w:name w:val="Grid Table 7 Colorful - Accent 4"/>
-    <w:basedOn w:val="1062"/>
+    <w:basedOn w:val="1064"/>
     <w:uiPriority w:val="99"/>
     <w:pPr>
       <w:pBdr/>
@@ -38030,9 +38036,9 @@
       </w:tcPr>
     </w:tblStylePr>
   </w:style>
-  <w:style w:type="table" w:styleId="1129" w:customStyle="1">
+  <w:style w:type="table" w:styleId="1131" w:customStyle="1">
     <w:name w:val="Grid Table 7 Colorful - Accent 5"/>
-    <w:basedOn w:val="1062"/>
+    <w:basedOn w:val="1064"/>
     <w:uiPriority w:val="99"/>
     <w:pPr>
       <w:pBdr/>
@@ -38283,9 +38289,9 @@
       </w:tcPr>
     </w:tblStylePr>
   </w:style>
-  <w:style w:type="table" w:styleId="1130" w:customStyle="1">
+  <w:style w:type="table" w:styleId="1132" w:customStyle="1">
     <w:name w:val="Grid Table 7 Colorful - Accent 6"/>
-    <w:basedOn w:val="1062"/>
+    <w:basedOn w:val="1064"/>
     <w:uiPriority w:val="99"/>
     <w:pPr>
       <w:pBdr/>
@@ -38536,9 +38542,9 @@
       </w:tcPr>
     </w:tblStylePr>
   </w:style>
-  <w:style w:type="table" w:styleId="1131">
+  <w:style w:type="table" w:styleId="1133">
     <w:name w:val="List Table 1 Light"/>
-    <w:basedOn w:val="1062"/>
+    <w:basedOn w:val="1064"/>
     <w:uiPriority w:val="99"/>
     <w:pPr>
       <w:pBdr/>
@@ -38751,9 +38757,9 @@
       </w:tcPr>
     </w:tblStylePr>
   </w:style>
-  <w:style w:type="table" w:styleId="1132" w:customStyle="1">
+  <w:style w:type="table" w:styleId="1134" w:customStyle="1">
     <w:name w:val="List Table 1 Light - Accent 1"/>
-    <w:basedOn w:val="1062"/>
+    <w:basedOn w:val="1064"/>
     <w:uiPriority w:val="99"/>
     <w:pPr>
       <w:pBdr/>
@@ -38966,9 +38972,9 @@
       </w:tcPr>
     </w:tblStylePr>
   </w:style>
-  <w:style w:type="table" w:styleId="1133" w:customStyle="1">
+  <w:style w:type="table" w:styleId="1135" w:customStyle="1">
     <w:name w:val="List Table 1 Light - Accent 2"/>
-    <w:basedOn w:val="1062"/>
+    <w:basedOn w:val="1064"/>
     <w:uiPriority w:val="99"/>
     <w:pPr>
       <w:pBdr/>
@@ -39181,9 +39187,9 @@
       </w:tcPr>
     </w:tblStylePr>
   </w:style>
-  <w:style w:type="table" w:styleId="1134" w:customStyle="1">
+  <w:style w:type="table" w:styleId="1136" w:customStyle="1">
     <w:name w:val="List Table 1 Light - Accent 3"/>
-    <w:basedOn w:val="1062"/>
+    <w:basedOn w:val="1064"/>
     <w:uiPriority w:val="99"/>
     <w:pPr>
       <w:pBdr/>
@@ -39396,9 +39402,9 @@
       </w:tcPr>
     </w:tblStylePr>
   </w:style>
-  <w:style w:type="table" w:styleId="1135" w:customStyle="1">
+  <w:style w:type="table" w:styleId="1137" w:customStyle="1">
     <w:name w:val="List Table 1 Light - Accent 4"/>
-    <w:basedOn w:val="1062"/>
+    <w:basedOn w:val="1064"/>
     <w:uiPriority w:val="99"/>
     <w:pPr>
       <w:pBdr/>
@@ -39611,9 +39617,9 @@
       </w:tcPr>
     </w:tblStylePr>
   </w:style>
-  <w:style w:type="table" w:styleId="1136" w:customStyle="1">
+  <w:style w:type="table" w:styleId="1138" w:customStyle="1">
     <w:name w:val="List Table 1 Light - Accent 5"/>
-    <w:basedOn w:val="1062"/>
+    <w:basedOn w:val="1064"/>
     <w:uiPriority w:val="99"/>
     <w:pPr>
       <w:pBdr/>
@@ -39826,9 +39832,9 @@
       </w:tcPr>
     </w:tblStylePr>
   </w:style>
-  <w:style w:type="table" w:styleId="1137" w:customStyle="1">
+  <w:style w:type="table" w:styleId="1139" w:customStyle="1">
     <w:name w:val="List Table 1 Light - Accent 6"/>
-    <w:basedOn w:val="1062"/>
+    <w:basedOn w:val="1064"/>
     <w:uiPriority w:val="99"/>
     <w:pPr>
       <w:pBdr/>
@@ -40041,9 +40047,9 @@
       </w:tcPr>
     </w:tblStylePr>
   </w:style>
-  <w:style w:type="table" w:styleId="1138">
+  <w:style w:type="table" w:styleId="1140">
     <w:name w:val="List Table 2"/>
-    <w:basedOn w:val="1062"/>
+    <w:basedOn w:val="1064"/>
     <w:uiPriority w:val="99"/>
     <w:pPr>
       <w:pBdr/>
@@ -40278,9 +40284,9 @@
       </w:tcPr>
     </w:tblStylePr>
   </w:style>
-  <w:style w:type="table" w:styleId="1139" w:customStyle="1">
+  <w:style w:type="table" w:styleId="1141" w:customStyle="1">
     <w:name w:val="List Table 2 - Accent 1"/>
-    <w:basedOn w:val="1062"/>
+    <w:basedOn w:val="1064"/>
     <w:uiPriority w:val="99"/>
     <w:pPr>
       <w:pBdr/>
@@ -40515,9 +40521,9 @@
       </w:tcPr>
     </w:tblStylePr>
   </w:style>
-  <w:style w:type="table" w:styleId="1140" w:customStyle="1">
+  <w:style w:type="table" w:styleId="1142" w:customStyle="1">
     <w:name w:val="List Table 2 - Accent 2"/>
-    <w:basedOn w:val="1062"/>
+    <w:basedOn w:val="1064"/>
     <w:uiPriority w:val="99"/>
     <w:pPr>
       <w:pBdr/>
@@ -40752,9 +40758,9 @@
       </w:tcPr>
     </w:tblStylePr>
   </w:style>
-  <w:style w:type="table" w:styleId="1141" w:customStyle="1">
+  <w:style w:type="table" w:styleId="1143" w:customStyle="1">
     <w:name w:val="List Table 2 - Accent 3"/>
-    <w:basedOn w:val="1062"/>
+    <w:basedOn w:val="1064"/>
     <w:uiPriority w:val="99"/>
     <w:pPr>
       <w:pBdr/>
@@ -40989,9 +40995,9 @@
       </w:tcPr>
     </w:tblStylePr>
   </w:style>
-  <w:style w:type="table" w:styleId="1142" w:customStyle="1">
+  <w:style w:type="table" w:styleId="1144" w:customStyle="1">
     <w:name w:val="List Table 2 - Accent 4"/>
-    <w:basedOn w:val="1062"/>
+    <w:basedOn w:val="1064"/>
     <w:uiPriority w:val="99"/>
     <w:pPr>
       <w:pBdr/>
@@ -41226,9 +41232,9 @@
       </w:tcPr>
     </w:tblStylePr>
   </w:style>
-  <w:style w:type="table" w:styleId="1143" w:customStyle="1">
+  <w:style w:type="table" w:styleId="1145" w:customStyle="1">
     <w:name w:val="List Table 2 - Accent 5"/>
-    <w:basedOn w:val="1062"/>
+    <w:basedOn w:val="1064"/>
     <w:uiPriority w:val="99"/>
     <w:pPr>
       <w:pBdr/>
@@ -41463,9 +41469,9 @@
       </w:tcPr>
     </w:tblStylePr>
   </w:style>
-  <w:style w:type="table" w:styleId="1144" w:customStyle="1">
+  <w:style w:type="table" w:styleId="1146" w:customStyle="1">
     <w:name w:val="List Table 2 - Accent 6"/>
-    <w:basedOn w:val="1062"/>
+    <w:basedOn w:val="1064"/>
     <w:uiPriority w:val="99"/>
     <w:pPr>
       <w:pBdr/>
@@ -41700,9 +41706,9 @@
       </w:tcPr>
     </w:tblStylePr>
   </w:style>
-  <w:style w:type="table" w:styleId="1145">
+  <w:style w:type="table" w:styleId="1147">
     <w:name w:val="List Table 3"/>
-    <w:basedOn w:val="1062"/>
+    <w:basedOn w:val="1064"/>
     <w:uiPriority w:val="99"/>
     <w:pPr>
       <w:pBdr/>
@@ -41927,9 +41933,9 @@
       </w:tcPr>
     </w:tblStylePr>
   </w:style>
-  <w:style w:type="table" w:styleId="1146" w:customStyle="1">
+  <w:style w:type="table" w:styleId="1148" w:customStyle="1">
     <w:name w:val="List Table 3 - Accent 1"/>
-    <w:basedOn w:val="1062"/>
+    <w:basedOn w:val="1064"/>
     <w:uiPriority w:val="99"/>
     <w:pPr>
       <w:pBdr/>
@@ -42154,9 +42160,9 @@
       </w:tcPr>
     </w:tblStylePr>
   </w:style>
-  <w:style w:type="table" w:styleId="1147" w:customStyle="1">
+  <w:style w:type="table" w:styleId="1149" w:customStyle="1">
     <w:name w:val="List Table 3 - Accent 2"/>
-    <w:basedOn w:val="1062"/>
+    <w:basedOn w:val="1064"/>
     <w:uiPriority w:val="99"/>
     <w:pPr>
       <w:pBdr/>
@@ -42381,9 +42387,9 @@
       </w:tcPr>
     </w:tblStylePr>
   </w:style>
-  <w:style w:type="table" w:styleId="1148" w:customStyle="1">
+  <w:style w:type="table" w:styleId="1150" w:customStyle="1">
     <w:name w:val="List Table 3 - Accent 3"/>
-    <w:basedOn w:val="1062"/>
+    <w:basedOn w:val="1064"/>
     <w:uiPriority w:val="99"/>
     <w:pPr>
       <w:pBdr/>
@@ -42608,9 +42614,9 @@
       </w:tcPr>
     </w:tblStylePr>
   </w:style>
-  <w:style w:type="table" w:styleId="1149" w:customStyle="1">
+  <w:style w:type="table" w:styleId="1151" w:customStyle="1">
     <w:name w:val="List Table 3 - Accent 4"/>
-    <w:basedOn w:val="1062"/>
+    <w:basedOn w:val="1064"/>
     <w:uiPriority w:val="99"/>
     <w:pPr>
       <w:pBdr/>
@@ -42835,9 +42841,9 @@
       </w:tcPr>
     </w:tblStylePr>
   </w:style>
-  <w:style w:type="table" w:styleId="1150" w:customStyle="1">
+  <w:style w:type="table" w:styleId="1152" w:customStyle="1">
     <w:name w:val="List Table 3 - Accent 5"/>
-    <w:basedOn w:val="1062"/>
+    <w:basedOn w:val="1064"/>
     <w:uiPriority w:val="99"/>
     <w:pPr>
       <w:pBdr/>
@@ -43062,9 +43068,9 @@
       </w:tcPr>
     </w:tblStylePr>
   </w:style>
-  <w:style w:type="table" w:styleId="1151" w:customStyle="1">
+  <w:style w:type="table" w:styleId="1153" w:customStyle="1">
     <w:name w:val="List Table 3 - Accent 6"/>
-    <w:basedOn w:val="1062"/>
+    <w:basedOn w:val="1064"/>
     <w:uiPriority w:val="99"/>
     <w:pPr>
       <w:pBdr/>
@@ -43289,9 +43295,9 @@
       </w:tcPr>
     </w:tblStylePr>
   </w:style>
-  <w:style w:type="table" w:styleId="1152">
+  <w:style w:type="table" w:styleId="1154">
     <w:name w:val="List Table 4"/>
-    <w:basedOn w:val="1062"/>
+    <w:basedOn w:val="1064"/>
     <w:uiPriority w:val="99"/>
     <w:pPr>
       <w:pBdr/>
@@ -43513,9 +43519,9 @@
       </w:tcPr>
     </w:tblStylePr>
   </w:style>
-  <w:style w:type="table" w:styleId="1153" w:customStyle="1">
+  <w:style w:type="table" w:styleId="1155" w:customStyle="1">
     <w:name w:val="List Table 4 - Accent 1"/>
-    <w:basedOn w:val="1062"/>
+    <w:basedOn w:val="1064"/>
     <w:uiPriority w:val="99"/>
     <w:pPr>
       <w:pBdr/>
@@ -43737,9 +43743,9 @@
       </w:tcPr>
     </w:tblStylePr>
   </w:style>
-  <w:style w:type="table" w:styleId="1154" w:customStyle="1">
+  <w:style w:type="table" w:styleId="1156" w:customStyle="1">
     <w:name w:val="List Table 4 - Accent 2"/>
-    <w:basedOn w:val="1062"/>
+    <w:basedOn w:val="1064"/>
     <w:uiPriority w:val="99"/>
     <w:pPr>
       <w:pBdr/>
@@ -43961,9 +43967,9 @@
       </w:tcPr>
     </w:tblStylePr>
   </w:style>
-  <w:style w:type="table" w:styleId="1155" w:customStyle="1">
+  <w:style w:type="table" w:styleId="1157" w:customStyle="1">
     <w:name w:val="List Table 4 - Accent 3"/>
-    <w:basedOn w:val="1062"/>
+    <w:basedOn w:val="1064"/>
     <w:uiPriority w:val="99"/>
     <w:pPr>
       <w:pBdr/>
@@ -44185,9 +44191,9 @@
       </w:tcPr>
     </w:tblStylePr>
   </w:style>
-  <w:style w:type="table" w:styleId="1156" w:customStyle="1">
+  <w:style w:type="table" w:styleId="1158" w:customStyle="1">
     <w:name w:val="List Table 4 - Accent 4"/>
-    <w:basedOn w:val="1062"/>
+    <w:basedOn w:val="1064"/>
     <w:uiPriority w:val="99"/>
     <w:pPr>
       <w:pBdr/>
@@ -44409,9 +44415,9 @@
       </w:tcPr>
     </w:tblStylePr>
   </w:style>
-  <w:style w:type="table" w:styleId="1157" w:customStyle="1">
+  <w:style w:type="table" w:styleId="1159" w:customStyle="1">
     <w:name w:val="List Table 4 - Accent 5"/>
-    <w:basedOn w:val="1062"/>
+    <w:basedOn w:val="1064"/>
     <w:uiPriority w:val="99"/>
     <w:pPr>
       <w:pBdr/>
@@ -44633,9 +44639,9 @@
       </w:tcPr>
     </w:tblStylePr>
   </w:style>
-  <w:style w:type="table" w:styleId="1158" w:customStyle="1">
+  <w:style w:type="table" w:styleId="1160" w:customStyle="1">
     <w:name w:val="List Table 4 - Accent 6"/>
-    <w:basedOn w:val="1062"/>
+    <w:basedOn w:val="1064"/>
     <w:uiPriority w:val="99"/>
     <w:pPr>
       <w:pBdr/>
@@ -44857,9 +44863,9 @@
       </w:tcPr>
     </w:tblStylePr>
   </w:style>
-  <w:style w:type="table" w:styleId="1159">
+  <w:style w:type="table" w:styleId="1161">
     <w:name w:val="List Table 5 Dark"/>
-    <w:basedOn w:val="1062"/>
+    <w:basedOn w:val="1064"/>
     <w:uiPriority w:val="99"/>
     <w:pPr>
       <w:pBdr/>
@@ -45093,9 +45099,9 @@
       </w:tcPr>
     </w:tblStylePr>
   </w:style>
-  <w:style w:type="table" w:styleId="1160" w:customStyle="1">
+  <w:style w:type="table" w:styleId="1162" w:customStyle="1">
     <w:name w:val="List Table 5 Dark - Accent 1"/>
-    <w:basedOn w:val="1062"/>
+    <w:basedOn w:val="1064"/>
     <w:uiPriority w:val="99"/>
     <w:pPr>
       <w:pBdr/>
@@ -45329,9 +45335,9 @@
       </w:tcPr>
     </w:tblStylePr>
   </w:style>
-  <w:style w:type="table" w:styleId="1161" w:customStyle="1">
+  <w:style w:type="table" w:styleId="1163" w:customStyle="1">
     <w:name w:val="List Table 5 Dark - Accent 2"/>
-    <w:basedOn w:val="1062"/>
+    <w:basedOn w:val="1064"/>
     <w:uiPriority w:val="99"/>
     <w:pPr>
       <w:pBdr/>
@@ -45565,9 +45571,9 @@
       </w:tcPr>
     </w:tblStylePr>
   </w:style>
-  <w:style w:type="table" w:styleId="1162" w:customStyle="1">
+  <w:style w:type="table" w:styleId="1164" w:customStyle="1">
     <w:name w:val="List Table 5 Dark - Accent 3"/>
-    <w:basedOn w:val="1062"/>
+    <w:basedOn w:val="1064"/>
     <w:uiPriority w:val="99"/>
     <w:pPr>
       <w:pBdr/>
@@ -45801,9 +45807,9 @@
       </w:tcPr>
     </w:tblStylePr>
   </w:style>
-  <w:style w:type="table" w:styleId="1163" w:customStyle="1">
+  <w:style w:type="table" w:styleId="1165" w:customStyle="1">
     <w:name w:val="List Table 5 Dark - Accent 4"/>
-    <w:basedOn w:val="1062"/>
+    <w:basedOn w:val="1064"/>
     <w:uiPriority w:val="99"/>
     <w:pPr>
       <w:pBdr/>
@@ -46037,9 +46043,9 @@
       </w:tcPr>
     </w:tblStylePr>
   </w:style>
-  <w:style w:type="table" w:styleId="1164" w:customStyle="1">
+  <w:style w:type="table" w:styleId="1166" w:customStyle="1">
     <w:name w:val="List Table 5 Dark - Accent 5"/>
-    <w:basedOn w:val="1062"/>
+    <w:basedOn w:val="1064"/>
     <w:uiPriority w:val="99"/>
     <w:pPr>
       <w:pBdr/>
@@ -46273,9 +46279,9 @@
       </w:tcPr>
     </w:tblStylePr>
   </w:style>
-  <w:style w:type="table" w:styleId="1165" w:customStyle="1">
+  <w:style w:type="table" w:styleId="1167" w:customStyle="1">
     <w:name w:val="List Table 5 Dark - Accent 6"/>
-    <w:basedOn w:val="1062"/>
+    <w:basedOn w:val="1064"/>
     <w:uiPriority w:val="99"/>
     <w:pPr>
       <w:pBdr/>
@@ -46509,9 +46515,9 @@
       </w:tcPr>
     </w:tblStylePr>
   </w:style>
-  <w:style w:type="table" w:styleId="1166">
+  <w:style w:type="table" w:styleId="1168">
     <w:name w:val="List Table 6 Colorful"/>
-    <w:basedOn w:val="1062"/>
+    <w:basedOn w:val="1064"/>
     <w:uiPriority w:val="99"/>
     <w:pPr>
       <w:pBdr/>
@@ -46731,9 +46737,9 @@
       </w:tcPr>
     </w:tblStylePr>
   </w:style>
-  <w:style w:type="table" w:styleId="1167" w:customStyle="1">
+  <w:style w:type="table" w:styleId="1169" w:customStyle="1">
     <w:name w:val="List Table 6 Colorful - Accent 1"/>
-    <w:basedOn w:val="1062"/>
+    <w:basedOn w:val="1064"/>
     <w:uiPriority w:val="99"/>
     <w:pPr>
       <w:pBdr/>
@@ -46953,9 +46959,9 @@
       </w:tcPr>
     </w:tblStylePr>
   </w:style>
-  <w:style w:type="table" w:styleId="1168" w:customStyle="1">
+  <w:style w:type="table" w:styleId="1170" w:customStyle="1">
     <w:name w:val="List Table 6 Colorful - Accent 2"/>
-    <w:basedOn w:val="1062"/>
+    <w:basedOn w:val="1064"/>
     <w:uiPriority w:val="99"/>
     <w:pPr>
       <w:pBdr/>
@@ -47175,9 +47181,9 @@
       </w:tcPr>
     </w:tblStylePr>
   </w:style>
-  <w:style w:type="table" w:styleId="1169" w:customStyle="1">
+  <w:style w:type="table" w:styleId="1171" w:customStyle="1">
     <w:name w:val="List Table 6 Colorful - Accent 3"/>
-    <w:basedOn w:val="1062"/>
+    <w:basedOn w:val="1064"/>
     <w:uiPriority w:val="99"/>
     <w:pPr>
       <w:pBdr/>
@@ -47397,9 +47403,9 @@
       </w:tcPr>
     </w:tblStylePr>
   </w:style>
-  <w:style w:type="table" w:styleId="1170" w:customStyle="1">
+  <w:style w:type="table" w:styleId="1172" w:customStyle="1">
     <w:name w:val="List Table 6 Colorful - Accent 4"/>
-    <w:basedOn w:val="1062"/>
+    <w:basedOn w:val="1064"/>
     <w:uiPriority w:val="99"/>
     <w:pPr>
       <w:pBdr/>
@@ -47619,9 +47625,9 @@
       </w:tcPr>
     </w:tblStylePr>
   </w:style>
-  <w:style w:type="table" w:styleId="1171" w:customStyle="1">
+  <w:style w:type="table" w:styleId="1173" w:customStyle="1">
     <w:name w:val="List Table 6 Colorful - Accent 5"/>
-    <w:basedOn w:val="1062"/>
+    <w:basedOn w:val="1064"/>
     <w:uiPriority w:val="99"/>
     <w:pPr>
       <w:pBdr/>
@@ -47841,9 +47847,9 @@
       </w:tcPr>
     </w:tblStylePr>
   </w:style>
-  <w:style w:type="table" w:styleId="1172" w:customStyle="1">
+  <w:style w:type="table" w:styleId="1174" w:customStyle="1">
     <w:name w:val="List Table 6 Colorful - Accent 6"/>
-    <w:basedOn w:val="1062"/>
+    <w:basedOn w:val="1064"/>
     <w:uiPriority w:val="99"/>
     <w:pPr>
       <w:pBdr/>
@@ -48063,9 +48069,9 @@
       </w:tcPr>
     </w:tblStylePr>
   </w:style>
-  <w:style w:type="table" w:styleId="1173">
+  <w:style w:type="table" w:styleId="1175">
     <w:name w:val="List Table 7 Colorful"/>
-    <w:basedOn w:val="1062"/>
+    <w:basedOn w:val="1064"/>
     <w:uiPriority w:val="99"/>
     <w:pPr>
       <w:pBdr/>
@@ -48313,9 +48319,9 @@
       </w:tcPr>
     </w:tblStylePr>
   </w:style>
-  <w:style w:type="table" w:styleId="1174" w:customStyle="1">
+  <w:style w:type="table" w:styleId="1176" w:customStyle="1">
     <w:name w:val="List Table 7 Colorful - Accent 1"/>
-    <w:basedOn w:val="1062"/>
+    <w:basedOn w:val="1064"/>
     <w:uiPriority w:val="99"/>
     <w:pPr>
       <w:pBdr/>
@@ -48563,9 +48569,9 @@
       </w:tcPr>
     </w:tblStylePr>
   </w:style>
-  <w:style w:type="table" w:styleId="1175" w:customStyle="1">
+  <w:style w:type="table" w:styleId="1177" w:customStyle="1">
     <w:name w:val="List Table 7 Colorful - Accent 2"/>
-    <w:basedOn w:val="1062"/>
+    <w:basedOn w:val="1064"/>
     <w:uiPriority w:val="99"/>
     <w:pPr>
       <w:pBdr/>
@@ -48813,9 +48819,9 @@
       </w:tcPr>
     </w:tblStylePr>
   </w:style>
-  <w:style w:type="table" w:styleId="1176" w:customStyle="1">
+  <w:style w:type="table" w:styleId="1178" w:customStyle="1">
     <w:name w:val="List Table 7 Colorful - Accent 3"/>
-    <w:basedOn w:val="1062"/>
+    <w:basedOn w:val="1064"/>
     <w:uiPriority w:val="99"/>
     <w:pPr>
       <w:pBdr/>
@@ -49063,9 +49069,9 @@
       </w:tcPr>
     </w:tblStylePr>
   </w:style>
-  <w:style w:type="table" w:styleId="1177" w:customStyle="1">
+  <w:style w:type="table" w:styleId="1179" w:customStyle="1">
     <w:name w:val="List Table 7 Colorful - Accent 4"/>
-    <w:basedOn w:val="1062"/>
+    <w:basedOn w:val="1064"/>
     <w:uiPriority w:val="99"/>
     <w:pPr>
       <w:pBdr/>
@@ -49313,9 +49319,9 @@
       </w:tcPr>
     </w:tblStylePr>
   </w:style>
-  <w:style w:type="table" w:styleId="1178" w:customStyle="1">
+  <w:style w:type="table" w:styleId="1180" w:customStyle="1">
     <w:name w:val="List Table 7 Colorful - Accent 5"/>
-    <w:basedOn w:val="1062"/>
+    <w:basedOn w:val="1064"/>
     <w:uiPriority w:val="99"/>
     <w:pPr>
       <w:pBdr/>
@@ -49563,9 +49569,9 @@
       </w:tcPr>
     </w:tblStylePr>
   </w:style>
-  <w:style w:type="table" w:styleId="1179" w:customStyle="1">
+  <w:style w:type="table" w:styleId="1181" w:customStyle="1">
     <w:name w:val="List Table 7 Colorful - Accent 6"/>
-    <w:basedOn w:val="1062"/>
+    <w:basedOn w:val="1064"/>
     <w:uiPriority w:val="99"/>
     <w:pPr>
       <w:pBdr/>
@@ -49813,9 +49819,9 @@
       </w:tcPr>
     </w:tblStylePr>
   </w:style>
-  <w:style w:type="table" w:styleId="1180" w:customStyle="1">
+  <w:style w:type="table" w:styleId="1182" w:customStyle="1">
     <w:name w:val="Lined - Accent"/>
-    <w:basedOn w:val="1062"/>
+    <w:basedOn w:val="1064"/>
     <w:uiPriority w:val="99"/>
     <w:pPr>
       <w:pBdr/>
@@ -50052,9 +50058,9 @@
       </w:tcPr>
     </w:tblStylePr>
   </w:style>
-  <w:style w:type="table" w:styleId="1181" w:customStyle="1">
+  <w:style w:type="table" w:styleId="1183" w:customStyle="1">
     <w:name w:val="Lined - Accent 1"/>
-    <w:basedOn w:val="1062"/>
+    <w:basedOn w:val="1064"/>
     <w:uiPriority w:val="99"/>
     <w:pPr>
       <w:pBdr/>
@@ -50291,9 +50297,9 @@
       </w:tcPr>
     </w:tblStylePr>
   </w:style>
-  <w:style w:type="table" w:styleId="1182" w:customStyle="1">
+  <w:style w:type="table" w:styleId="1184" w:customStyle="1">
     <w:name w:val="Lined - Accent 2"/>
-    <w:basedOn w:val="1062"/>
+    <w:basedOn w:val="1064"/>
     <w:uiPriority w:val="99"/>
     <w:pPr>
       <w:pBdr/>
@@ -50530,9 +50536,9 @@
       </w:tcPr>
     </w:tblStylePr>
   </w:style>
-  <w:style w:type="table" w:styleId="1183" w:customStyle="1">
+  <w:style w:type="table" w:styleId="1185" w:customStyle="1">
     <w:name w:val="Lined - Accent 3"/>
-    <w:basedOn w:val="1062"/>
+    <w:basedOn w:val="1064"/>
     <w:uiPriority w:val="99"/>
     <w:pPr>
       <w:pBdr/>
@@ -50769,9 +50775,9 @@
       </w:tcPr>
     </w:tblStylePr>
   </w:style>
-  <w:style w:type="table" w:styleId="1184" w:customStyle="1">
+  <w:style w:type="table" w:styleId="1186" w:customStyle="1">
     <w:name w:val="Lined - Accent 4"/>
-    <w:basedOn w:val="1062"/>
+    <w:basedOn w:val="1064"/>
     <w:uiPriority w:val="99"/>
     <w:pPr>
       <w:pBdr/>
@@ -51008,9 +51014,9 @@
       </w:tcPr>
     </w:tblStylePr>
   </w:style>
-  <w:style w:type="table" w:styleId="1185" w:customStyle="1">
+  <w:style w:type="table" w:styleId="1187" w:customStyle="1">
     <w:name w:val="Lined - Accent 5"/>
-    <w:basedOn w:val="1062"/>
+    <w:basedOn w:val="1064"/>
     <w:uiPriority w:val="99"/>
     <w:pPr>
       <w:pBdr/>
@@ -51247,9 +51253,9 @@
       </w:tcPr>
     </w:tblStylePr>
   </w:style>
-  <w:style w:type="table" w:styleId="1186" w:customStyle="1">
+  <w:style w:type="table" w:styleId="1188" w:customStyle="1">
     <w:name w:val="Lined - Accent 6"/>
-    <w:basedOn w:val="1062"/>
+    <w:basedOn w:val="1064"/>
     <w:uiPriority w:val="99"/>
     <w:pPr>
       <w:pBdr/>
@@ -51486,9 +51492,9 @@
       </w:tcPr>
     </w:tblStylePr>
   </w:style>
-  <w:style w:type="table" w:styleId="1187" w:customStyle="1">
+  <w:style w:type="table" w:styleId="1189" w:customStyle="1">
     <w:name w:val="Bordered &amp; Lined - Accent"/>
-    <w:basedOn w:val="1062"/>
+    <w:basedOn w:val="1064"/>
     <w:uiPriority w:val="99"/>
     <w:pPr>
       <w:pBdr/>
@@ -51732,9 +51738,9 @@
       </w:tcPr>
     </w:tblStylePr>
   </w:style>
-  <w:style w:type="table" w:styleId="1188" w:customStyle="1">
+  <w:style w:type="table" w:styleId="1190" w:customStyle="1">
     <w:name w:val="Bordered &amp; Lined - Accent 1"/>
-    <w:basedOn w:val="1062"/>
+    <w:basedOn w:val="1064"/>
     <w:uiPriority w:val="99"/>
     <w:pPr>
       <w:pBdr/>
@@ -51978,9 +51984,9 @@
       </w:tcPr>
     </w:tblStylePr>
   </w:style>
-  <w:style w:type="table" w:styleId="1189" w:customStyle="1">
+  <w:style w:type="table" w:styleId="1191" w:customStyle="1">
     <w:name w:val="Bordered &amp; Lined - Accent 2"/>
-    <w:basedOn w:val="1062"/>
+    <w:basedOn w:val="1064"/>
     <w:uiPriority w:val="99"/>
     <w:pPr>
       <w:pBdr/>
@@ -52224,9 +52230,9 @@
       </w:tcPr>
     </w:tblStylePr>
   </w:style>
-  <w:style w:type="table" w:styleId="1190" w:customStyle="1">
+  <w:style w:type="table" w:styleId="1192" w:customStyle="1">
     <w:name w:val="Bordered &amp; Lined - Accent 3"/>
-    <w:basedOn w:val="1062"/>
+    <w:basedOn w:val="1064"/>
     <w:uiPriority w:val="99"/>
     <w:pPr>
       <w:pBdr/>
@@ -52470,9 +52476,9 @@
       </w:tcPr>
     </w:tblStylePr>
   </w:style>
-  <w:style w:type="table" w:styleId="1191" w:customStyle="1">
+  <w:style w:type="table" w:styleId="1193" w:customStyle="1">
     <w:name w:val="Bordered &amp; Lined - Accent 4"/>
-    <w:basedOn w:val="1062"/>
+    <w:basedOn w:val="1064"/>
     <w:uiPriority w:val="99"/>
     <w:pPr>
       <w:pBdr/>
@@ -52716,9 +52722,9 @@
       </w:tcPr>
     </w:tblStylePr>
   </w:style>
-  <w:style w:type="table" w:styleId="1192" w:customStyle="1">
+  <w:style w:type="table" w:styleId="1194" w:customStyle="1">
     <w:name w:val="Bordered &amp; Lined - Accent 5"/>
-    <w:basedOn w:val="1062"/>
+    <w:basedOn w:val="1064"/>
     <w:uiPriority w:val="99"/>
     <w:pPr>
       <w:pBdr/>
@@ -52962,9 +52968,9 @@
       </w:tcPr>
     </w:tblStylePr>
   </w:style>
-  <w:style w:type="table" w:styleId="1193" w:customStyle="1">
+  <w:style w:type="table" w:styleId="1195" w:customStyle="1">
     <w:name w:val="Bordered &amp; Lined - Accent 6"/>
-    <w:basedOn w:val="1062"/>
+    <w:basedOn w:val="1064"/>
     <w:uiPriority w:val="99"/>
     <w:pPr>
       <w:pBdr/>
@@ -53208,9 +53214,9 @@
       </w:tcPr>
     </w:tblStylePr>
   </w:style>
-  <w:style w:type="table" w:styleId="1194" w:customStyle="1">
+  <w:style w:type="table" w:styleId="1196" w:customStyle="1">
     <w:name w:val="Bordered"/>
-    <w:basedOn w:val="1062"/>
+    <w:basedOn w:val="1064"/>
     <w:uiPriority w:val="99"/>
     <w:pPr>
       <w:pBdr/>
@@ -53438,9 +53444,9 @@
       </w:tcPr>
     </w:tblStylePr>
   </w:style>
-  <w:style w:type="table" w:styleId="1195" w:customStyle="1">
+  <w:style w:type="table" w:styleId="1197" w:customStyle="1">
     <w:name w:val="Bordered - Accent 1"/>
-    <w:basedOn w:val="1062"/>
+    <w:basedOn w:val="1064"/>
     <w:uiPriority w:val="99"/>
     <w:pPr>
       <w:pBdr/>
@@ -53668,9 +53674,9 @@
       </w:tcPr>
     </w:tblStylePr>
   </w:style>
-  <w:style w:type="table" w:styleId="1196" w:customStyle="1">
+  <w:style w:type="table" w:styleId="1198" w:customStyle="1">
     <w:name w:val="Bordered - Accent 2"/>
-    <w:basedOn w:val="1062"/>
+    <w:basedOn w:val="1064"/>
     <w:uiPriority w:val="99"/>
     <w:pPr>
       <w:pBdr/>
@@ -53898,9 +53904,9 @@
       </w:tcPr>
     </w:tblStylePr>
   </w:style>
-  <w:style w:type="table" w:styleId="1197" w:customStyle="1">
+  <w:style w:type="table" w:styleId="1199" w:customStyle="1">
     <w:name w:val="Bordered - Accent 3"/>
-    <w:basedOn w:val="1062"/>
+    <w:basedOn w:val="1064"/>
     <w:uiPriority w:val="99"/>
     <w:pPr>
       <w:pBdr/>
@@ -54128,9 +54134,9 @@
       </w:tcPr>
     </w:tblStylePr>
   </w:style>
-  <w:style w:type="table" w:styleId="1198" w:customStyle="1">
+  <w:style w:type="table" w:styleId="1200" w:customStyle="1">
     <w:name w:val="Bordered - Accent 4"/>
-    <w:basedOn w:val="1062"/>
+    <w:basedOn w:val="1064"/>
     <w:uiPriority w:val="99"/>
     <w:pPr>
       <w:pBdr/>
@@ -54358,9 +54364,9 @@
       </w:tcPr>
     </w:tblStylePr>
   </w:style>
-  <w:style w:type="table" w:styleId="1199" w:customStyle="1">
+  <w:style w:type="table" w:styleId="1201" w:customStyle="1">
     <w:name w:val="Bordered - Accent 5"/>
-    <w:basedOn w:val="1062"/>
+    <w:basedOn w:val="1064"/>
     <w:uiPriority w:val="99"/>
     <w:pPr>
       <w:pBdr/>
@@ -54588,9 +54594,9 @@
       </w:tcPr>
     </w:tblStylePr>
   </w:style>
-  <w:style w:type="table" w:styleId="1200" w:customStyle="1">
+  <w:style w:type="table" w:styleId="1202" w:customStyle="1">
     <w:name w:val="Bordered - Accent 6"/>
-    <w:basedOn w:val="1062"/>
+    <w:basedOn w:val="1064"/>
     <w:uiPriority w:val="99"/>
     <w:pPr>
       <w:pBdr/>
@@ -54818,9 +54824,9 @@
       </w:tcPr>
     </w:tblStylePr>
   </w:style>
-  <w:style w:type="character" w:styleId="1201" w:customStyle="1">
+  <w:style w:type="character" w:styleId="1203" w:customStyle="1">
     <w:name w:val="Heading 1 Char"/>
-    <w:basedOn w:val="1061"/>
+    <w:basedOn w:val="1063"/>
     <w:uiPriority w:val="9"/>
     <w:pPr>
       <w:pBdr/>
@@ -54834,9 +54840,9 @@
       <w:szCs w:val="40"/>
     </w:rPr>
   </w:style>
-  <w:style w:type="character" w:styleId="1202" w:customStyle="1">
+  <w:style w:type="character" w:styleId="1204" w:customStyle="1">
     <w:name w:val="Heading 2 Char"/>
-    <w:basedOn w:val="1061"/>
+    <w:basedOn w:val="1063"/>
     <w:uiPriority w:val="9"/>
     <w:pPr>
       <w:pBdr/>
@@ -54850,9 +54856,9 @@
       <w:szCs w:val="32"/>
     </w:rPr>
   </w:style>
-  <w:style w:type="character" w:styleId="1203" w:customStyle="1">
+  <w:style w:type="character" w:styleId="1205" w:customStyle="1">
     <w:name w:val="Heading 3 Char"/>
-    <w:basedOn w:val="1061"/>
+    <w:basedOn w:val="1063"/>
     <w:uiPriority w:val="9"/>
     <w:pPr>
       <w:pBdr/>
@@ -54866,10 +54872,10 @@
       <w:szCs w:val="28"/>
     </w:rPr>
   </w:style>
-  <w:style w:type="character" w:styleId="1204" w:customStyle="1">
+  <w:style w:type="character" w:styleId="1206" w:customStyle="1">
     <w:name w:val="Titre 4 Car"/>
-    <w:basedOn w:val="1061"/>
-    <w:link w:val="1055"/>
+    <w:basedOn w:val="1063"/>
+    <w:link w:val="1057"/>
     <w:uiPriority w:val="9"/>
     <w:pPr>
       <w:pBdr/>
@@ -54883,10 +54889,10 @@
       <w:color w:val="2f5496" w:themeColor="accent1" w:themeShade="BF"/>
     </w:rPr>
   </w:style>
-  <w:style w:type="character" w:styleId="1205" w:customStyle="1">
+  <w:style w:type="character" w:styleId="1207" w:customStyle="1">
     <w:name w:val="Titre 5 Car"/>
-    <w:basedOn w:val="1061"/>
-    <w:link w:val="1056"/>
+    <w:basedOn w:val="1063"/>
+    <w:link w:val="1058"/>
     <w:uiPriority w:val="9"/>
     <w:pPr>
       <w:pBdr/>
@@ -54898,10 +54904,10 @@
       <w:color w:val="2f5496" w:themeColor="accent1" w:themeShade="BF"/>
     </w:rPr>
   </w:style>
-  <w:style w:type="character" w:styleId="1206" w:customStyle="1">
+  <w:style w:type="character" w:styleId="1208" w:customStyle="1">
     <w:name w:val="Titre 6 Car"/>
-    <w:basedOn w:val="1061"/>
-    <w:link w:val="1057"/>
+    <w:basedOn w:val="1063"/>
+    <w:link w:val="1059"/>
     <w:uiPriority w:val="9"/>
     <w:pPr>
       <w:pBdr/>
@@ -54915,10 +54921,10 @@
       <w:color w:val="595959" w:themeColor="text1" w:themeTint="A6"/>
     </w:rPr>
   </w:style>
-  <w:style w:type="character" w:styleId="1207" w:customStyle="1">
+  <w:style w:type="character" w:styleId="1209" w:customStyle="1">
     <w:name w:val="Titre 7 Car"/>
-    <w:basedOn w:val="1061"/>
-    <w:link w:val="1058"/>
+    <w:basedOn w:val="1063"/>
+    <w:link w:val="1060"/>
     <w:uiPriority w:val="9"/>
     <w:pPr>
       <w:pBdr/>
@@ -54930,10 +54936,10 @@
       <w:color w:val="595959" w:themeColor="text1" w:themeTint="A6"/>
     </w:rPr>
   </w:style>
-  <w:style w:type="character" w:styleId="1208" w:customStyle="1">
+  <w:style w:type="character" w:styleId="1210" w:customStyle="1">
     <w:name w:val="Titre 8 Car"/>
-    <w:basedOn w:val="1061"/>
-    <w:link w:val="1059"/>
+    <w:basedOn w:val="1063"/>
+    <w:link w:val="1061"/>
     <w:uiPriority w:val="9"/>
     <w:pPr>
       <w:pBdr/>
@@ -54947,10 +54953,10 @@
       <w:color w:val="272727" w:themeColor="text1" w:themeTint="D8"/>
     </w:rPr>
   </w:style>
-  <w:style w:type="character" w:styleId="1209" w:customStyle="1">
+  <w:style w:type="character" w:styleId="1211" w:customStyle="1">
     <w:name w:val="Titre 9 Car"/>
-    <w:basedOn w:val="1061"/>
-    <w:link w:val="1060"/>
+    <w:basedOn w:val="1063"/>
+    <w:link w:val="1062"/>
     <w:uiPriority w:val="9"/>
     <w:pPr>
       <w:pBdr/>
@@ -54964,11 +54970,11 @@
       <w:color w:val="272727" w:themeColor="text1" w:themeTint="D8"/>
     </w:rPr>
   </w:style>
-  <w:style w:type="paragraph" w:styleId="1210">
+  <w:style w:type="paragraph" w:styleId="1212">
     <w:name w:val="Title"/>
-    <w:basedOn w:val="1051"/>
-    <w:next w:val="1051"/>
-    <w:link w:val="1211"/>
+    <w:basedOn w:val="1053"/>
+    <w:next w:val="1053"/>
+    <w:link w:val="1213"/>
     <w:uiPriority w:val="10"/>
     <w:qFormat/>
     <w:pPr>
@@ -54984,10 +54990,10 @@
       <w:szCs w:val="56"/>
     </w:rPr>
   </w:style>
-  <w:style w:type="character" w:styleId="1211" w:customStyle="1">
+  <w:style w:type="character" w:styleId="1213" w:customStyle="1">
     <w:name w:val="Titre Car"/>
-    <w:basedOn w:val="1061"/>
-    <w:link w:val="1210"/>
+    <w:basedOn w:val="1063"/>
+    <w:link w:val="1212"/>
     <w:uiPriority w:val="10"/>
     <w:pPr>
       <w:pBdr/>
@@ -55001,11 +55007,11 @@
       <w:szCs w:val="56"/>
     </w:rPr>
   </w:style>
-  <w:style w:type="paragraph" w:styleId="1212">
+  <w:style w:type="paragraph" w:styleId="1214">
     <w:name w:val="Subtitle"/>
-    <w:basedOn w:val="1051"/>
-    <w:next w:val="1051"/>
-    <w:link w:val="1213"/>
+    <w:basedOn w:val="1053"/>
+    <w:next w:val="1053"/>
+    <w:link w:val="1215"/>
     <w:uiPriority w:val="11"/>
     <w:qFormat/>
     <w:pPr>
@@ -55023,10 +55029,10 @@
       <w:szCs w:val="28"/>
     </w:rPr>
   </w:style>
-  <w:style w:type="character" w:styleId="1213" w:customStyle="1">
+  <w:style w:type="character" w:styleId="1215" w:customStyle="1">
     <w:name w:val="Sous-titre Car"/>
-    <w:basedOn w:val="1061"/>
-    <w:link w:val="1212"/>
+    <w:basedOn w:val="1063"/>
+    <w:link w:val="1214"/>
     <w:uiPriority w:val="11"/>
     <w:pPr>
       <w:pBdr/>
@@ -55040,11 +55046,11 @@
       <w:szCs w:val="28"/>
     </w:rPr>
   </w:style>
-  <w:style w:type="paragraph" w:styleId="1214">
+  <w:style w:type="paragraph" w:styleId="1216">
     <w:name w:val="Quote"/>
-    <w:basedOn w:val="1051"/>
-    <w:next w:val="1051"/>
-    <w:link w:val="1215"/>
+    <w:basedOn w:val="1053"/>
+    <w:next w:val="1053"/>
+    <w:link w:val="1217"/>
     <w:uiPriority w:val="29"/>
     <w:qFormat/>
     <w:pPr>
@@ -55059,10 +55065,10 @@
       <w:color w:val="404040" w:themeColor="text1" w:themeTint="BF"/>
     </w:rPr>
   </w:style>
-  <w:style w:type="character" w:styleId="1215" w:customStyle="1">
+  <w:style w:type="character" w:styleId="1217" w:customStyle="1">
     <w:name w:val="Citation Car"/>
-    <w:basedOn w:val="1061"/>
-    <w:link w:val="1214"/>
+    <w:basedOn w:val="1063"/>
+    <w:link w:val="1216"/>
     <w:uiPriority w:val="29"/>
     <w:pPr>
       <w:pBdr/>
@@ -55075,9 +55081,9 @@
       <w:color w:val="404040" w:themeColor="text1" w:themeTint="BF"/>
     </w:rPr>
   </w:style>
-  <w:style w:type="character" w:styleId="1216">
+  <w:style w:type="character" w:styleId="1218">
     <w:name w:val="Intense Emphasis"/>
-    <w:basedOn w:val="1061"/>
+    <w:basedOn w:val="1063"/>
     <w:uiPriority w:val="21"/>
     <w:qFormat/>
     <w:pPr>
@@ -55091,11 +55097,11 @@
       <w:color w:val="2f5496" w:themeColor="accent1" w:themeShade="BF"/>
     </w:rPr>
   </w:style>
-  <w:style w:type="paragraph" w:styleId="1217">
+  <w:style w:type="paragraph" w:styleId="1219">
     <w:name w:val="Intense Quote"/>
-    <w:basedOn w:val="1051"/>
-    <w:next w:val="1051"/>
-    <w:link w:val="1218"/>
+    <w:basedOn w:val="1053"/>
+    <w:next w:val="1053"/>
+    <w:link w:val="1220"/>
     <w:uiPriority w:val="30"/>
     <w:qFormat/>
     <w:pPr>
@@ -55113,10 +55119,10 @@
       <w:color w:val="2f5496" w:themeColor="accent1" w:themeShade="BF"/>
     </w:rPr>
   </w:style>
-  <w:style w:type="character" w:styleId="1218" w:customStyle="1">
+  <w:style w:type="character" w:styleId="1220" w:customStyle="1">
     <w:name w:val="Citation intense Car"/>
-    <w:basedOn w:val="1061"/>
-    <w:link w:val="1217"/>
+    <w:basedOn w:val="1063"/>
+    <w:link w:val="1219"/>
     <w:uiPriority w:val="30"/>
     <w:pPr>
       <w:pBdr/>
@@ -55129,9 +55135,9 @@
       <w:color w:val="2f5496" w:themeColor="accent1" w:themeShade="BF"/>
     </w:rPr>
   </w:style>
-  <w:style w:type="character" w:styleId="1219">
+  <w:style w:type="character" w:styleId="1221">
     <w:name w:val="Intense Reference"/>
-    <w:basedOn w:val="1061"/>
+    <w:basedOn w:val="1063"/>
     <w:uiPriority w:val="32"/>
     <w:qFormat/>
     <w:pPr>
@@ -55147,9 +55153,9 @@
       <w:spacing w:val="5"/>
     </w:rPr>
   </w:style>
-  <w:style w:type="character" w:styleId="1220">
+  <w:style w:type="character" w:styleId="1222">
     <w:name w:val="Subtle Emphasis"/>
-    <w:basedOn w:val="1061"/>
+    <w:basedOn w:val="1063"/>
     <w:uiPriority w:val="19"/>
     <w:qFormat/>
     <w:pPr>
@@ -55163,9 +55169,9 @@
       <w:color w:val="404040" w:themeColor="text1" w:themeTint="BF"/>
     </w:rPr>
   </w:style>
-  <w:style w:type="character" w:styleId="1221">
+  <w:style w:type="character" w:styleId="1223">
     <w:name w:val="Emphasis"/>
-    <w:basedOn w:val="1061"/>
+    <w:basedOn w:val="1063"/>
     <w:uiPriority w:val="20"/>
     <w:qFormat/>
     <w:pPr>
@@ -55178,9 +55184,9 @@
       <w:iCs/>
     </w:rPr>
   </w:style>
-  <w:style w:type="character" w:styleId="1222">
+  <w:style w:type="character" w:styleId="1224">
     <w:name w:val="Strong"/>
-    <w:basedOn w:val="1061"/>
+    <w:basedOn w:val="1063"/>
     <w:uiPriority w:val="22"/>
     <w:qFormat/>
     <w:pPr>
@@ -55193,9 +55199,9 @@
       <w:bCs/>
     </w:rPr>
   </w:style>
-  <w:style w:type="character" w:styleId="1223">
+  <w:style w:type="character" w:styleId="1225">
     <w:name w:val="Subtle Reference"/>
-    <w:basedOn w:val="1061"/>
+    <w:basedOn w:val="1063"/>
     <w:uiPriority w:val="31"/>
     <w:qFormat/>
     <w:pPr>
@@ -55208,9 +55214,9 @@
       <w:color w:val="5a5a5a" w:themeColor="text1" w:themeTint="A5"/>
     </w:rPr>
   </w:style>
-  <w:style w:type="character" w:styleId="1224">
+  <w:style w:type="character" w:styleId="1226">
     <w:name w:val="Book Title"/>
-    <w:basedOn w:val="1061"/>
+    <w:basedOn w:val="1063"/>
     <w:uiPriority w:val="33"/>
     <w:qFormat/>
     <w:pPr>
@@ -55226,9 +55232,9 @@
       <w:spacing w:val="5"/>
     </w:rPr>
   </w:style>
-  <w:style w:type="character" w:styleId="1225" w:customStyle="1">
+  <w:style w:type="character" w:styleId="1227" w:customStyle="1">
     <w:name w:val="Header Char"/>
-    <w:basedOn w:val="1061"/>
+    <w:basedOn w:val="1063"/>
     <w:uiPriority w:val="99"/>
     <w:pPr>
       <w:pBdr/>
@@ -55236,9 +55242,9 @@
       <w:ind/>
     </w:pPr>
   </w:style>
-  <w:style w:type="character" w:styleId="1226" w:customStyle="1">
+  <w:style w:type="character" w:styleId="1228" w:customStyle="1">
     <w:name w:val="Footer Char"/>
-    <w:basedOn w:val="1061"/>
+    <w:basedOn w:val="1063"/>
     <w:uiPriority w:val="99"/>
     <w:pPr>
       <w:pBdr/>
@@ -55246,10 +55252,10 @@
       <w:ind/>
     </w:pPr>
   </w:style>
-  <w:style w:type="paragraph" w:styleId="1227">
+  <w:style w:type="paragraph" w:styleId="1229">
     <w:name w:val="footnote text"/>
-    <w:basedOn w:val="1051"/>
-    <w:link w:val="1228"/>
+    <w:basedOn w:val="1053"/>
+    <w:link w:val="1230"/>
     <w:uiPriority w:val="99"/>
     <w:semiHidden/>
     <w:unhideWhenUsed/>
@@ -55263,10 +55269,10 @@
       <w:szCs w:val="20"/>
     </w:rPr>
   </w:style>
-  <w:style w:type="character" w:styleId="1228" w:customStyle="1">
+  <w:style w:type="character" w:styleId="1230" w:customStyle="1">
     <w:name w:val="Note de bas de page Car"/>
-    <w:basedOn w:val="1061"/>
-    <w:link w:val="1227"/>
+    <w:basedOn w:val="1063"/>
+    <w:link w:val="1229"/>
     <w:uiPriority w:val="99"/>
     <w:semiHidden/>
     <w:pPr>
@@ -55279,9 +55285,9 @@
       <w:szCs w:val="20"/>
     </w:rPr>
   </w:style>
-  <w:style w:type="character" w:styleId="1229">
+  <w:style w:type="character" w:styleId="1231">
     <w:name w:val="footnote reference"/>
-    <w:basedOn w:val="1061"/>
+    <w:basedOn w:val="1063"/>
     <w:uiPriority w:val="99"/>
     <w:semiHidden/>
     <w:unhideWhenUsed/>
@@ -55294,10 +55300,10 @@
       <w:vertAlign w:val="superscript"/>
     </w:rPr>
   </w:style>
-  <w:style w:type="paragraph" w:styleId="1230">
+  <w:style w:type="paragraph" w:styleId="1232">
     <w:name w:val="endnote text"/>
-    <w:basedOn w:val="1051"/>
-    <w:link w:val="1231"/>
+    <w:basedOn w:val="1053"/>
+    <w:link w:val="1233"/>
     <w:uiPriority w:val="99"/>
     <w:semiHidden/>
     <w:unhideWhenUsed/>
@@ -55311,10 +55317,10 @@
       <w:szCs w:val="20"/>
     </w:rPr>
   </w:style>
-  <w:style w:type="character" w:styleId="1231" w:customStyle="1">
+  <w:style w:type="character" w:styleId="1233" w:customStyle="1">
     <w:name w:val="Note de fin Car"/>
-    <w:basedOn w:val="1061"/>
-    <w:link w:val="1230"/>
+    <w:basedOn w:val="1063"/>
+    <w:link w:val="1232"/>
     <w:uiPriority w:val="99"/>
     <w:semiHidden/>
     <w:pPr>
@@ -55327,9 +55333,9 @@
       <w:szCs w:val="20"/>
     </w:rPr>
   </w:style>
-  <w:style w:type="character" w:styleId="1232">
+  <w:style w:type="character" w:styleId="1234">
     <w:name w:val="endnote reference"/>
-    <w:basedOn w:val="1061"/>
+    <w:basedOn w:val="1063"/>
     <w:uiPriority w:val="99"/>
     <w:semiHidden/>
     <w:unhideWhenUsed/>
@@ -55342,9 +55348,9 @@
       <w:vertAlign w:val="superscript"/>
     </w:rPr>
   </w:style>
-  <w:style w:type="character" w:styleId="1233">
+  <w:style w:type="character" w:styleId="1235">
     <w:name w:val="FollowedHyperlink"/>
-    <w:basedOn w:val="1061"/>
+    <w:basedOn w:val="1063"/>
     <w:uiPriority w:val="99"/>
     <w:semiHidden/>
     <w:unhideWhenUsed/>
@@ -55358,10 +55364,10 @@
       <w:u w:val="single"/>
     </w:rPr>
   </w:style>
-  <w:style w:type="paragraph" w:styleId="1234">
+  <w:style w:type="paragraph" w:styleId="1236">
     <w:name w:val="toc 4"/>
-    <w:basedOn w:val="1051"/>
-    <w:next w:val="1051"/>
+    <w:basedOn w:val="1053"/>
+    <w:next w:val="1053"/>
     <w:uiPriority w:val="39"/>
     <w:unhideWhenUsed/>
     <w:pPr>
@@ -55370,10 +55376,10 @@
       <w:ind w:left="660"/>
     </w:pPr>
   </w:style>
-  <w:style w:type="paragraph" w:styleId="1235">
+  <w:style w:type="paragraph" w:styleId="1237">
     <w:name w:val="toc 5"/>
-    <w:basedOn w:val="1051"/>
-    <w:next w:val="1051"/>
+    <w:basedOn w:val="1053"/>
+    <w:next w:val="1053"/>
     <w:uiPriority w:val="39"/>
     <w:unhideWhenUsed/>
     <w:pPr>
@@ -55382,10 +55388,10 @@
       <w:ind w:left="880"/>
     </w:pPr>
   </w:style>
-  <w:style w:type="paragraph" w:styleId="1236">
+  <w:style w:type="paragraph" w:styleId="1238">
     <w:name w:val="toc 6"/>
-    <w:basedOn w:val="1051"/>
-    <w:next w:val="1051"/>
+    <w:basedOn w:val="1053"/>
+    <w:next w:val="1053"/>
     <w:uiPriority w:val="39"/>
     <w:unhideWhenUsed/>
     <w:pPr>
@@ -55394,10 +55400,10 @@
       <w:ind w:left="1100"/>
     </w:pPr>
   </w:style>
-  <w:style w:type="paragraph" w:styleId="1237">
+  <w:style w:type="paragraph" w:styleId="1239">
     <w:name w:val="toc 7"/>
-    <w:basedOn w:val="1051"/>
-    <w:next w:val="1051"/>
+    <w:basedOn w:val="1053"/>
+    <w:next w:val="1053"/>
     <w:uiPriority w:val="39"/>
     <w:unhideWhenUsed/>
     <w:pPr>
@@ -55406,10 +55412,10 @@
       <w:ind w:left="1320"/>
     </w:pPr>
   </w:style>
-  <w:style w:type="paragraph" w:styleId="1238">
+  <w:style w:type="paragraph" w:styleId="1240">
     <w:name w:val="toc 8"/>
-    <w:basedOn w:val="1051"/>
-    <w:next w:val="1051"/>
+    <w:basedOn w:val="1053"/>
+    <w:next w:val="1053"/>
     <w:uiPriority w:val="39"/>
     <w:unhideWhenUsed/>
     <w:pPr>
@@ -55418,10 +55424,10 @@
       <w:ind w:left="1540"/>
     </w:pPr>
   </w:style>
-  <w:style w:type="paragraph" w:styleId="1239">
+  <w:style w:type="paragraph" w:styleId="1241">
     <w:name w:val="toc 9"/>
-    <w:basedOn w:val="1051"/>
-    <w:next w:val="1051"/>
+    <w:basedOn w:val="1053"/>
+    <w:next w:val="1053"/>
     <w:uiPriority w:val="39"/>
     <w:unhideWhenUsed/>
     <w:pPr>
@@ -55430,10 +55436,10 @@
       <w:ind w:left="1760"/>
     </w:pPr>
   </w:style>
-  <w:style w:type="paragraph" w:styleId="1240">
+  <w:style w:type="paragraph" w:styleId="1242">
     <w:name w:val="table of figures"/>
-    <w:basedOn w:val="1051"/>
-    <w:next w:val="1051"/>
+    <w:basedOn w:val="1053"/>
+    <w:next w:val="1053"/>
     <w:uiPriority w:val="99"/>
     <w:unhideWhenUsed/>
     <w:pPr>
@@ -55442,36 +55448,9 @@
       <w:ind/>
     </w:pPr>
   </w:style>
-  <w:style w:type="paragraph" w:styleId="1241">
+  <w:style w:type="paragraph" w:styleId="1243">
     <w:name w:val="Header"/>
-    <w:basedOn w:val="1051"/>
-    <w:link w:val="1242"/>
-    <w:uiPriority w:val="99"/>
-    <w:unhideWhenUsed/>
-    <w:pPr>
-      <w:pBdr/>
-      <w:tabs>
-        <w:tab w:val="center" w:leader="none" w:pos="4536"/>
-        <w:tab w:val="right" w:leader="none" w:pos="9072"/>
-      </w:tabs>
-      <w:spacing w:after="0" w:line="240" w:lineRule="auto"/>
-      <w:ind/>
-    </w:pPr>
-  </w:style>
-  <w:style w:type="character" w:styleId="1242" w:customStyle="1">
-    <w:name w:val="En-tête Car"/>
-    <w:basedOn w:val="1061"/>
-    <w:link w:val="1241"/>
-    <w:uiPriority w:val="99"/>
-    <w:pPr>
-      <w:pBdr/>
-      <w:spacing/>
-      <w:ind/>
-    </w:pPr>
-  </w:style>
-  <w:style w:type="paragraph" w:styleId="1243">
-    <w:name w:val="Footer"/>
-    <w:basedOn w:val="1051"/>
+    <w:basedOn w:val="1053"/>
     <w:link w:val="1244"/>
     <w:uiPriority w:val="99"/>
     <w:unhideWhenUsed/>
@@ -55486,8 +55465,8 @@
     </w:pPr>
   </w:style>
   <w:style w:type="character" w:styleId="1244" w:customStyle="1">
-    <w:name w:val="Pied de page Car"/>
-    <w:basedOn w:val="1061"/>
+    <w:name w:val="En-tête Car"/>
+    <w:basedOn w:val="1063"/>
     <w:link w:val="1243"/>
     <w:uiPriority w:val="99"/>
     <w:pPr>
@@ -55496,10 +55475,37 @@
       <w:ind/>
     </w:pPr>
   </w:style>
-  <w:style w:type="character" w:styleId="1245" w:customStyle="1">
+  <w:style w:type="paragraph" w:styleId="1245">
+    <w:name w:val="Footer"/>
+    <w:basedOn w:val="1053"/>
+    <w:link w:val="1246"/>
+    <w:uiPriority w:val="99"/>
+    <w:unhideWhenUsed/>
+    <w:pPr>
+      <w:pBdr/>
+      <w:tabs>
+        <w:tab w:val="center" w:leader="none" w:pos="4536"/>
+        <w:tab w:val="right" w:leader="none" w:pos="9072"/>
+      </w:tabs>
+      <w:spacing w:after="0" w:line="240" w:lineRule="auto"/>
+      <w:ind/>
+    </w:pPr>
+  </w:style>
+  <w:style w:type="character" w:styleId="1246" w:customStyle="1">
+    <w:name w:val="Pied de page Car"/>
+    <w:basedOn w:val="1063"/>
+    <w:link w:val="1245"/>
+    <w:uiPriority w:val="99"/>
+    <w:pPr>
+      <w:pBdr/>
+      <w:spacing/>
+      <w:ind/>
+    </w:pPr>
+  </w:style>
+  <w:style w:type="character" w:styleId="1247" w:customStyle="1">
     <w:name w:val="Titre 1 Car"/>
-    <w:basedOn w:val="1061"/>
-    <w:link w:val="1052"/>
+    <w:basedOn w:val="1063"/>
+    <w:link w:val="1054"/>
     <w:uiPriority w:val="9"/>
     <w:pPr>
       <w:pBdr/>
@@ -55513,10 +55519,10 @@
       <w:szCs w:val="32"/>
     </w:rPr>
   </w:style>
-  <w:style w:type="paragraph" w:styleId="1246">
+  <w:style w:type="paragraph" w:styleId="1248">
     <w:name w:val="TOC Heading"/>
-    <w:basedOn w:val="1052"/>
-    <w:next w:val="1051"/>
+    <w:basedOn w:val="1054"/>
+    <w:next w:val="1053"/>
     <w:uiPriority w:val="39"/>
     <w:unhideWhenUsed/>
     <w:qFormat/>
@@ -55530,9 +55536,9 @@
       <w:lang w:eastAsia="fr-CH"/>
     </w:rPr>
   </w:style>
-  <w:style w:type="paragraph" w:styleId="1247">
+  <w:style w:type="paragraph" w:styleId="1249">
     <w:name w:val="No Spacing"/>
-    <w:link w:val="1248"/>
+    <w:link w:val="1250"/>
     <w:uiPriority w:val="1"/>
     <w:qFormat/>
     <w:pPr>
@@ -55545,10 +55551,10 @@
       <w:lang w:eastAsia="fr-CH"/>
     </w:rPr>
   </w:style>
-  <w:style w:type="character" w:styleId="1248" w:customStyle="1">
+  <w:style w:type="character" w:styleId="1250" w:customStyle="1">
     <w:name w:val="Sans interligne Car"/>
-    <w:basedOn w:val="1061"/>
-    <w:link w:val="1247"/>
+    <w:basedOn w:val="1063"/>
+    <w:link w:val="1249"/>
     <w:uiPriority w:val="1"/>
     <w:pPr>
       <w:pBdr/>
@@ -55560,10 +55566,10 @@
       <w:lang w:eastAsia="fr-CH"/>
     </w:rPr>
   </w:style>
-  <w:style w:type="paragraph" w:styleId="1249">
+  <w:style w:type="paragraph" w:styleId="1251">
     <w:name w:val="toc 1"/>
-    <w:basedOn w:val="1051"/>
-    <w:next w:val="1051"/>
+    <w:basedOn w:val="1053"/>
+    <w:next w:val="1053"/>
     <w:uiPriority w:val="39"/>
     <w:unhideWhenUsed/>
     <w:pPr>
@@ -55572,9 +55578,9 @@
       <w:ind/>
     </w:pPr>
   </w:style>
-  <w:style w:type="character" w:styleId="1250">
+  <w:style w:type="character" w:styleId="1252">
     <w:name w:val="Hyperlink"/>
-    <w:basedOn w:val="1061"/>
+    <w:basedOn w:val="1063"/>
     <w:uiPriority w:val="99"/>
     <w:unhideWhenUsed/>
     <w:pPr>
@@ -55587,10 +55593,10 @@
       <w:u w:val="single"/>
     </w:rPr>
   </w:style>
-  <w:style w:type="character" w:styleId="1251" w:customStyle="1">
+  <w:style w:type="character" w:styleId="1253" w:customStyle="1">
     <w:name w:val="Titre 2 Car"/>
-    <w:basedOn w:val="1061"/>
-    <w:link w:val="1053"/>
+    <w:basedOn w:val="1063"/>
+    <w:link w:val="1055"/>
     <w:uiPriority w:val="9"/>
     <w:pPr>
       <w:pBdr/>
@@ -55604,10 +55610,10 @@
       <w:szCs w:val="26"/>
     </w:rPr>
   </w:style>
-  <w:style w:type="paragraph" w:styleId="1252">
+  <w:style w:type="paragraph" w:styleId="1254">
     <w:name w:val="toc 2"/>
-    <w:basedOn w:val="1051"/>
-    <w:next w:val="1051"/>
+    <w:basedOn w:val="1053"/>
+    <w:next w:val="1053"/>
     <w:uiPriority w:val="39"/>
     <w:unhideWhenUsed/>
     <w:pPr>
@@ -55616,9 +55622,9 @@
       <w:ind w:left="220"/>
     </w:pPr>
   </w:style>
-  <w:style w:type="paragraph" w:styleId="1253">
+  <w:style w:type="paragraph" w:styleId="1255">
     <w:name w:val="List Paragraph"/>
-    <w:basedOn w:val="1051"/>
+    <w:basedOn w:val="1053"/>
     <w:uiPriority w:val="34"/>
     <w:qFormat/>
     <w:pPr>
@@ -55628,10 +55634,10 @@
       <w:contextualSpacing w:val="true"/>
     </w:pPr>
   </w:style>
-  <w:style w:type="paragraph" w:styleId="1254">
+  <w:style w:type="paragraph" w:styleId="1256">
     <w:name w:val="Caption"/>
-    <w:basedOn w:val="1051"/>
-    <w:next w:val="1051"/>
+    <w:basedOn w:val="1053"/>
+    <w:next w:val="1053"/>
     <w:uiPriority w:val="35"/>
     <w:unhideWhenUsed/>
     <w:qFormat/>
@@ -55648,9 +55654,9 @@
       <w:szCs w:val="18"/>
     </w:rPr>
   </w:style>
-  <w:style w:type="character" w:styleId="1255">
+  <w:style w:type="character" w:styleId="1257">
     <w:name w:val="annotation reference"/>
-    <w:basedOn w:val="1061"/>
+    <w:basedOn w:val="1063"/>
     <w:uiPriority w:val="99"/>
     <w:semiHidden/>
     <w:unhideWhenUsed/>
@@ -55664,10 +55670,10 @@
       <w:szCs w:val="16"/>
     </w:rPr>
   </w:style>
-  <w:style w:type="paragraph" w:styleId="1256">
+  <w:style w:type="paragraph" w:styleId="1258">
     <w:name w:val="annotation text"/>
-    <w:basedOn w:val="1051"/>
-    <w:link w:val="1257"/>
+    <w:basedOn w:val="1053"/>
+    <w:link w:val="1259"/>
     <w:uiPriority w:val="99"/>
     <w:unhideWhenUsed/>
     <w:pPr>
@@ -55680,10 +55686,10 @@
       <w:szCs w:val="20"/>
     </w:rPr>
   </w:style>
-  <w:style w:type="character" w:styleId="1257" w:customStyle="1">
+  <w:style w:type="character" w:styleId="1259" w:customStyle="1">
     <w:name w:val="Commentaire Car"/>
-    <w:basedOn w:val="1061"/>
-    <w:link w:val="1256"/>
+    <w:basedOn w:val="1063"/>
+    <w:link w:val="1258"/>
     <w:uiPriority w:val="99"/>
     <w:pPr>
       <w:pBdr/>
@@ -55695,11 +55701,11 @@
       <w:szCs w:val="20"/>
     </w:rPr>
   </w:style>
-  <w:style w:type="paragraph" w:styleId="1258">
+  <w:style w:type="paragraph" w:styleId="1260">
     <w:name w:val="annotation subject"/>
-    <w:basedOn w:val="1256"/>
-    <w:next w:val="1256"/>
-    <w:link w:val="1259"/>
+    <w:basedOn w:val="1258"/>
+    <w:next w:val="1258"/>
+    <w:link w:val="1261"/>
     <w:uiPriority w:val="99"/>
     <w:semiHidden/>
     <w:unhideWhenUsed/>
@@ -55713,10 +55719,10 @@
       <w:bCs/>
     </w:rPr>
   </w:style>
-  <w:style w:type="character" w:styleId="1259" w:customStyle="1">
+  <w:style w:type="character" w:styleId="1261" w:customStyle="1">
     <w:name w:val="Objet du commentaire Car"/>
-    <w:basedOn w:val="1257"/>
-    <w:link w:val="1258"/>
+    <w:basedOn w:val="1259"/>
+    <w:link w:val="1260"/>
     <w:uiPriority w:val="99"/>
     <w:semiHidden/>
     <w:pPr>
@@ -55731,9 +55737,9 @@
       <w:szCs w:val="20"/>
     </w:rPr>
   </w:style>
-  <w:style w:type="table" w:styleId="1260">
+  <w:style w:type="table" w:styleId="1262">
     <w:name w:val="Table Grid"/>
-    <w:basedOn w:val="1062"/>
+    <w:basedOn w:val="1064"/>
     <w:uiPriority w:val="39"/>
     <w:pPr>
       <w:pBdr/>
@@ -55923,9 +55929,9 @@
       </w:tcPr>
     </w:tblStylePr>
   </w:style>
-  <w:style w:type="table" w:styleId="1261">
+  <w:style w:type="table" w:styleId="1263">
     <w:name w:val="Grid Table 4 Accent 1"/>
-    <w:basedOn w:val="1062"/>
+    <w:basedOn w:val="1064"/>
     <w:uiPriority w:val="49"/>
     <w:pPr>
       <w:pBdr/>
@@ -56144,9 +56150,9 @@
       </w:tcPr>
     </w:tblStylePr>
   </w:style>
-  <w:style w:type="table" w:styleId="1262">
+  <w:style w:type="table" w:styleId="1264">
     <w:name w:val="Grid Table 5 Dark Accent 1"/>
-    <w:basedOn w:val="1062"/>
+    <w:basedOn w:val="1064"/>
     <w:uiPriority w:val="50"/>
     <w:pPr>
       <w:pBdr/>
@@ -56381,10 +56387,10 @@
       </w:tcPr>
     </w:tblStylePr>
   </w:style>
-  <w:style w:type="character" w:styleId="1263" w:customStyle="1">
+  <w:style w:type="character" w:styleId="1265" w:customStyle="1">
     <w:name w:val="Titre 3 Car"/>
-    <w:basedOn w:val="1061"/>
-    <w:link w:val="1054"/>
+    <w:basedOn w:val="1063"/>
+    <w:link w:val="1056"/>
     <w:uiPriority w:val="9"/>
     <w:pPr>
       <w:pBdr/>
@@ -56398,10 +56404,10 @@
       <w:szCs w:val="24"/>
     </w:rPr>
   </w:style>
-  <w:style w:type="paragraph" w:styleId="1264">
+  <w:style w:type="paragraph" w:styleId="1266">
     <w:name w:val="toc 3"/>
-    <w:basedOn w:val="1051"/>
-    <w:next w:val="1051"/>
+    <w:basedOn w:val="1053"/>
+    <w:next w:val="1053"/>
     <w:uiPriority w:val="39"/>
     <w:unhideWhenUsed/>
     <w:pPr>
@@ -56410,10 +56416,10 @@
       <w:ind w:left="440"/>
     </w:pPr>
   </w:style>
-  <w:style w:type="table" w:styleId="1265" w:customStyle="1">
+  <w:style w:type="table" w:styleId="1267" w:customStyle="1">
     <w:name w:val="Tableau Grille 41"/>
-    <w:basedOn w:val="1062"/>
-    <w:next w:val="1266"/>
+    <w:basedOn w:val="1064"/>
+    <w:next w:val="1268"/>
     <w:uiPriority w:val="49"/>
     <w:pPr>
       <w:pBdr/>
@@ -56635,9 +56641,9 @@
       </w:tcPr>
     </w:tblStylePr>
   </w:style>
-  <w:style w:type="table" w:styleId="1266">
+  <w:style w:type="table" w:styleId="1268">
     <w:name w:val="Grid Table 4"/>
-    <w:basedOn w:val="1062"/>
+    <w:basedOn w:val="1064"/>
     <w:uiPriority w:val="49"/>
     <w:pPr>
       <w:pBdr/>
@@ -56856,9 +56862,9 @@
       </w:tcPr>
     </w:tblStylePr>
   </w:style>
-  <w:style w:type="character" w:styleId="1267">
+  <w:style w:type="character" w:styleId="1269">
     <w:name w:val="Unresolved Mention"/>
-    <w:basedOn w:val="1061"/>
+    <w:basedOn w:val="1063"/>
     <w:uiPriority w:val="99"/>
     <w:semiHidden/>
     <w:unhideWhenUsed/>
@@ -56872,9 +56878,9 @@
       <w:shd w:val="clear" w:color="auto" w:fill="e1dfdd"/>
     </w:rPr>
   </w:style>
-  <w:style w:type="table" w:styleId="1268">
+  <w:style w:type="table" w:styleId="1270">
     <w:name w:val="Grid Table 4 Accent 5"/>
-    <w:basedOn w:val="1062"/>
+    <w:basedOn w:val="1064"/>
     <w:uiPriority w:val="49"/>
     <w:pPr>
       <w:pBdr/>
@@ -57093,9 +57099,9 @@
       </w:tcPr>
     </w:tblStylePr>
   </w:style>
-  <w:style w:type="character" w:styleId="1269" w:customStyle="1">
+  <w:style w:type="character" w:styleId="1271" w:customStyle="1">
     <w:name w:val="Style1 Car"/>
-    <w:basedOn w:val="1245"/>
+    <w:basedOn w:val="1247"/>
     <w:pPr>
       <w:pBdr/>
       <w:spacing/>
@@ -57108,9 +57114,9 @@
       <w:szCs w:val="32"/>
     </w:rPr>
   </w:style>
-  <w:style w:type="paragraph" w:styleId="1270">
+  <w:style w:type="paragraph" w:styleId="1272">
     <w:name w:val="Normal (Web)"/>
-    <w:basedOn w:val="1051"/>
+    <w:basedOn w:val="1053"/>
     <w:uiPriority w:val="99"/>
     <w:semiHidden/>
     <w:unhideWhenUsed/>
@@ -57126,9 +57132,9 @@
       <w:lang w:val="fr-CH" w:eastAsia="fr-CH"/>
     </w:rPr>
   </w:style>
-  <w:style w:type="character" w:styleId="1271">
+  <w:style w:type="character" w:styleId="1273">
     <w:name w:val="HTML Code"/>
-    <w:basedOn w:val="1061"/>
+    <w:basedOn w:val="1063"/>
     <w:uiPriority w:val="99"/>
     <w:semiHidden/>
     <w:unhideWhenUsed/>
@@ -57143,9 +57149,9 @@
       <w:szCs w:val="20"/>
     </w:rPr>
   </w:style>
-  <w:style w:type="table" w:styleId="1272">
+  <w:style w:type="table" w:styleId="1274">
     <w:name w:val="Grid Table 5 Dark Accent 5"/>
-    <w:basedOn w:val="1062"/>
+    <w:basedOn w:val="1064"/>
     <w:uiPriority w:val="50"/>
     <w:pPr>
       <w:pBdr/>
